--- a/templates/templateFile.docx
+++ b/templates/templateFile.docx
@@ -16,7 +16,7 @@
           <w:szCs w:val="32"/>
         </w:rPr>
       </w:pPr>
-      <w:bookmarkStart w:name="_headingh.zcoaofskew11" w:id="0"/>
+      <w:bookmarkStart w:name="_gjdgxs" w:id="0"/>
       <w:bookmarkEnd w:id="0"/>
       <w:r>
         <w:rPr>
@@ -44,7 +44,7 @@
     </w:p>
     <w:p>
       <w:pPr>
-        <w:pStyle w:val="Body"/>
+        <w:pStyle w:val="Body A"/>
         <w:spacing w:line="240" w:lineRule="auto"/>
         <w:rPr>
           <w:rFonts w:ascii="Helvetica Neue" w:cs="Helvetica Neue" w:hAnsi="Helvetica Neue" w:eastAsia="Helvetica Neue"/>
@@ -53,7 +53,7 @@
     </w:p>
     <w:p>
       <w:pPr>
-        <w:pStyle w:val="Body"/>
+        <w:pStyle w:val="Body A"/>
         <w:spacing w:line="240" w:lineRule="auto"/>
         <w:rPr>
           <w:rFonts w:ascii="Helvetica Neue" w:cs="Helvetica Neue" w:hAnsi="Helvetica Neue" w:eastAsia="Helvetica Neue"/>
@@ -64,7 +64,7 @@
     </w:p>
     <w:p>
       <w:pPr>
-        <w:pStyle w:val="Body"/>
+        <w:pStyle w:val="Body A"/>
         <w:spacing w:line="240" w:lineRule="auto"/>
         <w:rPr>
           <w:rFonts w:ascii="Helvetica Neue" w:cs="Helvetica Neue" w:hAnsi="Helvetica Neue" w:eastAsia="Helvetica Neue"/>
@@ -79,7 +79,7 @@
       <w:tblPr>
         <w:tblW w:w="9360" w:type="dxa"/>
         <w:jc w:val="left"/>
-        <w:tblInd w:w="108" w:type="dxa"/>
+        <w:tblInd w:w="324" w:type="dxa"/>
         <w:tblBorders>
           <w:top w:val="single" w:color="ffffff" w:sz="8" w:space="0" w:shadow="0" w:frame="0"/>
           <w:left w:val="single" w:color="ffffff" w:sz="8" w:space="0" w:shadow="0" w:frame="0"/>
@@ -99,7 +99,7 @@
           <w:shd w:val="clear" w:color="auto" w:fill="ced7e7"/>
         </w:tblPrEx>
         <w:trPr>
-          <w:trHeight w:val="254" w:hRule="atLeast"/>
+          <w:trHeight w:val="294" w:hRule="atLeast"/>
         </w:trPr>
         <w:tc>
           <w:tcPr>
@@ -121,7 +121,7 @@
           </w:tcPr>
           <w:p>
             <w:pPr>
-              <w:pStyle w:val="Body"/>
+              <w:pStyle w:val="Body A"/>
               <w:widowControl w:val="0"/>
               <w:spacing w:line="240" w:lineRule="auto"/>
               <w:jc w:val="center"/>
@@ -147,7 +147,7 @@
           <w:shd w:val="clear" w:color="auto" w:fill="ced7e7"/>
         </w:tblPrEx>
         <w:trPr>
-          <w:trHeight w:val="3374" w:hRule="atLeast"/>
+          <w:trHeight w:val="3414" w:hRule="atLeast"/>
         </w:trPr>
         <w:tc>
           <w:tcPr>
@@ -169,7 +169,7 @@
           </w:tcPr>
           <w:p>
             <w:pPr>
-              <w:pStyle w:val="Body"/>
+              <w:pStyle w:val="Body A"/>
               <w:numPr>
                 <w:ilvl w:val="0"/>
                 <w:numId w:val="1"/>
@@ -200,7 +200,7 @@
           </w:p>
           <w:p>
             <w:pPr>
-              <w:pStyle w:val="Body"/>
+              <w:pStyle w:val="Body A"/>
               <w:numPr>
                 <w:ilvl w:val="1"/>
                 <w:numId w:val="1"/>
@@ -235,7 +235,7 @@
           </w:p>
           <w:p>
             <w:pPr>
-              <w:pStyle w:val="Body"/>
+              <w:pStyle w:val="Body A"/>
               <w:numPr>
                 <w:ilvl w:val="1"/>
                 <w:numId w:val="1"/>
@@ -266,7 +266,7 @@
           </w:p>
           <w:p>
             <w:pPr>
-              <w:pStyle w:val="Body"/>
+              <w:pStyle w:val="Body A"/>
               <w:numPr>
                 <w:ilvl w:val="1"/>
                 <w:numId w:val="1"/>
@@ -297,7 +297,7 @@
           </w:p>
           <w:p>
             <w:pPr>
-              <w:pStyle w:val="Body"/>
+              <w:pStyle w:val="Body A"/>
               <w:numPr>
                 <w:ilvl w:val="1"/>
                 <w:numId w:val="1"/>
@@ -328,7 +328,7 @@
           </w:p>
           <w:p>
             <w:pPr>
-              <w:pStyle w:val="Body"/>
+              <w:pStyle w:val="Body A"/>
               <w:numPr>
                 <w:ilvl w:val="1"/>
                 <w:numId w:val="1"/>
@@ -359,7 +359,7 @@
           </w:p>
           <w:p>
             <w:pPr>
-              <w:pStyle w:val="Body"/>
+              <w:pStyle w:val="Body A"/>
               <w:spacing w:line="240" w:lineRule="auto"/>
               <w:ind w:left="1440" w:firstLine="0"/>
               <w:rPr>
@@ -373,7 +373,7 @@
           </w:p>
           <w:p>
             <w:pPr>
-              <w:pStyle w:val="Body"/>
+              <w:pStyle w:val="Body A"/>
               <w:numPr>
                 <w:ilvl w:val="0"/>
                 <w:numId w:val="1"/>
@@ -408,7 +408,7 @@
           </w:p>
           <w:p>
             <w:pPr>
-              <w:pStyle w:val="Body"/>
+              <w:pStyle w:val="Body A"/>
               <w:numPr>
                 <w:ilvl w:val="1"/>
                 <w:numId w:val="1"/>
@@ -434,45 +434,12 @@
                 <w:rtl w:val="0"/>
                 <w:lang w:val="en-US"/>
               </w:rPr>
-              <w:t>Currently ~</w:t>
-            </w:r>
-            <w:r>
-              <w:rPr>
-                <w:rFonts w:ascii="Helvetica Neue" w:hAnsi="Helvetica Neue"/>
-                <w:sz w:val="20"/>
-                <w:szCs w:val="20"/>
-                <w:shd w:val="clear" w:color="auto" w:fill="ffff00"/>
-                <w:rtl w:val="0"/>
-                <w:lang w:val="en-US"/>
-              </w:rPr>
-              <w:t>{</w:t>
-            </w:r>
-            <w:r>
-              <w:rPr>
-                <w:rFonts w:ascii="Helvetica Neue" w:hAnsi="Helvetica Neue"/>
-                <w:sz w:val="20"/>
-                <w:szCs w:val="20"/>
-                <w:shd w:val="clear" w:color="auto" w:fill="ffff00"/>
-                <w:rtl w:val="0"/>
-                <w:lang w:val="en-US"/>
-              </w:rPr>
-              <w:t>1</w:t>
-            </w:r>
-            <w:r>
-              <w:rPr>
-                <w:rFonts w:ascii="Helvetica Neue" w:hAnsi="Helvetica Neue"/>
-                <w:sz w:val="20"/>
-                <w:szCs w:val="20"/>
-                <w:shd w:val="clear" w:color="auto" w:fill="ffff00"/>
-                <w:rtl w:val="0"/>
-                <w:lang w:val="en-US"/>
-              </w:rPr>
-              <w:t>} .</w:t>
-            </w:r>
-          </w:p>
-          <w:p>
-            <w:pPr>
-              <w:pStyle w:val="Body"/>
+              <w:t>Currently ~ {1}</w:t>
+            </w:r>
+          </w:p>
+          <w:p>
+            <w:pPr>
+              <w:pStyle w:val="Body A"/>
               <w:numPr>
                 <w:ilvl w:val="1"/>
                 <w:numId w:val="1"/>
@@ -503,7 +470,7 @@
           </w:p>
           <w:p>
             <w:pPr>
-              <w:pStyle w:val="Body"/>
+              <w:pStyle w:val="Body A"/>
               <w:spacing w:line="240" w:lineRule="auto"/>
               <w:rPr>
                 <w:rFonts w:ascii="Helvetica Neue" w:cs="Helvetica Neue" w:hAnsi="Helvetica Neue" w:eastAsia="Helvetica Neue"/>
@@ -516,7 +483,7 @@
           </w:p>
           <w:p>
             <w:pPr>
-              <w:pStyle w:val="Body"/>
+              <w:pStyle w:val="Body A"/>
               <w:numPr>
                 <w:ilvl w:val="0"/>
                 <w:numId w:val="1"/>
@@ -551,7 +518,7 @@
           </w:p>
           <w:p>
             <w:pPr>
-              <w:pStyle w:val="Body"/>
+              <w:pStyle w:val="Body A"/>
               <w:numPr>
                 <w:ilvl w:val="1"/>
                 <w:numId w:val="1"/>
@@ -596,7 +563,37 @@
     </w:tbl>
     <w:p>
       <w:pPr>
-        <w:pStyle w:val="Body"/>
+        <w:pStyle w:val="Body A"/>
+        <w:widowControl w:val="0"/>
+        <w:spacing w:line="240" w:lineRule="auto"/>
+        <w:ind w:left="216" w:hanging="216"/>
+        <w:rPr>
+          <w:rFonts w:ascii="Helvetica Neue" w:cs="Helvetica Neue" w:hAnsi="Helvetica Neue" w:eastAsia="Helvetica Neue"/>
+          <w:b w:val="1"/>
+          <w:bCs w:val="1"/>
+          <w:sz w:val="20"/>
+          <w:szCs w:val="20"/>
+        </w:rPr>
+      </w:pPr>
+    </w:p>
+    <w:p>
+      <w:pPr>
+        <w:pStyle w:val="Body A"/>
+        <w:widowControl w:val="0"/>
+        <w:spacing w:line="240" w:lineRule="auto"/>
+        <w:ind w:left="108" w:hanging="108"/>
+        <w:rPr>
+          <w:rFonts w:ascii="Helvetica Neue" w:cs="Helvetica Neue" w:hAnsi="Helvetica Neue" w:eastAsia="Helvetica Neue"/>
+          <w:b w:val="1"/>
+          <w:bCs w:val="1"/>
+          <w:sz w:val="20"/>
+          <w:szCs w:val="20"/>
+        </w:rPr>
+      </w:pPr>
+    </w:p>
+    <w:p>
+      <w:pPr>
+        <w:pStyle w:val="Body A"/>
         <w:widowControl w:val="0"/>
         <w:spacing w:line="240" w:lineRule="auto"/>
         <w:rPr>
@@ -610,7 +607,7 @@
     </w:p>
     <w:p>
       <w:pPr>
-        <w:pStyle w:val="Body"/>
+        <w:pStyle w:val="Body A"/>
         <w:spacing w:line="240" w:lineRule="auto"/>
         <w:rPr>
           <w:rFonts w:ascii="Helvetica Neue" w:cs="Helvetica Neue" w:hAnsi="Helvetica Neue" w:eastAsia="Helvetica Neue"/>
@@ -625,7 +622,7 @@
       <w:tblPr>
         <w:tblW w:w="9360" w:type="dxa"/>
         <w:jc w:val="left"/>
-        <w:tblInd w:w="108" w:type="dxa"/>
+        <w:tblInd w:w="324" w:type="dxa"/>
         <w:tblBorders>
           <w:top w:val="single" w:color="ffffff" w:sz="8" w:space="0" w:shadow="0" w:frame="0"/>
           <w:left w:val="single" w:color="ffffff" w:sz="8" w:space="0" w:shadow="0" w:frame="0"/>
@@ -645,7 +642,7 @@
           <w:shd w:val="clear" w:color="auto" w:fill="ced7e7"/>
         </w:tblPrEx>
         <w:trPr>
-          <w:trHeight w:val="254" w:hRule="atLeast"/>
+          <w:trHeight w:val="294" w:hRule="atLeast"/>
         </w:trPr>
         <w:tc>
           <w:tcPr>
@@ -667,7 +664,7 @@
           </w:tcPr>
           <w:p>
             <w:pPr>
-              <w:pStyle w:val="Body"/>
+              <w:pStyle w:val="Body A"/>
               <w:widowControl w:val="0"/>
               <w:spacing w:line="240" w:lineRule="auto"/>
               <w:jc w:val="center"/>
@@ -693,7 +690,7 @@
           <w:shd w:val="clear" w:color="auto" w:fill="ced7e7"/>
         </w:tblPrEx>
         <w:trPr>
-          <w:trHeight w:val="10364" w:hRule="atLeast"/>
+          <w:trHeight w:val="10404" w:hRule="atLeast"/>
         </w:trPr>
         <w:tc>
           <w:tcPr>
@@ -715,7 +712,7 @@
           </w:tcPr>
           <w:p>
             <w:pPr>
-              <w:pStyle w:val="Body"/>
+              <w:pStyle w:val="Body A"/>
               <w:spacing w:after="200"/>
               <w:jc w:val="both"/>
               <w:rPr>
@@ -734,34 +731,12 @@
                 <w:rtl w:val="0"/>
                 <w:lang w:val="en-US"/>
               </w:rPr>
-              <w:t>Break even: ~</w:t>
-            </w:r>
-            <w:r>
-              <w:rPr>
-                <w:rFonts w:ascii="Helvetica Neue" w:hAnsi="Helvetica Neue"/>
-                <w:sz w:val="20"/>
-                <w:szCs w:val="20"/>
-                <w:shd w:val="clear" w:color="auto" w:fill="ffff00"/>
-                <w:rtl w:val="0"/>
-                <w:lang w:val="en-US"/>
-              </w:rPr>
-              <w:t>[Cash Flow] [D50</w:t>
-            </w:r>
-            <w:r>
-              <w:rPr>
-                <w:rFonts w:ascii="Helvetica Neue" w:hAnsi="Helvetica Neue"/>
-                <w:sz w:val="20"/>
-                <w:szCs w:val="20"/>
-                <w:shd w:val="nil" w:color="auto" w:fill="auto"/>
-                <w:rtl w:val="0"/>
-                <w:lang w:val="en-US"/>
-              </w:rPr>
-              <w:t xml:space="preserve">] gross income per year to cover historical spending and current retirement contributions. </w:t>
-            </w:r>
-          </w:p>
-          <w:p>
-            <w:pPr>
-              <w:pStyle w:val="Body"/>
+              <w:t xml:space="preserve">Break even: {2} gross income per year to cover historical spending and current retirement contributions. </w:t>
+            </w:r>
+          </w:p>
+          <w:p>
+            <w:pPr>
+              <w:pStyle w:val="Body A"/>
               <w:bidi w:val="0"/>
               <w:spacing w:after="200"/>
               <w:ind w:left="0" w:right="0" w:firstLine="0"/>
@@ -783,34 +758,12 @@
                 <w:rtl w:val="0"/>
                 <w:lang w:val="en-US"/>
               </w:rPr>
-              <w:t>Based on the spending plan, your breakeven is ~</w:t>
-            </w:r>
-            <w:r>
-              <w:rPr>
-                <w:rFonts w:ascii="Helvetica Neue" w:hAnsi="Helvetica Neue"/>
-                <w:sz w:val="20"/>
-                <w:szCs w:val="20"/>
-                <w:shd w:val="clear" w:color="auto" w:fill="ffff00"/>
-                <w:rtl w:val="0"/>
-                <w:lang w:val="en-US"/>
-              </w:rPr>
-              <w:t>[Cash Flow] [D71]</w:t>
-            </w:r>
-            <w:r>
-              <w:rPr>
-                <w:rFonts w:ascii="Helvetica Neue" w:hAnsi="Helvetica Neue"/>
-                <w:sz w:val="20"/>
-                <w:szCs w:val="20"/>
-                <w:shd w:val="nil" w:color="auto" w:fill="auto"/>
-                <w:rtl w:val="0"/>
-                <w:lang w:val="en-US"/>
-              </w:rPr>
-              <w:t>.</w:t>
-            </w:r>
-          </w:p>
-          <w:p>
-            <w:pPr>
-              <w:pStyle w:val="Body"/>
+              <w:t>Based on the spending plan, your breakeven is {3}.</w:t>
+            </w:r>
+          </w:p>
+          <w:p>
+            <w:pPr>
+              <w:pStyle w:val="Body A"/>
               <w:bidi w:val="0"/>
               <w:spacing w:after="200"/>
               <w:ind w:left="0" w:right="0" w:firstLine="0"/>
@@ -832,23 +785,12 @@
                 <w:rtl w:val="0"/>
                 <w:lang w:val="en-US"/>
               </w:rPr>
-              <w:t xml:space="preserve">Your current gross base income (Scenario #1) is ~ </w:t>
-            </w:r>
-            <w:r>
-              <w:rPr>
-                <w:rFonts w:ascii="Helvetica Neue" w:hAnsi="Helvetica Neue"/>
-                <w:sz w:val="20"/>
-                <w:szCs w:val="20"/>
-                <w:shd w:val="clear" w:color="auto" w:fill="ffff00"/>
-                <w:rtl w:val="0"/>
-                <w:lang w:val="en-US"/>
-              </w:rPr>
-              <w:t>[Cash Flow] [D11]</w:t>
-            </w:r>
-          </w:p>
-          <w:p>
-            <w:pPr>
-              <w:pStyle w:val="Body"/>
+              <w:t>Your current gross base income (Scenario #1) is {4}.</w:t>
+            </w:r>
+          </w:p>
+          <w:p>
+            <w:pPr>
+              <w:pStyle w:val="Body A"/>
               <w:bidi w:val="0"/>
               <w:spacing w:after="200"/>
               <w:ind w:left="0" w:right="0" w:firstLine="0"/>
@@ -870,34 +812,12 @@
                 <w:rtl w:val="0"/>
                 <w:lang w:val="en-US"/>
               </w:rPr>
-              <w:t xml:space="preserve">Your total compensation (Scenario #3)  is ~ </w:t>
-            </w:r>
-            <w:r>
-              <w:rPr>
-                <w:rFonts w:ascii="Helvetica Neue" w:hAnsi="Helvetica Neue"/>
-                <w:sz w:val="20"/>
-                <w:szCs w:val="20"/>
-                <w:shd w:val="clear" w:color="auto" w:fill="ffff00"/>
-                <w:rtl w:val="0"/>
-                <w:lang w:val="en-US"/>
-              </w:rPr>
-              <w:t>[Cash Flow] [F11]</w:t>
-            </w:r>
-            <w:r>
-              <w:rPr>
-                <w:rFonts w:ascii="Helvetica Neue" w:hAnsi="Helvetica Neue"/>
-                <w:sz w:val="20"/>
-                <w:szCs w:val="20"/>
-                <w:shd w:val="nil" w:color="auto" w:fill="auto"/>
-                <w:rtl w:val="0"/>
-                <w:lang w:val="en-US"/>
-              </w:rPr>
-              <w:t>.</w:t>
-            </w:r>
-          </w:p>
-          <w:p>
-            <w:pPr>
-              <w:pStyle w:val="Body"/>
+              <w:t>Your total compensation (Scenario #3)  is ~ {5}</w:t>
+            </w:r>
+          </w:p>
+          <w:p>
+            <w:pPr>
+              <w:pStyle w:val="Body A"/>
               <w:bidi w:val="0"/>
               <w:spacing w:after="200"/>
               <w:ind w:left="0" w:right="0" w:firstLine="0"/>
@@ -919,100 +839,12 @@
                 <w:rtl w:val="0"/>
                 <w:lang w:val="en-US"/>
               </w:rPr>
-              <w:t xml:space="preserve">On a spending plan, you have an estimated monthly </w:t>
-            </w:r>
-            <w:r>
-              <w:rPr>
-                <w:rFonts w:ascii="Helvetica Neue" w:hAnsi="Helvetica Neue"/>
-                <w:sz w:val="20"/>
-                <w:szCs w:val="20"/>
-                <w:shd w:val="clear" w:color="auto" w:fill="ff0000"/>
-                <w:rtl w:val="0"/>
-                <w:lang w:val="en-US"/>
-              </w:rPr>
-              <w:t>deficit/surplus</w:t>
-            </w:r>
-            <w:r>
-              <w:rPr>
-                <w:rFonts w:ascii="Helvetica Neue" w:hAnsi="Helvetica Neue"/>
-                <w:sz w:val="20"/>
-                <w:szCs w:val="20"/>
-                <w:shd w:val="nil" w:color="auto" w:fill="auto"/>
-                <w:rtl w:val="0"/>
-                <w:lang w:val="en-US"/>
-              </w:rPr>
-              <w:t xml:space="preserve">  of ~</w:t>
-            </w:r>
-            <w:r>
-              <w:rPr>
-                <w:rFonts w:ascii="Helvetica Neue" w:hAnsi="Helvetica Neue"/>
-                <w:sz w:val="20"/>
-                <w:szCs w:val="20"/>
-                <w:shd w:val="clear" w:color="auto" w:fill="ffff00"/>
-                <w:rtl w:val="0"/>
-                <w:lang w:val="en-US"/>
-              </w:rPr>
-              <w:t>[Cash Flow] [D67]]</w:t>
-            </w:r>
-            <w:r>
-              <w:rPr>
-                <w:rFonts w:ascii="Helvetica Neue" w:hAnsi="Helvetica Neue"/>
-                <w:sz w:val="20"/>
-                <w:szCs w:val="20"/>
-                <w:shd w:val="nil" w:color="auto" w:fill="auto"/>
-                <w:rtl w:val="0"/>
-                <w:lang w:val="en-US"/>
-              </w:rPr>
-              <w:t xml:space="preserve"> per month or ~</w:t>
-            </w:r>
-            <w:r>
-              <w:rPr>
-                <w:rFonts w:ascii="Helvetica Neue" w:hAnsi="Helvetica Neue"/>
-                <w:sz w:val="20"/>
-                <w:szCs w:val="20"/>
-                <w:shd w:val="clear" w:color="auto" w:fill="ffff00"/>
-                <w:rtl w:val="0"/>
-                <w:lang w:val="en-US"/>
-              </w:rPr>
-              <w:t>[Cash Flow] [D68]</w:t>
-            </w:r>
-            <w:r>
-              <w:rPr>
-                <w:rFonts w:ascii="Helvetica Neue" w:hAnsi="Helvetica Neue"/>
-                <w:sz w:val="20"/>
-                <w:szCs w:val="20"/>
-                <w:shd w:val="nil" w:color="auto" w:fill="auto"/>
-                <w:rtl w:val="0"/>
-                <w:lang w:val="en-US"/>
-              </w:rPr>
-              <w:t xml:space="preserve"> per year. </w:t>
-            </w:r>
-            <w:r>
-              <w:rPr>
-                <w:rFonts w:ascii="Helvetica Neue" w:hAnsi="Helvetica Neue"/>
-                <w:sz w:val="20"/>
-                <w:szCs w:val="20"/>
-                <w:shd w:val="clear" w:color="auto" w:fill="ff0000"/>
-                <w:rtl w:val="0"/>
-                <w:lang w:val="en-US"/>
-              </w:rPr>
-              <w:t>This surplus can be used to fund your financial goals. This deficit can be funded by bonus and other income.</w:t>
-            </w:r>
-            <w:r>
-              <w:rPr>
-                <w:rFonts w:ascii="Helvetica Neue" w:hAnsi="Helvetica Neue"/>
-                <w:sz w:val="20"/>
-                <w:szCs w:val="20"/>
-                <w:shd w:val="nil" w:color="auto" w:fill="auto"/>
-                <w:rtl w:val="0"/>
-                <w:lang w:val="en-US"/>
-              </w:rPr>
-              <w:t xml:space="preserve"> </w:t>
-            </w:r>
-          </w:p>
-          <w:p>
-            <w:pPr>
-              <w:pStyle w:val="Body"/>
+              <w:t>On a spending plan, you have an estimated monthly {6} of {7} per month or {9} per year. {10}</w:t>
+            </w:r>
+          </w:p>
+          <w:p>
+            <w:pPr>
+              <w:pStyle w:val="Body A"/>
               <w:bidi w:val="0"/>
               <w:spacing w:after="200"/>
               <w:ind w:left="0" w:right="0" w:firstLine="0"/>
@@ -1034,34 +866,12 @@
                 <w:rtl w:val="0"/>
                 <w:lang w:val="en-US"/>
               </w:rPr>
-              <w:t xml:space="preserve">Your effective tax rate is </w:t>
-            </w:r>
-            <w:r>
-              <w:rPr>
-                <w:rFonts w:ascii="Helvetica Neue" w:hAnsi="Helvetica Neue"/>
-                <w:sz w:val="20"/>
-                <w:szCs w:val="20"/>
-                <w:shd w:val="clear" w:color="auto" w:fill="ffff00"/>
-                <w:rtl w:val="0"/>
-                <w:lang w:val="en-US"/>
-              </w:rPr>
-              <w:t>[Cash Flow] [F49]</w:t>
-            </w:r>
-            <w:r>
-              <w:rPr>
-                <w:rFonts w:ascii="Helvetica Neue" w:hAnsi="Helvetica Neue"/>
-                <w:sz w:val="20"/>
-                <w:szCs w:val="20"/>
-                <w:shd w:val="nil" w:color="auto" w:fill="auto"/>
-                <w:rtl w:val="0"/>
-                <w:lang w:val="en-US"/>
-              </w:rPr>
-              <w:t>.</w:t>
-            </w:r>
-          </w:p>
-          <w:p>
-            <w:pPr>
-              <w:pStyle w:val="Body"/>
+              <w:t>Your effective tax rate is {11}.</w:t>
+            </w:r>
+          </w:p>
+          <w:p>
+            <w:pPr>
+              <w:pStyle w:val="Body A"/>
               <w:bidi w:val="0"/>
               <w:spacing w:after="200"/>
               <w:ind w:left="0" w:right="0" w:firstLine="0"/>
@@ -1092,7 +902,7 @@
           </w:p>
           <w:p>
             <w:pPr>
-              <w:pStyle w:val="Body"/>
+              <w:pStyle w:val="Body A"/>
               <w:numPr>
                 <w:ilvl w:val="0"/>
                 <w:numId w:val="2"/>
@@ -1148,15 +958,26 @@
             <w:r>
               <w:rPr>
                 <w:rFonts w:ascii="Helvetica Neue" w:hAnsi="Helvetica Neue"/>
+                <w:sz w:val="20"/>
+                <w:szCs w:val="20"/>
+                <w:shd w:val="nil" w:color="auto" w:fill="auto"/>
+                <w:rtl w:val="0"/>
+                <w:lang w:val="en-US"/>
+              </w:rPr>
+              <w:t>{12}</w:t>
+            </w:r>
+            <w:r>
+              <w:rPr>
+                <w:rFonts w:ascii="Helvetica Neue" w:hAnsi="Helvetica Neue"/>
                 <w:b w:val="1"/>
                 <w:bCs w:val="1"/>
                 <w:sz w:val="20"/>
                 <w:szCs w:val="20"/>
-                <w:shd w:val="clear" w:color="auto" w:fill="ffff00"/>
-                <w:rtl w:val="0"/>
-                <w:lang w:val="en-US"/>
-              </w:rPr>
-              <w:t>[Expenses] [H77]</w:t>
+                <w:shd w:val="nil" w:color="auto" w:fill="auto"/>
+                <w:rtl w:val="0"/>
+                <w:lang w:val="en-US"/>
+              </w:rPr>
+              <w:t xml:space="preserve"> per month </w:t>
             </w:r>
             <w:r>
               <w:rPr>
@@ -1165,11 +986,12 @@
                 <w:bCs w:val="1"/>
                 <w:sz w:val="20"/>
                 <w:szCs w:val="20"/>
-                <w:shd w:val="nil" w:color="auto" w:fill="auto"/>
-                <w:rtl w:val="0"/>
-                <w:lang w:val="en-US"/>
-              </w:rPr>
-              <w:t xml:space="preserve"> per month </w:t>
+                <w:u w:val="single"/>
+                <w:shd w:val="nil" w:color="auto" w:fill="auto"/>
+                <w:rtl w:val="0"/>
+                <w:lang w:val="en-US"/>
+              </w:rPr>
+              <w:t>not</w:t>
             </w:r>
             <w:r>
               <w:rPr>
@@ -1178,12 +1000,22 @@
                 <w:bCs w:val="1"/>
                 <w:sz w:val="20"/>
                 <w:szCs w:val="20"/>
-                <w:u w:val="single"/>
-                <w:shd w:val="nil" w:color="auto" w:fill="auto"/>
-                <w:rtl w:val="0"/>
-                <w:lang w:val="en-US"/>
-              </w:rPr>
-              <w:t>not</w:t>
+                <w:shd w:val="nil" w:color="auto" w:fill="auto"/>
+                <w:rtl w:val="0"/>
+                <w:lang w:val="en-US"/>
+              </w:rPr>
+              <w:t xml:space="preserve"> including property travel and taxes</w:t>
+            </w:r>
+            <w:r>
+              <w:rPr>
+                <w:rFonts w:ascii="Helvetica Neue" w:hAnsi="Helvetica Neue"/>
+                <w:sz w:val="20"/>
+                <w:szCs w:val="20"/>
+                <w:shd w:val="nil" w:color="auto" w:fill="auto"/>
+                <w:rtl w:val="0"/>
+                <w:lang w:val="en-US"/>
+              </w:rPr>
+              <w:t xml:space="preserve">. Total spending with property taxes and travel is {13} </w:t>
             </w:r>
             <w:r>
               <w:rPr>
@@ -1196,18 +1028,18 @@
                 <w:rtl w:val="0"/>
                 <w:lang w:val="en-US"/>
               </w:rPr>
-              <w:t xml:space="preserve"> including property travel and taxes</w:t>
-            </w:r>
-            <w:r>
-              <w:rPr>
-                <w:rFonts w:ascii="Helvetica Neue" w:hAnsi="Helvetica Neue"/>
-                <w:sz w:val="20"/>
-                <w:szCs w:val="20"/>
-                <w:shd w:val="nil" w:color="auto" w:fill="auto"/>
-                <w:rtl w:val="0"/>
-                <w:lang w:val="en-US"/>
-              </w:rPr>
-              <w:t xml:space="preserve">. Total spending with property taxes and travel is </w:t>
+              <w:t xml:space="preserve">per month or </w:t>
+            </w:r>
+            <w:r>
+              <w:rPr>
+                <w:rFonts w:ascii="Helvetica Neue" w:hAnsi="Helvetica Neue"/>
+                <w:sz w:val="20"/>
+                <w:szCs w:val="20"/>
+                <w:shd w:val="nil" w:color="auto" w:fill="auto"/>
+                <w:rtl w:val="0"/>
+                <w:lang w:val="en-US"/>
+              </w:rPr>
+              <w:t>{14}</w:t>
             </w:r>
             <w:r>
               <w:rPr>
@@ -1216,45 +1048,6 @@
                 <w:bCs w:val="1"/>
                 <w:sz w:val="20"/>
                 <w:szCs w:val="20"/>
-                <w:shd w:val="clear" w:color="auto" w:fill="ffff00"/>
-                <w:rtl w:val="0"/>
-                <w:lang w:val="en-US"/>
-              </w:rPr>
-              <w:t xml:space="preserve">[Expenses] [H76] </w:t>
-            </w:r>
-            <w:r>
-              <w:rPr>
-                <w:rFonts w:ascii="Helvetica Neue" w:hAnsi="Helvetica Neue"/>
-                <w:b w:val="1"/>
-                <w:bCs w:val="1"/>
-                <w:sz w:val="20"/>
-                <w:szCs w:val="20"/>
-                <w:shd w:val="nil" w:color="auto" w:fill="auto"/>
-                <w:rtl w:val="0"/>
-                <w:lang w:val="en-US"/>
-              </w:rPr>
-              <w:t xml:space="preserve">per month or </w:t>
-            </w:r>
-            <w:r>
-              <w:rPr>
-                <w:rFonts w:ascii="Helvetica Neue" w:hAnsi="Helvetica Neue"/>
-                <w:b w:val="1"/>
-                <w:bCs w:val="1"/>
-                <w:sz w:val="20"/>
-                <w:szCs w:val="20"/>
-                <w:shd w:val="clear" w:color="auto" w:fill="ffff00"/>
-                <w:rtl w:val="0"/>
-                <w:lang w:val="en-US"/>
-              </w:rPr>
-              <w:t>[Expenses] [G76]</w:t>
-            </w:r>
-            <w:r>
-              <w:rPr>
-                <w:rFonts w:ascii="Helvetica Neue" w:hAnsi="Helvetica Neue"/>
-                <w:b w:val="1"/>
-                <w:bCs w:val="1"/>
-                <w:sz w:val="20"/>
-                <w:szCs w:val="20"/>
                 <w:shd w:val="nil" w:color="auto" w:fill="auto"/>
                 <w:rtl w:val="0"/>
                 <w:lang w:val="en-US"/>
@@ -1264,7 +1057,7 @@
           </w:p>
           <w:p>
             <w:pPr>
-              <w:pStyle w:val="Body"/>
+              <w:pStyle w:val="Body A"/>
               <w:numPr>
                 <w:ilvl w:val="1"/>
                 <w:numId w:val="2"/>
@@ -1403,7 +1196,7 @@
           </w:p>
           <w:p>
             <w:pPr>
-              <w:pStyle w:val="Body"/>
+              <w:pStyle w:val="Body A"/>
               <w:numPr>
                 <w:ilvl w:val="1"/>
                 <w:numId w:val="2"/>
@@ -1433,7 +1226,7 @@
           </w:p>
           <w:p>
             <w:pPr>
-              <w:pStyle w:val="Body"/>
+              <w:pStyle w:val="Body A"/>
               <w:numPr>
                 <w:ilvl w:val="1"/>
                 <w:numId w:val="2"/>
@@ -1507,7 +1300,7 @@
           </w:p>
           <w:p>
             <w:pPr>
-              <w:pStyle w:val="Body"/>
+              <w:pStyle w:val="Body A"/>
               <w:numPr>
                 <w:ilvl w:val="1"/>
                 <w:numId w:val="2"/>
@@ -1538,7 +1331,7 @@
           </w:p>
           <w:p>
             <w:pPr>
-              <w:pStyle w:val="Body"/>
+              <w:pStyle w:val="Body A"/>
               <w:numPr>
                 <w:ilvl w:val="1"/>
                 <w:numId w:val="2"/>
@@ -1677,7 +1470,7 @@
           </w:p>
           <w:p>
             <w:pPr>
-              <w:pStyle w:val="Body"/>
+              <w:pStyle w:val="Body A"/>
               <w:numPr>
                 <w:ilvl w:val="0"/>
                 <w:numId w:val="2"/>
@@ -1703,23 +1496,12 @@
                 <w:rtl w:val="0"/>
                 <w:lang w:val="en-US"/>
               </w:rPr>
-              <w:t xml:space="preserve">Target food spending &lt; </w:t>
-            </w:r>
-            <w:r>
-              <w:rPr>
-                <w:rFonts w:ascii="Helvetica Neue" w:hAnsi="Helvetica Neue"/>
-                <w:sz w:val="20"/>
-                <w:szCs w:val="20"/>
-                <w:shd w:val="clear" w:color="auto" w:fill="ffff00"/>
-                <w:rtl w:val="0"/>
-                <w:lang w:val="en-US"/>
-              </w:rPr>
-              <w:t>[Expenses] [H31]</w:t>
-            </w:r>
-          </w:p>
-          <w:p>
-            <w:pPr>
-              <w:pStyle w:val="Body"/>
+              <w:t>Target food spending &lt; {15}</w:t>
+            </w:r>
+          </w:p>
+          <w:p>
+            <w:pPr>
+              <w:pStyle w:val="Body A"/>
               <w:numPr>
                 <w:ilvl w:val="0"/>
                 <w:numId w:val="2"/>
@@ -1745,23 +1527,12 @@
                 <w:rtl w:val="0"/>
                 <w:lang w:val="en-US"/>
               </w:rPr>
-              <w:t xml:space="preserve">Target shopping &lt; </w:t>
-            </w:r>
-            <w:r>
-              <w:rPr>
-                <w:rFonts w:ascii="Helvetica Neue" w:hAnsi="Helvetica Neue"/>
-                <w:sz w:val="20"/>
-                <w:szCs w:val="20"/>
-                <w:shd w:val="clear" w:color="auto" w:fill="ffff00"/>
-                <w:rtl w:val="0"/>
-                <w:lang w:val="en-US"/>
-              </w:rPr>
-              <w:t>[Expenses] [H48]</w:t>
-            </w:r>
-          </w:p>
-          <w:p>
-            <w:pPr>
-              <w:pStyle w:val="Body"/>
+              <w:t>Target shopping &lt; {16}</w:t>
+            </w:r>
+          </w:p>
+          <w:p>
+            <w:pPr>
+              <w:pStyle w:val="Body A"/>
               <w:numPr>
                 <w:ilvl w:val="0"/>
                 <w:numId w:val="2"/>
@@ -1787,23 +1558,12 @@
                 <w:rtl w:val="0"/>
                 <w:lang w:val="en-US"/>
               </w:rPr>
-              <w:t xml:space="preserve">Target annual Travel ~ </w:t>
-            </w:r>
-            <w:r>
-              <w:rPr>
-                <w:rFonts w:ascii="Helvetica Neue" w:hAnsi="Helvetica Neue"/>
-                <w:sz w:val="20"/>
-                <w:szCs w:val="20"/>
-                <w:shd w:val="clear" w:color="auto" w:fill="ffff00"/>
-                <w:rtl w:val="0"/>
-                <w:lang w:val="en-US"/>
-              </w:rPr>
-              <w:t>[Expenses] [G59]</w:t>
-            </w:r>
-          </w:p>
-          <w:p>
-            <w:pPr>
-              <w:pStyle w:val="Body"/>
+              <w:t>Target annual Travel ~ {17}</w:t>
+            </w:r>
+          </w:p>
+          <w:p>
+            <w:pPr>
+              <w:pStyle w:val="Body A"/>
               <w:numPr>
                 <w:ilvl w:val="0"/>
                 <w:numId w:val="2"/>
@@ -1829,23 +1589,12 @@
                 <w:rtl w:val="0"/>
                 <w:lang w:val="en-US"/>
               </w:rPr>
-              <w:t xml:space="preserve">Target entertainment ~ </w:t>
-            </w:r>
-            <w:r>
-              <w:rPr>
-                <w:rFonts w:ascii="Helvetica Neue" w:hAnsi="Helvetica Neue"/>
-                <w:sz w:val="20"/>
-                <w:szCs w:val="20"/>
-                <w:shd w:val="clear" w:color="auto" w:fill="ffff00"/>
-                <w:rtl w:val="0"/>
-                <w:lang w:val="en-US"/>
-              </w:rPr>
-              <w:t>[Expenses] [H55]</w:t>
-            </w:r>
-          </w:p>
-          <w:p>
-            <w:pPr>
-              <w:pStyle w:val="Body"/>
+              <w:t>Target entertainment ~ {18}</w:t>
+            </w:r>
+          </w:p>
+          <w:p>
+            <w:pPr>
+              <w:pStyle w:val="Body A"/>
               <w:numPr>
                 <w:ilvl w:val="0"/>
                 <w:numId w:val="2"/>
@@ -1871,18 +1620,7 @@
                 <w:rtl w:val="0"/>
                 <w:lang w:val="en-US"/>
               </w:rPr>
-              <w:t xml:space="preserve">Target Health/Personal Care ~ </w:t>
-            </w:r>
-            <w:r>
-              <w:rPr>
-                <w:rFonts w:ascii="Helvetica Neue" w:hAnsi="Helvetica Neue"/>
-                <w:sz w:val="20"/>
-                <w:szCs w:val="20"/>
-                <w:shd w:val="clear" w:color="auto" w:fill="ffff00"/>
-                <w:rtl w:val="0"/>
-                <w:lang w:val="en-US"/>
-              </w:rPr>
-              <w:t>[Expenses] [H41]</w:t>
+              <w:t>Target Health/Personal Care ~ {19}</w:t>
             </w:r>
           </w:p>
         </w:tc>
@@ -1890,7 +1628,37 @@
     </w:tbl>
     <w:p>
       <w:pPr>
-        <w:pStyle w:val="Body"/>
+        <w:pStyle w:val="Body A"/>
+        <w:widowControl w:val="0"/>
+        <w:spacing w:line="240" w:lineRule="auto"/>
+        <w:ind w:left="216" w:hanging="216"/>
+        <w:rPr>
+          <w:rFonts w:ascii="Helvetica Neue" w:cs="Helvetica Neue" w:hAnsi="Helvetica Neue" w:eastAsia="Helvetica Neue"/>
+          <w:b w:val="1"/>
+          <w:bCs w:val="1"/>
+          <w:sz w:val="20"/>
+          <w:szCs w:val="20"/>
+        </w:rPr>
+      </w:pPr>
+    </w:p>
+    <w:p>
+      <w:pPr>
+        <w:pStyle w:val="Body A"/>
+        <w:widowControl w:val="0"/>
+        <w:spacing w:line="240" w:lineRule="auto"/>
+        <w:ind w:left="108" w:hanging="108"/>
+        <w:rPr>
+          <w:rFonts w:ascii="Helvetica Neue" w:cs="Helvetica Neue" w:hAnsi="Helvetica Neue" w:eastAsia="Helvetica Neue"/>
+          <w:b w:val="1"/>
+          <w:bCs w:val="1"/>
+          <w:sz w:val="20"/>
+          <w:szCs w:val="20"/>
+        </w:rPr>
+      </w:pPr>
+    </w:p>
+    <w:p>
+      <w:pPr>
+        <w:pStyle w:val="Body A"/>
         <w:widowControl w:val="0"/>
         <w:spacing w:line="240" w:lineRule="auto"/>
         <w:rPr>
@@ -1904,7 +1672,7 @@
     </w:p>
     <w:p>
       <w:pPr>
-        <w:pStyle w:val="Body"/>
+        <w:pStyle w:val="Body A"/>
         <w:spacing w:line="240" w:lineRule="auto"/>
         <w:rPr>
           <w:rFonts w:ascii="Helvetica Neue" w:cs="Helvetica Neue" w:hAnsi="Helvetica Neue" w:eastAsia="Helvetica Neue"/>
@@ -1919,7 +1687,7 @@
       <w:tblPr>
         <w:tblW w:w="9360" w:type="dxa"/>
         <w:jc w:val="left"/>
-        <w:tblInd w:w="108" w:type="dxa"/>
+        <w:tblInd w:w="324" w:type="dxa"/>
         <w:tblBorders>
           <w:top w:val="single" w:color="ffffff" w:sz="8" w:space="0" w:shadow="0" w:frame="0"/>
           <w:left w:val="single" w:color="ffffff" w:sz="8" w:space="0" w:shadow="0" w:frame="0"/>
@@ -1939,7 +1707,7 @@
           <w:shd w:val="clear" w:color="auto" w:fill="ced7e7"/>
         </w:tblPrEx>
         <w:trPr>
-          <w:trHeight w:val="254" w:hRule="atLeast"/>
+          <w:trHeight w:val="294" w:hRule="atLeast"/>
         </w:trPr>
         <w:tc>
           <w:tcPr>
@@ -1961,7 +1729,7 @@
           </w:tcPr>
           <w:p>
             <w:pPr>
-              <w:pStyle w:val="Body"/>
+              <w:pStyle w:val="Body A"/>
               <w:spacing w:line="240" w:lineRule="auto"/>
               <w:jc w:val="center"/>
             </w:pPr>
@@ -1986,7 +1754,7 @@
           <w:shd w:val="clear" w:color="auto" w:fill="ced7e7"/>
         </w:tblPrEx>
         <w:trPr>
-          <w:trHeight w:val="4534" w:hRule="atLeast"/>
+          <w:trHeight w:val="4574" w:hRule="atLeast"/>
         </w:trPr>
         <w:tc>
           <w:tcPr>
@@ -2008,7 +1776,7 @@
           </w:tcPr>
           <w:p>
             <w:pPr>
-              <w:pStyle w:val="Body"/>
+              <w:pStyle w:val="Body A"/>
               <w:spacing w:after="200" w:line="240" w:lineRule="auto"/>
               <w:rPr>
                 <w:rFonts w:ascii="Helvetica Neue" w:cs="Helvetica Neue" w:hAnsi="Helvetica Neue" w:eastAsia="Helvetica Neue"/>
@@ -2026,73 +1794,7 @@
                 <w:rtl w:val="0"/>
                 <w:lang w:val="en-US"/>
               </w:rPr>
-              <w:t xml:space="preserve">You have </w:t>
-            </w:r>
-            <w:r>
-              <w:rPr>
-                <w:rFonts w:ascii="Helvetica Neue" w:hAnsi="Helvetica Neue"/>
-                <w:sz w:val="20"/>
-                <w:szCs w:val="20"/>
-                <w:shd w:val="clear" w:color="auto" w:fill="ffff00"/>
-                <w:rtl w:val="0"/>
-                <w:lang w:val="en-US"/>
-              </w:rPr>
-              <w:t>[Net Worth] [C7]</w:t>
-            </w:r>
-            <w:r>
-              <w:rPr>
-                <w:rFonts w:ascii="Helvetica Neue" w:hAnsi="Helvetica Neue"/>
-                <w:sz w:val="20"/>
-                <w:szCs w:val="20"/>
-                <w:shd w:val="nil" w:color="auto" w:fill="auto"/>
-                <w:rtl w:val="0"/>
-                <w:lang w:val="en-US"/>
-              </w:rPr>
-              <w:t xml:space="preserve"> of cash on hand in liquid accounts and an estimated monthly </w:t>
-            </w:r>
-            <w:r>
-              <w:rPr>
-                <w:rFonts w:ascii="Helvetica Neue" w:hAnsi="Helvetica Neue"/>
-                <w:sz w:val="20"/>
-                <w:szCs w:val="20"/>
-                <w:shd w:val="clear" w:color="auto" w:fill="ff0000"/>
-                <w:rtl w:val="0"/>
-                <w:lang w:val="en-US"/>
-              </w:rPr>
-              <w:t>deficit/surplus</w:t>
-            </w:r>
-            <w:r>
-              <w:rPr>
-                <w:rFonts w:ascii="Helvetica Neue" w:hAnsi="Helvetica Neue"/>
-                <w:sz w:val="20"/>
-                <w:szCs w:val="20"/>
-                <w:shd w:val="nil" w:color="auto" w:fill="auto"/>
-                <w:rtl w:val="0"/>
-                <w:lang w:val="en-US"/>
-              </w:rPr>
-              <w:t xml:space="preserve">  of ~</w:t>
-            </w:r>
-            <w:r>
-              <w:rPr>
-                <w:rFonts w:ascii="Helvetica Neue" w:hAnsi="Helvetica Neue"/>
-                <w:sz w:val="20"/>
-                <w:szCs w:val="20"/>
-                <w:shd w:val="clear" w:color="auto" w:fill="ffff00"/>
-                <w:rtl w:val="0"/>
-                <w:lang w:val="en-US"/>
-              </w:rPr>
-              <w:t>[Cash Flow] [D67]</w:t>
-            </w:r>
-            <w:r>
-              <w:rPr>
-                <w:rFonts w:ascii="Helvetica Neue" w:hAnsi="Helvetica Neue"/>
-                <w:sz w:val="20"/>
-                <w:szCs w:val="20"/>
-                <w:shd w:val="nil" w:color="auto" w:fill="auto"/>
-                <w:rtl w:val="0"/>
-                <w:lang w:val="en-US"/>
-              </w:rPr>
-              <w:t xml:space="preserve"> per month. You also have cash in taxable brokerage accounts of ~ </w:t>
+              <w:t xml:space="preserve">You have {20} of cash on hand in liquid accounts and an estimated monthly {21} of ~ {22} per month. You also have cash in taxable brokerage accounts of ~ </w:t>
             </w:r>
             <w:r>
               <w:rPr>
@@ -2108,7 +1810,7 @@
           </w:p>
           <w:p>
             <w:pPr>
-              <w:pStyle w:val="Body"/>
+              <w:pStyle w:val="Body A"/>
               <w:bidi w:val="0"/>
               <w:spacing w:after="200" w:line="240" w:lineRule="auto"/>
               <w:ind w:left="0" w:right="0" w:firstLine="0"/>
@@ -2168,7 +1870,7 @@
           </w:p>
           <w:p>
             <w:pPr>
-              <w:pStyle w:val="Body"/>
+              <w:pStyle w:val="Body A"/>
               <w:bidi w:val="0"/>
               <w:spacing w:after="200" w:line="240" w:lineRule="auto"/>
               <w:ind w:left="0" w:right="0" w:firstLine="0"/>
@@ -2199,7 +1901,7 @@
           </w:p>
           <w:p>
             <w:pPr>
-              <w:pStyle w:val="Body"/>
+              <w:pStyle w:val="Body A"/>
               <w:numPr>
                 <w:ilvl w:val="0"/>
                 <w:numId w:val="3"/>
@@ -2230,7 +1932,7 @@
           </w:p>
           <w:p>
             <w:pPr>
-              <w:pStyle w:val="Body"/>
+              <w:pStyle w:val="Body A"/>
               <w:numPr>
                 <w:ilvl w:val="0"/>
                 <w:numId w:val="3"/>
@@ -2261,7 +1963,7 @@
           </w:p>
           <w:p>
             <w:pPr>
-              <w:pStyle w:val="Body"/>
+              <w:pStyle w:val="Body A"/>
               <w:numPr>
                 <w:ilvl w:val="0"/>
                 <w:numId w:val="3"/>
@@ -2292,7 +1994,7 @@
           </w:p>
           <w:p>
             <w:pPr>
-              <w:pStyle w:val="Body"/>
+              <w:pStyle w:val="Body A"/>
               <w:numPr>
                 <w:ilvl w:val="0"/>
                 <w:numId w:val="3"/>
@@ -2345,7 +2047,7 @@
           </w:p>
           <w:p>
             <w:pPr>
-              <w:pStyle w:val="Body"/>
+              <w:pStyle w:val="Body A"/>
               <w:numPr>
                 <w:ilvl w:val="0"/>
                 <w:numId w:val="3"/>
@@ -2379,7 +2081,37 @@
     </w:tbl>
     <w:p>
       <w:pPr>
-        <w:pStyle w:val="Body"/>
+        <w:pStyle w:val="Body A"/>
+        <w:widowControl w:val="0"/>
+        <w:spacing w:line="240" w:lineRule="auto"/>
+        <w:ind w:left="216" w:hanging="216"/>
+        <w:rPr>
+          <w:rFonts w:ascii="Helvetica Neue" w:cs="Helvetica Neue" w:hAnsi="Helvetica Neue" w:eastAsia="Helvetica Neue"/>
+          <w:b w:val="1"/>
+          <w:bCs w:val="1"/>
+          <w:sz w:val="20"/>
+          <w:szCs w:val="20"/>
+        </w:rPr>
+      </w:pPr>
+    </w:p>
+    <w:p>
+      <w:pPr>
+        <w:pStyle w:val="Body A"/>
+        <w:widowControl w:val="0"/>
+        <w:spacing w:line="240" w:lineRule="auto"/>
+        <w:ind w:left="108" w:hanging="108"/>
+        <w:rPr>
+          <w:rFonts w:ascii="Helvetica Neue" w:cs="Helvetica Neue" w:hAnsi="Helvetica Neue" w:eastAsia="Helvetica Neue"/>
+          <w:b w:val="1"/>
+          <w:bCs w:val="1"/>
+          <w:sz w:val="20"/>
+          <w:szCs w:val="20"/>
+        </w:rPr>
+      </w:pPr>
+    </w:p>
+    <w:p>
+      <w:pPr>
+        <w:pStyle w:val="Body A"/>
         <w:widowControl w:val="0"/>
         <w:spacing w:line="240" w:lineRule="auto"/>
         <w:rPr>
@@ -2393,7 +2125,7 @@
     </w:p>
     <w:p>
       <w:pPr>
-        <w:pStyle w:val="Body"/>
+        <w:pStyle w:val="Body A"/>
         <w:spacing w:line="240" w:lineRule="auto"/>
         <w:rPr>
           <w:rFonts w:ascii="Helvetica Neue" w:cs="Helvetica Neue" w:hAnsi="Helvetica Neue" w:eastAsia="Helvetica Neue"/>
@@ -2408,7 +2140,7 @@
       <w:tblPr>
         <w:tblW w:w="9360" w:type="dxa"/>
         <w:jc w:val="left"/>
-        <w:tblInd w:w="108" w:type="dxa"/>
+        <w:tblInd w:w="324" w:type="dxa"/>
         <w:tblBorders>
           <w:top w:val="single" w:color="ffffff" w:sz="8" w:space="0" w:shadow="0" w:frame="0"/>
           <w:left w:val="single" w:color="ffffff" w:sz="8" w:space="0" w:shadow="0" w:frame="0"/>
@@ -2428,7 +2160,7 @@
           <w:shd w:val="clear" w:color="auto" w:fill="ced7e7"/>
         </w:tblPrEx>
         <w:trPr>
-          <w:trHeight w:val="254" w:hRule="atLeast"/>
+          <w:trHeight w:val="294" w:hRule="atLeast"/>
         </w:trPr>
         <w:tc>
           <w:tcPr>
@@ -2450,7 +2182,7 @@
           </w:tcPr>
           <w:p>
             <w:pPr>
-              <w:pStyle w:val="Body"/>
+              <w:pStyle w:val="Body A"/>
               <w:spacing w:line="240" w:lineRule="auto"/>
               <w:jc w:val="center"/>
             </w:pPr>
@@ -2475,7 +2207,7 @@
           <w:shd w:val="clear" w:color="auto" w:fill="ced7e7"/>
         </w:tblPrEx>
         <w:trPr>
-          <w:trHeight w:val="2975" w:hRule="atLeast"/>
+          <w:trHeight w:val="3015" w:hRule="atLeast"/>
         </w:trPr>
         <w:tc>
           <w:tcPr>
@@ -2497,7 +2229,7 @@
           </w:tcPr>
           <w:p>
             <w:pPr>
-              <w:pStyle w:val="Body"/>
+              <w:pStyle w:val="Body A"/>
               <w:spacing w:after="200" w:line="240" w:lineRule="auto"/>
               <w:rPr>
                 <w:rFonts w:ascii="Helvetica Neue" w:cs="Helvetica Neue" w:hAnsi="Helvetica Neue" w:eastAsia="Helvetica Neue"/>
@@ -2515,124 +2247,12 @@
                 <w:rtl w:val="0"/>
                 <w:lang w:val="en-US"/>
               </w:rPr>
-              <w:t xml:space="preserve">You currently have </w:t>
-            </w:r>
-            <w:r>
-              <w:rPr>
-                <w:rFonts w:ascii="Helvetica Neue" w:hAnsi="Helvetica Neue"/>
-                <w:sz w:val="20"/>
-                <w:szCs w:val="20"/>
-                <w:shd w:val="clear" w:color="auto" w:fill="ffff00"/>
-                <w:rtl w:val="0"/>
-                <w:lang w:val="en-US"/>
-              </w:rPr>
-              <w:t xml:space="preserve">[Net Worth] [C41] </w:t>
-            </w:r>
-            <w:r>
-              <w:rPr>
-                <w:rFonts w:ascii="Helvetica Neue" w:hAnsi="Helvetica Neue"/>
-                <w:b w:val="1"/>
-                <w:bCs w:val="1"/>
-                <w:sz w:val="20"/>
-                <w:szCs w:val="20"/>
-                <w:shd w:val="clear" w:color="auto" w:fill="ffff00"/>
-                <w:rtl w:val="0"/>
-                <w:lang w:val="en-US"/>
-              </w:rPr>
-              <w:t xml:space="preserve">MINUS </w:t>
-            </w:r>
-            <w:r>
-              <w:rPr>
-                <w:rFonts w:ascii="Helvetica Neue" w:hAnsi="Helvetica Neue"/>
-                <w:sz w:val="20"/>
-                <w:szCs w:val="20"/>
-                <w:shd w:val="clear" w:color="auto" w:fill="ffff00"/>
-                <w:rtl w:val="0"/>
-                <w:lang w:val="en-US"/>
-              </w:rPr>
-              <w:t>[Net Worth] [C28]</w:t>
-            </w:r>
-            <w:r>
-              <w:rPr>
-                <w:rFonts w:ascii="Helvetica Neue" w:hAnsi="Helvetica Neue"/>
-                <w:sz w:val="20"/>
-                <w:szCs w:val="20"/>
-                <w:shd w:val="nil" w:color="auto" w:fill="auto"/>
-                <w:rtl w:val="0"/>
-                <w:lang w:val="en-US"/>
-              </w:rPr>
-              <w:t xml:space="preserve"> of debt excluding your mortgage. Once you have adjusted your spending, you will have an estimated monthly </w:t>
-            </w:r>
-            <w:r>
-              <w:rPr>
-                <w:rFonts w:ascii="Helvetica Neue" w:hAnsi="Helvetica Neue"/>
-                <w:sz w:val="20"/>
-                <w:szCs w:val="20"/>
-                <w:shd w:val="clear" w:color="auto" w:fill="ff0000"/>
-                <w:rtl w:val="0"/>
-                <w:lang w:val="en-US"/>
-              </w:rPr>
-              <w:t>deficit/surplus</w:t>
-            </w:r>
-            <w:r>
-              <w:rPr>
-                <w:rFonts w:ascii="Helvetica Neue" w:hAnsi="Helvetica Neue"/>
-                <w:sz w:val="20"/>
-                <w:szCs w:val="20"/>
-                <w:shd w:val="nil" w:color="auto" w:fill="auto"/>
-                <w:rtl w:val="0"/>
-                <w:lang w:val="en-US"/>
-              </w:rPr>
-              <w:t xml:space="preserve">  of ~</w:t>
-            </w:r>
-            <w:r>
-              <w:rPr>
-                <w:rFonts w:ascii="Helvetica Neue" w:hAnsi="Helvetica Neue"/>
-                <w:sz w:val="20"/>
-                <w:szCs w:val="20"/>
-                <w:shd w:val="clear" w:color="auto" w:fill="ffff00"/>
-                <w:rtl w:val="0"/>
-                <w:lang w:val="en-US"/>
-              </w:rPr>
-              <w:t>[Cash Flow] [D67]</w:t>
-            </w:r>
-            <w:r>
-              <w:rPr>
-                <w:rFonts w:ascii="Helvetica Neue" w:hAnsi="Helvetica Neue"/>
-                <w:sz w:val="20"/>
-                <w:szCs w:val="20"/>
-                <w:shd w:val="nil" w:color="auto" w:fill="auto"/>
-                <w:rtl w:val="0"/>
-                <w:lang w:val="en-US"/>
-              </w:rPr>
-              <w:t xml:space="preserve"> per month or ~</w:t>
-            </w:r>
-            <w:r>
-              <w:rPr>
-                <w:rFonts w:ascii="Helvetica Neue" w:hAnsi="Helvetica Neue"/>
-                <w:sz w:val="20"/>
-                <w:szCs w:val="20"/>
-                <w:shd w:val="clear" w:color="auto" w:fill="ffff00"/>
-                <w:rtl w:val="0"/>
-                <w:lang w:val="en-US"/>
-              </w:rPr>
-              <w:t>[Cash Flow] [D68]</w:t>
-            </w:r>
-            <w:r>
-              <w:rPr>
-                <w:rFonts w:ascii="Helvetica Neue" w:hAnsi="Helvetica Neue"/>
-                <w:sz w:val="20"/>
-                <w:szCs w:val="20"/>
-                <w:shd w:val="nil" w:color="auto" w:fill="auto"/>
-                <w:rtl w:val="0"/>
-                <w:lang w:val="en-US"/>
-              </w:rPr>
-              <w:t xml:space="preserve"> per year. </w:t>
-            </w:r>
-          </w:p>
-          <w:p>
-            <w:pPr>
-              <w:pStyle w:val="Body"/>
+              <w:t xml:space="preserve">You currently have {23} of debt excluding your mortgage. Once you have adjusted your spending, you will have an estimated monthly {6}  of ~ {7} per month or ~ {8} per year. </w:t>
+            </w:r>
+          </w:p>
+          <w:p>
+            <w:pPr>
+              <w:pStyle w:val="Body A"/>
               <w:bidi w:val="0"/>
               <w:spacing w:after="200" w:line="240" w:lineRule="auto"/>
               <w:ind w:left="0" w:right="0" w:firstLine="0"/>
@@ -2659,7 +2279,7 @@
           </w:p>
           <w:p>
             <w:pPr>
-              <w:pStyle w:val="Body"/>
+              <w:pStyle w:val="Body A"/>
               <w:bidi w:val="0"/>
               <w:spacing w:after="200" w:line="240" w:lineRule="auto"/>
               <w:ind w:left="0" w:right="0" w:firstLine="0"/>
@@ -2690,7 +2310,7 @@
           </w:p>
           <w:p>
             <w:pPr>
-              <w:pStyle w:val="Body"/>
+              <w:pStyle w:val="Body A"/>
               <w:numPr>
                 <w:ilvl w:val="0"/>
                 <w:numId w:val="4"/>
@@ -2721,7 +2341,7 @@
           </w:p>
           <w:p>
             <w:pPr>
-              <w:pStyle w:val="Body"/>
+              <w:pStyle w:val="Body A"/>
               <w:numPr>
                 <w:ilvl w:val="0"/>
                 <w:numId w:val="4"/>
@@ -2755,7 +2375,37 @@
     </w:tbl>
     <w:p>
       <w:pPr>
-        <w:pStyle w:val="Body"/>
+        <w:pStyle w:val="Body A"/>
+        <w:widowControl w:val="0"/>
+        <w:spacing w:line="240" w:lineRule="auto"/>
+        <w:ind w:left="216" w:hanging="216"/>
+        <w:rPr>
+          <w:rFonts w:ascii="Helvetica Neue" w:cs="Helvetica Neue" w:hAnsi="Helvetica Neue" w:eastAsia="Helvetica Neue"/>
+          <w:b w:val="1"/>
+          <w:bCs w:val="1"/>
+          <w:sz w:val="20"/>
+          <w:szCs w:val="20"/>
+        </w:rPr>
+      </w:pPr>
+    </w:p>
+    <w:p>
+      <w:pPr>
+        <w:pStyle w:val="Body A"/>
+        <w:widowControl w:val="0"/>
+        <w:spacing w:line="240" w:lineRule="auto"/>
+        <w:ind w:left="108" w:hanging="108"/>
+        <w:rPr>
+          <w:rFonts w:ascii="Helvetica Neue" w:cs="Helvetica Neue" w:hAnsi="Helvetica Neue" w:eastAsia="Helvetica Neue"/>
+          <w:b w:val="1"/>
+          <w:bCs w:val="1"/>
+          <w:sz w:val="20"/>
+          <w:szCs w:val="20"/>
+        </w:rPr>
+      </w:pPr>
+    </w:p>
+    <w:p>
+      <w:pPr>
+        <w:pStyle w:val="Body A"/>
         <w:widowControl w:val="0"/>
         <w:spacing w:line="240" w:lineRule="auto"/>
         <w:rPr>
@@ -2769,7 +2419,7 @@
     </w:p>
     <w:p>
       <w:pPr>
-        <w:pStyle w:val="Body"/>
+        <w:pStyle w:val="Body A"/>
         <w:spacing w:line="240" w:lineRule="auto"/>
         <w:rPr>
           <w:rFonts w:ascii="Helvetica Neue" w:cs="Helvetica Neue" w:hAnsi="Helvetica Neue" w:eastAsia="Helvetica Neue"/>
@@ -2784,7 +2434,7 @@
       <w:tblPr>
         <w:tblW w:w="9360" w:type="dxa"/>
         <w:jc w:val="left"/>
-        <w:tblInd w:w="108" w:type="dxa"/>
+        <w:tblInd w:w="324" w:type="dxa"/>
         <w:tblBorders>
           <w:top w:val="single" w:color="ffffff" w:sz="8" w:space="0" w:shadow="0" w:frame="0"/>
           <w:left w:val="single" w:color="ffffff" w:sz="8" w:space="0" w:shadow="0" w:frame="0"/>
@@ -2804,7 +2454,7 @@
           <w:shd w:val="clear" w:color="auto" w:fill="ced7e7"/>
         </w:tblPrEx>
         <w:trPr>
-          <w:trHeight w:val="254" w:hRule="atLeast"/>
+          <w:trHeight w:val="294" w:hRule="atLeast"/>
         </w:trPr>
         <w:tc>
           <w:tcPr>
@@ -2826,7 +2476,7 @@
           </w:tcPr>
           <w:p>
             <w:pPr>
-              <w:pStyle w:val="Body"/>
+              <w:pStyle w:val="Body A"/>
               <w:spacing w:line="240" w:lineRule="auto"/>
               <w:jc w:val="center"/>
             </w:pPr>
@@ -2851,7 +2501,7 @@
           <w:shd w:val="clear" w:color="auto" w:fill="ced7e7"/>
         </w:tblPrEx>
         <w:trPr>
-          <w:trHeight w:val="5214" w:hRule="atLeast"/>
+          <w:trHeight w:val="5254" w:hRule="atLeast"/>
         </w:trPr>
         <w:tc>
           <w:tcPr>
@@ -2873,7 +2523,7 @@
           </w:tcPr>
           <w:p>
             <w:pPr>
-              <w:pStyle w:val="Body"/>
+              <w:pStyle w:val="Body A"/>
               <w:spacing w:after="200" w:line="240" w:lineRule="auto"/>
               <w:jc w:val="both"/>
               <w:rPr>
@@ -2892,56 +2542,56 @@
                 <w:rtl w:val="0"/>
                 <w:lang w:val="en-US"/>
               </w:rPr>
-              <w:t xml:space="preserve">To fully fund a 4-year public education, you need to save </w:t>
-            </w:r>
-            <w:r>
-              <w:rPr>
-                <w:rFonts w:ascii="Helvetica Neue" w:hAnsi="Helvetica Neue"/>
-                <w:sz w:val="20"/>
-                <w:szCs w:val="20"/>
-                <w:shd w:val="clear" w:color="auto" w:fill="ffff00"/>
-                <w:rtl w:val="0"/>
-                <w:lang w:val="en-US"/>
-              </w:rPr>
-              <w:t>[Education Summary] [D46]</w:t>
-            </w:r>
-            <w:r>
-              <w:rPr>
-                <w:rFonts w:ascii="Helvetica Neue" w:hAnsi="Helvetica Neue"/>
-                <w:sz w:val="20"/>
-                <w:szCs w:val="20"/>
-                <w:shd w:val="nil" w:color="auto" w:fill="auto"/>
-                <w:rtl w:val="0"/>
-                <w:lang w:val="en-US"/>
-              </w:rPr>
-              <w:t xml:space="preserve"> per month or </w:t>
-            </w:r>
-            <w:r>
-              <w:rPr>
-                <w:rFonts w:ascii="Helvetica Neue" w:hAnsi="Helvetica Neue"/>
-                <w:sz w:val="20"/>
-                <w:szCs w:val="20"/>
-                <w:shd w:val="clear" w:color="auto" w:fill="ffff00"/>
-                <w:rtl w:val="0"/>
-                <w:lang w:val="en-US"/>
-              </w:rPr>
-              <w:t>[Education Summary] [D45]</w:t>
-            </w:r>
-            <w:r>
-              <w:rPr>
-                <w:rFonts w:ascii="Helvetica Neue" w:hAnsi="Helvetica Neue"/>
-                <w:sz w:val="20"/>
-                <w:szCs w:val="20"/>
-                <w:shd w:val="nil" w:color="auto" w:fill="auto"/>
-                <w:rtl w:val="0"/>
-                <w:lang w:val="en-US"/>
-              </w:rPr>
-              <w:t xml:space="preserve"> per year.</w:t>
-            </w:r>
-          </w:p>
-          <w:p>
-            <w:pPr>
-              <w:pStyle w:val="Body"/>
+              <w:t>To fully fund a 4-year public education, you need to save {2</w:t>
+            </w:r>
+            <w:r>
+              <w:rPr>
+                <w:rFonts w:ascii="Helvetica Neue" w:hAnsi="Helvetica Neue"/>
+                <w:sz w:val="20"/>
+                <w:szCs w:val="20"/>
+                <w:shd w:val="nil" w:color="auto" w:fill="auto"/>
+                <w:rtl w:val="0"/>
+                <w:lang w:val="en-US"/>
+              </w:rPr>
+              <w:t>5</w:t>
+            </w:r>
+            <w:r>
+              <w:rPr>
+                <w:rFonts w:ascii="Helvetica Neue" w:hAnsi="Helvetica Neue"/>
+                <w:sz w:val="20"/>
+                <w:szCs w:val="20"/>
+                <w:shd w:val="nil" w:color="auto" w:fill="auto"/>
+                <w:rtl w:val="0"/>
+                <w:lang w:val="en-US"/>
+              </w:rPr>
+              <w:t>} per month or {2</w:t>
+            </w:r>
+            <w:r>
+              <w:rPr>
+                <w:rFonts w:ascii="Helvetica Neue" w:hAnsi="Helvetica Neue"/>
+                <w:sz w:val="20"/>
+                <w:szCs w:val="20"/>
+                <w:shd w:val="nil" w:color="auto" w:fill="auto"/>
+                <w:rtl w:val="0"/>
+                <w:lang w:val="en-US"/>
+              </w:rPr>
+              <w:t>4</w:t>
+            </w:r>
+            <w:r>
+              <w:rPr>
+                <w:rFonts w:ascii="Helvetica Neue" w:hAnsi="Helvetica Neue"/>
+                <w:sz w:val="20"/>
+                <w:szCs w:val="20"/>
+                <w:shd w:val="nil" w:color="auto" w:fill="auto"/>
+                <w:rtl w:val="0"/>
+                <w:lang w:val="en-US"/>
+              </w:rPr>
+              <w:t>} per year.</w:t>
+            </w:r>
+          </w:p>
+          <w:p>
+            <w:pPr>
+              <w:pStyle w:val="Body A"/>
               <w:bidi w:val="0"/>
               <w:spacing w:after="200" w:line="240" w:lineRule="auto"/>
               <w:ind w:left="0" w:right="0" w:firstLine="0"/>
@@ -2963,56 +2613,56 @@
                 <w:rtl w:val="0"/>
                 <w:lang w:val="en-US"/>
               </w:rPr>
-              <w:t xml:space="preserve">To fully fund a 4-year private education, you need to save </w:t>
-            </w:r>
-            <w:r>
-              <w:rPr>
-                <w:rFonts w:ascii="Helvetica Neue" w:hAnsi="Helvetica Neue"/>
-                <w:sz w:val="20"/>
-                <w:szCs w:val="20"/>
-                <w:shd w:val="clear" w:color="auto" w:fill="ffff00"/>
-                <w:rtl w:val="0"/>
-                <w:lang w:val="en-US"/>
-              </w:rPr>
-              <w:t>[Education Summary] [C46]</w:t>
-            </w:r>
-            <w:r>
-              <w:rPr>
-                <w:rFonts w:ascii="Helvetica Neue" w:hAnsi="Helvetica Neue"/>
-                <w:sz w:val="20"/>
-                <w:szCs w:val="20"/>
-                <w:shd w:val="nil" w:color="auto" w:fill="auto"/>
-                <w:rtl w:val="0"/>
-                <w:lang w:val="en-US"/>
-              </w:rPr>
-              <w:t xml:space="preserve"> per month or </w:t>
-            </w:r>
-            <w:r>
-              <w:rPr>
-                <w:rFonts w:ascii="Helvetica Neue" w:hAnsi="Helvetica Neue"/>
-                <w:sz w:val="20"/>
-                <w:szCs w:val="20"/>
-                <w:shd w:val="clear" w:color="auto" w:fill="ffff00"/>
-                <w:rtl w:val="0"/>
-                <w:lang w:val="en-US"/>
-              </w:rPr>
-              <w:t>[Education Summary] [C45]</w:t>
-            </w:r>
-            <w:r>
-              <w:rPr>
-                <w:rFonts w:ascii="Helvetica Neue" w:hAnsi="Helvetica Neue"/>
-                <w:sz w:val="20"/>
-                <w:szCs w:val="20"/>
-                <w:shd w:val="nil" w:color="auto" w:fill="auto"/>
-                <w:rtl w:val="0"/>
-                <w:lang w:val="en-US"/>
-              </w:rPr>
-              <w:t xml:space="preserve"> per year.</w:t>
-            </w:r>
-          </w:p>
-          <w:p>
-            <w:pPr>
-              <w:pStyle w:val="Body"/>
+              <w:t>To fully fund a 4-year private education, you need to save {2</w:t>
+            </w:r>
+            <w:r>
+              <w:rPr>
+                <w:rFonts w:ascii="Helvetica Neue" w:hAnsi="Helvetica Neue"/>
+                <w:sz w:val="20"/>
+                <w:szCs w:val="20"/>
+                <w:shd w:val="nil" w:color="auto" w:fill="auto"/>
+                <w:rtl w:val="0"/>
+                <w:lang w:val="en-US"/>
+              </w:rPr>
+              <w:t>7</w:t>
+            </w:r>
+            <w:r>
+              <w:rPr>
+                <w:rFonts w:ascii="Helvetica Neue" w:hAnsi="Helvetica Neue"/>
+                <w:sz w:val="20"/>
+                <w:szCs w:val="20"/>
+                <w:shd w:val="nil" w:color="auto" w:fill="auto"/>
+                <w:rtl w:val="0"/>
+                <w:lang w:val="en-US"/>
+              </w:rPr>
+              <w:t>} per month or {2</w:t>
+            </w:r>
+            <w:r>
+              <w:rPr>
+                <w:rFonts w:ascii="Helvetica Neue" w:hAnsi="Helvetica Neue"/>
+                <w:sz w:val="20"/>
+                <w:szCs w:val="20"/>
+                <w:shd w:val="nil" w:color="auto" w:fill="auto"/>
+                <w:rtl w:val="0"/>
+                <w:lang w:val="en-US"/>
+              </w:rPr>
+              <w:t>6</w:t>
+            </w:r>
+            <w:r>
+              <w:rPr>
+                <w:rFonts w:ascii="Helvetica Neue" w:hAnsi="Helvetica Neue"/>
+                <w:sz w:val="20"/>
+                <w:szCs w:val="20"/>
+                <w:shd w:val="nil" w:color="auto" w:fill="auto"/>
+                <w:rtl w:val="0"/>
+                <w:lang w:val="en-US"/>
+              </w:rPr>
+              <w:t>} per year.</w:t>
+            </w:r>
+          </w:p>
+          <w:p>
+            <w:pPr>
+              <w:pStyle w:val="Body A"/>
               <w:bidi w:val="0"/>
               <w:spacing w:after="200" w:line="240" w:lineRule="auto"/>
               <w:ind w:left="0" w:right="0" w:firstLine="0"/>
@@ -3039,7 +2689,7 @@
           </w:p>
           <w:p>
             <w:pPr>
-              <w:pStyle w:val="Body"/>
+              <w:pStyle w:val="Body A"/>
               <w:bidi w:val="0"/>
               <w:spacing w:after="200" w:line="240" w:lineRule="auto"/>
               <w:ind w:left="0" w:right="0" w:firstLine="0"/>
@@ -3070,7 +2720,7 @@
           </w:p>
           <w:p>
             <w:pPr>
-              <w:pStyle w:val="Body"/>
+              <w:pStyle w:val="Body A"/>
               <w:numPr>
                 <w:ilvl w:val="0"/>
                 <w:numId w:val="5"/>
@@ -3101,7 +2751,7 @@
           </w:p>
           <w:p>
             <w:pPr>
-              <w:pStyle w:val="Body"/>
+              <w:pStyle w:val="Body A"/>
               <w:numPr>
                 <w:ilvl w:val="0"/>
                 <w:numId w:val="5"/>
@@ -3132,7 +2782,7 @@
           </w:p>
           <w:p>
             <w:pPr>
-              <w:pStyle w:val="Body"/>
+              <w:pStyle w:val="Body A"/>
               <w:numPr>
                 <w:ilvl w:val="1"/>
                 <w:numId w:val="5"/>
@@ -3185,7 +2835,7 @@
           </w:p>
           <w:p>
             <w:pPr>
-              <w:pStyle w:val="Body"/>
+              <w:pStyle w:val="Body A"/>
               <w:numPr>
                 <w:ilvl w:val="1"/>
                 <w:numId w:val="5"/>
@@ -3216,7 +2866,7 @@
           </w:p>
           <w:p>
             <w:pPr>
-              <w:pStyle w:val="Body"/>
+              <w:pStyle w:val="Body A"/>
               <w:numPr>
                 <w:ilvl w:val="0"/>
                 <w:numId w:val="5"/>
@@ -3250,7 +2900,37 @@
     </w:tbl>
     <w:p>
       <w:pPr>
-        <w:pStyle w:val="Body"/>
+        <w:pStyle w:val="Body A"/>
+        <w:widowControl w:val="0"/>
+        <w:spacing w:line="240" w:lineRule="auto"/>
+        <w:ind w:left="216" w:hanging="216"/>
+        <w:rPr>
+          <w:rFonts w:ascii="Helvetica Neue" w:cs="Helvetica Neue" w:hAnsi="Helvetica Neue" w:eastAsia="Helvetica Neue"/>
+          <w:b w:val="1"/>
+          <w:bCs w:val="1"/>
+          <w:sz w:val="20"/>
+          <w:szCs w:val="20"/>
+        </w:rPr>
+      </w:pPr>
+    </w:p>
+    <w:p>
+      <w:pPr>
+        <w:pStyle w:val="Body A"/>
+        <w:widowControl w:val="0"/>
+        <w:spacing w:line="240" w:lineRule="auto"/>
+        <w:ind w:left="108" w:hanging="108"/>
+        <w:rPr>
+          <w:rFonts w:ascii="Helvetica Neue" w:cs="Helvetica Neue" w:hAnsi="Helvetica Neue" w:eastAsia="Helvetica Neue"/>
+          <w:b w:val="1"/>
+          <w:bCs w:val="1"/>
+          <w:sz w:val="20"/>
+          <w:szCs w:val="20"/>
+        </w:rPr>
+      </w:pPr>
+    </w:p>
+    <w:p>
+      <w:pPr>
+        <w:pStyle w:val="Body A"/>
         <w:widowControl w:val="0"/>
         <w:spacing w:line="240" w:lineRule="auto"/>
         <w:rPr>
@@ -3264,7 +2944,7 @@
     </w:p>
     <w:p>
       <w:pPr>
-        <w:pStyle w:val="Body"/>
+        <w:pStyle w:val="Body A"/>
         <w:spacing w:line="240" w:lineRule="auto"/>
         <w:rPr>
           <w:rFonts w:ascii="Helvetica Neue" w:cs="Helvetica Neue" w:hAnsi="Helvetica Neue" w:eastAsia="Helvetica Neue"/>
@@ -3279,7 +2959,7 @@
       <w:tblPr>
         <w:tblW w:w="9360" w:type="dxa"/>
         <w:jc w:val="left"/>
-        <w:tblInd w:w="108" w:type="dxa"/>
+        <w:tblInd w:w="324" w:type="dxa"/>
         <w:tblBorders>
           <w:top w:val="single" w:color="ffffff" w:sz="8" w:space="0" w:shadow="0" w:frame="0"/>
           <w:left w:val="single" w:color="ffffff" w:sz="8" w:space="0" w:shadow="0" w:frame="0"/>
@@ -3299,7 +2979,7 @@
           <w:shd w:val="clear" w:color="auto" w:fill="ced7e7"/>
         </w:tblPrEx>
         <w:trPr>
-          <w:trHeight w:val="254" w:hRule="atLeast"/>
+          <w:trHeight w:val="294" w:hRule="atLeast"/>
         </w:trPr>
         <w:tc>
           <w:tcPr>
@@ -3321,7 +3001,7 @@
           </w:tcPr>
           <w:p>
             <w:pPr>
-              <w:pStyle w:val="Body"/>
+              <w:pStyle w:val="Body A"/>
               <w:widowControl w:val="0"/>
               <w:spacing w:line="240" w:lineRule="auto"/>
               <w:jc w:val="center"/>
@@ -3347,7 +3027,7 @@
           <w:shd w:val="clear" w:color="auto" w:fill="ced7e7"/>
         </w:tblPrEx>
         <w:trPr>
-          <w:trHeight w:val="3174" w:hRule="atLeast"/>
+          <w:trHeight w:val="3214" w:hRule="atLeast"/>
         </w:trPr>
         <w:tc>
           <w:tcPr>
@@ -3369,7 +3049,7 @@
           </w:tcPr>
           <w:p>
             <w:pPr>
-              <w:pStyle w:val="Body"/>
+              <w:pStyle w:val="Body A"/>
               <w:spacing w:after="200" w:line="240" w:lineRule="auto"/>
               <w:jc w:val="both"/>
               <w:rPr>
@@ -3388,34 +3068,12 @@
                 <w:rtl w:val="0"/>
                 <w:lang w:val="en-US"/>
               </w:rPr>
-              <w:t>On your base income, keep principal, interest, taxes, and insurance (PITI) monthly payments &lt;</w:t>
-            </w:r>
-            <w:r>
-              <w:rPr>
-                <w:rFonts w:ascii="Helvetica Neue" w:hAnsi="Helvetica Neue"/>
-                <w:sz w:val="20"/>
-                <w:szCs w:val="20"/>
-                <w:shd w:val="clear" w:color="auto" w:fill="ffff00"/>
-                <w:rtl w:val="0"/>
-                <w:lang w:val="en-US"/>
-              </w:rPr>
-              <w:t>[New Home] [C17]</w:t>
-            </w:r>
-            <w:r>
-              <w:rPr>
-                <w:rFonts w:ascii="Helvetica Neue" w:hAnsi="Helvetica Neue"/>
-                <w:sz w:val="20"/>
-                <w:szCs w:val="20"/>
-                <w:shd w:val="nil" w:color="auto" w:fill="auto"/>
-                <w:rtl w:val="0"/>
-                <w:lang w:val="en-US"/>
-              </w:rPr>
-              <w:t xml:space="preserve">. </w:t>
-            </w:r>
-          </w:p>
-          <w:p>
-            <w:pPr>
-              <w:pStyle w:val="Body"/>
+              <w:t xml:space="preserve">On your base income, keep principal, interest, taxes, and insurance (PITI) monthly payments {28}. </w:t>
+            </w:r>
+          </w:p>
+          <w:p>
+            <w:pPr>
+              <w:pStyle w:val="Body A"/>
               <w:bidi w:val="0"/>
               <w:spacing w:after="200" w:line="240" w:lineRule="auto"/>
               <w:ind w:left="0" w:right="0" w:firstLine="0"/>
@@ -3437,18 +3095,18 @@
                 <w:rtl w:val="0"/>
                 <w:lang w:val="en-US"/>
               </w:rPr>
-              <w:t>A lender will lend you anywhere from</w:t>
-            </w:r>
-            <w:r>
-              <w:rPr>
-                <w:rFonts w:ascii="Helvetica Neue" w:hAnsi="Helvetica Neue"/>
-                <w:sz w:val="20"/>
-                <w:szCs w:val="20"/>
-                <w:shd w:val="clear" w:color="auto" w:fill="ffff00"/>
-                <w:rtl w:val="0"/>
-                <w:lang w:val="en-US"/>
-              </w:rPr>
-              <w:t xml:space="preserve"> [New Home] [K7] - [New Home] [K8]</w:t>
+              <w:t>A lender will lend you anywhere from {29}</w:t>
+            </w:r>
+            <w:r>
+              <w:rPr>
+                <w:rFonts w:ascii="Helvetica Neue" w:hAnsi="Helvetica Neue"/>
+                <w:sz w:val="20"/>
+                <w:szCs w:val="20"/>
+                <w:shd w:val="nil" w:color="auto" w:fill="auto"/>
+                <w:rtl w:val="0"/>
+                <w:lang w:val="en-US"/>
+              </w:rPr>
+              <w:t xml:space="preserve"> - {30}</w:t>
             </w:r>
             <w:r>
               <w:rPr>
@@ -3464,7 +3122,7 @@
           </w:p>
           <w:p>
             <w:pPr>
-              <w:pStyle w:val="Body"/>
+              <w:pStyle w:val="Body A"/>
               <w:bidi w:val="0"/>
               <w:spacing w:after="200" w:line="240" w:lineRule="auto"/>
               <w:ind w:left="0" w:right="0" w:firstLine="0"/>
@@ -3486,78 +3144,78 @@
                 <w:rtl w:val="0"/>
                 <w:lang w:val="en-US"/>
               </w:rPr>
-              <w:t xml:space="preserve">You should target a mortgage of </w:t>
-            </w:r>
-            <w:r>
-              <w:rPr>
-                <w:rFonts w:ascii="Helvetica Neue" w:hAnsi="Helvetica Neue"/>
-                <w:sz w:val="20"/>
-                <w:szCs w:val="20"/>
-                <w:shd w:val="clear" w:color="auto" w:fill="ffff00"/>
-                <w:rtl w:val="0"/>
-                <w:lang w:val="en-US"/>
-              </w:rPr>
-              <w:t>[New Home] [D32]</w:t>
-            </w:r>
-            <w:r>
-              <w:rPr>
-                <w:rFonts w:ascii="Helvetica Neue" w:hAnsi="Helvetica Neue"/>
-                <w:sz w:val="20"/>
-                <w:szCs w:val="20"/>
-                <w:shd w:val="nil" w:color="auto" w:fill="auto"/>
-                <w:rtl w:val="0"/>
-                <w:lang w:val="en-US"/>
-              </w:rPr>
-              <w:t xml:space="preserve"> which is equivalent to a </w:t>
-            </w:r>
-            <w:r>
-              <w:rPr>
-                <w:rFonts w:ascii="Helvetica Neue" w:hAnsi="Helvetica Neue"/>
-                <w:sz w:val="20"/>
-                <w:szCs w:val="20"/>
-                <w:shd w:val="clear" w:color="auto" w:fill="ffff00"/>
-                <w:rtl w:val="0"/>
-                <w:lang w:val="en-US"/>
-              </w:rPr>
-              <w:t>[New Home] [D31]</w:t>
-            </w:r>
-            <w:r>
-              <w:rPr>
-                <w:rFonts w:ascii="Helvetica Neue" w:hAnsi="Helvetica Neue"/>
-                <w:sz w:val="20"/>
-                <w:szCs w:val="20"/>
-                <w:shd w:val="nil" w:color="auto" w:fill="auto"/>
-                <w:rtl w:val="0"/>
-                <w:lang w:val="en-US"/>
-              </w:rPr>
-              <w:t xml:space="preserve"> home. Your max home price should be </w:t>
-            </w:r>
-            <w:r>
-              <w:rPr>
-                <w:rFonts w:ascii="Helvetica Neue" w:hAnsi="Helvetica Neue"/>
-                <w:sz w:val="20"/>
-                <w:szCs w:val="20"/>
-                <w:shd w:val="clear" w:color="auto" w:fill="ffff00"/>
-                <w:rtl w:val="0"/>
-                <w:lang w:val="en-US"/>
-              </w:rPr>
-              <w:t>[New Home] [E31]</w:t>
-            </w:r>
-            <w:r>
-              <w:rPr>
-                <w:rFonts w:ascii="Helvetica Neue" w:hAnsi="Helvetica Neue"/>
-                <w:sz w:val="20"/>
-                <w:szCs w:val="20"/>
-                <w:shd w:val="nil" w:color="auto" w:fill="auto"/>
-                <w:rtl w:val="0"/>
-                <w:lang w:val="en-US"/>
-              </w:rPr>
-              <w:t xml:space="preserve"> unless you want to put down more money. </w:t>
-            </w:r>
-          </w:p>
-          <w:p>
-            <w:pPr>
-              <w:pStyle w:val="Body"/>
+              <w:t>You should target a mortgage of {3</w:t>
+            </w:r>
+            <w:r>
+              <w:rPr>
+                <w:rFonts w:ascii="Helvetica Neue" w:hAnsi="Helvetica Neue"/>
+                <w:sz w:val="20"/>
+                <w:szCs w:val="20"/>
+                <w:shd w:val="nil" w:color="auto" w:fill="auto"/>
+                <w:rtl w:val="0"/>
+                <w:lang w:val="en-US"/>
+              </w:rPr>
+              <w:t>1</w:t>
+            </w:r>
+            <w:r>
+              <w:rPr>
+                <w:rFonts w:ascii="Helvetica Neue" w:hAnsi="Helvetica Neue"/>
+                <w:sz w:val="20"/>
+                <w:szCs w:val="20"/>
+                <w:shd w:val="nil" w:color="auto" w:fill="auto"/>
+                <w:rtl w:val="0"/>
+                <w:lang w:val="en-US"/>
+              </w:rPr>
+              <w:t>} which is equivalent to a {</w:t>
+            </w:r>
+            <w:r>
+              <w:rPr>
+                <w:rFonts w:ascii="Helvetica Neue" w:hAnsi="Helvetica Neue"/>
+                <w:sz w:val="20"/>
+                <w:szCs w:val="20"/>
+                <w:shd w:val="nil" w:color="auto" w:fill="auto"/>
+                <w:rtl w:val="0"/>
+                <w:lang w:val="en-US"/>
+              </w:rPr>
+              <w:t>32</w:t>
+            </w:r>
+            <w:r>
+              <w:rPr>
+                <w:rFonts w:ascii="Helvetica Neue" w:hAnsi="Helvetica Neue"/>
+                <w:sz w:val="20"/>
+                <w:szCs w:val="20"/>
+                <w:shd w:val="nil" w:color="auto" w:fill="auto"/>
+                <w:rtl w:val="0"/>
+                <w:lang w:val="en-US"/>
+              </w:rPr>
+              <w:t>} home. Your max home price should be {</w:t>
+            </w:r>
+            <w:r>
+              <w:rPr>
+                <w:rFonts w:ascii="Helvetica Neue" w:hAnsi="Helvetica Neue"/>
+                <w:sz w:val="20"/>
+                <w:szCs w:val="20"/>
+                <w:shd w:val="nil" w:color="auto" w:fill="auto"/>
+                <w:rtl w:val="0"/>
+                <w:lang w:val="en-US"/>
+              </w:rPr>
+              <w:t>33</w:t>
+            </w:r>
+            <w:r>
+              <w:rPr>
+                <w:rFonts w:ascii="Helvetica Neue" w:hAnsi="Helvetica Neue"/>
+                <w:sz w:val="20"/>
+                <w:szCs w:val="20"/>
+                <w:shd w:val="nil" w:color="auto" w:fill="auto"/>
+                <w:rtl w:val="0"/>
+                <w:lang w:val="en-US"/>
+              </w:rPr>
+              <w:t xml:space="preserve">} unless you want to put down more money. </w:t>
+            </w:r>
+          </w:p>
+          <w:p>
+            <w:pPr>
+              <w:pStyle w:val="Body A"/>
               <w:bidi w:val="0"/>
               <w:spacing w:after="200" w:line="240" w:lineRule="auto"/>
               <w:ind w:left="0" w:right="0" w:firstLine="0"/>
@@ -3579,29 +3237,29 @@
                 <w:rtl w:val="0"/>
                 <w:lang w:val="en-US"/>
               </w:rPr>
-              <w:t>You have ~</w:t>
-            </w:r>
-            <w:r>
-              <w:rPr>
-                <w:rFonts w:ascii="Helvetica Neue" w:hAnsi="Helvetica Neue"/>
-                <w:sz w:val="20"/>
-                <w:szCs w:val="20"/>
-                <w:shd w:val="clear" w:color="auto" w:fill="ffff00"/>
-                <w:rtl w:val="0"/>
-                <w:lang w:val="en-US"/>
-              </w:rPr>
-              <w:t>[New Home] [C28]</w:t>
-            </w:r>
-            <w:r>
-              <w:rPr>
-                <w:rFonts w:ascii="Helvetica Neue" w:hAnsi="Helvetica Neue"/>
-                <w:sz w:val="20"/>
-                <w:szCs w:val="20"/>
-                <w:shd w:val="nil" w:color="auto" w:fill="auto"/>
-                <w:rtl w:val="0"/>
-                <w:lang w:val="en-US"/>
-              </w:rPr>
-              <w:t xml:space="preserve"> liquid for a house down payment. It will take you </w:t>
+              <w:t>You have {3</w:t>
+            </w:r>
+            <w:r>
+              <w:rPr>
+                <w:rFonts w:ascii="Helvetica Neue" w:hAnsi="Helvetica Neue"/>
+                <w:sz w:val="20"/>
+                <w:szCs w:val="20"/>
+                <w:shd w:val="nil" w:color="auto" w:fill="auto"/>
+                <w:rtl w:val="0"/>
+                <w:lang w:val="en-US"/>
+              </w:rPr>
+              <w:t>4</w:t>
+            </w:r>
+            <w:r>
+              <w:rPr>
+                <w:rFonts w:ascii="Helvetica Neue" w:hAnsi="Helvetica Neue"/>
+                <w:sz w:val="20"/>
+                <w:szCs w:val="20"/>
+                <w:shd w:val="nil" w:color="auto" w:fill="auto"/>
+                <w:rtl w:val="0"/>
+                <w:lang w:val="en-US"/>
+              </w:rPr>
+              <w:t xml:space="preserve">} liquid for a house down payment. It will take you </w:t>
             </w:r>
             <w:r>
               <w:rPr>
@@ -3628,7 +3286,7 @@
           </w:p>
           <w:p>
             <w:pPr>
-              <w:pStyle w:val="Body"/>
+              <w:pStyle w:val="Body A"/>
               <w:bidi w:val="0"/>
               <w:spacing w:after="200" w:line="240" w:lineRule="auto"/>
               <w:ind w:left="0" w:right="0" w:firstLine="0"/>
@@ -3659,7 +3317,7 @@
           </w:p>
           <w:p>
             <w:pPr>
-              <w:pStyle w:val="Body"/>
+              <w:pStyle w:val="Body A"/>
               <w:numPr>
                 <w:ilvl w:val="0"/>
                 <w:numId w:val="6"/>
@@ -3693,7 +3351,37 @@
     </w:tbl>
     <w:p>
       <w:pPr>
-        <w:pStyle w:val="Body"/>
+        <w:pStyle w:val="Body A"/>
+        <w:widowControl w:val="0"/>
+        <w:spacing w:line="240" w:lineRule="auto"/>
+        <w:ind w:left="216" w:hanging="216"/>
+        <w:rPr>
+          <w:rFonts w:ascii="Helvetica Neue" w:cs="Helvetica Neue" w:hAnsi="Helvetica Neue" w:eastAsia="Helvetica Neue"/>
+          <w:b w:val="1"/>
+          <w:bCs w:val="1"/>
+          <w:sz w:val="20"/>
+          <w:szCs w:val="20"/>
+        </w:rPr>
+      </w:pPr>
+    </w:p>
+    <w:p>
+      <w:pPr>
+        <w:pStyle w:val="Body A"/>
+        <w:widowControl w:val="0"/>
+        <w:spacing w:line="240" w:lineRule="auto"/>
+        <w:ind w:left="108" w:hanging="108"/>
+        <w:rPr>
+          <w:rFonts w:ascii="Helvetica Neue" w:cs="Helvetica Neue" w:hAnsi="Helvetica Neue" w:eastAsia="Helvetica Neue"/>
+          <w:b w:val="1"/>
+          <w:bCs w:val="1"/>
+          <w:sz w:val="20"/>
+          <w:szCs w:val="20"/>
+        </w:rPr>
+      </w:pPr>
+    </w:p>
+    <w:p>
+      <w:pPr>
+        <w:pStyle w:val="Body A"/>
         <w:widowControl w:val="0"/>
         <w:spacing w:line="240" w:lineRule="auto"/>
         <w:rPr>
@@ -3707,7 +3395,7 @@
     </w:p>
     <w:p>
       <w:pPr>
-        <w:pStyle w:val="Body"/>
+        <w:pStyle w:val="Body A"/>
         <w:spacing w:line="240" w:lineRule="auto"/>
         <w:rPr>
           <w:rFonts w:ascii="Helvetica Neue" w:cs="Helvetica Neue" w:hAnsi="Helvetica Neue" w:eastAsia="Helvetica Neue"/>
@@ -3722,7 +3410,7 @@
       <w:tblPr>
         <w:tblW w:w="9360" w:type="dxa"/>
         <w:jc w:val="left"/>
-        <w:tblInd w:w="108" w:type="dxa"/>
+        <w:tblInd w:w="324" w:type="dxa"/>
         <w:tblBorders>
           <w:top w:val="single" w:color="ffffff" w:sz="8" w:space="0" w:shadow="0" w:frame="0"/>
           <w:left w:val="single" w:color="ffffff" w:sz="8" w:space="0" w:shadow="0" w:frame="0"/>
@@ -3742,7 +3430,7 @@
           <w:shd w:val="clear" w:color="auto" w:fill="ced7e7"/>
         </w:tblPrEx>
         <w:trPr>
-          <w:trHeight w:val="254" w:hRule="atLeast"/>
+          <w:trHeight w:val="294" w:hRule="atLeast"/>
         </w:trPr>
         <w:tc>
           <w:tcPr>
@@ -3764,7 +3452,7 @@
           </w:tcPr>
           <w:p>
             <w:pPr>
-              <w:pStyle w:val="Body"/>
+              <w:pStyle w:val="Body A"/>
               <w:widowControl w:val="0"/>
               <w:spacing w:line="240" w:lineRule="auto"/>
               <w:jc w:val="center"/>
@@ -3790,7 +3478,7 @@
           <w:shd w:val="clear" w:color="auto" w:fill="ced7e7"/>
         </w:tblPrEx>
         <w:trPr>
-          <w:trHeight w:val="5196" w:hRule="atLeast"/>
+          <w:trHeight w:val="5236" w:hRule="atLeast"/>
         </w:trPr>
         <w:tc>
           <w:tcPr>
@@ -3812,7 +3500,7 @@
           </w:tcPr>
           <w:p>
             <w:pPr>
-              <w:pStyle w:val="Body"/>
+              <w:pStyle w:val="Body A"/>
               <w:spacing w:after="200"/>
               <w:jc w:val="both"/>
               <w:rPr>
@@ -3831,100 +3519,12 @@
                 <w:rtl w:val="0"/>
                 <w:lang w:val="en-US"/>
               </w:rPr>
-              <w:t xml:space="preserve">To fully fund retirement at </w:t>
-            </w:r>
-            <w:r>
-              <w:rPr>
-                <w:rFonts w:ascii="Helvetica Neue" w:hAnsi="Helvetica Neue"/>
-                <w:sz w:val="20"/>
-                <w:szCs w:val="20"/>
-                <w:shd w:val="clear" w:color="auto" w:fill="ffff00"/>
-                <w:rtl w:val="0"/>
-                <w:lang w:val="en-US"/>
-              </w:rPr>
-              <w:t>[Retirement Summary] [C5]</w:t>
-            </w:r>
-            <w:r>
-              <w:rPr>
-                <w:rFonts w:ascii="Helvetica Neue" w:hAnsi="Helvetica Neue"/>
-                <w:sz w:val="20"/>
-                <w:szCs w:val="20"/>
-                <w:shd w:val="nil" w:color="auto" w:fill="auto"/>
-                <w:rtl w:val="0"/>
-                <w:lang w:val="en-US"/>
-              </w:rPr>
-              <w:t xml:space="preserve">, you </w:t>
-            </w:r>
-            <w:r>
-              <w:rPr>
-                <w:rFonts w:ascii="Helvetica Neue" w:hAnsi="Helvetica Neue"/>
-                <w:sz w:val="20"/>
-                <w:szCs w:val="20"/>
-                <w:shd w:val="clear" w:color="auto" w:fill="ffff00"/>
-                <w:rtl w:val="0"/>
-                <w:lang w:val="en-US"/>
-              </w:rPr>
-              <w:t>[Retirement Summary] [C22]</w:t>
-            </w:r>
-            <w:r>
-              <w:rPr>
-                <w:rFonts w:ascii="Helvetica Neue" w:hAnsi="Helvetica Neue"/>
-                <w:sz w:val="20"/>
-                <w:szCs w:val="20"/>
-                <w:shd w:val="nil" w:color="auto" w:fill="auto"/>
-                <w:rtl w:val="0"/>
-                <w:lang w:val="en-US"/>
-              </w:rPr>
-              <w:t xml:space="preserve"> today. You currently have </w:t>
-            </w:r>
-            <w:r>
-              <w:rPr>
-                <w:rFonts w:ascii="Helvetica Neue" w:hAnsi="Helvetica Neue"/>
-                <w:sz w:val="20"/>
-                <w:szCs w:val="20"/>
-                <w:shd w:val="clear" w:color="auto" w:fill="ffff00"/>
-                <w:rtl w:val="0"/>
-                <w:lang w:val="en-US"/>
-              </w:rPr>
-              <w:t>[Net Worth] [Retirement Assets]</w:t>
-            </w:r>
-            <w:r>
-              <w:rPr>
-                <w:rFonts w:ascii="Helvetica Neue" w:hAnsi="Helvetica Neue"/>
-                <w:sz w:val="20"/>
-                <w:szCs w:val="20"/>
-                <w:shd w:val="nil" w:color="auto" w:fill="auto"/>
-                <w:rtl w:val="0"/>
-                <w:lang w:val="en-US"/>
-              </w:rPr>
-              <w:t xml:space="preserve"> of qualified retirement accounts, and </w:t>
-            </w:r>
-            <w:r>
-              <w:rPr>
-                <w:rFonts w:ascii="Helvetica Neue" w:hAnsi="Helvetica Neue"/>
-                <w:sz w:val="20"/>
-                <w:szCs w:val="20"/>
-                <w:shd w:val="clear" w:color="auto" w:fill="ffff00"/>
-                <w:rtl w:val="0"/>
-                <w:lang w:val="en-US"/>
-              </w:rPr>
-              <w:t>[Net Worth] [Other Investments]</w:t>
-            </w:r>
-            <w:r>
-              <w:rPr>
-                <w:rFonts w:ascii="Helvetica Neue" w:hAnsi="Helvetica Neue"/>
-                <w:sz w:val="20"/>
-                <w:szCs w:val="20"/>
-                <w:shd w:val="nil" w:color="auto" w:fill="auto"/>
-                <w:rtl w:val="0"/>
-                <w:lang w:val="en-US"/>
-              </w:rPr>
-              <w:t xml:space="preserve"> of brokerage assets that could be earmarked for retirement. </w:t>
-            </w:r>
-          </w:p>
-          <w:p>
-            <w:pPr>
-              <w:pStyle w:val="Body"/>
+              <w:t xml:space="preserve">To fully fund retirement at {35}, you {36} today. You currently have {37} of qualified retirement accounts, and {38} of brokerage assets that could be earmarked for retirement. </w:t>
+            </w:r>
+          </w:p>
+          <w:p>
+            <w:pPr>
+              <w:pStyle w:val="Body A"/>
               <w:bidi w:val="0"/>
               <w:spacing w:after="200"/>
               <w:ind w:left="0" w:right="0" w:firstLine="0"/>
@@ -3946,34 +3546,12 @@
                 <w:rtl w:val="0"/>
                 <w:lang w:val="en-US"/>
               </w:rPr>
-              <w:t xml:space="preserve">To be on track for retirement at assuming some social security, you need to save </w:t>
-            </w:r>
-            <w:r>
-              <w:rPr>
-                <w:rFonts w:ascii="Helvetica Neue" w:hAnsi="Helvetica Neue"/>
-                <w:sz w:val="20"/>
-                <w:szCs w:val="20"/>
-                <w:shd w:val="clear" w:color="auto" w:fill="ffff00"/>
-                <w:rtl w:val="0"/>
-                <w:lang w:val="en-US"/>
-              </w:rPr>
-              <w:t>[Retirement Summary] [C28]</w:t>
-            </w:r>
-            <w:r>
-              <w:rPr>
-                <w:rFonts w:ascii="Helvetica Neue" w:hAnsi="Helvetica Neue"/>
-                <w:sz w:val="20"/>
-                <w:szCs w:val="20"/>
-                <w:shd w:val="nil" w:color="auto" w:fill="auto"/>
-                <w:rtl w:val="0"/>
-                <w:lang w:val="en-US"/>
-              </w:rPr>
-              <w:t xml:space="preserve"> per year. </w:t>
-            </w:r>
-          </w:p>
-          <w:p>
-            <w:pPr>
-              <w:pStyle w:val="Body"/>
+              <w:t xml:space="preserve">To be on track for retirement at assuming some social security, you need to save {37} per year. </w:t>
+            </w:r>
+          </w:p>
+          <w:p>
+            <w:pPr>
+              <w:pStyle w:val="Body A"/>
               <w:bidi w:val="0"/>
               <w:spacing w:after="200"/>
               <w:ind w:left="0" w:right="0" w:firstLine="0"/>
@@ -4017,34 +3595,12 @@
                 <w:rtl w:val="0"/>
                 <w:lang w:val="en-US"/>
               </w:rPr>
-              <w:t xml:space="preserve">re currently saving </w:t>
-            </w:r>
-            <w:r>
-              <w:rPr>
-                <w:rFonts w:ascii="Helvetica Neue" w:hAnsi="Helvetica Neue"/>
-                <w:sz w:val="20"/>
-                <w:szCs w:val="20"/>
-                <w:shd w:val="clear" w:color="auto" w:fill="ffff00"/>
-                <w:rtl w:val="0"/>
-                <w:lang w:val="en-US"/>
-              </w:rPr>
-              <w:t>[Retirement Summary] [C29</w:t>
-            </w:r>
-            <w:r>
-              <w:rPr>
-                <w:rFonts w:ascii="Helvetica Neue" w:hAnsi="Helvetica Neue"/>
-                <w:sz w:val="20"/>
-                <w:szCs w:val="20"/>
-                <w:shd w:val="nil" w:color="auto" w:fill="auto"/>
-                <w:rtl w:val="0"/>
-                <w:lang w:val="en-US"/>
-              </w:rPr>
-              <w:t xml:space="preserve">] which includes your 401(k) contributions, employer match, and Roth IRA. </w:t>
-            </w:r>
-          </w:p>
-          <w:p>
-            <w:pPr>
-              <w:pStyle w:val="Body"/>
+              <w:t xml:space="preserve">re currently saving {38} which includes your 401(k) contributions, employer match, and Roth IRA. </w:t>
+            </w:r>
+          </w:p>
+          <w:p>
+            <w:pPr>
+              <w:pStyle w:val="Body A"/>
               <w:bidi w:val="0"/>
               <w:spacing w:after="200"/>
               <w:ind w:left="0" w:right="0" w:firstLine="0"/>
@@ -4066,34 +3622,12 @@
                 <w:rtl w:val="0"/>
                 <w:lang w:val="en-US"/>
               </w:rPr>
-              <w:t xml:space="preserve">You need to save an extra </w:t>
-            </w:r>
-            <w:r>
-              <w:rPr>
-                <w:rFonts w:ascii="Helvetica Neue" w:hAnsi="Helvetica Neue"/>
-                <w:sz w:val="20"/>
-                <w:szCs w:val="20"/>
-                <w:shd w:val="clear" w:color="auto" w:fill="ffff00"/>
-                <w:rtl w:val="0"/>
-                <w:lang w:val="en-US"/>
-              </w:rPr>
-              <w:t>[Retirement Summary] [C30]</w:t>
-            </w:r>
-            <w:r>
-              <w:rPr>
-                <w:rFonts w:ascii="Helvetica Neue" w:hAnsi="Helvetica Neue"/>
-                <w:sz w:val="20"/>
-                <w:szCs w:val="20"/>
-                <w:shd w:val="nil" w:color="auto" w:fill="auto"/>
-                <w:rtl w:val="0"/>
-                <w:lang w:val="en-US"/>
-              </w:rPr>
-              <w:t xml:space="preserve"> per year. </w:t>
-            </w:r>
-          </w:p>
-          <w:p>
-            <w:pPr>
-              <w:pStyle w:val="Body"/>
+              <w:t xml:space="preserve">You need to save an extra {39} per year. </w:t>
+            </w:r>
+          </w:p>
+          <w:p>
+            <w:pPr>
+              <w:pStyle w:val="Body A"/>
               <w:bidi w:val="0"/>
               <w:spacing w:after="200" w:line="240" w:lineRule="auto"/>
               <w:ind w:left="0" w:right="0" w:firstLine="0"/>
@@ -4124,7 +3658,7 @@
           </w:p>
           <w:p>
             <w:pPr>
-              <w:pStyle w:val="Body"/>
+              <w:pStyle w:val="Body A"/>
               <w:numPr>
                 <w:ilvl w:val="0"/>
                 <w:numId w:val="7"/>
@@ -4194,7 +3728,7 @@
           </w:p>
           <w:p>
             <w:pPr>
-              <w:pStyle w:val="Body"/>
+              <w:pStyle w:val="Body A"/>
               <w:numPr>
                 <w:ilvl w:val="0"/>
                 <w:numId w:val="7"/>
@@ -4269,7 +3803,7 @@
           </w:p>
           <w:p>
             <w:pPr>
-              <w:pStyle w:val="Body"/>
+              <w:pStyle w:val="Body A"/>
               <w:numPr>
                 <w:ilvl w:val="0"/>
                 <w:numId w:val="7"/>
@@ -4303,7 +3837,37 @@
     </w:tbl>
     <w:p>
       <w:pPr>
-        <w:pStyle w:val="Body"/>
+        <w:pStyle w:val="Body A"/>
+        <w:widowControl w:val="0"/>
+        <w:spacing w:line="240" w:lineRule="auto"/>
+        <w:ind w:left="216" w:hanging="216"/>
+        <w:rPr>
+          <w:rFonts w:ascii="Helvetica Neue" w:cs="Helvetica Neue" w:hAnsi="Helvetica Neue" w:eastAsia="Helvetica Neue"/>
+          <w:b w:val="1"/>
+          <w:bCs w:val="1"/>
+          <w:sz w:val="20"/>
+          <w:szCs w:val="20"/>
+        </w:rPr>
+      </w:pPr>
+    </w:p>
+    <w:p>
+      <w:pPr>
+        <w:pStyle w:val="Body A"/>
+        <w:widowControl w:val="0"/>
+        <w:spacing w:line="240" w:lineRule="auto"/>
+        <w:ind w:left="108" w:hanging="108"/>
+        <w:rPr>
+          <w:rFonts w:ascii="Helvetica Neue" w:cs="Helvetica Neue" w:hAnsi="Helvetica Neue" w:eastAsia="Helvetica Neue"/>
+          <w:b w:val="1"/>
+          <w:bCs w:val="1"/>
+          <w:sz w:val="20"/>
+          <w:szCs w:val="20"/>
+        </w:rPr>
+      </w:pPr>
+    </w:p>
+    <w:p>
+      <w:pPr>
+        <w:pStyle w:val="Body A"/>
         <w:widowControl w:val="0"/>
         <w:spacing w:line="240" w:lineRule="auto"/>
         <w:rPr>
@@ -4317,7 +3881,7 @@
     </w:p>
     <w:p>
       <w:pPr>
-        <w:pStyle w:val="Body"/>
+        <w:pStyle w:val="Body A"/>
         <w:spacing w:line="240" w:lineRule="auto"/>
         <w:rPr>
           <w:rFonts w:ascii="Helvetica Neue" w:cs="Helvetica Neue" w:hAnsi="Helvetica Neue" w:eastAsia="Helvetica Neue"/>
@@ -4332,7 +3896,7 @@
       <w:tblPr>
         <w:tblW w:w="9360" w:type="dxa"/>
         <w:jc w:val="left"/>
-        <w:tblInd w:w="108" w:type="dxa"/>
+        <w:tblInd w:w="324" w:type="dxa"/>
         <w:tblBorders>
           <w:top w:val="single" w:color="ffffff" w:sz="8" w:space="0" w:shadow="0" w:frame="0"/>
           <w:left w:val="single" w:color="ffffff" w:sz="8" w:space="0" w:shadow="0" w:frame="0"/>
@@ -4352,7 +3916,7 @@
           <w:shd w:val="clear" w:color="auto" w:fill="ced7e7"/>
         </w:tblPrEx>
         <w:trPr>
-          <w:trHeight w:val="254" w:hRule="atLeast"/>
+          <w:trHeight w:val="294" w:hRule="atLeast"/>
         </w:trPr>
         <w:tc>
           <w:tcPr>
@@ -4374,7 +3938,7 @@
           </w:tcPr>
           <w:p>
             <w:pPr>
-              <w:pStyle w:val="Body"/>
+              <w:pStyle w:val="Body A"/>
               <w:spacing w:line="240" w:lineRule="auto"/>
               <w:jc w:val="center"/>
             </w:pPr>
@@ -4399,7 +3963,7 @@
           <w:shd w:val="clear" w:color="auto" w:fill="ced7e7"/>
         </w:tblPrEx>
         <w:trPr>
-          <w:trHeight w:val="3735" w:hRule="atLeast"/>
+          <w:trHeight w:val="3775" w:hRule="atLeast"/>
         </w:trPr>
         <w:tc>
           <w:tcPr>
@@ -4421,7 +3985,7 @@
           </w:tcPr>
           <w:p>
             <w:pPr>
-              <w:pStyle w:val="Body"/>
+              <w:pStyle w:val="Body A"/>
               <w:spacing w:after="200" w:line="240" w:lineRule="auto"/>
               <w:rPr>
                 <w:rFonts w:ascii="Helvetica Neue" w:cs="Helvetica Neue" w:hAnsi="Helvetica Neue" w:eastAsia="Helvetica Neue"/>
@@ -4444,7 +4008,7 @@
           </w:p>
           <w:p>
             <w:pPr>
-              <w:pStyle w:val="Body"/>
+              <w:pStyle w:val="Body A"/>
               <w:bidi w:val="0"/>
               <w:spacing w:after="200" w:line="240" w:lineRule="auto"/>
               <w:ind w:left="0" w:right="0" w:firstLine="0"/>
@@ -4475,7 +4039,7 @@
           </w:p>
           <w:p>
             <w:pPr>
-              <w:pStyle w:val="Body"/>
+              <w:pStyle w:val="Body A"/>
               <w:bidi w:val="0"/>
               <w:spacing w:after="200" w:line="240" w:lineRule="auto"/>
               <w:ind w:left="0" w:right="0" w:firstLine="0"/>
@@ -4506,7 +4070,7 @@
           </w:p>
           <w:p>
             <w:pPr>
-              <w:pStyle w:val="Body"/>
+              <w:pStyle w:val="Body A"/>
               <w:numPr>
                 <w:ilvl w:val="0"/>
                 <w:numId w:val="8"/>
@@ -4539,7 +4103,7 @@
           </w:p>
           <w:p>
             <w:pPr>
-              <w:pStyle w:val="Body"/>
+              <w:pStyle w:val="Body A"/>
               <w:numPr>
                 <w:ilvl w:val="1"/>
                 <w:numId w:val="8"/>
@@ -4570,7 +4134,7 @@
           </w:p>
           <w:p>
             <w:pPr>
-              <w:pStyle w:val="Body"/>
+              <w:pStyle w:val="Body A"/>
               <w:numPr>
                 <w:ilvl w:val="1"/>
                 <w:numId w:val="8"/>
@@ -4601,7 +4165,7 @@
           </w:p>
           <w:p>
             <w:pPr>
-              <w:pStyle w:val="Body"/>
+              <w:pStyle w:val="Body A"/>
               <w:numPr>
                 <w:ilvl w:val="1"/>
                 <w:numId w:val="8"/>
@@ -4632,7 +4196,7 @@
           </w:p>
           <w:p>
             <w:pPr>
-              <w:pStyle w:val="Body"/>
+              <w:pStyle w:val="Body A"/>
               <w:spacing w:line="240" w:lineRule="auto"/>
               <w:rPr>
                 <w:rFonts w:ascii="Helvetica Neue" w:cs="Helvetica Neue" w:hAnsi="Helvetica Neue" w:eastAsia="Helvetica Neue"/>
@@ -4645,7 +4209,7 @@
           </w:p>
           <w:p>
             <w:pPr>
-              <w:pStyle w:val="Body"/>
+              <w:pStyle w:val="Body A"/>
               <w:numPr>
                 <w:ilvl w:val="0"/>
                 <w:numId w:val="8"/>
@@ -4693,7 +4257,7 @@
           </w:p>
           <w:p>
             <w:pPr>
-              <w:pStyle w:val="Body"/>
+              <w:pStyle w:val="Body A"/>
               <w:numPr>
                 <w:ilvl w:val="1"/>
                 <w:numId w:val="8"/>
@@ -4724,7 +4288,7 @@
           </w:p>
           <w:p>
             <w:pPr>
-              <w:pStyle w:val="Body"/>
+              <w:pStyle w:val="Body A"/>
               <w:numPr>
                 <w:ilvl w:val="1"/>
                 <w:numId w:val="8"/>
@@ -4758,7 +4322,37 @@
     </w:tbl>
     <w:p>
       <w:pPr>
-        <w:pStyle w:val="Body"/>
+        <w:pStyle w:val="Body A"/>
+        <w:widowControl w:val="0"/>
+        <w:spacing w:line="240" w:lineRule="auto"/>
+        <w:ind w:left="216" w:hanging="216"/>
+        <w:rPr>
+          <w:rFonts w:ascii="Helvetica Neue" w:cs="Helvetica Neue" w:hAnsi="Helvetica Neue" w:eastAsia="Helvetica Neue"/>
+          <w:b w:val="1"/>
+          <w:bCs w:val="1"/>
+          <w:sz w:val="20"/>
+          <w:szCs w:val="20"/>
+        </w:rPr>
+      </w:pPr>
+    </w:p>
+    <w:p>
+      <w:pPr>
+        <w:pStyle w:val="Body A"/>
+        <w:widowControl w:val="0"/>
+        <w:spacing w:line="240" w:lineRule="auto"/>
+        <w:ind w:left="108" w:hanging="108"/>
+        <w:rPr>
+          <w:rFonts w:ascii="Helvetica Neue" w:cs="Helvetica Neue" w:hAnsi="Helvetica Neue" w:eastAsia="Helvetica Neue"/>
+          <w:b w:val="1"/>
+          <w:bCs w:val="1"/>
+          <w:sz w:val="20"/>
+          <w:szCs w:val="20"/>
+        </w:rPr>
+      </w:pPr>
+    </w:p>
+    <w:p>
+      <w:pPr>
+        <w:pStyle w:val="Body A"/>
         <w:widowControl w:val="0"/>
         <w:spacing w:line="240" w:lineRule="auto"/>
         <w:rPr>
@@ -4772,7 +4366,7 @@
     </w:p>
     <w:p>
       <w:pPr>
-        <w:pStyle w:val="Body"/>
+        <w:pStyle w:val="Body A"/>
         <w:spacing w:line="240" w:lineRule="auto"/>
         <w:rPr>
           <w:rFonts w:ascii="Helvetica Neue" w:cs="Helvetica Neue" w:hAnsi="Helvetica Neue" w:eastAsia="Helvetica Neue"/>
@@ -4787,7 +4381,7 @@
       <w:tblPr>
         <w:tblW w:w="9360" w:type="dxa"/>
         <w:jc w:val="left"/>
-        <w:tblInd w:w="108" w:type="dxa"/>
+        <w:tblInd w:w="324" w:type="dxa"/>
         <w:tblBorders>
           <w:top w:val="single" w:color="ffffff" w:sz="8" w:space="0" w:shadow="0" w:frame="0"/>
           <w:left w:val="single" w:color="ffffff" w:sz="8" w:space="0" w:shadow="0" w:frame="0"/>
@@ -4807,7 +4401,7 @@
           <w:shd w:val="clear" w:color="auto" w:fill="ced7e7"/>
         </w:tblPrEx>
         <w:trPr>
-          <w:trHeight w:val="254" w:hRule="atLeast"/>
+          <w:trHeight w:val="294" w:hRule="atLeast"/>
         </w:trPr>
         <w:tc>
           <w:tcPr>
@@ -4829,7 +4423,7 @@
           </w:tcPr>
           <w:p>
             <w:pPr>
-              <w:pStyle w:val="Body"/>
+              <w:pStyle w:val="Body A"/>
               <w:spacing w:line="240" w:lineRule="auto"/>
               <w:jc w:val="center"/>
             </w:pPr>
@@ -4854,7 +4448,7 @@
           <w:shd w:val="clear" w:color="auto" w:fill="ced7e7"/>
         </w:tblPrEx>
         <w:trPr>
-          <w:trHeight w:val="6896" w:hRule="atLeast"/>
+          <w:trHeight w:val="6936" w:hRule="atLeast"/>
         </w:trPr>
         <w:tc>
           <w:tcPr>
@@ -4876,7 +4470,7 @@
           </w:tcPr>
           <w:p>
             <w:pPr>
-              <w:pStyle w:val="Body"/>
+              <w:pStyle w:val="Body A"/>
               <w:spacing w:after="200" w:line="240" w:lineRule="auto"/>
               <w:rPr>
                 <w:rFonts w:ascii="Helvetica Neue" w:cs="Helvetica Neue" w:hAnsi="Helvetica Neue" w:eastAsia="Helvetica Neue"/>
@@ -4903,7 +4497,7 @@
           </w:p>
           <w:p>
             <w:pPr>
-              <w:pStyle w:val="Body"/>
+              <w:pStyle w:val="Body A"/>
               <w:bidi w:val="0"/>
               <w:spacing w:after="200" w:line="240" w:lineRule="auto"/>
               <w:ind w:left="0" w:right="0" w:firstLine="0"/>
@@ -4934,7 +4528,7 @@
           </w:p>
           <w:p>
             <w:pPr>
-              <w:pStyle w:val="Body"/>
+              <w:pStyle w:val="Body A"/>
               <w:bidi w:val="0"/>
               <w:spacing w:after="200" w:line="240" w:lineRule="auto"/>
               <w:ind w:left="0" w:right="0" w:firstLine="0"/>
@@ -4974,7 +4568,7 @@
           </w:p>
           <w:p>
             <w:pPr>
-              <w:pStyle w:val="Body"/>
+              <w:pStyle w:val="Body A"/>
               <w:bidi w:val="0"/>
               <w:spacing w:after="200" w:line="240" w:lineRule="auto"/>
               <w:ind w:left="0" w:right="0" w:firstLine="0"/>
@@ -5005,7 +4599,7 @@
           </w:p>
           <w:p>
             <w:pPr>
-              <w:pStyle w:val="Body"/>
+              <w:pStyle w:val="Body A"/>
               <w:bidi w:val="0"/>
               <w:spacing w:line="240" w:lineRule="auto"/>
               <w:ind w:left="0" w:right="0" w:firstLine="0"/>
@@ -5036,7 +4630,7 @@
           </w:p>
           <w:p>
             <w:pPr>
-              <w:pStyle w:val="Body"/>
+              <w:pStyle w:val="Body A"/>
               <w:numPr>
                 <w:ilvl w:val="0"/>
                 <w:numId w:val="9"/>
@@ -5067,7 +4661,7 @@
           </w:p>
           <w:p>
             <w:pPr>
-              <w:pStyle w:val="Body"/>
+              <w:pStyle w:val="Body A"/>
               <w:numPr>
                 <w:ilvl w:val="0"/>
                 <w:numId w:val="9"/>
@@ -5098,7 +4692,7 @@
           </w:p>
           <w:p>
             <w:pPr>
-              <w:pStyle w:val="Body"/>
+              <w:pStyle w:val="Body A"/>
               <w:numPr>
                 <w:ilvl w:val="0"/>
                 <w:numId w:val="9"/>
@@ -5129,7 +4723,7 @@
           </w:p>
           <w:p>
             <w:pPr>
-              <w:pStyle w:val="Body"/>
+              <w:pStyle w:val="Body A"/>
               <w:numPr>
                 <w:ilvl w:val="0"/>
                 <w:numId w:val="9"/>
@@ -5160,7 +4754,7 @@
           </w:p>
           <w:p>
             <w:pPr>
-              <w:pStyle w:val="Body"/>
+              <w:pStyle w:val="Body A"/>
               <w:numPr>
                 <w:ilvl w:val="0"/>
                 <w:numId w:val="9"/>
@@ -5191,7 +4785,7 @@
           </w:p>
           <w:p>
             <w:pPr>
-              <w:pStyle w:val="Body"/>
+              <w:pStyle w:val="Body A"/>
               <w:numPr>
                 <w:ilvl w:val="0"/>
                 <w:numId w:val="9"/>
@@ -5222,7 +4816,7 @@
           </w:p>
           <w:p>
             <w:pPr>
-              <w:pStyle w:val="Body"/>
+              <w:pStyle w:val="Body A"/>
               <w:bidi w:val="0"/>
               <w:spacing w:after="200" w:line="240" w:lineRule="auto"/>
               <w:ind w:left="0" w:right="0" w:firstLine="0"/>
@@ -5253,7 +4847,7 @@
           </w:p>
           <w:p>
             <w:pPr>
-              <w:pStyle w:val="Body"/>
+              <w:pStyle w:val="Body A"/>
               <w:bidi w:val="0"/>
               <w:spacing w:after="200" w:line="240" w:lineRule="auto"/>
               <w:ind w:left="0" w:right="0" w:firstLine="0"/>
@@ -5284,7 +4878,7 @@
           </w:p>
           <w:p>
             <w:pPr>
-              <w:pStyle w:val="Body"/>
+              <w:pStyle w:val="Body A"/>
               <w:numPr>
                 <w:ilvl w:val="0"/>
                 <w:numId w:val="10"/>
@@ -5328,7 +4922,7 @@
           </w:p>
           <w:p>
             <w:pPr>
-              <w:pStyle w:val="Body"/>
+              <w:pStyle w:val="Body A"/>
               <w:numPr>
                 <w:ilvl w:val="1"/>
                 <w:numId w:val="10"/>
@@ -5359,7 +4953,7 @@
           </w:p>
           <w:p>
             <w:pPr>
-              <w:pStyle w:val="Body"/>
+              <w:pStyle w:val="Body A"/>
               <w:numPr>
                 <w:ilvl w:val="1"/>
                 <w:numId w:val="10"/>
@@ -5390,7 +4984,7 @@
           </w:p>
           <w:p>
             <w:pPr>
-              <w:pStyle w:val="Body"/>
+              <w:pStyle w:val="Body A"/>
               <w:numPr>
                 <w:ilvl w:val="0"/>
                 <w:numId w:val="10"/>
@@ -5425,7 +5019,7 @@
           </w:p>
           <w:p>
             <w:pPr>
-              <w:pStyle w:val="Body"/>
+              <w:pStyle w:val="Body A"/>
               <w:numPr>
                 <w:ilvl w:val="1"/>
                 <w:numId w:val="10"/>
@@ -5459,7 +5053,37 @@
     </w:tbl>
     <w:p>
       <w:pPr>
-        <w:pStyle w:val="Body"/>
+        <w:pStyle w:val="Body A"/>
+        <w:widowControl w:val="0"/>
+        <w:spacing w:line="240" w:lineRule="auto"/>
+        <w:ind w:left="216" w:hanging="216"/>
+        <w:rPr>
+          <w:rFonts w:ascii="Helvetica Neue" w:cs="Helvetica Neue" w:hAnsi="Helvetica Neue" w:eastAsia="Helvetica Neue"/>
+          <w:b w:val="1"/>
+          <w:bCs w:val="1"/>
+          <w:sz w:val="20"/>
+          <w:szCs w:val="20"/>
+        </w:rPr>
+      </w:pPr>
+    </w:p>
+    <w:p>
+      <w:pPr>
+        <w:pStyle w:val="Body A"/>
+        <w:widowControl w:val="0"/>
+        <w:spacing w:line="240" w:lineRule="auto"/>
+        <w:ind w:left="108" w:hanging="108"/>
+        <w:rPr>
+          <w:rFonts w:ascii="Helvetica Neue" w:cs="Helvetica Neue" w:hAnsi="Helvetica Neue" w:eastAsia="Helvetica Neue"/>
+          <w:b w:val="1"/>
+          <w:bCs w:val="1"/>
+          <w:sz w:val="20"/>
+          <w:szCs w:val="20"/>
+        </w:rPr>
+      </w:pPr>
+    </w:p>
+    <w:p>
+      <w:pPr>
+        <w:pStyle w:val="Body A"/>
         <w:widowControl w:val="0"/>
         <w:spacing w:line="240" w:lineRule="auto"/>
         <w:rPr>
@@ -5473,7 +5097,7 @@
     </w:p>
     <w:p>
       <w:pPr>
-        <w:pStyle w:val="Body"/>
+        <w:pStyle w:val="Body A"/>
         <w:spacing w:line="240" w:lineRule="auto"/>
         <w:rPr>
           <w:rFonts w:ascii="Helvetica Neue" w:cs="Helvetica Neue" w:hAnsi="Helvetica Neue" w:eastAsia="Helvetica Neue"/>
@@ -5488,7 +5112,7 @@
       <w:tblPr>
         <w:tblW w:w="9360" w:type="dxa"/>
         <w:jc w:val="left"/>
-        <w:tblInd w:w="108" w:type="dxa"/>
+        <w:tblInd w:w="324" w:type="dxa"/>
         <w:tblBorders>
           <w:top w:val="single" w:color="ffffff" w:sz="8" w:space="0" w:shadow="0" w:frame="0"/>
           <w:left w:val="single" w:color="ffffff" w:sz="8" w:space="0" w:shadow="0" w:frame="0"/>
@@ -5508,7 +5132,7 @@
           <w:shd w:val="clear" w:color="auto" w:fill="ced7e7"/>
         </w:tblPrEx>
         <w:trPr>
-          <w:trHeight w:val="254" w:hRule="atLeast"/>
+          <w:trHeight w:val="294" w:hRule="atLeast"/>
         </w:trPr>
         <w:tc>
           <w:tcPr>
@@ -5530,7 +5154,7 @@
           </w:tcPr>
           <w:p>
             <w:pPr>
-              <w:pStyle w:val="Body"/>
+              <w:pStyle w:val="Body A"/>
               <w:widowControl w:val="0"/>
               <w:spacing w:line="240" w:lineRule="auto"/>
               <w:jc w:val="center"/>
@@ -5556,7 +5180,7 @@
           <w:shd w:val="clear" w:color="auto" w:fill="ced7e7"/>
         </w:tblPrEx>
         <w:trPr>
-          <w:trHeight w:val="4341" w:hRule="atLeast"/>
+          <w:trHeight w:val="4381" w:hRule="atLeast"/>
         </w:trPr>
         <w:tc>
           <w:tcPr>
@@ -5578,7 +5202,7 @@
           </w:tcPr>
           <w:p>
             <w:pPr>
-              <w:pStyle w:val="Body"/>
+              <w:pStyle w:val="Body A"/>
               <w:spacing w:after="200"/>
               <w:rPr>
                 <w:rFonts w:ascii="Helvetica Neue" w:cs="Helvetica Neue" w:hAnsi="Helvetica Neue" w:eastAsia="Helvetica Neue"/>
@@ -5601,7 +5225,7 @@
           </w:p>
           <w:p>
             <w:pPr>
-              <w:pStyle w:val="Body"/>
+              <w:pStyle w:val="Body A"/>
               <w:numPr>
                 <w:ilvl w:val="0"/>
                 <w:numId w:val="11"/>
@@ -5631,7 +5255,7 @@
           </w:p>
           <w:p>
             <w:pPr>
-              <w:pStyle w:val="Body"/>
+              <w:pStyle w:val="Body A"/>
               <w:numPr>
                 <w:ilvl w:val="0"/>
                 <w:numId w:val="11"/>
@@ -5661,7 +5285,7 @@
           </w:p>
           <w:p>
             <w:pPr>
-              <w:pStyle w:val="Body"/>
+              <w:pStyle w:val="Body A"/>
               <w:numPr>
                 <w:ilvl w:val="0"/>
                 <w:numId w:val="11"/>
@@ -5691,7 +5315,7 @@
           </w:p>
           <w:p>
             <w:pPr>
-              <w:pStyle w:val="Body"/>
+              <w:pStyle w:val="Body A"/>
               <w:numPr>
                 <w:ilvl w:val="0"/>
                 <w:numId w:val="11"/>
@@ -5721,7 +5345,7 @@
           </w:p>
           <w:p>
             <w:pPr>
-              <w:pStyle w:val="Body"/>
+              <w:pStyle w:val="Body A"/>
               <w:numPr>
                 <w:ilvl w:val="0"/>
                 <w:numId w:val="11"/>
@@ -5752,7 +5376,7 @@
           </w:p>
           <w:p>
             <w:pPr>
-              <w:pStyle w:val="Body"/>
+              <w:pStyle w:val="Body A"/>
               <w:bidi w:val="0"/>
               <w:spacing w:after="200" w:line="240" w:lineRule="auto"/>
               <w:ind w:left="0" w:right="0" w:firstLine="0"/>
@@ -5783,7 +5407,7 @@
           </w:p>
           <w:p>
             <w:pPr>
-              <w:pStyle w:val="Body"/>
+              <w:pStyle w:val="Body A"/>
               <w:numPr>
                 <w:ilvl w:val="0"/>
                 <w:numId w:val="12"/>
@@ -5826,7 +5450,7 @@
           </w:p>
           <w:p>
             <w:pPr>
-              <w:pStyle w:val="Body"/>
+              <w:pStyle w:val="Body A"/>
               <w:numPr>
                 <w:ilvl w:val="0"/>
                 <w:numId w:val="12"/>
@@ -5869,7 +5493,7 @@
           </w:p>
           <w:p>
             <w:pPr>
-              <w:pStyle w:val="Body"/>
+              <w:pStyle w:val="Body A"/>
               <w:numPr>
                 <w:ilvl w:val="0"/>
                 <w:numId w:val="12"/>
@@ -5958,7 +5582,7 @@
           </w:p>
           <w:p>
             <w:pPr>
-              <w:pStyle w:val="Body"/>
+              <w:pStyle w:val="Body A"/>
               <w:numPr>
                 <w:ilvl w:val="0"/>
                 <w:numId w:val="12"/>
@@ -5993,7 +5617,39 @@
     </w:tbl>
     <w:p>
       <w:pPr>
-        <w:pStyle w:val="Body"/>
+        <w:pStyle w:val="Body A"/>
+        <w:widowControl w:val="0"/>
+        <w:spacing w:line="240" w:lineRule="auto"/>
+        <w:ind w:left="216" w:hanging="216"/>
+        <w:rPr>
+          <w:rStyle w:val="None"/>
+          <w:rFonts w:ascii="Helvetica Neue" w:cs="Helvetica Neue" w:hAnsi="Helvetica Neue" w:eastAsia="Helvetica Neue"/>
+          <w:b w:val="1"/>
+          <w:bCs w:val="1"/>
+          <w:sz w:val="20"/>
+          <w:szCs w:val="20"/>
+        </w:rPr>
+      </w:pPr>
+    </w:p>
+    <w:p>
+      <w:pPr>
+        <w:pStyle w:val="Body A"/>
+        <w:widowControl w:val="0"/>
+        <w:spacing w:line="240" w:lineRule="auto"/>
+        <w:ind w:left="108" w:hanging="108"/>
+        <w:rPr>
+          <w:rStyle w:val="None"/>
+          <w:rFonts w:ascii="Helvetica Neue" w:cs="Helvetica Neue" w:hAnsi="Helvetica Neue" w:eastAsia="Helvetica Neue"/>
+          <w:b w:val="1"/>
+          <w:bCs w:val="1"/>
+          <w:sz w:val="20"/>
+          <w:szCs w:val="20"/>
+        </w:rPr>
+      </w:pPr>
+    </w:p>
+    <w:p>
+      <w:pPr>
+        <w:pStyle w:val="Body A"/>
         <w:widowControl w:val="0"/>
         <w:spacing w:line="240" w:lineRule="auto"/>
         <w:rPr>
@@ -6008,7 +5664,7 @@
     </w:p>
     <w:p>
       <w:pPr>
-        <w:pStyle w:val="Body"/>
+        <w:pStyle w:val="Body A"/>
         <w:spacing w:line="240" w:lineRule="auto"/>
         <w:rPr>
           <w:rStyle w:val="None"/>
@@ -6024,7 +5680,7 @@
       <w:tblPr>
         <w:tblW w:w="9360" w:type="dxa"/>
         <w:jc w:val="left"/>
-        <w:tblInd w:w="108" w:type="dxa"/>
+        <w:tblInd w:w="324" w:type="dxa"/>
         <w:tblBorders>
           <w:top w:val="single" w:color="ffffff" w:sz="8" w:space="0" w:shadow="0" w:frame="0"/>
           <w:left w:val="single" w:color="ffffff" w:sz="8" w:space="0" w:shadow="0" w:frame="0"/>
@@ -6044,7 +5700,7 @@
           <w:shd w:val="clear" w:color="auto" w:fill="ced7e7"/>
         </w:tblPrEx>
         <w:trPr>
-          <w:trHeight w:val="254" w:hRule="atLeast"/>
+          <w:trHeight w:val="294" w:hRule="atLeast"/>
         </w:trPr>
         <w:tc>
           <w:tcPr>
@@ -6066,7 +5722,7 @@
           </w:tcPr>
           <w:p>
             <w:pPr>
-              <w:pStyle w:val="Body"/>
+              <w:pStyle w:val="Body A"/>
               <w:widowControl w:val="0"/>
               <w:spacing w:line="240" w:lineRule="auto"/>
               <w:jc w:val="center"/>
@@ -6093,7 +5749,7 @@
           <w:shd w:val="clear" w:color="auto" w:fill="ced7e7"/>
         </w:tblPrEx>
         <w:trPr>
-          <w:trHeight w:val="1920" w:hRule="atLeast"/>
+          <w:trHeight w:val="1960" w:hRule="atLeast"/>
         </w:trPr>
         <w:tc>
           <w:tcPr>
@@ -6115,7 +5771,7 @@
           </w:tcPr>
           <w:p>
             <w:pPr>
-              <w:pStyle w:val="Body"/>
+              <w:pStyle w:val="Body A"/>
               <w:spacing w:after="200"/>
               <w:rPr>
                 <w:rStyle w:val="None"/>
@@ -6140,7 +5796,7 @@
           </w:p>
           <w:p>
             <w:pPr>
-              <w:pStyle w:val="Body"/>
+              <w:pStyle w:val="Body A"/>
               <w:bidi w:val="0"/>
               <w:spacing w:after="200"/>
               <w:ind w:left="0" w:right="0" w:firstLine="0"/>
@@ -6173,7 +5829,7 @@
           </w:p>
           <w:p>
             <w:pPr>
-              <w:pStyle w:val="Body"/>
+              <w:pStyle w:val="Body A"/>
               <w:bidi w:val="0"/>
               <w:spacing w:after="200" w:line="240" w:lineRule="auto"/>
               <w:ind w:left="0" w:right="0" w:firstLine="0"/>
@@ -6206,7 +5862,7 @@
           </w:p>
           <w:p>
             <w:pPr>
-              <w:pStyle w:val="Body"/>
+              <w:pStyle w:val="Body A"/>
               <w:numPr>
                 <w:ilvl w:val="0"/>
                 <w:numId w:val="13"/>
@@ -6243,7 +5899,39 @@
     </w:tbl>
     <w:p>
       <w:pPr>
-        <w:pStyle w:val="Body"/>
+        <w:pStyle w:val="Body A"/>
+        <w:widowControl w:val="0"/>
+        <w:spacing w:line="240" w:lineRule="auto"/>
+        <w:ind w:left="216" w:hanging="216"/>
+        <w:rPr>
+          <w:rStyle w:val="None"/>
+          <w:rFonts w:ascii="Helvetica Neue" w:cs="Helvetica Neue" w:hAnsi="Helvetica Neue" w:eastAsia="Helvetica Neue"/>
+          <w:b w:val="1"/>
+          <w:bCs w:val="1"/>
+          <w:sz w:val="20"/>
+          <w:szCs w:val="20"/>
+        </w:rPr>
+      </w:pPr>
+    </w:p>
+    <w:p>
+      <w:pPr>
+        <w:pStyle w:val="Body A"/>
+        <w:widowControl w:val="0"/>
+        <w:spacing w:line="240" w:lineRule="auto"/>
+        <w:ind w:left="108" w:hanging="108"/>
+        <w:rPr>
+          <w:rStyle w:val="None"/>
+          <w:rFonts w:ascii="Helvetica Neue" w:cs="Helvetica Neue" w:hAnsi="Helvetica Neue" w:eastAsia="Helvetica Neue"/>
+          <w:b w:val="1"/>
+          <w:bCs w:val="1"/>
+          <w:sz w:val="20"/>
+          <w:szCs w:val="20"/>
+        </w:rPr>
+      </w:pPr>
+    </w:p>
+    <w:p>
+      <w:pPr>
+        <w:pStyle w:val="Body A"/>
         <w:widowControl w:val="0"/>
         <w:spacing w:line="240" w:lineRule="auto"/>
         <w:rPr>
@@ -6258,7 +5946,7 @@
     </w:p>
     <w:p>
       <w:pPr>
-        <w:pStyle w:val="Body"/>
+        <w:pStyle w:val="Body A"/>
         <w:spacing w:after="200" w:line="240" w:lineRule="auto"/>
         <w:rPr>
           <w:rStyle w:val="None"/>
@@ -6274,7 +5962,7 @@
     </w:p>
     <w:p>
       <w:pPr>
-        <w:pStyle w:val="Body"/>
+        <w:pStyle w:val="Body A"/>
         <w:spacing w:line="240" w:lineRule="auto"/>
         <w:rPr>
           <w:rStyle w:val="None"/>
@@ -6290,7 +5978,7 @@
     </w:p>
     <w:p>
       <w:pPr>
-        <w:pStyle w:val="Body"/>
+        <w:pStyle w:val="Body A"/>
         <w:spacing w:line="240" w:lineRule="auto"/>
         <w:rPr>
           <w:rStyle w:val="None"/>
@@ -6351,7 +6039,7 @@
     </w:p>
     <w:p>
       <w:pPr>
-        <w:pStyle w:val="Body"/>
+        <w:pStyle w:val="Body A"/>
         <w:spacing w:line="240" w:lineRule="auto"/>
         <w:rPr>
           <w:rStyle w:val="None"/>
@@ -6574,7 +6262,7 @@
     </w:p>
     <w:p>
       <w:pPr>
-        <w:pStyle w:val="Body"/>
+        <w:pStyle w:val="Body A"/>
         <w:spacing w:line="240" w:lineRule="auto"/>
         <w:rPr>
           <w:rStyle w:val="None"/>
@@ -6588,7 +6276,7 @@
     </w:p>
     <w:p>
       <w:pPr>
-        <w:pStyle w:val="Body"/>
+        <w:pStyle w:val="Body A"/>
         <w:spacing w:line="240" w:lineRule="auto"/>
         <w:rPr>
           <w:rStyle w:val="None"/>
@@ -6617,18 +6305,8 @@
     </w:p>
     <w:p>
       <w:pPr>
-        <w:pStyle w:val="Body"/>
+        <w:pStyle w:val="Body A"/>
         <w:spacing w:line="240" w:lineRule="auto"/>
-        <w:rPr>
-          <w:rStyle w:val="None"/>
-          <w:rFonts w:ascii="Helvetica Neue" w:cs="Helvetica Neue" w:hAnsi="Helvetica Neue" w:eastAsia="Helvetica Neue"/>
-          <w:b w:val="1"/>
-          <w:bCs w:val="1"/>
-          <w:i w:val="1"/>
-          <w:iCs w:val="1"/>
-          <w:sz w:val="16"/>
-          <w:szCs w:val="16"/>
-        </w:rPr>
       </w:pPr>
       <w:r>
         <w:rPr>
@@ -6642,22 +6320,6 @@
           <w:lang w:val="en-US"/>
         </w:rPr>
         <w:t>Keep in mind that KSFP, Inc. is not a tax preparation firm. We can give information on how to adjust your withholding, discuss benefits of tax advantaged accounts, and project impacts of certain changes to your financial situation on your tax liability. However, before making any changes you should consult with your tax professional for exact tax advice.</w:t>
-      </w:r>
-    </w:p>
-    <w:p>
-      <w:pPr>
-        <w:pStyle w:val="Body"/>
-        <w:spacing w:line="240" w:lineRule="auto"/>
-      </w:pPr>
-      <w:r>
-        <w:rPr>
-          <w:rStyle w:val="None"/>
-          <w:rFonts w:ascii="Helvetica Neue" w:cs="Helvetica Neue" w:hAnsi="Helvetica Neue" w:eastAsia="Helvetica Neue"/>
-          <w:i w:val="1"/>
-          <w:iCs w:val="1"/>
-          <w:sz w:val="16"/>
-          <w:szCs w:val="16"/>
-        </w:rPr>
       </w:r>
     </w:p>
     <w:sectPr>
@@ -6710,9 +6372,11 @@
         <w:ind w:left="720" w:hanging="360"/>
       </w:pPr>
       <w:rPr>
-        <w:rFonts w:hAnsi="Arial Unicode MS"/>
+        <w:rFonts w:ascii="Helvetica Neue" w:cs="Helvetica Neue" w:hAnsi="Helvetica Neue" w:eastAsia="Helvetica Neue"/>
         <w:b w:val="1"/>
         <w:bCs w:val="1"/>
+        <w:i w:val="0"/>
+        <w:iCs w:val="0"/>
         <w:caps w:val="0"/>
         <w:smallCaps w:val="0"/>
         <w:strike w:val="0"/>
@@ -6738,9 +6402,11 @@
         <w:ind w:left="1440" w:hanging="360"/>
       </w:pPr>
       <w:rPr>
-        <w:rFonts w:hAnsi="Arial Unicode MS"/>
+        <w:rFonts w:ascii="Helvetica Neue" w:cs="Helvetica Neue" w:hAnsi="Helvetica Neue" w:eastAsia="Helvetica Neue"/>
         <w:b w:val="1"/>
         <w:bCs w:val="1"/>
+        <w:i w:val="0"/>
+        <w:iCs w:val="0"/>
         <w:caps w:val="0"/>
         <w:smallCaps w:val="0"/>
         <w:strike w:val="0"/>
@@ -6766,9 +6432,11 @@
         <w:ind w:left="2160" w:hanging="360"/>
       </w:pPr>
       <w:rPr>
-        <w:rFonts w:hAnsi="Arial Unicode MS"/>
+        <w:rFonts w:ascii="Helvetica Neue" w:cs="Helvetica Neue" w:hAnsi="Helvetica Neue" w:eastAsia="Helvetica Neue"/>
         <w:b w:val="1"/>
         <w:bCs w:val="1"/>
+        <w:i w:val="0"/>
+        <w:iCs w:val="0"/>
         <w:caps w:val="0"/>
         <w:smallCaps w:val="0"/>
         <w:strike w:val="0"/>
@@ -6794,9 +6462,11 @@
         <w:ind w:left="2880" w:hanging="360"/>
       </w:pPr>
       <w:rPr>
-        <w:rFonts w:hAnsi="Arial Unicode MS"/>
+        <w:rFonts w:ascii="Helvetica Neue" w:cs="Helvetica Neue" w:hAnsi="Helvetica Neue" w:eastAsia="Helvetica Neue"/>
         <w:b w:val="1"/>
         <w:bCs w:val="1"/>
+        <w:i w:val="0"/>
+        <w:iCs w:val="0"/>
         <w:caps w:val="0"/>
         <w:smallCaps w:val="0"/>
         <w:strike w:val="0"/>
@@ -6822,9 +6492,11 @@
         <w:ind w:left="3600" w:hanging="360"/>
       </w:pPr>
       <w:rPr>
-        <w:rFonts w:hAnsi="Arial Unicode MS"/>
+        <w:rFonts w:ascii="Helvetica Neue" w:cs="Helvetica Neue" w:hAnsi="Helvetica Neue" w:eastAsia="Helvetica Neue"/>
         <w:b w:val="1"/>
         <w:bCs w:val="1"/>
+        <w:i w:val="0"/>
+        <w:iCs w:val="0"/>
         <w:caps w:val="0"/>
         <w:smallCaps w:val="0"/>
         <w:strike w:val="0"/>
@@ -6850,9 +6522,11 @@
         <w:ind w:left="4320" w:hanging="360"/>
       </w:pPr>
       <w:rPr>
-        <w:rFonts w:hAnsi="Arial Unicode MS"/>
+        <w:rFonts w:ascii="Helvetica Neue" w:cs="Helvetica Neue" w:hAnsi="Helvetica Neue" w:eastAsia="Helvetica Neue"/>
         <w:b w:val="1"/>
         <w:bCs w:val="1"/>
+        <w:i w:val="0"/>
+        <w:iCs w:val="0"/>
         <w:caps w:val="0"/>
         <w:smallCaps w:val="0"/>
         <w:strike w:val="0"/>
@@ -6878,9 +6552,11 @@
         <w:ind w:left="5040" w:hanging="360"/>
       </w:pPr>
       <w:rPr>
-        <w:rFonts w:hAnsi="Arial Unicode MS"/>
+        <w:rFonts w:ascii="Helvetica Neue" w:cs="Helvetica Neue" w:hAnsi="Helvetica Neue" w:eastAsia="Helvetica Neue"/>
         <w:b w:val="1"/>
         <w:bCs w:val="1"/>
+        <w:i w:val="0"/>
+        <w:iCs w:val="0"/>
         <w:caps w:val="0"/>
         <w:smallCaps w:val="0"/>
         <w:strike w:val="0"/>
@@ -6906,9 +6582,11 @@
         <w:ind w:left="5760" w:hanging="360"/>
       </w:pPr>
       <w:rPr>
-        <w:rFonts w:hAnsi="Arial Unicode MS"/>
+        <w:rFonts w:ascii="Helvetica Neue" w:cs="Helvetica Neue" w:hAnsi="Helvetica Neue" w:eastAsia="Helvetica Neue"/>
         <w:b w:val="1"/>
         <w:bCs w:val="1"/>
+        <w:i w:val="0"/>
+        <w:iCs w:val="0"/>
         <w:caps w:val="0"/>
         <w:smallCaps w:val="0"/>
         <w:strike w:val="0"/>
@@ -6934,9 +6612,11 @@
         <w:ind w:left="6480" w:hanging="360"/>
       </w:pPr>
       <w:rPr>
-        <w:rFonts w:hAnsi="Arial Unicode MS"/>
+        <w:rFonts w:ascii="Helvetica Neue" w:cs="Helvetica Neue" w:hAnsi="Helvetica Neue" w:eastAsia="Helvetica Neue"/>
         <w:b w:val="1"/>
         <w:bCs w:val="1"/>
+        <w:i w:val="0"/>
+        <w:iCs w:val="0"/>
         <w:caps w:val="0"/>
         <w:smallCaps w:val="0"/>
         <w:strike w:val="0"/>
@@ -6965,7 +6645,11 @@
         <w:ind w:left="720" w:hanging="360"/>
       </w:pPr>
       <w:rPr>
-        <w:rFonts w:hAnsi="Arial Unicode MS"/>
+        <w:rFonts w:ascii="Helvetica Neue" w:cs="Helvetica Neue" w:hAnsi="Helvetica Neue" w:eastAsia="Helvetica Neue"/>
+        <w:b w:val="0"/>
+        <w:bCs w:val="0"/>
+        <w:i w:val="0"/>
+        <w:iCs w:val="0"/>
         <w:caps w:val="0"/>
         <w:smallCaps w:val="0"/>
         <w:strike w:val="0"/>
@@ -6991,7 +6675,11 @@
         <w:ind w:left="1440" w:hanging="360"/>
       </w:pPr>
       <w:rPr>
-        <w:rFonts w:hAnsi="Arial Unicode MS"/>
+        <w:rFonts w:ascii="Helvetica Neue" w:cs="Helvetica Neue" w:hAnsi="Helvetica Neue" w:eastAsia="Helvetica Neue"/>
+        <w:b w:val="0"/>
+        <w:bCs w:val="0"/>
+        <w:i w:val="0"/>
+        <w:iCs w:val="0"/>
         <w:caps w:val="0"/>
         <w:smallCaps w:val="0"/>
         <w:strike w:val="0"/>
@@ -7017,7 +6705,11 @@
         <w:ind w:left="2160" w:hanging="360"/>
       </w:pPr>
       <w:rPr>
-        <w:rFonts w:hAnsi="Arial Unicode MS"/>
+        <w:rFonts w:ascii="Helvetica Neue" w:cs="Helvetica Neue" w:hAnsi="Helvetica Neue" w:eastAsia="Helvetica Neue"/>
+        <w:b w:val="0"/>
+        <w:bCs w:val="0"/>
+        <w:i w:val="0"/>
+        <w:iCs w:val="0"/>
         <w:caps w:val="0"/>
         <w:smallCaps w:val="0"/>
         <w:strike w:val="0"/>
@@ -7043,7 +6735,11 @@
         <w:ind w:left="2880" w:hanging="360"/>
       </w:pPr>
       <w:rPr>
-        <w:rFonts w:hAnsi="Arial Unicode MS"/>
+        <w:rFonts w:ascii="Helvetica Neue" w:cs="Helvetica Neue" w:hAnsi="Helvetica Neue" w:eastAsia="Helvetica Neue"/>
+        <w:b w:val="0"/>
+        <w:bCs w:val="0"/>
+        <w:i w:val="0"/>
+        <w:iCs w:val="0"/>
         <w:caps w:val="0"/>
         <w:smallCaps w:val="0"/>
         <w:strike w:val="0"/>
@@ -7069,7 +6765,11 @@
         <w:ind w:left="3600" w:hanging="360"/>
       </w:pPr>
       <w:rPr>
-        <w:rFonts w:hAnsi="Arial Unicode MS"/>
+        <w:rFonts w:ascii="Helvetica Neue" w:cs="Helvetica Neue" w:hAnsi="Helvetica Neue" w:eastAsia="Helvetica Neue"/>
+        <w:b w:val="0"/>
+        <w:bCs w:val="0"/>
+        <w:i w:val="0"/>
+        <w:iCs w:val="0"/>
         <w:caps w:val="0"/>
         <w:smallCaps w:val="0"/>
         <w:strike w:val="0"/>
@@ -7095,7 +6795,11 @@
         <w:ind w:left="4320" w:hanging="360"/>
       </w:pPr>
       <w:rPr>
-        <w:rFonts w:hAnsi="Arial Unicode MS"/>
+        <w:rFonts w:ascii="Helvetica Neue" w:cs="Helvetica Neue" w:hAnsi="Helvetica Neue" w:eastAsia="Helvetica Neue"/>
+        <w:b w:val="0"/>
+        <w:bCs w:val="0"/>
+        <w:i w:val="0"/>
+        <w:iCs w:val="0"/>
         <w:caps w:val="0"/>
         <w:smallCaps w:val="0"/>
         <w:strike w:val="0"/>
@@ -7121,7 +6825,11 @@
         <w:ind w:left="5040" w:hanging="360"/>
       </w:pPr>
       <w:rPr>
-        <w:rFonts w:hAnsi="Arial Unicode MS"/>
+        <w:rFonts w:ascii="Helvetica Neue" w:cs="Helvetica Neue" w:hAnsi="Helvetica Neue" w:eastAsia="Helvetica Neue"/>
+        <w:b w:val="0"/>
+        <w:bCs w:val="0"/>
+        <w:i w:val="0"/>
+        <w:iCs w:val="0"/>
         <w:caps w:val="0"/>
         <w:smallCaps w:val="0"/>
         <w:strike w:val="0"/>
@@ -7147,7 +6855,11 @@
         <w:ind w:left="5760" w:hanging="360"/>
       </w:pPr>
       <w:rPr>
-        <w:rFonts w:hAnsi="Arial Unicode MS"/>
+        <w:rFonts w:ascii="Helvetica Neue" w:cs="Helvetica Neue" w:hAnsi="Helvetica Neue" w:eastAsia="Helvetica Neue"/>
+        <w:b w:val="0"/>
+        <w:bCs w:val="0"/>
+        <w:i w:val="0"/>
+        <w:iCs w:val="0"/>
         <w:caps w:val="0"/>
         <w:smallCaps w:val="0"/>
         <w:strike w:val="0"/>
@@ -7173,7 +6885,11 @@
         <w:ind w:left="6480" w:hanging="360"/>
       </w:pPr>
       <w:rPr>
-        <w:rFonts w:hAnsi="Arial Unicode MS"/>
+        <w:rFonts w:ascii="Helvetica Neue" w:cs="Helvetica Neue" w:hAnsi="Helvetica Neue" w:eastAsia="Helvetica Neue"/>
+        <w:b w:val="0"/>
+        <w:bCs w:val="0"/>
+        <w:i w:val="0"/>
+        <w:iCs w:val="0"/>
         <w:caps w:val="0"/>
         <w:smallCaps w:val="0"/>
         <w:strike w:val="0"/>
@@ -7202,7 +6918,11 @@
         <w:ind w:left="720" w:hanging="360"/>
       </w:pPr>
       <w:rPr>
-        <w:rFonts w:hAnsi="Arial Unicode MS"/>
+        <w:rFonts w:ascii="Helvetica Neue" w:cs="Helvetica Neue" w:hAnsi="Helvetica Neue" w:eastAsia="Helvetica Neue"/>
+        <w:b w:val="0"/>
+        <w:bCs w:val="0"/>
+        <w:i w:val="0"/>
+        <w:iCs w:val="0"/>
         <w:caps w:val="0"/>
         <w:smallCaps w:val="0"/>
         <w:strike w:val="0"/>
@@ -7228,7 +6948,11 @@
         <w:ind w:left="1440" w:hanging="360"/>
       </w:pPr>
       <w:rPr>
-        <w:rFonts w:hAnsi="Arial Unicode MS"/>
+        <w:rFonts w:ascii="Helvetica Neue" w:cs="Helvetica Neue" w:hAnsi="Helvetica Neue" w:eastAsia="Helvetica Neue"/>
+        <w:b w:val="0"/>
+        <w:bCs w:val="0"/>
+        <w:i w:val="0"/>
+        <w:iCs w:val="0"/>
         <w:caps w:val="0"/>
         <w:smallCaps w:val="0"/>
         <w:strike w:val="0"/>
@@ -7254,7 +6978,11 @@
         <w:ind w:left="2160" w:hanging="360"/>
       </w:pPr>
       <w:rPr>
-        <w:rFonts w:hAnsi="Arial Unicode MS"/>
+        <w:rFonts w:ascii="Arial Unicode MS" w:cs="Arial Unicode MS" w:hAnsi="Arial Unicode MS" w:eastAsia="Arial Unicode MS"/>
+        <w:b w:val="0"/>
+        <w:bCs w:val="0"/>
+        <w:i w:val="0"/>
+        <w:iCs w:val="0"/>
         <w:caps w:val="0"/>
         <w:smallCaps w:val="0"/>
         <w:strike w:val="0"/>
@@ -7280,7 +7008,11 @@
         <w:ind w:left="2880" w:hanging="360"/>
       </w:pPr>
       <w:rPr>
-        <w:rFonts w:hAnsi="Arial Unicode MS"/>
+        <w:rFonts w:ascii="Helvetica Neue" w:cs="Helvetica Neue" w:hAnsi="Helvetica Neue" w:eastAsia="Helvetica Neue"/>
+        <w:b w:val="0"/>
+        <w:bCs w:val="0"/>
+        <w:i w:val="0"/>
+        <w:iCs w:val="0"/>
         <w:caps w:val="0"/>
         <w:smallCaps w:val="0"/>
         <w:strike w:val="0"/>
@@ -7306,7 +7038,11 @@
         <w:ind w:left="3600" w:hanging="360"/>
       </w:pPr>
       <w:rPr>
-        <w:rFonts w:hAnsi="Arial Unicode MS"/>
+        <w:rFonts w:ascii="Arial Unicode MS" w:cs="Arial Unicode MS" w:hAnsi="Arial Unicode MS" w:eastAsia="Arial Unicode MS"/>
+        <w:b w:val="0"/>
+        <w:bCs w:val="0"/>
+        <w:i w:val="0"/>
+        <w:iCs w:val="0"/>
         <w:caps w:val="0"/>
         <w:smallCaps w:val="0"/>
         <w:strike w:val="0"/>
@@ -7332,7 +7068,11 @@
         <w:ind w:left="4320" w:hanging="360"/>
       </w:pPr>
       <w:rPr>
-        <w:rFonts w:hAnsi="Arial Unicode MS"/>
+        <w:rFonts w:ascii="Arial Unicode MS" w:cs="Arial Unicode MS" w:hAnsi="Arial Unicode MS" w:eastAsia="Arial Unicode MS"/>
+        <w:b w:val="0"/>
+        <w:bCs w:val="0"/>
+        <w:i w:val="0"/>
+        <w:iCs w:val="0"/>
         <w:caps w:val="0"/>
         <w:smallCaps w:val="0"/>
         <w:strike w:val="0"/>
@@ -7358,7 +7098,11 @@
         <w:ind w:left="5040" w:hanging="360"/>
       </w:pPr>
       <w:rPr>
-        <w:rFonts w:hAnsi="Arial Unicode MS"/>
+        <w:rFonts w:ascii="Helvetica Neue" w:cs="Helvetica Neue" w:hAnsi="Helvetica Neue" w:eastAsia="Helvetica Neue"/>
+        <w:b w:val="0"/>
+        <w:bCs w:val="0"/>
+        <w:i w:val="0"/>
+        <w:iCs w:val="0"/>
         <w:caps w:val="0"/>
         <w:smallCaps w:val="0"/>
         <w:strike w:val="0"/>
@@ -7384,7 +7128,11 @@
         <w:ind w:left="5760" w:hanging="360"/>
       </w:pPr>
       <w:rPr>
-        <w:rFonts w:hAnsi="Arial Unicode MS"/>
+        <w:rFonts w:ascii="Arial Unicode MS" w:cs="Arial Unicode MS" w:hAnsi="Arial Unicode MS" w:eastAsia="Arial Unicode MS"/>
+        <w:b w:val="0"/>
+        <w:bCs w:val="0"/>
+        <w:i w:val="0"/>
+        <w:iCs w:val="0"/>
         <w:caps w:val="0"/>
         <w:smallCaps w:val="0"/>
         <w:strike w:val="0"/>
@@ -7410,7 +7158,11 @@
         <w:ind w:left="6480" w:hanging="360"/>
       </w:pPr>
       <w:rPr>
-        <w:rFonts w:hAnsi="Arial Unicode MS"/>
+        <w:rFonts w:ascii="Arial Unicode MS" w:cs="Arial Unicode MS" w:hAnsi="Arial Unicode MS" w:eastAsia="Arial Unicode MS"/>
+        <w:b w:val="0"/>
+        <w:bCs w:val="0"/>
+        <w:i w:val="0"/>
+        <w:iCs w:val="0"/>
         <w:caps w:val="0"/>
         <w:smallCaps w:val="0"/>
         <w:strike w:val="0"/>
@@ -7439,7 +7191,11 @@
         <w:ind w:left="720" w:hanging="360"/>
       </w:pPr>
       <w:rPr>
-        <w:rFonts w:hAnsi="Arial Unicode MS"/>
+        <w:rFonts w:ascii="Helvetica Neue" w:cs="Helvetica Neue" w:hAnsi="Helvetica Neue" w:eastAsia="Helvetica Neue"/>
+        <w:b w:val="0"/>
+        <w:bCs w:val="0"/>
+        <w:i w:val="0"/>
+        <w:iCs w:val="0"/>
         <w:caps w:val="0"/>
         <w:smallCaps w:val="0"/>
         <w:strike w:val="0"/>
@@ -7465,7 +7221,11 @@
         <w:ind w:left="1440" w:hanging="360"/>
       </w:pPr>
       <w:rPr>
-        <w:rFonts w:hAnsi="Arial Unicode MS"/>
+        <w:rFonts w:ascii="Helvetica Neue" w:cs="Helvetica Neue" w:hAnsi="Helvetica Neue" w:eastAsia="Helvetica Neue"/>
+        <w:b w:val="0"/>
+        <w:bCs w:val="0"/>
+        <w:i w:val="0"/>
+        <w:iCs w:val="0"/>
         <w:caps w:val="0"/>
         <w:smallCaps w:val="0"/>
         <w:strike w:val="0"/>
@@ -7491,7 +7251,11 @@
         <w:ind w:left="2160" w:hanging="360"/>
       </w:pPr>
       <w:rPr>
-        <w:rFonts w:hAnsi="Arial Unicode MS"/>
+        <w:rFonts w:ascii="Arial Unicode MS" w:cs="Arial Unicode MS" w:hAnsi="Arial Unicode MS" w:eastAsia="Arial Unicode MS"/>
+        <w:b w:val="0"/>
+        <w:bCs w:val="0"/>
+        <w:i w:val="0"/>
+        <w:iCs w:val="0"/>
         <w:caps w:val="0"/>
         <w:smallCaps w:val="0"/>
         <w:strike w:val="0"/>
@@ -7517,7 +7281,11 @@
         <w:ind w:left="2880" w:hanging="360"/>
       </w:pPr>
       <w:rPr>
-        <w:rFonts w:hAnsi="Arial Unicode MS"/>
+        <w:rFonts w:ascii="Helvetica Neue" w:cs="Helvetica Neue" w:hAnsi="Helvetica Neue" w:eastAsia="Helvetica Neue"/>
+        <w:b w:val="0"/>
+        <w:bCs w:val="0"/>
+        <w:i w:val="0"/>
+        <w:iCs w:val="0"/>
         <w:caps w:val="0"/>
         <w:smallCaps w:val="0"/>
         <w:strike w:val="0"/>
@@ -7543,7 +7311,11 @@
         <w:ind w:left="3600" w:hanging="360"/>
       </w:pPr>
       <w:rPr>
-        <w:rFonts w:hAnsi="Arial Unicode MS"/>
+        <w:rFonts w:ascii="Arial Unicode MS" w:cs="Arial Unicode MS" w:hAnsi="Arial Unicode MS" w:eastAsia="Arial Unicode MS"/>
+        <w:b w:val="0"/>
+        <w:bCs w:val="0"/>
+        <w:i w:val="0"/>
+        <w:iCs w:val="0"/>
         <w:caps w:val="0"/>
         <w:smallCaps w:val="0"/>
         <w:strike w:val="0"/>
@@ -7569,7 +7341,11 @@
         <w:ind w:left="4320" w:hanging="360"/>
       </w:pPr>
       <w:rPr>
-        <w:rFonts w:hAnsi="Arial Unicode MS"/>
+        <w:rFonts w:ascii="Arial Unicode MS" w:cs="Arial Unicode MS" w:hAnsi="Arial Unicode MS" w:eastAsia="Arial Unicode MS"/>
+        <w:b w:val="0"/>
+        <w:bCs w:val="0"/>
+        <w:i w:val="0"/>
+        <w:iCs w:val="0"/>
         <w:caps w:val="0"/>
         <w:smallCaps w:val="0"/>
         <w:strike w:val="0"/>
@@ -7595,7 +7371,11 @@
         <w:ind w:left="5040" w:hanging="360"/>
       </w:pPr>
       <w:rPr>
-        <w:rFonts w:hAnsi="Arial Unicode MS"/>
+        <w:rFonts w:ascii="Helvetica Neue" w:cs="Helvetica Neue" w:hAnsi="Helvetica Neue" w:eastAsia="Helvetica Neue"/>
+        <w:b w:val="0"/>
+        <w:bCs w:val="0"/>
+        <w:i w:val="0"/>
+        <w:iCs w:val="0"/>
         <w:caps w:val="0"/>
         <w:smallCaps w:val="0"/>
         <w:strike w:val="0"/>
@@ -7621,7 +7401,11 @@
         <w:ind w:left="5760" w:hanging="360"/>
       </w:pPr>
       <w:rPr>
-        <w:rFonts w:hAnsi="Arial Unicode MS"/>
+        <w:rFonts w:ascii="Arial Unicode MS" w:cs="Arial Unicode MS" w:hAnsi="Arial Unicode MS" w:eastAsia="Arial Unicode MS"/>
+        <w:b w:val="0"/>
+        <w:bCs w:val="0"/>
+        <w:i w:val="0"/>
+        <w:iCs w:val="0"/>
         <w:caps w:val="0"/>
         <w:smallCaps w:val="0"/>
         <w:strike w:val="0"/>
@@ -7647,7 +7431,11 @@
         <w:ind w:left="6480" w:hanging="360"/>
       </w:pPr>
       <w:rPr>
-        <w:rFonts w:hAnsi="Arial Unicode MS"/>
+        <w:rFonts w:ascii="Arial Unicode MS" w:cs="Arial Unicode MS" w:hAnsi="Arial Unicode MS" w:eastAsia="Arial Unicode MS"/>
+        <w:b w:val="0"/>
+        <w:bCs w:val="0"/>
+        <w:i w:val="0"/>
+        <w:iCs w:val="0"/>
         <w:caps w:val="0"/>
         <w:smallCaps w:val="0"/>
         <w:strike w:val="0"/>
@@ -7676,7 +7464,11 @@
         <w:ind w:left="720" w:hanging="360"/>
       </w:pPr>
       <w:rPr>
-        <w:rFonts w:hAnsi="Arial Unicode MS"/>
+        <w:rFonts w:ascii="Helvetica Neue" w:cs="Helvetica Neue" w:hAnsi="Helvetica Neue" w:eastAsia="Helvetica Neue"/>
+        <w:b w:val="0"/>
+        <w:bCs w:val="0"/>
+        <w:i w:val="0"/>
+        <w:iCs w:val="0"/>
         <w:caps w:val="0"/>
         <w:smallCaps w:val="0"/>
         <w:strike w:val="0"/>
@@ -7702,7 +7494,11 @@
         <w:ind w:left="1440" w:hanging="360"/>
       </w:pPr>
       <w:rPr>
-        <w:rFonts w:hAnsi="Arial Unicode MS"/>
+        <w:rFonts w:ascii="Helvetica Neue" w:cs="Helvetica Neue" w:hAnsi="Helvetica Neue" w:eastAsia="Helvetica Neue"/>
+        <w:b w:val="0"/>
+        <w:bCs w:val="0"/>
+        <w:i w:val="0"/>
+        <w:iCs w:val="0"/>
         <w:caps w:val="0"/>
         <w:smallCaps w:val="0"/>
         <w:strike w:val="0"/>
@@ -7728,7 +7524,11 @@
         <w:ind w:left="2160" w:hanging="360"/>
       </w:pPr>
       <w:rPr>
-        <w:rFonts w:hAnsi="Arial Unicode MS"/>
+        <w:rFonts w:ascii="Arial Unicode MS" w:cs="Arial Unicode MS" w:hAnsi="Arial Unicode MS" w:eastAsia="Arial Unicode MS"/>
+        <w:b w:val="0"/>
+        <w:bCs w:val="0"/>
+        <w:i w:val="0"/>
+        <w:iCs w:val="0"/>
         <w:caps w:val="0"/>
         <w:smallCaps w:val="0"/>
         <w:strike w:val="0"/>
@@ -7754,7 +7554,11 @@
         <w:ind w:left="2880" w:hanging="360"/>
       </w:pPr>
       <w:rPr>
-        <w:rFonts w:hAnsi="Arial Unicode MS"/>
+        <w:rFonts w:ascii="Helvetica Neue" w:cs="Helvetica Neue" w:hAnsi="Helvetica Neue" w:eastAsia="Helvetica Neue"/>
+        <w:b w:val="0"/>
+        <w:bCs w:val="0"/>
+        <w:i w:val="0"/>
+        <w:iCs w:val="0"/>
         <w:caps w:val="0"/>
         <w:smallCaps w:val="0"/>
         <w:strike w:val="0"/>
@@ -7780,7 +7584,11 @@
         <w:ind w:left="3600" w:hanging="360"/>
       </w:pPr>
       <w:rPr>
-        <w:rFonts w:hAnsi="Arial Unicode MS"/>
+        <w:rFonts w:ascii="Arial Unicode MS" w:cs="Arial Unicode MS" w:hAnsi="Arial Unicode MS" w:eastAsia="Arial Unicode MS"/>
+        <w:b w:val="0"/>
+        <w:bCs w:val="0"/>
+        <w:i w:val="0"/>
+        <w:iCs w:val="0"/>
         <w:caps w:val="0"/>
         <w:smallCaps w:val="0"/>
         <w:strike w:val="0"/>
@@ -7806,7 +7614,11 @@
         <w:ind w:left="4320" w:hanging="360"/>
       </w:pPr>
       <w:rPr>
-        <w:rFonts w:hAnsi="Arial Unicode MS"/>
+        <w:rFonts w:ascii="Arial Unicode MS" w:cs="Arial Unicode MS" w:hAnsi="Arial Unicode MS" w:eastAsia="Arial Unicode MS"/>
+        <w:b w:val="0"/>
+        <w:bCs w:val="0"/>
+        <w:i w:val="0"/>
+        <w:iCs w:val="0"/>
         <w:caps w:val="0"/>
         <w:smallCaps w:val="0"/>
         <w:strike w:val="0"/>
@@ -7832,7 +7644,11 @@
         <w:ind w:left="5040" w:hanging="360"/>
       </w:pPr>
       <w:rPr>
-        <w:rFonts w:hAnsi="Arial Unicode MS"/>
+        <w:rFonts w:ascii="Helvetica Neue" w:cs="Helvetica Neue" w:hAnsi="Helvetica Neue" w:eastAsia="Helvetica Neue"/>
+        <w:b w:val="0"/>
+        <w:bCs w:val="0"/>
+        <w:i w:val="0"/>
+        <w:iCs w:val="0"/>
         <w:caps w:val="0"/>
         <w:smallCaps w:val="0"/>
         <w:strike w:val="0"/>
@@ -7858,7 +7674,11 @@
         <w:ind w:left="5760" w:hanging="360"/>
       </w:pPr>
       <w:rPr>
-        <w:rFonts w:hAnsi="Arial Unicode MS"/>
+        <w:rFonts w:ascii="Arial Unicode MS" w:cs="Arial Unicode MS" w:hAnsi="Arial Unicode MS" w:eastAsia="Arial Unicode MS"/>
+        <w:b w:val="0"/>
+        <w:bCs w:val="0"/>
+        <w:i w:val="0"/>
+        <w:iCs w:val="0"/>
         <w:caps w:val="0"/>
         <w:smallCaps w:val="0"/>
         <w:strike w:val="0"/>
@@ -7884,7 +7704,11 @@
         <w:ind w:left="6480" w:hanging="360"/>
       </w:pPr>
       <w:rPr>
-        <w:rFonts w:hAnsi="Arial Unicode MS"/>
+        <w:rFonts w:ascii="Arial Unicode MS" w:cs="Arial Unicode MS" w:hAnsi="Arial Unicode MS" w:eastAsia="Arial Unicode MS"/>
+        <w:b w:val="0"/>
+        <w:bCs w:val="0"/>
+        <w:i w:val="0"/>
+        <w:iCs w:val="0"/>
         <w:caps w:val="0"/>
         <w:smallCaps w:val="0"/>
         <w:strike w:val="0"/>
@@ -7913,7 +7737,11 @@
         <w:ind w:left="720" w:hanging="360"/>
       </w:pPr>
       <w:rPr>
-        <w:rFonts w:hAnsi="Arial Unicode MS"/>
+        <w:rFonts w:ascii="Helvetica Neue" w:cs="Helvetica Neue" w:hAnsi="Helvetica Neue" w:eastAsia="Helvetica Neue"/>
+        <w:b w:val="0"/>
+        <w:bCs w:val="0"/>
+        <w:i w:val="0"/>
+        <w:iCs w:val="0"/>
         <w:caps w:val="0"/>
         <w:smallCaps w:val="0"/>
         <w:strike w:val="0"/>
@@ -7939,7 +7767,11 @@
         <w:ind w:left="1440" w:hanging="360"/>
       </w:pPr>
       <w:rPr>
-        <w:rFonts w:hAnsi="Arial Unicode MS"/>
+        <w:rFonts w:ascii="Helvetica Neue" w:cs="Helvetica Neue" w:hAnsi="Helvetica Neue" w:eastAsia="Helvetica Neue"/>
+        <w:b w:val="0"/>
+        <w:bCs w:val="0"/>
+        <w:i w:val="0"/>
+        <w:iCs w:val="0"/>
         <w:caps w:val="0"/>
         <w:smallCaps w:val="0"/>
         <w:strike w:val="0"/>
@@ -7965,7 +7797,11 @@
         <w:ind w:left="2160" w:hanging="360"/>
       </w:pPr>
       <w:rPr>
-        <w:rFonts w:hAnsi="Arial Unicode MS"/>
+        <w:rFonts w:ascii="Arial Unicode MS" w:cs="Arial Unicode MS" w:hAnsi="Arial Unicode MS" w:eastAsia="Arial Unicode MS"/>
+        <w:b w:val="0"/>
+        <w:bCs w:val="0"/>
+        <w:i w:val="0"/>
+        <w:iCs w:val="0"/>
         <w:caps w:val="0"/>
         <w:smallCaps w:val="0"/>
         <w:strike w:val="0"/>
@@ -7991,7 +7827,11 @@
         <w:ind w:left="2880" w:hanging="360"/>
       </w:pPr>
       <w:rPr>
-        <w:rFonts w:hAnsi="Arial Unicode MS"/>
+        <w:rFonts w:ascii="Helvetica Neue" w:cs="Helvetica Neue" w:hAnsi="Helvetica Neue" w:eastAsia="Helvetica Neue"/>
+        <w:b w:val="0"/>
+        <w:bCs w:val="0"/>
+        <w:i w:val="0"/>
+        <w:iCs w:val="0"/>
         <w:caps w:val="0"/>
         <w:smallCaps w:val="0"/>
         <w:strike w:val="0"/>
@@ -8017,7 +7857,11 @@
         <w:ind w:left="3600" w:hanging="360"/>
       </w:pPr>
       <w:rPr>
-        <w:rFonts w:hAnsi="Arial Unicode MS"/>
+        <w:rFonts w:ascii="Arial Unicode MS" w:cs="Arial Unicode MS" w:hAnsi="Arial Unicode MS" w:eastAsia="Arial Unicode MS"/>
+        <w:b w:val="0"/>
+        <w:bCs w:val="0"/>
+        <w:i w:val="0"/>
+        <w:iCs w:val="0"/>
         <w:caps w:val="0"/>
         <w:smallCaps w:val="0"/>
         <w:strike w:val="0"/>
@@ -8043,7 +7887,11 @@
         <w:ind w:left="4320" w:hanging="360"/>
       </w:pPr>
       <w:rPr>
-        <w:rFonts w:hAnsi="Arial Unicode MS"/>
+        <w:rFonts w:ascii="Arial Unicode MS" w:cs="Arial Unicode MS" w:hAnsi="Arial Unicode MS" w:eastAsia="Arial Unicode MS"/>
+        <w:b w:val="0"/>
+        <w:bCs w:val="0"/>
+        <w:i w:val="0"/>
+        <w:iCs w:val="0"/>
         <w:caps w:val="0"/>
         <w:smallCaps w:val="0"/>
         <w:strike w:val="0"/>
@@ -8069,7 +7917,11 @@
         <w:ind w:left="5040" w:hanging="360"/>
       </w:pPr>
       <w:rPr>
-        <w:rFonts w:hAnsi="Arial Unicode MS"/>
+        <w:rFonts w:ascii="Helvetica Neue" w:cs="Helvetica Neue" w:hAnsi="Helvetica Neue" w:eastAsia="Helvetica Neue"/>
+        <w:b w:val="0"/>
+        <w:bCs w:val="0"/>
+        <w:i w:val="0"/>
+        <w:iCs w:val="0"/>
         <w:caps w:val="0"/>
         <w:smallCaps w:val="0"/>
         <w:strike w:val="0"/>
@@ -8095,7 +7947,11 @@
         <w:ind w:left="5760" w:hanging="360"/>
       </w:pPr>
       <w:rPr>
-        <w:rFonts w:hAnsi="Arial Unicode MS"/>
+        <w:rFonts w:ascii="Arial Unicode MS" w:cs="Arial Unicode MS" w:hAnsi="Arial Unicode MS" w:eastAsia="Arial Unicode MS"/>
+        <w:b w:val="0"/>
+        <w:bCs w:val="0"/>
+        <w:i w:val="0"/>
+        <w:iCs w:val="0"/>
         <w:caps w:val="0"/>
         <w:smallCaps w:val="0"/>
         <w:strike w:val="0"/>
@@ -8121,7 +7977,11 @@
         <w:ind w:left="6480" w:hanging="360"/>
       </w:pPr>
       <w:rPr>
-        <w:rFonts w:hAnsi="Arial Unicode MS"/>
+        <w:rFonts w:ascii="Arial Unicode MS" w:cs="Arial Unicode MS" w:hAnsi="Arial Unicode MS" w:eastAsia="Arial Unicode MS"/>
+        <w:b w:val="0"/>
+        <w:bCs w:val="0"/>
+        <w:i w:val="0"/>
+        <w:iCs w:val="0"/>
         <w:caps w:val="0"/>
         <w:smallCaps w:val="0"/>
         <w:strike w:val="0"/>
@@ -8150,7 +8010,11 @@
         <w:ind w:left="720" w:hanging="360"/>
       </w:pPr>
       <w:rPr>
-        <w:rFonts w:hAnsi="Arial Unicode MS"/>
+        <w:rFonts w:ascii="Helvetica Neue" w:cs="Helvetica Neue" w:hAnsi="Helvetica Neue" w:eastAsia="Helvetica Neue"/>
+        <w:b w:val="0"/>
+        <w:bCs w:val="0"/>
+        <w:i w:val="0"/>
+        <w:iCs w:val="0"/>
         <w:caps w:val="0"/>
         <w:smallCaps w:val="0"/>
         <w:strike w:val="0"/>
@@ -8176,7 +8040,11 @@
         <w:ind w:left="1440" w:hanging="360"/>
       </w:pPr>
       <w:rPr>
-        <w:rFonts w:hAnsi="Arial Unicode MS"/>
+        <w:rFonts w:ascii="Helvetica Neue" w:cs="Helvetica Neue" w:hAnsi="Helvetica Neue" w:eastAsia="Helvetica Neue"/>
+        <w:b w:val="0"/>
+        <w:bCs w:val="0"/>
+        <w:i w:val="0"/>
+        <w:iCs w:val="0"/>
         <w:caps w:val="0"/>
         <w:smallCaps w:val="0"/>
         <w:strike w:val="0"/>
@@ -8202,7 +8070,11 @@
         <w:ind w:left="2160" w:hanging="360"/>
       </w:pPr>
       <w:rPr>
-        <w:rFonts w:hAnsi="Arial Unicode MS"/>
+        <w:rFonts w:ascii="Arial Unicode MS" w:cs="Arial Unicode MS" w:hAnsi="Arial Unicode MS" w:eastAsia="Arial Unicode MS"/>
+        <w:b w:val="0"/>
+        <w:bCs w:val="0"/>
+        <w:i w:val="0"/>
+        <w:iCs w:val="0"/>
         <w:caps w:val="0"/>
         <w:smallCaps w:val="0"/>
         <w:strike w:val="0"/>
@@ -8228,7 +8100,11 @@
         <w:ind w:left="2880" w:hanging="360"/>
       </w:pPr>
       <w:rPr>
-        <w:rFonts w:hAnsi="Arial Unicode MS"/>
+        <w:rFonts w:ascii="Helvetica Neue" w:cs="Helvetica Neue" w:hAnsi="Helvetica Neue" w:eastAsia="Helvetica Neue"/>
+        <w:b w:val="0"/>
+        <w:bCs w:val="0"/>
+        <w:i w:val="0"/>
+        <w:iCs w:val="0"/>
         <w:caps w:val="0"/>
         <w:smallCaps w:val="0"/>
         <w:strike w:val="0"/>
@@ -8254,7 +8130,11 @@
         <w:ind w:left="3600" w:hanging="360"/>
       </w:pPr>
       <w:rPr>
-        <w:rFonts w:hAnsi="Arial Unicode MS"/>
+        <w:rFonts w:ascii="Arial Unicode MS" w:cs="Arial Unicode MS" w:hAnsi="Arial Unicode MS" w:eastAsia="Arial Unicode MS"/>
+        <w:b w:val="0"/>
+        <w:bCs w:val="0"/>
+        <w:i w:val="0"/>
+        <w:iCs w:val="0"/>
         <w:caps w:val="0"/>
         <w:smallCaps w:val="0"/>
         <w:strike w:val="0"/>
@@ -8280,7 +8160,11 @@
         <w:ind w:left="4320" w:hanging="360"/>
       </w:pPr>
       <w:rPr>
-        <w:rFonts w:hAnsi="Arial Unicode MS"/>
+        <w:rFonts w:ascii="Arial Unicode MS" w:cs="Arial Unicode MS" w:hAnsi="Arial Unicode MS" w:eastAsia="Arial Unicode MS"/>
+        <w:b w:val="0"/>
+        <w:bCs w:val="0"/>
+        <w:i w:val="0"/>
+        <w:iCs w:val="0"/>
         <w:caps w:val="0"/>
         <w:smallCaps w:val="0"/>
         <w:strike w:val="0"/>
@@ -8306,7 +8190,11 @@
         <w:ind w:left="5040" w:hanging="360"/>
       </w:pPr>
       <w:rPr>
-        <w:rFonts w:hAnsi="Arial Unicode MS"/>
+        <w:rFonts w:ascii="Helvetica Neue" w:cs="Helvetica Neue" w:hAnsi="Helvetica Neue" w:eastAsia="Helvetica Neue"/>
+        <w:b w:val="0"/>
+        <w:bCs w:val="0"/>
+        <w:i w:val="0"/>
+        <w:iCs w:val="0"/>
         <w:caps w:val="0"/>
         <w:smallCaps w:val="0"/>
         <w:strike w:val="0"/>
@@ -8332,7 +8220,11 @@
         <w:ind w:left="5760" w:hanging="360"/>
       </w:pPr>
       <w:rPr>
-        <w:rFonts w:hAnsi="Arial Unicode MS"/>
+        <w:rFonts w:ascii="Arial Unicode MS" w:cs="Arial Unicode MS" w:hAnsi="Arial Unicode MS" w:eastAsia="Arial Unicode MS"/>
+        <w:b w:val="0"/>
+        <w:bCs w:val="0"/>
+        <w:i w:val="0"/>
+        <w:iCs w:val="0"/>
         <w:caps w:val="0"/>
         <w:smallCaps w:val="0"/>
         <w:strike w:val="0"/>
@@ -8358,7 +8250,11 @@
         <w:ind w:left="6480" w:hanging="360"/>
       </w:pPr>
       <w:rPr>
-        <w:rFonts w:hAnsi="Arial Unicode MS"/>
+        <w:rFonts w:ascii="Arial Unicode MS" w:cs="Arial Unicode MS" w:hAnsi="Arial Unicode MS" w:eastAsia="Arial Unicode MS"/>
+        <w:b w:val="0"/>
+        <w:bCs w:val="0"/>
+        <w:i w:val="0"/>
+        <w:iCs w:val="0"/>
         <w:caps w:val="0"/>
         <w:smallCaps w:val="0"/>
         <w:strike w:val="0"/>
@@ -8387,7 +8283,11 @@
         <w:ind w:left="720" w:hanging="360"/>
       </w:pPr>
       <w:rPr>
-        <w:rFonts w:hAnsi="Arial Unicode MS"/>
+        <w:rFonts w:ascii="Helvetica Neue" w:cs="Helvetica Neue" w:hAnsi="Helvetica Neue" w:eastAsia="Helvetica Neue"/>
+        <w:b w:val="0"/>
+        <w:bCs w:val="0"/>
+        <w:i w:val="0"/>
+        <w:iCs w:val="0"/>
         <w:caps w:val="0"/>
         <w:smallCaps w:val="0"/>
         <w:strike w:val="0"/>
@@ -8413,7 +8313,11 @@
         <w:ind w:left="1440" w:hanging="360"/>
       </w:pPr>
       <w:rPr>
-        <w:rFonts w:hAnsi="Arial Unicode MS"/>
+        <w:rFonts w:ascii="Helvetica Neue" w:cs="Helvetica Neue" w:hAnsi="Helvetica Neue" w:eastAsia="Helvetica Neue"/>
+        <w:b w:val="0"/>
+        <w:bCs w:val="0"/>
+        <w:i w:val="0"/>
+        <w:iCs w:val="0"/>
         <w:caps w:val="0"/>
         <w:smallCaps w:val="0"/>
         <w:strike w:val="0"/>
@@ -8439,7 +8343,11 @@
         <w:ind w:left="2160" w:hanging="360"/>
       </w:pPr>
       <w:rPr>
-        <w:rFonts w:hAnsi="Arial Unicode MS"/>
+        <w:rFonts w:ascii="Arial Unicode MS" w:cs="Arial Unicode MS" w:hAnsi="Arial Unicode MS" w:eastAsia="Arial Unicode MS"/>
+        <w:b w:val="0"/>
+        <w:bCs w:val="0"/>
+        <w:i w:val="0"/>
+        <w:iCs w:val="0"/>
         <w:caps w:val="0"/>
         <w:smallCaps w:val="0"/>
         <w:strike w:val="0"/>
@@ -8465,7 +8373,11 @@
         <w:ind w:left="2880" w:hanging="360"/>
       </w:pPr>
       <w:rPr>
-        <w:rFonts w:hAnsi="Arial Unicode MS"/>
+        <w:rFonts w:ascii="Helvetica Neue" w:cs="Helvetica Neue" w:hAnsi="Helvetica Neue" w:eastAsia="Helvetica Neue"/>
+        <w:b w:val="0"/>
+        <w:bCs w:val="0"/>
+        <w:i w:val="0"/>
+        <w:iCs w:val="0"/>
         <w:caps w:val="0"/>
         <w:smallCaps w:val="0"/>
         <w:strike w:val="0"/>
@@ -8491,7 +8403,11 @@
         <w:ind w:left="3600" w:hanging="360"/>
       </w:pPr>
       <w:rPr>
-        <w:rFonts w:hAnsi="Arial Unicode MS"/>
+        <w:rFonts w:ascii="Arial Unicode MS" w:cs="Arial Unicode MS" w:hAnsi="Arial Unicode MS" w:eastAsia="Arial Unicode MS"/>
+        <w:b w:val="0"/>
+        <w:bCs w:val="0"/>
+        <w:i w:val="0"/>
+        <w:iCs w:val="0"/>
         <w:caps w:val="0"/>
         <w:smallCaps w:val="0"/>
         <w:strike w:val="0"/>
@@ -8517,7 +8433,11 @@
         <w:ind w:left="4320" w:hanging="360"/>
       </w:pPr>
       <w:rPr>
-        <w:rFonts w:hAnsi="Arial Unicode MS"/>
+        <w:rFonts w:ascii="Arial Unicode MS" w:cs="Arial Unicode MS" w:hAnsi="Arial Unicode MS" w:eastAsia="Arial Unicode MS"/>
+        <w:b w:val="0"/>
+        <w:bCs w:val="0"/>
+        <w:i w:val="0"/>
+        <w:iCs w:val="0"/>
         <w:caps w:val="0"/>
         <w:smallCaps w:val="0"/>
         <w:strike w:val="0"/>
@@ -8543,7 +8463,11 @@
         <w:ind w:left="5040" w:hanging="360"/>
       </w:pPr>
       <w:rPr>
-        <w:rFonts w:hAnsi="Arial Unicode MS"/>
+        <w:rFonts w:ascii="Helvetica Neue" w:cs="Helvetica Neue" w:hAnsi="Helvetica Neue" w:eastAsia="Helvetica Neue"/>
+        <w:b w:val="0"/>
+        <w:bCs w:val="0"/>
+        <w:i w:val="0"/>
+        <w:iCs w:val="0"/>
         <w:caps w:val="0"/>
         <w:smallCaps w:val="0"/>
         <w:strike w:val="0"/>
@@ -8569,7 +8493,11 @@
         <w:ind w:left="5760" w:hanging="360"/>
       </w:pPr>
       <w:rPr>
-        <w:rFonts w:hAnsi="Arial Unicode MS"/>
+        <w:rFonts w:ascii="Arial Unicode MS" w:cs="Arial Unicode MS" w:hAnsi="Arial Unicode MS" w:eastAsia="Arial Unicode MS"/>
+        <w:b w:val="0"/>
+        <w:bCs w:val="0"/>
+        <w:i w:val="0"/>
+        <w:iCs w:val="0"/>
         <w:caps w:val="0"/>
         <w:smallCaps w:val="0"/>
         <w:strike w:val="0"/>
@@ -8595,7 +8523,11 @@
         <w:ind w:left="6480" w:hanging="360"/>
       </w:pPr>
       <w:rPr>
-        <w:rFonts w:hAnsi="Arial Unicode MS"/>
+        <w:rFonts w:ascii="Arial Unicode MS" w:cs="Arial Unicode MS" w:hAnsi="Arial Unicode MS" w:eastAsia="Arial Unicode MS"/>
+        <w:b w:val="0"/>
+        <w:bCs w:val="0"/>
+        <w:i w:val="0"/>
+        <w:iCs w:val="0"/>
         <w:caps w:val="0"/>
         <w:smallCaps w:val="0"/>
         <w:strike w:val="0"/>
@@ -8624,7 +8556,11 @@
         <w:ind w:left="720" w:hanging="360"/>
       </w:pPr>
       <w:rPr>
-        <w:rFonts w:hAnsi="Arial Unicode MS"/>
+        <w:rFonts w:ascii="Helvetica Neue" w:cs="Helvetica Neue" w:hAnsi="Helvetica Neue" w:eastAsia="Helvetica Neue"/>
+        <w:b w:val="0"/>
+        <w:bCs w:val="0"/>
+        <w:i w:val="0"/>
+        <w:iCs w:val="0"/>
         <w:caps w:val="0"/>
         <w:smallCaps w:val="0"/>
         <w:strike w:val="0"/>
@@ -8650,7 +8586,11 @@
         <w:ind w:left="1440" w:hanging="360"/>
       </w:pPr>
       <w:rPr>
-        <w:rFonts w:hAnsi="Arial Unicode MS"/>
+        <w:rFonts w:ascii="Arial Unicode MS" w:cs="Arial Unicode MS" w:hAnsi="Arial Unicode MS" w:eastAsia="Arial Unicode MS"/>
+        <w:b w:val="0"/>
+        <w:bCs w:val="0"/>
+        <w:i w:val="0"/>
+        <w:iCs w:val="0"/>
         <w:caps w:val="0"/>
         <w:smallCaps w:val="0"/>
         <w:strike w:val="0"/>
@@ -8676,7 +8616,11 @@
         <w:ind w:left="2160" w:hanging="360"/>
       </w:pPr>
       <w:rPr>
-        <w:rFonts w:hAnsi="Arial Unicode MS"/>
+        <w:rFonts w:ascii="Arial Unicode MS" w:cs="Arial Unicode MS" w:hAnsi="Arial Unicode MS" w:eastAsia="Arial Unicode MS"/>
+        <w:b w:val="0"/>
+        <w:bCs w:val="0"/>
+        <w:i w:val="0"/>
+        <w:iCs w:val="0"/>
         <w:caps w:val="0"/>
         <w:smallCaps w:val="0"/>
         <w:strike w:val="0"/>
@@ -8702,7 +8646,11 @@
         <w:ind w:left="2880" w:hanging="360"/>
       </w:pPr>
       <w:rPr>
-        <w:rFonts w:hAnsi="Arial Unicode MS"/>
+        <w:rFonts w:ascii="Helvetica Neue" w:cs="Helvetica Neue" w:hAnsi="Helvetica Neue" w:eastAsia="Helvetica Neue"/>
+        <w:b w:val="0"/>
+        <w:bCs w:val="0"/>
+        <w:i w:val="0"/>
+        <w:iCs w:val="0"/>
         <w:caps w:val="0"/>
         <w:smallCaps w:val="0"/>
         <w:strike w:val="0"/>
@@ -8728,7 +8676,11 @@
         <w:ind w:left="3600" w:hanging="360"/>
       </w:pPr>
       <w:rPr>
-        <w:rFonts w:hAnsi="Arial Unicode MS"/>
+        <w:rFonts w:ascii="Arial Unicode MS" w:cs="Arial Unicode MS" w:hAnsi="Arial Unicode MS" w:eastAsia="Arial Unicode MS"/>
+        <w:b w:val="0"/>
+        <w:bCs w:val="0"/>
+        <w:i w:val="0"/>
+        <w:iCs w:val="0"/>
         <w:caps w:val="0"/>
         <w:smallCaps w:val="0"/>
         <w:strike w:val="0"/>
@@ -8754,7 +8706,11 @@
         <w:ind w:left="4320" w:hanging="360"/>
       </w:pPr>
       <w:rPr>
-        <w:rFonts w:hAnsi="Arial Unicode MS"/>
+        <w:rFonts w:ascii="Arial Unicode MS" w:cs="Arial Unicode MS" w:hAnsi="Arial Unicode MS" w:eastAsia="Arial Unicode MS"/>
+        <w:b w:val="0"/>
+        <w:bCs w:val="0"/>
+        <w:i w:val="0"/>
+        <w:iCs w:val="0"/>
         <w:caps w:val="0"/>
         <w:smallCaps w:val="0"/>
         <w:strike w:val="0"/>
@@ -8780,7 +8736,11 @@
         <w:ind w:left="5040" w:hanging="360"/>
       </w:pPr>
       <w:rPr>
-        <w:rFonts w:hAnsi="Arial Unicode MS"/>
+        <w:rFonts w:ascii="Helvetica Neue" w:cs="Helvetica Neue" w:hAnsi="Helvetica Neue" w:eastAsia="Helvetica Neue"/>
+        <w:b w:val="0"/>
+        <w:bCs w:val="0"/>
+        <w:i w:val="0"/>
+        <w:iCs w:val="0"/>
         <w:caps w:val="0"/>
         <w:smallCaps w:val="0"/>
         <w:strike w:val="0"/>
@@ -8806,7 +8766,11 @@
         <w:ind w:left="5760" w:hanging="360"/>
       </w:pPr>
       <w:rPr>
-        <w:rFonts w:hAnsi="Arial Unicode MS"/>
+        <w:rFonts w:ascii="Arial Unicode MS" w:cs="Arial Unicode MS" w:hAnsi="Arial Unicode MS" w:eastAsia="Arial Unicode MS"/>
+        <w:b w:val="0"/>
+        <w:bCs w:val="0"/>
+        <w:i w:val="0"/>
+        <w:iCs w:val="0"/>
         <w:caps w:val="0"/>
         <w:smallCaps w:val="0"/>
         <w:strike w:val="0"/>
@@ -8832,7 +8796,11 @@
         <w:ind w:left="6480" w:hanging="360"/>
       </w:pPr>
       <w:rPr>
-        <w:rFonts w:hAnsi="Arial Unicode MS"/>
+        <w:rFonts w:ascii="Arial Unicode MS" w:cs="Arial Unicode MS" w:hAnsi="Arial Unicode MS" w:eastAsia="Arial Unicode MS"/>
+        <w:b w:val="0"/>
+        <w:bCs w:val="0"/>
+        <w:i w:val="0"/>
+        <w:iCs w:val="0"/>
         <w:caps w:val="0"/>
         <w:smallCaps w:val="0"/>
         <w:strike w:val="0"/>
@@ -8861,7 +8829,11 @@
         <w:ind w:left="720" w:hanging="360"/>
       </w:pPr>
       <w:rPr>
-        <w:rFonts w:hAnsi="Arial Unicode MS"/>
+        <w:rFonts w:ascii="Helvetica Neue" w:cs="Helvetica Neue" w:hAnsi="Helvetica Neue" w:eastAsia="Helvetica Neue"/>
+        <w:b w:val="0"/>
+        <w:bCs w:val="0"/>
+        <w:i w:val="0"/>
+        <w:iCs w:val="0"/>
         <w:caps w:val="0"/>
         <w:smallCaps w:val="0"/>
         <w:strike w:val="0"/>
@@ -8887,7 +8859,11 @@
         <w:ind w:left="1440" w:hanging="360"/>
       </w:pPr>
       <w:rPr>
-        <w:rFonts w:hAnsi="Arial Unicode MS"/>
+        <w:rFonts w:ascii="Helvetica Neue" w:cs="Helvetica Neue" w:hAnsi="Helvetica Neue" w:eastAsia="Helvetica Neue"/>
+        <w:b w:val="0"/>
+        <w:bCs w:val="0"/>
+        <w:i w:val="0"/>
+        <w:iCs w:val="0"/>
         <w:caps w:val="0"/>
         <w:smallCaps w:val="0"/>
         <w:strike w:val="0"/>
@@ -8913,7 +8889,11 @@
         <w:ind w:left="2160" w:hanging="360"/>
       </w:pPr>
       <w:rPr>
-        <w:rFonts w:hAnsi="Arial Unicode MS"/>
+        <w:rFonts w:ascii="Arial Unicode MS" w:cs="Arial Unicode MS" w:hAnsi="Arial Unicode MS" w:eastAsia="Arial Unicode MS"/>
+        <w:b w:val="0"/>
+        <w:bCs w:val="0"/>
+        <w:i w:val="0"/>
+        <w:iCs w:val="0"/>
         <w:caps w:val="0"/>
         <w:smallCaps w:val="0"/>
         <w:strike w:val="0"/>
@@ -8939,7 +8919,11 @@
         <w:ind w:left="2880" w:hanging="360"/>
       </w:pPr>
       <w:rPr>
-        <w:rFonts w:hAnsi="Arial Unicode MS"/>
+        <w:rFonts w:ascii="Helvetica Neue" w:cs="Helvetica Neue" w:hAnsi="Helvetica Neue" w:eastAsia="Helvetica Neue"/>
+        <w:b w:val="0"/>
+        <w:bCs w:val="0"/>
+        <w:i w:val="0"/>
+        <w:iCs w:val="0"/>
         <w:caps w:val="0"/>
         <w:smallCaps w:val="0"/>
         <w:strike w:val="0"/>
@@ -8965,7 +8949,11 @@
         <w:ind w:left="3600" w:hanging="360"/>
       </w:pPr>
       <w:rPr>
-        <w:rFonts w:hAnsi="Arial Unicode MS"/>
+        <w:rFonts w:ascii="Arial Unicode MS" w:cs="Arial Unicode MS" w:hAnsi="Arial Unicode MS" w:eastAsia="Arial Unicode MS"/>
+        <w:b w:val="0"/>
+        <w:bCs w:val="0"/>
+        <w:i w:val="0"/>
+        <w:iCs w:val="0"/>
         <w:caps w:val="0"/>
         <w:smallCaps w:val="0"/>
         <w:strike w:val="0"/>
@@ -8991,7 +8979,11 @@
         <w:ind w:left="4320" w:hanging="360"/>
       </w:pPr>
       <w:rPr>
-        <w:rFonts w:hAnsi="Arial Unicode MS"/>
+        <w:rFonts w:ascii="Arial Unicode MS" w:cs="Arial Unicode MS" w:hAnsi="Arial Unicode MS" w:eastAsia="Arial Unicode MS"/>
+        <w:b w:val="0"/>
+        <w:bCs w:val="0"/>
+        <w:i w:val="0"/>
+        <w:iCs w:val="0"/>
         <w:caps w:val="0"/>
         <w:smallCaps w:val="0"/>
         <w:strike w:val="0"/>
@@ -9017,7 +9009,11 @@
         <w:ind w:left="5040" w:hanging="360"/>
       </w:pPr>
       <w:rPr>
-        <w:rFonts w:hAnsi="Arial Unicode MS"/>
+        <w:rFonts w:ascii="Helvetica Neue" w:cs="Helvetica Neue" w:hAnsi="Helvetica Neue" w:eastAsia="Helvetica Neue"/>
+        <w:b w:val="0"/>
+        <w:bCs w:val="0"/>
+        <w:i w:val="0"/>
+        <w:iCs w:val="0"/>
         <w:caps w:val="0"/>
         <w:smallCaps w:val="0"/>
         <w:strike w:val="0"/>
@@ -9043,7 +9039,11 @@
         <w:ind w:left="5760" w:hanging="360"/>
       </w:pPr>
       <w:rPr>
-        <w:rFonts w:hAnsi="Arial Unicode MS"/>
+        <w:rFonts w:ascii="Arial Unicode MS" w:cs="Arial Unicode MS" w:hAnsi="Arial Unicode MS" w:eastAsia="Arial Unicode MS"/>
+        <w:b w:val="0"/>
+        <w:bCs w:val="0"/>
+        <w:i w:val="0"/>
+        <w:iCs w:val="0"/>
         <w:caps w:val="0"/>
         <w:smallCaps w:val="0"/>
         <w:strike w:val="0"/>
@@ -9069,7 +9069,11 @@
         <w:ind w:left="6480" w:hanging="360"/>
       </w:pPr>
       <w:rPr>
-        <w:rFonts w:hAnsi="Arial Unicode MS"/>
+        <w:rFonts w:ascii="Arial Unicode MS" w:cs="Arial Unicode MS" w:hAnsi="Arial Unicode MS" w:eastAsia="Arial Unicode MS"/>
+        <w:b w:val="0"/>
+        <w:bCs w:val="0"/>
+        <w:i w:val="0"/>
+        <w:iCs w:val="0"/>
         <w:caps w:val="0"/>
         <w:smallCaps w:val="0"/>
         <w:strike w:val="0"/>
@@ -9098,7 +9102,11 @@
         <w:ind w:left="720" w:hanging="360"/>
       </w:pPr>
       <w:rPr>
-        <w:rFonts w:hAnsi="Arial Unicode MS"/>
+        <w:rFonts w:ascii="Helvetica Neue" w:cs="Helvetica Neue" w:hAnsi="Helvetica Neue" w:eastAsia="Helvetica Neue"/>
+        <w:b w:val="0"/>
+        <w:bCs w:val="0"/>
+        <w:i w:val="0"/>
+        <w:iCs w:val="0"/>
         <w:caps w:val="0"/>
         <w:smallCaps w:val="0"/>
         <w:strike w:val="0"/>
@@ -9124,7 +9132,11 @@
         <w:ind w:left="1440" w:hanging="360"/>
       </w:pPr>
       <w:rPr>
-        <w:rFonts w:hAnsi="Arial Unicode MS"/>
+        <w:rFonts w:ascii="Arial Unicode MS" w:cs="Arial Unicode MS" w:hAnsi="Arial Unicode MS" w:eastAsia="Arial Unicode MS"/>
+        <w:b w:val="0"/>
+        <w:bCs w:val="0"/>
+        <w:i w:val="0"/>
+        <w:iCs w:val="0"/>
         <w:caps w:val="0"/>
         <w:smallCaps w:val="0"/>
         <w:strike w:val="0"/>
@@ -9150,7 +9162,11 @@
         <w:ind w:left="2160" w:hanging="360"/>
       </w:pPr>
       <w:rPr>
-        <w:rFonts w:hAnsi="Arial Unicode MS"/>
+        <w:rFonts w:ascii="Arial Unicode MS" w:cs="Arial Unicode MS" w:hAnsi="Arial Unicode MS" w:eastAsia="Arial Unicode MS"/>
+        <w:b w:val="0"/>
+        <w:bCs w:val="0"/>
+        <w:i w:val="0"/>
+        <w:iCs w:val="0"/>
         <w:caps w:val="0"/>
         <w:smallCaps w:val="0"/>
         <w:strike w:val="0"/>
@@ -9176,7 +9192,11 @@
         <w:ind w:left="2880" w:hanging="360"/>
       </w:pPr>
       <w:rPr>
-        <w:rFonts w:hAnsi="Arial Unicode MS"/>
+        <w:rFonts w:ascii="Helvetica Neue" w:cs="Helvetica Neue" w:hAnsi="Helvetica Neue" w:eastAsia="Helvetica Neue"/>
+        <w:b w:val="0"/>
+        <w:bCs w:val="0"/>
+        <w:i w:val="0"/>
+        <w:iCs w:val="0"/>
         <w:caps w:val="0"/>
         <w:smallCaps w:val="0"/>
         <w:strike w:val="0"/>
@@ -9202,7 +9222,11 @@
         <w:ind w:left="3600" w:hanging="360"/>
       </w:pPr>
       <w:rPr>
-        <w:rFonts w:hAnsi="Arial Unicode MS"/>
+        <w:rFonts w:ascii="Arial Unicode MS" w:cs="Arial Unicode MS" w:hAnsi="Arial Unicode MS" w:eastAsia="Arial Unicode MS"/>
+        <w:b w:val="0"/>
+        <w:bCs w:val="0"/>
+        <w:i w:val="0"/>
+        <w:iCs w:val="0"/>
         <w:caps w:val="0"/>
         <w:smallCaps w:val="0"/>
         <w:strike w:val="0"/>
@@ -9228,7 +9252,11 @@
         <w:ind w:left="4320" w:hanging="360"/>
       </w:pPr>
       <w:rPr>
-        <w:rFonts w:hAnsi="Arial Unicode MS"/>
+        <w:rFonts w:ascii="Arial Unicode MS" w:cs="Arial Unicode MS" w:hAnsi="Arial Unicode MS" w:eastAsia="Arial Unicode MS"/>
+        <w:b w:val="0"/>
+        <w:bCs w:val="0"/>
+        <w:i w:val="0"/>
+        <w:iCs w:val="0"/>
         <w:caps w:val="0"/>
         <w:smallCaps w:val="0"/>
         <w:strike w:val="0"/>
@@ -9254,7 +9282,11 @@
         <w:ind w:left="5040" w:hanging="360"/>
       </w:pPr>
       <w:rPr>
-        <w:rFonts w:hAnsi="Arial Unicode MS"/>
+        <w:rFonts w:ascii="Helvetica Neue" w:cs="Helvetica Neue" w:hAnsi="Helvetica Neue" w:eastAsia="Helvetica Neue"/>
+        <w:b w:val="0"/>
+        <w:bCs w:val="0"/>
+        <w:i w:val="0"/>
+        <w:iCs w:val="0"/>
         <w:caps w:val="0"/>
         <w:smallCaps w:val="0"/>
         <w:strike w:val="0"/>
@@ -9280,7 +9312,11 @@
         <w:ind w:left="5760" w:hanging="360"/>
       </w:pPr>
       <w:rPr>
-        <w:rFonts w:hAnsi="Arial Unicode MS"/>
+        <w:rFonts w:ascii="Arial Unicode MS" w:cs="Arial Unicode MS" w:hAnsi="Arial Unicode MS" w:eastAsia="Arial Unicode MS"/>
+        <w:b w:val="0"/>
+        <w:bCs w:val="0"/>
+        <w:i w:val="0"/>
+        <w:iCs w:val="0"/>
         <w:caps w:val="0"/>
         <w:smallCaps w:val="0"/>
         <w:strike w:val="0"/>
@@ -9306,7 +9342,11 @@
         <w:ind w:left="6480" w:hanging="360"/>
       </w:pPr>
       <w:rPr>
-        <w:rFonts w:hAnsi="Arial Unicode MS"/>
+        <w:rFonts w:ascii="Arial Unicode MS" w:cs="Arial Unicode MS" w:hAnsi="Arial Unicode MS" w:eastAsia="Arial Unicode MS"/>
+        <w:b w:val="0"/>
+        <w:bCs w:val="0"/>
+        <w:i w:val="0"/>
+        <w:iCs w:val="0"/>
         <w:caps w:val="0"/>
         <w:smallCaps w:val="0"/>
         <w:strike w:val="0"/>
@@ -9335,7 +9375,11 @@
         <w:ind w:left="720" w:hanging="360"/>
       </w:pPr>
       <w:rPr>
-        <w:rFonts w:hAnsi="Arial Unicode MS"/>
+        <w:rFonts w:ascii="Helvetica Neue" w:cs="Helvetica Neue" w:hAnsi="Helvetica Neue" w:eastAsia="Helvetica Neue"/>
+        <w:b w:val="0"/>
+        <w:bCs w:val="0"/>
+        <w:i w:val="0"/>
+        <w:iCs w:val="0"/>
         <w:caps w:val="0"/>
         <w:smallCaps w:val="0"/>
         <w:strike w:val="0"/>
@@ -9361,7 +9405,11 @@
         <w:ind w:left="1440" w:hanging="360"/>
       </w:pPr>
       <w:rPr>
-        <w:rFonts w:hAnsi="Arial Unicode MS"/>
+        <w:rFonts w:ascii="Helvetica Neue" w:cs="Helvetica Neue" w:hAnsi="Helvetica Neue" w:eastAsia="Helvetica Neue"/>
+        <w:b w:val="0"/>
+        <w:bCs w:val="0"/>
+        <w:i w:val="0"/>
+        <w:iCs w:val="0"/>
         <w:caps w:val="0"/>
         <w:smallCaps w:val="0"/>
         <w:strike w:val="0"/>
@@ -9387,7 +9435,11 @@
         <w:ind w:left="2160" w:hanging="360"/>
       </w:pPr>
       <w:rPr>
-        <w:rFonts w:hAnsi="Arial Unicode MS"/>
+        <w:rFonts w:ascii="Arial Unicode MS" w:cs="Arial Unicode MS" w:hAnsi="Arial Unicode MS" w:eastAsia="Arial Unicode MS"/>
+        <w:b w:val="0"/>
+        <w:bCs w:val="0"/>
+        <w:i w:val="0"/>
+        <w:iCs w:val="0"/>
         <w:caps w:val="0"/>
         <w:smallCaps w:val="0"/>
         <w:strike w:val="0"/>
@@ -9413,7 +9465,11 @@
         <w:ind w:left="2880" w:hanging="360"/>
       </w:pPr>
       <w:rPr>
-        <w:rFonts w:hAnsi="Arial Unicode MS"/>
+        <w:rFonts w:ascii="Helvetica Neue" w:cs="Helvetica Neue" w:hAnsi="Helvetica Neue" w:eastAsia="Helvetica Neue"/>
+        <w:b w:val="0"/>
+        <w:bCs w:val="0"/>
+        <w:i w:val="0"/>
+        <w:iCs w:val="0"/>
         <w:caps w:val="0"/>
         <w:smallCaps w:val="0"/>
         <w:strike w:val="0"/>
@@ -9439,7 +9495,11 @@
         <w:ind w:left="3600" w:hanging="360"/>
       </w:pPr>
       <w:rPr>
-        <w:rFonts w:hAnsi="Arial Unicode MS"/>
+        <w:rFonts w:ascii="Arial Unicode MS" w:cs="Arial Unicode MS" w:hAnsi="Arial Unicode MS" w:eastAsia="Arial Unicode MS"/>
+        <w:b w:val="0"/>
+        <w:bCs w:val="0"/>
+        <w:i w:val="0"/>
+        <w:iCs w:val="0"/>
         <w:caps w:val="0"/>
         <w:smallCaps w:val="0"/>
         <w:strike w:val="0"/>
@@ -9465,7 +9525,11 @@
         <w:ind w:left="4320" w:hanging="360"/>
       </w:pPr>
       <w:rPr>
-        <w:rFonts w:hAnsi="Arial Unicode MS"/>
+        <w:rFonts w:ascii="Arial Unicode MS" w:cs="Arial Unicode MS" w:hAnsi="Arial Unicode MS" w:eastAsia="Arial Unicode MS"/>
+        <w:b w:val="0"/>
+        <w:bCs w:val="0"/>
+        <w:i w:val="0"/>
+        <w:iCs w:val="0"/>
         <w:caps w:val="0"/>
         <w:smallCaps w:val="0"/>
         <w:strike w:val="0"/>
@@ -9491,7 +9555,11 @@
         <w:ind w:left="5040" w:hanging="360"/>
       </w:pPr>
       <w:rPr>
-        <w:rFonts w:hAnsi="Arial Unicode MS"/>
+        <w:rFonts w:ascii="Helvetica Neue" w:cs="Helvetica Neue" w:hAnsi="Helvetica Neue" w:eastAsia="Helvetica Neue"/>
+        <w:b w:val="0"/>
+        <w:bCs w:val="0"/>
+        <w:i w:val="0"/>
+        <w:iCs w:val="0"/>
         <w:caps w:val="0"/>
         <w:smallCaps w:val="0"/>
         <w:strike w:val="0"/>
@@ -9517,7 +9585,11 @@
         <w:ind w:left="5760" w:hanging="360"/>
       </w:pPr>
       <w:rPr>
-        <w:rFonts w:hAnsi="Arial Unicode MS"/>
+        <w:rFonts w:ascii="Arial Unicode MS" w:cs="Arial Unicode MS" w:hAnsi="Arial Unicode MS" w:eastAsia="Arial Unicode MS"/>
+        <w:b w:val="0"/>
+        <w:bCs w:val="0"/>
+        <w:i w:val="0"/>
+        <w:iCs w:val="0"/>
         <w:caps w:val="0"/>
         <w:smallCaps w:val="0"/>
         <w:strike w:val="0"/>
@@ -9543,7 +9615,11 @@
         <w:ind w:left="6480" w:hanging="360"/>
       </w:pPr>
       <w:rPr>
-        <w:rFonts w:hAnsi="Arial Unicode MS"/>
+        <w:rFonts w:ascii="Arial Unicode MS" w:cs="Arial Unicode MS" w:hAnsi="Arial Unicode MS" w:eastAsia="Arial Unicode MS"/>
+        <w:b w:val="0"/>
+        <w:bCs w:val="0"/>
+        <w:i w:val="0"/>
+        <w:iCs w:val="0"/>
         <w:caps w:val="0"/>
         <w:smallCaps w:val="0"/>
         <w:strike w:val="0"/>
@@ -9572,7 +9648,11 @@
         <w:ind w:left="720" w:hanging="360"/>
       </w:pPr>
       <w:rPr>
-        <w:rFonts w:hAnsi="Arial Unicode MS"/>
+        <w:rFonts w:ascii="Helvetica Neue" w:cs="Helvetica Neue" w:hAnsi="Helvetica Neue" w:eastAsia="Helvetica Neue"/>
+        <w:b w:val="0"/>
+        <w:bCs w:val="0"/>
+        <w:i w:val="0"/>
+        <w:iCs w:val="0"/>
         <w:caps w:val="0"/>
         <w:smallCaps w:val="0"/>
         <w:strike w:val="0"/>
@@ -9598,7 +9678,11 @@
         <w:ind w:left="1440" w:hanging="360"/>
       </w:pPr>
       <w:rPr>
-        <w:rFonts w:hAnsi="Arial Unicode MS"/>
+        <w:rFonts w:ascii="Helvetica Neue" w:cs="Helvetica Neue" w:hAnsi="Helvetica Neue" w:eastAsia="Helvetica Neue"/>
+        <w:b w:val="0"/>
+        <w:bCs w:val="0"/>
+        <w:i w:val="0"/>
+        <w:iCs w:val="0"/>
         <w:caps w:val="0"/>
         <w:smallCaps w:val="0"/>
         <w:strike w:val="0"/>
@@ -9624,7 +9708,11 @@
         <w:ind w:left="2160" w:hanging="360"/>
       </w:pPr>
       <w:rPr>
-        <w:rFonts w:hAnsi="Arial Unicode MS"/>
+        <w:rFonts w:ascii="Arial Unicode MS" w:cs="Arial Unicode MS" w:hAnsi="Arial Unicode MS" w:eastAsia="Arial Unicode MS"/>
+        <w:b w:val="0"/>
+        <w:bCs w:val="0"/>
+        <w:i w:val="0"/>
+        <w:iCs w:val="0"/>
         <w:caps w:val="0"/>
         <w:smallCaps w:val="0"/>
         <w:strike w:val="0"/>
@@ -9650,7 +9738,11 @@
         <w:ind w:left="2880" w:hanging="360"/>
       </w:pPr>
       <w:rPr>
-        <w:rFonts w:hAnsi="Arial Unicode MS"/>
+        <w:rFonts w:ascii="Helvetica Neue" w:cs="Helvetica Neue" w:hAnsi="Helvetica Neue" w:eastAsia="Helvetica Neue"/>
+        <w:b w:val="0"/>
+        <w:bCs w:val="0"/>
+        <w:i w:val="0"/>
+        <w:iCs w:val="0"/>
         <w:caps w:val="0"/>
         <w:smallCaps w:val="0"/>
         <w:strike w:val="0"/>
@@ -9676,7 +9768,11 @@
         <w:ind w:left="3600" w:hanging="360"/>
       </w:pPr>
       <w:rPr>
-        <w:rFonts w:hAnsi="Arial Unicode MS"/>
+        <w:rFonts w:ascii="Arial Unicode MS" w:cs="Arial Unicode MS" w:hAnsi="Arial Unicode MS" w:eastAsia="Arial Unicode MS"/>
+        <w:b w:val="0"/>
+        <w:bCs w:val="0"/>
+        <w:i w:val="0"/>
+        <w:iCs w:val="0"/>
         <w:caps w:val="0"/>
         <w:smallCaps w:val="0"/>
         <w:strike w:val="0"/>
@@ -9702,7 +9798,11 @@
         <w:ind w:left="4320" w:hanging="360"/>
       </w:pPr>
       <w:rPr>
-        <w:rFonts w:hAnsi="Arial Unicode MS"/>
+        <w:rFonts w:ascii="Arial Unicode MS" w:cs="Arial Unicode MS" w:hAnsi="Arial Unicode MS" w:eastAsia="Arial Unicode MS"/>
+        <w:b w:val="0"/>
+        <w:bCs w:val="0"/>
+        <w:i w:val="0"/>
+        <w:iCs w:val="0"/>
         <w:caps w:val="0"/>
         <w:smallCaps w:val="0"/>
         <w:strike w:val="0"/>
@@ -9728,7 +9828,11 @@
         <w:ind w:left="5040" w:hanging="360"/>
       </w:pPr>
       <w:rPr>
-        <w:rFonts w:hAnsi="Arial Unicode MS"/>
+        <w:rFonts w:ascii="Helvetica Neue" w:cs="Helvetica Neue" w:hAnsi="Helvetica Neue" w:eastAsia="Helvetica Neue"/>
+        <w:b w:val="0"/>
+        <w:bCs w:val="0"/>
+        <w:i w:val="0"/>
+        <w:iCs w:val="0"/>
         <w:caps w:val="0"/>
         <w:smallCaps w:val="0"/>
         <w:strike w:val="0"/>
@@ -9754,7 +9858,11 @@
         <w:ind w:left="5760" w:hanging="360"/>
       </w:pPr>
       <w:rPr>
-        <w:rFonts w:hAnsi="Arial Unicode MS"/>
+        <w:rFonts w:ascii="Arial Unicode MS" w:cs="Arial Unicode MS" w:hAnsi="Arial Unicode MS" w:eastAsia="Arial Unicode MS"/>
+        <w:b w:val="0"/>
+        <w:bCs w:val="0"/>
+        <w:i w:val="0"/>
+        <w:iCs w:val="0"/>
         <w:caps w:val="0"/>
         <w:smallCaps w:val="0"/>
         <w:strike w:val="0"/>
@@ -9780,7 +9888,11 @@
         <w:ind w:left="6480" w:hanging="360"/>
       </w:pPr>
       <w:rPr>
-        <w:rFonts w:hAnsi="Arial Unicode MS"/>
+        <w:rFonts w:ascii="Arial Unicode MS" w:cs="Arial Unicode MS" w:hAnsi="Arial Unicode MS" w:eastAsia="Arial Unicode MS"/>
+        <w:b w:val="0"/>
+        <w:bCs w:val="0"/>
+        <w:i w:val="0"/>
+        <w:iCs w:val="0"/>
         <w:caps w:val="0"/>
         <w:smallCaps w:val="0"/>
         <w:strike w:val="0"/>
@@ -9997,7 +10109,7 @@
   </w:style>
   <w:style w:type="paragraph" w:styleId="Heading">
     <w:name w:val="Heading"/>
-    <w:next w:val="Body"/>
+    <w:next w:val="Body A"/>
     <w:pPr>
       <w:keepNext w:val="1"/>
       <w:keepLines w:val="1"/>
@@ -10031,8 +10143,9 @@
       <w:u w:val="none" w:color="000000"/>
       <w:shd w:val="nil" w:color="auto" w:fill="auto"/>
       <w:vertAlign w:val="baseline"/>
-      <w14:textOutline>
+      <w14:textOutline w14:w="12700" w14:cap="flat">
         <w14:noFill/>
+        <w14:miter w14:lim="400000"/>
       </w14:textOutline>
       <w14:textFill>
         <w14:solidFill>
@@ -10041,9 +10154,9 @@
       </w14:textFill>
     </w:rPr>
   </w:style>
-  <w:style w:type="paragraph" w:styleId="Body">
-    <w:name w:val="Body"/>
-    <w:next w:val="Body"/>
+  <w:style w:type="paragraph" w:styleId="Body A">
+    <w:name w:val="Body A"/>
+    <w:next w:val="Body A"/>
     <w:pPr>
       <w:keepNext w:val="0"/>
       <w:keepLines w:val="0"/>
@@ -10077,8 +10190,9 @@
       <w:u w:val="none" w:color="000000"/>
       <w:shd w:val="nil" w:color="auto" w:fill="auto"/>
       <w:vertAlign w:val="baseline"/>
-      <w14:textOutline>
+      <w14:textOutline w14:w="12700" w14:cap="flat">
         <w14:noFill/>
+        <w14:miter w14:lim="400000"/>
       </w14:textOutline>
       <w14:textFill>
         <w14:solidFill>
@@ -10120,6 +10234,7 @@
       <w:sz w:val="16"/>
       <w:szCs w:val="16"/>
       <w:u w:val="single" w:color="1155cc"/>
+      <w:lang w:val="en-US"/>
       <w14:textFill>
         <w14:solidFill>
           <w14:srgbClr w14:val="1155CC"/>
@@ -10275,9 +10390,9 @@
         </a:effectStyle>
         <a:effectStyle>
           <a:effectLst>
-            <a:outerShdw sx="100000" sy="100000" kx="0" ky="0" algn="b" rotWithShape="0" blurRad="38100" dist="20000" dir="5400000">
+            <a:outerShdw sx="100000" sy="100000" kx="0" ky="0" algn="b" rotWithShape="0" blurRad="38100" dist="23000" dir="5400000">
               <a:srgbClr val="000000">
-                <a:alpha val="38000"/>
+                <a:alpha val="35000"/>
               </a:srgbClr>
             </a:outerShdw>
           </a:effectLst>
@@ -10357,7 +10472,7 @@
         </a:effectLst>
         <a:sp3d/>
       </a:spPr>
-      <a:bodyPr rot="0" spcFirstLastPara="1" vertOverflow="overflow" horzOverflow="overflow" vert="horz" wrap="square" lIns="45719" tIns="45719" rIns="45719" bIns="45719" numCol="1" spcCol="38100" rtlCol="0" anchor="ctr" upright="0">
+      <a:bodyPr rot="0" spcFirstLastPara="1" vertOverflow="overflow" horzOverflow="overflow" vert="horz" wrap="square" lIns="45718" tIns="45718" rIns="45718" bIns="45718" numCol="1" spcCol="38100" rtlCol="0" anchor="ctr" upright="0">
         <a:spAutoFit/>
       </a:bodyPr>
       <a:lstStyle>
@@ -10385,10 +10500,10 @@
             </a:solidFill>
             <a:effectLst/>
             <a:uFillTx/>
-            <a:latin typeface="Cambria"/>
-            <a:ea typeface="Cambria"/>
-            <a:cs typeface="Cambria"/>
-            <a:sym typeface="Cambria"/>
+            <a:latin typeface="+mn-lt"/>
+            <a:ea typeface="+mn-ea"/>
+            <a:cs typeface="+mn-cs"/>
+            <a:sym typeface="Helvetica Neue"/>
           </a:defRPr>
         </a:defPPr>
         <a:lvl1pPr marL="0" marR="0" indent="0" algn="l" defTabSz="914400" rtl="0" fontAlgn="auto" latinLnBrk="1" hangingPunct="0">
@@ -10644,9 +10759,9 @@
           <a:round/>
         </a:ln>
         <a:effectLst>
-          <a:outerShdw sx="100000" sy="100000" kx="0" ky="0" algn="b" rotWithShape="0" blurRad="38100" dist="20000" dir="5400000">
+          <a:outerShdw sx="100000" sy="100000" kx="0" ky="0" algn="b" rotWithShape="0" blurRad="38100" dist="23000" dir="5400000">
             <a:srgbClr val="000000">
-              <a:alpha val="38000"/>
+              <a:alpha val="35000"/>
             </a:srgbClr>
           </a:outerShdw>
         </a:effectLst>
@@ -10934,7 +11049,7 @@
         <a:effectLst/>
         <a:sp3d/>
       </a:spPr>
-      <a:bodyPr rot="0" spcFirstLastPara="1" vertOverflow="overflow" horzOverflow="overflow" vert="horz" wrap="square" lIns="45719" tIns="45719" rIns="45719" bIns="45719" numCol="1" spcCol="38100" rtlCol="0" anchor="t" upright="0">
+      <a:bodyPr rot="0" spcFirstLastPara="1" vertOverflow="overflow" horzOverflow="overflow" vert="horz" wrap="square" lIns="45718" tIns="45718" rIns="45718" bIns="45718" numCol="1" spcCol="38100" rtlCol="0" anchor="t" upright="0">
         <a:spAutoFit/>
       </a:bodyPr>
       <a:lstStyle>
@@ -10962,10 +11077,10 @@
             </a:solidFill>
             <a:effectLst/>
             <a:uFillTx/>
-            <a:latin typeface="Cambria"/>
-            <a:ea typeface="Cambria"/>
-            <a:cs typeface="Cambria"/>
-            <a:sym typeface="Cambria"/>
+            <a:latin typeface="+mn-lt"/>
+            <a:ea typeface="+mn-ea"/>
+            <a:cs typeface="+mn-cs"/>
+            <a:sym typeface="Helvetica Neue"/>
           </a:defRPr>
         </a:defPPr>
         <a:lvl1pPr marL="0" marR="0" indent="0" algn="l" defTabSz="914400" rtl="0" fontAlgn="auto" latinLnBrk="1" hangingPunct="0">

--- a/templates/templateFile.docx
+++ b/templates/templateFile.docx
@@ -79,7 +79,7 @@
       <w:tblPr>
         <w:tblW w:w="9360" w:type="dxa"/>
         <w:jc w:val="left"/>
-        <w:tblInd w:w="324" w:type="dxa"/>
+        <w:tblInd w:w="432" w:type="dxa"/>
         <w:tblBorders>
           <w:top w:val="single" w:color="ffffff" w:sz="8" w:space="0" w:shadow="0" w:frame="0"/>
           <w:left w:val="single" w:color="ffffff" w:sz="8" w:space="0" w:shadow="0" w:frame="0"/>
@@ -99,7 +99,7 @@
           <w:shd w:val="clear" w:color="auto" w:fill="ced7e7"/>
         </w:tblPrEx>
         <w:trPr>
-          <w:trHeight w:val="294" w:hRule="atLeast"/>
+          <w:trHeight w:val="314" w:hRule="atLeast"/>
         </w:trPr>
         <w:tc>
           <w:tcPr>
@@ -147,7 +147,7 @@
           <w:shd w:val="clear" w:color="auto" w:fill="ced7e7"/>
         </w:tblPrEx>
         <w:trPr>
-          <w:trHeight w:val="3414" w:hRule="atLeast"/>
+          <w:trHeight w:val="3434" w:hRule="atLeast"/>
         </w:trPr>
         <w:tc>
           <w:tcPr>
@@ -566,6 +566,21 @@
         <w:pStyle w:val="Body A"/>
         <w:widowControl w:val="0"/>
         <w:spacing w:line="240" w:lineRule="auto"/>
+        <w:ind w:left="324" w:hanging="324"/>
+        <w:rPr>
+          <w:rFonts w:ascii="Helvetica Neue" w:cs="Helvetica Neue" w:hAnsi="Helvetica Neue" w:eastAsia="Helvetica Neue"/>
+          <w:b w:val="1"/>
+          <w:bCs w:val="1"/>
+          <w:sz w:val="20"/>
+          <w:szCs w:val="20"/>
+        </w:rPr>
+      </w:pPr>
+    </w:p>
+    <w:p>
+      <w:pPr>
+        <w:pStyle w:val="Body A"/>
+        <w:widowControl w:val="0"/>
+        <w:spacing w:line="240" w:lineRule="auto"/>
         <w:ind w:left="216" w:hanging="216"/>
         <w:rPr>
           <w:rFonts w:ascii="Helvetica Neue" w:cs="Helvetica Neue" w:hAnsi="Helvetica Neue" w:eastAsia="Helvetica Neue"/>
@@ -622,7 +637,7 @@
       <w:tblPr>
         <w:tblW w:w="9360" w:type="dxa"/>
         <w:jc w:val="left"/>
-        <w:tblInd w:w="324" w:type="dxa"/>
+        <w:tblInd w:w="432" w:type="dxa"/>
         <w:tblBorders>
           <w:top w:val="single" w:color="ffffff" w:sz="8" w:space="0" w:shadow="0" w:frame="0"/>
           <w:left w:val="single" w:color="ffffff" w:sz="8" w:space="0" w:shadow="0" w:frame="0"/>
@@ -642,7 +657,7 @@
           <w:shd w:val="clear" w:color="auto" w:fill="ced7e7"/>
         </w:tblPrEx>
         <w:trPr>
-          <w:trHeight w:val="294" w:hRule="atLeast"/>
+          <w:trHeight w:val="314" w:hRule="atLeast"/>
         </w:trPr>
         <w:tc>
           <w:tcPr>
@@ -690,7 +705,7 @@
           <w:shd w:val="clear" w:color="auto" w:fill="ced7e7"/>
         </w:tblPrEx>
         <w:trPr>
-          <w:trHeight w:val="10404" w:hRule="atLeast"/>
+          <w:trHeight w:val="10424" w:hRule="atLeast"/>
         </w:trPr>
         <w:tc>
           <w:tcPr>
@@ -1631,6 +1646,21 @@
         <w:pStyle w:val="Body A"/>
         <w:widowControl w:val="0"/>
         <w:spacing w:line="240" w:lineRule="auto"/>
+        <w:ind w:left="324" w:hanging="324"/>
+        <w:rPr>
+          <w:rFonts w:ascii="Helvetica Neue" w:cs="Helvetica Neue" w:hAnsi="Helvetica Neue" w:eastAsia="Helvetica Neue"/>
+          <w:b w:val="1"/>
+          <w:bCs w:val="1"/>
+          <w:sz w:val="20"/>
+          <w:szCs w:val="20"/>
+        </w:rPr>
+      </w:pPr>
+    </w:p>
+    <w:p>
+      <w:pPr>
+        <w:pStyle w:val="Body A"/>
+        <w:widowControl w:val="0"/>
+        <w:spacing w:line="240" w:lineRule="auto"/>
         <w:ind w:left="216" w:hanging="216"/>
         <w:rPr>
           <w:rFonts w:ascii="Helvetica Neue" w:cs="Helvetica Neue" w:hAnsi="Helvetica Neue" w:eastAsia="Helvetica Neue"/>
@@ -1687,7 +1717,7 @@
       <w:tblPr>
         <w:tblW w:w="9360" w:type="dxa"/>
         <w:jc w:val="left"/>
-        <w:tblInd w:w="324" w:type="dxa"/>
+        <w:tblInd w:w="432" w:type="dxa"/>
         <w:tblBorders>
           <w:top w:val="single" w:color="ffffff" w:sz="8" w:space="0" w:shadow="0" w:frame="0"/>
           <w:left w:val="single" w:color="ffffff" w:sz="8" w:space="0" w:shadow="0" w:frame="0"/>
@@ -1707,7 +1737,7 @@
           <w:shd w:val="clear" w:color="auto" w:fill="ced7e7"/>
         </w:tblPrEx>
         <w:trPr>
-          <w:trHeight w:val="294" w:hRule="atLeast"/>
+          <w:trHeight w:val="314" w:hRule="atLeast"/>
         </w:trPr>
         <w:tc>
           <w:tcPr>
@@ -1754,7 +1784,7 @@
           <w:shd w:val="clear" w:color="auto" w:fill="ced7e7"/>
         </w:tblPrEx>
         <w:trPr>
-          <w:trHeight w:val="4574" w:hRule="atLeast"/>
+          <w:trHeight w:val="4594" w:hRule="atLeast"/>
         </w:trPr>
         <w:tc>
           <w:tcPr>
@@ -2084,6 +2114,21 @@
         <w:pStyle w:val="Body A"/>
         <w:widowControl w:val="0"/>
         <w:spacing w:line="240" w:lineRule="auto"/>
+        <w:ind w:left="324" w:hanging="324"/>
+        <w:rPr>
+          <w:rFonts w:ascii="Helvetica Neue" w:cs="Helvetica Neue" w:hAnsi="Helvetica Neue" w:eastAsia="Helvetica Neue"/>
+          <w:b w:val="1"/>
+          <w:bCs w:val="1"/>
+          <w:sz w:val="20"/>
+          <w:szCs w:val="20"/>
+        </w:rPr>
+      </w:pPr>
+    </w:p>
+    <w:p>
+      <w:pPr>
+        <w:pStyle w:val="Body A"/>
+        <w:widowControl w:val="0"/>
+        <w:spacing w:line="240" w:lineRule="auto"/>
         <w:ind w:left="216" w:hanging="216"/>
         <w:rPr>
           <w:rFonts w:ascii="Helvetica Neue" w:cs="Helvetica Neue" w:hAnsi="Helvetica Neue" w:eastAsia="Helvetica Neue"/>
@@ -2140,7 +2185,7 @@
       <w:tblPr>
         <w:tblW w:w="9360" w:type="dxa"/>
         <w:jc w:val="left"/>
-        <w:tblInd w:w="324" w:type="dxa"/>
+        <w:tblInd w:w="432" w:type="dxa"/>
         <w:tblBorders>
           <w:top w:val="single" w:color="ffffff" w:sz="8" w:space="0" w:shadow="0" w:frame="0"/>
           <w:left w:val="single" w:color="ffffff" w:sz="8" w:space="0" w:shadow="0" w:frame="0"/>
@@ -2160,7 +2205,7 @@
           <w:shd w:val="clear" w:color="auto" w:fill="ced7e7"/>
         </w:tblPrEx>
         <w:trPr>
-          <w:trHeight w:val="294" w:hRule="atLeast"/>
+          <w:trHeight w:val="314" w:hRule="atLeast"/>
         </w:trPr>
         <w:tc>
           <w:tcPr>
@@ -2207,7 +2252,7 @@
           <w:shd w:val="clear" w:color="auto" w:fill="ced7e7"/>
         </w:tblPrEx>
         <w:trPr>
-          <w:trHeight w:val="3015" w:hRule="atLeast"/>
+          <w:trHeight w:val="3035" w:hRule="atLeast"/>
         </w:trPr>
         <w:tc>
           <w:tcPr>
@@ -2378,6 +2423,21 @@
         <w:pStyle w:val="Body A"/>
         <w:widowControl w:val="0"/>
         <w:spacing w:line="240" w:lineRule="auto"/>
+        <w:ind w:left="324" w:hanging="324"/>
+        <w:rPr>
+          <w:rFonts w:ascii="Helvetica Neue" w:cs="Helvetica Neue" w:hAnsi="Helvetica Neue" w:eastAsia="Helvetica Neue"/>
+          <w:b w:val="1"/>
+          <w:bCs w:val="1"/>
+          <w:sz w:val="20"/>
+          <w:szCs w:val="20"/>
+        </w:rPr>
+      </w:pPr>
+    </w:p>
+    <w:p>
+      <w:pPr>
+        <w:pStyle w:val="Body A"/>
+        <w:widowControl w:val="0"/>
+        <w:spacing w:line="240" w:lineRule="auto"/>
         <w:ind w:left="216" w:hanging="216"/>
         <w:rPr>
           <w:rFonts w:ascii="Helvetica Neue" w:cs="Helvetica Neue" w:hAnsi="Helvetica Neue" w:eastAsia="Helvetica Neue"/>
@@ -2434,7 +2494,7 @@
       <w:tblPr>
         <w:tblW w:w="9360" w:type="dxa"/>
         <w:jc w:val="left"/>
-        <w:tblInd w:w="324" w:type="dxa"/>
+        <w:tblInd w:w="432" w:type="dxa"/>
         <w:tblBorders>
           <w:top w:val="single" w:color="ffffff" w:sz="8" w:space="0" w:shadow="0" w:frame="0"/>
           <w:left w:val="single" w:color="ffffff" w:sz="8" w:space="0" w:shadow="0" w:frame="0"/>
@@ -2454,7 +2514,7 @@
           <w:shd w:val="clear" w:color="auto" w:fill="ced7e7"/>
         </w:tblPrEx>
         <w:trPr>
-          <w:trHeight w:val="294" w:hRule="atLeast"/>
+          <w:trHeight w:val="314" w:hRule="atLeast"/>
         </w:trPr>
         <w:tc>
           <w:tcPr>
@@ -2501,7 +2561,7 @@
           <w:shd w:val="clear" w:color="auto" w:fill="ced7e7"/>
         </w:tblPrEx>
         <w:trPr>
-          <w:trHeight w:val="5254" w:hRule="atLeast"/>
+          <w:trHeight w:val="5274" w:hRule="atLeast"/>
         </w:trPr>
         <w:tc>
           <w:tcPr>
@@ -2542,51 +2602,7 @@
                 <w:rtl w:val="0"/>
                 <w:lang w:val="en-US"/>
               </w:rPr>
-              <w:t>To fully fund a 4-year public education, you need to save {2</w:t>
-            </w:r>
-            <w:r>
-              <w:rPr>
-                <w:rFonts w:ascii="Helvetica Neue" w:hAnsi="Helvetica Neue"/>
-                <w:sz w:val="20"/>
-                <w:szCs w:val="20"/>
-                <w:shd w:val="nil" w:color="auto" w:fill="auto"/>
-                <w:rtl w:val="0"/>
-                <w:lang w:val="en-US"/>
-              </w:rPr>
-              <w:t>5</w:t>
-            </w:r>
-            <w:r>
-              <w:rPr>
-                <w:rFonts w:ascii="Helvetica Neue" w:hAnsi="Helvetica Neue"/>
-                <w:sz w:val="20"/>
-                <w:szCs w:val="20"/>
-                <w:shd w:val="nil" w:color="auto" w:fill="auto"/>
-                <w:rtl w:val="0"/>
-                <w:lang w:val="en-US"/>
-              </w:rPr>
-              <w:t>} per month or {2</w:t>
-            </w:r>
-            <w:r>
-              <w:rPr>
-                <w:rFonts w:ascii="Helvetica Neue" w:hAnsi="Helvetica Neue"/>
-                <w:sz w:val="20"/>
-                <w:szCs w:val="20"/>
-                <w:shd w:val="nil" w:color="auto" w:fill="auto"/>
-                <w:rtl w:val="0"/>
-                <w:lang w:val="en-US"/>
-              </w:rPr>
-              <w:t>4</w:t>
-            </w:r>
-            <w:r>
-              <w:rPr>
-                <w:rFonts w:ascii="Helvetica Neue" w:hAnsi="Helvetica Neue"/>
-                <w:sz w:val="20"/>
-                <w:szCs w:val="20"/>
-                <w:shd w:val="nil" w:color="auto" w:fill="auto"/>
-                <w:rtl w:val="0"/>
-                <w:lang w:val="en-US"/>
-              </w:rPr>
-              <w:t>} per year.</w:t>
+              <w:t>To fully fund a 4-year public education, you need to save {25} per month or {24} per year.</w:t>
             </w:r>
           </w:p>
           <w:p>
@@ -2613,51 +2629,7 @@
                 <w:rtl w:val="0"/>
                 <w:lang w:val="en-US"/>
               </w:rPr>
-              <w:t>To fully fund a 4-year private education, you need to save {2</w:t>
-            </w:r>
-            <w:r>
-              <w:rPr>
-                <w:rFonts w:ascii="Helvetica Neue" w:hAnsi="Helvetica Neue"/>
-                <w:sz w:val="20"/>
-                <w:szCs w:val="20"/>
-                <w:shd w:val="nil" w:color="auto" w:fill="auto"/>
-                <w:rtl w:val="0"/>
-                <w:lang w:val="en-US"/>
-              </w:rPr>
-              <w:t>7</w:t>
-            </w:r>
-            <w:r>
-              <w:rPr>
-                <w:rFonts w:ascii="Helvetica Neue" w:hAnsi="Helvetica Neue"/>
-                <w:sz w:val="20"/>
-                <w:szCs w:val="20"/>
-                <w:shd w:val="nil" w:color="auto" w:fill="auto"/>
-                <w:rtl w:val="0"/>
-                <w:lang w:val="en-US"/>
-              </w:rPr>
-              <w:t>} per month or {2</w:t>
-            </w:r>
-            <w:r>
-              <w:rPr>
-                <w:rFonts w:ascii="Helvetica Neue" w:hAnsi="Helvetica Neue"/>
-                <w:sz w:val="20"/>
-                <w:szCs w:val="20"/>
-                <w:shd w:val="nil" w:color="auto" w:fill="auto"/>
-                <w:rtl w:val="0"/>
-                <w:lang w:val="en-US"/>
-              </w:rPr>
-              <w:t>6</w:t>
-            </w:r>
-            <w:r>
-              <w:rPr>
-                <w:rFonts w:ascii="Helvetica Neue" w:hAnsi="Helvetica Neue"/>
-                <w:sz w:val="20"/>
-                <w:szCs w:val="20"/>
-                <w:shd w:val="nil" w:color="auto" w:fill="auto"/>
-                <w:rtl w:val="0"/>
-                <w:lang w:val="en-US"/>
-              </w:rPr>
-              <w:t>} per year.</w:t>
+              <w:t>To fully fund a 4-year private education, you need to save {27} per month or {26} per year.</w:t>
             </w:r>
           </w:p>
           <w:p>
@@ -2898,6 +2870,21 @@
         </w:tc>
       </w:tr>
     </w:tbl>
+    <w:p>
+      <w:pPr>
+        <w:pStyle w:val="Body A"/>
+        <w:widowControl w:val="0"/>
+        <w:spacing w:line="240" w:lineRule="auto"/>
+        <w:ind w:left="324" w:hanging="324"/>
+        <w:rPr>
+          <w:rFonts w:ascii="Helvetica Neue" w:cs="Helvetica Neue" w:hAnsi="Helvetica Neue" w:eastAsia="Helvetica Neue"/>
+          <w:b w:val="1"/>
+          <w:bCs w:val="1"/>
+          <w:sz w:val="20"/>
+          <w:szCs w:val="20"/>
+        </w:rPr>
+      </w:pPr>
+    </w:p>
     <w:p>
       <w:pPr>
         <w:pStyle w:val="Body A"/>
@@ -2959,7 +2946,7 @@
       <w:tblPr>
         <w:tblW w:w="9360" w:type="dxa"/>
         <w:jc w:val="left"/>
-        <w:tblInd w:w="324" w:type="dxa"/>
+        <w:tblInd w:w="432" w:type="dxa"/>
         <w:tblBorders>
           <w:top w:val="single" w:color="ffffff" w:sz="8" w:space="0" w:shadow="0" w:frame="0"/>
           <w:left w:val="single" w:color="ffffff" w:sz="8" w:space="0" w:shadow="0" w:frame="0"/>
@@ -2979,7 +2966,7 @@
           <w:shd w:val="clear" w:color="auto" w:fill="ced7e7"/>
         </w:tblPrEx>
         <w:trPr>
-          <w:trHeight w:val="294" w:hRule="atLeast"/>
+          <w:trHeight w:val="314" w:hRule="atLeast"/>
         </w:trPr>
         <w:tc>
           <w:tcPr>
@@ -3027,7 +3014,7 @@
           <w:shd w:val="clear" w:color="auto" w:fill="ced7e7"/>
         </w:tblPrEx>
         <w:trPr>
-          <w:trHeight w:val="3214" w:hRule="atLeast"/>
+          <w:trHeight w:val="3234" w:hRule="atLeast"/>
         </w:trPr>
         <w:tc>
           <w:tcPr>
@@ -3095,29 +3082,7 @@
                 <w:rtl w:val="0"/>
                 <w:lang w:val="en-US"/>
               </w:rPr>
-              <w:t>A lender will lend you anywhere from {29}</w:t>
-            </w:r>
-            <w:r>
-              <w:rPr>
-                <w:rFonts w:ascii="Helvetica Neue" w:hAnsi="Helvetica Neue"/>
-                <w:sz w:val="20"/>
-                <w:szCs w:val="20"/>
-                <w:shd w:val="nil" w:color="auto" w:fill="auto"/>
-                <w:rtl w:val="0"/>
-                <w:lang w:val="en-US"/>
-              </w:rPr>
-              <w:t xml:space="preserve"> - {30}</w:t>
-            </w:r>
-            <w:r>
-              <w:rPr>
-                <w:rFonts w:ascii="Helvetica Neue" w:hAnsi="Helvetica Neue"/>
-                <w:sz w:val="20"/>
-                <w:szCs w:val="20"/>
-                <w:shd w:val="nil" w:color="auto" w:fill="auto"/>
-                <w:rtl w:val="0"/>
-                <w:lang w:val="en-US"/>
-              </w:rPr>
-              <w:t xml:space="preserve"> per month in PITI.</w:t>
+              <w:t>A lender will lend you anywhere from {29} - {30} per month in PITI.</w:t>
             </w:r>
           </w:p>
           <w:p>
@@ -3144,73 +3109,7 @@
                 <w:rtl w:val="0"/>
                 <w:lang w:val="en-US"/>
               </w:rPr>
-              <w:t>You should target a mortgage of {3</w:t>
-            </w:r>
-            <w:r>
-              <w:rPr>
-                <w:rFonts w:ascii="Helvetica Neue" w:hAnsi="Helvetica Neue"/>
-                <w:sz w:val="20"/>
-                <w:szCs w:val="20"/>
-                <w:shd w:val="nil" w:color="auto" w:fill="auto"/>
-                <w:rtl w:val="0"/>
-                <w:lang w:val="en-US"/>
-              </w:rPr>
-              <w:t>1</w:t>
-            </w:r>
-            <w:r>
-              <w:rPr>
-                <w:rFonts w:ascii="Helvetica Neue" w:hAnsi="Helvetica Neue"/>
-                <w:sz w:val="20"/>
-                <w:szCs w:val="20"/>
-                <w:shd w:val="nil" w:color="auto" w:fill="auto"/>
-                <w:rtl w:val="0"/>
-                <w:lang w:val="en-US"/>
-              </w:rPr>
-              <w:t>} which is equivalent to a {</w:t>
-            </w:r>
-            <w:r>
-              <w:rPr>
-                <w:rFonts w:ascii="Helvetica Neue" w:hAnsi="Helvetica Neue"/>
-                <w:sz w:val="20"/>
-                <w:szCs w:val="20"/>
-                <w:shd w:val="nil" w:color="auto" w:fill="auto"/>
-                <w:rtl w:val="0"/>
-                <w:lang w:val="en-US"/>
-              </w:rPr>
-              <w:t>32</w:t>
-            </w:r>
-            <w:r>
-              <w:rPr>
-                <w:rFonts w:ascii="Helvetica Neue" w:hAnsi="Helvetica Neue"/>
-                <w:sz w:val="20"/>
-                <w:szCs w:val="20"/>
-                <w:shd w:val="nil" w:color="auto" w:fill="auto"/>
-                <w:rtl w:val="0"/>
-                <w:lang w:val="en-US"/>
-              </w:rPr>
-              <w:t>} home. Your max home price should be {</w:t>
-            </w:r>
-            <w:r>
-              <w:rPr>
-                <w:rFonts w:ascii="Helvetica Neue" w:hAnsi="Helvetica Neue"/>
-                <w:sz w:val="20"/>
-                <w:szCs w:val="20"/>
-                <w:shd w:val="nil" w:color="auto" w:fill="auto"/>
-                <w:rtl w:val="0"/>
-                <w:lang w:val="en-US"/>
-              </w:rPr>
-              <w:t>33</w:t>
-            </w:r>
-            <w:r>
-              <w:rPr>
-                <w:rFonts w:ascii="Helvetica Neue" w:hAnsi="Helvetica Neue"/>
-                <w:sz w:val="20"/>
-                <w:szCs w:val="20"/>
-                <w:shd w:val="nil" w:color="auto" w:fill="auto"/>
-                <w:rtl w:val="0"/>
-                <w:lang w:val="en-US"/>
-              </w:rPr>
-              <w:t xml:space="preserve">} unless you want to put down more money. </w:t>
+              <w:t xml:space="preserve">You should target a mortgage of {31} which is equivalent to a {32} home. Your max home price should be {33} unless you want to put down more money. </w:t>
             </w:r>
           </w:p>
           <w:p>
@@ -3237,29 +3136,7 @@
                 <w:rtl w:val="0"/>
                 <w:lang w:val="en-US"/>
               </w:rPr>
-              <w:t>You have {3</w:t>
-            </w:r>
-            <w:r>
-              <w:rPr>
-                <w:rFonts w:ascii="Helvetica Neue" w:hAnsi="Helvetica Neue"/>
-                <w:sz w:val="20"/>
-                <w:szCs w:val="20"/>
-                <w:shd w:val="nil" w:color="auto" w:fill="auto"/>
-                <w:rtl w:val="0"/>
-                <w:lang w:val="en-US"/>
-              </w:rPr>
-              <w:t>4</w:t>
-            </w:r>
-            <w:r>
-              <w:rPr>
-                <w:rFonts w:ascii="Helvetica Neue" w:hAnsi="Helvetica Neue"/>
-                <w:sz w:val="20"/>
-                <w:szCs w:val="20"/>
-                <w:shd w:val="nil" w:color="auto" w:fill="auto"/>
-                <w:rtl w:val="0"/>
-                <w:lang w:val="en-US"/>
-              </w:rPr>
-              <w:t xml:space="preserve">} liquid for a house down payment. It will take you </w:t>
+              <w:t xml:space="preserve">You have {34} liquid for a house down payment. It will take you </w:t>
             </w:r>
             <w:r>
               <w:rPr>
@@ -3349,6 +3226,21 @@
         </w:tc>
       </w:tr>
     </w:tbl>
+    <w:p>
+      <w:pPr>
+        <w:pStyle w:val="Body A"/>
+        <w:widowControl w:val="0"/>
+        <w:spacing w:line="240" w:lineRule="auto"/>
+        <w:ind w:left="324" w:hanging="324"/>
+        <w:rPr>
+          <w:rFonts w:ascii="Helvetica Neue" w:cs="Helvetica Neue" w:hAnsi="Helvetica Neue" w:eastAsia="Helvetica Neue"/>
+          <w:b w:val="1"/>
+          <w:bCs w:val="1"/>
+          <w:sz w:val="20"/>
+          <w:szCs w:val="20"/>
+        </w:rPr>
+      </w:pPr>
+    </w:p>
     <w:p>
       <w:pPr>
         <w:pStyle w:val="Body A"/>
@@ -3410,7 +3302,7 @@
       <w:tblPr>
         <w:tblW w:w="9360" w:type="dxa"/>
         <w:jc w:val="left"/>
-        <w:tblInd w:w="324" w:type="dxa"/>
+        <w:tblInd w:w="432" w:type="dxa"/>
         <w:tblBorders>
           <w:top w:val="single" w:color="ffffff" w:sz="8" w:space="0" w:shadow="0" w:frame="0"/>
           <w:left w:val="single" w:color="ffffff" w:sz="8" w:space="0" w:shadow="0" w:frame="0"/>
@@ -3430,7 +3322,7 @@
           <w:shd w:val="clear" w:color="auto" w:fill="ced7e7"/>
         </w:tblPrEx>
         <w:trPr>
-          <w:trHeight w:val="294" w:hRule="atLeast"/>
+          <w:trHeight w:val="314" w:hRule="atLeast"/>
         </w:trPr>
         <w:tc>
           <w:tcPr>
@@ -3478,7 +3370,7 @@
           <w:shd w:val="clear" w:color="auto" w:fill="ced7e7"/>
         </w:tblPrEx>
         <w:trPr>
-          <w:trHeight w:val="5236" w:hRule="atLeast"/>
+          <w:trHeight w:val="5256" w:hRule="atLeast"/>
         </w:trPr>
         <w:tc>
           <w:tcPr>
@@ -3519,7 +3411,51 @@
                 <w:rtl w:val="0"/>
                 <w:lang w:val="en-US"/>
               </w:rPr>
-              <w:t xml:space="preserve">To fully fund retirement at {35}, you {36} today. You currently have {37} of qualified retirement accounts, and {38} of brokerage assets that could be earmarked for retirement. </w:t>
+              <w:t>To fully fund retirement at {35}, you {36} today. You currently have {</w:t>
+            </w:r>
+            <w:r>
+              <w:rPr>
+                <w:rFonts w:ascii="Helvetica Neue" w:hAnsi="Helvetica Neue"/>
+                <w:sz w:val="20"/>
+                <w:szCs w:val="20"/>
+                <w:shd w:val="nil" w:color="auto" w:fill="auto"/>
+                <w:rtl w:val="0"/>
+                <w:lang w:val="en-US"/>
+              </w:rPr>
+              <w:t>40</w:t>
+            </w:r>
+            <w:r>
+              <w:rPr>
+                <w:rFonts w:ascii="Helvetica Neue" w:hAnsi="Helvetica Neue"/>
+                <w:sz w:val="20"/>
+                <w:szCs w:val="20"/>
+                <w:shd w:val="nil" w:color="auto" w:fill="auto"/>
+                <w:rtl w:val="0"/>
+                <w:lang w:val="en-US"/>
+              </w:rPr>
+              <w:t>} of qualified retirement accounts, and {</w:t>
+            </w:r>
+            <w:r>
+              <w:rPr>
+                <w:rFonts w:ascii="Helvetica Neue" w:hAnsi="Helvetica Neue"/>
+                <w:sz w:val="20"/>
+                <w:szCs w:val="20"/>
+                <w:shd w:val="nil" w:color="auto" w:fill="auto"/>
+                <w:rtl w:val="0"/>
+                <w:lang w:val="en-US"/>
+              </w:rPr>
+              <w:t>41</w:t>
+            </w:r>
+            <w:r>
+              <w:rPr>
+                <w:rFonts w:ascii="Helvetica Neue" w:hAnsi="Helvetica Neue"/>
+                <w:sz w:val="20"/>
+                <w:szCs w:val="20"/>
+                <w:shd w:val="nil" w:color="auto" w:fill="auto"/>
+                <w:rtl w:val="0"/>
+                <w:lang w:val="en-US"/>
+              </w:rPr>
+              <w:t xml:space="preserve">} of brokerage assets that could be earmarked for retirement. </w:t>
             </w:r>
           </w:p>
           <w:p>
@@ -3835,6 +3771,21 @@
         </w:tc>
       </w:tr>
     </w:tbl>
+    <w:p>
+      <w:pPr>
+        <w:pStyle w:val="Body A"/>
+        <w:widowControl w:val="0"/>
+        <w:spacing w:line="240" w:lineRule="auto"/>
+        <w:ind w:left="324" w:hanging="324"/>
+        <w:rPr>
+          <w:rFonts w:ascii="Helvetica Neue" w:cs="Helvetica Neue" w:hAnsi="Helvetica Neue" w:eastAsia="Helvetica Neue"/>
+          <w:b w:val="1"/>
+          <w:bCs w:val="1"/>
+          <w:sz w:val="20"/>
+          <w:szCs w:val="20"/>
+        </w:rPr>
+      </w:pPr>
+    </w:p>
     <w:p>
       <w:pPr>
         <w:pStyle w:val="Body A"/>
@@ -3896,7 +3847,7 @@
       <w:tblPr>
         <w:tblW w:w="9360" w:type="dxa"/>
         <w:jc w:val="left"/>
-        <w:tblInd w:w="324" w:type="dxa"/>
+        <w:tblInd w:w="432" w:type="dxa"/>
         <w:tblBorders>
           <w:top w:val="single" w:color="ffffff" w:sz="8" w:space="0" w:shadow="0" w:frame="0"/>
           <w:left w:val="single" w:color="ffffff" w:sz="8" w:space="0" w:shadow="0" w:frame="0"/>
@@ -3916,7 +3867,7 @@
           <w:shd w:val="clear" w:color="auto" w:fill="ced7e7"/>
         </w:tblPrEx>
         <w:trPr>
-          <w:trHeight w:val="294" w:hRule="atLeast"/>
+          <w:trHeight w:val="314" w:hRule="atLeast"/>
         </w:trPr>
         <w:tc>
           <w:tcPr>
@@ -3963,7 +3914,7 @@
           <w:shd w:val="clear" w:color="auto" w:fill="ced7e7"/>
         </w:tblPrEx>
         <w:trPr>
-          <w:trHeight w:val="3775" w:hRule="atLeast"/>
+          <w:trHeight w:val="3795" w:hRule="atLeast"/>
         </w:trPr>
         <w:tc>
           <w:tcPr>
@@ -4325,6 +4276,21 @@
         <w:pStyle w:val="Body A"/>
         <w:widowControl w:val="0"/>
         <w:spacing w:line="240" w:lineRule="auto"/>
+        <w:ind w:left="324" w:hanging="324"/>
+        <w:rPr>
+          <w:rFonts w:ascii="Helvetica Neue" w:cs="Helvetica Neue" w:hAnsi="Helvetica Neue" w:eastAsia="Helvetica Neue"/>
+          <w:b w:val="1"/>
+          <w:bCs w:val="1"/>
+          <w:sz w:val="20"/>
+          <w:szCs w:val="20"/>
+        </w:rPr>
+      </w:pPr>
+    </w:p>
+    <w:p>
+      <w:pPr>
+        <w:pStyle w:val="Body A"/>
+        <w:widowControl w:val="0"/>
+        <w:spacing w:line="240" w:lineRule="auto"/>
         <w:ind w:left="216" w:hanging="216"/>
         <w:rPr>
           <w:rFonts w:ascii="Helvetica Neue" w:cs="Helvetica Neue" w:hAnsi="Helvetica Neue" w:eastAsia="Helvetica Neue"/>
@@ -4381,7 +4347,7 @@
       <w:tblPr>
         <w:tblW w:w="9360" w:type="dxa"/>
         <w:jc w:val="left"/>
-        <w:tblInd w:w="324" w:type="dxa"/>
+        <w:tblInd w:w="432" w:type="dxa"/>
         <w:tblBorders>
           <w:top w:val="single" w:color="ffffff" w:sz="8" w:space="0" w:shadow="0" w:frame="0"/>
           <w:left w:val="single" w:color="ffffff" w:sz="8" w:space="0" w:shadow="0" w:frame="0"/>
@@ -4401,7 +4367,7 @@
           <w:shd w:val="clear" w:color="auto" w:fill="ced7e7"/>
         </w:tblPrEx>
         <w:trPr>
-          <w:trHeight w:val="294" w:hRule="atLeast"/>
+          <w:trHeight w:val="314" w:hRule="atLeast"/>
         </w:trPr>
         <w:tc>
           <w:tcPr>
@@ -4448,7 +4414,7 @@
           <w:shd w:val="clear" w:color="auto" w:fill="ced7e7"/>
         </w:tblPrEx>
         <w:trPr>
-          <w:trHeight w:val="6936" w:hRule="atLeast"/>
+          <w:trHeight w:val="6956" w:hRule="atLeast"/>
         </w:trPr>
         <w:tc>
           <w:tcPr>
@@ -5056,6 +5022,21 @@
         <w:pStyle w:val="Body A"/>
         <w:widowControl w:val="0"/>
         <w:spacing w:line="240" w:lineRule="auto"/>
+        <w:ind w:left="324" w:hanging="324"/>
+        <w:rPr>
+          <w:rFonts w:ascii="Helvetica Neue" w:cs="Helvetica Neue" w:hAnsi="Helvetica Neue" w:eastAsia="Helvetica Neue"/>
+          <w:b w:val="1"/>
+          <w:bCs w:val="1"/>
+          <w:sz w:val="20"/>
+          <w:szCs w:val="20"/>
+        </w:rPr>
+      </w:pPr>
+    </w:p>
+    <w:p>
+      <w:pPr>
+        <w:pStyle w:val="Body A"/>
+        <w:widowControl w:val="0"/>
+        <w:spacing w:line="240" w:lineRule="auto"/>
         <w:ind w:left="216" w:hanging="216"/>
         <w:rPr>
           <w:rFonts w:ascii="Helvetica Neue" w:cs="Helvetica Neue" w:hAnsi="Helvetica Neue" w:eastAsia="Helvetica Neue"/>
@@ -5112,7 +5093,7 @@
       <w:tblPr>
         <w:tblW w:w="9360" w:type="dxa"/>
         <w:jc w:val="left"/>
-        <w:tblInd w:w="324" w:type="dxa"/>
+        <w:tblInd w:w="432" w:type="dxa"/>
         <w:tblBorders>
           <w:top w:val="single" w:color="ffffff" w:sz="8" w:space="0" w:shadow="0" w:frame="0"/>
           <w:left w:val="single" w:color="ffffff" w:sz="8" w:space="0" w:shadow="0" w:frame="0"/>
@@ -5132,7 +5113,7 @@
           <w:shd w:val="clear" w:color="auto" w:fill="ced7e7"/>
         </w:tblPrEx>
         <w:trPr>
-          <w:trHeight w:val="294" w:hRule="atLeast"/>
+          <w:trHeight w:val="314" w:hRule="atLeast"/>
         </w:trPr>
         <w:tc>
           <w:tcPr>
@@ -5180,7 +5161,7 @@
           <w:shd w:val="clear" w:color="auto" w:fill="ced7e7"/>
         </w:tblPrEx>
         <w:trPr>
-          <w:trHeight w:val="4381" w:hRule="atLeast"/>
+          <w:trHeight w:val="4401" w:hRule="atLeast"/>
         </w:trPr>
         <w:tc>
           <w:tcPr>
@@ -5620,6 +5601,22 @@
         <w:pStyle w:val="Body A"/>
         <w:widowControl w:val="0"/>
         <w:spacing w:line="240" w:lineRule="auto"/>
+        <w:ind w:left="324" w:hanging="324"/>
+        <w:rPr>
+          <w:rStyle w:val="None"/>
+          <w:rFonts w:ascii="Helvetica Neue" w:cs="Helvetica Neue" w:hAnsi="Helvetica Neue" w:eastAsia="Helvetica Neue"/>
+          <w:b w:val="1"/>
+          <w:bCs w:val="1"/>
+          <w:sz w:val="20"/>
+          <w:szCs w:val="20"/>
+        </w:rPr>
+      </w:pPr>
+    </w:p>
+    <w:p>
+      <w:pPr>
+        <w:pStyle w:val="Body A"/>
+        <w:widowControl w:val="0"/>
+        <w:spacing w:line="240" w:lineRule="auto"/>
         <w:ind w:left="216" w:hanging="216"/>
         <w:rPr>
           <w:rStyle w:val="None"/>
@@ -5680,7 +5677,7 @@
       <w:tblPr>
         <w:tblW w:w="9360" w:type="dxa"/>
         <w:jc w:val="left"/>
-        <w:tblInd w:w="324" w:type="dxa"/>
+        <w:tblInd w:w="432" w:type="dxa"/>
         <w:tblBorders>
           <w:top w:val="single" w:color="ffffff" w:sz="8" w:space="0" w:shadow="0" w:frame="0"/>
           <w:left w:val="single" w:color="ffffff" w:sz="8" w:space="0" w:shadow="0" w:frame="0"/>
@@ -5700,7 +5697,7 @@
           <w:shd w:val="clear" w:color="auto" w:fill="ced7e7"/>
         </w:tblPrEx>
         <w:trPr>
-          <w:trHeight w:val="294" w:hRule="atLeast"/>
+          <w:trHeight w:val="314" w:hRule="atLeast"/>
         </w:trPr>
         <w:tc>
           <w:tcPr>
@@ -5749,7 +5746,7 @@
           <w:shd w:val="clear" w:color="auto" w:fill="ced7e7"/>
         </w:tblPrEx>
         <w:trPr>
-          <w:trHeight w:val="1960" w:hRule="atLeast"/>
+          <w:trHeight w:val="1980" w:hRule="atLeast"/>
         </w:trPr>
         <w:tc>
           <w:tcPr>
@@ -5897,6 +5894,22 @@
         </w:tc>
       </w:tr>
     </w:tbl>
+    <w:p>
+      <w:pPr>
+        <w:pStyle w:val="Body A"/>
+        <w:widowControl w:val="0"/>
+        <w:spacing w:line="240" w:lineRule="auto"/>
+        <w:ind w:left="324" w:hanging="324"/>
+        <w:rPr>
+          <w:rStyle w:val="None"/>
+          <w:rFonts w:ascii="Helvetica Neue" w:cs="Helvetica Neue" w:hAnsi="Helvetica Neue" w:eastAsia="Helvetica Neue"/>
+          <w:b w:val="1"/>
+          <w:bCs w:val="1"/>
+          <w:sz w:val="20"/>
+          <w:szCs w:val="20"/>
+        </w:rPr>
+      </w:pPr>
+    </w:p>
     <w:p>
       <w:pPr>
         <w:pStyle w:val="Body A"/>

--- a/templates/templateFile.docx
+++ b/templates/templateFile.docx
@@ -79,7 +79,7 @@
       <w:tblPr>
         <w:tblW w:w="9360" w:type="dxa"/>
         <w:jc w:val="left"/>
-        <w:tblInd w:w="432" w:type="dxa"/>
+        <w:tblInd w:w="648" w:type="dxa"/>
         <w:tblBorders>
           <w:top w:val="single" w:color="ffffff" w:sz="8" w:space="0" w:shadow="0" w:frame="0"/>
           <w:left w:val="single" w:color="ffffff" w:sz="8" w:space="0" w:shadow="0" w:frame="0"/>
@@ -99,7 +99,7 @@
           <w:shd w:val="clear" w:color="auto" w:fill="ced7e7"/>
         </w:tblPrEx>
         <w:trPr>
-          <w:trHeight w:val="314" w:hRule="atLeast"/>
+          <w:trHeight w:val="354" w:hRule="atLeast"/>
         </w:trPr>
         <w:tc>
           <w:tcPr>
@@ -147,7 +147,7 @@
           <w:shd w:val="clear" w:color="auto" w:fill="ced7e7"/>
         </w:tblPrEx>
         <w:trPr>
-          <w:trHeight w:val="3434" w:hRule="atLeast"/>
+          <w:trHeight w:val="3474" w:hRule="atLeast"/>
         </w:trPr>
         <w:tc>
           <w:tcPr>
@@ -175,6 +175,7 @@
                 <w:numId w:val="1"/>
               </w:numPr>
               <w:spacing w:line="240" w:lineRule="auto"/>
+              <w:jc w:val="both"/>
               <w:rPr>
                 <w:rFonts w:ascii="Helvetica Neue" w:hAnsi="Helvetica Neue"/>
                 <w:b w:val="1"/>
@@ -208,7 +209,7 @@
               <w:bidi w:val="0"/>
               <w:spacing w:line="240" w:lineRule="auto"/>
               <w:ind w:right="0"/>
-              <w:jc w:val="left"/>
+              <w:jc w:val="both"/>
               <w:rPr>
                 <w:rFonts w:ascii="Helvetica Neue" w:hAnsi="Helvetica Neue"/>
                 <w:b w:val="1"/>
@@ -243,7 +244,7 @@
               <w:bidi w:val="0"/>
               <w:spacing w:line="240" w:lineRule="auto"/>
               <w:ind w:right="0"/>
-              <w:jc w:val="left"/>
+              <w:jc w:val="both"/>
               <w:rPr>
                 <w:rFonts w:ascii="Helvetica Neue" w:hAnsi="Helvetica Neue"/>
                 <w:sz w:val="20"/>
@@ -274,7 +275,7 @@
               <w:bidi w:val="0"/>
               <w:spacing w:line="240" w:lineRule="auto"/>
               <w:ind w:right="0"/>
-              <w:jc w:val="left"/>
+              <w:jc w:val="both"/>
               <w:rPr>
                 <w:rFonts w:ascii="Helvetica Neue" w:hAnsi="Helvetica Neue"/>
                 <w:sz w:val="20"/>
@@ -305,7 +306,7 @@
               <w:bidi w:val="0"/>
               <w:spacing w:line="240" w:lineRule="auto"/>
               <w:ind w:right="0"/>
-              <w:jc w:val="left"/>
+              <w:jc w:val="both"/>
               <w:rPr>
                 <w:rFonts w:ascii="Helvetica Neue" w:hAnsi="Helvetica Neue"/>
                 <w:sz w:val="20"/>
@@ -336,7 +337,7 @@
               <w:bidi w:val="0"/>
               <w:spacing w:line="240" w:lineRule="auto"/>
               <w:ind w:right="0"/>
-              <w:jc w:val="left"/>
+              <w:jc w:val="both"/>
               <w:rPr>
                 <w:rFonts w:ascii="Helvetica Neue" w:hAnsi="Helvetica Neue"/>
                 <w:sz w:val="20"/>
@@ -362,6 +363,7 @@
               <w:pStyle w:val="Body A"/>
               <w:spacing w:line="240" w:lineRule="auto"/>
               <w:ind w:left="1440" w:firstLine="0"/>
+              <w:jc w:val="both"/>
               <w:rPr>
                 <w:rFonts w:ascii="Helvetica Neue" w:cs="Helvetica Neue" w:hAnsi="Helvetica Neue" w:eastAsia="Helvetica Neue"/>
                 <w:sz w:val="20"/>
@@ -381,7 +383,7 @@
               <w:bidi w:val="0"/>
               <w:spacing w:line="240" w:lineRule="auto"/>
               <w:ind w:right="0"/>
-              <w:jc w:val="left"/>
+              <w:jc w:val="both"/>
               <w:rPr>
                 <w:rFonts w:ascii="Helvetica Neue" w:hAnsi="Helvetica Neue"/>
                 <w:b w:val="1"/>
@@ -416,7 +418,7 @@
               <w:bidi w:val="0"/>
               <w:spacing w:line="240" w:lineRule="auto"/>
               <w:ind w:right="0"/>
-              <w:jc w:val="left"/>
+              <w:jc w:val="both"/>
               <w:rPr>
                 <w:rFonts w:ascii="Helvetica Neue" w:hAnsi="Helvetica Neue"/>
                 <w:sz w:val="20"/>
@@ -447,7 +449,7 @@
               <w:bidi w:val="0"/>
               <w:spacing w:line="240" w:lineRule="auto"/>
               <w:ind w:right="0"/>
-              <w:jc w:val="left"/>
+              <w:jc w:val="both"/>
               <w:rPr>
                 <w:rFonts w:ascii="Helvetica Neue" w:hAnsi="Helvetica Neue"/>
                 <w:sz w:val="20"/>
@@ -472,6 +474,7 @@
             <w:pPr>
               <w:pStyle w:val="Body A"/>
               <w:spacing w:line="240" w:lineRule="auto"/>
+              <w:jc w:val="both"/>
               <w:rPr>
                 <w:rFonts w:ascii="Helvetica Neue" w:cs="Helvetica Neue" w:hAnsi="Helvetica Neue" w:eastAsia="Helvetica Neue"/>
                 <w:sz w:val="20"/>
@@ -491,7 +494,7 @@
               <w:bidi w:val="0"/>
               <w:spacing w:line="240" w:lineRule="auto"/>
               <w:ind w:right="0"/>
-              <w:jc w:val="left"/>
+              <w:jc w:val="both"/>
               <w:rPr>
                 <w:rFonts w:ascii="Helvetica Neue" w:hAnsi="Helvetica Neue"/>
                 <w:b w:val="1"/>
@@ -526,7 +529,7 @@
               <w:bidi w:val="0"/>
               <w:spacing w:line="240" w:lineRule="auto"/>
               <w:ind w:right="0"/>
-              <w:jc w:val="left"/>
+              <w:jc w:val="both"/>
               <w:rPr>
                 <w:rFonts w:ascii="Helvetica Neue" w:hAnsi="Helvetica Neue"/>
                 <w:sz w:val="20"/>
@@ -561,6 +564,36 @@
         </w:tc>
       </w:tr>
     </w:tbl>
+    <w:p>
+      <w:pPr>
+        <w:pStyle w:val="Body A"/>
+        <w:widowControl w:val="0"/>
+        <w:spacing w:line="240" w:lineRule="auto"/>
+        <w:ind w:left="540" w:hanging="540"/>
+        <w:rPr>
+          <w:rFonts w:ascii="Helvetica Neue" w:cs="Helvetica Neue" w:hAnsi="Helvetica Neue" w:eastAsia="Helvetica Neue"/>
+          <w:b w:val="1"/>
+          <w:bCs w:val="1"/>
+          <w:sz w:val="20"/>
+          <w:szCs w:val="20"/>
+        </w:rPr>
+      </w:pPr>
+    </w:p>
+    <w:p>
+      <w:pPr>
+        <w:pStyle w:val="Body A"/>
+        <w:widowControl w:val="0"/>
+        <w:spacing w:line="240" w:lineRule="auto"/>
+        <w:ind w:left="432" w:hanging="432"/>
+        <w:rPr>
+          <w:rFonts w:ascii="Helvetica Neue" w:cs="Helvetica Neue" w:hAnsi="Helvetica Neue" w:eastAsia="Helvetica Neue"/>
+          <w:b w:val="1"/>
+          <w:bCs w:val="1"/>
+          <w:sz w:val="20"/>
+          <w:szCs w:val="20"/>
+        </w:rPr>
+      </w:pPr>
+    </w:p>
     <w:p>
       <w:pPr>
         <w:pStyle w:val="Body A"/>
@@ -635,9 +668,1119 @@
     </w:p>
     <w:tbl>
       <w:tblPr>
+        <w:tblW w:w="8800" w:type="dxa"/>
+        <w:jc w:val="left"/>
+        <w:tblInd w:w="648" w:type="dxa"/>
+        <w:tblBorders>
+          <w:top w:val="single" w:color="ffffff" w:sz="8" w:space="0" w:shadow="0" w:frame="0"/>
+          <w:left w:val="single" w:color="ffffff" w:sz="8" w:space="0" w:shadow="0" w:frame="0"/>
+          <w:bottom w:val="single" w:color="ffffff" w:sz="8" w:space="0" w:shadow="0" w:frame="0"/>
+          <w:right w:val="single" w:color="ffffff" w:sz="8" w:space="0" w:shadow="0" w:frame="0"/>
+          <w:insideH w:val="single" w:color="ffffff" w:sz="8" w:space="0" w:shadow="0" w:frame="0"/>
+          <w:insideV w:val="single" w:color="ffffff" w:sz="8" w:space="0" w:shadow="0" w:frame="0"/>
+        </w:tblBorders>
+        <w:shd w:val="clear" w:color="auto" w:fill="ced7e7"/>
+        <w:tblLayout w:type="fixed"/>
+      </w:tblPr>
+      <w:tblGrid>
+        <w:gridCol w:w="8800"/>
+      </w:tblGrid>
+      <w:tr>
+        <w:tblPrEx>
+          <w:shd w:val="clear" w:color="auto" w:fill="ced7e7"/>
+        </w:tblPrEx>
+        <w:trPr>
+          <w:trHeight w:val="354" w:hRule="atLeast"/>
+        </w:trPr>
+        <w:tc>
+          <w:tcPr>
+            <w:tcW w:type="dxa" w:w="8800"/>
+            <w:tcBorders>
+              <w:top w:val="single" w:color="000000" w:sz="8" w:space="0" w:shadow="0" w:frame="0"/>
+              <w:left w:val="single" w:color="000000" w:sz="8" w:space="0" w:shadow="0" w:frame="0"/>
+              <w:bottom w:val="single" w:color="000000" w:sz="8" w:space="0" w:shadow="0" w:frame="0"/>
+              <w:right w:val="single" w:color="000000" w:sz="8" w:space="0" w:shadow="0" w:frame="0"/>
+            </w:tcBorders>
+            <w:shd w:val="clear" w:color="auto" w:fill="c2d7f9"/>
+            <w:tcMar>
+              <w:top w:type="dxa" w:w="80"/>
+              <w:left w:type="dxa" w:w="80"/>
+              <w:bottom w:type="dxa" w:w="80"/>
+              <w:right w:type="dxa" w:w="80"/>
+            </w:tcMar>
+            <w:vAlign w:val="top"/>
+          </w:tcPr>
+          <w:p>
+            <w:pPr>
+              <w:pStyle w:val="Body A"/>
+              <w:widowControl w:val="0"/>
+              <w:spacing w:line="240" w:lineRule="auto"/>
+              <w:jc w:val="center"/>
+            </w:pPr>
+            <w:r>
+              <w:rPr>
+                <w:rFonts w:ascii="Helvetica Neue" w:hAnsi="Helvetica Neue"/>
+                <w:b w:val="1"/>
+                <w:bCs w:val="1"/>
+                <w:sz w:val="20"/>
+                <w:szCs w:val="20"/>
+                <w:shd w:val="nil" w:color="auto" w:fill="auto"/>
+                <w:rtl w:val="0"/>
+                <w:lang w:val="en-US"/>
+              </w:rPr>
+              <w:t xml:space="preserve">CASH FLOW </w:t>
+            </w:r>
+          </w:p>
+        </w:tc>
+      </w:tr>
+      <w:tr>
+        <w:tblPrEx>
+          <w:shd w:val="clear" w:color="auto" w:fill="ced7e7"/>
+        </w:tblPrEx>
+        <w:trPr>
+          <w:trHeight w:val="10464" w:hRule="atLeast"/>
+        </w:trPr>
+        <w:tc>
+          <w:tcPr>
+            <w:tcW w:type="dxa" w:w="8800"/>
+            <w:tcBorders>
+              <w:top w:val="single" w:color="000000" w:sz="8" w:space="0" w:shadow="0" w:frame="0"/>
+              <w:left w:val="single" w:color="000000" w:sz="8" w:space="0" w:shadow="0" w:frame="0"/>
+              <w:bottom w:val="single" w:color="000000" w:sz="8" w:space="0" w:shadow="0" w:frame="0"/>
+              <w:right w:val="single" w:color="000000" w:sz="8" w:space="0" w:shadow="0" w:frame="0"/>
+            </w:tcBorders>
+            <w:shd w:val="clear" w:color="auto" w:fill="auto"/>
+            <w:tcMar>
+              <w:top w:type="dxa" w:w="80"/>
+              <w:left w:type="dxa" w:w="80"/>
+              <w:bottom w:type="dxa" w:w="80"/>
+              <w:right w:type="dxa" w:w="80"/>
+            </w:tcMar>
+            <w:vAlign w:val="top"/>
+          </w:tcPr>
+          <w:p>
+            <w:pPr>
+              <w:pStyle w:val="Body A"/>
+              <w:spacing w:after="200"/>
+              <w:jc w:val="both"/>
+              <w:rPr>
+                <w:rFonts w:ascii="Helvetica Neue" w:cs="Helvetica Neue" w:hAnsi="Helvetica Neue" w:eastAsia="Helvetica Neue"/>
+                <w:sz w:val="20"/>
+                <w:szCs w:val="20"/>
+                <w:shd w:val="nil" w:color="auto" w:fill="auto"/>
+              </w:rPr>
+            </w:pPr>
+            <w:r>
+              <w:rPr>
+                <w:rFonts w:ascii="Helvetica Neue" w:hAnsi="Helvetica Neue"/>
+                <w:sz w:val="20"/>
+                <w:szCs w:val="20"/>
+                <w:shd w:val="nil" w:color="auto" w:fill="auto"/>
+                <w:rtl w:val="0"/>
+                <w:lang w:val="en-US"/>
+              </w:rPr>
+              <w:t xml:space="preserve">Break even: {2} gross income per year to cover historical spending and current retirement contributions. </w:t>
+            </w:r>
+          </w:p>
+          <w:p>
+            <w:pPr>
+              <w:pStyle w:val="Body A"/>
+              <w:bidi w:val="0"/>
+              <w:spacing w:after="200"/>
+              <w:ind w:left="0" w:right="0" w:firstLine="0"/>
+              <w:jc w:val="both"/>
+              <w:rPr>
+                <w:rFonts w:ascii="Helvetica Neue" w:cs="Helvetica Neue" w:hAnsi="Helvetica Neue" w:eastAsia="Helvetica Neue"/>
+                <w:sz w:val="20"/>
+                <w:szCs w:val="20"/>
+                <w:shd w:val="nil" w:color="auto" w:fill="auto"/>
+                <w:rtl w:val="0"/>
+              </w:rPr>
+            </w:pPr>
+            <w:r>
+              <w:rPr>
+                <w:rFonts w:ascii="Helvetica Neue" w:hAnsi="Helvetica Neue"/>
+                <w:sz w:val="20"/>
+                <w:szCs w:val="20"/>
+                <w:shd w:val="nil" w:color="auto" w:fill="auto"/>
+                <w:rtl w:val="0"/>
+                <w:lang w:val="en-US"/>
+              </w:rPr>
+              <w:t>Based on the spending plan, your breakeven is {3}.</w:t>
+            </w:r>
+          </w:p>
+          <w:p>
+            <w:pPr>
+              <w:pStyle w:val="Body A"/>
+              <w:bidi w:val="0"/>
+              <w:spacing w:after="200"/>
+              <w:ind w:left="0" w:right="0" w:firstLine="0"/>
+              <w:jc w:val="both"/>
+              <w:rPr>
+                <w:rFonts w:ascii="Helvetica Neue" w:cs="Helvetica Neue" w:hAnsi="Helvetica Neue" w:eastAsia="Helvetica Neue"/>
+                <w:sz w:val="20"/>
+                <w:szCs w:val="20"/>
+                <w:shd w:val="clear" w:color="auto" w:fill="ffff00"/>
+                <w:rtl w:val="0"/>
+              </w:rPr>
+            </w:pPr>
+            <w:r>
+              <w:rPr>
+                <w:rFonts w:ascii="Helvetica Neue" w:hAnsi="Helvetica Neue"/>
+                <w:sz w:val="20"/>
+                <w:szCs w:val="20"/>
+                <w:shd w:val="nil" w:color="auto" w:fill="auto"/>
+                <w:rtl w:val="0"/>
+                <w:lang w:val="en-US"/>
+              </w:rPr>
+              <w:t>Your current gross base income (Scenario #1) is {4}.</w:t>
+            </w:r>
+          </w:p>
+          <w:p>
+            <w:pPr>
+              <w:pStyle w:val="Body A"/>
+              <w:bidi w:val="0"/>
+              <w:spacing w:after="200"/>
+              <w:ind w:left="0" w:right="0" w:firstLine="0"/>
+              <w:jc w:val="both"/>
+              <w:rPr>
+                <w:rFonts w:ascii="Helvetica Neue" w:cs="Helvetica Neue" w:hAnsi="Helvetica Neue" w:eastAsia="Helvetica Neue"/>
+                <w:sz w:val="20"/>
+                <w:szCs w:val="20"/>
+                <w:shd w:val="nil" w:color="auto" w:fill="auto"/>
+                <w:rtl w:val="0"/>
+              </w:rPr>
+            </w:pPr>
+            <w:r>
+              <w:rPr>
+                <w:rFonts w:ascii="Helvetica Neue" w:hAnsi="Helvetica Neue"/>
+                <w:sz w:val="20"/>
+                <w:szCs w:val="20"/>
+                <w:shd w:val="nil" w:color="auto" w:fill="auto"/>
+                <w:rtl w:val="0"/>
+                <w:lang w:val="en-US"/>
+              </w:rPr>
+              <w:t>Your total compensation (Scenario #3)  is ~ {5}</w:t>
+            </w:r>
+          </w:p>
+          <w:p>
+            <w:pPr>
+              <w:pStyle w:val="Body A"/>
+              <w:bidi w:val="0"/>
+              <w:spacing w:after="200"/>
+              <w:ind w:left="0" w:right="0" w:firstLine="0"/>
+              <w:jc w:val="both"/>
+              <w:rPr>
+                <w:rFonts w:ascii="Helvetica Neue" w:cs="Helvetica Neue" w:hAnsi="Helvetica Neue" w:eastAsia="Helvetica Neue"/>
+                <w:sz w:val="20"/>
+                <w:szCs w:val="20"/>
+                <w:shd w:val="nil" w:color="auto" w:fill="auto"/>
+                <w:rtl w:val="0"/>
+              </w:rPr>
+            </w:pPr>
+            <w:r>
+              <w:rPr>
+                <w:rFonts w:ascii="Helvetica Neue" w:hAnsi="Helvetica Neue"/>
+                <w:sz w:val="20"/>
+                <w:szCs w:val="20"/>
+                <w:shd w:val="nil" w:color="auto" w:fill="auto"/>
+                <w:rtl w:val="0"/>
+                <w:lang w:val="en-US"/>
+              </w:rPr>
+              <w:t>On a spending plan, you have an estimated monthly {6} of {7} per month or {9} per year. {10}</w:t>
+            </w:r>
+          </w:p>
+          <w:p>
+            <w:pPr>
+              <w:pStyle w:val="Body A"/>
+              <w:bidi w:val="0"/>
+              <w:spacing w:after="200"/>
+              <w:ind w:left="0" w:right="0" w:firstLine="0"/>
+              <w:jc w:val="both"/>
+              <w:rPr>
+                <w:rFonts w:ascii="Helvetica Neue" w:cs="Helvetica Neue" w:hAnsi="Helvetica Neue" w:eastAsia="Helvetica Neue"/>
+                <w:sz w:val="20"/>
+                <w:szCs w:val="20"/>
+                <w:shd w:val="clear" w:color="auto" w:fill="00ff00"/>
+                <w:rtl w:val="0"/>
+              </w:rPr>
+            </w:pPr>
+            <w:r>
+              <w:rPr>
+                <w:rFonts w:ascii="Helvetica Neue" w:hAnsi="Helvetica Neue"/>
+                <w:sz w:val="20"/>
+                <w:szCs w:val="20"/>
+                <w:shd w:val="nil" w:color="auto" w:fill="auto"/>
+                <w:rtl w:val="0"/>
+                <w:lang w:val="en-US"/>
+              </w:rPr>
+              <w:t>Your effective tax rate is {11}.</w:t>
+            </w:r>
+          </w:p>
+          <w:p>
+            <w:pPr>
+              <w:pStyle w:val="Body A"/>
+              <w:bidi w:val="0"/>
+              <w:spacing w:after="200"/>
+              <w:ind w:left="0" w:right="0" w:firstLine="0"/>
+              <w:jc w:val="both"/>
+              <w:rPr>
+                <w:rFonts w:ascii="Helvetica Neue" w:cs="Helvetica Neue" w:hAnsi="Helvetica Neue" w:eastAsia="Helvetica Neue"/>
+                <w:b w:val="1"/>
+                <w:bCs w:val="1"/>
+                <w:sz w:val="20"/>
+                <w:szCs w:val="20"/>
+                <w:shd w:val="nil" w:color="auto" w:fill="auto"/>
+                <w:rtl w:val="0"/>
+              </w:rPr>
+            </w:pPr>
+            <w:r>
+              <w:rPr>
+                <w:rFonts w:ascii="Helvetica Neue" w:hAnsi="Helvetica Neue"/>
+                <w:b w:val="1"/>
+                <w:bCs w:val="1"/>
+                <w:sz w:val="20"/>
+                <w:szCs w:val="20"/>
+                <w:shd w:val="nil" w:color="auto" w:fill="auto"/>
+                <w:rtl w:val="0"/>
+                <w:lang w:val="en-US"/>
+              </w:rPr>
+              <w:t>ACTION ITEMS:</w:t>
+            </w:r>
+          </w:p>
+          <w:p>
+            <w:pPr>
+              <w:pStyle w:val="Body A"/>
+              <w:numPr>
+                <w:ilvl w:val="0"/>
+                <w:numId w:val="2"/>
+              </w:numPr>
+              <w:bidi w:val="0"/>
+              <w:ind w:right="0"/>
+              <w:jc w:val="both"/>
+              <w:rPr>
+                <w:rFonts w:ascii="Helvetica Neue" w:hAnsi="Helvetica Neue"/>
+                <w:sz w:val="20"/>
+                <w:szCs w:val="20"/>
+                <w:rtl w:val="0"/>
+                <w:lang w:val="en-US"/>
+              </w:rPr>
+            </w:pPr>
+            <w:r>
+              <w:rPr>
+                <w:rFonts w:ascii="Helvetica Neue" w:hAnsi="Helvetica Neue"/>
+                <w:b w:val="1"/>
+                <w:bCs w:val="1"/>
+                <w:sz w:val="20"/>
+                <w:szCs w:val="20"/>
+                <w:shd w:val="nil" w:color="auto" w:fill="auto"/>
+                <w:rtl w:val="0"/>
+                <w:lang w:val="en-US"/>
+              </w:rPr>
+              <w:t>Continue to use Monarch Money via our sponsored account</w:t>
+            </w:r>
+            <w:r>
+              <w:rPr>
+                <w:rFonts w:ascii="Helvetica Neue" w:hAnsi="Helvetica Neue"/>
+                <w:sz w:val="20"/>
+                <w:szCs w:val="20"/>
+                <w:shd w:val="nil" w:color="auto" w:fill="auto"/>
+                <w:rtl w:val="0"/>
+                <w:lang w:val="en-US"/>
+              </w:rPr>
+              <w:t xml:space="preserve">. Load the app on your phone. </w:t>
+            </w:r>
+            <w:r>
+              <w:rPr>
+                <w:rFonts w:ascii="Helvetica Neue" w:hAnsi="Helvetica Neue"/>
+                <w:b w:val="1"/>
+                <w:bCs w:val="1"/>
+                <w:sz w:val="20"/>
+                <w:szCs w:val="20"/>
+                <w:shd w:val="nil" w:color="auto" w:fill="auto"/>
+                <w:rtl w:val="0"/>
+                <w:lang w:val="en-US"/>
+              </w:rPr>
+              <w:t xml:space="preserve">Target spending </w:t>
+            </w:r>
+            <w:r>
+              <w:rPr>
+                <w:rFonts w:ascii="Helvetica Neue" w:hAnsi="Helvetica Neue"/>
+                <w:sz w:val="20"/>
+                <w:szCs w:val="20"/>
+                <w:shd w:val="nil" w:color="auto" w:fill="auto"/>
+                <w:rtl w:val="0"/>
+                <w:lang w:val="en-US"/>
+              </w:rPr>
+              <w:t>{12}</w:t>
+            </w:r>
+            <w:r>
+              <w:rPr>
+                <w:rFonts w:ascii="Helvetica Neue" w:hAnsi="Helvetica Neue"/>
+                <w:b w:val="1"/>
+                <w:bCs w:val="1"/>
+                <w:sz w:val="20"/>
+                <w:szCs w:val="20"/>
+                <w:shd w:val="nil" w:color="auto" w:fill="auto"/>
+                <w:rtl w:val="0"/>
+                <w:lang w:val="en-US"/>
+              </w:rPr>
+              <w:t xml:space="preserve"> per month </w:t>
+            </w:r>
+            <w:r>
+              <w:rPr>
+                <w:rFonts w:ascii="Helvetica Neue" w:hAnsi="Helvetica Neue"/>
+                <w:b w:val="1"/>
+                <w:bCs w:val="1"/>
+                <w:sz w:val="20"/>
+                <w:szCs w:val="20"/>
+                <w:u w:val="single"/>
+                <w:shd w:val="nil" w:color="auto" w:fill="auto"/>
+                <w:rtl w:val="0"/>
+                <w:lang w:val="en-US"/>
+              </w:rPr>
+              <w:t>not</w:t>
+            </w:r>
+            <w:r>
+              <w:rPr>
+                <w:rFonts w:ascii="Helvetica Neue" w:hAnsi="Helvetica Neue"/>
+                <w:b w:val="1"/>
+                <w:bCs w:val="1"/>
+                <w:sz w:val="20"/>
+                <w:szCs w:val="20"/>
+                <w:shd w:val="nil" w:color="auto" w:fill="auto"/>
+                <w:rtl w:val="0"/>
+                <w:lang w:val="en-US"/>
+              </w:rPr>
+              <w:t xml:space="preserve"> including property travel and taxes</w:t>
+            </w:r>
+            <w:r>
+              <w:rPr>
+                <w:rFonts w:ascii="Helvetica Neue" w:hAnsi="Helvetica Neue"/>
+                <w:sz w:val="20"/>
+                <w:szCs w:val="20"/>
+                <w:shd w:val="nil" w:color="auto" w:fill="auto"/>
+                <w:rtl w:val="0"/>
+                <w:lang w:val="en-US"/>
+              </w:rPr>
+              <w:t xml:space="preserve">. Total spending with property taxes and travel is {13} </w:t>
+            </w:r>
+            <w:r>
+              <w:rPr>
+                <w:rFonts w:ascii="Helvetica Neue" w:hAnsi="Helvetica Neue"/>
+                <w:b w:val="1"/>
+                <w:bCs w:val="1"/>
+                <w:sz w:val="20"/>
+                <w:szCs w:val="20"/>
+                <w:shd w:val="nil" w:color="auto" w:fill="auto"/>
+                <w:rtl w:val="0"/>
+                <w:lang w:val="en-US"/>
+              </w:rPr>
+              <w:t xml:space="preserve">per month or </w:t>
+            </w:r>
+            <w:r>
+              <w:rPr>
+                <w:rFonts w:ascii="Helvetica Neue" w:hAnsi="Helvetica Neue"/>
+                <w:sz w:val="20"/>
+                <w:szCs w:val="20"/>
+                <w:shd w:val="nil" w:color="auto" w:fill="auto"/>
+                <w:rtl w:val="0"/>
+                <w:lang w:val="en-US"/>
+              </w:rPr>
+              <w:t>{14}</w:t>
+            </w:r>
+            <w:r>
+              <w:rPr>
+                <w:rFonts w:ascii="Helvetica Neue" w:hAnsi="Helvetica Neue"/>
+                <w:b w:val="1"/>
+                <w:bCs w:val="1"/>
+                <w:sz w:val="20"/>
+                <w:szCs w:val="20"/>
+                <w:shd w:val="nil" w:color="auto" w:fill="auto"/>
+                <w:rtl w:val="0"/>
+                <w:lang w:val="en-US"/>
+              </w:rPr>
+              <w:t xml:space="preserve"> per year. </w:t>
+            </w:r>
+          </w:p>
+          <w:p>
+            <w:pPr>
+              <w:pStyle w:val="Body A"/>
+              <w:numPr>
+                <w:ilvl w:val="1"/>
+                <w:numId w:val="2"/>
+              </w:numPr>
+              <w:bidi w:val="0"/>
+              <w:ind w:right="0"/>
+              <w:jc w:val="both"/>
+              <w:rPr>
+                <w:rFonts w:ascii="Helvetica Neue" w:hAnsi="Helvetica Neue"/>
+                <w:sz w:val="20"/>
+                <w:szCs w:val="20"/>
+                <w:rtl w:val="0"/>
+                <w:lang w:val="en-US"/>
+              </w:rPr>
+            </w:pPr>
+            <w:r>
+              <w:rPr>
+                <w:rFonts w:ascii="Helvetica Neue" w:hAnsi="Helvetica Neue"/>
+                <w:sz w:val="20"/>
+                <w:szCs w:val="20"/>
+                <w:shd w:val="nil" w:color="auto" w:fill="auto"/>
+                <w:rtl w:val="0"/>
+                <w:lang w:val="en-US"/>
+              </w:rPr>
+              <w:t xml:space="preserve">Go to the </w:t>
+            </w:r>
+            <w:r>
+              <w:rPr>
+                <w:rFonts w:ascii="Helvetica Neue" w:hAnsi="Helvetica Neue" w:hint="default"/>
+                <w:b w:val="1"/>
+                <w:bCs w:val="1"/>
+                <w:sz w:val="20"/>
+                <w:szCs w:val="20"/>
+                <w:shd w:val="nil" w:color="auto" w:fill="auto"/>
+                <w:rtl w:val="0"/>
+                <w:lang w:val="en-US"/>
+              </w:rPr>
+              <w:t>“</w:t>
+            </w:r>
+            <w:r>
+              <w:rPr>
+                <w:rFonts w:ascii="Helvetica Neue" w:hAnsi="Helvetica Neue"/>
+                <w:b w:val="1"/>
+                <w:bCs w:val="1"/>
+                <w:sz w:val="20"/>
+                <w:szCs w:val="20"/>
+                <w:shd w:val="nil" w:color="auto" w:fill="auto"/>
+                <w:rtl w:val="0"/>
+                <w:lang w:val="en-US"/>
+              </w:rPr>
+              <w:t>Reports</w:t>
+            </w:r>
+            <w:r>
+              <w:rPr>
+                <w:rFonts w:ascii="Helvetica Neue" w:hAnsi="Helvetica Neue" w:hint="default"/>
+                <w:b w:val="1"/>
+                <w:bCs w:val="1"/>
+                <w:sz w:val="20"/>
+                <w:szCs w:val="20"/>
+                <w:shd w:val="nil" w:color="auto" w:fill="auto"/>
+                <w:rtl w:val="0"/>
+                <w:lang w:val="en-US"/>
+              </w:rPr>
+              <w:t xml:space="preserve">” </w:t>
+            </w:r>
+            <w:r>
+              <w:rPr>
+                <w:rFonts w:ascii="Helvetica Neue" w:hAnsi="Helvetica Neue"/>
+                <w:b w:val="1"/>
+                <w:bCs w:val="1"/>
+                <w:sz w:val="20"/>
+                <w:szCs w:val="20"/>
+                <w:shd w:val="nil" w:color="auto" w:fill="auto"/>
+                <w:rtl w:val="0"/>
+                <w:lang w:val="en-US"/>
+              </w:rPr>
+              <w:t>tab</w:t>
+            </w:r>
+            <w:r>
+              <w:rPr>
+                <w:rFonts w:ascii="Helvetica Neue" w:hAnsi="Helvetica Neue"/>
+                <w:sz w:val="20"/>
+                <w:szCs w:val="20"/>
+                <w:shd w:val="nil" w:color="auto" w:fill="auto"/>
+                <w:rtl w:val="0"/>
+                <w:lang w:val="en-US"/>
+              </w:rPr>
+              <w:t xml:space="preserve"> &gt;&gt; click </w:t>
+            </w:r>
+            <w:r>
+              <w:rPr>
+                <w:rFonts w:ascii="Helvetica Neue" w:hAnsi="Helvetica Neue" w:hint="default"/>
+                <w:sz w:val="20"/>
+                <w:szCs w:val="20"/>
+                <w:shd w:val="nil" w:color="auto" w:fill="auto"/>
+                <w:rtl w:val="0"/>
+                <w:lang w:val="en-US"/>
+              </w:rPr>
+              <w:t>“</w:t>
+            </w:r>
+            <w:r>
+              <w:rPr>
+                <w:rFonts w:ascii="Helvetica Neue" w:hAnsi="Helvetica Neue"/>
+                <w:b w:val="1"/>
+                <w:bCs w:val="1"/>
+                <w:sz w:val="20"/>
+                <w:szCs w:val="20"/>
+                <w:shd w:val="nil" w:color="auto" w:fill="auto"/>
+                <w:rtl w:val="0"/>
+                <w:lang w:val="en-US"/>
+              </w:rPr>
+              <w:t>Spending</w:t>
+            </w:r>
+            <w:r>
+              <w:rPr>
+                <w:rFonts w:ascii="Helvetica Neue" w:hAnsi="Helvetica Neue" w:hint="default"/>
+                <w:sz w:val="20"/>
+                <w:szCs w:val="20"/>
+                <w:shd w:val="nil" w:color="auto" w:fill="auto"/>
+                <w:rtl w:val="0"/>
+                <w:lang w:val="en-US"/>
+              </w:rPr>
+              <w:t xml:space="preserve">” </w:t>
+            </w:r>
+            <w:r>
+              <w:rPr>
+                <w:rFonts w:ascii="Helvetica Neue" w:hAnsi="Helvetica Neue"/>
+                <w:sz w:val="20"/>
+                <w:szCs w:val="20"/>
+                <w:shd w:val="nil" w:color="auto" w:fill="auto"/>
+                <w:rtl w:val="0"/>
+                <w:lang w:val="en-US"/>
+              </w:rPr>
+              <w:t xml:space="preserve">as this shows your spending in a pie chart format. </w:t>
+            </w:r>
+          </w:p>
+          <w:p>
+            <w:pPr>
+              <w:pStyle w:val="Body A"/>
+              <w:numPr>
+                <w:ilvl w:val="1"/>
+                <w:numId w:val="2"/>
+              </w:numPr>
+              <w:bidi w:val="0"/>
+              <w:ind w:right="0"/>
+              <w:jc w:val="both"/>
+              <w:rPr>
+                <w:rFonts w:ascii="Helvetica Neue" w:hAnsi="Helvetica Neue"/>
+                <w:sz w:val="20"/>
+                <w:szCs w:val="20"/>
+                <w:rtl w:val="0"/>
+                <w:lang w:val="en-US"/>
+              </w:rPr>
+            </w:pPr>
+            <w:r>
+              <w:rPr>
+                <w:rFonts w:ascii="Helvetica Neue" w:hAnsi="Helvetica Neue"/>
+                <w:sz w:val="20"/>
+                <w:szCs w:val="20"/>
+                <w:shd w:val="nil" w:color="auto" w:fill="auto"/>
+                <w:rtl w:val="0"/>
+                <w:lang w:val="en-US"/>
+              </w:rPr>
+              <w:t>Make sure the charts make sense. Clean up miscellaneous spending.</w:t>
+            </w:r>
+          </w:p>
+          <w:p>
+            <w:pPr>
+              <w:pStyle w:val="Body A"/>
+              <w:numPr>
+                <w:ilvl w:val="1"/>
+                <w:numId w:val="2"/>
+              </w:numPr>
+              <w:bidi w:val="0"/>
+              <w:ind w:right="0"/>
+              <w:jc w:val="both"/>
+              <w:rPr>
+                <w:rFonts w:ascii="Helvetica Neue" w:hAnsi="Helvetica Neue"/>
+                <w:sz w:val="20"/>
+                <w:szCs w:val="20"/>
+                <w:rtl w:val="0"/>
+                <w:lang w:val="en-US"/>
+              </w:rPr>
+            </w:pPr>
+            <w:r>
+              <w:rPr>
+                <w:rFonts w:ascii="Helvetica Neue" w:hAnsi="Helvetica Neue"/>
+                <w:sz w:val="20"/>
+                <w:szCs w:val="20"/>
+                <w:shd w:val="nil" w:color="auto" w:fill="auto"/>
+                <w:rtl w:val="0"/>
+                <w:lang w:val="en-US"/>
+              </w:rPr>
+              <w:t xml:space="preserve">Go to transactions, search for Venmo/Paypal/Zelle, categorize spending. It defaults to </w:t>
+            </w:r>
+            <w:r>
+              <w:rPr>
+                <w:rFonts w:ascii="Helvetica Neue" w:hAnsi="Helvetica Neue" w:hint="default"/>
+                <w:sz w:val="20"/>
+                <w:szCs w:val="20"/>
+                <w:shd w:val="nil" w:color="auto" w:fill="auto"/>
+                <w:rtl w:val="0"/>
+                <w:lang w:val="en-US"/>
+              </w:rPr>
+              <w:t>“</w:t>
+            </w:r>
+            <w:r>
+              <w:rPr>
+                <w:rFonts w:ascii="Helvetica Neue" w:hAnsi="Helvetica Neue"/>
+                <w:sz w:val="20"/>
+                <w:szCs w:val="20"/>
+                <w:shd w:val="nil" w:color="auto" w:fill="auto"/>
+                <w:rtl w:val="0"/>
+                <w:lang w:val="en-US"/>
+              </w:rPr>
+              <w:t>transfer</w:t>
+            </w:r>
+            <w:r>
+              <w:rPr>
+                <w:rFonts w:ascii="Helvetica Neue" w:hAnsi="Helvetica Neue" w:hint="default"/>
+                <w:sz w:val="20"/>
+                <w:szCs w:val="20"/>
+                <w:shd w:val="nil" w:color="auto" w:fill="auto"/>
+                <w:rtl w:val="0"/>
+                <w:lang w:val="en-US"/>
+              </w:rPr>
+              <w:t xml:space="preserve">” </w:t>
+            </w:r>
+            <w:r>
+              <w:rPr>
+                <w:rFonts w:ascii="Helvetica Neue" w:hAnsi="Helvetica Neue"/>
+                <w:sz w:val="20"/>
+                <w:szCs w:val="20"/>
+                <w:shd w:val="nil" w:color="auto" w:fill="auto"/>
+                <w:rtl w:val="0"/>
+                <w:lang w:val="en-US"/>
+              </w:rPr>
+              <w:t xml:space="preserve">which is usually incorrect and will not show up as an expense. This needs to be fixed in order for the pie chart to be accurate. </w:t>
+            </w:r>
+          </w:p>
+          <w:p>
+            <w:pPr>
+              <w:pStyle w:val="Body A"/>
+              <w:numPr>
+                <w:ilvl w:val="1"/>
+                <w:numId w:val="2"/>
+              </w:numPr>
+              <w:bidi w:val="0"/>
+              <w:spacing w:after="200"/>
+              <w:ind w:right="0"/>
+              <w:jc w:val="both"/>
+              <w:rPr>
+                <w:rFonts w:ascii="Helvetica Neue" w:hAnsi="Helvetica Neue"/>
+                <w:sz w:val="20"/>
+                <w:szCs w:val="20"/>
+                <w:rtl w:val="0"/>
+                <w:lang w:val="en-US"/>
+              </w:rPr>
+            </w:pPr>
+            <w:r>
+              <w:rPr>
+                <w:rFonts w:ascii="Helvetica Neue" w:hAnsi="Helvetica Neue"/>
+                <w:sz w:val="20"/>
+                <w:szCs w:val="20"/>
+                <w:shd w:val="nil" w:color="auto" w:fill="auto"/>
+                <w:rtl w:val="0"/>
+                <w:lang w:val="en-US"/>
+              </w:rPr>
+              <w:t xml:space="preserve">At the end of each month, sit down and review your monthly spending. This should take less than 30 minutes each month. </w:t>
+            </w:r>
+          </w:p>
+          <w:p>
+            <w:pPr>
+              <w:pStyle w:val="Body A"/>
+              <w:numPr>
+                <w:ilvl w:val="1"/>
+                <w:numId w:val="2"/>
+              </w:numPr>
+              <w:bidi w:val="0"/>
+              <w:ind w:right="0"/>
+              <w:jc w:val="both"/>
+              <w:rPr>
+                <w:rFonts w:ascii="Helvetica Neue" w:hAnsi="Helvetica Neue"/>
+                <w:sz w:val="20"/>
+                <w:szCs w:val="20"/>
+                <w:rtl w:val="0"/>
+                <w:lang w:val="en-US"/>
+              </w:rPr>
+            </w:pPr>
+            <w:r>
+              <w:rPr>
+                <w:rFonts w:ascii="Helvetica Neue" w:hAnsi="Helvetica Neue"/>
+                <w:sz w:val="20"/>
+                <w:szCs w:val="20"/>
+                <w:shd w:val="nil" w:color="auto" w:fill="auto"/>
+                <w:rtl w:val="0"/>
+                <w:lang w:val="en-US"/>
+              </w:rPr>
+              <w:t xml:space="preserve">Go to the </w:t>
+            </w:r>
+            <w:r>
+              <w:rPr>
+                <w:rFonts w:ascii="Helvetica Neue" w:hAnsi="Helvetica Neue" w:hint="default"/>
+                <w:sz w:val="20"/>
+                <w:szCs w:val="20"/>
+                <w:shd w:val="nil" w:color="auto" w:fill="auto"/>
+                <w:rtl w:val="0"/>
+                <w:lang w:val="en-US"/>
+              </w:rPr>
+              <w:t>“</w:t>
+            </w:r>
+            <w:r>
+              <w:rPr>
+                <w:rFonts w:ascii="Helvetica Neue" w:hAnsi="Helvetica Neue"/>
+                <w:b w:val="1"/>
+                <w:bCs w:val="1"/>
+                <w:sz w:val="20"/>
+                <w:szCs w:val="20"/>
+                <w:shd w:val="nil" w:color="auto" w:fill="auto"/>
+                <w:rtl w:val="0"/>
+                <w:lang w:val="en-US"/>
+              </w:rPr>
+              <w:t>Budgets</w:t>
+            </w:r>
+            <w:r>
+              <w:rPr>
+                <w:rFonts w:ascii="Helvetica Neue" w:hAnsi="Helvetica Neue" w:hint="default"/>
+                <w:b w:val="1"/>
+                <w:bCs w:val="1"/>
+                <w:sz w:val="20"/>
+                <w:szCs w:val="20"/>
+                <w:shd w:val="nil" w:color="auto" w:fill="auto"/>
+                <w:rtl w:val="0"/>
+                <w:lang w:val="en-US"/>
+              </w:rPr>
+              <w:t xml:space="preserve">” </w:t>
+            </w:r>
+            <w:r>
+              <w:rPr>
+                <w:rFonts w:ascii="Helvetica Neue" w:hAnsi="Helvetica Neue"/>
+                <w:b w:val="1"/>
+                <w:bCs w:val="1"/>
+                <w:sz w:val="20"/>
+                <w:szCs w:val="20"/>
+                <w:shd w:val="nil" w:color="auto" w:fill="auto"/>
+                <w:rtl w:val="0"/>
+                <w:lang w:val="en-US"/>
+              </w:rPr>
+              <w:t xml:space="preserve">tab, </w:t>
+            </w:r>
+            <w:r>
+              <w:rPr>
+                <w:rFonts w:ascii="Helvetica Neue" w:hAnsi="Helvetica Neue"/>
+                <w:sz w:val="20"/>
+                <w:szCs w:val="20"/>
+                <w:shd w:val="nil" w:color="auto" w:fill="auto"/>
+                <w:rtl w:val="0"/>
+                <w:lang w:val="en-US"/>
+              </w:rPr>
+              <w:t xml:space="preserve">input the </w:t>
+            </w:r>
+            <w:r>
+              <w:rPr>
+                <w:rFonts w:ascii="Helvetica Neue" w:hAnsi="Helvetica Neue"/>
+                <w:b w:val="1"/>
+                <w:bCs w:val="1"/>
+                <w:sz w:val="20"/>
+                <w:szCs w:val="20"/>
+                <w:shd w:val="nil" w:color="auto" w:fill="auto"/>
+                <w:rtl w:val="0"/>
+                <w:lang w:val="en-US"/>
+              </w:rPr>
+              <w:t>blue line items</w:t>
+            </w:r>
+            <w:r>
+              <w:rPr>
+                <w:rFonts w:ascii="Helvetica Neue" w:hAnsi="Helvetica Neue"/>
+                <w:sz w:val="20"/>
+                <w:szCs w:val="20"/>
+                <w:shd w:val="nil" w:color="auto" w:fill="auto"/>
+                <w:rtl w:val="0"/>
+                <w:lang w:val="en-US"/>
+              </w:rPr>
+              <w:t xml:space="preserve"> from the </w:t>
+            </w:r>
+            <w:r>
+              <w:rPr>
+                <w:rFonts w:ascii="Helvetica Neue" w:hAnsi="Helvetica Neue"/>
+                <w:b w:val="1"/>
+                <w:bCs w:val="1"/>
+                <w:sz w:val="20"/>
+                <w:szCs w:val="20"/>
+                <w:shd w:val="nil" w:color="auto" w:fill="auto"/>
+                <w:rtl w:val="0"/>
+                <w:lang w:val="en-US"/>
+              </w:rPr>
+              <w:t xml:space="preserve">spending plan </w:t>
+            </w:r>
+            <w:r>
+              <w:rPr>
+                <w:rFonts w:ascii="Helvetica Neue" w:hAnsi="Helvetica Neue"/>
+                <w:sz w:val="20"/>
+                <w:szCs w:val="20"/>
+                <w:shd w:val="nil" w:color="auto" w:fill="auto"/>
+                <w:rtl w:val="0"/>
+                <w:lang w:val="en-US"/>
+              </w:rPr>
+              <w:t xml:space="preserve">as your budgets. </w:t>
+            </w:r>
+          </w:p>
+          <w:p>
+            <w:pPr>
+              <w:pStyle w:val="Body A"/>
+              <w:numPr>
+                <w:ilvl w:val="0"/>
+                <w:numId w:val="2"/>
+              </w:numPr>
+              <w:bidi w:val="0"/>
+              <w:spacing w:after="200"/>
+              <w:ind w:right="0"/>
+              <w:jc w:val="both"/>
+              <w:rPr>
+                <w:rFonts w:ascii="Helvetica Neue" w:hAnsi="Helvetica Neue"/>
+                <w:sz w:val="20"/>
+                <w:szCs w:val="20"/>
+                <w:rtl w:val="0"/>
+                <w:lang w:val="en-US"/>
+              </w:rPr>
+            </w:pPr>
+            <w:r>
+              <w:rPr>
+                <w:rFonts w:ascii="Helvetica Neue" w:hAnsi="Helvetica Neue"/>
+                <w:sz w:val="20"/>
+                <w:szCs w:val="20"/>
+                <w:shd w:val="nil" w:color="auto" w:fill="auto"/>
+                <w:rtl w:val="0"/>
+                <w:lang w:val="en-US"/>
+              </w:rPr>
+              <w:t>Target food spending &lt; {15}</w:t>
+            </w:r>
+          </w:p>
+          <w:p>
+            <w:pPr>
+              <w:pStyle w:val="Body A"/>
+              <w:numPr>
+                <w:ilvl w:val="0"/>
+                <w:numId w:val="2"/>
+              </w:numPr>
+              <w:bidi w:val="0"/>
+              <w:spacing w:after="200"/>
+              <w:ind w:right="0"/>
+              <w:jc w:val="both"/>
+              <w:rPr>
+                <w:rFonts w:ascii="Helvetica Neue" w:hAnsi="Helvetica Neue"/>
+                <w:sz w:val="20"/>
+                <w:szCs w:val="20"/>
+                <w:rtl w:val="0"/>
+                <w:lang w:val="en-US"/>
+              </w:rPr>
+            </w:pPr>
+            <w:r>
+              <w:rPr>
+                <w:rFonts w:ascii="Helvetica Neue" w:hAnsi="Helvetica Neue"/>
+                <w:sz w:val="20"/>
+                <w:szCs w:val="20"/>
+                <w:shd w:val="nil" w:color="auto" w:fill="auto"/>
+                <w:rtl w:val="0"/>
+                <w:lang w:val="en-US"/>
+              </w:rPr>
+              <w:t>Target shopping &lt; {16}</w:t>
+            </w:r>
+          </w:p>
+          <w:p>
+            <w:pPr>
+              <w:pStyle w:val="Body A"/>
+              <w:numPr>
+                <w:ilvl w:val="0"/>
+                <w:numId w:val="2"/>
+              </w:numPr>
+              <w:bidi w:val="0"/>
+              <w:spacing w:after="200"/>
+              <w:ind w:right="0"/>
+              <w:jc w:val="both"/>
+              <w:rPr>
+                <w:rFonts w:ascii="Helvetica Neue" w:hAnsi="Helvetica Neue"/>
+                <w:sz w:val="20"/>
+                <w:szCs w:val="20"/>
+                <w:rtl w:val="0"/>
+                <w:lang w:val="en-US"/>
+              </w:rPr>
+            </w:pPr>
+            <w:r>
+              <w:rPr>
+                <w:rFonts w:ascii="Helvetica Neue" w:hAnsi="Helvetica Neue"/>
+                <w:sz w:val="20"/>
+                <w:szCs w:val="20"/>
+                <w:shd w:val="nil" w:color="auto" w:fill="auto"/>
+                <w:rtl w:val="0"/>
+                <w:lang w:val="en-US"/>
+              </w:rPr>
+              <w:t>Target annual Travel ~ {17}</w:t>
+            </w:r>
+          </w:p>
+          <w:p>
+            <w:pPr>
+              <w:pStyle w:val="Body A"/>
+              <w:numPr>
+                <w:ilvl w:val="0"/>
+                <w:numId w:val="2"/>
+              </w:numPr>
+              <w:bidi w:val="0"/>
+              <w:spacing w:after="200"/>
+              <w:ind w:right="0"/>
+              <w:jc w:val="both"/>
+              <w:rPr>
+                <w:rFonts w:ascii="Helvetica Neue" w:hAnsi="Helvetica Neue"/>
+                <w:sz w:val="20"/>
+                <w:szCs w:val="20"/>
+                <w:rtl w:val="0"/>
+                <w:lang w:val="en-US"/>
+              </w:rPr>
+            </w:pPr>
+            <w:r>
+              <w:rPr>
+                <w:rFonts w:ascii="Helvetica Neue" w:hAnsi="Helvetica Neue"/>
+                <w:sz w:val="20"/>
+                <w:szCs w:val="20"/>
+                <w:shd w:val="nil" w:color="auto" w:fill="auto"/>
+                <w:rtl w:val="0"/>
+                <w:lang w:val="en-US"/>
+              </w:rPr>
+              <w:t>Target entertainment ~ {18}</w:t>
+            </w:r>
+          </w:p>
+          <w:p>
+            <w:pPr>
+              <w:pStyle w:val="Body A"/>
+              <w:numPr>
+                <w:ilvl w:val="0"/>
+                <w:numId w:val="2"/>
+              </w:numPr>
+              <w:bidi w:val="0"/>
+              <w:spacing w:after="200"/>
+              <w:ind w:right="0"/>
+              <w:jc w:val="both"/>
+              <w:rPr>
+                <w:rFonts w:ascii="Helvetica Neue" w:hAnsi="Helvetica Neue"/>
+                <w:sz w:val="20"/>
+                <w:szCs w:val="20"/>
+                <w:rtl w:val="0"/>
+                <w:lang w:val="en-US"/>
+              </w:rPr>
+            </w:pPr>
+            <w:r>
+              <w:rPr>
+                <w:rFonts w:ascii="Helvetica Neue" w:hAnsi="Helvetica Neue"/>
+                <w:sz w:val="20"/>
+                <w:szCs w:val="20"/>
+                <w:shd w:val="nil" w:color="auto" w:fill="auto"/>
+                <w:rtl w:val="0"/>
+                <w:lang w:val="en-US"/>
+              </w:rPr>
+              <w:t>Target Health/Personal Care ~ {19}</w:t>
+            </w:r>
+          </w:p>
+        </w:tc>
+      </w:tr>
+    </w:tbl>
+    <w:p>
+      <w:pPr>
+        <w:pStyle w:val="Body A"/>
+        <w:widowControl w:val="0"/>
+        <w:spacing w:line="240" w:lineRule="auto"/>
+        <w:ind w:left="540" w:hanging="540"/>
+        <w:rPr>
+          <w:rFonts w:ascii="Helvetica Neue" w:cs="Helvetica Neue" w:hAnsi="Helvetica Neue" w:eastAsia="Helvetica Neue"/>
+          <w:b w:val="1"/>
+          <w:bCs w:val="1"/>
+          <w:sz w:val="20"/>
+          <w:szCs w:val="20"/>
+        </w:rPr>
+      </w:pPr>
+    </w:p>
+    <w:p>
+      <w:pPr>
+        <w:pStyle w:val="Body A"/>
+        <w:widowControl w:val="0"/>
+        <w:spacing w:line="240" w:lineRule="auto"/>
+        <w:ind w:left="432" w:hanging="432"/>
+        <w:rPr>
+          <w:rFonts w:ascii="Helvetica Neue" w:cs="Helvetica Neue" w:hAnsi="Helvetica Neue" w:eastAsia="Helvetica Neue"/>
+          <w:b w:val="1"/>
+          <w:bCs w:val="1"/>
+          <w:sz w:val="20"/>
+          <w:szCs w:val="20"/>
+        </w:rPr>
+      </w:pPr>
+    </w:p>
+    <w:p>
+      <w:pPr>
+        <w:pStyle w:val="Body A"/>
+        <w:widowControl w:val="0"/>
+        <w:spacing w:line="240" w:lineRule="auto"/>
+        <w:ind w:left="324" w:hanging="324"/>
+        <w:rPr>
+          <w:rFonts w:ascii="Helvetica Neue" w:cs="Helvetica Neue" w:hAnsi="Helvetica Neue" w:eastAsia="Helvetica Neue"/>
+          <w:b w:val="1"/>
+          <w:bCs w:val="1"/>
+          <w:sz w:val="20"/>
+          <w:szCs w:val="20"/>
+        </w:rPr>
+      </w:pPr>
+    </w:p>
+    <w:p>
+      <w:pPr>
+        <w:pStyle w:val="Body A"/>
+        <w:widowControl w:val="0"/>
+        <w:spacing w:line="240" w:lineRule="auto"/>
+        <w:ind w:left="216" w:hanging="216"/>
+        <w:rPr>
+          <w:rFonts w:ascii="Helvetica Neue" w:cs="Helvetica Neue" w:hAnsi="Helvetica Neue" w:eastAsia="Helvetica Neue"/>
+          <w:b w:val="1"/>
+          <w:bCs w:val="1"/>
+          <w:sz w:val="20"/>
+          <w:szCs w:val="20"/>
+        </w:rPr>
+      </w:pPr>
+    </w:p>
+    <w:p>
+      <w:pPr>
+        <w:pStyle w:val="Body A"/>
+        <w:widowControl w:val="0"/>
+        <w:spacing w:line="240" w:lineRule="auto"/>
+        <w:ind w:left="108" w:hanging="108"/>
+        <w:rPr>
+          <w:rFonts w:ascii="Helvetica Neue" w:cs="Helvetica Neue" w:hAnsi="Helvetica Neue" w:eastAsia="Helvetica Neue"/>
+          <w:b w:val="1"/>
+          <w:bCs w:val="1"/>
+          <w:sz w:val="20"/>
+          <w:szCs w:val="20"/>
+        </w:rPr>
+      </w:pPr>
+    </w:p>
+    <w:p>
+      <w:pPr>
+        <w:pStyle w:val="Body A"/>
+        <w:widowControl w:val="0"/>
+        <w:spacing w:line="240" w:lineRule="auto"/>
+        <w:rPr>
+          <w:rFonts w:ascii="Helvetica Neue" w:cs="Helvetica Neue" w:hAnsi="Helvetica Neue" w:eastAsia="Helvetica Neue"/>
+          <w:b w:val="1"/>
+          <w:bCs w:val="1"/>
+          <w:sz w:val="20"/>
+          <w:szCs w:val="20"/>
+        </w:rPr>
+      </w:pPr>
+    </w:p>
+    <w:p>
+      <w:pPr>
+        <w:pStyle w:val="Body A"/>
+        <w:spacing w:line="240" w:lineRule="auto"/>
+        <w:rPr>
+          <w:rFonts w:ascii="Helvetica Neue" w:cs="Helvetica Neue" w:hAnsi="Helvetica Neue" w:eastAsia="Helvetica Neue"/>
+          <w:b w:val="1"/>
+          <w:bCs w:val="1"/>
+          <w:sz w:val="20"/>
+          <w:szCs w:val="20"/>
+        </w:rPr>
+      </w:pPr>
+    </w:p>
+    <w:tbl>
+      <w:tblPr>
         <w:tblW w:w="9360" w:type="dxa"/>
         <w:jc w:val="left"/>
-        <w:tblInd w:w="432" w:type="dxa"/>
+        <w:tblInd w:w="648" w:type="dxa"/>
         <w:tblBorders>
           <w:top w:val="single" w:color="ffffff" w:sz="8" w:space="0" w:shadow="0" w:frame="0"/>
           <w:left w:val="single" w:color="ffffff" w:sz="8" w:space="0" w:shadow="0" w:frame="0"/>
@@ -657,7 +1800,7 @@
           <w:shd w:val="clear" w:color="auto" w:fill="ced7e7"/>
         </w:tblPrEx>
         <w:trPr>
-          <w:trHeight w:val="314" w:hRule="atLeast"/>
+          <w:trHeight w:val="354" w:hRule="atLeast"/>
         </w:trPr>
         <w:tc>
           <w:tcPr>
@@ -680,7 +1823,6 @@
           <w:p>
             <w:pPr>
               <w:pStyle w:val="Body A"/>
-              <w:widowControl w:val="0"/>
               <w:spacing w:line="240" w:lineRule="auto"/>
               <w:jc w:val="center"/>
             </w:pPr>
@@ -695,7 +1837,7 @@
                 <w:rtl w:val="0"/>
                 <w:lang w:val="en-US"/>
               </w:rPr>
-              <w:t xml:space="preserve">CASH FLOW </w:t>
+              <w:t>PURPOSE BASED SAVINGS &amp; INVESTING</w:t>
             </w:r>
           </w:p>
         </w:tc>
@@ -705,7 +1847,7 @@
           <w:shd w:val="clear" w:color="auto" w:fill="ced7e7"/>
         </w:tblPrEx>
         <w:trPr>
-          <w:trHeight w:val="10424" w:hRule="atLeast"/>
+          <w:trHeight w:val="4634" w:hRule="atLeast"/>
         </w:trPr>
         <w:tc>
           <w:tcPr>
@@ -728,7 +1870,7 @@
           <w:p>
             <w:pPr>
               <w:pStyle w:val="Body A"/>
-              <w:spacing w:after="200"/>
+              <w:spacing w:after="200" w:line="240" w:lineRule="auto"/>
               <w:jc w:val="both"/>
               <w:rPr>
                 <w:rFonts w:ascii="Helvetica Neue" w:cs="Helvetica Neue" w:hAnsi="Helvetica Neue" w:eastAsia="Helvetica Neue"/>
@@ -746,151 +1888,43 @@
                 <w:rtl w:val="0"/>
                 <w:lang w:val="en-US"/>
               </w:rPr>
-              <w:t xml:space="preserve">Break even: {2} gross income per year to cover historical spending and current retirement contributions. </w:t>
+              <w:t>You have {20} of cash on hand in liquid accounts and an estimated monthly {21} of ~ {22} per month. You also have cash in taxable brokerage accounts of ~ {sum}</w:t>
             </w:r>
           </w:p>
           <w:p>
             <w:pPr>
               <w:pStyle w:val="Body A"/>
               <w:bidi w:val="0"/>
-              <w:spacing w:after="200"/>
+              <w:spacing w:after="200" w:line="240" w:lineRule="auto"/>
               <w:ind w:left="0" w:right="0" w:firstLine="0"/>
               <w:jc w:val="both"/>
               <w:rPr>
                 <w:rFonts w:ascii="Helvetica Neue" w:cs="Helvetica Neue" w:hAnsi="Helvetica Neue" w:eastAsia="Helvetica Neue"/>
                 <w:sz w:val="20"/>
                 <w:szCs w:val="20"/>
-                <w:shd w:val="nil" w:color="auto" w:fill="auto"/>
-                <w:rtl w:val="0"/>
-              </w:rPr>
-            </w:pPr>
-            <w:r>
-              <w:rPr>
-                <w:rFonts w:ascii="Helvetica Neue" w:hAnsi="Helvetica Neue"/>
-                <w:sz w:val="20"/>
-                <w:szCs w:val="20"/>
-                <w:shd w:val="nil" w:color="auto" w:fill="auto"/>
-                <w:rtl w:val="0"/>
-                <w:lang w:val="en-US"/>
-              </w:rPr>
-              <w:t>Based on the spending plan, your breakeven is {3}.</w:t>
+                <w:shd w:val="clear" w:color="auto" w:fill="00ff00"/>
+                <w:rtl w:val="0"/>
+              </w:rPr>
+            </w:pPr>
+            <w:r>
+              <w:rPr>
+                <w:rFonts w:ascii="Helvetica Neue" w:hAnsi="Helvetica Neue"/>
+                <w:sz w:val="20"/>
+                <w:szCs w:val="20"/>
+                <w:shd w:val="nil" w:color="auto" w:fill="auto"/>
+                <w:rtl w:val="0"/>
+                <w:lang w:val="en-US"/>
+              </w:rPr>
+              <w:t>Right now, your top priorities are {list_main}</w:t>
             </w:r>
           </w:p>
           <w:p>
             <w:pPr>
               <w:pStyle w:val="Body A"/>
               <w:bidi w:val="0"/>
-              <w:spacing w:after="200"/>
+              <w:spacing w:after="200" w:line="240" w:lineRule="auto"/>
               <w:ind w:left="0" w:right="0" w:firstLine="0"/>
               <w:jc w:val="both"/>
-              <w:rPr>
-                <w:rFonts w:ascii="Helvetica Neue" w:cs="Helvetica Neue" w:hAnsi="Helvetica Neue" w:eastAsia="Helvetica Neue"/>
-                <w:sz w:val="20"/>
-                <w:szCs w:val="20"/>
-                <w:shd w:val="clear" w:color="auto" w:fill="ffff00"/>
-                <w:rtl w:val="0"/>
-              </w:rPr>
-            </w:pPr>
-            <w:r>
-              <w:rPr>
-                <w:rFonts w:ascii="Helvetica Neue" w:hAnsi="Helvetica Neue"/>
-                <w:sz w:val="20"/>
-                <w:szCs w:val="20"/>
-                <w:shd w:val="nil" w:color="auto" w:fill="auto"/>
-                <w:rtl w:val="0"/>
-                <w:lang w:val="en-US"/>
-              </w:rPr>
-              <w:t>Your current gross base income (Scenario #1) is {4}.</w:t>
-            </w:r>
-          </w:p>
-          <w:p>
-            <w:pPr>
-              <w:pStyle w:val="Body A"/>
-              <w:bidi w:val="0"/>
-              <w:spacing w:after="200"/>
-              <w:ind w:left="0" w:right="0" w:firstLine="0"/>
-              <w:jc w:val="both"/>
-              <w:rPr>
-                <w:rFonts w:ascii="Helvetica Neue" w:cs="Helvetica Neue" w:hAnsi="Helvetica Neue" w:eastAsia="Helvetica Neue"/>
-                <w:sz w:val="20"/>
-                <w:szCs w:val="20"/>
-                <w:shd w:val="nil" w:color="auto" w:fill="auto"/>
-                <w:rtl w:val="0"/>
-              </w:rPr>
-            </w:pPr>
-            <w:r>
-              <w:rPr>
-                <w:rFonts w:ascii="Helvetica Neue" w:hAnsi="Helvetica Neue"/>
-                <w:sz w:val="20"/>
-                <w:szCs w:val="20"/>
-                <w:shd w:val="nil" w:color="auto" w:fill="auto"/>
-                <w:rtl w:val="0"/>
-                <w:lang w:val="en-US"/>
-              </w:rPr>
-              <w:t>Your total compensation (Scenario #3)  is ~ {5}</w:t>
-            </w:r>
-          </w:p>
-          <w:p>
-            <w:pPr>
-              <w:pStyle w:val="Body A"/>
-              <w:bidi w:val="0"/>
-              <w:spacing w:after="200"/>
-              <w:ind w:left="0" w:right="0" w:firstLine="0"/>
-              <w:jc w:val="both"/>
-              <w:rPr>
-                <w:rFonts w:ascii="Helvetica Neue" w:cs="Helvetica Neue" w:hAnsi="Helvetica Neue" w:eastAsia="Helvetica Neue"/>
-                <w:sz w:val="20"/>
-                <w:szCs w:val="20"/>
-                <w:shd w:val="nil" w:color="auto" w:fill="auto"/>
-                <w:rtl w:val="0"/>
-              </w:rPr>
-            </w:pPr>
-            <w:r>
-              <w:rPr>
-                <w:rFonts w:ascii="Helvetica Neue" w:hAnsi="Helvetica Neue"/>
-                <w:sz w:val="20"/>
-                <w:szCs w:val="20"/>
-                <w:shd w:val="nil" w:color="auto" w:fill="auto"/>
-                <w:rtl w:val="0"/>
-                <w:lang w:val="en-US"/>
-              </w:rPr>
-              <w:t>On a spending plan, you have an estimated monthly {6} of {7} per month or {9} per year. {10}</w:t>
-            </w:r>
-          </w:p>
-          <w:p>
-            <w:pPr>
-              <w:pStyle w:val="Body A"/>
-              <w:bidi w:val="0"/>
-              <w:spacing w:after="200"/>
-              <w:ind w:left="0" w:right="0" w:firstLine="0"/>
-              <w:jc w:val="both"/>
-              <w:rPr>
-                <w:rFonts w:ascii="Helvetica Neue" w:cs="Helvetica Neue" w:hAnsi="Helvetica Neue" w:eastAsia="Helvetica Neue"/>
-                <w:sz w:val="20"/>
-                <w:szCs w:val="20"/>
-                <w:shd w:val="clear" w:color="auto" w:fill="00ff00"/>
-                <w:rtl w:val="0"/>
-              </w:rPr>
-            </w:pPr>
-            <w:r>
-              <w:rPr>
-                <w:rFonts w:ascii="Helvetica Neue" w:hAnsi="Helvetica Neue"/>
-                <w:sz w:val="20"/>
-                <w:szCs w:val="20"/>
-                <w:shd w:val="nil" w:color="auto" w:fill="auto"/>
-                <w:rtl w:val="0"/>
-                <w:lang w:val="en-US"/>
-              </w:rPr>
-              <w:t>Your effective tax rate is {11}.</w:t>
-            </w:r>
-          </w:p>
-          <w:p>
-            <w:pPr>
-              <w:pStyle w:val="Body A"/>
-              <w:bidi w:val="0"/>
-              <w:spacing w:after="200"/>
-              <w:ind w:left="0" w:right="0" w:firstLine="0"/>
-              <w:jc w:val="left"/>
               <w:rPr>
                 <w:rFonts w:ascii="Helvetica Neue" w:cs="Helvetica Neue" w:hAnsi="Helvetica Neue" w:eastAsia="Helvetica Neue"/>
                 <w:b w:val="1"/>
@@ -912,7 +1946,7 @@
                 <w:rtl w:val="0"/>
                 <w:lang w:val="en-US"/>
               </w:rPr>
-              <w:t>ACTION ITEMS:</w:t>
+              <w:t xml:space="preserve">ACTION ITEMS: </w:t>
             </w:r>
           </w:p>
           <w:p>
@@ -920,727 +1954,211 @@
               <w:pStyle w:val="Body A"/>
               <w:numPr>
                 <w:ilvl w:val="0"/>
-                <w:numId w:val="2"/>
+                <w:numId w:val="3"/>
               </w:numPr>
               <w:bidi w:val="0"/>
+              <w:spacing w:after="200" w:line="240" w:lineRule="auto"/>
               <w:ind w:right="0"/>
-              <w:jc w:val="left"/>
-              <w:rPr>
-                <w:rFonts w:ascii="Helvetica Neue" w:hAnsi="Helvetica Neue"/>
-                <w:sz w:val="20"/>
-                <w:szCs w:val="20"/>
-                <w:rtl w:val="0"/>
-                <w:lang w:val="en-US"/>
-              </w:rPr>
-            </w:pPr>
-            <w:r>
-              <w:rPr>
-                <w:rFonts w:ascii="Helvetica Neue" w:hAnsi="Helvetica Neue"/>
-                <w:b w:val="1"/>
-                <w:bCs w:val="1"/>
-                <w:sz w:val="20"/>
-                <w:szCs w:val="20"/>
-                <w:shd w:val="nil" w:color="auto" w:fill="auto"/>
-                <w:rtl w:val="0"/>
-                <w:lang w:val="en-US"/>
-              </w:rPr>
-              <w:t>Continue to use Monarch Money via our sponsored account</w:t>
-            </w:r>
-            <w:r>
-              <w:rPr>
-                <w:rFonts w:ascii="Helvetica Neue" w:hAnsi="Helvetica Neue"/>
-                <w:sz w:val="20"/>
-                <w:szCs w:val="20"/>
-                <w:shd w:val="nil" w:color="auto" w:fill="auto"/>
-                <w:rtl w:val="0"/>
-                <w:lang w:val="en-US"/>
-              </w:rPr>
-              <w:t xml:space="preserve">. Load the app on your phone. </w:t>
-            </w:r>
-            <w:r>
-              <w:rPr>
-                <w:rFonts w:ascii="Helvetica Neue" w:hAnsi="Helvetica Neue"/>
-                <w:b w:val="1"/>
-                <w:bCs w:val="1"/>
-                <w:sz w:val="20"/>
-                <w:szCs w:val="20"/>
-                <w:shd w:val="nil" w:color="auto" w:fill="auto"/>
-                <w:rtl w:val="0"/>
-                <w:lang w:val="en-US"/>
-              </w:rPr>
-              <w:t xml:space="preserve">Target spending </w:t>
-            </w:r>
-            <w:r>
-              <w:rPr>
-                <w:rFonts w:ascii="Helvetica Neue" w:hAnsi="Helvetica Neue"/>
-                <w:sz w:val="20"/>
-                <w:szCs w:val="20"/>
-                <w:shd w:val="nil" w:color="auto" w:fill="auto"/>
-                <w:rtl w:val="0"/>
-                <w:lang w:val="en-US"/>
-              </w:rPr>
-              <w:t>{12}</w:t>
-            </w:r>
-            <w:r>
-              <w:rPr>
-                <w:rFonts w:ascii="Helvetica Neue" w:hAnsi="Helvetica Neue"/>
-                <w:b w:val="1"/>
-                <w:bCs w:val="1"/>
-                <w:sz w:val="20"/>
-                <w:szCs w:val="20"/>
-                <w:shd w:val="nil" w:color="auto" w:fill="auto"/>
-                <w:rtl w:val="0"/>
-                <w:lang w:val="en-US"/>
-              </w:rPr>
-              <w:t xml:space="preserve"> per month </w:t>
-            </w:r>
-            <w:r>
-              <w:rPr>
-                <w:rFonts w:ascii="Helvetica Neue" w:hAnsi="Helvetica Neue"/>
-                <w:b w:val="1"/>
-                <w:bCs w:val="1"/>
-                <w:sz w:val="20"/>
-                <w:szCs w:val="20"/>
-                <w:u w:val="single"/>
-                <w:shd w:val="nil" w:color="auto" w:fill="auto"/>
-                <w:rtl w:val="0"/>
-                <w:lang w:val="en-US"/>
-              </w:rPr>
-              <w:t>not</w:t>
-            </w:r>
-            <w:r>
-              <w:rPr>
-                <w:rFonts w:ascii="Helvetica Neue" w:hAnsi="Helvetica Neue"/>
-                <w:b w:val="1"/>
-                <w:bCs w:val="1"/>
-                <w:sz w:val="20"/>
-                <w:szCs w:val="20"/>
-                <w:shd w:val="nil" w:color="auto" w:fill="auto"/>
-                <w:rtl w:val="0"/>
-                <w:lang w:val="en-US"/>
-              </w:rPr>
-              <w:t xml:space="preserve"> including property travel and taxes</w:t>
-            </w:r>
-            <w:r>
-              <w:rPr>
-                <w:rFonts w:ascii="Helvetica Neue" w:hAnsi="Helvetica Neue"/>
-                <w:sz w:val="20"/>
-                <w:szCs w:val="20"/>
-                <w:shd w:val="nil" w:color="auto" w:fill="auto"/>
-                <w:rtl w:val="0"/>
-                <w:lang w:val="en-US"/>
-              </w:rPr>
-              <w:t xml:space="preserve">. Total spending with property taxes and travel is {13} </w:t>
-            </w:r>
-            <w:r>
-              <w:rPr>
-                <w:rFonts w:ascii="Helvetica Neue" w:hAnsi="Helvetica Neue"/>
-                <w:b w:val="1"/>
-                <w:bCs w:val="1"/>
-                <w:sz w:val="20"/>
-                <w:szCs w:val="20"/>
-                <w:shd w:val="nil" w:color="auto" w:fill="auto"/>
-                <w:rtl w:val="0"/>
-                <w:lang w:val="en-US"/>
-              </w:rPr>
-              <w:t xml:space="preserve">per month or </w:t>
-            </w:r>
-            <w:r>
-              <w:rPr>
-                <w:rFonts w:ascii="Helvetica Neue" w:hAnsi="Helvetica Neue"/>
-                <w:sz w:val="20"/>
-                <w:szCs w:val="20"/>
-                <w:shd w:val="nil" w:color="auto" w:fill="auto"/>
-                <w:rtl w:val="0"/>
-                <w:lang w:val="en-US"/>
-              </w:rPr>
-              <w:t>{14}</w:t>
-            </w:r>
-            <w:r>
-              <w:rPr>
-                <w:rFonts w:ascii="Helvetica Neue" w:hAnsi="Helvetica Neue"/>
-                <w:b w:val="1"/>
-                <w:bCs w:val="1"/>
-                <w:sz w:val="20"/>
-                <w:szCs w:val="20"/>
-                <w:shd w:val="nil" w:color="auto" w:fill="auto"/>
-                <w:rtl w:val="0"/>
-                <w:lang w:val="en-US"/>
-              </w:rPr>
-              <w:t xml:space="preserve"> per year. </w:t>
+              <w:jc w:val="both"/>
+              <w:rPr>
+                <w:rFonts w:ascii="Helvetica Neue" w:hAnsi="Helvetica Neue"/>
+                <w:sz w:val="20"/>
+                <w:szCs w:val="20"/>
+                <w:rtl w:val="0"/>
+                <w:lang w:val="en-US"/>
+              </w:rPr>
+            </w:pPr>
+            <w:r>
+              <w:rPr>
+                <w:rFonts w:ascii="Helvetica Neue" w:hAnsi="Helvetica Neue"/>
+                <w:sz w:val="20"/>
+                <w:szCs w:val="20"/>
+                <w:shd w:val="nil" w:color="auto" w:fill="auto"/>
+                <w:rtl w:val="0"/>
+                <w:lang w:val="en-US"/>
+              </w:rPr>
+              <w:t xml:space="preserve">Open a High Yield Savings Account at (Ally // Marcus // current bank if applicable) and move $XX,000 from your Chase savings account to fully fund your emergency fund. </w:t>
             </w:r>
           </w:p>
           <w:p>
             <w:pPr>
               <w:pStyle w:val="Body A"/>
               <w:numPr>
-                <w:ilvl w:val="1"/>
-                <w:numId w:val="2"/>
+                <w:ilvl w:val="0"/>
+                <w:numId w:val="3"/>
               </w:numPr>
               <w:bidi w:val="0"/>
+              <w:spacing w:after="200" w:line="240" w:lineRule="auto"/>
               <w:ind w:right="0"/>
-              <w:jc w:val="left"/>
-              <w:rPr>
-                <w:rFonts w:ascii="Helvetica Neue" w:hAnsi="Helvetica Neue"/>
-                <w:sz w:val="20"/>
-                <w:szCs w:val="20"/>
-                <w:rtl w:val="0"/>
-                <w:lang w:val="en-US"/>
-              </w:rPr>
-            </w:pPr>
-            <w:r>
-              <w:rPr>
-                <w:rFonts w:ascii="Helvetica Neue" w:hAnsi="Helvetica Neue"/>
-                <w:sz w:val="20"/>
-                <w:szCs w:val="20"/>
-                <w:shd w:val="nil" w:color="auto" w:fill="auto"/>
-                <w:rtl w:val="0"/>
-                <w:lang w:val="en-US"/>
-              </w:rPr>
-              <w:t xml:space="preserve">Go to the </w:t>
-            </w:r>
-            <w:r>
-              <w:rPr>
-                <w:rFonts w:ascii="Helvetica Neue" w:hAnsi="Helvetica Neue" w:hint="default"/>
-                <w:b w:val="1"/>
-                <w:bCs w:val="1"/>
-                <w:sz w:val="20"/>
-                <w:szCs w:val="20"/>
-                <w:shd w:val="nil" w:color="auto" w:fill="auto"/>
-                <w:rtl w:val="0"/>
-                <w:lang w:val="en-US"/>
-              </w:rPr>
-              <w:t>“</w:t>
-            </w:r>
-            <w:r>
-              <w:rPr>
-                <w:rFonts w:ascii="Helvetica Neue" w:hAnsi="Helvetica Neue"/>
-                <w:b w:val="1"/>
-                <w:bCs w:val="1"/>
-                <w:sz w:val="20"/>
-                <w:szCs w:val="20"/>
-                <w:shd w:val="nil" w:color="auto" w:fill="auto"/>
-                <w:rtl w:val="0"/>
-                <w:lang w:val="en-US"/>
-              </w:rPr>
-              <w:t>Reports</w:t>
-            </w:r>
-            <w:r>
-              <w:rPr>
-                <w:rFonts w:ascii="Helvetica Neue" w:hAnsi="Helvetica Neue" w:hint="default"/>
-                <w:b w:val="1"/>
-                <w:bCs w:val="1"/>
-                <w:sz w:val="20"/>
-                <w:szCs w:val="20"/>
-                <w:shd w:val="nil" w:color="auto" w:fill="auto"/>
-                <w:rtl w:val="0"/>
-                <w:lang w:val="en-US"/>
-              </w:rPr>
-              <w:t xml:space="preserve">” </w:t>
-            </w:r>
-            <w:r>
-              <w:rPr>
-                <w:rFonts w:ascii="Helvetica Neue" w:hAnsi="Helvetica Neue"/>
-                <w:b w:val="1"/>
-                <w:bCs w:val="1"/>
-                <w:sz w:val="20"/>
-                <w:szCs w:val="20"/>
-                <w:shd w:val="nil" w:color="auto" w:fill="auto"/>
-                <w:rtl w:val="0"/>
-                <w:lang w:val="en-US"/>
-              </w:rPr>
-              <w:t>tab</w:t>
-            </w:r>
-            <w:r>
-              <w:rPr>
-                <w:rFonts w:ascii="Helvetica Neue" w:hAnsi="Helvetica Neue"/>
-                <w:sz w:val="20"/>
-                <w:szCs w:val="20"/>
-                <w:shd w:val="nil" w:color="auto" w:fill="auto"/>
-                <w:rtl w:val="0"/>
-                <w:lang w:val="en-US"/>
-              </w:rPr>
-              <w:t xml:space="preserve"> &gt;&gt; click </w:t>
-            </w:r>
-            <w:r>
-              <w:rPr>
-                <w:rFonts w:ascii="Helvetica Neue" w:hAnsi="Helvetica Neue" w:hint="default"/>
-                <w:sz w:val="20"/>
-                <w:szCs w:val="20"/>
-                <w:shd w:val="nil" w:color="auto" w:fill="auto"/>
-                <w:rtl w:val="0"/>
-                <w:lang w:val="en-US"/>
-              </w:rPr>
-              <w:t>“</w:t>
-            </w:r>
-            <w:r>
-              <w:rPr>
-                <w:rFonts w:ascii="Helvetica Neue" w:hAnsi="Helvetica Neue"/>
-                <w:b w:val="1"/>
-                <w:bCs w:val="1"/>
-                <w:sz w:val="20"/>
-                <w:szCs w:val="20"/>
-                <w:shd w:val="nil" w:color="auto" w:fill="auto"/>
-                <w:rtl w:val="0"/>
-                <w:lang w:val="en-US"/>
-              </w:rPr>
-              <w:t>Spending</w:t>
-            </w:r>
-            <w:r>
-              <w:rPr>
-                <w:rFonts w:ascii="Helvetica Neue" w:hAnsi="Helvetica Neue" w:hint="default"/>
-                <w:sz w:val="20"/>
-                <w:szCs w:val="20"/>
-                <w:shd w:val="nil" w:color="auto" w:fill="auto"/>
-                <w:rtl w:val="0"/>
-                <w:lang w:val="en-US"/>
-              </w:rPr>
-              <w:t xml:space="preserve">” </w:t>
-            </w:r>
-            <w:r>
-              <w:rPr>
-                <w:rFonts w:ascii="Helvetica Neue" w:hAnsi="Helvetica Neue"/>
-                <w:sz w:val="20"/>
-                <w:szCs w:val="20"/>
-                <w:shd w:val="nil" w:color="auto" w:fill="auto"/>
-                <w:rtl w:val="0"/>
-                <w:lang w:val="en-US"/>
-              </w:rPr>
-              <w:t xml:space="preserve">as this shows your spending in a pie chart format. </w:t>
+              <w:jc w:val="both"/>
+              <w:rPr>
+                <w:rFonts w:ascii="Helvetica Neue" w:hAnsi="Helvetica Neue"/>
+                <w:sz w:val="20"/>
+                <w:szCs w:val="20"/>
+                <w:rtl w:val="0"/>
+                <w:lang w:val="en-US"/>
+              </w:rPr>
+            </w:pPr>
+            <w:r>
+              <w:rPr>
+                <w:rFonts w:ascii="Helvetica Neue" w:hAnsi="Helvetica Neue"/>
+                <w:sz w:val="20"/>
+                <w:szCs w:val="20"/>
+                <w:shd w:val="nil" w:color="auto" w:fill="auto"/>
+                <w:rtl w:val="0"/>
+                <w:lang w:val="en-US"/>
+              </w:rPr>
+              <w:t xml:space="preserve">To fund your (travel, property taxes, home improvement, etc.) create separate buckets in your  High Yield Savings Account and move $XX,XXX from your Chase savings account to fully fund these goals. </w:t>
             </w:r>
           </w:p>
           <w:p>
             <w:pPr>
               <w:pStyle w:val="Body A"/>
               <w:numPr>
-                <w:ilvl w:val="1"/>
-                <w:numId w:val="2"/>
+                <w:ilvl w:val="0"/>
+                <w:numId w:val="3"/>
               </w:numPr>
               <w:bidi w:val="0"/>
+              <w:spacing w:after="200" w:line="240" w:lineRule="auto"/>
               <w:ind w:right="0"/>
-              <w:jc w:val="left"/>
-              <w:rPr>
-                <w:rFonts w:ascii="Helvetica Neue" w:hAnsi="Helvetica Neue"/>
-                <w:sz w:val="20"/>
-                <w:szCs w:val="20"/>
-                <w:rtl w:val="0"/>
-                <w:lang w:val="en-US"/>
-              </w:rPr>
-            </w:pPr>
-            <w:r>
-              <w:rPr>
-                <w:rFonts w:ascii="Helvetica Neue" w:hAnsi="Helvetica Neue"/>
-                <w:sz w:val="20"/>
-                <w:szCs w:val="20"/>
-                <w:shd w:val="nil" w:color="auto" w:fill="auto"/>
-                <w:rtl w:val="0"/>
-                <w:lang w:val="en-US"/>
-              </w:rPr>
-              <w:t>Make sure the charts make sense. Clean up miscellaneous spending.</w:t>
+              <w:jc w:val="both"/>
+              <w:rPr>
+                <w:rFonts w:ascii="Helvetica Neue" w:hAnsi="Helvetica Neue"/>
+                <w:sz w:val="20"/>
+                <w:szCs w:val="20"/>
+                <w:rtl w:val="0"/>
+                <w:lang w:val="en-US"/>
+              </w:rPr>
+            </w:pPr>
+            <w:r>
+              <w:rPr>
+                <w:rFonts w:ascii="Helvetica Neue" w:hAnsi="Helvetica Neue"/>
+                <w:sz w:val="20"/>
+                <w:szCs w:val="20"/>
+                <w:shd w:val="nil" w:color="auto" w:fill="auto"/>
+                <w:rtl w:val="0"/>
+                <w:lang w:val="en-US"/>
+              </w:rPr>
+              <w:t xml:space="preserve">Move $XX,XXX from your savings to your brokerage account. </w:t>
             </w:r>
           </w:p>
           <w:p>
             <w:pPr>
               <w:pStyle w:val="Body A"/>
               <w:numPr>
-                <w:ilvl w:val="1"/>
-                <w:numId w:val="2"/>
+                <w:ilvl w:val="0"/>
+                <w:numId w:val="3"/>
               </w:numPr>
               <w:bidi w:val="0"/>
+              <w:spacing w:after="200" w:line="240" w:lineRule="auto"/>
               <w:ind w:right="0"/>
-              <w:jc w:val="left"/>
-              <w:rPr>
-                <w:rFonts w:ascii="Helvetica Neue" w:hAnsi="Helvetica Neue"/>
-                <w:sz w:val="20"/>
-                <w:szCs w:val="20"/>
-                <w:rtl w:val="0"/>
-                <w:lang w:val="en-US"/>
-              </w:rPr>
-            </w:pPr>
-            <w:r>
-              <w:rPr>
-                <w:rFonts w:ascii="Helvetica Neue" w:hAnsi="Helvetica Neue"/>
-                <w:sz w:val="20"/>
-                <w:szCs w:val="20"/>
-                <w:shd w:val="nil" w:color="auto" w:fill="auto"/>
-                <w:rtl w:val="0"/>
-                <w:lang w:val="en-US"/>
-              </w:rPr>
-              <w:t xml:space="preserve">Go to transactions, search for Venmo/Paypal/Zelle, categorize spending. It defaults to </w:t>
-            </w:r>
-            <w:r>
-              <w:rPr>
-                <w:rFonts w:ascii="Helvetica Neue" w:hAnsi="Helvetica Neue" w:hint="default"/>
-                <w:sz w:val="20"/>
-                <w:szCs w:val="20"/>
-                <w:shd w:val="nil" w:color="auto" w:fill="auto"/>
-                <w:rtl w:val="0"/>
-                <w:lang w:val="en-US"/>
-              </w:rPr>
-              <w:t>“</w:t>
-            </w:r>
-            <w:r>
-              <w:rPr>
-                <w:rFonts w:ascii="Helvetica Neue" w:hAnsi="Helvetica Neue"/>
-                <w:sz w:val="20"/>
-                <w:szCs w:val="20"/>
-                <w:shd w:val="nil" w:color="auto" w:fill="auto"/>
-                <w:rtl w:val="0"/>
-                <w:lang w:val="en-US"/>
-              </w:rPr>
-              <w:t>transfer</w:t>
-            </w:r>
-            <w:r>
-              <w:rPr>
-                <w:rFonts w:ascii="Helvetica Neue" w:hAnsi="Helvetica Neue" w:hint="default"/>
-                <w:sz w:val="20"/>
-                <w:szCs w:val="20"/>
-                <w:shd w:val="nil" w:color="auto" w:fill="auto"/>
-                <w:rtl w:val="0"/>
-                <w:lang w:val="en-US"/>
-              </w:rPr>
-              <w:t xml:space="preserve">” </w:t>
-            </w:r>
-            <w:r>
-              <w:rPr>
-                <w:rFonts w:ascii="Helvetica Neue" w:hAnsi="Helvetica Neue"/>
-                <w:sz w:val="20"/>
-                <w:szCs w:val="20"/>
-                <w:shd w:val="nil" w:color="auto" w:fill="auto"/>
-                <w:rtl w:val="0"/>
-                <w:lang w:val="en-US"/>
-              </w:rPr>
-              <w:t xml:space="preserve">which is usually incorrect and will not show up as an expense. This needs to be fixed in order for the pie chart to be accurate. </w:t>
+              <w:jc w:val="both"/>
+              <w:rPr>
+                <w:rFonts w:ascii="Helvetica Neue" w:hAnsi="Helvetica Neue"/>
+                <w:sz w:val="20"/>
+                <w:szCs w:val="20"/>
+                <w:rtl w:val="0"/>
+                <w:lang w:val="en-US"/>
+              </w:rPr>
+            </w:pPr>
+            <w:r>
+              <w:rPr>
+                <w:rFonts w:ascii="Helvetica Neue" w:hAnsi="Helvetica Neue"/>
+                <w:sz w:val="20"/>
+                <w:szCs w:val="20"/>
+                <w:shd w:val="nil" w:color="auto" w:fill="auto"/>
+                <w:rtl w:val="0"/>
+                <w:lang w:val="en-US"/>
+              </w:rPr>
+              <w:t xml:space="preserve">Increase your retirement contributions to </w:t>
+            </w:r>
+            <w:r>
+              <w:rPr>
+                <w:rFonts w:ascii="Helvetica Neue" w:hAnsi="Helvetica Neue"/>
+                <w:sz w:val="20"/>
+                <w:szCs w:val="20"/>
+                <w:shd w:val="clear" w:color="auto" w:fill="00ff00"/>
+                <w:rtl w:val="0"/>
+                <w:lang w:val="en-US"/>
+              </w:rPr>
+              <w:t>%Compensation for Retirement.</w:t>
+            </w:r>
+            <w:r>
+              <w:rPr>
+                <w:rFonts w:ascii="Helvetica Neue" w:hAnsi="Helvetica Neue"/>
+                <w:sz w:val="20"/>
+                <w:szCs w:val="20"/>
+                <w:shd w:val="nil" w:color="auto" w:fill="auto"/>
+                <w:rtl w:val="0"/>
+                <w:lang w:val="en-US"/>
+              </w:rPr>
+              <w:t xml:space="preserve"> </w:t>
             </w:r>
           </w:p>
           <w:p>
             <w:pPr>
               <w:pStyle w:val="Body A"/>
               <w:numPr>
-                <w:ilvl w:val="1"/>
-                <w:numId w:val="2"/>
+                <w:ilvl w:val="0"/>
+                <w:numId w:val="3"/>
               </w:numPr>
               <w:bidi w:val="0"/>
-              <w:spacing w:after="200"/>
+              <w:spacing w:after="200" w:line="240" w:lineRule="auto"/>
               <w:ind w:right="0"/>
-              <w:jc w:val="left"/>
-              <w:rPr>
-                <w:rFonts w:ascii="Helvetica Neue" w:hAnsi="Helvetica Neue"/>
-                <w:sz w:val="20"/>
-                <w:szCs w:val="20"/>
-                <w:rtl w:val="0"/>
-                <w:lang w:val="en-US"/>
-              </w:rPr>
-            </w:pPr>
-            <w:r>
-              <w:rPr>
-                <w:rFonts w:ascii="Helvetica Neue" w:hAnsi="Helvetica Neue"/>
-                <w:sz w:val="20"/>
-                <w:szCs w:val="20"/>
-                <w:shd w:val="nil" w:color="auto" w:fill="auto"/>
-                <w:rtl w:val="0"/>
-                <w:lang w:val="en-US"/>
-              </w:rPr>
-              <w:t xml:space="preserve">At the end of each month, sit down and review your monthly spending. This should take less than 30 minutes each month. </w:t>
-            </w:r>
-          </w:p>
-          <w:p>
-            <w:pPr>
-              <w:pStyle w:val="Body A"/>
-              <w:numPr>
-                <w:ilvl w:val="1"/>
-                <w:numId w:val="2"/>
-              </w:numPr>
-              <w:bidi w:val="0"/>
-              <w:ind w:right="0"/>
-              <w:jc w:val="left"/>
-              <w:rPr>
-                <w:rFonts w:ascii="Helvetica Neue" w:hAnsi="Helvetica Neue"/>
-                <w:sz w:val="20"/>
-                <w:szCs w:val="20"/>
-                <w:rtl w:val="0"/>
-                <w:lang w:val="en-US"/>
-              </w:rPr>
-            </w:pPr>
-            <w:r>
-              <w:rPr>
-                <w:rFonts w:ascii="Helvetica Neue" w:hAnsi="Helvetica Neue"/>
-                <w:sz w:val="20"/>
-                <w:szCs w:val="20"/>
-                <w:shd w:val="nil" w:color="auto" w:fill="auto"/>
-                <w:rtl w:val="0"/>
-                <w:lang w:val="en-US"/>
-              </w:rPr>
-              <w:t xml:space="preserve">Go to the </w:t>
-            </w:r>
-            <w:r>
-              <w:rPr>
-                <w:rFonts w:ascii="Helvetica Neue" w:hAnsi="Helvetica Neue" w:hint="default"/>
-                <w:sz w:val="20"/>
-                <w:szCs w:val="20"/>
-                <w:shd w:val="nil" w:color="auto" w:fill="auto"/>
-                <w:rtl w:val="0"/>
-                <w:lang w:val="en-US"/>
-              </w:rPr>
-              <w:t>“</w:t>
-            </w:r>
-            <w:r>
-              <w:rPr>
-                <w:rFonts w:ascii="Helvetica Neue" w:hAnsi="Helvetica Neue"/>
-                <w:b w:val="1"/>
-                <w:bCs w:val="1"/>
-                <w:sz w:val="20"/>
-                <w:szCs w:val="20"/>
-                <w:shd w:val="nil" w:color="auto" w:fill="auto"/>
-                <w:rtl w:val="0"/>
-                <w:lang w:val="en-US"/>
-              </w:rPr>
-              <w:t>Budgets</w:t>
-            </w:r>
-            <w:r>
-              <w:rPr>
-                <w:rFonts w:ascii="Helvetica Neue" w:hAnsi="Helvetica Neue" w:hint="default"/>
-                <w:b w:val="1"/>
-                <w:bCs w:val="1"/>
-                <w:sz w:val="20"/>
-                <w:szCs w:val="20"/>
-                <w:shd w:val="nil" w:color="auto" w:fill="auto"/>
-                <w:rtl w:val="0"/>
-                <w:lang w:val="en-US"/>
-              </w:rPr>
-              <w:t xml:space="preserve">” </w:t>
-            </w:r>
-            <w:r>
-              <w:rPr>
-                <w:rFonts w:ascii="Helvetica Neue" w:hAnsi="Helvetica Neue"/>
-                <w:b w:val="1"/>
-                <w:bCs w:val="1"/>
-                <w:sz w:val="20"/>
-                <w:szCs w:val="20"/>
-                <w:shd w:val="nil" w:color="auto" w:fill="auto"/>
-                <w:rtl w:val="0"/>
-                <w:lang w:val="en-US"/>
-              </w:rPr>
-              <w:t xml:space="preserve">tab, </w:t>
-            </w:r>
-            <w:r>
-              <w:rPr>
-                <w:rFonts w:ascii="Helvetica Neue" w:hAnsi="Helvetica Neue"/>
-                <w:sz w:val="20"/>
-                <w:szCs w:val="20"/>
-                <w:shd w:val="nil" w:color="auto" w:fill="auto"/>
-                <w:rtl w:val="0"/>
-                <w:lang w:val="en-US"/>
-              </w:rPr>
-              <w:t xml:space="preserve">input the </w:t>
-            </w:r>
-            <w:r>
-              <w:rPr>
-                <w:rFonts w:ascii="Helvetica Neue" w:hAnsi="Helvetica Neue"/>
-                <w:b w:val="1"/>
-                <w:bCs w:val="1"/>
-                <w:sz w:val="20"/>
-                <w:szCs w:val="20"/>
-                <w:shd w:val="nil" w:color="auto" w:fill="auto"/>
-                <w:rtl w:val="0"/>
-                <w:lang w:val="en-US"/>
-              </w:rPr>
-              <w:t>blue line items</w:t>
-            </w:r>
-            <w:r>
-              <w:rPr>
-                <w:rFonts w:ascii="Helvetica Neue" w:hAnsi="Helvetica Neue"/>
-                <w:sz w:val="20"/>
-                <w:szCs w:val="20"/>
-                <w:shd w:val="nil" w:color="auto" w:fill="auto"/>
-                <w:rtl w:val="0"/>
-                <w:lang w:val="en-US"/>
-              </w:rPr>
-              <w:t xml:space="preserve"> from the </w:t>
-            </w:r>
-            <w:r>
-              <w:rPr>
-                <w:rFonts w:ascii="Helvetica Neue" w:hAnsi="Helvetica Neue"/>
-                <w:b w:val="1"/>
-                <w:bCs w:val="1"/>
-                <w:sz w:val="20"/>
-                <w:szCs w:val="20"/>
-                <w:shd w:val="nil" w:color="auto" w:fill="auto"/>
-                <w:rtl w:val="0"/>
-                <w:lang w:val="en-US"/>
-              </w:rPr>
-              <w:t xml:space="preserve">spending plan </w:t>
-            </w:r>
-            <w:r>
-              <w:rPr>
-                <w:rFonts w:ascii="Helvetica Neue" w:hAnsi="Helvetica Neue"/>
-                <w:sz w:val="20"/>
-                <w:szCs w:val="20"/>
-                <w:shd w:val="nil" w:color="auto" w:fill="auto"/>
-                <w:rtl w:val="0"/>
-                <w:lang w:val="en-US"/>
-              </w:rPr>
-              <w:t xml:space="preserve">as your budgets. </w:t>
-            </w:r>
-          </w:p>
-          <w:p>
-            <w:pPr>
-              <w:pStyle w:val="Body A"/>
-              <w:numPr>
-                <w:ilvl w:val="0"/>
-                <w:numId w:val="2"/>
-              </w:numPr>
-              <w:bidi w:val="0"/>
-              <w:spacing w:after="200"/>
-              <w:ind w:right="0"/>
-              <w:jc w:val="left"/>
-              <w:rPr>
-                <w:rFonts w:ascii="Helvetica Neue" w:hAnsi="Helvetica Neue"/>
-                <w:sz w:val="20"/>
-                <w:szCs w:val="20"/>
-                <w:rtl w:val="0"/>
-                <w:lang w:val="en-US"/>
-              </w:rPr>
-            </w:pPr>
-            <w:r>
-              <w:rPr>
-                <w:rFonts w:ascii="Helvetica Neue" w:hAnsi="Helvetica Neue"/>
-                <w:sz w:val="20"/>
-                <w:szCs w:val="20"/>
-                <w:shd w:val="nil" w:color="auto" w:fill="auto"/>
-                <w:rtl w:val="0"/>
-                <w:lang w:val="en-US"/>
-              </w:rPr>
-              <w:t>Target food spending &lt; {15}</w:t>
-            </w:r>
-          </w:p>
-          <w:p>
-            <w:pPr>
-              <w:pStyle w:val="Body A"/>
-              <w:numPr>
-                <w:ilvl w:val="0"/>
-                <w:numId w:val="2"/>
-              </w:numPr>
-              <w:bidi w:val="0"/>
-              <w:spacing w:after="200"/>
-              <w:ind w:right="0"/>
-              <w:jc w:val="left"/>
-              <w:rPr>
-                <w:rFonts w:ascii="Helvetica Neue" w:hAnsi="Helvetica Neue"/>
-                <w:sz w:val="20"/>
-                <w:szCs w:val="20"/>
-                <w:rtl w:val="0"/>
-                <w:lang w:val="en-US"/>
-              </w:rPr>
-            </w:pPr>
-            <w:r>
-              <w:rPr>
-                <w:rFonts w:ascii="Helvetica Neue" w:hAnsi="Helvetica Neue"/>
-                <w:sz w:val="20"/>
-                <w:szCs w:val="20"/>
-                <w:shd w:val="nil" w:color="auto" w:fill="auto"/>
-                <w:rtl w:val="0"/>
-                <w:lang w:val="en-US"/>
-              </w:rPr>
-              <w:t>Target shopping &lt; {16}</w:t>
-            </w:r>
-          </w:p>
-          <w:p>
-            <w:pPr>
-              <w:pStyle w:val="Body A"/>
-              <w:numPr>
-                <w:ilvl w:val="0"/>
-                <w:numId w:val="2"/>
-              </w:numPr>
-              <w:bidi w:val="0"/>
-              <w:spacing w:after="200"/>
-              <w:ind w:right="0"/>
-              <w:jc w:val="left"/>
-              <w:rPr>
-                <w:rFonts w:ascii="Helvetica Neue" w:hAnsi="Helvetica Neue"/>
-                <w:sz w:val="20"/>
-                <w:szCs w:val="20"/>
-                <w:rtl w:val="0"/>
-                <w:lang w:val="en-US"/>
-              </w:rPr>
-            </w:pPr>
-            <w:r>
-              <w:rPr>
-                <w:rFonts w:ascii="Helvetica Neue" w:hAnsi="Helvetica Neue"/>
-                <w:sz w:val="20"/>
-                <w:szCs w:val="20"/>
-                <w:shd w:val="nil" w:color="auto" w:fill="auto"/>
-                <w:rtl w:val="0"/>
-                <w:lang w:val="en-US"/>
-              </w:rPr>
-              <w:t>Target annual Travel ~ {17}</w:t>
-            </w:r>
-          </w:p>
-          <w:p>
-            <w:pPr>
-              <w:pStyle w:val="Body A"/>
-              <w:numPr>
-                <w:ilvl w:val="0"/>
-                <w:numId w:val="2"/>
-              </w:numPr>
-              <w:bidi w:val="0"/>
-              <w:spacing w:after="200"/>
-              <w:ind w:right="0"/>
-              <w:jc w:val="left"/>
-              <w:rPr>
-                <w:rFonts w:ascii="Helvetica Neue" w:hAnsi="Helvetica Neue"/>
-                <w:sz w:val="20"/>
-                <w:szCs w:val="20"/>
-                <w:rtl w:val="0"/>
-                <w:lang w:val="en-US"/>
-              </w:rPr>
-            </w:pPr>
-            <w:r>
-              <w:rPr>
-                <w:rFonts w:ascii="Helvetica Neue" w:hAnsi="Helvetica Neue"/>
-                <w:sz w:val="20"/>
-                <w:szCs w:val="20"/>
-                <w:shd w:val="nil" w:color="auto" w:fill="auto"/>
-                <w:rtl w:val="0"/>
-                <w:lang w:val="en-US"/>
-              </w:rPr>
-              <w:t>Target entertainment ~ {18}</w:t>
-            </w:r>
-          </w:p>
-          <w:p>
-            <w:pPr>
-              <w:pStyle w:val="Body A"/>
-              <w:numPr>
-                <w:ilvl w:val="0"/>
-                <w:numId w:val="2"/>
-              </w:numPr>
-              <w:bidi w:val="0"/>
-              <w:spacing w:after="200"/>
-              <w:ind w:right="0"/>
-              <w:jc w:val="left"/>
-              <w:rPr>
-                <w:rFonts w:ascii="Helvetica Neue" w:hAnsi="Helvetica Neue"/>
-                <w:sz w:val="20"/>
-                <w:szCs w:val="20"/>
-                <w:rtl w:val="0"/>
-                <w:lang w:val="en-US"/>
-              </w:rPr>
-            </w:pPr>
-            <w:r>
-              <w:rPr>
-                <w:rFonts w:ascii="Helvetica Neue" w:hAnsi="Helvetica Neue"/>
-                <w:sz w:val="20"/>
-                <w:szCs w:val="20"/>
-                <w:shd w:val="nil" w:color="auto" w:fill="auto"/>
-                <w:rtl w:val="0"/>
-                <w:lang w:val="en-US"/>
-              </w:rPr>
-              <w:t>Target Health/Personal Care ~ {19}</w:t>
+              <w:jc w:val="both"/>
+              <w:rPr>
+                <w:rFonts w:ascii="Helvetica Neue" w:hAnsi="Helvetica Neue"/>
+                <w:sz w:val="20"/>
+                <w:szCs w:val="20"/>
+                <w:rtl w:val="0"/>
+                <w:lang w:val="en-US"/>
+              </w:rPr>
+            </w:pPr>
+            <w:r>
+              <w:rPr>
+                <w:rFonts w:ascii="Helvetica Neue" w:hAnsi="Helvetica Neue"/>
+                <w:sz w:val="20"/>
+                <w:szCs w:val="20"/>
+                <w:shd w:val="nil" w:color="auto" w:fill="auto"/>
+                <w:rtl w:val="0"/>
+                <w:lang w:val="en-US"/>
+              </w:rPr>
+              <w:t xml:space="preserve">Set up recurring contributions from your checking account to your brokerage account of $1,000/month. </w:t>
             </w:r>
           </w:p>
         </w:tc>
       </w:tr>
     </w:tbl>
+    <w:p>
+      <w:pPr>
+        <w:pStyle w:val="Body A"/>
+        <w:widowControl w:val="0"/>
+        <w:spacing w:line="240" w:lineRule="auto"/>
+        <w:ind w:left="540" w:hanging="540"/>
+        <w:rPr>
+          <w:rFonts w:ascii="Helvetica Neue" w:cs="Helvetica Neue" w:hAnsi="Helvetica Neue" w:eastAsia="Helvetica Neue"/>
+          <w:b w:val="1"/>
+          <w:bCs w:val="1"/>
+          <w:sz w:val="20"/>
+          <w:szCs w:val="20"/>
+        </w:rPr>
+      </w:pPr>
+    </w:p>
+    <w:p>
+      <w:pPr>
+        <w:pStyle w:val="Body A"/>
+        <w:widowControl w:val="0"/>
+        <w:spacing w:line="240" w:lineRule="auto"/>
+        <w:ind w:left="432" w:hanging="432"/>
+        <w:rPr>
+          <w:rFonts w:ascii="Helvetica Neue" w:cs="Helvetica Neue" w:hAnsi="Helvetica Neue" w:eastAsia="Helvetica Neue"/>
+          <w:b w:val="1"/>
+          <w:bCs w:val="1"/>
+          <w:sz w:val="20"/>
+          <w:szCs w:val="20"/>
+        </w:rPr>
+      </w:pPr>
+    </w:p>
     <w:p>
       <w:pPr>
         <w:pStyle w:val="Body A"/>
@@ -1717,7 +2235,7 @@
       <w:tblPr>
         <w:tblW w:w="9360" w:type="dxa"/>
         <w:jc w:val="left"/>
-        <w:tblInd w:w="432" w:type="dxa"/>
+        <w:tblInd w:w="648" w:type="dxa"/>
         <w:tblBorders>
           <w:top w:val="single" w:color="ffffff" w:sz="8" w:space="0" w:shadow="0" w:frame="0"/>
           <w:left w:val="single" w:color="ffffff" w:sz="8" w:space="0" w:shadow="0" w:frame="0"/>
@@ -1737,7 +2255,7 @@
           <w:shd w:val="clear" w:color="auto" w:fill="ced7e7"/>
         </w:tblPrEx>
         <w:trPr>
-          <w:trHeight w:val="314" w:hRule="atLeast"/>
+          <w:trHeight w:val="354" w:hRule="atLeast"/>
         </w:trPr>
         <w:tc>
           <w:tcPr>
@@ -1774,7 +2292,7 @@
                 <w:rtl w:val="0"/>
                 <w:lang w:val="en-US"/>
               </w:rPr>
-              <w:t>PURPOSE BASED SAVINGS &amp; INVESTING</w:t>
+              <w:t>DEBT MANAGEMENT</w:t>
             </w:r>
           </w:p>
         </w:tc>
@@ -1784,7 +2302,7 @@
           <w:shd w:val="clear" w:color="auto" w:fill="ced7e7"/>
         </w:tblPrEx>
         <w:trPr>
-          <w:trHeight w:val="4594" w:hRule="atLeast"/>
+          <w:trHeight w:val="3075" w:hRule="atLeast"/>
         </w:trPr>
         <w:tc>
           <w:tcPr>
@@ -1808,6 +2326,7 @@
             <w:pPr>
               <w:pStyle w:val="Body A"/>
               <w:spacing w:after="200" w:line="240" w:lineRule="auto"/>
+              <w:jc w:val="both"/>
               <w:rPr>
                 <w:rFonts w:ascii="Helvetica Neue" w:cs="Helvetica Neue" w:hAnsi="Helvetica Neue" w:eastAsia="Helvetica Neue"/>
                 <w:sz w:val="20"/>
@@ -1824,18 +2343,7 @@
                 <w:rtl w:val="0"/>
                 <w:lang w:val="en-US"/>
               </w:rPr>
-              <w:t xml:space="preserve">You have {20} of cash on hand in liquid accounts and an estimated monthly {21} of ~ {22} per month. You also have cash in taxable brokerage accounts of ~ </w:t>
-            </w:r>
-            <w:r>
-              <w:rPr>
-                <w:rFonts w:ascii="Helvetica Neue" w:hAnsi="Helvetica Neue"/>
-                <w:sz w:val="20"/>
-                <w:szCs w:val="20"/>
-                <w:shd w:val="clear" w:color="auto" w:fill="00ff00"/>
-                <w:rtl w:val="0"/>
-                <w:lang w:val="en-US"/>
-              </w:rPr>
-              <w:t xml:space="preserve">$XXX,XXX. </w:t>
+              <w:t xml:space="preserve">You currently have {23} of debt excluding your mortgage. Once you have adjusted your spending, you will have an estimated monthly {6}  of ~ {7} per month or ~ {8} per year. </w:t>
             </w:r>
           </w:p>
           <w:p>
@@ -1844,58 +2352,25 @@
               <w:bidi w:val="0"/>
               <w:spacing w:after="200" w:line="240" w:lineRule="auto"/>
               <w:ind w:left="0" w:right="0" w:firstLine="0"/>
-              <w:jc w:val="left"/>
+              <w:jc w:val="both"/>
               <w:rPr>
                 <w:rFonts w:ascii="Helvetica Neue" w:cs="Helvetica Neue" w:hAnsi="Helvetica Neue" w:eastAsia="Helvetica Neue"/>
                 <w:sz w:val="20"/>
                 <w:szCs w:val="20"/>
-                <w:shd w:val="clear" w:color="auto" w:fill="00ff00"/>
-                <w:rtl w:val="0"/>
-              </w:rPr>
-            </w:pPr>
-            <w:r>
-              <w:rPr>
-                <w:rFonts w:ascii="Helvetica Neue" w:hAnsi="Helvetica Neue"/>
-                <w:sz w:val="20"/>
-                <w:szCs w:val="20"/>
-                <w:shd w:val="nil" w:color="auto" w:fill="auto"/>
-                <w:rtl w:val="0"/>
-                <w:lang w:val="en-US"/>
-              </w:rPr>
-              <w:t xml:space="preserve">Right now, your top priorities are </w:t>
-            </w:r>
-            <w:r>
-              <w:rPr>
-                <w:rFonts w:ascii="Helvetica Neue" w:hAnsi="Helvetica Neue"/>
-                <w:sz w:val="20"/>
-                <w:szCs w:val="20"/>
-                <w:shd w:val="clear" w:color="auto" w:fill="ffff00"/>
-                <w:rtl w:val="0"/>
-                <w:lang w:val="en-US"/>
-              </w:rPr>
-              <w:t xml:space="preserve">[Net Worth] [D3/4], </w:t>
-            </w:r>
-            <w:r>
-              <w:rPr>
-                <w:rFonts w:ascii="Helvetica Neue" w:hAnsi="Helvetica Neue" w:hint="default"/>
-                <w:sz w:val="20"/>
-                <w:szCs w:val="20"/>
-                <w:shd w:val="clear" w:color="auto" w:fill="ffff00"/>
-                <w:rtl w:val="0"/>
-                <w:lang w:val="en-US"/>
-              </w:rPr>
-              <w:t>…</w:t>
-            </w:r>
-            <w:r>
-              <w:rPr>
-                <w:rFonts w:ascii="Helvetica Neue" w:hAnsi="Helvetica Neue"/>
-                <w:sz w:val="20"/>
-                <w:szCs w:val="20"/>
-                <w:shd w:val="clear" w:color="auto" w:fill="ffff00"/>
-                <w:rtl w:val="0"/>
-                <w:lang w:val="en-US"/>
-              </w:rPr>
-              <w:t>, [Net Worth] [H3/4].</w:t>
+                <w:shd w:val="nil" w:color="auto" w:fill="auto"/>
+                <w:rtl w:val="0"/>
+              </w:rPr>
+            </w:pPr>
+            <w:r>
+              <w:rPr>
+                <w:rFonts w:ascii="Helvetica Neue" w:hAnsi="Helvetica Neue"/>
+                <w:sz w:val="20"/>
+                <w:szCs w:val="20"/>
+                <w:shd w:val="nil" w:color="auto" w:fill="auto"/>
+                <w:rtl w:val="0"/>
+                <w:lang w:val="en-US"/>
+              </w:rPr>
+              <w:t xml:space="preserve">Prioritize paying down your debt with the highest interest rate.  </w:t>
             </w:r>
           </w:p>
           <w:p>
@@ -1904,7 +2379,7 @@
               <w:bidi w:val="0"/>
               <w:spacing w:after="200" w:line="240" w:lineRule="auto"/>
               <w:ind w:left="0" w:right="0" w:firstLine="0"/>
-              <w:jc w:val="left"/>
+              <w:jc w:val="both"/>
               <w:rPr>
                 <w:rFonts w:ascii="Helvetica Neue" w:cs="Helvetica Neue" w:hAnsi="Helvetica Neue" w:eastAsia="Helvetica Neue"/>
                 <w:b w:val="1"/>
@@ -1934,30 +2409,30 @@
               <w:pStyle w:val="Body A"/>
               <w:numPr>
                 <w:ilvl w:val="0"/>
-                <w:numId w:val="3"/>
+                <w:numId w:val="4"/>
               </w:numPr>
               <w:bidi w:val="0"/>
               <w:spacing w:after="200" w:line="240" w:lineRule="auto"/>
               <w:ind w:right="0"/>
-              <w:jc w:val="left"/>
-              <w:rPr>
-                <w:rFonts w:ascii="Helvetica Neue" w:hAnsi="Helvetica Neue"/>
-                <w:sz w:val="20"/>
-                <w:szCs w:val="20"/>
-                <w:rtl w:val="0"/>
-                <w:lang w:val="en-US"/>
-              </w:rPr>
-            </w:pPr>
-            <w:r>
-              <w:rPr>
-                <w:rFonts w:ascii="Helvetica Neue" w:hAnsi="Helvetica Neue"/>
-                <w:sz w:val="20"/>
-                <w:szCs w:val="20"/>
-                <w:shd w:val="nil" w:color="auto" w:fill="auto"/>
-                <w:rtl w:val="0"/>
-                <w:lang w:val="en-US"/>
-              </w:rPr>
-              <w:t xml:space="preserve">Open a High Yield Savings Account at (Ally // Marcus // current bank if applicable) and move $XX,000 from your Chase savings account to fully fund your emergency fund. </w:t>
+              <w:jc w:val="both"/>
+              <w:rPr>
+                <w:rFonts w:ascii="Helvetica Neue" w:hAnsi="Helvetica Neue"/>
+                <w:sz w:val="20"/>
+                <w:szCs w:val="20"/>
+                <w:rtl w:val="0"/>
+                <w:lang w:val="en-US"/>
+              </w:rPr>
+            </w:pPr>
+            <w:r>
+              <w:rPr>
+                <w:rFonts w:ascii="Helvetica Neue" w:hAnsi="Helvetica Neue"/>
+                <w:sz w:val="20"/>
+                <w:szCs w:val="20"/>
+                <w:shd w:val="nil" w:color="auto" w:fill="auto"/>
+                <w:rtl w:val="0"/>
+                <w:lang w:val="en-US"/>
+              </w:rPr>
+              <w:t xml:space="preserve">Get 0% APY card and transfer the balances from your interest bearing debt. There will be a 3-4% transfer fee. This is less than you are currently paying in finance charges and interest. </w:t>
             </w:r>
           </w:p>
           <w:p>
@@ -1965,150 +2440,65 @@
               <w:pStyle w:val="Body A"/>
               <w:numPr>
                 <w:ilvl w:val="0"/>
-                <w:numId w:val="3"/>
+                <w:numId w:val="4"/>
               </w:numPr>
               <w:bidi w:val="0"/>
               <w:spacing w:after="200" w:line="240" w:lineRule="auto"/>
               <w:ind w:right="0"/>
-              <w:jc w:val="left"/>
-              <w:rPr>
-                <w:rFonts w:ascii="Helvetica Neue" w:hAnsi="Helvetica Neue"/>
-                <w:sz w:val="20"/>
-                <w:szCs w:val="20"/>
-                <w:rtl w:val="0"/>
-                <w:lang w:val="en-US"/>
-              </w:rPr>
-            </w:pPr>
-            <w:r>
-              <w:rPr>
-                <w:rFonts w:ascii="Helvetica Neue" w:hAnsi="Helvetica Neue"/>
-                <w:sz w:val="20"/>
-                <w:szCs w:val="20"/>
-                <w:shd w:val="nil" w:color="auto" w:fill="auto"/>
-                <w:rtl w:val="0"/>
-                <w:lang w:val="en-US"/>
-              </w:rPr>
-              <w:t xml:space="preserve">To fund your (travel, property taxes, home improvement, etc.) create separate buckets in your  High Yield Savings Account and move $XX,XXX from your Chase savings account to fully fund these goals. </w:t>
-            </w:r>
-          </w:p>
-          <w:p>
-            <w:pPr>
-              <w:pStyle w:val="Body A"/>
-              <w:numPr>
-                <w:ilvl w:val="0"/>
-                <w:numId w:val="3"/>
-              </w:numPr>
-              <w:bidi w:val="0"/>
-              <w:spacing w:after="200" w:line="240" w:lineRule="auto"/>
-              <w:ind w:right="0"/>
-              <w:jc w:val="left"/>
-              <w:rPr>
-                <w:rFonts w:ascii="Helvetica Neue" w:hAnsi="Helvetica Neue"/>
-                <w:sz w:val="20"/>
-                <w:szCs w:val="20"/>
-                <w:rtl w:val="0"/>
-                <w:lang w:val="en-US"/>
-              </w:rPr>
-            </w:pPr>
-            <w:r>
-              <w:rPr>
-                <w:rFonts w:ascii="Helvetica Neue" w:hAnsi="Helvetica Neue"/>
-                <w:sz w:val="20"/>
-                <w:szCs w:val="20"/>
-                <w:shd w:val="nil" w:color="auto" w:fill="auto"/>
-                <w:rtl w:val="0"/>
-                <w:lang w:val="en-US"/>
-              </w:rPr>
-              <w:t xml:space="preserve">Move $XX,XXX from your savings to your brokerage account. </w:t>
-            </w:r>
-          </w:p>
-          <w:p>
-            <w:pPr>
-              <w:pStyle w:val="Body A"/>
-              <w:numPr>
-                <w:ilvl w:val="0"/>
-                <w:numId w:val="3"/>
-              </w:numPr>
-              <w:bidi w:val="0"/>
-              <w:spacing w:after="200" w:line="240" w:lineRule="auto"/>
-              <w:ind w:right="0"/>
-              <w:jc w:val="left"/>
-              <w:rPr>
-                <w:rFonts w:ascii="Helvetica Neue" w:hAnsi="Helvetica Neue"/>
-                <w:sz w:val="20"/>
-                <w:szCs w:val="20"/>
-                <w:rtl w:val="0"/>
-                <w:lang w:val="en-US"/>
-              </w:rPr>
-            </w:pPr>
-            <w:r>
-              <w:rPr>
-                <w:rFonts w:ascii="Helvetica Neue" w:hAnsi="Helvetica Neue"/>
-                <w:sz w:val="20"/>
-                <w:szCs w:val="20"/>
-                <w:shd w:val="nil" w:color="auto" w:fill="auto"/>
-                <w:rtl w:val="0"/>
-                <w:lang w:val="en-US"/>
-              </w:rPr>
-              <w:t xml:space="preserve">Increase your retirement contributions to </w:t>
-            </w:r>
-            <w:r>
-              <w:rPr>
-                <w:rFonts w:ascii="Helvetica Neue" w:hAnsi="Helvetica Neue"/>
-                <w:sz w:val="20"/>
-                <w:szCs w:val="20"/>
-                <w:shd w:val="clear" w:color="auto" w:fill="00ff00"/>
-                <w:rtl w:val="0"/>
-                <w:lang w:val="en-US"/>
-              </w:rPr>
-              <w:t>%Compensation for Retirement.</w:t>
-            </w:r>
-            <w:r>
-              <w:rPr>
-                <w:rFonts w:ascii="Helvetica Neue" w:hAnsi="Helvetica Neue"/>
-                <w:sz w:val="20"/>
-                <w:szCs w:val="20"/>
-                <w:shd w:val="nil" w:color="auto" w:fill="auto"/>
-                <w:rtl w:val="0"/>
-                <w:lang w:val="en-US"/>
-              </w:rPr>
-              <w:t xml:space="preserve"> </w:t>
-            </w:r>
-          </w:p>
-          <w:p>
-            <w:pPr>
-              <w:pStyle w:val="Body A"/>
-              <w:numPr>
-                <w:ilvl w:val="0"/>
-                <w:numId w:val="3"/>
-              </w:numPr>
-              <w:bidi w:val="0"/>
-              <w:spacing w:after="200" w:line="240" w:lineRule="auto"/>
-              <w:ind w:right="0"/>
-              <w:jc w:val="left"/>
-              <w:rPr>
-                <w:rFonts w:ascii="Helvetica Neue" w:hAnsi="Helvetica Neue"/>
-                <w:sz w:val="20"/>
-                <w:szCs w:val="20"/>
-                <w:rtl w:val="0"/>
-                <w:lang w:val="en-US"/>
-              </w:rPr>
-            </w:pPr>
-            <w:r>
-              <w:rPr>
-                <w:rFonts w:ascii="Helvetica Neue" w:hAnsi="Helvetica Neue"/>
-                <w:sz w:val="20"/>
-                <w:szCs w:val="20"/>
-                <w:shd w:val="nil" w:color="auto" w:fill="auto"/>
-                <w:rtl w:val="0"/>
-                <w:lang w:val="en-US"/>
-              </w:rPr>
-              <w:t xml:space="preserve">Set up recurring contributions from your checking account to your brokerage account of $1,000/month. </w:t>
+              <w:jc w:val="both"/>
+              <w:rPr>
+                <w:rFonts w:ascii="Helvetica Neue" w:hAnsi="Helvetica Neue"/>
+                <w:sz w:val="20"/>
+                <w:szCs w:val="20"/>
+                <w:rtl w:val="0"/>
+                <w:lang w:val="en-US"/>
+              </w:rPr>
+            </w:pPr>
+            <w:r>
+              <w:rPr>
+                <w:rFonts w:ascii="Helvetica Neue" w:hAnsi="Helvetica Neue"/>
+                <w:sz w:val="20"/>
+                <w:szCs w:val="20"/>
+                <w:shd w:val="nil" w:color="auto" w:fill="auto"/>
+                <w:rtl w:val="0"/>
+                <w:lang w:val="en-US"/>
+              </w:rPr>
+              <w:t xml:space="preserve">Put all extra cash towards this balance until it is paid off. Be sure to pay it off before the promotional APY period ends. </w:t>
             </w:r>
           </w:p>
         </w:tc>
       </w:tr>
     </w:tbl>
+    <w:p>
+      <w:pPr>
+        <w:pStyle w:val="Body A"/>
+        <w:widowControl w:val="0"/>
+        <w:spacing w:line="240" w:lineRule="auto"/>
+        <w:ind w:left="540" w:hanging="540"/>
+        <w:rPr>
+          <w:rFonts w:ascii="Helvetica Neue" w:cs="Helvetica Neue" w:hAnsi="Helvetica Neue" w:eastAsia="Helvetica Neue"/>
+          <w:b w:val="1"/>
+          <w:bCs w:val="1"/>
+          <w:sz w:val="20"/>
+          <w:szCs w:val="20"/>
+        </w:rPr>
+      </w:pPr>
+    </w:p>
+    <w:p>
+      <w:pPr>
+        <w:pStyle w:val="Body A"/>
+        <w:widowControl w:val="0"/>
+        <w:spacing w:line="240" w:lineRule="auto"/>
+        <w:ind w:left="432" w:hanging="432"/>
+        <w:rPr>
+          <w:rFonts w:ascii="Helvetica Neue" w:cs="Helvetica Neue" w:hAnsi="Helvetica Neue" w:eastAsia="Helvetica Neue"/>
+          <w:b w:val="1"/>
+          <w:bCs w:val="1"/>
+          <w:sz w:val="20"/>
+          <w:szCs w:val="20"/>
+        </w:rPr>
+      </w:pPr>
+    </w:p>
     <w:p>
       <w:pPr>
         <w:pStyle w:val="Body A"/>
@@ -2185,7 +2575,7 @@
       <w:tblPr>
         <w:tblW w:w="9360" w:type="dxa"/>
         <w:jc w:val="left"/>
-        <w:tblInd w:w="432" w:type="dxa"/>
+        <w:tblInd w:w="648" w:type="dxa"/>
         <w:tblBorders>
           <w:top w:val="single" w:color="ffffff" w:sz="8" w:space="0" w:shadow="0" w:frame="0"/>
           <w:left w:val="single" w:color="ffffff" w:sz="8" w:space="0" w:shadow="0" w:frame="0"/>
@@ -2205,7 +2595,7 @@
           <w:shd w:val="clear" w:color="auto" w:fill="ced7e7"/>
         </w:tblPrEx>
         <w:trPr>
-          <w:trHeight w:val="314" w:hRule="atLeast"/>
+          <w:trHeight w:val="354" w:hRule="atLeast"/>
         </w:trPr>
         <w:tc>
           <w:tcPr>
@@ -2242,7 +2632,7 @@
                 <w:rtl w:val="0"/>
                 <w:lang w:val="en-US"/>
               </w:rPr>
-              <w:t>DEBT MANAGEMENT</w:t>
+              <w:t>EDUCATION SAVINGS</w:t>
             </w:r>
           </w:p>
         </w:tc>
@@ -2252,7 +2642,7 @@
           <w:shd w:val="clear" w:color="auto" w:fill="ced7e7"/>
         </w:tblPrEx>
         <w:trPr>
-          <w:trHeight w:val="3035" w:hRule="atLeast"/>
+          <w:trHeight w:val="5314" w:hRule="atLeast"/>
         </w:trPr>
         <w:tc>
           <w:tcPr>
@@ -2276,6 +2666,7 @@
             <w:pPr>
               <w:pStyle w:val="Body A"/>
               <w:spacing w:after="200" w:line="240" w:lineRule="auto"/>
+              <w:jc w:val="both"/>
               <w:rPr>
                 <w:rFonts w:ascii="Helvetica Neue" w:cs="Helvetica Neue" w:hAnsi="Helvetica Neue" w:eastAsia="Helvetica Neue"/>
                 <w:sz w:val="20"/>
@@ -2292,7 +2683,7 @@
                 <w:rtl w:val="0"/>
                 <w:lang w:val="en-US"/>
               </w:rPr>
-              <w:t xml:space="preserve">You currently have {23} of debt excluding your mortgage. Once you have adjusted your spending, you will have an estimated monthly {6}  of ~ {7} per month or ~ {8} per year. </w:t>
+              <w:t>To fully fund a 4-year public education, you need to save {25} per month or {24} per year.</w:t>
             </w:r>
           </w:p>
           <w:p>
@@ -2301,7 +2692,7 @@
               <w:bidi w:val="0"/>
               <w:spacing w:after="200" w:line="240" w:lineRule="auto"/>
               <w:ind w:left="0" w:right="0" w:firstLine="0"/>
-              <w:jc w:val="left"/>
+              <w:jc w:val="both"/>
               <w:rPr>
                 <w:rFonts w:ascii="Helvetica Neue" w:cs="Helvetica Neue" w:hAnsi="Helvetica Neue" w:eastAsia="Helvetica Neue"/>
                 <w:sz w:val="20"/>
@@ -2319,7 +2710,7 @@
                 <w:rtl w:val="0"/>
                 <w:lang w:val="en-US"/>
               </w:rPr>
-              <w:t xml:space="preserve">Prioritize paying down your debt with the highest interest rate.  </w:t>
+              <w:t>To fully fund a 4-year private education, you need to save {27} per month or {26} per year.</w:t>
             </w:r>
           </w:p>
           <w:p>
@@ -2328,7 +2719,34 @@
               <w:bidi w:val="0"/>
               <w:spacing w:after="200" w:line="240" w:lineRule="auto"/>
               <w:ind w:left="0" w:right="0" w:firstLine="0"/>
-              <w:jc w:val="left"/>
+              <w:jc w:val="both"/>
+              <w:rPr>
+                <w:rFonts w:ascii="Helvetica Neue" w:cs="Helvetica Neue" w:hAnsi="Helvetica Neue" w:eastAsia="Helvetica Neue"/>
+                <w:sz w:val="20"/>
+                <w:szCs w:val="20"/>
+                <w:shd w:val="nil" w:color="auto" w:fill="auto"/>
+                <w:rtl w:val="0"/>
+              </w:rPr>
+            </w:pPr>
+            <w:r>
+              <w:rPr>
+                <w:rFonts w:ascii="Helvetica Neue" w:hAnsi="Helvetica Neue"/>
+                <w:sz w:val="20"/>
+                <w:szCs w:val="20"/>
+                <w:shd w:val="nil" w:color="auto" w:fill="auto"/>
+                <w:rtl w:val="0"/>
+                <w:lang w:val="en-US"/>
+              </w:rPr>
+              <w:t>Focus all savings for education into a 529 Plan until middle school. Invest in a static/passive Aggressive Growth Portfolio and not age-based to take greatest advantage of the power of compounding.</w:t>
+            </w:r>
+          </w:p>
+          <w:p>
+            <w:pPr>
+              <w:pStyle w:val="Body A"/>
+              <w:bidi w:val="0"/>
+              <w:spacing w:after="200" w:line="240" w:lineRule="auto"/>
+              <w:ind w:left="0" w:right="0" w:firstLine="0"/>
+              <w:jc w:val="both"/>
               <w:rPr>
                 <w:rFonts w:ascii="Helvetica Neue" w:cs="Helvetica Neue" w:hAnsi="Helvetica Neue" w:eastAsia="Helvetica Neue"/>
                 <w:b w:val="1"/>
@@ -2358,30 +2776,30 @@
               <w:pStyle w:val="Body A"/>
               <w:numPr>
                 <w:ilvl w:val="0"/>
-                <w:numId w:val="4"/>
+                <w:numId w:val="5"/>
               </w:numPr>
               <w:bidi w:val="0"/>
               <w:spacing w:after="200" w:line="240" w:lineRule="auto"/>
               <w:ind w:right="0"/>
-              <w:jc w:val="left"/>
-              <w:rPr>
-                <w:rFonts w:ascii="Helvetica Neue" w:hAnsi="Helvetica Neue"/>
-                <w:sz w:val="20"/>
-                <w:szCs w:val="20"/>
-                <w:rtl w:val="0"/>
-                <w:lang w:val="en-US"/>
-              </w:rPr>
-            </w:pPr>
-            <w:r>
-              <w:rPr>
-                <w:rFonts w:ascii="Helvetica Neue" w:hAnsi="Helvetica Neue"/>
-                <w:sz w:val="20"/>
-                <w:szCs w:val="20"/>
-                <w:shd w:val="nil" w:color="auto" w:fill="auto"/>
-                <w:rtl w:val="0"/>
-                <w:lang w:val="en-US"/>
-              </w:rPr>
-              <w:t xml:space="preserve">Get 0% APY card and transfer the balances from your interest bearing debt. There will be a 3-4% transfer fee. This is less than you are currently paying in finance charges and interest. </w:t>
+              <w:jc w:val="both"/>
+              <w:rPr>
+                <w:rFonts w:ascii="Helvetica Neue" w:hAnsi="Helvetica Neue"/>
+                <w:sz w:val="20"/>
+                <w:szCs w:val="20"/>
+                <w:rtl w:val="0"/>
+                <w:lang w:val="en-US"/>
+              </w:rPr>
+            </w:pPr>
+            <w:r>
+              <w:rPr>
+                <w:rFonts w:ascii="Helvetica Neue" w:hAnsi="Helvetica Neue"/>
+                <w:sz w:val="20"/>
+                <w:szCs w:val="20"/>
+                <w:shd w:val="nil" w:color="auto" w:fill="auto"/>
+                <w:rtl w:val="0"/>
+                <w:lang w:val="en-US"/>
+              </w:rPr>
+              <w:t xml:space="preserve">Open a 529 plan </w:t>
             </w:r>
           </w:p>
           <w:p>
@@ -2389,35 +2807,180 @@
               <w:pStyle w:val="Body A"/>
               <w:numPr>
                 <w:ilvl w:val="0"/>
-                <w:numId w:val="4"/>
+                <w:numId w:val="5"/>
               </w:numPr>
               <w:bidi w:val="0"/>
               <w:spacing w:after="200" w:line="240" w:lineRule="auto"/>
               <w:ind w:right="0"/>
-              <w:jc w:val="left"/>
-              <w:rPr>
-                <w:rFonts w:ascii="Helvetica Neue" w:hAnsi="Helvetica Neue"/>
-                <w:sz w:val="20"/>
-                <w:szCs w:val="20"/>
-                <w:rtl w:val="0"/>
-                <w:lang w:val="en-US"/>
-              </w:rPr>
-            </w:pPr>
-            <w:r>
-              <w:rPr>
-                <w:rFonts w:ascii="Helvetica Neue" w:hAnsi="Helvetica Neue"/>
-                <w:sz w:val="20"/>
-                <w:szCs w:val="20"/>
-                <w:shd w:val="nil" w:color="auto" w:fill="auto"/>
-                <w:rtl w:val="0"/>
-                <w:lang w:val="en-US"/>
-              </w:rPr>
-              <w:t xml:space="preserve">Put all extra cash towards this balance until it is paid off. Be sure to pay it off before the promotional APY period ends. </w:t>
+              <w:jc w:val="both"/>
+              <w:rPr>
+                <w:rFonts w:ascii="Helvetica Neue" w:hAnsi="Helvetica Neue"/>
+                <w:sz w:val="20"/>
+                <w:szCs w:val="20"/>
+                <w:rtl w:val="0"/>
+                <w:lang w:val="en-US"/>
+              </w:rPr>
+            </w:pPr>
+            <w:r>
+              <w:rPr>
+                <w:rFonts w:ascii="Helvetica Neue" w:hAnsi="Helvetica Neue"/>
+                <w:sz w:val="20"/>
+                <w:szCs w:val="20"/>
+                <w:shd w:val="nil" w:color="auto" w:fill="auto"/>
+                <w:rtl w:val="0"/>
+                <w:lang w:val="en-US"/>
+              </w:rPr>
+              <w:t xml:space="preserve">Set up recurring contributions or make lump sum gift of $X,XXX per year. </w:t>
+            </w:r>
+          </w:p>
+          <w:p>
+            <w:pPr>
+              <w:pStyle w:val="Body A"/>
+              <w:numPr>
+                <w:ilvl w:val="1"/>
+                <w:numId w:val="5"/>
+              </w:numPr>
+              <w:bidi w:val="0"/>
+              <w:spacing w:after="200" w:line="240" w:lineRule="auto"/>
+              <w:ind w:right="0"/>
+              <w:jc w:val="both"/>
+              <w:rPr>
+                <w:rFonts w:ascii="Helvetica Neue" w:hAnsi="Helvetica Neue"/>
+                <w:sz w:val="20"/>
+                <w:szCs w:val="20"/>
+                <w:rtl w:val="0"/>
+                <w:lang w:val="en-US"/>
+              </w:rPr>
+            </w:pPr>
+            <w:r>
+              <w:rPr>
+                <w:rFonts w:ascii="Helvetica Neue" w:hAnsi="Helvetica Neue"/>
+                <w:sz w:val="20"/>
+                <w:szCs w:val="20"/>
+                <w:shd w:val="nil" w:color="auto" w:fill="auto"/>
+                <w:rtl w:val="0"/>
+                <w:lang w:val="en-US"/>
+              </w:rPr>
+              <w:t>The IRS lets you frontload five year</w:t>
+            </w:r>
+            <w:r>
+              <w:rPr>
+                <w:rFonts w:ascii="Helvetica Neue" w:hAnsi="Helvetica Neue" w:hint="default"/>
+                <w:sz w:val="20"/>
+                <w:szCs w:val="20"/>
+                <w:shd w:val="nil" w:color="auto" w:fill="auto"/>
+                <w:rtl w:val="0"/>
+                <w:lang w:val="en-US"/>
+              </w:rPr>
+              <w:t>’</w:t>
+            </w:r>
+            <w:r>
+              <w:rPr>
+                <w:rFonts w:ascii="Helvetica Neue" w:hAnsi="Helvetica Neue"/>
+                <w:sz w:val="20"/>
+                <w:szCs w:val="20"/>
+                <w:shd w:val="nil" w:color="auto" w:fill="auto"/>
+                <w:rtl w:val="0"/>
+                <w:lang w:val="en-US"/>
+              </w:rPr>
+              <w:t xml:space="preserve">s worth of giving to 529 plans ($19,000 x 5 = $95,000) per person. </w:t>
+            </w:r>
+          </w:p>
+          <w:p>
+            <w:pPr>
+              <w:pStyle w:val="Body A"/>
+              <w:numPr>
+                <w:ilvl w:val="1"/>
+                <w:numId w:val="5"/>
+              </w:numPr>
+              <w:bidi w:val="0"/>
+              <w:spacing w:after="200" w:line="240" w:lineRule="auto"/>
+              <w:ind w:right="0"/>
+              <w:jc w:val="both"/>
+              <w:rPr>
+                <w:rFonts w:ascii="Helvetica Neue" w:hAnsi="Helvetica Neue"/>
+                <w:sz w:val="20"/>
+                <w:szCs w:val="20"/>
+                <w:rtl w:val="0"/>
+                <w:lang w:val="en-US"/>
+              </w:rPr>
+            </w:pPr>
+            <w:r>
+              <w:rPr>
+                <w:rFonts w:ascii="Helvetica Neue" w:hAnsi="Helvetica Neue"/>
+                <w:sz w:val="20"/>
+                <w:szCs w:val="20"/>
+                <w:shd w:val="nil" w:color="auto" w:fill="auto"/>
+                <w:rtl w:val="0"/>
+                <w:lang w:val="en-US"/>
+              </w:rPr>
+              <w:t xml:space="preserve">Attach form 709 to your tax return. The amount of the gift will decrease by $19,000/year until reaching $0. Then, you no longer need to include form 709. </w:t>
+            </w:r>
+          </w:p>
+          <w:p>
+            <w:pPr>
+              <w:pStyle w:val="Body A"/>
+              <w:numPr>
+                <w:ilvl w:val="0"/>
+                <w:numId w:val="5"/>
+              </w:numPr>
+              <w:bidi w:val="0"/>
+              <w:spacing w:after="200" w:line="240" w:lineRule="auto"/>
+              <w:ind w:right="0"/>
+              <w:jc w:val="both"/>
+              <w:rPr>
+                <w:rFonts w:ascii="Helvetica Neue" w:hAnsi="Helvetica Neue"/>
+                <w:sz w:val="20"/>
+                <w:szCs w:val="20"/>
+                <w:rtl w:val="0"/>
+                <w:lang w:val="en-US"/>
+              </w:rPr>
+            </w:pPr>
+            <w:r>
+              <w:rPr>
+                <w:rFonts w:ascii="Helvetica Neue" w:hAnsi="Helvetica Neue"/>
+                <w:sz w:val="20"/>
+                <w:szCs w:val="20"/>
+                <w:shd w:val="nil" w:color="auto" w:fill="auto"/>
+                <w:rtl w:val="0"/>
+                <w:lang w:val="en-US"/>
+              </w:rPr>
+              <w:t>Set the investment allocation to X.</w:t>
             </w:r>
           </w:p>
         </w:tc>
       </w:tr>
     </w:tbl>
+    <w:p>
+      <w:pPr>
+        <w:pStyle w:val="Body A"/>
+        <w:widowControl w:val="0"/>
+        <w:spacing w:line="240" w:lineRule="auto"/>
+        <w:ind w:left="540" w:hanging="540"/>
+        <w:rPr>
+          <w:rFonts w:ascii="Helvetica Neue" w:cs="Helvetica Neue" w:hAnsi="Helvetica Neue" w:eastAsia="Helvetica Neue"/>
+          <w:b w:val="1"/>
+          <w:bCs w:val="1"/>
+          <w:sz w:val="20"/>
+          <w:szCs w:val="20"/>
+        </w:rPr>
+      </w:pPr>
+    </w:p>
+    <w:p>
+      <w:pPr>
+        <w:pStyle w:val="Body A"/>
+        <w:widowControl w:val="0"/>
+        <w:spacing w:line="240" w:lineRule="auto"/>
+        <w:ind w:left="432" w:hanging="432"/>
+        <w:rPr>
+          <w:rFonts w:ascii="Helvetica Neue" w:cs="Helvetica Neue" w:hAnsi="Helvetica Neue" w:eastAsia="Helvetica Neue"/>
+          <w:b w:val="1"/>
+          <w:bCs w:val="1"/>
+          <w:sz w:val="20"/>
+          <w:szCs w:val="20"/>
+        </w:rPr>
+      </w:pPr>
+    </w:p>
     <w:p>
       <w:pPr>
         <w:pStyle w:val="Body A"/>
@@ -2494,7 +3057,7 @@
       <w:tblPr>
         <w:tblW w:w="9360" w:type="dxa"/>
         <w:jc w:val="left"/>
-        <w:tblInd w:w="432" w:type="dxa"/>
+        <w:tblInd w:w="648" w:type="dxa"/>
         <w:tblBorders>
           <w:top w:val="single" w:color="ffffff" w:sz="8" w:space="0" w:shadow="0" w:frame="0"/>
           <w:left w:val="single" w:color="ffffff" w:sz="8" w:space="0" w:shadow="0" w:frame="0"/>
@@ -2514,7 +3077,7 @@
           <w:shd w:val="clear" w:color="auto" w:fill="ced7e7"/>
         </w:tblPrEx>
         <w:trPr>
-          <w:trHeight w:val="314" w:hRule="atLeast"/>
+          <w:trHeight w:val="354" w:hRule="atLeast"/>
         </w:trPr>
         <w:tc>
           <w:tcPr>
@@ -2537,6 +3100,7 @@
           <w:p>
             <w:pPr>
               <w:pStyle w:val="Body A"/>
+              <w:widowControl w:val="0"/>
               <w:spacing w:line="240" w:lineRule="auto"/>
               <w:jc w:val="center"/>
             </w:pPr>
@@ -2551,7 +3115,7 @@
                 <w:rtl w:val="0"/>
                 <w:lang w:val="en-US"/>
               </w:rPr>
-              <w:t>EDUCATION SAVINGS</w:t>
+              <w:t xml:space="preserve">HOME AFFORDABILITY </w:t>
             </w:r>
           </w:p>
         </w:tc>
@@ -2561,7 +3125,7 @@
           <w:shd w:val="clear" w:color="auto" w:fill="ced7e7"/>
         </w:tblPrEx>
         <w:trPr>
-          <w:trHeight w:val="5274" w:hRule="atLeast"/>
+          <w:trHeight w:val="3274" w:hRule="atLeast"/>
         </w:trPr>
         <w:tc>
           <w:tcPr>
@@ -2602,7 +3166,7 @@
                 <w:rtl w:val="0"/>
                 <w:lang w:val="en-US"/>
               </w:rPr>
-              <w:t>To fully fund a 4-year public education, you need to save {25} per month or {24} per year.</w:t>
+              <w:t xml:space="preserve">On your base income, keep principal, interest, taxes, and insurance (PITI) monthly payments {28}. </w:t>
             </w:r>
           </w:p>
           <w:p>
@@ -2629,7 +3193,7 @@
                 <w:rtl w:val="0"/>
                 <w:lang w:val="en-US"/>
               </w:rPr>
-              <w:t>To fully fund a 4-year private education, you need to save {27} per month or {26} per year.</w:t>
+              <w:t>A lender will lend you anywhere from {29} - {30} per month in PITI.</w:t>
             </w:r>
           </w:p>
           <w:p>
@@ -2656,7 +3220,7 @@
                 <w:rtl w:val="0"/>
                 <w:lang w:val="en-US"/>
               </w:rPr>
-              <w:t>Focus all savings for education into a 529 Plan until middle school. Invest in a static/passive Aggressive Growth Portfolio and not age-based to take greatest advantage of the power of compounding.</w:t>
+              <w:t xml:space="preserve">You should target a mortgage of {31} which is equivalent to a {32} home. Your max home price should be {33} unless you want to put down more money. </w:t>
             </w:r>
           </w:p>
           <w:p>
@@ -2665,7 +3229,56 @@
               <w:bidi w:val="0"/>
               <w:spacing w:after="200" w:line="240" w:lineRule="auto"/>
               <w:ind w:left="0" w:right="0" w:firstLine="0"/>
-              <w:jc w:val="left"/>
+              <w:jc w:val="both"/>
+              <w:rPr>
+                <w:rFonts w:ascii="Helvetica Neue" w:cs="Helvetica Neue" w:hAnsi="Helvetica Neue" w:eastAsia="Helvetica Neue"/>
+                <w:sz w:val="20"/>
+                <w:szCs w:val="20"/>
+                <w:shd w:val="nil" w:color="auto" w:fill="auto"/>
+                <w:rtl w:val="0"/>
+              </w:rPr>
+            </w:pPr>
+            <w:r>
+              <w:rPr>
+                <w:rFonts w:ascii="Helvetica Neue" w:hAnsi="Helvetica Neue"/>
+                <w:sz w:val="20"/>
+                <w:szCs w:val="20"/>
+                <w:shd w:val="nil" w:color="auto" w:fill="auto"/>
+                <w:rtl w:val="0"/>
+                <w:lang w:val="en-US"/>
+              </w:rPr>
+              <w:t xml:space="preserve">You have {34} liquid for a house down payment. It will take you </w:t>
+            </w:r>
+            <w:r>
+              <w:rPr>
+                <w:rFonts w:ascii="Helvetica Neue" w:hAnsi="Helvetica Neue"/>
+                <w:sz w:val="20"/>
+                <w:szCs w:val="20"/>
+                <w:shd w:val="clear" w:color="auto" w:fill="00ff00"/>
+                <w:rtl w:val="0"/>
+                <w:lang w:val="en-US"/>
+              </w:rPr>
+              <w:t>X</w:t>
+            </w:r>
+            <w:r>
+              <w:rPr>
+                <w:rFonts w:ascii="Helvetica Neue" w:hAnsi="Helvetica Neue"/>
+                <w:sz w:val="20"/>
+                <w:szCs w:val="20"/>
+                <w:shd w:val="nil" w:color="auto" w:fill="auto"/>
+                <w:rtl w:val="0"/>
+                <w:lang w:val="en-US"/>
+              </w:rPr>
+              <w:t xml:space="preserve"> years to reach your goal.</w:t>
+            </w:r>
+          </w:p>
+          <w:p>
+            <w:pPr>
+              <w:pStyle w:val="Body A"/>
+              <w:bidi w:val="0"/>
+              <w:spacing w:after="200" w:line="240" w:lineRule="auto"/>
+              <w:ind w:left="0" w:right="0" w:firstLine="0"/>
+              <w:jc w:val="both"/>
               <w:rPr>
                 <w:rFonts w:ascii="Helvetica Neue" w:cs="Helvetica Neue" w:hAnsi="Helvetica Neue" w:eastAsia="Helvetica Neue"/>
                 <w:b w:val="1"/>
@@ -2695,181 +3308,65 @@
               <w:pStyle w:val="Body A"/>
               <w:numPr>
                 <w:ilvl w:val="0"/>
-                <w:numId w:val="5"/>
+                <w:numId w:val="6"/>
               </w:numPr>
               <w:bidi w:val="0"/>
               <w:spacing w:after="200" w:line="240" w:lineRule="auto"/>
               <w:ind w:right="0"/>
-              <w:jc w:val="left"/>
-              <w:rPr>
-                <w:rFonts w:ascii="Helvetica Neue" w:hAnsi="Helvetica Neue"/>
-                <w:sz w:val="20"/>
-                <w:szCs w:val="20"/>
-                <w:rtl w:val="0"/>
-                <w:lang w:val="en-US"/>
-              </w:rPr>
-            </w:pPr>
-            <w:r>
-              <w:rPr>
-                <w:rFonts w:ascii="Helvetica Neue" w:hAnsi="Helvetica Neue"/>
-                <w:sz w:val="20"/>
-                <w:szCs w:val="20"/>
-                <w:shd w:val="nil" w:color="auto" w:fill="auto"/>
-                <w:rtl w:val="0"/>
-                <w:lang w:val="en-US"/>
-              </w:rPr>
-              <w:t xml:space="preserve">Open a 529 plan </w:t>
-            </w:r>
-          </w:p>
-          <w:p>
-            <w:pPr>
-              <w:pStyle w:val="Body A"/>
-              <w:numPr>
-                <w:ilvl w:val="0"/>
-                <w:numId w:val="5"/>
-              </w:numPr>
-              <w:bidi w:val="0"/>
-              <w:spacing w:after="200" w:line="240" w:lineRule="auto"/>
-              <w:ind w:right="0"/>
-              <w:jc w:val="left"/>
-              <w:rPr>
-                <w:rFonts w:ascii="Helvetica Neue" w:hAnsi="Helvetica Neue"/>
-                <w:sz w:val="20"/>
-                <w:szCs w:val="20"/>
-                <w:rtl w:val="0"/>
-                <w:lang w:val="en-US"/>
-              </w:rPr>
-            </w:pPr>
-            <w:r>
-              <w:rPr>
-                <w:rFonts w:ascii="Helvetica Neue" w:hAnsi="Helvetica Neue"/>
-                <w:sz w:val="20"/>
-                <w:szCs w:val="20"/>
-                <w:shd w:val="nil" w:color="auto" w:fill="auto"/>
-                <w:rtl w:val="0"/>
-                <w:lang w:val="en-US"/>
-              </w:rPr>
-              <w:t xml:space="preserve">Set up recurring contributions or make lump sum gift of $X,XXX per year. </w:t>
-            </w:r>
-          </w:p>
-          <w:p>
-            <w:pPr>
-              <w:pStyle w:val="Body A"/>
-              <w:numPr>
-                <w:ilvl w:val="1"/>
-                <w:numId w:val="5"/>
-              </w:numPr>
-              <w:bidi w:val="0"/>
-              <w:spacing w:after="200" w:line="240" w:lineRule="auto"/>
-              <w:ind w:right="0"/>
-              <w:jc w:val="left"/>
-              <w:rPr>
-                <w:rFonts w:ascii="Helvetica Neue" w:hAnsi="Helvetica Neue"/>
-                <w:sz w:val="20"/>
-                <w:szCs w:val="20"/>
-                <w:rtl w:val="0"/>
-                <w:lang w:val="en-US"/>
-              </w:rPr>
-            </w:pPr>
-            <w:r>
-              <w:rPr>
-                <w:rFonts w:ascii="Helvetica Neue" w:hAnsi="Helvetica Neue"/>
-                <w:sz w:val="20"/>
-                <w:szCs w:val="20"/>
-                <w:shd w:val="nil" w:color="auto" w:fill="auto"/>
-                <w:rtl w:val="0"/>
-                <w:lang w:val="en-US"/>
-              </w:rPr>
-              <w:t>The IRS lets you frontload five year</w:t>
-            </w:r>
-            <w:r>
-              <w:rPr>
-                <w:rFonts w:ascii="Helvetica Neue" w:hAnsi="Helvetica Neue" w:hint="default"/>
-                <w:sz w:val="20"/>
-                <w:szCs w:val="20"/>
-                <w:shd w:val="nil" w:color="auto" w:fill="auto"/>
-                <w:rtl w:val="0"/>
-                <w:lang w:val="en-US"/>
-              </w:rPr>
-              <w:t>’</w:t>
-            </w:r>
-            <w:r>
-              <w:rPr>
-                <w:rFonts w:ascii="Helvetica Neue" w:hAnsi="Helvetica Neue"/>
-                <w:sz w:val="20"/>
-                <w:szCs w:val="20"/>
-                <w:shd w:val="nil" w:color="auto" w:fill="auto"/>
-                <w:rtl w:val="0"/>
-                <w:lang w:val="en-US"/>
-              </w:rPr>
-              <w:t xml:space="preserve">s worth of giving to 529 plans ($19,000 x 5 = $95,000) per person. </w:t>
-            </w:r>
-          </w:p>
-          <w:p>
-            <w:pPr>
-              <w:pStyle w:val="Body A"/>
-              <w:numPr>
-                <w:ilvl w:val="1"/>
-                <w:numId w:val="5"/>
-              </w:numPr>
-              <w:bidi w:val="0"/>
-              <w:spacing w:after="200" w:line="240" w:lineRule="auto"/>
-              <w:ind w:right="0"/>
-              <w:jc w:val="left"/>
-              <w:rPr>
-                <w:rFonts w:ascii="Helvetica Neue" w:hAnsi="Helvetica Neue"/>
-                <w:sz w:val="20"/>
-                <w:szCs w:val="20"/>
-                <w:rtl w:val="0"/>
-                <w:lang w:val="en-US"/>
-              </w:rPr>
-            </w:pPr>
-            <w:r>
-              <w:rPr>
-                <w:rFonts w:ascii="Helvetica Neue" w:hAnsi="Helvetica Neue"/>
-                <w:sz w:val="20"/>
-                <w:szCs w:val="20"/>
-                <w:shd w:val="nil" w:color="auto" w:fill="auto"/>
-                <w:rtl w:val="0"/>
-                <w:lang w:val="en-US"/>
-              </w:rPr>
-              <w:t xml:space="preserve">Attach form 709 to your tax return. The amount of the gift will decrease by $19,000/year until reaching $0. Then, you no longer need to include form 709. </w:t>
-            </w:r>
-          </w:p>
-          <w:p>
-            <w:pPr>
-              <w:pStyle w:val="Body A"/>
-              <w:numPr>
-                <w:ilvl w:val="0"/>
-                <w:numId w:val="5"/>
-              </w:numPr>
-              <w:bidi w:val="0"/>
-              <w:spacing w:after="200" w:line="240" w:lineRule="auto"/>
-              <w:ind w:right="0"/>
-              <w:jc w:val="left"/>
-              <w:rPr>
-                <w:rFonts w:ascii="Helvetica Neue" w:hAnsi="Helvetica Neue"/>
-                <w:sz w:val="20"/>
-                <w:szCs w:val="20"/>
-                <w:rtl w:val="0"/>
-                <w:lang w:val="en-US"/>
-              </w:rPr>
-            </w:pPr>
-            <w:r>
-              <w:rPr>
-                <w:rFonts w:ascii="Helvetica Neue" w:hAnsi="Helvetica Neue"/>
-                <w:sz w:val="20"/>
-                <w:szCs w:val="20"/>
-                <w:shd w:val="nil" w:color="auto" w:fill="auto"/>
-                <w:rtl w:val="0"/>
-                <w:lang w:val="en-US"/>
-              </w:rPr>
-              <w:t>Set the investment allocation to X.</w:t>
+              <w:jc w:val="both"/>
+              <w:rPr>
+                <w:rFonts w:ascii="Helvetica Neue" w:hAnsi="Helvetica Neue"/>
+                <w:sz w:val="20"/>
+                <w:szCs w:val="20"/>
+                <w:rtl w:val="0"/>
+                <w:lang w:val="en-US"/>
+              </w:rPr>
+            </w:pPr>
+            <w:r>
+              <w:rPr>
+                <w:rFonts w:ascii="Helvetica Neue" w:hAnsi="Helvetica Neue"/>
+                <w:sz w:val="20"/>
+                <w:szCs w:val="20"/>
+                <w:shd w:val="nil" w:color="auto" w:fill="auto"/>
+                <w:rtl w:val="0"/>
+                <w:lang w:val="en-US"/>
+              </w:rPr>
+              <w:t>Placeholder</w:t>
             </w:r>
           </w:p>
         </w:tc>
       </w:tr>
     </w:tbl>
+    <w:p>
+      <w:pPr>
+        <w:pStyle w:val="Body A"/>
+        <w:widowControl w:val="0"/>
+        <w:spacing w:line="240" w:lineRule="auto"/>
+        <w:ind w:left="540" w:hanging="540"/>
+        <w:rPr>
+          <w:rFonts w:ascii="Helvetica Neue" w:cs="Helvetica Neue" w:hAnsi="Helvetica Neue" w:eastAsia="Helvetica Neue"/>
+          <w:b w:val="1"/>
+          <w:bCs w:val="1"/>
+          <w:sz w:val="20"/>
+          <w:szCs w:val="20"/>
+        </w:rPr>
+      </w:pPr>
+    </w:p>
+    <w:p>
+      <w:pPr>
+        <w:pStyle w:val="Body A"/>
+        <w:widowControl w:val="0"/>
+        <w:spacing w:line="240" w:lineRule="auto"/>
+        <w:ind w:left="432" w:hanging="432"/>
+        <w:rPr>
+          <w:rFonts w:ascii="Helvetica Neue" w:cs="Helvetica Neue" w:hAnsi="Helvetica Neue" w:eastAsia="Helvetica Neue"/>
+          <w:b w:val="1"/>
+          <w:bCs w:val="1"/>
+          <w:sz w:val="20"/>
+          <w:szCs w:val="20"/>
+        </w:rPr>
+      </w:pPr>
+    </w:p>
     <w:p>
       <w:pPr>
         <w:pStyle w:val="Body A"/>
@@ -2946,7 +3443,7 @@
       <w:tblPr>
         <w:tblW w:w="9360" w:type="dxa"/>
         <w:jc w:val="left"/>
-        <w:tblInd w:w="432" w:type="dxa"/>
+        <w:tblInd w:w="648" w:type="dxa"/>
         <w:tblBorders>
           <w:top w:val="single" w:color="ffffff" w:sz="8" w:space="0" w:shadow="0" w:frame="0"/>
           <w:left w:val="single" w:color="ffffff" w:sz="8" w:space="0" w:shadow="0" w:frame="0"/>
@@ -2966,7 +3463,7 @@
           <w:shd w:val="clear" w:color="auto" w:fill="ced7e7"/>
         </w:tblPrEx>
         <w:trPr>
-          <w:trHeight w:val="314" w:hRule="atLeast"/>
+          <w:trHeight w:val="354" w:hRule="atLeast"/>
         </w:trPr>
         <w:tc>
           <w:tcPr>
@@ -3004,7 +3501,7 @@
                 <w:rtl w:val="0"/>
                 <w:lang w:val="en-US"/>
               </w:rPr>
-              <w:t xml:space="preserve">HOME AFFORDABILITY </w:t>
+              <w:t>RETIREMENT PLANNING</w:t>
             </w:r>
           </w:p>
         </w:tc>
@@ -3014,7 +3511,7 @@
           <w:shd w:val="clear" w:color="auto" w:fill="ced7e7"/>
         </w:tblPrEx>
         <w:trPr>
-          <w:trHeight w:val="3234" w:hRule="atLeast"/>
+          <w:trHeight w:val="5296" w:hRule="atLeast"/>
         </w:trPr>
         <w:tc>
           <w:tcPr>
@@ -3037,7 +3534,7 @@
           <w:p>
             <w:pPr>
               <w:pStyle w:val="Body A"/>
-              <w:spacing w:after="200" w:line="240" w:lineRule="auto"/>
+              <w:spacing w:after="200"/>
               <w:jc w:val="both"/>
               <w:rPr>
                 <w:rFonts w:ascii="Helvetica Neue" w:cs="Helvetica Neue" w:hAnsi="Helvetica Neue" w:eastAsia="Helvetica Neue"/>
@@ -3055,7 +3552,110 @@
                 <w:rtl w:val="0"/>
                 <w:lang w:val="en-US"/>
               </w:rPr>
-              <w:t xml:space="preserve">On your base income, keep principal, interest, taxes, and insurance (PITI) monthly payments {28}. </w:t>
+              <w:t xml:space="preserve">To fully fund retirement at {35}, you {36} today. You currently have {40} of qualified retirement accounts, and {41} of brokerage assets that could be earmarked for retirement. </w:t>
+            </w:r>
+          </w:p>
+          <w:p>
+            <w:pPr>
+              <w:pStyle w:val="Body A"/>
+              <w:bidi w:val="0"/>
+              <w:spacing w:after="200"/>
+              <w:ind w:left="0" w:right="0" w:firstLine="0"/>
+              <w:jc w:val="both"/>
+              <w:rPr>
+                <w:rFonts w:ascii="Helvetica Neue" w:cs="Helvetica Neue" w:hAnsi="Helvetica Neue" w:eastAsia="Helvetica Neue"/>
+                <w:sz w:val="20"/>
+                <w:szCs w:val="20"/>
+                <w:shd w:val="nil" w:color="auto" w:fill="auto"/>
+                <w:rtl w:val="0"/>
+              </w:rPr>
+            </w:pPr>
+            <w:r>
+              <w:rPr>
+                <w:rFonts w:ascii="Helvetica Neue" w:hAnsi="Helvetica Neue"/>
+                <w:sz w:val="20"/>
+                <w:szCs w:val="20"/>
+                <w:shd w:val="nil" w:color="auto" w:fill="auto"/>
+                <w:rtl w:val="0"/>
+                <w:lang w:val="en-US"/>
+              </w:rPr>
+              <w:t xml:space="preserve">To be on track for retirement at assuming some social security, you need to save {37} per year. </w:t>
+            </w:r>
+          </w:p>
+          <w:p>
+            <w:pPr>
+              <w:pStyle w:val="Body A"/>
+              <w:bidi w:val="0"/>
+              <w:spacing w:after="200"/>
+              <w:ind w:left="0" w:right="0" w:firstLine="0"/>
+              <w:jc w:val="both"/>
+              <w:rPr>
+                <w:rFonts w:ascii="Helvetica Neue" w:cs="Helvetica Neue" w:hAnsi="Helvetica Neue" w:eastAsia="Helvetica Neue"/>
+                <w:sz w:val="20"/>
+                <w:szCs w:val="20"/>
+                <w:shd w:val="nil" w:color="auto" w:fill="auto"/>
+                <w:rtl w:val="0"/>
+              </w:rPr>
+            </w:pPr>
+            <w:r>
+              <w:rPr>
+                <w:rFonts w:ascii="Helvetica Neue" w:hAnsi="Helvetica Neue"/>
+                <w:sz w:val="20"/>
+                <w:szCs w:val="20"/>
+                <w:shd w:val="nil" w:color="auto" w:fill="auto"/>
+                <w:rtl w:val="0"/>
+                <w:lang w:val="en-US"/>
+              </w:rPr>
+              <w:t>You</w:t>
+            </w:r>
+            <w:r>
+              <w:rPr>
+                <w:rFonts w:ascii="Helvetica Neue" w:hAnsi="Helvetica Neue" w:hint="default"/>
+                <w:sz w:val="20"/>
+                <w:szCs w:val="20"/>
+                <w:shd w:val="nil" w:color="auto" w:fill="auto"/>
+                <w:rtl w:val="0"/>
+                <w:lang w:val="en-US"/>
+              </w:rPr>
+              <w:t>’</w:t>
+            </w:r>
+            <w:r>
+              <w:rPr>
+                <w:rFonts w:ascii="Helvetica Neue" w:hAnsi="Helvetica Neue"/>
+                <w:sz w:val="20"/>
+                <w:szCs w:val="20"/>
+                <w:shd w:val="nil" w:color="auto" w:fill="auto"/>
+                <w:rtl w:val="0"/>
+                <w:lang w:val="en-US"/>
+              </w:rPr>
+              <w:t xml:space="preserve">re currently saving {38} which includes your 401(k) contributions, employer match, and Roth IRA. </w:t>
+            </w:r>
+          </w:p>
+          <w:p>
+            <w:pPr>
+              <w:pStyle w:val="Body A"/>
+              <w:bidi w:val="0"/>
+              <w:spacing w:after="200"/>
+              <w:ind w:left="0" w:right="0" w:firstLine="0"/>
+              <w:jc w:val="both"/>
+              <w:rPr>
+                <w:rFonts w:ascii="Helvetica Neue" w:cs="Helvetica Neue" w:hAnsi="Helvetica Neue" w:eastAsia="Helvetica Neue"/>
+                <w:sz w:val="20"/>
+                <w:szCs w:val="20"/>
+                <w:shd w:val="nil" w:color="auto" w:fill="auto"/>
+                <w:rtl w:val="0"/>
+              </w:rPr>
+            </w:pPr>
+            <w:r>
+              <w:rPr>
+                <w:rFonts w:ascii="Helvetica Neue" w:hAnsi="Helvetica Neue"/>
+                <w:sz w:val="20"/>
+                <w:szCs w:val="20"/>
+                <w:shd w:val="nil" w:color="auto" w:fill="auto"/>
+                <w:rtl w:val="0"/>
+                <w:lang w:val="en-US"/>
+              </w:rPr>
+              <w:t xml:space="preserve">You need to save an extra {39} per year. </w:t>
             </w:r>
           </w:p>
           <w:p>
@@ -3067,109 +3667,6 @@
               <w:jc w:val="both"/>
               <w:rPr>
                 <w:rFonts w:ascii="Helvetica Neue" w:cs="Helvetica Neue" w:hAnsi="Helvetica Neue" w:eastAsia="Helvetica Neue"/>
-                <w:sz w:val="20"/>
-                <w:szCs w:val="20"/>
-                <w:shd w:val="nil" w:color="auto" w:fill="auto"/>
-                <w:rtl w:val="0"/>
-              </w:rPr>
-            </w:pPr>
-            <w:r>
-              <w:rPr>
-                <w:rFonts w:ascii="Helvetica Neue" w:hAnsi="Helvetica Neue"/>
-                <w:sz w:val="20"/>
-                <w:szCs w:val="20"/>
-                <w:shd w:val="nil" w:color="auto" w:fill="auto"/>
-                <w:rtl w:val="0"/>
-                <w:lang w:val="en-US"/>
-              </w:rPr>
-              <w:t>A lender will lend you anywhere from {29} - {30} per month in PITI.</w:t>
-            </w:r>
-          </w:p>
-          <w:p>
-            <w:pPr>
-              <w:pStyle w:val="Body A"/>
-              <w:bidi w:val="0"/>
-              <w:spacing w:after="200" w:line="240" w:lineRule="auto"/>
-              <w:ind w:left="0" w:right="0" w:firstLine="0"/>
-              <w:jc w:val="both"/>
-              <w:rPr>
-                <w:rFonts w:ascii="Helvetica Neue" w:cs="Helvetica Neue" w:hAnsi="Helvetica Neue" w:eastAsia="Helvetica Neue"/>
-                <w:sz w:val="20"/>
-                <w:szCs w:val="20"/>
-                <w:shd w:val="nil" w:color="auto" w:fill="auto"/>
-                <w:rtl w:val="0"/>
-              </w:rPr>
-            </w:pPr>
-            <w:r>
-              <w:rPr>
-                <w:rFonts w:ascii="Helvetica Neue" w:hAnsi="Helvetica Neue"/>
-                <w:sz w:val="20"/>
-                <w:szCs w:val="20"/>
-                <w:shd w:val="nil" w:color="auto" w:fill="auto"/>
-                <w:rtl w:val="0"/>
-                <w:lang w:val="en-US"/>
-              </w:rPr>
-              <w:t xml:space="preserve">You should target a mortgage of {31} which is equivalent to a {32} home. Your max home price should be {33} unless you want to put down more money. </w:t>
-            </w:r>
-          </w:p>
-          <w:p>
-            <w:pPr>
-              <w:pStyle w:val="Body A"/>
-              <w:bidi w:val="0"/>
-              <w:spacing w:after="200" w:line="240" w:lineRule="auto"/>
-              <w:ind w:left="0" w:right="0" w:firstLine="0"/>
-              <w:jc w:val="both"/>
-              <w:rPr>
-                <w:rFonts w:ascii="Helvetica Neue" w:cs="Helvetica Neue" w:hAnsi="Helvetica Neue" w:eastAsia="Helvetica Neue"/>
-                <w:sz w:val="20"/>
-                <w:szCs w:val="20"/>
-                <w:shd w:val="nil" w:color="auto" w:fill="auto"/>
-                <w:rtl w:val="0"/>
-              </w:rPr>
-            </w:pPr>
-            <w:r>
-              <w:rPr>
-                <w:rFonts w:ascii="Helvetica Neue" w:hAnsi="Helvetica Neue"/>
-                <w:sz w:val="20"/>
-                <w:szCs w:val="20"/>
-                <w:shd w:val="nil" w:color="auto" w:fill="auto"/>
-                <w:rtl w:val="0"/>
-                <w:lang w:val="en-US"/>
-              </w:rPr>
-              <w:t xml:space="preserve">You have {34} liquid for a house down payment. It will take you </w:t>
-            </w:r>
-            <w:r>
-              <w:rPr>
-                <w:rFonts w:ascii="Helvetica Neue" w:hAnsi="Helvetica Neue"/>
-                <w:sz w:val="20"/>
-                <w:szCs w:val="20"/>
-                <w:shd w:val="clear" w:color="auto" w:fill="00ff00"/>
-                <w:rtl w:val="0"/>
-                <w:lang w:val="en-US"/>
-              </w:rPr>
-              <w:t>X</w:t>
-            </w:r>
-            <w:r>
-              <w:rPr>
-                <w:rFonts w:ascii="Helvetica Neue" w:hAnsi="Helvetica Neue"/>
-                <w:sz w:val="20"/>
-                <w:szCs w:val="20"/>
-                <w:shd w:val="nil" w:color="auto" w:fill="auto"/>
-                <w:rtl w:val="0"/>
-                <w:lang w:val="en-US"/>
-              </w:rPr>
-              <w:t xml:space="preserve"> years to reach your goal.</w:t>
-            </w:r>
-          </w:p>
-          <w:p>
-            <w:pPr>
-              <w:pStyle w:val="Body A"/>
-              <w:bidi w:val="0"/>
-              <w:spacing w:after="200" w:line="240" w:lineRule="auto"/>
-              <w:ind w:left="0" w:right="0" w:firstLine="0"/>
-              <w:jc w:val="left"/>
-              <w:rPr>
-                <w:rFonts w:ascii="Helvetica Neue" w:cs="Helvetica Neue" w:hAnsi="Helvetica Neue" w:eastAsia="Helvetica Neue"/>
                 <w:b w:val="1"/>
                 <w:bCs w:val="1"/>
                 <w:sz w:val="20"/>
@@ -3197,35 +3694,210 @@
               <w:pStyle w:val="Body A"/>
               <w:numPr>
                 <w:ilvl w:val="0"/>
-                <w:numId w:val="6"/>
+                <w:numId w:val="7"/>
               </w:numPr>
               <w:bidi w:val="0"/>
-              <w:spacing w:after="200" w:line="240" w:lineRule="auto"/>
+              <w:spacing w:after="200"/>
               <w:ind w:right="0"/>
-              <w:jc w:val="left"/>
-              <w:rPr>
-                <w:rFonts w:ascii="Helvetica Neue" w:hAnsi="Helvetica Neue"/>
-                <w:sz w:val="20"/>
-                <w:szCs w:val="20"/>
-                <w:rtl w:val="0"/>
-                <w:lang w:val="en-US"/>
-              </w:rPr>
-            </w:pPr>
-            <w:r>
-              <w:rPr>
-                <w:rFonts w:ascii="Helvetica Neue" w:hAnsi="Helvetica Neue"/>
-                <w:sz w:val="20"/>
-                <w:szCs w:val="20"/>
-                <w:shd w:val="nil" w:color="auto" w:fill="auto"/>
-                <w:rtl w:val="0"/>
-                <w:lang w:val="en-US"/>
-              </w:rPr>
-              <w:t>Placeholder</w:t>
+              <w:jc w:val="both"/>
+              <w:rPr>
+                <w:rFonts w:ascii="Helvetica Neue" w:hAnsi="Helvetica Neue"/>
+                <w:sz w:val="20"/>
+                <w:szCs w:val="20"/>
+                <w:rtl w:val="0"/>
+                <w:lang w:val="en-US"/>
+              </w:rPr>
+            </w:pPr>
+            <w:r>
+              <w:rPr>
+                <w:rFonts w:ascii="Helvetica Neue" w:hAnsi="Helvetica Neue"/>
+                <w:sz w:val="20"/>
+                <w:szCs w:val="20"/>
+                <w:shd w:val="nil" w:color="auto" w:fill="auto"/>
+                <w:rtl w:val="0"/>
+                <w:lang w:val="en-US"/>
+              </w:rPr>
+              <w:t xml:space="preserve">Maximize pre-tax contributions at $23,500 each for 2025. </w:t>
+            </w:r>
+            <w:r>
+              <w:rPr>
+                <w:rFonts w:ascii="Helvetica Neue" w:hAnsi="Helvetica Neue"/>
+                <w:i w:val="1"/>
+                <w:iCs w:val="1"/>
+                <w:sz w:val="20"/>
+                <w:szCs w:val="20"/>
+                <w:shd w:val="nil" w:color="auto" w:fill="auto"/>
+                <w:rtl w:val="0"/>
+                <w:lang w:val="en-US"/>
+              </w:rPr>
+              <w:t xml:space="preserve">If over 50 </w:t>
+            </w:r>
+            <w:r>
+              <w:rPr>
+                <w:rFonts w:ascii="Helvetica Neue" w:hAnsi="Helvetica Neue" w:hint="default"/>
+                <w:i w:val="1"/>
+                <w:iCs w:val="1"/>
+                <w:sz w:val="20"/>
+                <w:szCs w:val="20"/>
+                <w:shd w:val="nil" w:color="auto" w:fill="auto"/>
+                <w:rtl w:val="0"/>
+                <w:lang w:val="en-US"/>
+              </w:rPr>
+              <w:t>½</w:t>
+            </w:r>
+            <w:r>
+              <w:rPr>
+                <w:rFonts w:ascii="Helvetica Neue" w:hAnsi="Helvetica Neue"/>
+                <w:i w:val="1"/>
+                <w:iCs w:val="1"/>
+                <w:sz w:val="20"/>
+                <w:szCs w:val="20"/>
+                <w:shd w:val="nil" w:color="auto" w:fill="auto"/>
+                <w:rtl w:val="0"/>
+                <w:lang w:val="en-US"/>
+              </w:rPr>
+              <w:t xml:space="preserve">, you can do a catch up contribution of $7,500/year. If you are 60-63, you can catch up to $11,250/year. </w:t>
+            </w:r>
+          </w:p>
+          <w:p>
+            <w:pPr>
+              <w:pStyle w:val="Body A"/>
+              <w:numPr>
+                <w:ilvl w:val="0"/>
+                <w:numId w:val="7"/>
+              </w:numPr>
+              <w:bidi w:val="0"/>
+              <w:spacing w:after="200"/>
+              <w:ind w:right="0"/>
+              <w:jc w:val="both"/>
+              <w:rPr>
+                <w:rFonts w:ascii="Helvetica Neue" w:hAnsi="Helvetica Neue"/>
+                <w:sz w:val="20"/>
+                <w:szCs w:val="20"/>
+                <w:rtl w:val="0"/>
+                <w:lang w:val="en-US"/>
+              </w:rPr>
+            </w:pPr>
+            <w:r>
+              <w:rPr>
+                <w:rFonts w:ascii="Helvetica Neue" w:hAnsi="Helvetica Neue"/>
+                <w:sz w:val="20"/>
+                <w:szCs w:val="20"/>
+                <w:shd w:val="nil" w:color="auto" w:fill="auto"/>
+                <w:rtl w:val="0"/>
+                <w:lang w:val="en-US"/>
+              </w:rPr>
+              <w:t xml:space="preserve">Continue maxing out your backdoor Roth IRAs. The maximum is $7,000/year under 50 </w:t>
+            </w:r>
+            <w:r>
+              <w:rPr>
+                <w:rFonts w:ascii="Helvetica Neue" w:hAnsi="Helvetica Neue" w:hint="default"/>
+                <w:sz w:val="20"/>
+                <w:szCs w:val="20"/>
+                <w:shd w:val="nil" w:color="auto" w:fill="auto"/>
+                <w:rtl w:val="0"/>
+                <w:lang w:val="en-US"/>
+              </w:rPr>
+              <w:t xml:space="preserve">½ </w:t>
+            </w:r>
+            <w:r>
+              <w:rPr>
+                <w:rFonts w:ascii="Helvetica Neue" w:hAnsi="Helvetica Neue"/>
+                <w:sz w:val="20"/>
+                <w:szCs w:val="20"/>
+                <w:shd w:val="nil" w:color="auto" w:fill="auto"/>
+                <w:rtl w:val="0"/>
+                <w:lang w:val="en-US"/>
+              </w:rPr>
+              <w:t xml:space="preserve">or $8,000/year over 50 </w:t>
+            </w:r>
+            <w:r>
+              <w:rPr>
+                <w:rFonts w:ascii="Helvetica Neue" w:hAnsi="Helvetica Neue" w:hint="default"/>
+                <w:sz w:val="20"/>
+                <w:szCs w:val="20"/>
+                <w:shd w:val="nil" w:color="auto" w:fill="auto"/>
+                <w:rtl w:val="0"/>
+                <w:lang w:val="en-US"/>
+              </w:rPr>
+              <w:t>½</w:t>
+            </w:r>
+            <w:r>
+              <w:rPr>
+                <w:rFonts w:ascii="Helvetica Neue" w:hAnsi="Helvetica Neue"/>
+                <w:sz w:val="20"/>
+                <w:szCs w:val="20"/>
+                <w:shd w:val="nil" w:color="auto" w:fill="auto"/>
+                <w:rtl w:val="0"/>
+                <w:lang w:val="en-US"/>
+              </w:rPr>
+              <w:t xml:space="preserve">. </w:t>
+            </w:r>
+          </w:p>
+          <w:p>
+            <w:pPr>
+              <w:pStyle w:val="Body A"/>
+              <w:numPr>
+                <w:ilvl w:val="0"/>
+                <w:numId w:val="7"/>
+              </w:numPr>
+              <w:bidi w:val="0"/>
+              <w:spacing w:after="200"/>
+              <w:ind w:right="0"/>
+              <w:jc w:val="both"/>
+              <w:rPr>
+                <w:rFonts w:ascii="Helvetica Neue" w:hAnsi="Helvetica Neue"/>
+                <w:sz w:val="20"/>
+                <w:szCs w:val="20"/>
+                <w:rtl w:val="0"/>
+                <w:lang w:val="en-US"/>
+              </w:rPr>
+            </w:pPr>
+            <w:r>
+              <w:rPr>
+                <w:rFonts w:ascii="Helvetica Neue" w:hAnsi="Helvetica Neue"/>
+                <w:sz w:val="20"/>
+                <w:szCs w:val="20"/>
+                <w:shd w:val="nil" w:color="auto" w:fill="auto"/>
+                <w:rtl w:val="0"/>
+                <w:lang w:val="en-US"/>
+              </w:rPr>
+              <w:t>Take advantage of Mega Backdoor Roth after-tax contributions up to $XX,XXX/year.</w:t>
             </w:r>
           </w:p>
         </w:tc>
       </w:tr>
     </w:tbl>
+    <w:p>
+      <w:pPr>
+        <w:pStyle w:val="Body A"/>
+        <w:widowControl w:val="0"/>
+        <w:spacing w:line="240" w:lineRule="auto"/>
+        <w:ind w:left="540" w:hanging="540"/>
+        <w:rPr>
+          <w:rFonts w:ascii="Helvetica Neue" w:cs="Helvetica Neue" w:hAnsi="Helvetica Neue" w:eastAsia="Helvetica Neue"/>
+          <w:b w:val="1"/>
+          <w:bCs w:val="1"/>
+          <w:sz w:val="20"/>
+          <w:szCs w:val="20"/>
+        </w:rPr>
+      </w:pPr>
+    </w:p>
+    <w:p>
+      <w:pPr>
+        <w:pStyle w:val="Body A"/>
+        <w:widowControl w:val="0"/>
+        <w:spacing w:line="240" w:lineRule="auto"/>
+        <w:ind w:left="432" w:hanging="432"/>
+        <w:rPr>
+          <w:rFonts w:ascii="Helvetica Neue" w:cs="Helvetica Neue" w:hAnsi="Helvetica Neue" w:eastAsia="Helvetica Neue"/>
+          <w:b w:val="1"/>
+          <w:bCs w:val="1"/>
+          <w:sz w:val="20"/>
+          <w:szCs w:val="20"/>
+        </w:rPr>
+      </w:pPr>
+    </w:p>
     <w:p>
       <w:pPr>
         <w:pStyle w:val="Body A"/>
@@ -3302,7 +3974,7 @@
       <w:tblPr>
         <w:tblW w:w="9360" w:type="dxa"/>
         <w:jc w:val="left"/>
-        <w:tblInd w:w="432" w:type="dxa"/>
+        <w:tblInd w:w="648" w:type="dxa"/>
         <w:tblBorders>
           <w:top w:val="single" w:color="ffffff" w:sz="8" w:space="0" w:shadow="0" w:frame="0"/>
           <w:left w:val="single" w:color="ffffff" w:sz="8" w:space="0" w:shadow="0" w:frame="0"/>
@@ -3322,7 +3994,7 @@
           <w:shd w:val="clear" w:color="auto" w:fill="ced7e7"/>
         </w:tblPrEx>
         <w:trPr>
-          <w:trHeight w:val="314" w:hRule="atLeast"/>
+          <w:trHeight w:val="354" w:hRule="atLeast"/>
         </w:trPr>
         <w:tc>
           <w:tcPr>
@@ -3345,7 +4017,6 @@
           <w:p>
             <w:pPr>
               <w:pStyle w:val="Body A"/>
-              <w:widowControl w:val="0"/>
               <w:spacing w:line="240" w:lineRule="auto"/>
               <w:jc w:val="center"/>
             </w:pPr>
@@ -3360,7 +4031,7 @@
                 <w:rtl w:val="0"/>
                 <w:lang w:val="en-US"/>
               </w:rPr>
-              <w:t>RETIREMENT PLANNING</w:t>
+              <w:t xml:space="preserve">RETIREMENT INVESTMENT RECOMMENDATIONS </w:t>
             </w:r>
           </w:p>
         </w:tc>
@@ -3370,7 +4041,7 @@
           <w:shd w:val="clear" w:color="auto" w:fill="ced7e7"/>
         </w:tblPrEx>
         <w:trPr>
-          <w:trHeight w:val="5256" w:hRule="atLeast"/>
+          <w:trHeight w:val="3835" w:hRule="atLeast"/>
         </w:trPr>
         <w:tc>
           <w:tcPr>
@@ -3393,7 +4064,7 @@
           <w:p>
             <w:pPr>
               <w:pStyle w:val="Body A"/>
-              <w:spacing w:after="200"/>
+              <w:spacing w:after="200" w:line="240" w:lineRule="auto"/>
               <w:jc w:val="both"/>
               <w:rPr>
                 <w:rFonts w:ascii="Helvetica Neue" w:cs="Helvetica Neue" w:hAnsi="Helvetica Neue" w:eastAsia="Helvetica Neue"/>
@@ -3411,154 +4082,7 @@
                 <w:rtl w:val="0"/>
                 <w:lang w:val="en-US"/>
               </w:rPr>
-              <w:t>To fully fund retirement at {35}, you {36} today. You currently have {</w:t>
-            </w:r>
-            <w:r>
-              <w:rPr>
-                <w:rFonts w:ascii="Helvetica Neue" w:hAnsi="Helvetica Neue"/>
-                <w:sz w:val="20"/>
-                <w:szCs w:val="20"/>
-                <w:shd w:val="nil" w:color="auto" w:fill="auto"/>
-                <w:rtl w:val="0"/>
-                <w:lang w:val="en-US"/>
-              </w:rPr>
-              <w:t>40</w:t>
-            </w:r>
-            <w:r>
-              <w:rPr>
-                <w:rFonts w:ascii="Helvetica Neue" w:hAnsi="Helvetica Neue"/>
-                <w:sz w:val="20"/>
-                <w:szCs w:val="20"/>
-                <w:shd w:val="nil" w:color="auto" w:fill="auto"/>
-                <w:rtl w:val="0"/>
-                <w:lang w:val="en-US"/>
-              </w:rPr>
-              <w:t>} of qualified retirement accounts, and {</w:t>
-            </w:r>
-            <w:r>
-              <w:rPr>
-                <w:rFonts w:ascii="Helvetica Neue" w:hAnsi="Helvetica Neue"/>
-                <w:sz w:val="20"/>
-                <w:szCs w:val="20"/>
-                <w:shd w:val="nil" w:color="auto" w:fill="auto"/>
-                <w:rtl w:val="0"/>
-                <w:lang w:val="en-US"/>
-              </w:rPr>
-              <w:t>41</w:t>
-            </w:r>
-            <w:r>
-              <w:rPr>
-                <w:rFonts w:ascii="Helvetica Neue" w:hAnsi="Helvetica Neue"/>
-                <w:sz w:val="20"/>
-                <w:szCs w:val="20"/>
-                <w:shd w:val="nil" w:color="auto" w:fill="auto"/>
-                <w:rtl w:val="0"/>
-                <w:lang w:val="en-US"/>
-              </w:rPr>
-              <w:t xml:space="preserve">} of brokerage assets that could be earmarked for retirement. </w:t>
-            </w:r>
-          </w:p>
-          <w:p>
-            <w:pPr>
-              <w:pStyle w:val="Body A"/>
-              <w:bidi w:val="0"/>
-              <w:spacing w:after="200"/>
-              <w:ind w:left="0" w:right="0" w:firstLine="0"/>
-              <w:jc w:val="both"/>
-              <w:rPr>
-                <w:rFonts w:ascii="Helvetica Neue" w:cs="Helvetica Neue" w:hAnsi="Helvetica Neue" w:eastAsia="Helvetica Neue"/>
-                <w:sz w:val="20"/>
-                <w:szCs w:val="20"/>
-                <w:shd w:val="nil" w:color="auto" w:fill="auto"/>
-                <w:rtl w:val="0"/>
-              </w:rPr>
-            </w:pPr>
-            <w:r>
-              <w:rPr>
-                <w:rFonts w:ascii="Helvetica Neue" w:hAnsi="Helvetica Neue"/>
-                <w:sz w:val="20"/>
-                <w:szCs w:val="20"/>
-                <w:shd w:val="nil" w:color="auto" w:fill="auto"/>
-                <w:rtl w:val="0"/>
-                <w:lang w:val="en-US"/>
-              </w:rPr>
-              <w:t xml:space="preserve">To be on track for retirement at assuming some social security, you need to save {37} per year. </w:t>
-            </w:r>
-          </w:p>
-          <w:p>
-            <w:pPr>
-              <w:pStyle w:val="Body A"/>
-              <w:bidi w:val="0"/>
-              <w:spacing w:after="200"/>
-              <w:ind w:left="0" w:right="0" w:firstLine="0"/>
-              <w:jc w:val="both"/>
-              <w:rPr>
-                <w:rFonts w:ascii="Helvetica Neue" w:cs="Helvetica Neue" w:hAnsi="Helvetica Neue" w:eastAsia="Helvetica Neue"/>
-                <w:sz w:val="20"/>
-                <w:szCs w:val="20"/>
-                <w:shd w:val="nil" w:color="auto" w:fill="auto"/>
-                <w:rtl w:val="0"/>
-              </w:rPr>
-            </w:pPr>
-            <w:r>
-              <w:rPr>
-                <w:rFonts w:ascii="Helvetica Neue" w:hAnsi="Helvetica Neue"/>
-                <w:sz w:val="20"/>
-                <w:szCs w:val="20"/>
-                <w:shd w:val="nil" w:color="auto" w:fill="auto"/>
-                <w:rtl w:val="0"/>
-                <w:lang w:val="en-US"/>
-              </w:rPr>
-              <w:t>You</w:t>
-            </w:r>
-            <w:r>
-              <w:rPr>
-                <w:rFonts w:ascii="Helvetica Neue" w:hAnsi="Helvetica Neue" w:hint="default"/>
-                <w:sz w:val="20"/>
-                <w:szCs w:val="20"/>
-                <w:shd w:val="nil" w:color="auto" w:fill="auto"/>
-                <w:rtl w:val="0"/>
-                <w:lang w:val="en-US"/>
-              </w:rPr>
-              <w:t>’</w:t>
-            </w:r>
-            <w:r>
-              <w:rPr>
-                <w:rFonts w:ascii="Helvetica Neue" w:hAnsi="Helvetica Neue"/>
-                <w:sz w:val="20"/>
-                <w:szCs w:val="20"/>
-                <w:shd w:val="nil" w:color="auto" w:fill="auto"/>
-                <w:rtl w:val="0"/>
-                <w:lang w:val="en-US"/>
-              </w:rPr>
-              <w:t xml:space="preserve">re currently saving {38} which includes your 401(k) contributions, employer match, and Roth IRA. </w:t>
-            </w:r>
-          </w:p>
-          <w:p>
-            <w:pPr>
-              <w:pStyle w:val="Body A"/>
-              <w:bidi w:val="0"/>
-              <w:spacing w:after="200"/>
-              <w:ind w:left="0" w:right="0" w:firstLine="0"/>
-              <w:jc w:val="both"/>
-              <w:rPr>
-                <w:rFonts w:ascii="Helvetica Neue" w:cs="Helvetica Neue" w:hAnsi="Helvetica Neue" w:eastAsia="Helvetica Neue"/>
-                <w:sz w:val="20"/>
-                <w:szCs w:val="20"/>
-                <w:shd w:val="nil" w:color="auto" w:fill="auto"/>
-                <w:rtl w:val="0"/>
-              </w:rPr>
-            </w:pPr>
-            <w:r>
-              <w:rPr>
-                <w:rFonts w:ascii="Helvetica Neue" w:hAnsi="Helvetica Neue"/>
-                <w:sz w:val="20"/>
-                <w:szCs w:val="20"/>
-                <w:shd w:val="nil" w:color="auto" w:fill="auto"/>
-                <w:rtl w:val="0"/>
-                <w:lang w:val="en-US"/>
-              </w:rPr>
-              <w:t xml:space="preserve">You need to save an extra {39} per year. </w:t>
+              <w:t xml:space="preserve">You have X # of qualified retirement accounts. </w:t>
             </w:r>
           </w:p>
           <w:p>
@@ -3589,6 +4113,37 @@
                 <w:rtl w:val="0"/>
                 <w:lang w:val="en-US"/>
               </w:rPr>
+              <w:t xml:space="preserve">X% of your retirement assets are pre-tax and X% are Roth. The aggregate portfolio is X% stocks, X% bonds, and X% cash. Of the stocks, X% are US stocks and X% are international stocks. </w:t>
+            </w:r>
+          </w:p>
+          <w:p>
+            <w:pPr>
+              <w:pStyle w:val="Body A"/>
+              <w:bidi w:val="0"/>
+              <w:spacing w:after="200" w:line="240" w:lineRule="auto"/>
+              <w:ind w:left="0" w:right="0" w:firstLine="0"/>
+              <w:jc w:val="both"/>
+              <w:rPr>
+                <w:rFonts w:ascii="Helvetica Neue" w:cs="Helvetica Neue" w:hAnsi="Helvetica Neue" w:eastAsia="Helvetica Neue"/>
+                <w:b w:val="1"/>
+                <w:bCs w:val="1"/>
+                <w:sz w:val="20"/>
+                <w:szCs w:val="20"/>
+                <w:shd w:val="nil" w:color="auto" w:fill="auto"/>
+                <w:rtl w:val="0"/>
+              </w:rPr>
+            </w:pPr>
+            <w:r>
+              <w:rPr>
+                <w:rFonts w:ascii="Helvetica Neue" w:hAnsi="Helvetica Neue"/>
+                <w:b w:val="1"/>
+                <w:bCs w:val="1"/>
+                <w:sz w:val="20"/>
+                <w:szCs w:val="20"/>
+                <w:shd w:val="nil" w:color="auto" w:fill="auto"/>
+                <w:rtl w:val="0"/>
+                <w:lang w:val="en-US"/>
+              </w:rPr>
               <w:t xml:space="preserve">ACTION ITEMS: </w:t>
             </w:r>
           </w:p>
@@ -3597,10 +4152,10 @@
               <w:pStyle w:val="Body A"/>
               <w:numPr>
                 <w:ilvl w:val="0"/>
-                <w:numId w:val="7"/>
+                <w:numId w:val="8"/>
               </w:numPr>
               <w:bidi w:val="0"/>
-              <w:spacing w:after="200"/>
+              <w:spacing w:line="240" w:lineRule="auto"/>
               <w:ind w:right="0"/>
               <w:jc w:val="both"/>
               <w:rPr>
@@ -3614,138 +4169,181 @@
             <w:r>
               <w:rPr>
                 <w:rFonts w:ascii="Helvetica Neue" w:hAnsi="Helvetica Neue"/>
-                <w:sz w:val="20"/>
-                <w:szCs w:val="20"/>
-                <w:shd w:val="nil" w:color="auto" w:fill="auto"/>
-                <w:rtl w:val="0"/>
-                <w:lang w:val="en-US"/>
-              </w:rPr>
-              <w:t xml:space="preserve">Maximize pre-tax contributions at $23,500 each for 2025. </w:t>
-            </w:r>
-            <w:r>
-              <w:rPr>
-                <w:rFonts w:ascii="Helvetica Neue" w:hAnsi="Helvetica Neue"/>
-                <w:i w:val="1"/>
-                <w:iCs w:val="1"/>
-                <w:sz w:val="20"/>
-                <w:szCs w:val="20"/>
-                <w:shd w:val="nil" w:color="auto" w:fill="auto"/>
-                <w:rtl w:val="0"/>
-                <w:lang w:val="en-US"/>
-              </w:rPr>
-              <w:t xml:space="preserve">If over 50 </w:t>
-            </w:r>
-            <w:r>
-              <w:rPr>
-                <w:rFonts w:ascii="Helvetica Neue" w:hAnsi="Helvetica Neue" w:hint="default"/>
-                <w:i w:val="1"/>
-                <w:iCs w:val="1"/>
-                <w:sz w:val="20"/>
-                <w:szCs w:val="20"/>
-                <w:shd w:val="nil" w:color="auto" w:fill="auto"/>
-                <w:rtl w:val="0"/>
-                <w:lang w:val="en-US"/>
-              </w:rPr>
-              <w:t>½</w:t>
-            </w:r>
-            <w:r>
-              <w:rPr>
-                <w:rFonts w:ascii="Helvetica Neue" w:hAnsi="Helvetica Neue"/>
-                <w:i w:val="1"/>
-                <w:iCs w:val="1"/>
-                <w:sz w:val="20"/>
-                <w:szCs w:val="20"/>
-                <w:shd w:val="nil" w:color="auto" w:fill="auto"/>
-                <w:rtl w:val="0"/>
-                <w:lang w:val="en-US"/>
-              </w:rPr>
-              <w:t xml:space="preserve">, you can do a catch up contribution of $7,500/year. If you are 60-63, you can catch up to $11,250/year. </w:t>
-            </w:r>
+                <w:b w:val="1"/>
+                <w:bCs w:val="1"/>
+                <w:sz w:val="20"/>
+                <w:szCs w:val="20"/>
+                <w:shd w:val="nil" w:color="auto" w:fill="auto"/>
+                <w:rtl w:val="0"/>
+                <w:lang w:val="en-US"/>
+              </w:rPr>
+              <w:t>In your 401(k) update the current holdings and future contribution as follows:</w:t>
+            </w:r>
+          </w:p>
+          <w:p>
+            <w:pPr>
+              <w:pStyle w:val="Body A"/>
+              <w:numPr>
+                <w:ilvl w:val="1"/>
+                <w:numId w:val="8"/>
+              </w:numPr>
+              <w:bidi w:val="0"/>
+              <w:spacing w:line="240" w:lineRule="auto"/>
+              <w:ind w:right="0"/>
+              <w:jc w:val="both"/>
+              <w:rPr>
+                <w:rFonts w:ascii="Helvetica Neue" w:hAnsi="Helvetica Neue"/>
+                <w:sz w:val="20"/>
+                <w:szCs w:val="20"/>
+                <w:rtl w:val="0"/>
+                <w:lang w:val="en-US"/>
+              </w:rPr>
+            </w:pPr>
+            <w:r>
+              <w:rPr>
+                <w:rFonts w:ascii="Helvetica Neue" w:hAnsi="Helvetica Neue"/>
+                <w:sz w:val="20"/>
+                <w:szCs w:val="20"/>
+                <w:shd w:val="nil" w:color="auto" w:fill="auto"/>
+                <w:rtl w:val="0"/>
+                <w:lang w:val="en-US"/>
+              </w:rPr>
+              <w:t xml:space="preserve">65% LC/MC/SC </w:t>
+            </w:r>
+          </w:p>
+          <w:p>
+            <w:pPr>
+              <w:pStyle w:val="Body A"/>
+              <w:numPr>
+                <w:ilvl w:val="1"/>
+                <w:numId w:val="8"/>
+              </w:numPr>
+              <w:bidi w:val="0"/>
+              <w:spacing w:line="240" w:lineRule="auto"/>
+              <w:ind w:right="0"/>
+              <w:jc w:val="both"/>
+              <w:rPr>
+                <w:rFonts w:ascii="Helvetica Neue" w:hAnsi="Helvetica Neue"/>
+                <w:sz w:val="20"/>
+                <w:szCs w:val="20"/>
+                <w:rtl w:val="0"/>
+                <w:lang w:val="en-US"/>
+              </w:rPr>
+            </w:pPr>
+            <w:r>
+              <w:rPr>
+                <w:rFonts w:ascii="Helvetica Neue" w:hAnsi="Helvetica Neue"/>
+                <w:sz w:val="20"/>
+                <w:szCs w:val="20"/>
+                <w:shd w:val="nil" w:color="auto" w:fill="auto"/>
+                <w:rtl w:val="0"/>
+                <w:lang w:val="en-US"/>
+              </w:rPr>
+              <w:t>25% International</w:t>
+            </w:r>
+          </w:p>
+          <w:p>
+            <w:pPr>
+              <w:pStyle w:val="Body A"/>
+              <w:numPr>
+                <w:ilvl w:val="1"/>
+                <w:numId w:val="8"/>
+              </w:numPr>
+              <w:bidi w:val="0"/>
+              <w:spacing w:line="240" w:lineRule="auto"/>
+              <w:ind w:right="0"/>
+              <w:jc w:val="both"/>
+              <w:rPr>
+                <w:rFonts w:ascii="Helvetica Neue" w:hAnsi="Helvetica Neue"/>
+                <w:sz w:val="20"/>
+                <w:szCs w:val="20"/>
+                <w:rtl w:val="0"/>
+                <w:lang w:val="en-US"/>
+              </w:rPr>
+            </w:pPr>
+            <w:r>
+              <w:rPr>
+                <w:rFonts w:ascii="Helvetica Neue" w:hAnsi="Helvetica Neue"/>
+                <w:sz w:val="20"/>
+                <w:szCs w:val="20"/>
+                <w:shd w:val="nil" w:color="auto" w:fill="auto"/>
+                <w:rtl w:val="0"/>
+                <w:lang w:val="en-US"/>
+              </w:rPr>
+              <w:t>10% Bonds</w:t>
+            </w:r>
+          </w:p>
+          <w:p>
+            <w:pPr>
+              <w:pStyle w:val="Body A"/>
+              <w:spacing w:line="240" w:lineRule="auto"/>
+              <w:jc w:val="both"/>
+              <w:rPr>
+                <w:rFonts w:ascii="Helvetica Neue" w:cs="Helvetica Neue" w:hAnsi="Helvetica Neue" w:eastAsia="Helvetica Neue"/>
+                <w:sz w:val="20"/>
+                <w:szCs w:val="20"/>
+                <w:shd w:val="nil" w:color="auto" w:fill="auto"/>
+                <w:lang w:val="en-US"/>
+              </w:rPr>
+            </w:pPr>
           </w:p>
           <w:p>
             <w:pPr>
               <w:pStyle w:val="Body A"/>
               <w:numPr>
                 <w:ilvl w:val="0"/>
-                <w:numId w:val="7"/>
+                <w:numId w:val="8"/>
               </w:numPr>
               <w:bidi w:val="0"/>
-              <w:spacing w:after="200"/>
+              <w:spacing w:line="240" w:lineRule="auto"/>
               <w:ind w:right="0"/>
               <w:jc w:val="both"/>
               <w:rPr>
                 <w:rFonts w:ascii="Helvetica Neue" w:hAnsi="Helvetica Neue"/>
-                <w:sz w:val="20"/>
-                <w:szCs w:val="20"/>
-                <w:rtl w:val="0"/>
-                <w:lang w:val="en-US"/>
-              </w:rPr>
-            </w:pPr>
-            <w:r>
-              <w:rPr>
-                <w:rFonts w:ascii="Helvetica Neue" w:hAnsi="Helvetica Neue"/>
-                <w:sz w:val="20"/>
-                <w:szCs w:val="20"/>
-                <w:shd w:val="nil" w:color="auto" w:fill="auto"/>
-                <w:rtl w:val="0"/>
-                <w:lang w:val="en-US"/>
-              </w:rPr>
-              <w:t xml:space="preserve">Continue maxing out your backdoor Roth IRAs. The maximum is $7,000/year under 50 </w:t>
-            </w:r>
-            <w:r>
-              <w:rPr>
-                <w:rFonts w:ascii="Helvetica Neue" w:hAnsi="Helvetica Neue" w:hint="default"/>
-                <w:sz w:val="20"/>
-                <w:szCs w:val="20"/>
-                <w:shd w:val="nil" w:color="auto" w:fill="auto"/>
-                <w:rtl w:val="0"/>
-                <w:lang w:val="en-US"/>
-              </w:rPr>
-              <w:t xml:space="preserve">½ </w:t>
-            </w:r>
-            <w:r>
-              <w:rPr>
-                <w:rFonts w:ascii="Helvetica Neue" w:hAnsi="Helvetica Neue"/>
-                <w:sz w:val="20"/>
-                <w:szCs w:val="20"/>
-                <w:shd w:val="nil" w:color="auto" w:fill="auto"/>
-                <w:rtl w:val="0"/>
-                <w:lang w:val="en-US"/>
-              </w:rPr>
-              <w:t xml:space="preserve">or $8,000/year over 50 </w:t>
-            </w:r>
-            <w:r>
-              <w:rPr>
-                <w:rFonts w:ascii="Helvetica Neue" w:hAnsi="Helvetica Neue" w:hint="default"/>
-                <w:sz w:val="20"/>
-                <w:szCs w:val="20"/>
-                <w:shd w:val="nil" w:color="auto" w:fill="auto"/>
-                <w:rtl w:val="0"/>
-                <w:lang w:val="en-US"/>
-              </w:rPr>
-              <w:t>½</w:t>
-            </w:r>
-            <w:r>
-              <w:rPr>
-                <w:rFonts w:ascii="Helvetica Neue" w:hAnsi="Helvetica Neue"/>
-                <w:sz w:val="20"/>
-                <w:szCs w:val="20"/>
-                <w:shd w:val="nil" w:color="auto" w:fill="auto"/>
-                <w:rtl w:val="0"/>
-                <w:lang w:val="en-US"/>
-              </w:rPr>
-              <w:t xml:space="preserve">. </w:t>
+                <w:b w:val="1"/>
+                <w:bCs w:val="1"/>
+                <w:sz w:val="20"/>
+                <w:szCs w:val="20"/>
+                <w:rtl w:val="0"/>
+                <w:lang w:val="en-US"/>
+              </w:rPr>
+            </w:pPr>
+            <w:r>
+              <w:rPr>
+                <w:rFonts w:ascii="Helvetica Neue" w:hAnsi="Helvetica Neue"/>
+                <w:b w:val="1"/>
+                <w:bCs w:val="1"/>
+                <w:sz w:val="20"/>
+                <w:szCs w:val="20"/>
+                <w:shd w:val="nil" w:color="auto" w:fill="auto"/>
+                <w:rtl w:val="0"/>
+                <w:lang w:val="en-US"/>
+              </w:rPr>
+              <w:t xml:space="preserve">In your Roth IRA- </w:t>
+            </w:r>
+            <w:r>
+              <w:rPr>
+                <w:rFonts w:ascii="Helvetica Neue" w:hAnsi="Helvetica Neue"/>
+                <w:b w:val="0"/>
+                <w:bCs w:val="0"/>
+                <w:sz w:val="20"/>
+                <w:szCs w:val="20"/>
+                <w:shd w:val="nil" w:color="auto" w:fill="auto"/>
+                <w:rtl w:val="0"/>
+                <w:lang w:val="en-US"/>
+              </w:rPr>
+              <w:t xml:space="preserve">This account is all about growth! </w:t>
             </w:r>
           </w:p>
           <w:p>
             <w:pPr>
               <w:pStyle w:val="Body A"/>
               <w:numPr>
-                <w:ilvl w:val="0"/>
-                <w:numId w:val="7"/>
+                <w:ilvl w:val="1"/>
+                <w:numId w:val="8"/>
               </w:numPr>
               <w:bidi w:val="0"/>
-              <w:spacing w:after="200"/>
+              <w:spacing w:line="240" w:lineRule="auto"/>
               <w:ind w:right="0"/>
               <w:jc w:val="both"/>
               <w:rPr>
@@ -3765,12 +4363,73 @@
                 <w:rtl w:val="0"/>
                 <w:lang w:val="en-US"/>
               </w:rPr>
-              <w:t>Take advantage of Mega Backdoor Roth after-tax contributions up to $XX,XXX/year.</w:t>
+              <w:t xml:space="preserve">Sell X </w:t>
+            </w:r>
+          </w:p>
+          <w:p>
+            <w:pPr>
+              <w:pStyle w:val="Body A"/>
+              <w:numPr>
+                <w:ilvl w:val="1"/>
+                <w:numId w:val="8"/>
+              </w:numPr>
+              <w:bidi w:val="0"/>
+              <w:spacing w:line="240" w:lineRule="auto"/>
+              <w:ind w:right="0"/>
+              <w:jc w:val="both"/>
+              <w:rPr>
+                <w:rFonts w:ascii="Helvetica Neue" w:hAnsi="Helvetica Neue"/>
+                <w:sz w:val="20"/>
+                <w:szCs w:val="20"/>
+                <w:rtl w:val="0"/>
+                <w:lang w:val="en-US"/>
+              </w:rPr>
+            </w:pPr>
+            <w:r>
+              <w:rPr>
+                <w:rFonts w:ascii="Helvetica Neue" w:hAnsi="Helvetica Neue"/>
+                <w:sz w:val="20"/>
+                <w:szCs w:val="20"/>
+                <w:shd w:val="nil" w:color="auto" w:fill="auto"/>
+                <w:rtl w:val="0"/>
+                <w:lang w:val="en-US"/>
+              </w:rPr>
+              <w:t>Buy Y</w:t>
             </w:r>
           </w:p>
         </w:tc>
       </w:tr>
     </w:tbl>
+    <w:p>
+      <w:pPr>
+        <w:pStyle w:val="Body A"/>
+        <w:widowControl w:val="0"/>
+        <w:spacing w:line="240" w:lineRule="auto"/>
+        <w:ind w:left="540" w:hanging="540"/>
+        <w:rPr>
+          <w:rFonts w:ascii="Helvetica Neue" w:cs="Helvetica Neue" w:hAnsi="Helvetica Neue" w:eastAsia="Helvetica Neue"/>
+          <w:b w:val="1"/>
+          <w:bCs w:val="1"/>
+          <w:sz w:val="20"/>
+          <w:szCs w:val="20"/>
+        </w:rPr>
+      </w:pPr>
+    </w:p>
+    <w:p>
+      <w:pPr>
+        <w:pStyle w:val="Body A"/>
+        <w:widowControl w:val="0"/>
+        <w:spacing w:line="240" w:lineRule="auto"/>
+        <w:ind w:left="432" w:hanging="432"/>
+        <w:rPr>
+          <w:rFonts w:ascii="Helvetica Neue" w:cs="Helvetica Neue" w:hAnsi="Helvetica Neue" w:eastAsia="Helvetica Neue"/>
+          <w:b w:val="1"/>
+          <w:bCs w:val="1"/>
+          <w:sz w:val="20"/>
+          <w:szCs w:val="20"/>
+        </w:rPr>
+      </w:pPr>
+    </w:p>
     <w:p>
       <w:pPr>
         <w:pStyle w:val="Body A"/>
@@ -3847,7 +4506,7 @@
       <w:tblPr>
         <w:tblW w:w="9360" w:type="dxa"/>
         <w:jc w:val="left"/>
-        <w:tblInd w:w="432" w:type="dxa"/>
+        <w:tblInd w:w="648" w:type="dxa"/>
         <w:tblBorders>
           <w:top w:val="single" w:color="ffffff" w:sz="8" w:space="0" w:shadow="0" w:frame="0"/>
           <w:left w:val="single" w:color="ffffff" w:sz="8" w:space="0" w:shadow="0" w:frame="0"/>
@@ -3867,7 +4526,7 @@
           <w:shd w:val="clear" w:color="auto" w:fill="ced7e7"/>
         </w:tblPrEx>
         <w:trPr>
-          <w:trHeight w:val="314" w:hRule="atLeast"/>
+          <w:trHeight w:val="354" w:hRule="atLeast"/>
         </w:trPr>
         <w:tc>
           <w:tcPr>
@@ -3904,7 +4563,7 @@
                 <w:rtl w:val="0"/>
                 <w:lang w:val="en-US"/>
               </w:rPr>
-              <w:t xml:space="preserve">RETIREMENT INVESTMENT RECOMMENDATIONS </w:t>
+              <w:t xml:space="preserve">TAXABLE INVESTMENT RECOMMENDATIONS </w:t>
             </w:r>
           </w:p>
         </w:tc>
@@ -3914,7 +4573,7 @@
           <w:shd w:val="clear" w:color="auto" w:fill="ced7e7"/>
         </w:tblPrEx>
         <w:trPr>
-          <w:trHeight w:val="3795" w:hRule="atLeast"/>
+          <w:trHeight w:val="6996" w:hRule="atLeast"/>
         </w:trPr>
         <w:tc>
           <w:tcPr>
@@ -3938,23 +4597,28 @@
             <w:pPr>
               <w:pStyle w:val="Body A"/>
               <w:spacing w:after="200" w:line="240" w:lineRule="auto"/>
+              <w:jc w:val="both"/>
               <w:rPr>
                 <w:rFonts w:ascii="Helvetica Neue" w:cs="Helvetica Neue" w:hAnsi="Helvetica Neue" w:eastAsia="Helvetica Neue"/>
-                <w:sz w:val="20"/>
-                <w:szCs w:val="20"/>
-                <w:shd w:val="nil" w:color="auto" w:fill="auto"/>
-              </w:rPr>
-            </w:pPr>
-            <w:r>
-              <w:rPr>
-                <w:rFonts w:ascii="Helvetica Neue" w:hAnsi="Helvetica Neue"/>
-                <w:sz w:val="20"/>
-                <w:szCs w:val="20"/>
-                <w:shd w:val="nil" w:color="auto" w:fill="auto"/>
-                <w:rtl w:val="0"/>
-                <w:lang w:val="en-US"/>
-              </w:rPr>
-              <w:t xml:space="preserve">You have X # of qualified retirement accounts. </w:t>
+                <w:b w:val="1"/>
+                <w:bCs w:val="1"/>
+                <w:sz w:val="20"/>
+                <w:szCs w:val="20"/>
+                <w:shd w:val="nil" w:color="auto" w:fill="auto"/>
+              </w:rPr>
+            </w:pPr>
+            <w:r>
+              <w:rPr>
+                <w:rFonts w:ascii="Helvetica Neue" w:hAnsi="Helvetica Neue"/>
+                <w:b w:val="0"/>
+                <w:bCs w:val="0"/>
+                <w:sz w:val="20"/>
+                <w:szCs w:val="20"/>
+                <w:shd w:val="nil" w:color="auto" w:fill="auto"/>
+                <w:rtl w:val="0"/>
+                <w:lang w:val="en-US"/>
+              </w:rPr>
+              <w:t xml:space="preserve">You have 3 brokerage accounts: your RSUs at E*Trade, your self-managed account at Vanguard, and your managed account at Morgan Stanley. </w:t>
             </w:r>
           </w:p>
           <w:p>
@@ -3963,7 +4627,7 @@
               <w:bidi w:val="0"/>
               <w:spacing w:after="200" w:line="240" w:lineRule="auto"/>
               <w:ind w:left="0" w:right="0" w:firstLine="0"/>
-              <w:jc w:val="left"/>
+              <w:jc w:val="both"/>
               <w:rPr>
                 <w:rFonts w:ascii="Helvetica Neue" w:cs="Helvetica Neue" w:hAnsi="Helvetica Neue" w:eastAsia="Helvetica Neue"/>
                 <w:b w:val="1"/>
@@ -3985,7 +4649,7 @@
                 <w:rtl w:val="0"/>
                 <w:lang w:val="en-US"/>
               </w:rPr>
-              <w:t xml:space="preserve">X% of your retirement assets are pre-tax and X% are Roth. The aggregate portfolio is X% stocks, X% bonds, and X% cash. Of the stocks, X% are US stocks and X% are international stocks. </w:t>
+              <w:t xml:space="preserve">The aggregate portfolio is X% stocks and X% bonds. Of the stocks, X% are US stocks and X% are international stocks. </w:t>
             </w:r>
           </w:p>
           <w:p>
@@ -3994,7 +4658,47 @@
               <w:bidi w:val="0"/>
               <w:spacing w:after="200" w:line="240" w:lineRule="auto"/>
               <w:ind w:left="0" w:right="0" w:firstLine="0"/>
-              <w:jc w:val="left"/>
+              <w:jc w:val="both"/>
+              <w:rPr>
+                <w:rFonts w:ascii="Helvetica Neue" w:cs="Helvetica Neue" w:hAnsi="Helvetica Neue" w:eastAsia="Helvetica Neue"/>
+                <w:sz w:val="20"/>
+                <w:szCs w:val="20"/>
+                <w:shd w:val="nil" w:color="auto" w:fill="auto"/>
+                <w:rtl w:val="0"/>
+              </w:rPr>
+            </w:pPr>
+            <w:r>
+              <w:rPr>
+                <w:rFonts w:ascii="Helvetica Neue" w:hAnsi="Helvetica Neue"/>
+                <w:b w:val="1"/>
+                <w:bCs w:val="1"/>
+                <w:sz w:val="20"/>
+                <w:szCs w:val="20"/>
+                <w:shd w:val="nil" w:color="auto" w:fill="auto"/>
+                <w:rtl w:val="0"/>
+                <w:lang w:val="en-US"/>
+              </w:rPr>
+              <w:t>You are overweight X and underweight X</w:t>
+            </w:r>
+            <w:r>
+              <w:rPr>
+                <w:rFonts w:ascii="Helvetica Neue" w:hAnsi="Helvetica Neue"/>
+                <w:sz w:val="20"/>
+                <w:szCs w:val="20"/>
+                <w:shd w:val="nil" w:color="auto" w:fill="auto"/>
+                <w:rtl w:val="0"/>
+                <w:lang w:val="en-US"/>
+              </w:rPr>
+              <w:t xml:space="preserve">.  You need to be more aggressive to reach your goals. </w:t>
+            </w:r>
+          </w:p>
+          <w:p>
+            <w:pPr>
+              <w:pStyle w:val="Body A"/>
+              <w:bidi w:val="0"/>
+              <w:spacing w:after="200" w:line="240" w:lineRule="auto"/>
+              <w:ind w:left="0" w:right="0" w:firstLine="0"/>
+              <w:jc w:val="both"/>
               <w:rPr>
                 <w:rFonts w:ascii="Helvetica Neue" w:cs="Helvetica Neue" w:hAnsi="Helvetica Neue" w:eastAsia="Helvetica Neue"/>
                 <w:b w:val="1"/>
@@ -4016,7 +4720,38 @@
                 <w:rtl w:val="0"/>
                 <w:lang w:val="en-US"/>
               </w:rPr>
-              <w:t xml:space="preserve">ACTION ITEMS: </w:t>
+              <w:t xml:space="preserve">The net expense ratio on your portfolio is X%, the dividend yield is X%, and the return over the last year is X%. </w:t>
+            </w:r>
+          </w:p>
+          <w:p>
+            <w:pPr>
+              <w:pStyle w:val="Body A"/>
+              <w:bidi w:val="0"/>
+              <w:spacing w:line="240" w:lineRule="auto"/>
+              <w:ind w:left="0" w:right="0" w:firstLine="0"/>
+              <w:jc w:val="both"/>
+              <w:rPr>
+                <w:rFonts w:ascii="Helvetica Neue" w:cs="Helvetica Neue" w:hAnsi="Helvetica Neue" w:eastAsia="Helvetica Neue"/>
+                <w:b w:val="1"/>
+                <w:bCs w:val="1"/>
+                <w:sz w:val="20"/>
+                <w:szCs w:val="20"/>
+                <w:shd w:val="nil" w:color="auto" w:fill="auto"/>
+                <w:rtl w:val="0"/>
+              </w:rPr>
+            </w:pPr>
+            <w:r>
+              <w:rPr>
+                <w:rFonts w:ascii="Helvetica Neue" w:hAnsi="Helvetica Neue"/>
+                <w:b w:val="1"/>
+                <w:bCs w:val="1"/>
+                <w:sz w:val="20"/>
+                <w:szCs w:val="20"/>
+                <w:shd w:val="nil" w:color="auto" w:fill="auto"/>
+                <w:rtl w:val="0"/>
+                <w:lang w:val="en-US"/>
+              </w:rPr>
+              <w:t xml:space="preserve">In your _____ account: </w:t>
             </w:r>
           </w:p>
           <w:p>
@@ -4024,159 +4759,202 @@
               <w:pStyle w:val="Body A"/>
               <w:numPr>
                 <w:ilvl w:val="0"/>
-                <w:numId w:val="8"/>
+                <w:numId w:val="9"/>
               </w:numPr>
               <w:bidi w:val="0"/>
               <w:spacing w:line="240" w:lineRule="auto"/>
               <w:ind w:right="0"/>
-              <w:jc w:val="left"/>
-              <w:rPr>
-                <w:rFonts w:ascii="Helvetica Neue" w:hAnsi="Helvetica Neue"/>
-                <w:sz w:val="20"/>
-                <w:szCs w:val="20"/>
-                <w:rtl w:val="0"/>
-                <w:lang w:val="en-US"/>
-              </w:rPr>
-            </w:pPr>
-            <w:r>
-              <w:rPr>
-                <w:rFonts w:ascii="Helvetica Neue" w:hAnsi="Helvetica Neue"/>
-                <w:b w:val="1"/>
-                <w:bCs w:val="1"/>
-                <w:sz w:val="20"/>
-                <w:szCs w:val="20"/>
-                <w:shd w:val="nil" w:color="auto" w:fill="auto"/>
-                <w:rtl w:val="0"/>
-                <w:lang w:val="en-US"/>
-              </w:rPr>
-              <w:t>In your 401(k) update the current holdings and future contribution as follows:</w:t>
+              <w:jc w:val="both"/>
+              <w:rPr>
+                <w:rFonts w:ascii="Helvetica Neue" w:hAnsi="Helvetica Neue"/>
+                <w:sz w:val="20"/>
+                <w:szCs w:val="20"/>
+                <w:rtl w:val="0"/>
+                <w:lang w:val="en-US"/>
+              </w:rPr>
+            </w:pPr>
+            <w:r>
+              <w:rPr>
+                <w:rFonts w:ascii="Helvetica Neue" w:hAnsi="Helvetica Neue"/>
+                <w:sz w:val="20"/>
+                <w:szCs w:val="20"/>
+                <w:shd w:val="nil" w:color="auto" w:fill="auto"/>
+                <w:rtl w:val="0"/>
+                <w:lang w:val="en-US"/>
+              </w:rPr>
+              <w:t xml:space="preserve">X% is stocks, X% is bonds, X% is cash. </w:t>
             </w:r>
           </w:p>
           <w:p>
             <w:pPr>
               <w:pStyle w:val="Body A"/>
               <w:numPr>
-                <w:ilvl w:val="1"/>
-                <w:numId w:val="8"/>
+                <w:ilvl w:val="0"/>
+                <w:numId w:val="9"/>
               </w:numPr>
               <w:bidi w:val="0"/>
               <w:spacing w:line="240" w:lineRule="auto"/>
               <w:ind w:right="0"/>
-              <w:jc w:val="left"/>
-              <w:rPr>
-                <w:rFonts w:ascii="Helvetica Neue" w:hAnsi="Helvetica Neue"/>
-                <w:sz w:val="20"/>
-                <w:szCs w:val="20"/>
-                <w:rtl w:val="0"/>
-                <w:lang w:val="en-US"/>
-              </w:rPr>
-            </w:pPr>
-            <w:r>
-              <w:rPr>
-                <w:rFonts w:ascii="Helvetica Neue" w:hAnsi="Helvetica Neue"/>
-                <w:sz w:val="20"/>
-                <w:szCs w:val="20"/>
-                <w:shd w:val="nil" w:color="auto" w:fill="auto"/>
-                <w:rtl w:val="0"/>
-                <w:lang w:val="en-US"/>
-              </w:rPr>
-              <w:t xml:space="preserve">65% LC/MC/SC </w:t>
+              <w:jc w:val="both"/>
+              <w:rPr>
+                <w:rFonts w:ascii="Helvetica Neue" w:hAnsi="Helvetica Neue"/>
+                <w:sz w:val="20"/>
+                <w:szCs w:val="20"/>
+                <w:rtl w:val="0"/>
+                <w:lang w:val="en-US"/>
+              </w:rPr>
+            </w:pPr>
+            <w:r>
+              <w:rPr>
+                <w:rFonts w:ascii="Helvetica Neue" w:hAnsi="Helvetica Neue"/>
+                <w:sz w:val="20"/>
+                <w:szCs w:val="20"/>
+                <w:shd w:val="nil" w:color="auto" w:fill="auto"/>
+                <w:rtl w:val="0"/>
+                <w:lang w:val="en-US"/>
+              </w:rPr>
+              <w:t xml:space="preserve">X% of your stocks are US based and X% are international. </w:t>
             </w:r>
           </w:p>
           <w:p>
             <w:pPr>
               <w:pStyle w:val="Body A"/>
               <w:numPr>
-                <w:ilvl w:val="1"/>
-                <w:numId w:val="8"/>
+                <w:ilvl w:val="0"/>
+                <w:numId w:val="9"/>
               </w:numPr>
               <w:bidi w:val="0"/>
               <w:spacing w:line="240" w:lineRule="auto"/>
               <w:ind w:right="0"/>
-              <w:jc w:val="left"/>
-              <w:rPr>
-                <w:rFonts w:ascii="Helvetica Neue" w:hAnsi="Helvetica Neue"/>
-                <w:sz w:val="20"/>
-                <w:szCs w:val="20"/>
-                <w:rtl w:val="0"/>
-                <w:lang w:val="en-US"/>
-              </w:rPr>
-            </w:pPr>
-            <w:r>
-              <w:rPr>
-                <w:rFonts w:ascii="Helvetica Neue" w:hAnsi="Helvetica Neue"/>
-                <w:sz w:val="20"/>
-                <w:szCs w:val="20"/>
-                <w:shd w:val="nil" w:color="auto" w:fill="auto"/>
-                <w:rtl w:val="0"/>
-                <w:lang w:val="en-US"/>
-              </w:rPr>
-              <w:t>25% International</w:t>
+              <w:jc w:val="both"/>
+              <w:rPr>
+                <w:rFonts w:ascii="Helvetica Neue" w:hAnsi="Helvetica Neue"/>
+                <w:sz w:val="20"/>
+                <w:szCs w:val="20"/>
+                <w:rtl w:val="0"/>
+                <w:lang w:val="en-US"/>
+              </w:rPr>
+            </w:pPr>
+            <w:r>
+              <w:rPr>
+                <w:rFonts w:ascii="Helvetica Neue" w:hAnsi="Helvetica Neue"/>
+                <w:sz w:val="20"/>
+                <w:szCs w:val="20"/>
+                <w:shd w:val="nil" w:color="auto" w:fill="auto"/>
+                <w:rtl w:val="0"/>
+                <w:lang w:val="en-US"/>
+              </w:rPr>
+              <w:t xml:space="preserve">X% of your stocks are large cap, X% are mid cap, and X% are small cap. </w:t>
             </w:r>
           </w:p>
           <w:p>
             <w:pPr>
               <w:pStyle w:val="Body A"/>
               <w:numPr>
-                <w:ilvl w:val="1"/>
-                <w:numId w:val="8"/>
+                <w:ilvl w:val="0"/>
+                <w:numId w:val="9"/>
               </w:numPr>
               <w:bidi w:val="0"/>
               <w:spacing w:line="240" w:lineRule="auto"/>
               <w:ind w:right="0"/>
-              <w:jc w:val="left"/>
-              <w:rPr>
-                <w:rFonts w:ascii="Helvetica Neue" w:hAnsi="Helvetica Neue"/>
-                <w:sz w:val="20"/>
-                <w:szCs w:val="20"/>
-                <w:rtl w:val="0"/>
-                <w:lang w:val="en-US"/>
-              </w:rPr>
-            </w:pPr>
-            <w:r>
-              <w:rPr>
-                <w:rFonts w:ascii="Helvetica Neue" w:hAnsi="Helvetica Neue"/>
-                <w:sz w:val="20"/>
-                <w:szCs w:val="20"/>
-                <w:shd w:val="nil" w:color="auto" w:fill="auto"/>
-                <w:rtl w:val="0"/>
-                <w:lang w:val="en-US"/>
-              </w:rPr>
-              <w:t>10% Bonds</w:t>
-            </w:r>
-          </w:p>
-          <w:p>
-            <w:pPr>
-              <w:pStyle w:val="Body A"/>
-              <w:spacing w:line="240" w:lineRule="auto"/>
-              <w:rPr>
-                <w:rFonts w:ascii="Helvetica Neue" w:cs="Helvetica Neue" w:hAnsi="Helvetica Neue" w:eastAsia="Helvetica Neue"/>
-                <w:sz w:val="20"/>
-                <w:szCs w:val="20"/>
-                <w:shd w:val="nil" w:color="auto" w:fill="auto"/>
-                <w:lang w:val="en-US"/>
-              </w:rPr>
-            </w:pPr>
+              <w:jc w:val="both"/>
+              <w:rPr>
+                <w:rFonts w:ascii="Helvetica Neue" w:hAnsi="Helvetica Neue"/>
+                <w:sz w:val="20"/>
+                <w:szCs w:val="20"/>
+                <w:rtl w:val="0"/>
+                <w:lang w:val="en-US"/>
+              </w:rPr>
+            </w:pPr>
+            <w:r>
+              <w:rPr>
+                <w:rFonts w:ascii="Helvetica Neue" w:hAnsi="Helvetica Neue"/>
+                <w:sz w:val="20"/>
+                <w:szCs w:val="20"/>
+                <w:shd w:val="nil" w:color="auto" w:fill="auto"/>
+                <w:rtl w:val="0"/>
+                <w:lang w:val="en-US"/>
+              </w:rPr>
+              <w:t>The expense ratio is X%.</w:t>
+            </w:r>
           </w:p>
           <w:p>
             <w:pPr>
               <w:pStyle w:val="Body A"/>
               <w:numPr>
                 <w:ilvl w:val="0"/>
-                <w:numId w:val="8"/>
+                <w:numId w:val="9"/>
               </w:numPr>
               <w:bidi w:val="0"/>
               <w:spacing w:line="240" w:lineRule="auto"/>
               <w:ind w:right="0"/>
-              <w:jc w:val="left"/>
-              <w:rPr>
-                <w:rFonts w:ascii="Helvetica Neue" w:hAnsi="Helvetica Neue"/>
+              <w:jc w:val="both"/>
+              <w:rPr>
+                <w:rFonts w:ascii="Helvetica Neue" w:hAnsi="Helvetica Neue"/>
+                <w:sz w:val="20"/>
+                <w:szCs w:val="20"/>
+                <w:rtl w:val="0"/>
+                <w:lang w:val="en-US"/>
+              </w:rPr>
+            </w:pPr>
+            <w:r>
+              <w:rPr>
+                <w:rFonts w:ascii="Helvetica Neue" w:hAnsi="Helvetica Neue"/>
+                <w:sz w:val="20"/>
+                <w:szCs w:val="20"/>
+                <w:shd w:val="nil" w:color="auto" w:fill="auto"/>
+                <w:rtl w:val="0"/>
+                <w:lang w:val="en-US"/>
+              </w:rPr>
+              <w:t xml:space="preserve">The return over the last year is X% and the annualized return over the last 5 years is X%. and taxable, </w:t>
+            </w:r>
+          </w:p>
+          <w:p>
+            <w:pPr>
+              <w:pStyle w:val="Body A"/>
+              <w:numPr>
+                <w:ilvl w:val="0"/>
+                <w:numId w:val="9"/>
+              </w:numPr>
+              <w:bidi w:val="0"/>
+              <w:spacing w:after="200" w:line="240" w:lineRule="auto"/>
+              <w:ind w:right="0"/>
+              <w:jc w:val="both"/>
+              <w:rPr>
+                <w:rFonts w:ascii="Helvetica Neue" w:hAnsi="Helvetica Neue"/>
+                <w:sz w:val="20"/>
+                <w:szCs w:val="20"/>
+                <w:rtl w:val="0"/>
+                <w:lang w:val="en-US"/>
+              </w:rPr>
+            </w:pPr>
+            <w:r>
+              <w:rPr>
+                <w:rFonts w:ascii="Helvetica Neue" w:hAnsi="Helvetica Neue"/>
+                <w:sz w:val="20"/>
+                <w:szCs w:val="20"/>
+                <w:shd w:val="nil" w:color="auto" w:fill="auto"/>
+                <w:rtl w:val="0"/>
+                <w:lang w:val="en-US"/>
+              </w:rPr>
+              <w:t xml:space="preserve">The dividend yield is X%. </w:t>
+            </w:r>
+          </w:p>
+          <w:p>
+            <w:pPr>
+              <w:pStyle w:val="Body A"/>
+              <w:bidi w:val="0"/>
+              <w:spacing w:after="200" w:line="240" w:lineRule="auto"/>
+              <w:ind w:left="0" w:right="0" w:firstLine="0"/>
+              <w:jc w:val="both"/>
+              <w:rPr>
+                <w:rFonts w:ascii="Helvetica Neue" w:cs="Helvetica Neue" w:hAnsi="Helvetica Neue" w:eastAsia="Helvetica Neue"/>
                 <w:b w:val="1"/>
                 <w:bCs w:val="1"/>
                 <w:sz w:val="20"/>
                 <w:szCs w:val="20"/>
-                <w:rtl w:val="0"/>
-                <w:lang w:val="en-US"/>
+                <w:shd w:val="nil" w:color="auto" w:fill="auto"/>
+                <w:rtl w:val="0"/>
               </w:rPr>
             </w:pPr>
             <w:r>
@@ -4190,51 +4968,82 @@
                 <w:rtl w:val="0"/>
                 <w:lang w:val="en-US"/>
               </w:rPr>
-              <w:t xml:space="preserve">In your Roth IRA- </w:t>
-            </w:r>
-            <w:r>
-              <w:rPr>
-                <w:rFonts w:ascii="Helvetica Neue" w:hAnsi="Helvetica Neue"/>
-                <w:b w:val="0"/>
-                <w:bCs w:val="0"/>
-                <w:sz w:val="20"/>
-                <w:szCs w:val="20"/>
-                <w:shd w:val="nil" w:color="auto" w:fill="auto"/>
-                <w:rtl w:val="0"/>
-                <w:lang w:val="en-US"/>
-              </w:rPr>
-              <w:t xml:space="preserve">This account is all about growth! </w:t>
+              <w:t>The following recommendations will result in ~ $X of (long term/short term capital gains/losses).</w:t>
+            </w:r>
+          </w:p>
+          <w:p>
+            <w:pPr>
+              <w:pStyle w:val="Body A"/>
+              <w:bidi w:val="0"/>
+              <w:spacing w:after="200" w:line="240" w:lineRule="auto"/>
+              <w:ind w:left="0" w:right="0" w:firstLine="0"/>
+              <w:jc w:val="both"/>
+              <w:rPr>
+                <w:rFonts w:ascii="Helvetica Neue" w:cs="Helvetica Neue" w:hAnsi="Helvetica Neue" w:eastAsia="Helvetica Neue"/>
+                <w:b w:val="1"/>
+                <w:bCs w:val="1"/>
+                <w:sz w:val="20"/>
+                <w:szCs w:val="20"/>
+                <w:shd w:val="nil" w:color="auto" w:fill="auto"/>
+                <w:rtl w:val="0"/>
+              </w:rPr>
+            </w:pPr>
+            <w:r>
+              <w:rPr>
+                <w:rFonts w:ascii="Helvetica Neue" w:hAnsi="Helvetica Neue"/>
+                <w:b w:val="1"/>
+                <w:bCs w:val="1"/>
+                <w:sz w:val="20"/>
+                <w:szCs w:val="20"/>
+                <w:shd w:val="nil" w:color="auto" w:fill="auto"/>
+                <w:rtl w:val="0"/>
+                <w:lang w:val="en-US"/>
+              </w:rPr>
+              <w:t xml:space="preserve">ACTION ITEMS: </w:t>
             </w:r>
           </w:p>
           <w:p>
             <w:pPr>
               <w:pStyle w:val="Body A"/>
               <w:numPr>
-                <w:ilvl w:val="1"/>
-                <w:numId w:val="8"/>
+                <w:ilvl w:val="0"/>
+                <w:numId w:val="10"/>
               </w:numPr>
               <w:bidi w:val="0"/>
               <w:spacing w:line="240" w:lineRule="auto"/>
               <w:ind w:right="0"/>
-              <w:jc w:val="left"/>
-              <w:rPr>
-                <w:rFonts w:ascii="Helvetica Neue" w:hAnsi="Helvetica Neue"/>
-                <w:sz w:val="20"/>
-                <w:szCs w:val="20"/>
-                <w:rtl w:val="0"/>
-                <w:lang w:val="en-US"/>
-              </w:rPr>
-            </w:pPr>
-            <w:r>
-              <w:rPr>
-                <w:rFonts w:ascii="Helvetica Neue" w:hAnsi="Helvetica Neue"/>
-                <w:sz w:val="20"/>
-                <w:szCs w:val="20"/>
-                <w:shd w:val="nil" w:color="auto" w:fill="auto"/>
-                <w:rtl w:val="0"/>
-                <w:lang w:val="en-US"/>
-              </w:rPr>
-              <w:t xml:space="preserve">Sell X </w:t>
+              <w:jc w:val="both"/>
+              <w:rPr>
+                <w:rFonts w:ascii="Helvetica Neue" w:hAnsi="Helvetica Neue"/>
+                <w:sz w:val="20"/>
+                <w:szCs w:val="20"/>
+                <w:rtl w:val="0"/>
+                <w:lang w:val="en-US"/>
+              </w:rPr>
+            </w:pPr>
+            <w:r>
+              <w:rPr>
+                <w:rFonts w:ascii="Helvetica Neue" w:hAnsi="Helvetica Neue"/>
+                <w:b w:val="1"/>
+                <w:bCs w:val="1"/>
+                <w:sz w:val="20"/>
+                <w:szCs w:val="20"/>
+                <w:shd w:val="nil" w:color="auto" w:fill="auto"/>
+                <w:rtl w:val="0"/>
+                <w:lang w:val="en-US"/>
+              </w:rPr>
+              <w:t>Sell</w:t>
+            </w:r>
+            <w:r>
+              <w:rPr>
+                <w:rFonts w:ascii="Helvetica Neue" w:hAnsi="Helvetica Neue"/>
+                <w:sz w:val="20"/>
+                <w:szCs w:val="20"/>
+                <w:shd w:val="nil" w:color="auto" w:fill="auto"/>
+                <w:rtl w:val="0"/>
+                <w:lang w:val="en-US"/>
+              </w:rPr>
+              <w:t xml:space="preserve">: </w:t>
             </w:r>
           </w:p>
           <w:p>
@@ -4242,35 +5051,162 @@
               <w:pStyle w:val="Body A"/>
               <w:numPr>
                 <w:ilvl w:val="1"/>
-                <w:numId w:val="8"/>
+                <w:numId w:val="10"/>
               </w:numPr>
               <w:bidi w:val="0"/>
               <w:spacing w:line="240" w:lineRule="auto"/>
               <w:ind w:right="0"/>
-              <w:jc w:val="left"/>
-              <w:rPr>
-                <w:rFonts w:ascii="Helvetica Neue" w:hAnsi="Helvetica Neue"/>
-                <w:sz w:val="20"/>
-                <w:szCs w:val="20"/>
-                <w:rtl w:val="0"/>
-                <w:lang w:val="en-US"/>
-              </w:rPr>
-            </w:pPr>
-            <w:r>
-              <w:rPr>
-                <w:rFonts w:ascii="Helvetica Neue" w:hAnsi="Helvetica Neue"/>
-                <w:sz w:val="20"/>
-                <w:szCs w:val="20"/>
-                <w:shd w:val="nil" w:color="auto" w:fill="auto"/>
-                <w:rtl w:val="0"/>
-                <w:lang w:val="en-US"/>
-              </w:rPr>
-              <w:t>Buy Y</w:t>
+              <w:jc w:val="both"/>
+              <w:rPr>
+                <w:rFonts w:ascii="Helvetica Neue" w:hAnsi="Helvetica Neue"/>
+                <w:sz w:val="20"/>
+                <w:szCs w:val="20"/>
+                <w:rtl w:val="0"/>
+                <w:lang w:val="en-US"/>
+              </w:rPr>
+            </w:pPr>
+            <w:r>
+              <w:rPr>
+                <w:rFonts w:ascii="Helvetica Neue" w:hAnsi="Helvetica Neue"/>
+                <w:sz w:val="20"/>
+                <w:szCs w:val="20"/>
+                <w:shd w:val="nil" w:color="auto" w:fill="auto"/>
+                <w:rtl w:val="0"/>
+                <w:lang w:val="en-US"/>
+              </w:rPr>
+              <w:t>$241k Roche US Large Cap Equity Fund</w:t>
+            </w:r>
+          </w:p>
+          <w:p>
+            <w:pPr>
+              <w:pStyle w:val="Body A"/>
+              <w:numPr>
+                <w:ilvl w:val="1"/>
+                <w:numId w:val="10"/>
+              </w:numPr>
+              <w:bidi w:val="0"/>
+              <w:spacing w:after="200" w:line="240" w:lineRule="auto"/>
+              <w:ind w:right="0"/>
+              <w:jc w:val="both"/>
+              <w:rPr>
+                <w:rFonts w:ascii="Helvetica Neue" w:hAnsi="Helvetica Neue"/>
+                <w:sz w:val="20"/>
+                <w:szCs w:val="20"/>
+                <w:rtl w:val="0"/>
+                <w:lang w:val="en-US"/>
+              </w:rPr>
+            </w:pPr>
+            <w:r>
+              <w:rPr>
+                <w:rFonts w:ascii="Helvetica Neue" w:hAnsi="Helvetica Neue"/>
+                <w:sz w:val="20"/>
+                <w:szCs w:val="20"/>
+                <w:shd w:val="nil" w:color="auto" w:fill="auto"/>
+                <w:rtl w:val="0"/>
+                <w:lang w:val="en-US"/>
+              </w:rPr>
+              <w:t>$139k Roche US Small and Mid-Cap Equity Fund</w:t>
+            </w:r>
+          </w:p>
+          <w:p>
+            <w:pPr>
+              <w:pStyle w:val="Body A"/>
+              <w:numPr>
+                <w:ilvl w:val="0"/>
+                <w:numId w:val="10"/>
+              </w:numPr>
+              <w:bidi w:val="0"/>
+              <w:spacing w:line="240" w:lineRule="auto"/>
+              <w:ind w:right="0"/>
+              <w:jc w:val="both"/>
+              <w:rPr>
+                <w:rFonts w:ascii="Helvetica Neue" w:hAnsi="Helvetica Neue"/>
+                <w:b w:val="1"/>
+                <w:bCs w:val="1"/>
+                <w:sz w:val="20"/>
+                <w:szCs w:val="20"/>
+                <w:rtl w:val="0"/>
+                <w:lang w:val="en-US"/>
+              </w:rPr>
+            </w:pPr>
+            <w:r>
+              <w:rPr>
+                <w:rFonts w:ascii="Helvetica Neue" w:hAnsi="Helvetica Neue"/>
+                <w:b w:val="1"/>
+                <w:bCs w:val="1"/>
+                <w:sz w:val="20"/>
+                <w:szCs w:val="20"/>
+                <w:shd w:val="nil" w:color="auto" w:fill="auto"/>
+                <w:rtl w:val="0"/>
+                <w:lang w:val="en-US"/>
+              </w:rPr>
+              <w:t>Buy:</w:t>
+            </w:r>
+          </w:p>
+          <w:p>
+            <w:pPr>
+              <w:pStyle w:val="Body A"/>
+              <w:numPr>
+                <w:ilvl w:val="1"/>
+                <w:numId w:val="10"/>
+              </w:numPr>
+              <w:bidi w:val="0"/>
+              <w:spacing w:after="200" w:line="240" w:lineRule="auto"/>
+              <w:ind w:right="0"/>
+              <w:jc w:val="both"/>
+              <w:rPr>
+                <w:rFonts w:ascii="Helvetica Neue" w:hAnsi="Helvetica Neue"/>
+                <w:sz w:val="20"/>
+                <w:szCs w:val="20"/>
+                <w:rtl w:val="0"/>
+                <w:lang w:val="en-US"/>
+              </w:rPr>
+            </w:pPr>
+            <w:r>
+              <w:rPr>
+                <w:rFonts w:ascii="Helvetica Neue" w:hAnsi="Helvetica Neue"/>
+                <w:sz w:val="20"/>
+                <w:szCs w:val="20"/>
+                <w:shd w:val="nil" w:color="auto" w:fill="auto"/>
+                <w:rtl w:val="0"/>
+                <w:lang w:val="en-US"/>
+              </w:rPr>
+              <w:t>$380k FIDELITY HIGH YIELD FACTOR ETF (FDHY)</w:t>
             </w:r>
           </w:p>
         </w:tc>
       </w:tr>
     </w:tbl>
+    <w:p>
+      <w:pPr>
+        <w:pStyle w:val="Body A"/>
+        <w:widowControl w:val="0"/>
+        <w:spacing w:line="240" w:lineRule="auto"/>
+        <w:ind w:left="540" w:hanging="540"/>
+        <w:rPr>
+          <w:rFonts w:ascii="Helvetica Neue" w:cs="Helvetica Neue" w:hAnsi="Helvetica Neue" w:eastAsia="Helvetica Neue"/>
+          <w:b w:val="1"/>
+          <w:bCs w:val="1"/>
+          <w:sz w:val="20"/>
+          <w:szCs w:val="20"/>
+        </w:rPr>
+      </w:pPr>
+    </w:p>
+    <w:p>
+      <w:pPr>
+        <w:pStyle w:val="Body A"/>
+        <w:widowControl w:val="0"/>
+        <w:spacing w:line="240" w:lineRule="auto"/>
+        <w:ind w:left="432" w:hanging="432"/>
+        <w:rPr>
+          <w:rFonts w:ascii="Helvetica Neue" w:cs="Helvetica Neue" w:hAnsi="Helvetica Neue" w:eastAsia="Helvetica Neue"/>
+          <w:b w:val="1"/>
+          <w:bCs w:val="1"/>
+          <w:sz w:val="20"/>
+          <w:szCs w:val="20"/>
+        </w:rPr>
+      </w:pPr>
+    </w:p>
     <w:p>
       <w:pPr>
         <w:pStyle w:val="Body A"/>
@@ -4347,7 +5283,7 @@
       <w:tblPr>
         <w:tblW w:w="9360" w:type="dxa"/>
         <w:jc w:val="left"/>
-        <w:tblInd w:w="432" w:type="dxa"/>
+        <w:tblInd w:w="648" w:type="dxa"/>
         <w:tblBorders>
           <w:top w:val="single" w:color="ffffff" w:sz="8" w:space="0" w:shadow="0" w:frame="0"/>
           <w:left w:val="single" w:color="ffffff" w:sz="8" w:space="0" w:shadow="0" w:frame="0"/>
@@ -4367,7 +5303,7 @@
           <w:shd w:val="clear" w:color="auto" w:fill="ced7e7"/>
         </w:tblPrEx>
         <w:trPr>
-          <w:trHeight w:val="314" w:hRule="atLeast"/>
+          <w:trHeight w:val="354" w:hRule="atLeast"/>
         </w:trPr>
         <w:tc>
           <w:tcPr>
@@ -4390,6 +5326,7 @@
           <w:p>
             <w:pPr>
               <w:pStyle w:val="Body A"/>
+              <w:widowControl w:val="0"/>
               <w:spacing w:line="240" w:lineRule="auto"/>
               <w:jc w:val="center"/>
             </w:pPr>
@@ -4404,7 +5341,7 @@
                 <w:rtl w:val="0"/>
                 <w:lang w:val="en-US"/>
               </w:rPr>
-              <w:t xml:space="preserve">TAXABLE INVESTMENT RECOMMENDATIONS </w:t>
+              <w:t>FAMILY PLANNING</w:t>
             </w:r>
           </w:p>
         </w:tc>
@@ -4414,7 +5351,7 @@
           <w:shd w:val="clear" w:color="auto" w:fill="ced7e7"/>
         </w:tblPrEx>
         <w:trPr>
-          <w:trHeight w:val="6956" w:hRule="atLeast"/>
+          <w:trHeight w:val="4441" w:hRule="atLeast"/>
         </w:trPr>
         <w:tc>
           <w:tcPr>
@@ -4437,7 +5374,185 @@
           <w:p>
             <w:pPr>
               <w:pStyle w:val="Body A"/>
+              <w:spacing w:after="200"/>
+              <w:jc w:val="both"/>
+              <w:rPr>
+                <w:rFonts w:ascii="Helvetica Neue" w:cs="Helvetica Neue" w:hAnsi="Helvetica Neue" w:eastAsia="Helvetica Neue"/>
+                <w:sz w:val="20"/>
+                <w:szCs w:val="20"/>
+                <w:shd w:val="nil" w:color="auto" w:fill="auto"/>
+              </w:rPr>
+            </w:pPr>
+            <w:r>
+              <w:rPr>
+                <w:rFonts w:ascii="Helvetica Neue" w:hAnsi="Helvetica Neue"/>
+                <w:sz w:val="20"/>
+                <w:szCs w:val="20"/>
+                <w:shd w:val="nil" w:color="auto" w:fill="auto"/>
+                <w:rtl w:val="0"/>
+                <w:lang w:val="en-US"/>
+              </w:rPr>
+              <w:t>As parents and homeowners, you need term life insurance to replace your income and an estate plan to protect your family. The basic estate planning documents you need are as follows:</w:t>
+            </w:r>
+          </w:p>
+          <w:p>
+            <w:pPr>
+              <w:pStyle w:val="Body A"/>
+              <w:numPr>
+                <w:ilvl w:val="0"/>
+                <w:numId w:val="11"/>
+              </w:numPr>
+              <w:bidi w:val="0"/>
+              <w:ind w:right="0"/>
+              <w:jc w:val="both"/>
+              <w:rPr>
+                <w:rFonts w:ascii="Helvetica Neue" w:hAnsi="Helvetica Neue"/>
+                <w:sz w:val="20"/>
+                <w:szCs w:val="20"/>
+                <w:rtl w:val="0"/>
+                <w:lang w:val="en-US"/>
+              </w:rPr>
+            </w:pPr>
+            <w:r>
+              <w:rPr>
+                <w:rFonts w:ascii="Helvetica Neue" w:hAnsi="Helvetica Neue"/>
+                <w:sz w:val="20"/>
+                <w:szCs w:val="20"/>
+                <w:shd w:val="nil" w:color="auto" w:fill="auto"/>
+                <w:rtl w:val="0"/>
+                <w:lang w:val="en-US"/>
+              </w:rPr>
+              <w:t>Durable power of attorney</w:t>
+            </w:r>
+          </w:p>
+          <w:p>
+            <w:pPr>
+              <w:pStyle w:val="Body A"/>
+              <w:numPr>
+                <w:ilvl w:val="0"/>
+                <w:numId w:val="11"/>
+              </w:numPr>
+              <w:bidi w:val="0"/>
+              <w:ind w:right="0"/>
+              <w:jc w:val="both"/>
+              <w:rPr>
+                <w:rFonts w:ascii="Helvetica Neue" w:hAnsi="Helvetica Neue"/>
+                <w:sz w:val="20"/>
+                <w:szCs w:val="20"/>
+                <w:rtl w:val="0"/>
+                <w:lang w:val="en-US"/>
+              </w:rPr>
+            </w:pPr>
+            <w:r>
+              <w:rPr>
+                <w:rFonts w:ascii="Helvetica Neue" w:hAnsi="Helvetica Neue"/>
+                <w:sz w:val="20"/>
+                <w:szCs w:val="20"/>
+                <w:shd w:val="nil" w:color="auto" w:fill="auto"/>
+                <w:rtl w:val="0"/>
+                <w:lang w:val="en-US"/>
+              </w:rPr>
+              <w:t>Healthcare power of attorney</w:t>
+            </w:r>
+          </w:p>
+          <w:p>
+            <w:pPr>
+              <w:pStyle w:val="Body A"/>
+              <w:numPr>
+                <w:ilvl w:val="0"/>
+                <w:numId w:val="11"/>
+              </w:numPr>
+              <w:bidi w:val="0"/>
+              <w:ind w:right="0"/>
+              <w:jc w:val="both"/>
+              <w:rPr>
+                <w:rFonts w:ascii="Helvetica Neue" w:hAnsi="Helvetica Neue"/>
+                <w:sz w:val="20"/>
+                <w:szCs w:val="20"/>
+                <w:rtl w:val="0"/>
+                <w:lang w:val="en-US"/>
+              </w:rPr>
+            </w:pPr>
+            <w:r>
+              <w:rPr>
+                <w:rFonts w:ascii="Helvetica Neue" w:hAnsi="Helvetica Neue"/>
+                <w:sz w:val="20"/>
+                <w:szCs w:val="20"/>
+                <w:shd w:val="nil" w:color="auto" w:fill="auto"/>
+                <w:rtl w:val="0"/>
+                <w:lang w:val="en-US"/>
+              </w:rPr>
+              <w:t>Living will</w:t>
+            </w:r>
+          </w:p>
+          <w:p>
+            <w:pPr>
+              <w:pStyle w:val="Body A"/>
+              <w:numPr>
+                <w:ilvl w:val="0"/>
+                <w:numId w:val="11"/>
+              </w:numPr>
+              <w:bidi w:val="0"/>
+              <w:ind w:right="0"/>
+              <w:jc w:val="both"/>
+              <w:rPr>
+                <w:rFonts w:ascii="Helvetica Neue" w:hAnsi="Helvetica Neue"/>
+                <w:sz w:val="20"/>
+                <w:szCs w:val="20"/>
+                <w:rtl w:val="0"/>
+                <w:lang w:val="en-US"/>
+              </w:rPr>
+            </w:pPr>
+            <w:r>
+              <w:rPr>
+                <w:rFonts w:ascii="Helvetica Neue" w:hAnsi="Helvetica Neue"/>
+                <w:sz w:val="20"/>
+                <w:szCs w:val="20"/>
+                <w:shd w:val="nil" w:color="auto" w:fill="auto"/>
+                <w:rtl w:val="0"/>
+                <w:lang w:val="en-US"/>
+              </w:rPr>
+              <w:t>Last will and testament</w:t>
+            </w:r>
+          </w:p>
+          <w:p>
+            <w:pPr>
+              <w:pStyle w:val="Body A"/>
+              <w:numPr>
+                <w:ilvl w:val="0"/>
+                <w:numId w:val="11"/>
+              </w:numPr>
+              <w:bidi w:val="0"/>
+              <w:spacing w:after="200"/>
+              <w:ind w:right="0"/>
+              <w:jc w:val="both"/>
+              <w:rPr>
+                <w:rFonts w:ascii="Helvetica Neue" w:hAnsi="Helvetica Neue"/>
+                <w:sz w:val="20"/>
+                <w:szCs w:val="20"/>
+                <w:rtl w:val="0"/>
+                <w:lang w:val="en-US"/>
+              </w:rPr>
+            </w:pPr>
+            <w:r>
+              <w:rPr>
+                <w:rFonts w:ascii="Helvetica Neue" w:hAnsi="Helvetica Neue"/>
+                <w:sz w:val="20"/>
+                <w:szCs w:val="20"/>
+                <w:shd w:val="nil" w:color="auto" w:fill="auto"/>
+                <w:rtl w:val="0"/>
+                <w:lang w:val="en-US"/>
+              </w:rPr>
+              <w:t xml:space="preserve">Living trust </w:t>
+            </w:r>
+          </w:p>
+          <w:p>
+            <w:pPr>
+              <w:pStyle w:val="Body A"/>
+              <w:bidi w:val="0"/>
               <w:spacing w:after="200" w:line="240" w:lineRule="auto"/>
+              <w:ind w:left="0" w:right="0" w:firstLine="0"/>
+              <w:jc w:val="both"/>
               <w:rPr>
                 <w:rFonts w:ascii="Helvetica Neue" w:cs="Helvetica Neue" w:hAnsi="Helvetica Neue" w:eastAsia="Helvetica Neue"/>
                 <w:b w:val="1"/>
@@ -4445,153 +5560,21 @@
                 <w:sz w:val="20"/>
                 <w:szCs w:val="20"/>
                 <w:shd w:val="nil" w:color="auto" w:fill="auto"/>
-              </w:rPr>
-            </w:pPr>
-            <w:r>
-              <w:rPr>
-                <w:rFonts w:ascii="Helvetica Neue" w:hAnsi="Helvetica Neue"/>
-                <w:b w:val="0"/>
-                <w:bCs w:val="0"/>
-                <w:sz w:val="20"/>
-                <w:szCs w:val="20"/>
-                <w:shd w:val="nil" w:color="auto" w:fill="auto"/>
-                <w:rtl w:val="0"/>
-                <w:lang w:val="en-US"/>
-              </w:rPr>
-              <w:t xml:space="preserve">You have 3 brokerage accounts: your RSUs at E*Trade, your self-managed account at Vanguard, and your managed account at Morgan Stanley. </w:t>
-            </w:r>
-          </w:p>
-          <w:p>
-            <w:pPr>
-              <w:pStyle w:val="Body A"/>
-              <w:bidi w:val="0"/>
-              <w:spacing w:after="200" w:line="240" w:lineRule="auto"/>
-              <w:ind w:left="0" w:right="0" w:firstLine="0"/>
-              <w:jc w:val="left"/>
-              <w:rPr>
-                <w:rFonts w:ascii="Helvetica Neue" w:cs="Helvetica Neue" w:hAnsi="Helvetica Neue" w:eastAsia="Helvetica Neue"/>
+                <w:rtl w:val="0"/>
+              </w:rPr>
+            </w:pPr>
+            <w:r>
+              <w:rPr>
+                <w:rFonts w:ascii="Helvetica Neue" w:hAnsi="Helvetica Neue"/>
                 <w:b w:val="1"/>
                 <w:bCs w:val="1"/>
                 <w:sz w:val="20"/>
                 <w:szCs w:val="20"/>
                 <w:shd w:val="nil" w:color="auto" w:fill="auto"/>
                 <w:rtl w:val="0"/>
-              </w:rPr>
-            </w:pPr>
-            <w:r>
-              <w:rPr>
-                <w:rFonts w:ascii="Helvetica Neue" w:hAnsi="Helvetica Neue"/>
-                <w:b w:val="1"/>
-                <w:bCs w:val="1"/>
-                <w:sz w:val="20"/>
-                <w:szCs w:val="20"/>
-                <w:shd w:val="nil" w:color="auto" w:fill="auto"/>
-                <w:rtl w:val="0"/>
-                <w:lang w:val="en-US"/>
-              </w:rPr>
-              <w:t xml:space="preserve">The aggregate portfolio is X% stocks and X% bonds. Of the stocks, X% are US stocks and X% are international stocks. </w:t>
-            </w:r>
-          </w:p>
-          <w:p>
-            <w:pPr>
-              <w:pStyle w:val="Body A"/>
-              <w:bidi w:val="0"/>
-              <w:spacing w:after="200" w:line="240" w:lineRule="auto"/>
-              <w:ind w:left="0" w:right="0" w:firstLine="0"/>
-              <w:jc w:val="left"/>
-              <w:rPr>
-                <w:rFonts w:ascii="Helvetica Neue" w:cs="Helvetica Neue" w:hAnsi="Helvetica Neue" w:eastAsia="Helvetica Neue"/>
-                <w:sz w:val="20"/>
-                <w:szCs w:val="20"/>
-                <w:shd w:val="nil" w:color="auto" w:fill="auto"/>
-                <w:rtl w:val="0"/>
-              </w:rPr>
-            </w:pPr>
-            <w:r>
-              <w:rPr>
-                <w:rFonts w:ascii="Helvetica Neue" w:hAnsi="Helvetica Neue"/>
-                <w:b w:val="1"/>
-                <w:bCs w:val="1"/>
-                <w:sz w:val="20"/>
-                <w:szCs w:val="20"/>
-                <w:shd w:val="nil" w:color="auto" w:fill="auto"/>
-                <w:rtl w:val="0"/>
-                <w:lang w:val="en-US"/>
-              </w:rPr>
-              <w:t>You are overweight X and underweight X</w:t>
-            </w:r>
-            <w:r>
-              <w:rPr>
-                <w:rFonts w:ascii="Helvetica Neue" w:hAnsi="Helvetica Neue"/>
-                <w:sz w:val="20"/>
-                <w:szCs w:val="20"/>
-                <w:shd w:val="nil" w:color="auto" w:fill="auto"/>
-                <w:rtl w:val="0"/>
-                <w:lang w:val="en-US"/>
-              </w:rPr>
-              <w:t xml:space="preserve">.  You need to be more aggressive to reach your goals. </w:t>
-            </w:r>
-          </w:p>
-          <w:p>
-            <w:pPr>
-              <w:pStyle w:val="Body A"/>
-              <w:bidi w:val="0"/>
-              <w:spacing w:after="200" w:line="240" w:lineRule="auto"/>
-              <w:ind w:left="0" w:right="0" w:firstLine="0"/>
-              <w:jc w:val="left"/>
-              <w:rPr>
-                <w:rFonts w:ascii="Helvetica Neue" w:cs="Helvetica Neue" w:hAnsi="Helvetica Neue" w:eastAsia="Helvetica Neue"/>
-                <w:b w:val="1"/>
-                <w:bCs w:val="1"/>
-                <w:sz w:val="20"/>
-                <w:szCs w:val="20"/>
-                <w:shd w:val="nil" w:color="auto" w:fill="auto"/>
-                <w:rtl w:val="0"/>
-              </w:rPr>
-            </w:pPr>
-            <w:r>
-              <w:rPr>
-                <w:rFonts w:ascii="Helvetica Neue" w:hAnsi="Helvetica Neue"/>
-                <w:b w:val="1"/>
-                <w:bCs w:val="1"/>
-                <w:sz w:val="20"/>
-                <w:szCs w:val="20"/>
-                <w:shd w:val="nil" w:color="auto" w:fill="auto"/>
-                <w:rtl w:val="0"/>
-                <w:lang w:val="en-US"/>
-              </w:rPr>
-              <w:t xml:space="preserve">The net expense ratio on your portfolio is X%, the dividend yield is X%, and the return over the last year is X%. </w:t>
-            </w:r>
-          </w:p>
-          <w:p>
-            <w:pPr>
-              <w:pStyle w:val="Body A"/>
-              <w:bidi w:val="0"/>
-              <w:spacing w:line="240" w:lineRule="auto"/>
-              <w:ind w:left="0" w:right="0" w:firstLine="0"/>
-              <w:jc w:val="left"/>
-              <w:rPr>
-                <w:rFonts w:ascii="Helvetica Neue" w:cs="Helvetica Neue" w:hAnsi="Helvetica Neue" w:eastAsia="Helvetica Neue"/>
-                <w:b w:val="1"/>
-                <w:bCs w:val="1"/>
-                <w:sz w:val="20"/>
-                <w:szCs w:val="20"/>
-                <w:shd w:val="nil" w:color="auto" w:fill="auto"/>
-                <w:rtl w:val="0"/>
-              </w:rPr>
-            </w:pPr>
-            <w:r>
-              <w:rPr>
-                <w:rFonts w:ascii="Helvetica Neue" w:hAnsi="Helvetica Neue"/>
-                <w:b w:val="1"/>
-                <w:bCs w:val="1"/>
-                <w:sz w:val="20"/>
-                <w:szCs w:val="20"/>
-                <w:shd w:val="nil" w:color="auto" w:fill="auto"/>
-                <w:rtl w:val="0"/>
-                <w:lang w:val="en-US"/>
-              </w:rPr>
-              <w:t xml:space="preserve">In your _____ account: </w:t>
+                <w:lang w:val="en-US"/>
+              </w:rPr>
+              <w:t xml:space="preserve">ACTION ITEMS: </w:t>
             </w:r>
           </w:p>
           <w:p>
@@ -4599,247 +5582,30 @@
               <w:pStyle w:val="Body A"/>
               <w:numPr>
                 <w:ilvl w:val="0"/>
-                <w:numId w:val="9"/>
-              </w:numPr>
-              <w:bidi w:val="0"/>
-              <w:spacing w:line="240" w:lineRule="auto"/>
-              <w:ind w:right="0"/>
-              <w:jc w:val="left"/>
-              <w:rPr>
-                <w:rFonts w:ascii="Helvetica Neue" w:hAnsi="Helvetica Neue"/>
-                <w:sz w:val="20"/>
-                <w:szCs w:val="20"/>
-                <w:rtl w:val="0"/>
-                <w:lang w:val="en-US"/>
-              </w:rPr>
-            </w:pPr>
-            <w:r>
-              <w:rPr>
-                <w:rFonts w:ascii="Helvetica Neue" w:hAnsi="Helvetica Neue"/>
-                <w:sz w:val="20"/>
-                <w:szCs w:val="20"/>
-                <w:shd w:val="nil" w:color="auto" w:fill="auto"/>
-                <w:rtl w:val="0"/>
-                <w:lang w:val="en-US"/>
-              </w:rPr>
-              <w:t xml:space="preserve">X% is stocks, X% is bonds, X% is cash. </w:t>
-            </w:r>
-          </w:p>
-          <w:p>
-            <w:pPr>
-              <w:pStyle w:val="Body A"/>
-              <w:numPr>
-                <w:ilvl w:val="0"/>
-                <w:numId w:val="9"/>
-              </w:numPr>
-              <w:bidi w:val="0"/>
-              <w:spacing w:line="240" w:lineRule="auto"/>
-              <w:ind w:right="0"/>
-              <w:jc w:val="left"/>
-              <w:rPr>
-                <w:rFonts w:ascii="Helvetica Neue" w:hAnsi="Helvetica Neue"/>
-                <w:sz w:val="20"/>
-                <w:szCs w:val="20"/>
-                <w:rtl w:val="0"/>
-                <w:lang w:val="en-US"/>
-              </w:rPr>
-            </w:pPr>
-            <w:r>
-              <w:rPr>
-                <w:rFonts w:ascii="Helvetica Neue" w:hAnsi="Helvetica Neue"/>
-                <w:sz w:val="20"/>
-                <w:szCs w:val="20"/>
-                <w:shd w:val="nil" w:color="auto" w:fill="auto"/>
-                <w:rtl w:val="0"/>
-                <w:lang w:val="en-US"/>
-              </w:rPr>
-              <w:t xml:space="preserve">X% of your stocks are US based and X% are international. </w:t>
-            </w:r>
-          </w:p>
-          <w:p>
-            <w:pPr>
-              <w:pStyle w:val="Body A"/>
-              <w:numPr>
-                <w:ilvl w:val="0"/>
-                <w:numId w:val="9"/>
-              </w:numPr>
-              <w:bidi w:val="0"/>
-              <w:spacing w:line="240" w:lineRule="auto"/>
-              <w:ind w:right="0"/>
-              <w:jc w:val="left"/>
-              <w:rPr>
-                <w:rFonts w:ascii="Helvetica Neue" w:hAnsi="Helvetica Neue"/>
-                <w:sz w:val="20"/>
-                <w:szCs w:val="20"/>
-                <w:rtl w:val="0"/>
-                <w:lang w:val="en-US"/>
-              </w:rPr>
-            </w:pPr>
-            <w:r>
-              <w:rPr>
-                <w:rFonts w:ascii="Helvetica Neue" w:hAnsi="Helvetica Neue"/>
-                <w:sz w:val="20"/>
-                <w:szCs w:val="20"/>
-                <w:shd w:val="nil" w:color="auto" w:fill="auto"/>
-                <w:rtl w:val="0"/>
-                <w:lang w:val="en-US"/>
-              </w:rPr>
-              <w:t xml:space="preserve">X% of your stocks are large cap, X% are mid cap, and X% are small cap. </w:t>
-            </w:r>
-          </w:p>
-          <w:p>
-            <w:pPr>
-              <w:pStyle w:val="Body A"/>
-              <w:numPr>
-                <w:ilvl w:val="0"/>
-                <w:numId w:val="9"/>
-              </w:numPr>
-              <w:bidi w:val="0"/>
-              <w:spacing w:line="240" w:lineRule="auto"/>
-              <w:ind w:right="0"/>
-              <w:jc w:val="left"/>
-              <w:rPr>
-                <w:rFonts w:ascii="Helvetica Neue" w:hAnsi="Helvetica Neue"/>
-                <w:sz w:val="20"/>
-                <w:szCs w:val="20"/>
-                <w:rtl w:val="0"/>
-                <w:lang w:val="en-US"/>
-              </w:rPr>
-            </w:pPr>
-            <w:r>
-              <w:rPr>
-                <w:rFonts w:ascii="Helvetica Neue" w:hAnsi="Helvetica Neue"/>
-                <w:sz w:val="20"/>
-                <w:szCs w:val="20"/>
-                <w:shd w:val="nil" w:color="auto" w:fill="auto"/>
-                <w:rtl w:val="0"/>
-                <w:lang w:val="en-US"/>
-              </w:rPr>
-              <w:t>The expense ratio is X%.</w:t>
-            </w:r>
-          </w:p>
-          <w:p>
-            <w:pPr>
-              <w:pStyle w:val="Body A"/>
-              <w:numPr>
-                <w:ilvl w:val="0"/>
-                <w:numId w:val="9"/>
-              </w:numPr>
-              <w:bidi w:val="0"/>
-              <w:spacing w:line="240" w:lineRule="auto"/>
-              <w:ind w:right="0"/>
-              <w:jc w:val="left"/>
-              <w:rPr>
-                <w:rFonts w:ascii="Helvetica Neue" w:hAnsi="Helvetica Neue"/>
-                <w:sz w:val="20"/>
-                <w:szCs w:val="20"/>
-                <w:rtl w:val="0"/>
-                <w:lang w:val="en-US"/>
-              </w:rPr>
-            </w:pPr>
-            <w:r>
-              <w:rPr>
-                <w:rFonts w:ascii="Helvetica Neue" w:hAnsi="Helvetica Neue"/>
-                <w:sz w:val="20"/>
-                <w:szCs w:val="20"/>
-                <w:shd w:val="nil" w:color="auto" w:fill="auto"/>
-                <w:rtl w:val="0"/>
-                <w:lang w:val="en-US"/>
-              </w:rPr>
-              <w:t xml:space="preserve">The return over the last year is X% and the annualized return over the last 5 years is X%. and taxable, </w:t>
-            </w:r>
-          </w:p>
-          <w:p>
-            <w:pPr>
-              <w:pStyle w:val="Body A"/>
-              <w:numPr>
-                <w:ilvl w:val="0"/>
-                <w:numId w:val="9"/>
+                <w:numId w:val="12"/>
               </w:numPr>
               <w:bidi w:val="0"/>
               <w:spacing w:after="200" w:line="240" w:lineRule="auto"/>
               <w:ind w:right="0"/>
-              <w:jc w:val="left"/>
-              <w:rPr>
-                <w:rFonts w:ascii="Helvetica Neue" w:hAnsi="Helvetica Neue"/>
-                <w:sz w:val="20"/>
-                <w:szCs w:val="20"/>
-                <w:rtl w:val="0"/>
-                <w:lang w:val="en-US"/>
-              </w:rPr>
-            </w:pPr>
-            <w:r>
-              <w:rPr>
-                <w:rFonts w:ascii="Helvetica Neue" w:hAnsi="Helvetica Neue"/>
-                <w:sz w:val="20"/>
-                <w:szCs w:val="20"/>
-                <w:shd w:val="nil" w:color="auto" w:fill="auto"/>
-                <w:rtl w:val="0"/>
-                <w:lang w:val="en-US"/>
-              </w:rPr>
-              <w:t xml:space="preserve">The dividend yield is X%. </w:t>
-            </w:r>
-          </w:p>
-          <w:p>
-            <w:pPr>
-              <w:pStyle w:val="Body A"/>
-              <w:bidi w:val="0"/>
-              <w:spacing w:after="200" w:line="240" w:lineRule="auto"/>
-              <w:ind w:left="0" w:right="0" w:firstLine="0"/>
-              <w:jc w:val="left"/>
-              <w:rPr>
-                <w:rFonts w:ascii="Helvetica Neue" w:cs="Helvetica Neue" w:hAnsi="Helvetica Neue" w:eastAsia="Helvetica Neue"/>
-                <w:b w:val="1"/>
-                <w:bCs w:val="1"/>
-                <w:sz w:val="20"/>
-                <w:szCs w:val="20"/>
-                <w:shd w:val="nil" w:color="auto" w:fill="auto"/>
-                <w:rtl w:val="0"/>
-              </w:rPr>
-            </w:pPr>
-            <w:r>
-              <w:rPr>
-                <w:rFonts w:ascii="Helvetica Neue" w:hAnsi="Helvetica Neue"/>
-                <w:b w:val="1"/>
-                <w:bCs w:val="1"/>
-                <w:sz w:val="20"/>
-                <w:szCs w:val="20"/>
-                <w:shd w:val="nil" w:color="auto" w:fill="auto"/>
-                <w:rtl w:val="0"/>
-                <w:lang w:val="en-US"/>
-              </w:rPr>
-              <w:t>The following recommendations will result in ~ $X of (long term/short term capital gains/losses).</w:t>
-            </w:r>
-          </w:p>
-          <w:p>
-            <w:pPr>
-              <w:pStyle w:val="Body A"/>
-              <w:bidi w:val="0"/>
-              <w:spacing w:after="200" w:line="240" w:lineRule="auto"/>
-              <w:ind w:left="0" w:right="0" w:firstLine="0"/>
-              <w:jc w:val="left"/>
-              <w:rPr>
-                <w:rFonts w:ascii="Helvetica Neue" w:cs="Helvetica Neue" w:hAnsi="Helvetica Neue" w:eastAsia="Helvetica Neue"/>
-                <w:b w:val="1"/>
-                <w:bCs w:val="1"/>
-                <w:sz w:val="20"/>
-                <w:szCs w:val="20"/>
-                <w:shd w:val="nil" w:color="auto" w:fill="auto"/>
-                <w:rtl w:val="0"/>
-              </w:rPr>
-            </w:pPr>
-            <w:r>
-              <w:rPr>
-                <w:rFonts w:ascii="Helvetica Neue" w:hAnsi="Helvetica Neue"/>
-                <w:b w:val="1"/>
-                <w:bCs w:val="1"/>
-                <w:sz w:val="20"/>
-                <w:szCs w:val="20"/>
-                <w:shd w:val="nil" w:color="auto" w:fill="auto"/>
-                <w:rtl w:val="0"/>
-                <w:lang w:val="en-US"/>
-              </w:rPr>
-              <w:t xml:space="preserve">ACTION ITEMS: </w:t>
+              <w:jc w:val="both"/>
+              <w:rPr>
+                <w:rFonts w:ascii="Helvetica Neue" w:hAnsi="Helvetica Neue"/>
+                <w:sz w:val="20"/>
+                <w:szCs w:val="20"/>
+                <w:rtl w:val="0"/>
+                <w:lang w:val="en-US"/>
+              </w:rPr>
+            </w:pPr>
+            <w:r>
+              <w:rPr>
+                <w:rFonts w:ascii="Helvetica Neue" w:hAnsi="Helvetica Neue"/>
+                <w:sz w:val="20"/>
+                <w:szCs w:val="20"/>
+                <w:shd w:val="nil" w:color="auto" w:fill="auto"/>
+                <w:rtl w:val="0"/>
+                <w:lang w:val="en-US"/>
+              </w:rPr>
+              <w:t>You need {43} more in term life.</w:t>
             </w:r>
           </w:p>
           <w:p>
@@ -4847,105 +5613,30 @@
               <w:pStyle w:val="Body A"/>
               <w:numPr>
                 <w:ilvl w:val="0"/>
-                <w:numId w:val="10"/>
-              </w:numPr>
-              <w:bidi w:val="0"/>
-              <w:spacing w:line="240" w:lineRule="auto"/>
-              <w:ind w:right="0"/>
-              <w:jc w:val="left"/>
-              <w:rPr>
-                <w:rFonts w:ascii="Helvetica Neue" w:hAnsi="Helvetica Neue"/>
-                <w:sz w:val="20"/>
-                <w:szCs w:val="20"/>
-                <w:rtl w:val="0"/>
-                <w:lang w:val="en-US"/>
-              </w:rPr>
-            </w:pPr>
-            <w:r>
-              <w:rPr>
-                <w:rFonts w:ascii="Helvetica Neue" w:hAnsi="Helvetica Neue"/>
-                <w:b w:val="1"/>
-                <w:bCs w:val="1"/>
-                <w:sz w:val="20"/>
-                <w:szCs w:val="20"/>
-                <w:shd w:val="nil" w:color="auto" w:fill="auto"/>
-                <w:rtl w:val="0"/>
-                <w:lang w:val="en-US"/>
-              </w:rPr>
-              <w:t>Sell</w:t>
-            </w:r>
-            <w:r>
-              <w:rPr>
-                <w:rFonts w:ascii="Helvetica Neue" w:hAnsi="Helvetica Neue"/>
-                <w:sz w:val="20"/>
-                <w:szCs w:val="20"/>
-                <w:shd w:val="nil" w:color="auto" w:fill="auto"/>
-                <w:rtl w:val="0"/>
-                <w:lang w:val="en-US"/>
-              </w:rPr>
-              <w:t xml:space="preserve">: </w:t>
-            </w:r>
-          </w:p>
-          <w:p>
-            <w:pPr>
-              <w:pStyle w:val="Body A"/>
-              <w:numPr>
-                <w:ilvl w:val="1"/>
-                <w:numId w:val="10"/>
-              </w:numPr>
-              <w:bidi w:val="0"/>
-              <w:spacing w:line="240" w:lineRule="auto"/>
-              <w:ind w:right="0"/>
-              <w:jc w:val="left"/>
-              <w:rPr>
-                <w:rFonts w:ascii="Helvetica Neue" w:hAnsi="Helvetica Neue"/>
-                <w:sz w:val="20"/>
-                <w:szCs w:val="20"/>
-                <w:rtl w:val="0"/>
-                <w:lang w:val="en-US"/>
-              </w:rPr>
-            </w:pPr>
-            <w:r>
-              <w:rPr>
-                <w:rFonts w:ascii="Helvetica Neue" w:hAnsi="Helvetica Neue"/>
-                <w:sz w:val="20"/>
-                <w:szCs w:val="20"/>
-                <w:shd w:val="nil" w:color="auto" w:fill="auto"/>
-                <w:rtl w:val="0"/>
-                <w:lang w:val="en-US"/>
-              </w:rPr>
-              <w:t>$241k Roche US Large Cap Equity Fund</w:t>
-            </w:r>
-          </w:p>
-          <w:p>
-            <w:pPr>
-              <w:pStyle w:val="Body A"/>
-              <w:numPr>
-                <w:ilvl w:val="1"/>
-                <w:numId w:val="10"/>
+                <w:numId w:val="12"/>
               </w:numPr>
               <w:bidi w:val="0"/>
               <w:spacing w:after="200" w:line="240" w:lineRule="auto"/>
               <w:ind w:right="0"/>
-              <w:jc w:val="left"/>
-              <w:rPr>
-                <w:rFonts w:ascii="Helvetica Neue" w:hAnsi="Helvetica Neue"/>
-                <w:sz w:val="20"/>
-                <w:szCs w:val="20"/>
-                <w:rtl w:val="0"/>
-                <w:lang w:val="en-US"/>
-              </w:rPr>
-            </w:pPr>
-            <w:r>
-              <w:rPr>
-                <w:rFonts w:ascii="Helvetica Neue" w:hAnsi="Helvetica Neue"/>
-                <w:sz w:val="20"/>
-                <w:szCs w:val="20"/>
-                <w:shd w:val="nil" w:color="auto" w:fill="auto"/>
-                <w:rtl w:val="0"/>
-                <w:lang w:val="en-US"/>
-              </w:rPr>
-              <w:t>$139k Roche US Small and Mid-Cap Equity Fund</w:t>
+              <w:jc w:val="both"/>
+              <w:rPr>
+                <w:rFonts w:ascii="Helvetica Neue" w:hAnsi="Helvetica Neue"/>
+                <w:sz w:val="20"/>
+                <w:szCs w:val="20"/>
+                <w:rtl w:val="0"/>
+                <w:lang w:val="en-US"/>
+              </w:rPr>
+            </w:pPr>
+            <w:r>
+              <w:rPr>
+                <w:rFonts w:ascii="Helvetica Neue" w:hAnsi="Helvetica Neue"/>
+                <w:sz w:val="20"/>
+                <w:szCs w:val="20"/>
+                <w:shd w:val="nil" w:color="auto" w:fill="auto"/>
+                <w:rtl w:val="0"/>
+                <w:lang w:val="en-US"/>
+              </w:rPr>
+              <w:t>You need {44} more in term life.</w:t>
             </w:r>
           </w:p>
           <w:p>
@@ -4953,65 +5644,120 @@
               <w:pStyle w:val="Body A"/>
               <w:numPr>
                 <w:ilvl w:val="0"/>
-                <w:numId w:val="10"/>
-              </w:numPr>
-              <w:bidi w:val="0"/>
-              <w:spacing w:line="240" w:lineRule="auto"/>
-              <w:ind w:right="0"/>
-              <w:jc w:val="left"/>
-              <w:rPr>
-                <w:rFonts w:ascii="Helvetica Neue" w:hAnsi="Helvetica Neue"/>
-                <w:b w:val="1"/>
-                <w:bCs w:val="1"/>
-                <w:sz w:val="20"/>
-                <w:szCs w:val="20"/>
-                <w:rtl w:val="0"/>
-                <w:lang w:val="en-US"/>
-              </w:rPr>
-            </w:pPr>
-            <w:r>
-              <w:rPr>
-                <w:rFonts w:ascii="Helvetica Neue" w:hAnsi="Helvetica Neue"/>
-                <w:b w:val="1"/>
-                <w:bCs w:val="1"/>
-                <w:sz w:val="20"/>
-                <w:szCs w:val="20"/>
-                <w:shd w:val="nil" w:color="auto" w:fill="auto"/>
-                <w:rtl w:val="0"/>
-                <w:lang w:val="en-US"/>
-              </w:rPr>
-              <w:t>Buy:</w:t>
-            </w:r>
-          </w:p>
-          <w:p>
-            <w:pPr>
-              <w:pStyle w:val="Body A"/>
-              <w:numPr>
-                <w:ilvl w:val="1"/>
-                <w:numId w:val="10"/>
+                <w:numId w:val="12"/>
               </w:numPr>
               <w:bidi w:val="0"/>
               <w:spacing w:after="200" w:line="240" w:lineRule="auto"/>
               <w:ind w:right="0"/>
-              <w:jc w:val="left"/>
-              <w:rPr>
-                <w:rFonts w:ascii="Helvetica Neue" w:hAnsi="Helvetica Neue"/>
-                <w:sz w:val="20"/>
-                <w:szCs w:val="20"/>
-                <w:rtl w:val="0"/>
-                <w:lang w:val="en-US"/>
-              </w:rPr>
-            </w:pPr>
-            <w:r>
-              <w:rPr>
-                <w:rFonts w:ascii="Helvetica Neue" w:hAnsi="Helvetica Neue"/>
-                <w:sz w:val="20"/>
-                <w:szCs w:val="20"/>
-                <w:shd w:val="nil" w:color="auto" w:fill="auto"/>
-                <w:rtl w:val="0"/>
-                <w:lang w:val="en-US"/>
-              </w:rPr>
-              <w:t>$380k FIDELITY HIGH YIELD FACTOR ETF (FDHY)</w:t>
+              <w:jc w:val="both"/>
+              <w:rPr>
+                <w:rFonts w:ascii="Helvetica Neue" w:hAnsi="Helvetica Neue"/>
+                <w:sz w:val="20"/>
+                <w:szCs w:val="20"/>
+                <w:rtl w:val="0"/>
+                <w:lang w:val="en-US"/>
+              </w:rPr>
+            </w:pPr>
+            <w:r>
+              <w:rPr>
+                <w:rFonts w:ascii="Helvetica Neue" w:hAnsi="Helvetica Neue"/>
+                <w:sz w:val="20"/>
+                <w:szCs w:val="20"/>
+                <w:shd w:val="nil" w:color="auto" w:fill="auto"/>
+                <w:rtl w:val="0"/>
+                <w:lang w:val="en-US"/>
+              </w:rPr>
+              <w:t xml:space="preserve">Create your estate plan through </w:t>
+            </w:r>
+            <w:r>
+              <w:rPr>
+                <w:rStyle w:val="Hyperlink.0"/>
+                <w:rFonts w:ascii="Helvetica Neue" w:cs="Helvetica Neue" w:hAnsi="Helvetica Neue" w:eastAsia="Helvetica Neue"/>
+                <w:sz w:val="20"/>
+                <w:szCs w:val="20"/>
+              </w:rPr>
+              <w:fldChar w:fldCharType="begin" w:fldLock="0"/>
+            </w:r>
+            <w:r>
+              <w:rPr>
+                <w:rStyle w:val="Hyperlink.0"/>
+                <w:rFonts w:ascii="Helvetica Neue" w:cs="Helvetica Neue" w:hAnsi="Helvetica Neue" w:eastAsia="Helvetica Neue"/>
+                <w:sz w:val="20"/>
+                <w:szCs w:val="20"/>
+              </w:rPr>
+              <w:instrText xml:space="preserve"> HYPERLINK "http://wealth.com"</w:instrText>
+            </w:r>
+            <w:r>
+              <w:rPr>
+                <w:rStyle w:val="Hyperlink.0"/>
+                <w:rFonts w:ascii="Helvetica Neue" w:cs="Helvetica Neue" w:hAnsi="Helvetica Neue" w:eastAsia="Helvetica Neue"/>
+                <w:sz w:val="20"/>
+                <w:szCs w:val="20"/>
+              </w:rPr>
+              <w:fldChar w:fldCharType="separate" w:fldLock="0"/>
+            </w:r>
+            <w:r>
+              <w:rPr>
+                <w:rStyle w:val="Hyperlink.0"/>
+                <w:rFonts w:ascii="Helvetica Neue" w:hAnsi="Helvetica Neue"/>
+                <w:sz w:val="20"/>
+                <w:szCs w:val="20"/>
+                <w:rtl w:val="0"/>
+                <w:lang w:val="en-US"/>
+              </w:rPr>
+              <w:t>Wealth.com</w:t>
+            </w:r>
+            <w:r>
+              <w:rPr>
+                <w:rFonts w:ascii="Helvetica Neue" w:cs="Helvetica Neue" w:hAnsi="Helvetica Neue" w:eastAsia="Helvetica Neue"/>
+                <w:sz w:val="20"/>
+                <w:szCs w:val="20"/>
+              </w:rPr>
+              <w:fldChar w:fldCharType="end" w:fldLock="0"/>
+            </w:r>
+            <w:r>
+              <w:rPr>
+                <w:rStyle w:val="None"/>
+                <w:rFonts w:ascii="Helvetica Neue" w:hAnsi="Helvetica Neue"/>
+                <w:sz w:val="20"/>
+                <w:szCs w:val="20"/>
+                <w:shd w:val="nil" w:color="auto" w:fill="auto"/>
+                <w:rtl w:val="0"/>
+                <w:lang w:val="en-US"/>
+              </w:rPr>
+              <w:t xml:space="preserve">. </w:t>
+            </w:r>
+          </w:p>
+          <w:p>
+            <w:pPr>
+              <w:pStyle w:val="Body A"/>
+              <w:numPr>
+                <w:ilvl w:val="0"/>
+                <w:numId w:val="12"/>
+              </w:numPr>
+              <w:bidi w:val="0"/>
+              <w:spacing w:after="200" w:line="240" w:lineRule="auto"/>
+              <w:ind w:right="0"/>
+              <w:jc w:val="both"/>
+              <w:rPr>
+                <w:rFonts w:ascii="Helvetica Neue" w:hAnsi="Helvetica Neue"/>
+                <w:sz w:val="20"/>
+                <w:szCs w:val="20"/>
+                <w:rtl w:val="0"/>
+                <w:lang w:val="en-US"/>
+              </w:rPr>
+            </w:pPr>
+            <w:r>
+              <w:rPr>
+                <w:rStyle w:val="None"/>
+                <w:rFonts w:ascii="Helvetica Neue" w:hAnsi="Helvetica Neue"/>
+                <w:sz w:val="20"/>
+                <w:szCs w:val="20"/>
+                <w:shd w:val="nil" w:color="auto" w:fill="auto"/>
+                <w:rtl w:val="0"/>
+                <w:lang w:val="en-US"/>
+              </w:rPr>
+              <w:t xml:space="preserve">Fund your Living Trust and update your beneficiary designations. </w:t>
             </w:r>
           </w:p>
         </w:tc>
@@ -5022,8 +5768,9 @@
         <w:pStyle w:val="Body A"/>
         <w:widowControl w:val="0"/>
         <w:spacing w:line="240" w:lineRule="auto"/>
-        <w:ind w:left="324" w:hanging="324"/>
+        <w:ind w:left="540" w:hanging="540"/>
         <w:rPr>
+          <w:rStyle w:val="None"/>
           <w:rFonts w:ascii="Helvetica Neue" w:cs="Helvetica Neue" w:hAnsi="Helvetica Neue" w:eastAsia="Helvetica Neue"/>
           <w:b w:val="1"/>
           <w:bCs w:val="1"/>
@@ -5037,8 +5784,9 @@
         <w:pStyle w:val="Body A"/>
         <w:widowControl w:val="0"/>
         <w:spacing w:line="240" w:lineRule="auto"/>
-        <w:ind w:left="216" w:hanging="216"/>
+        <w:ind w:left="432" w:hanging="432"/>
         <w:rPr>
+          <w:rStyle w:val="None"/>
           <w:rFonts w:ascii="Helvetica Neue" w:cs="Helvetica Neue" w:hAnsi="Helvetica Neue" w:eastAsia="Helvetica Neue"/>
           <w:b w:val="1"/>
           <w:bCs w:val="1"/>
@@ -5052,8 +5800,9 @@
         <w:pStyle w:val="Body A"/>
         <w:widowControl w:val="0"/>
         <w:spacing w:line="240" w:lineRule="auto"/>
-        <w:ind w:left="108" w:hanging="108"/>
+        <w:ind w:left="324" w:hanging="324"/>
         <w:rPr>
+          <w:rStyle w:val="None"/>
           <w:rFonts w:ascii="Helvetica Neue" w:cs="Helvetica Neue" w:hAnsi="Helvetica Neue" w:eastAsia="Helvetica Neue"/>
           <w:b w:val="1"/>
           <w:bCs w:val="1"/>
@@ -5067,7 +5816,9 @@
         <w:pStyle w:val="Body A"/>
         <w:widowControl w:val="0"/>
         <w:spacing w:line="240" w:lineRule="auto"/>
+        <w:ind w:left="216" w:hanging="216"/>
         <w:rPr>
+          <w:rStyle w:val="None"/>
           <w:rFonts w:ascii="Helvetica Neue" w:cs="Helvetica Neue" w:hAnsi="Helvetica Neue" w:eastAsia="Helvetica Neue"/>
           <w:b w:val="1"/>
           <w:bCs w:val="1"/>
@@ -5079,8 +5830,11 @@
     <w:p>
       <w:pPr>
         <w:pStyle w:val="Body A"/>
+        <w:widowControl w:val="0"/>
         <w:spacing w:line="240" w:lineRule="auto"/>
+        <w:ind w:left="108" w:hanging="108"/>
         <w:rPr>
+          <w:rStyle w:val="None"/>
           <w:rFonts w:ascii="Helvetica Neue" w:cs="Helvetica Neue" w:hAnsi="Helvetica Neue" w:eastAsia="Helvetica Neue"/>
           <w:b w:val="1"/>
           <w:bCs w:val="1"/>
@@ -5089,11 +5843,40 @@
         </w:rPr>
       </w:pPr>
     </w:p>
+    <w:p>
+      <w:pPr>
+        <w:pStyle w:val="Body A"/>
+        <w:widowControl w:val="0"/>
+        <w:spacing w:line="240" w:lineRule="auto"/>
+        <w:rPr>
+          <w:rStyle w:val="None"/>
+          <w:rFonts w:ascii="Helvetica Neue" w:cs="Helvetica Neue" w:hAnsi="Helvetica Neue" w:eastAsia="Helvetica Neue"/>
+          <w:b w:val="1"/>
+          <w:bCs w:val="1"/>
+          <w:sz w:val="20"/>
+          <w:szCs w:val="20"/>
+        </w:rPr>
+      </w:pPr>
+    </w:p>
+    <w:p>
+      <w:pPr>
+        <w:pStyle w:val="Body A"/>
+        <w:spacing w:line="240" w:lineRule="auto"/>
+        <w:rPr>
+          <w:rStyle w:val="None"/>
+          <w:rFonts w:ascii="Helvetica Neue" w:cs="Helvetica Neue" w:hAnsi="Helvetica Neue" w:eastAsia="Helvetica Neue"/>
+          <w:b w:val="1"/>
+          <w:bCs w:val="1"/>
+          <w:sz w:val="20"/>
+          <w:szCs w:val="20"/>
+        </w:rPr>
+      </w:pPr>
+    </w:p>
     <w:tbl>
       <w:tblPr>
         <w:tblW w:w="9360" w:type="dxa"/>
         <w:jc w:val="left"/>
-        <w:tblInd w:w="432" w:type="dxa"/>
+        <w:tblInd w:w="648" w:type="dxa"/>
         <w:tblBorders>
           <w:top w:val="single" w:color="ffffff" w:sz="8" w:space="0" w:shadow="0" w:frame="0"/>
           <w:left w:val="single" w:color="ffffff" w:sz="8" w:space="0" w:shadow="0" w:frame="0"/>
@@ -5113,7 +5896,7 @@
           <w:shd w:val="clear" w:color="auto" w:fill="ced7e7"/>
         </w:tblPrEx>
         <w:trPr>
-          <w:trHeight w:val="314" w:hRule="atLeast"/>
+          <w:trHeight w:val="354" w:hRule="atLeast"/>
         </w:trPr>
         <w:tc>
           <w:tcPr>
@@ -5142,6 +5925,7 @@
             </w:pPr>
             <w:r>
               <w:rPr>
+                <w:rStyle w:val="None"/>
                 <w:rFonts w:ascii="Helvetica Neue" w:hAnsi="Helvetica Neue"/>
                 <w:b w:val="1"/>
                 <w:bCs w:val="1"/>
@@ -5151,7 +5935,7 @@
                 <w:rtl w:val="0"/>
                 <w:lang w:val="en-US"/>
               </w:rPr>
-              <w:t>FAMILY PLANNING</w:t>
+              <w:t>TAX PLANNING</w:t>
             </w:r>
           </w:p>
         </w:tc>
@@ -5161,7 +5945,7 @@
           <w:shd w:val="clear" w:color="auto" w:fill="ced7e7"/>
         </w:tblPrEx>
         <w:trPr>
-          <w:trHeight w:val="4401" w:hRule="atLeast"/>
+          <w:trHeight w:val="2020" w:hRule="atLeast"/>
         </w:trPr>
         <w:tc>
           <w:tcPr>
@@ -5185,7 +5969,9 @@
             <w:pPr>
               <w:pStyle w:val="Body A"/>
               <w:spacing w:after="200"/>
-              <w:rPr>
+              <w:jc w:val="both"/>
+              <w:rPr>
+                <w:rStyle w:val="None"/>
                 <w:rFonts w:ascii="Helvetica Neue" w:cs="Helvetica Neue" w:hAnsi="Helvetica Neue" w:eastAsia="Helvetica Neue"/>
                 <w:sz w:val="20"/>
                 <w:szCs w:val="20"/>
@@ -5194,14 +5980,81 @@
             </w:pPr>
             <w:r>
               <w:rPr>
-                <w:rFonts w:ascii="Helvetica Neue" w:hAnsi="Helvetica Neue"/>
-                <w:sz w:val="20"/>
-                <w:szCs w:val="20"/>
-                <w:shd w:val="nil" w:color="auto" w:fill="auto"/>
-                <w:rtl w:val="0"/>
-                <w:lang w:val="en-US"/>
-              </w:rPr>
-              <w:t>As parents and homeowners, you need term life insurance to replace your income and an estate plan to protect your family. The basic estate planning documents you need are as follows:</w:t>
+                <w:rStyle w:val="None"/>
+                <w:rFonts w:ascii="Helvetica Neue" w:hAnsi="Helvetica Neue"/>
+                <w:sz w:val="20"/>
+                <w:szCs w:val="20"/>
+                <w:shd w:val="nil" w:color="auto" w:fill="auto"/>
+                <w:rtl w:val="0"/>
+                <w:lang w:val="en-US"/>
+              </w:rPr>
+              <w:t>Placeholder</w:t>
+            </w:r>
+          </w:p>
+          <w:p>
+            <w:pPr>
+              <w:pStyle w:val="Body A"/>
+              <w:bidi w:val="0"/>
+              <w:spacing w:after="200"/>
+              <w:ind w:left="0" w:right="0" w:firstLine="0"/>
+              <w:jc w:val="both"/>
+              <w:rPr>
+                <w:rStyle w:val="None"/>
+                <w:rFonts w:ascii="Helvetica Neue" w:cs="Helvetica Neue" w:hAnsi="Helvetica Neue" w:eastAsia="Helvetica Neue"/>
+                <w:i w:val="1"/>
+                <w:iCs w:val="1"/>
+                <w:sz w:val="20"/>
+                <w:szCs w:val="20"/>
+                <w:shd w:val="nil" w:color="auto" w:fill="auto"/>
+                <w:rtl w:val="0"/>
+              </w:rPr>
+            </w:pPr>
+            <w:r>
+              <w:rPr>
+                <w:rStyle w:val="None"/>
+                <w:rFonts w:ascii="Helvetica Neue" w:hAnsi="Helvetica Neue"/>
+                <w:i w:val="1"/>
+                <w:iCs w:val="1"/>
+                <w:sz w:val="20"/>
+                <w:szCs w:val="20"/>
+                <w:shd w:val="nil" w:color="auto" w:fill="auto"/>
+                <w:rtl w:val="0"/>
+                <w:lang w:val="en-US"/>
+              </w:rPr>
+              <w:t xml:space="preserve">Before making any changes - consult a tax professional, CPA, or tax attorney as I am not a tax or legal advisor. </w:t>
+            </w:r>
+          </w:p>
+          <w:p>
+            <w:pPr>
+              <w:pStyle w:val="Body A"/>
+              <w:bidi w:val="0"/>
+              <w:spacing w:after="200" w:line="240" w:lineRule="auto"/>
+              <w:ind w:left="0" w:right="0" w:firstLine="0"/>
+              <w:jc w:val="both"/>
+              <w:rPr>
+                <w:rStyle w:val="None"/>
+                <w:rFonts w:ascii="Helvetica Neue" w:cs="Helvetica Neue" w:hAnsi="Helvetica Neue" w:eastAsia="Helvetica Neue"/>
+                <w:b w:val="1"/>
+                <w:bCs w:val="1"/>
+                <w:sz w:val="20"/>
+                <w:szCs w:val="20"/>
+                <w:shd w:val="nil" w:color="auto" w:fill="auto"/>
+                <w:rtl w:val="0"/>
+              </w:rPr>
+            </w:pPr>
+            <w:r>
+              <w:rPr>
+                <w:rStyle w:val="None"/>
+                <w:rFonts w:ascii="Helvetica Neue" w:hAnsi="Helvetica Neue"/>
+                <w:b w:val="1"/>
+                <w:bCs w:val="1"/>
+                <w:sz w:val="20"/>
+                <w:szCs w:val="20"/>
+                <w:shd w:val="nil" w:color="auto" w:fill="auto"/>
+                <w:rtl w:val="0"/>
+                <w:lang w:val="en-US"/>
+              </w:rPr>
+              <w:t xml:space="preserve">ACTION ITEMS: </w:t>
             </w:r>
           </w:p>
           <w:p>
@@ -5209,393 +6062,70 @@
               <w:pStyle w:val="Body A"/>
               <w:numPr>
                 <w:ilvl w:val="0"/>
-                <w:numId w:val="11"/>
-              </w:numPr>
-              <w:bidi w:val="0"/>
-              <w:ind w:right="0"/>
-              <w:jc w:val="left"/>
-              <w:rPr>
-                <w:rFonts w:ascii="Helvetica Neue" w:hAnsi="Helvetica Neue"/>
-                <w:sz w:val="20"/>
-                <w:szCs w:val="20"/>
-                <w:rtl w:val="0"/>
-                <w:lang w:val="en-US"/>
-              </w:rPr>
-            </w:pPr>
-            <w:r>
-              <w:rPr>
-                <w:rFonts w:ascii="Helvetica Neue" w:hAnsi="Helvetica Neue"/>
-                <w:sz w:val="20"/>
-                <w:szCs w:val="20"/>
-                <w:shd w:val="nil" w:color="auto" w:fill="auto"/>
-                <w:rtl w:val="0"/>
-                <w:lang w:val="en-US"/>
-              </w:rPr>
-              <w:t>Durable power of attorney</w:t>
-            </w:r>
-          </w:p>
-          <w:p>
-            <w:pPr>
-              <w:pStyle w:val="Body A"/>
-              <w:numPr>
-                <w:ilvl w:val="0"/>
-                <w:numId w:val="11"/>
-              </w:numPr>
-              <w:bidi w:val="0"/>
-              <w:ind w:right="0"/>
-              <w:jc w:val="left"/>
-              <w:rPr>
-                <w:rFonts w:ascii="Helvetica Neue" w:hAnsi="Helvetica Neue"/>
-                <w:sz w:val="20"/>
-                <w:szCs w:val="20"/>
-                <w:rtl w:val="0"/>
-                <w:lang w:val="en-US"/>
-              </w:rPr>
-            </w:pPr>
-            <w:r>
-              <w:rPr>
-                <w:rFonts w:ascii="Helvetica Neue" w:hAnsi="Helvetica Neue"/>
-                <w:sz w:val="20"/>
-                <w:szCs w:val="20"/>
-                <w:shd w:val="nil" w:color="auto" w:fill="auto"/>
-                <w:rtl w:val="0"/>
-                <w:lang w:val="en-US"/>
-              </w:rPr>
-              <w:t>Healthcare power of attorney</w:t>
-            </w:r>
-          </w:p>
-          <w:p>
-            <w:pPr>
-              <w:pStyle w:val="Body A"/>
-              <w:numPr>
-                <w:ilvl w:val="0"/>
-                <w:numId w:val="11"/>
-              </w:numPr>
-              <w:bidi w:val="0"/>
-              <w:ind w:right="0"/>
-              <w:jc w:val="left"/>
-              <w:rPr>
-                <w:rFonts w:ascii="Helvetica Neue" w:hAnsi="Helvetica Neue"/>
-                <w:sz w:val="20"/>
-                <w:szCs w:val="20"/>
-                <w:rtl w:val="0"/>
-                <w:lang w:val="en-US"/>
-              </w:rPr>
-            </w:pPr>
-            <w:r>
-              <w:rPr>
-                <w:rFonts w:ascii="Helvetica Neue" w:hAnsi="Helvetica Neue"/>
-                <w:sz w:val="20"/>
-                <w:szCs w:val="20"/>
-                <w:shd w:val="nil" w:color="auto" w:fill="auto"/>
-                <w:rtl w:val="0"/>
-                <w:lang w:val="en-US"/>
-              </w:rPr>
-              <w:t>Living will</w:t>
-            </w:r>
-          </w:p>
-          <w:p>
-            <w:pPr>
-              <w:pStyle w:val="Body A"/>
-              <w:numPr>
-                <w:ilvl w:val="0"/>
-                <w:numId w:val="11"/>
-              </w:numPr>
-              <w:bidi w:val="0"/>
-              <w:ind w:right="0"/>
-              <w:jc w:val="left"/>
-              <w:rPr>
-                <w:rFonts w:ascii="Helvetica Neue" w:hAnsi="Helvetica Neue"/>
-                <w:sz w:val="20"/>
-                <w:szCs w:val="20"/>
-                <w:rtl w:val="0"/>
-                <w:lang w:val="en-US"/>
-              </w:rPr>
-            </w:pPr>
-            <w:r>
-              <w:rPr>
-                <w:rFonts w:ascii="Helvetica Neue" w:hAnsi="Helvetica Neue"/>
-                <w:sz w:val="20"/>
-                <w:szCs w:val="20"/>
-                <w:shd w:val="nil" w:color="auto" w:fill="auto"/>
-                <w:rtl w:val="0"/>
-                <w:lang w:val="en-US"/>
-              </w:rPr>
-              <w:t>Last will and testament</w:t>
-            </w:r>
-          </w:p>
-          <w:p>
-            <w:pPr>
-              <w:pStyle w:val="Body A"/>
-              <w:numPr>
-                <w:ilvl w:val="0"/>
-                <w:numId w:val="11"/>
+                <w:numId w:val="13"/>
               </w:numPr>
               <w:bidi w:val="0"/>
               <w:spacing w:after="200"/>
               <w:ind w:right="0"/>
-              <w:jc w:val="left"/>
-              <w:rPr>
-                <w:rFonts w:ascii="Helvetica Neue" w:hAnsi="Helvetica Neue"/>
-                <w:sz w:val="20"/>
-                <w:szCs w:val="20"/>
-                <w:rtl w:val="0"/>
-                <w:lang w:val="en-US"/>
-              </w:rPr>
-            </w:pPr>
-            <w:r>
-              <w:rPr>
-                <w:rFonts w:ascii="Helvetica Neue" w:hAnsi="Helvetica Neue"/>
-                <w:sz w:val="20"/>
-                <w:szCs w:val="20"/>
-                <w:shd w:val="nil" w:color="auto" w:fill="auto"/>
-                <w:rtl w:val="0"/>
-                <w:lang w:val="en-US"/>
-              </w:rPr>
-              <w:t xml:space="preserve">Living trust </w:t>
-            </w:r>
-          </w:p>
-          <w:p>
-            <w:pPr>
-              <w:pStyle w:val="Body A"/>
-              <w:bidi w:val="0"/>
-              <w:spacing w:after="200" w:line="240" w:lineRule="auto"/>
-              <w:ind w:left="0" w:right="0" w:firstLine="0"/>
-              <w:jc w:val="left"/>
-              <w:rPr>
-                <w:rFonts w:ascii="Helvetica Neue" w:cs="Helvetica Neue" w:hAnsi="Helvetica Neue" w:eastAsia="Helvetica Neue"/>
+              <w:jc w:val="both"/>
+              <w:rPr>
+                <w:rFonts w:ascii="Helvetica Neue" w:hAnsi="Helvetica Neue"/>
+                <w:sz w:val="20"/>
+                <w:szCs w:val="20"/>
+                <w:rtl w:val="0"/>
+                <w:lang w:val="en-US"/>
+              </w:rPr>
+            </w:pPr>
+            <w:r>
+              <w:rPr>
+                <w:rStyle w:val="None"/>
+                <w:rFonts w:ascii="Helvetica Neue" w:hAnsi="Helvetica Neue"/>
                 <w:b w:val="1"/>
                 <w:bCs w:val="1"/>
                 <w:sz w:val="20"/>
                 <w:szCs w:val="20"/>
                 <w:shd w:val="nil" w:color="auto" w:fill="auto"/>
                 <w:rtl w:val="0"/>
-              </w:rPr>
-            </w:pPr>
-            <w:r>
-              <w:rPr>
-                <w:rFonts w:ascii="Helvetica Neue" w:hAnsi="Helvetica Neue"/>
-                <w:b w:val="1"/>
-                <w:bCs w:val="1"/>
-                <w:sz w:val="20"/>
-                <w:szCs w:val="20"/>
-                <w:shd w:val="nil" w:color="auto" w:fill="auto"/>
-                <w:rtl w:val="0"/>
-                <w:lang w:val="en-US"/>
-              </w:rPr>
-              <w:t xml:space="preserve">ACTION ITEMS: </w:t>
-            </w:r>
-          </w:p>
-          <w:p>
-            <w:pPr>
-              <w:pStyle w:val="Body A"/>
-              <w:numPr>
-                <w:ilvl w:val="0"/>
-                <w:numId w:val="12"/>
-              </w:numPr>
-              <w:bidi w:val="0"/>
-              <w:spacing w:after="200" w:line="240" w:lineRule="auto"/>
-              <w:ind w:right="0"/>
-              <w:jc w:val="left"/>
-              <w:rPr>
-                <w:rFonts w:ascii="Helvetica Neue" w:hAnsi="Helvetica Neue"/>
-                <w:sz w:val="20"/>
-                <w:szCs w:val="20"/>
-                <w:shd w:val="clear" w:color="auto" w:fill="ffff00"/>
-                <w:rtl w:val="0"/>
-                <w:lang w:val="en-US"/>
-              </w:rPr>
-            </w:pPr>
-            <w:r>
-              <w:rPr>
-                <w:rFonts w:ascii="Helvetica Neue" w:hAnsi="Helvetica Neue"/>
-                <w:sz w:val="20"/>
-                <w:szCs w:val="20"/>
-                <w:shd w:val="clear" w:color="auto" w:fill="ffff00"/>
-                <w:rtl w:val="0"/>
-                <w:lang w:val="en-US"/>
-              </w:rPr>
-              <w:t xml:space="preserve">[CLIENT_1_TERM] </w:t>
-            </w:r>
-            <w:r>
-              <w:rPr>
-                <w:rFonts w:ascii="Helvetica Neue" w:hAnsi="Helvetica Neue"/>
-                <w:sz w:val="20"/>
-                <w:szCs w:val="20"/>
-                <w:shd w:val="clear" w:color="auto" w:fill="00ff00"/>
-                <w:rtl w:val="0"/>
-                <w:lang w:val="en-US"/>
-              </w:rPr>
-              <w:t xml:space="preserve">Coverage Needed. You need (Coverage Gap) more in term life. </w:t>
-            </w:r>
-          </w:p>
-          <w:p>
-            <w:pPr>
-              <w:pStyle w:val="Body A"/>
-              <w:numPr>
-                <w:ilvl w:val="0"/>
-                <w:numId w:val="12"/>
-              </w:numPr>
-              <w:bidi w:val="0"/>
-              <w:spacing w:after="200" w:line="240" w:lineRule="auto"/>
-              <w:ind w:right="0"/>
-              <w:jc w:val="left"/>
-              <w:rPr>
-                <w:rFonts w:ascii="Helvetica Neue" w:hAnsi="Helvetica Neue"/>
-                <w:sz w:val="20"/>
-                <w:szCs w:val="20"/>
-                <w:shd w:val="clear" w:color="auto" w:fill="ffff00"/>
-                <w:rtl w:val="0"/>
-                <w:lang w:val="en-US"/>
-              </w:rPr>
-            </w:pPr>
-            <w:r>
-              <w:rPr>
-                <w:rFonts w:ascii="Helvetica Neue" w:hAnsi="Helvetica Neue"/>
-                <w:sz w:val="20"/>
-                <w:szCs w:val="20"/>
-                <w:shd w:val="clear" w:color="auto" w:fill="ffff00"/>
-                <w:rtl w:val="0"/>
-                <w:lang w:val="en-US"/>
-              </w:rPr>
-              <w:t>[CLIENT_2_TERM]</w:t>
-            </w:r>
-            <w:r>
-              <w:rPr>
-                <w:rFonts w:ascii="Helvetica Neue" w:hAnsi="Helvetica Neue"/>
-                <w:sz w:val="20"/>
-                <w:szCs w:val="20"/>
-                <w:shd w:val="clear" w:color="auto" w:fill="00ff00"/>
-                <w:rtl w:val="0"/>
-                <w:lang w:val="en-US"/>
-              </w:rPr>
-              <w:t xml:space="preserve">Coverage Needed. You need (Coverage Gap) more in term life. </w:t>
-            </w:r>
-          </w:p>
-          <w:p>
-            <w:pPr>
-              <w:pStyle w:val="Body A"/>
-              <w:numPr>
-                <w:ilvl w:val="0"/>
-                <w:numId w:val="12"/>
-              </w:numPr>
-              <w:bidi w:val="0"/>
-              <w:spacing w:after="200" w:line="240" w:lineRule="auto"/>
-              <w:ind w:right="0"/>
-              <w:jc w:val="left"/>
-              <w:rPr>
-                <w:rFonts w:ascii="Helvetica Neue" w:hAnsi="Helvetica Neue"/>
-                <w:sz w:val="20"/>
-                <w:szCs w:val="20"/>
-                <w:rtl w:val="0"/>
-                <w:lang w:val="en-US"/>
-              </w:rPr>
-            </w:pPr>
-            <w:r>
-              <w:rPr>
-                <w:rFonts w:ascii="Helvetica Neue" w:hAnsi="Helvetica Neue"/>
-                <w:sz w:val="20"/>
-                <w:szCs w:val="20"/>
-                <w:shd w:val="nil" w:color="auto" w:fill="auto"/>
-                <w:rtl w:val="0"/>
-                <w:lang w:val="en-US"/>
-              </w:rPr>
-              <w:t xml:space="preserve">Create your estate plan through </w:t>
-            </w:r>
-            <w:r>
-              <w:rPr>
-                <w:rStyle w:val="Hyperlink.0"/>
-                <w:rFonts w:ascii="Helvetica Neue" w:cs="Helvetica Neue" w:hAnsi="Helvetica Neue" w:eastAsia="Helvetica Neue"/>
-                <w:sz w:val="20"/>
-                <w:szCs w:val="20"/>
-              </w:rPr>
-              <w:fldChar w:fldCharType="begin" w:fldLock="0"/>
-            </w:r>
-            <w:r>
-              <w:rPr>
-                <w:rStyle w:val="Hyperlink.0"/>
-                <w:rFonts w:ascii="Helvetica Neue" w:cs="Helvetica Neue" w:hAnsi="Helvetica Neue" w:eastAsia="Helvetica Neue"/>
-                <w:sz w:val="20"/>
-                <w:szCs w:val="20"/>
-              </w:rPr>
-              <w:instrText xml:space="preserve"> HYPERLINK "http://wealth.com"</w:instrText>
-            </w:r>
-            <w:r>
-              <w:rPr>
-                <w:rStyle w:val="Hyperlink.0"/>
-                <w:rFonts w:ascii="Helvetica Neue" w:cs="Helvetica Neue" w:hAnsi="Helvetica Neue" w:eastAsia="Helvetica Neue"/>
-                <w:sz w:val="20"/>
-                <w:szCs w:val="20"/>
-              </w:rPr>
-              <w:fldChar w:fldCharType="separate" w:fldLock="0"/>
-            </w:r>
-            <w:r>
-              <w:rPr>
-                <w:rStyle w:val="Hyperlink.0"/>
-                <w:rFonts w:ascii="Helvetica Neue" w:hAnsi="Helvetica Neue"/>
-                <w:sz w:val="20"/>
-                <w:szCs w:val="20"/>
-                <w:rtl w:val="0"/>
-                <w:lang w:val="en-US"/>
-              </w:rPr>
-              <w:t>Wealth.com</w:t>
-            </w:r>
-            <w:r>
-              <w:rPr>
-                <w:rFonts w:ascii="Helvetica Neue" w:cs="Helvetica Neue" w:hAnsi="Helvetica Neue" w:eastAsia="Helvetica Neue"/>
-                <w:sz w:val="20"/>
-                <w:szCs w:val="20"/>
-              </w:rPr>
-              <w:fldChar w:fldCharType="end" w:fldLock="0"/>
-            </w:r>
-            <w:r>
-              <w:rPr>
-                <w:rStyle w:val="None"/>
-                <w:rFonts w:ascii="Helvetica Neue" w:hAnsi="Helvetica Neue"/>
-                <w:sz w:val="20"/>
-                <w:szCs w:val="20"/>
-                <w:shd w:val="nil" w:color="auto" w:fill="auto"/>
-                <w:rtl w:val="0"/>
-                <w:lang w:val="en-US"/>
-              </w:rPr>
-              <w:t xml:space="preserve">. </w:t>
-            </w:r>
-          </w:p>
-          <w:p>
-            <w:pPr>
-              <w:pStyle w:val="Body A"/>
-              <w:numPr>
-                <w:ilvl w:val="0"/>
-                <w:numId w:val="12"/>
-              </w:numPr>
-              <w:bidi w:val="0"/>
-              <w:spacing w:after="200" w:line="240" w:lineRule="auto"/>
-              <w:ind w:right="0"/>
-              <w:jc w:val="left"/>
-              <w:rPr>
-                <w:rFonts w:ascii="Helvetica Neue" w:hAnsi="Helvetica Neue"/>
-                <w:sz w:val="20"/>
-                <w:szCs w:val="20"/>
-                <w:rtl w:val="0"/>
-                <w:lang w:val="en-US"/>
-              </w:rPr>
-            </w:pPr>
-            <w:r>
-              <w:rPr>
-                <w:rStyle w:val="None"/>
-                <w:rFonts w:ascii="Helvetica Neue" w:hAnsi="Helvetica Neue"/>
-                <w:sz w:val="20"/>
-                <w:szCs w:val="20"/>
-                <w:shd w:val="nil" w:color="auto" w:fill="auto"/>
-                <w:rtl w:val="0"/>
-                <w:lang w:val="en-US"/>
-              </w:rPr>
-              <w:t xml:space="preserve">Fund your Living Trust and update your beneficiary designations. </w:t>
+                <w:lang w:val="en-US"/>
+              </w:rPr>
+              <w:t>Placeholder</w:t>
             </w:r>
           </w:p>
         </w:tc>
       </w:tr>
     </w:tbl>
+    <w:p>
+      <w:pPr>
+        <w:pStyle w:val="Body A"/>
+        <w:widowControl w:val="0"/>
+        <w:spacing w:line="240" w:lineRule="auto"/>
+        <w:ind w:left="540" w:hanging="540"/>
+        <w:rPr>
+          <w:rStyle w:val="None"/>
+          <w:rFonts w:ascii="Helvetica Neue" w:cs="Helvetica Neue" w:hAnsi="Helvetica Neue" w:eastAsia="Helvetica Neue"/>
+          <w:b w:val="1"/>
+          <w:bCs w:val="1"/>
+          <w:sz w:val="20"/>
+          <w:szCs w:val="20"/>
+        </w:rPr>
+      </w:pPr>
+    </w:p>
+    <w:p>
+      <w:pPr>
+        <w:pStyle w:val="Body A"/>
+        <w:widowControl w:val="0"/>
+        <w:spacing w:line="240" w:lineRule="auto"/>
+        <w:ind w:left="432" w:hanging="432"/>
+        <w:rPr>
+          <w:rStyle w:val="None"/>
+          <w:rFonts w:ascii="Helvetica Neue" w:cs="Helvetica Neue" w:hAnsi="Helvetica Neue" w:eastAsia="Helvetica Neue"/>
+          <w:b w:val="1"/>
+          <w:bCs w:val="1"/>
+          <w:sz w:val="20"/>
+          <w:szCs w:val="20"/>
+        </w:rPr>
+      </w:pPr>
+    </w:p>
     <w:p>
       <w:pPr>
         <w:pStyle w:val="Body A"/>
@@ -5662,304 +6192,6 @@
     <w:p>
       <w:pPr>
         <w:pStyle w:val="Body A"/>
-        <w:spacing w:line="240" w:lineRule="auto"/>
-        <w:rPr>
-          <w:rStyle w:val="None"/>
-          <w:rFonts w:ascii="Helvetica Neue" w:cs="Helvetica Neue" w:hAnsi="Helvetica Neue" w:eastAsia="Helvetica Neue"/>
-          <w:b w:val="1"/>
-          <w:bCs w:val="1"/>
-          <w:sz w:val="20"/>
-          <w:szCs w:val="20"/>
-        </w:rPr>
-      </w:pPr>
-    </w:p>
-    <w:tbl>
-      <w:tblPr>
-        <w:tblW w:w="9360" w:type="dxa"/>
-        <w:jc w:val="left"/>
-        <w:tblInd w:w="432" w:type="dxa"/>
-        <w:tblBorders>
-          <w:top w:val="single" w:color="ffffff" w:sz="8" w:space="0" w:shadow="0" w:frame="0"/>
-          <w:left w:val="single" w:color="ffffff" w:sz="8" w:space="0" w:shadow="0" w:frame="0"/>
-          <w:bottom w:val="single" w:color="ffffff" w:sz="8" w:space="0" w:shadow="0" w:frame="0"/>
-          <w:right w:val="single" w:color="ffffff" w:sz="8" w:space="0" w:shadow="0" w:frame="0"/>
-          <w:insideH w:val="single" w:color="ffffff" w:sz="8" w:space="0" w:shadow="0" w:frame="0"/>
-          <w:insideV w:val="single" w:color="ffffff" w:sz="8" w:space="0" w:shadow="0" w:frame="0"/>
-        </w:tblBorders>
-        <w:shd w:val="clear" w:color="auto" w:fill="ced7e7"/>
-        <w:tblLayout w:type="fixed"/>
-      </w:tblPr>
-      <w:tblGrid>
-        <w:gridCol w:w="9360"/>
-      </w:tblGrid>
-      <w:tr>
-        <w:tblPrEx>
-          <w:shd w:val="clear" w:color="auto" w:fill="ced7e7"/>
-        </w:tblPrEx>
-        <w:trPr>
-          <w:trHeight w:val="314" w:hRule="atLeast"/>
-        </w:trPr>
-        <w:tc>
-          <w:tcPr>
-            <w:tcW w:type="dxa" w:w="9360"/>
-            <w:tcBorders>
-              <w:top w:val="single" w:color="000000" w:sz="8" w:space="0" w:shadow="0" w:frame="0"/>
-              <w:left w:val="single" w:color="000000" w:sz="8" w:space="0" w:shadow="0" w:frame="0"/>
-              <w:bottom w:val="single" w:color="000000" w:sz="8" w:space="0" w:shadow="0" w:frame="0"/>
-              <w:right w:val="single" w:color="000000" w:sz="8" w:space="0" w:shadow="0" w:frame="0"/>
-            </w:tcBorders>
-            <w:shd w:val="clear" w:color="auto" w:fill="c2d7f9"/>
-            <w:tcMar>
-              <w:top w:type="dxa" w:w="80"/>
-              <w:left w:type="dxa" w:w="80"/>
-              <w:bottom w:type="dxa" w:w="80"/>
-              <w:right w:type="dxa" w:w="80"/>
-            </w:tcMar>
-            <w:vAlign w:val="top"/>
-          </w:tcPr>
-          <w:p>
-            <w:pPr>
-              <w:pStyle w:val="Body A"/>
-              <w:widowControl w:val="0"/>
-              <w:spacing w:line="240" w:lineRule="auto"/>
-              <w:jc w:val="center"/>
-            </w:pPr>
-            <w:r>
-              <w:rPr>
-                <w:rStyle w:val="None"/>
-                <w:rFonts w:ascii="Helvetica Neue" w:hAnsi="Helvetica Neue"/>
-                <w:b w:val="1"/>
-                <w:bCs w:val="1"/>
-                <w:sz w:val="20"/>
-                <w:szCs w:val="20"/>
-                <w:shd w:val="nil" w:color="auto" w:fill="auto"/>
-                <w:rtl w:val="0"/>
-                <w:lang w:val="en-US"/>
-              </w:rPr>
-              <w:t>TAX PLANNING</w:t>
-            </w:r>
-          </w:p>
-        </w:tc>
-      </w:tr>
-      <w:tr>
-        <w:tblPrEx>
-          <w:shd w:val="clear" w:color="auto" w:fill="ced7e7"/>
-        </w:tblPrEx>
-        <w:trPr>
-          <w:trHeight w:val="1980" w:hRule="atLeast"/>
-        </w:trPr>
-        <w:tc>
-          <w:tcPr>
-            <w:tcW w:type="dxa" w:w="9360"/>
-            <w:tcBorders>
-              <w:top w:val="single" w:color="000000" w:sz="8" w:space="0" w:shadow="0" w:frame="0"/>
-              <w:left w:val="single" w:color="000000" w:sz="8" w:space="0" w:shadow="0" w:frame="0"/>
-              <w:bottom w:val="single" w:color="000000" w:sz="8" w:space="0" w:shadow="0" w:frame="0"/>
-              <w:right w:val="single" w:color="000000" w:sz="8" w:space="0" w:shadow="0" w:frame="0"/>
-            </w:tcBorders>
-            <w:shd w:val="clear" w:color="auto" w:fill="auto"/>
-            <w:tcMar>
-              <w:top w:type="dxa" w:w="80"/>
-              <w:left w:type="dxa" w:w="80"/>
-              <w:bottom w:type="dxa" w:w="80"/>
-              <w:right w:type="dxa" w:w="80"/>
-            </w:tcMar>
-            <w:vAlign w:val="top"/>
-          </w:tcPr>
-          <w:p>
-            <w:pPr>
-              <w:pStyle w:val="Body A"/>
-              <w:spacing w:after="200"/>
-              <w:rPr>
-                <w:rStyle w:val="None"/>
-                <w:rFonts w:ascii="Helvetica Neue" w:cs="Helvetica Neue" w:hAnsi="Helvetica Neue" w:eastAsia="Helvetica Neue"/>
-                <w:sz w:val="20"/>
-                <w:szCs w:val="20"/>
-                <w:shd w:val="nil" w:color="auto" w:fill="auto"/>
-              </w:rPr>
-            </w:pPr>
-            <w:r>
-              <w:rPr>
-                <w:rStyle w:val="None"/>
-                <w:rFonts w:ascii="Helvetica Neue" w:hAnsi="Helvetica Neue"/>
-                <w:sz w:val="20"/>
-                <w:szCs w:val="20"/>
-                <w:shd w:val="nil" w:color="auto" w:fill="auto"/>
-                <w:rtl w:val="0"/>
-                <w:lang w:val="en-US"/>
-              </w:rPr>
-              <w:t>Placeholder</w:t>
-            </w:r>
-          </w:p>
-          <w:p>
-            <w:pPr>
-              <w:pStyle w:val="Body A"/>
-              <w:bidi w:val="0"/>
-              <w:spacing w:after="200"/>
-              <w:ind w:left="0" w:right="0" w:firstLine="0"/>
-              <w:jc w:val="left"/>
-              <w:rPr>
-                <w:rStyle w:val="None"/>
-                <w:rFonts w:ascii="Helvetica Neue" w:cs="Helvetica Neue" w:hAnsi="Helvetica Neue" w:eastAsia="Helvetica Neue"/>
-                <w:i w:val="1"/>
-                <w:iCs w:val="1"/>
-                <w:sz w:val="20"/>
-                <w:szCs w:val="20"/>
-                <w:shd w:val="nil" w:color="auto" w:fill="auto"/>
-                <w:rtl w:val="0"/>
-              </w:rPr>
-            </w:pPr>
-            <w:r>
-              <w:rPr>
-                <w:rStyle w:val="None"/>
-                <w:rFonts w:ascii="Helvetica Neue" w:hAnsi="Helvetica Neue"/>
-                <w:i w:val="1"/>
-                <w:iCs w:val="1"/>
-                <w:sz w:val="20"/>
-                <w:szCs w:val="20"/>
-                <w:shd w:val="nil" w:color="auto" w:fill="auto"/>
-                <w:rtl w:val="0"/>
-                <w:lang w:val="en-US"/>
-              </w:rPr>
-              <w:t xml:space="preserve">Before making any changes - consult a tax professional, CPA, or tax attorney as I am not a tax or legal advisor. </w:t>
-            </w:r>
-          </w:p>
-          <w:p>
-            <w:pPr>
-              <w:pStyle w:val="Body A"/>
-              <w:bidi w:val="0"/>
-              <w:spacing w:after="200" w:line="240" w:lineRule="auto"/>
-              <w:ind w:left="0" w:right="0" w:firstLine="0"/>
-              <w:jc w:val="left"/>
-              <w:rPr>
-                <w:rStyle w:val="None"/>
-                <w:rFonts w:ascii="Helvetica Neue" w:cs="Helvetica Neue" w:hAnsi="Helvetica Neue" w:eastAsia="Helvetica Neue"/>
-                <w:b w:val="1"/>
-                <w:bCs w:val="1"/>
-                <w:sz w:val="20"/>
-                <w:szCs w:val="20"/>
-                <w:shd w:val="nil" w:color="auto" w:fill="auto"/>
-                <w:rtl w:val="0"/>
-              </w:rPr>
-            </w:pPr>
-            <w:r>
-              <w:rPr>
-                <w:rStyle w:val="None"/>
-                <w:rFonts w:ascii="Helvetica Neue" w:hAnsi="Helvetica Neue"/>
-                <w:b w:val="1"/>
-                <w:bCs w:val="1"/>
-                <w:sz w:val="20"/>
-                <w:szCs w:val="20"/>
-                <w:shd w:val="nil" w:color="auto" w:fill="auto"/>
-                <w:rtl w:val="0"/>
-                <w:lang w:val="en-US"/>
-              </w:rPr>
-              <w:t xml:space="preserve">ACTION ITEMS: </w:t>
-            </w:r>
-          </w:p>
-          <w:p>
-            <w:pPr>
-              <w:pStyle w:val="Body A"/>
-              <w:numPr>
-                <w:ilvl w:val="0"/>
-                <w:numId w:val="13"/>
-              </w:numPr>
-              <w:bidi w:val="0"/>
-              <w:spacing w:after="200"/>
-              <w:ind w:right="0"/>
-              <w:jc w:val="left"/>
-              <w:rPr>
-                <w:rFonts w:ascii="Helvetica Neue" w:hAnsi="Helvetica Neue"/>
-                <w:sz w:val="20"/>
-                <w:szCs w:val="20"/>
-                <w:rtl w:val="0"/>
-                <w:lang w:val="en-US"/>
-              </w:rPr>
-            </w:pPr>
-            <w:r>
-              <w:rPr>
-                <w:rStyle w:val="None"/>
-                <w:rFonts w:ascii="Helvetica Neue" w:hAnsi="Helvetica Neue"/>
-                <w:b w:val="1"/>
-                <w:bCs w:val="1"/>
-                <w:sz w:val="20"/>
-                <w:szCs w:val="20"/>
-                <w:shd w:val="nil" w:color="auto" w:fill="auto"/>
-                <w:rtl w:val="0"/>
-                <w:lang w:val="en-US"/>
-              </w:rPr>
-              <w:t>Placeholder</w:t>
-            </w:r>
-          </w:p>
-        </w:tc>
-      </w:tr>
-    </w:tbl>
-    <w:p>
-      <w:pPr>
-        <w:pStyle w:val="Body A"/>
-        <w:widowControl w:val="0"/>
-        <w:spacing w:line="240" w:lineRule="auto"/>
-        <w:ind w:left="324" w:hanging="324"/>
-        <w:rPr>
-          <w:rStyle w:val="None"/>
-          <w:rFonts w:ascii="Helvetica Neue" w:cs="Helvetica Neue" w:hAnsi="Helvetica Neue" w:eastAsia="Helvetica Neue"/>
-          <w:b w:val="1"/>
-          <w:bCs w:val="1"/>
-          <w:sz w:val="20"/>
-          <w:szCs w:val="20"/>
-        </w:rPr>
-      </w:pPr>
-    </w:p>
-    <w:p>
-      <w:pPr>
-        <w:pStyle w:val="Body A"/>
-        <w:widowControl w:val="0"/>
-        <w:spacing w:line="240" w:lineRule="auto"/>
-        <w:ind w:left="216" w:hanging="216"/>
-        <w:rPr>
-          <w:rStyle w:val="None"/>
-          <w:rFonts w:ascii="Helvetica Neue" w:cs="Helvetica Neue" w:hAnsi="Helvetica Neue" w:eastAsia="Helvetica Neue"/>
-          <w:b w:val="1"/>
-          <w:bCs w:val="1"/>
-          <w:sz w:val="20"/>
-          <w:szCs w:val="20"/>
-        </w:rPr>
-      </w:pPr>
-    </w:p>
-    <w:p>
-      <w:pPr>
-        <w:pStyle w:val="Body A"/>
-        <w:widowControl w:val="0"/>
-        <w:spacing w:line="240" w:lineRule="auto"/>
-        <w:ind w:left="108" w:hanging="108"/>
-        <w:rPr>
-          <w:rStyle w:val="None"/>
-          <w:rFonts w:ascii="Helvetica Neue" w:cs="Helvetica Neue" w:hAnsi="Helvetica Neue" w:eastAsia="Helvetica Neue"/>
-          <w:b w:val="1"/>
-          <w:bCs w:val="1"/>
-          <w:sz w:val="20"/>
-          <w:szCs w:val="20"/>
-        </w:rPr>
-      </w:pPr>
-    </w:p>
-    <w:p>
-      <w:pPr>
-        <w:pStyle w:val="Body A"/>
-        <w:widowControl w:val="0"/>
-        <w:spacing w:line="240" w:lineRule="auto"/>
-        <w:rPr>
-          <w:rStyle w:val="None"/>
-          <w:rFonts w:ascii="Helvetica Neue" w:cs="Helvetica Neue" w:hAnsi="Helvetica Neue" w:eastAsia="Helvetica Neue"/>
-          <w:b w:val="1"/>
-          <w:bCs w:val="1"/>
-          <w:sz w:val="20"/>
-          <w:szCs w:val="20"/>
-        </w:rPr>
-      </w:pPr>
-    </w:p>
-    <w:p>
-      <w:pPr>
-        <w:pStyle w:val="Body A"/>
         <w:spacing w:after="200" w:line="240" w:lineRule="auto"/>
         <w:rPr>
           <w:rStyle w:val="None"/>
@@ -5993,6 +6225,7 @@
       <w:pPr>
         <w:pStyle w:val="Body A"/>
         <w:spacing w:line="240" w:lineRule="auto"/>
+        <w:jc w:val="both"/>
         <w:rPr>
           <w:rStyle w:val="None"/>
           <w:rFonts w:ascii="Helvetica Neue" w:cs="Helvetica Neue" w:hAnsi="Helvetica Neue" w:eastAsia="Helvetica Neue"/>
@@ -6054,6 +6287,7 @@
       <w:pPr>
         <w:pStyle w:val="Body A"/>
         <w:spacing w:line="240" w:lineRule="auto"/>
+        <w:jc w:val="both"/>
         <w:rPr>
           <w:rStyle w:val="None"/>
           <w:rFonts w:ascii="Helvetica Neue" w:cs="Helvetica Neue" w:hAnsi="Helvetica Neue" w:eastAsia="Helvetica Neue"/>
@@ -6291,6 +6525,7 @@
       <w:pPr>
         <w:pStyle w:val="Body A"/>
         <w:spacing w:line="240" w:lineRule="auto"/>
+        <w:jc w:val="both"/>
         <w:rPr>
           <w:rStyle w:val="None"/>
           <w:rFonts w:ascii="Helvetica Neue" w:cs="Helvetica Neue" w:hAnsi="Helvetica Neue" w:eastAsia="Helvetica Neue"/>
@@ -6320,6 +6555,7 @@
       <w:pPr>
         <w:pStyle w:val="Body A"/>
         <w:spacing w:line="240" w:lineRule="auto"/>
+        <w:jc w:val="both"/>
       </w:pPr>
       <w:r>
         <w:rPr>

--- a/templates/templateFile.docx
+++ b/templates/templateFile.docx
@@ -95,7 +95,7 @@
       <w:tblPr>
         <w:tblW w:w="8792" w:type="dxa"/>
         <w:jc w:val="center"/>
-        <w:tblInd w:w="108" w:type="dxa"/>
+        <w:tblInd w:w="324" w:type="dxa"/>
         <w:tblBorders>
           <w:top w:val="single" w:color="ffffff" w:sz="8" w:space="0" w:shadow="0" w:frame="0"/>
           <w:left w:val="single" w:color="ffffff" w:sz="8" w:space="0" w:shadow="0" w:frame="0"/>
@@ -115,7 +115,7 @@
           <w:shd w:val="clear" w:color="auto" w:fill="ced7e7"/>
         </w:tblPrEx>
         <w:trPr>
-          <w:trHeight w:val="254" w:hRule="atLeast"/>
+          <w:trHeight w:val="294" w:hRule="atLeast"/>
         </w:trPr>
         <w:tc>
           <w:tcPr>
@@ -163,7 +163,7 @@
           <w:shd w:val="clear" w:color="auto" w:fill="ced7e7"/>
         </w:tblPrEx>
         <w:trPr>
-          <w:trHeight w:val="3374" w:hRule="atLeast"/>
+          <w:trHeight w:val="3414" w:hRule="atLeast"/>
         </w:trPr>
         <w:tc>
           <w:tcPr>
@@ -573,6 +573,38 @@
         <w:pStyle w:val="Body A"/>
         <w:widowControl w:val="0"/>
         <w:spacing w:line="240" w:lineRule="auto"/>
+        <w:ind w:left="216" w:hanging="216"/>
+        <w:jc w:val="center"/>
+        <w:rPr>
+          <w:rFonts w:ascii="Helvetica Neue" w:cs="Helvetica Neue" w:hAnsi="Helvetica Neue" w:eastAsia="Helvetica Neue"/>
+          <w:b w:val="1"/>
+          <w:bCs w:val="1"/>
+          <w:sz w:val="20"/>
+          <w:szCs w:val="20"/>
+        </w:rPr>
+      </w:pPr>
+    </w:p>
+    <w:p>
+      <w:pPr>
+        <w:pStyle w:val="Body A"/>
+        <w:widowControl w:val="0"/>
+        <w:spacing w:line="240" w:lineRule="auto"/>
+        <w:ind w:left="108" w:hanging="108"/>
+        <w:jc w:val="center"/>
+        <w:rPr>
+          <w:rFonts w:ascii="Helvetica Neue" w:cs="Helvetica Neue" w:hAnsi="Helvetica Neue" w:eastAsia="Helvetica Neue"/>
+          <w:b w:val="1"/>
+          <w:bCs w:val="1"/>
+          <w:sz w:val="20"/>
+          <w:szCs w:val="20"/>
+        </w:rPr>
+      </w:pPr>
+    </w:p>
+    <w:p>
+      <w:pPr>
+        <w:pStyle w:val="Body A"/>
+        <w:widowControl w:val="0"/>
+        <w:spacing w:line="240" w:lineRule="auto"/>
         <w:jc w:val="center"/>
         <w:rPr>
           <w:rFonts w:ascii="Helvetica Neue" w:cs="Helvetica Neue" w:hAnsi="Helvetica Neue" w:eastAsia="Helvetica Neue"/>
@@ -613,7 +645,7 @@
       <w:tblPr>
         <w:tblW w:w="8800" w:type="dxa"/>
         <w:jc w:val="center"/>
-        <w:tblInd w:w="108" w:type="dxa"/>
+        <w:tblInd w:w="324" w:type="dxa"/>
         <w:tblBorders>
           <w:top w:val="single" w:color="ffffff" w:sz="8" w:space="0" w:shadow="0" w:frame="0"/>
           <w:left w:val="single" w:color="ffffff" w:sz="8" w:space="0" w:shadow="0" w:frame="0"/>
@@ -633,7 +665,7 @@
           <w:shd w:val="clear" w:color="auto" w:fill="ced7e7"/>
         </w:tblPrEx>
         <w:trPr>
-          <w:trHeight w:val="254" w:hRule="atLeast"/>
+          <w:trHeight w:val="294" w:hRule="atLeast"/>
         </w:trPr>
         <w:tc>
           <w:tcPr>
@@ -681,7 +713,7 @@
           <w:shd w:val="clear" w:color="auto" w:fill="ced7e7"/>
         </w:tblPrEx>
         <w:trPr>
-          <w:trHeight w:val="9539" w:hRule="atLeast"/>
+          <w:trHeight w:val="9579" w:hRule="atLeast"/>
         </w:trPr>
         <w:tc>
           <w:tcPr>
@@ -995,7 +1027,7 @@
                 <w:rtl w:val="0"/>
                 <w:lang w:val="en-US"/>
               </w:rPr>
-              <w:t xml:space="preserve"> including property travel and taxes</w:t>
+              <w:t xml:space="preserve"> including property taxes and travel</w:t>
             </w:r>
             <w:r>
               <w:rPr>
@@ -1617,6 +1649,38 @@
         </w:tc>
       </w:tr>
     </w:tbl>
+    <w:p>
+      <w:pPr>
+        <w:pStyle w:val="Body A"/>
+        <w:widowControl w:val="0"/>
+        <w:spacing w:line="240" w:lineRule="auto"/>
+        <w:ind w:left="216" w:hanging="216"/>
+        <w:jc w:val="center"/>
+        <w:rPr>
+          <w:rFonts w:ascii="Helvetica Neue" w:cs="Helvetica Neue" w:hAnsi="Helvetica Neue" w:eastAsia="Helvetica Neue"/>
+          <w:b w:val="1"/>
+          <w:bCs w:val="1"/>
+          <w:sz w:val="20"/>
+          <w:szCs w:val="20"/>
+        </w:rPr>
+      </w:pPr>
+    </w:p>
+    <w:p>
+      <w:pPr>
+        <w:pStyle w:val="Body A"/>
+        <w:widowControl w:val="0"/>
+        <w:spacing w:line="240" w:lineRule="auto"/>
+        <w:ind w:left="108" w:hanging="108"/>
+        <w:jc w:val="center"/>
+        <w:rPr>
+          <w:rFonts w:ascii="Helvetica Neue" w:cs="Helvetica Neue" w:hAnsi="Helvetica Neue" w:eastAsia="Helvetica Neue"/>
+          <w:b w:val="1"/>
+          <w:bCs w:val="1"/>
+          <w:sz w:val="20"/>
+          <w:szCs w:val="20"/>
+        </w:rPr>
+      </w:pPr>
+    </w:p>
     <w:p>
       <w:pPr>
         <w:pStyle w:val="Body A"/>
@@ -1662,7 +1726,7 @@
       <w:tblPr>
         <w:tblW w:w="8792" w:type="dxa"/>
         <w:jc w:val="center"/>
-        <w:tblInd w:w="108" w:type="dxa"/>
+        <w:tblInd w:w="324" w:type="dxa"/>
         <w:tblBorders>
           <w:top w:val="single" w:color="ffffff" w:sz="8" w:space="0" w:shadow="0" w:frame="0"/>
           <w:left w:val="single" w:color="ffffff" w:sz="8" w:space="0" w:shadow="0" w:frame="0"/>
@@ -1682,7 +1746,7 @@
           <w:shd w:val="clear" w:color="auto" w:fill="ced7e7"/>
         </w:tblPrEx>
         <w:trPr>
-          <w:trHeight w:val="254" w:hRule="atLeast"/>
+          <w:trHeight w:val="294" w:hRule="atLeast"/>
         </w:trPr>
         <w:tc>
           <w:tcPr>
@@ -1729,7 +1793,7 @@
           <w:shd w:val="clear" w:color="auto" w:fill="ced7e7"/>
         </w:tblPrEx>
         <w:trPr>
-          <w:trHeight w:val="4534" w:hRule="atLeast"/>
+          <w:trHeight w:val="4574" w:hRule="atLeast"/>
         </w:trPr>
         <w:tc>
           <w:tcPr>
@@ -2016,6 +2080,38 @@
         <w:pStyle w:val="Body A"/>
         <w:widowControl w:val="0"/>
         <w:spacing w:line="240" w:lineRule="auto"/>
+        <w:ind w:left="216" w:hanging="216"/>
+        <w:jc w:val="center"/>
+        <w:rPr>
+          <w:rFonts w:ascii="Helvetica Neue" w:cs="Helvetica Neue" w:hAnsi="Helvetica Neue" w:eastAsia="Helvetica Neue"/>
+          <w:b w:val="1"/>
+          <w:bCs w:val="1"/>
+          <w:sz w:val="20"/>
+          <w:szCs w:val="20"/>
+        </w:rPr>
+      </w:pPr>
+    </w:p>
+    <w:p>
+      <w:pPr>
+        <w:pStyle w:val="Body A"/>
+        <w:widowControl w:val="0"/>
+        <w:spacing w:line="240" w:lineRule="auto"/>
+        <w:ind w:left="108" w:hanging="108"/>
+        <w:jc w:val="center"/>
+        <w:rPr>
+          <w:rFonts w:ascii="Helvetica Neue" w:cs="Helvetica Neue" w:hAnsi="Helvetica Neue" w:eastAsia="Helvetica Neue"/>
+          <w:b w:val="1"/>
+          <w:bCs w:val="1"/>
+          <w:sz w:val="20"/>
+          <w:szCs w:val="20"/>
+        </w:rPr>
+      </w:pPr>
+    </w:p>
+    <w:p>
+      <w:pPr>
+        <w:pStyle w:val="Body A"/>
+        <w:widowControl w:val="0"/>
+        <w:spacing w:line="240" w:lineRule="auto"/>
         <w:jc w:val="center"/>
         <w:rPr>
           <w:rFonts w:ascii="Helvetica Neue" w:cs="Helvetica Neue" w:hAnsi="Helvetica Neue" w:eastAsia="Helvetica Neue"/>
@@ -2058,7 +2154,7 @@
       <w:tblPr>
         <w:tblW w:w="8792" w:type="dxa"/>
         <w:jc w:val="center"/>
-        <w:tblInd w:w="108" w:type="dxa"/>
+        <w:tblInd w:w="324" w:type="dxa"/>
         <w:tblBorders>
           <w:top w:val="single" w:color="ffffff" w:sz="8" w:space="0" w:shadow="0" w:frame="0"/>
           <w:left w:val="single" w:color="ffffff" w:sz="8" w:space="0" w:shadow="0" w:frame="0"/>
@@ -2078,7 +2174,7 @@
           <w:shd w:val="clear" w:color="auto" w:fill="ced7e7"/>
         </w:tblPrEx>
         <w:trPr>
-          <w:trHeight w:val="254" w:hRule="atLeast"/>
+          <w:trHeight w:val="294" w:hRule="atLeast"/>
         </w:trPr>
         <w:tc>
           <w:tcPr>
@@ -2116,6 +2212,771 @@
                 <w:lang w:val="en-US"/>
               </w:rPr>
               <w:t>DEBT MANAGEMENT</w:t>
+            </w:r>
+          </w:p>
+        </w:tc>
+      </w:tr>
+      <w:tr>
+        <w:tblPrEx>
+          <w:shd w:val="clear" w:color="auto" w:fill="ced7e7"/>
+        </w:tblPrEx>
+        <w:trPr>
+          <w:trHeight w:val="3014" w:hRule="atLeast"/>
+        </w:trPr>
+        <w:tc>
+          <w:tcPr>
+            <w:tcW w:type="dxa" w:w="8792"/>
+            <w:tcBorders>
+              <w:top w:val="single" w:color="000000" w:sz="8" w:space="0" w:shadow="0" w:frame="0"/>
+              <w:left w:val="single" w:color="000000" w:sz="8" w:space="0" w:shadow="0" w:frame="0"/>
+              <w:bottom w:val="single" w:color="000000" w:sz="8" w:space="0" w:shadow="0" w:frame="0"/>
+              <w:right w:val="single" w:color="000000" w:sz="8" w:space="0" w:shadow="0" w:frame="0"/>
+            </w:tcBorders>
+            <w:shd w:val="clear" w:color="auto" w:fill="auto"/>
+            <w:tcMar>
+              <w:top w:type="dxa" w:w="80"/>
+              <w:left w:type="dxa" w:w="80"/>
+              <w:bottom w:type="dxa" w:w="80"/>
+              <w:right w:type="dxa" w:w="80"/>
+            </w:tcMar>
+            <w:vAlign w:val="top"/>
+          </w:tcPr>
+          <w:p>
+            <w:pPr>
+              <w:pStyle w:val="Body A"/>
+              <w:spacing w:after="200" w:line="240" w:lineRule="auto"/>
+              <w:jc w:val="both"/>
+              <w:rPr>
+                <w:rFonts w:ascii="Helvetica Neue" w:cs="Helvetica Neue" w:hAnsi="Helvetica Neue" w:eastAsia="Helvetica Neue"/>
+                <w:sz w:val="20"/>
+                <w:szCs w:val="20"/>
+                <w:shd w:val="nil" w:color="auto" w:fill="auto"/>
+              </w:rPr>
+            </w:pPr>
+            <w:r>
+              <w:rPr>
+                <w:rFonts w:ascii="Helvetica Neue" w:hAnsi="Helvetica Neue"/>
+                <w:sz w:val="20"/>
+                <w:szCs w:val="20"/>
+                <w:shd w:val="nil" w:color="auto" w:fill="auto"/>
+                <w:rtl w:val="0"/>
+                <w:lang w:val="en-US"/>
+              </w:rPr>
+              <w:t xml:space="preserve">You currently have {23} of debt excluding your mortgage. Once you have adjusted your spending, you will have an estimated monthly {6}  of ~{7} per month or ~{8} per year. </w:t>
+            </w:r>
+          </w:p>
+          <w:p>
+            <w:pPr>
+              <w:pStyle w:val="Body A"/>
+              <w:bidi w:val="0"/>
+              <w:spacing w:after="200" w:line="240" w:lineRule="auto"/>
+              <w:ind w:left="0" w:right="0" w:firstLine="0"/>
+              <w:jc w:val="both"/>
+              <w:rPr>
+                <w:rFonts w:ascii="Helvetica Neue" w:cs="Helvetica Neue" w:hAnsi="Helvetica Neue" w:eastAsia="Helvetica Neue"/>
+                <w:sz w:val="20"/>
+                <w:szCs w:val="20"/>
+                <w:shd w:val="nil" w:color="auto" w:fill="auto"/>
+                <w:rtl w:val="0"/>
+              </w:rPr>
+            </w:pPr>
+            <w:r>
+              <w:rPr>
+                <w:rFonts w:ascii="Helvetica Neue" w:hAnsi="Helvetica Neue"/>
+                <w:sz w:val="20"/>
+                <w:szCs w:val="20"/>
+                <w:shd w:val="nil" w:color="auto" w:fill="auto"/>
+                <w:rtl w:val="0"/>
+                <w:lang w:val="en-US"/>
+              </w:rPr>
+              <w:t xml:space="preserve">Prioritize paying down your debt with the highest interest rate.  </w:t>
+            </w:r>
+          </w:p>
+          <w:p>
+            <w:pPr>
+              <w:pStyle w:val="Body A"/>
+              <w:bidi w:val="0"/>
+              <w:spacing w:after="200" w:line="240" w:lineRule="auto"/>
+              <w:ind w:left="0" w:right="0" w:firstLine="0"/>
+              <w:jc w:val="both"/>
+              <w:rPr>
+                <w:rFonts w:ascii="Helvetica Neue" w:cs="Helvetica Neue" w:hAnsi="Helvetica Neue" w:eastAsia="Helvetica Neue"/>
+                <w:b w:val="1"/>
+                <w:bCs w:val="1"/>
+                <w:sz w:val="20"/>
+                <w:szCs w:val="20"/>
+                <w:shd w:val="nil" w:color="auto" w:fill="auto"/>
+                <w:rtl w:val="0"/>
+              </w:rPr>
+            </w:pPr>
+            <w:r>
+              <w:rPr>
+                <w:rFonts w:ascii="Helvetica Neue" w:hAnsi="Helvetica Neue"/>
+                <w:b w:val="1"/>
+                <w:bCs w:val="1"/>
+                <w:sz w:val="20"/>
+                <w:szCs w:val="20"/>
+                <w:shd w:val="nil" w:color="auto" w:fill="auto"/>
+                <w:rtl w:val="0"/>
+                <w:lang w:val="en-US"/>
+              </w:rPr>
+              <w:t xml:space="preserve">ACTION ITEMS: </w:t>
+            </w:r>
+          </w:p>
+          <w:p>
+            <w:pPr>
+              <w:pStyle w:val="Body A"/>
+              <w:numPr>
+                <w:ilvl w:val="0"/>
+                <w:numId w:val="4"/>
+              </w:numPr>
+              <w:bidi w:val="0"/>
+              <w:spacing w:after="200" w:line="240" w:lineRule="auto"/>
+              <w:ind w:right="0"/>
+              <w:jc w:val="both"/>
+              <w:rPr>
+                <w:rFonts w:ascii="Helvetica Neue" w:hAnsi="Helvetica Neue"/>
+                <w:sz w:val="20"/>
+                <w:szCs w:val="20"/>
+                <w:rtl w:val="0"/>
+                <w:lang w:val="en-US"/>
+              </w:rPr>
+            </w:pPr>
+            <w:r>
+              <w:rPr>
+                <w:rFonts w:ascii="Helvetica Neue" w:hAnsi="Helvetica Neue"/>
+                <w:sz w:val="20"/>
+                <w:szCs w:val="20"/>
+                <w:shd w:val="nil" w:color="auto" w:fill="auto"/>
+                <w:rtl w:val="0"/>
+                <w:lang w:val="en-US"/>
+              </w:rPr>
+              <w:t xml:space="preserve">Get 0% APY card and transfer the balances from your interest bearing debt. There will be a 3-4% transfer fee. This is less than you are currently paying in finance charges and interest. </w:t>
+            </w:r>
+          </w:p>
+          <w:p>
+            <w:pPr>
+              <w:pStyle w:val="Body A"/>
+              <w:numPr>
+                <w:ilvl w:val="0"/>
+                <w:numId w:val="4"/>
+              </w:numPr>
+              <w:bidi w:val="0"/>
+              <w:spacing w:after="200" w:line="240" w:lineRule="auto"/>
+              <w:ind w:right="0"/>
+              <w:jc w:val="both"/>
+              <w:rPr>
+                <w:rFonts w:ascii="Helvetica Neue" w:hAnsi="Helvetica Neue"/>
+                <w:sz w:val="20"/>
+                <w:szCs w:val="20"/>
+                <w:rtl w:val="0"/>
+                <w:lang w:val="en-US"/>
+              </w:rPr>
+            </w:pPr>
+            <w:r>
+              <w:rPr>
+                <w:rFonts w:ascii="Helvetica Neue" w:hAnsi="Helvetica Neue"/>
+                <w:sz w:val="20"/>
+                <w:szCs w:val="20"/>
+                <w:shd w:val="nil" w:color="auto" w:fill="auto"/>
+                <w:rtl w:val="0"/>
+                <w:lang w:val="en-US"/>
+              </w:rPr>
+              <w:t xml:space="preserve">Put all extra cash towards this balance until it is paid off. Be sure to pay it off before the promotional APY period ends. </w:t>
+            </w:r>
+          </w:p>
+        </w:tc>
+      </w:tr>
+    </w:tbl>
+    <w:p>
+      <w:pPr>
+        <w:pStyle w:val="Body A"/>
+        <w:widowControl w:val="0"/>
+        <w:spacing w:line="240" w:lineRule="auto"/>
+        <w:ind w:left="216" w:hanging="216"/>
+        <w:jc w:val="center"/>
+        <w:rPr>
+          <w:rFonts w:ascii="Helvetica Neue" w:cs="Helvetica Neue" w:hAnsi="Helvetica Neue" w:eastAsia="Helvetica Neue"/>
+          <w:b w:val="1"/>
+          <w:bCs w:val="1"/>
+          <w:sz w:val="20"/>
+          <w:szCs w:val="20"/>
+        </w:rPr>
+      </w:pPr>
+    </w:p>
+    <w:p>
+      <w:pPr>
+        <w:pStyle w:val="Body A"/>
+        <w:widowControl w:val="0"/>
+        <w:spacing w:line="240" w:lineRule="auto"/>
+        <w:ind w:left="108" w:hanging="108"/>
+        <w:jc w:val="center"/>
+        <w:rPr>
+          <w:rFonts w:ascii="Helvetica Neue" w:cs="Helvetica Neue" w:hAnsi="Helvetica Neue" w:eastAsia="Helvetica Neue"/>
+          <w:b w:val="1"/>
+          <w:bCs w:val="1"/>
+          <w:sz w:val="20"/>
+          <w:szCs w:val="20"/>
+        </w:rPr>
+      </w:pPr>
+    </w:p>
+    <w:p>
+      <w:pPr>
+        <w:pStyle w:val="Body A"/>
+        <w:widowControl w:val="0"/>
+        <w:spacing w:line="240" w:lineRule="auto"/>
+        <w:jc w:val="center"/>
+        <w:rPr>
+          <w:rFonts w:ascii="Helvetica Neue" w:cs="Helvetica Neue" w:hAnsi="Helvetica Neue" w:eastAsia="Helvetica Neue"/>
+          <w:b w:val="1"/>
+          <w:bCs w:val="1"/>
+          <w:sz w:val="20"/>
+          <w:szCs w:val="20"/>
+        </w:rPr>
+      </w:pPr>
+    </w:p>
+    <w:p>
+      <w:pPr>
+        <w:pStyle w:val="Body A"/>
+        <w:spacing w:line="240" w:lineRule="auto"/>
+        <w:rPr>
+          <w:rFonts w:ascii="Helvetica Neue" w:cs="Helvetica Neue" w:hAnsi="Helvetica Neue" w:eastAsia="Helvetica Neue"/>
+          <w:b w:val="1"/>
+          <w:bCs w:val="1"/>
+          <w:sz w:val="20"/>
+          <w:szCs w:val="20"/>
+        </w:rPr>
+      </w:pPr>
+    </w:p>
+    <w:p>
+      <w:pPr>
+        <w:pStyle w:val="Body A"/>
+        <w:spacing w:line="240" w:lineRule="auto"/>
+        <w:rPr>
+          <w:rFonts w:ascii="Helvetica Neue" w:cs="Helvetica Neue" w:hAnsi="Helvetica Neue" w:eastAsia="Helvetica Neue"/>
+          <w:b w:val="1"/>
+          <w:bCs w:val="1"/>
+          <w:sz w:val="20"/>
+          <w:szCs w:val="20"/>
+        </w:rPr>
+      </w:pPr>
+    </w:p>
+    <w:tbl>
+      <w:tblPr>
+        <w:tblW w:w="8792" w:type="dxa"/>
+        <w:jc w:val="center"/>
+        <w:tblInd w:w="324" w:type="dxa"/>
+        <w:tblBorders>
+          <w:top w:val="single" w:color="ffffff" w:sz="8" w:space="0" w:shadow="0" w:frame="0"/>
+          <w:left w:val="single" w:color="ffffff" w:sz="8" w:space="0" w:shadow="0" w:frame="0"/>
+          <w:bottom w:val="single" w:color="ffffff" w:sz="8" w:space="0" w:shadow="0" w:frame="0"/>
+          <w:right w:val="single" w:color="ffffff" w:sz="8" w:space="0" w:shadow="0" w:frame="0"/>
+          <w:insideH w:val="single" w:color="ffffff" w:sz="8" w:space="0" w:shadow="0" w:frame="0"/>
+          <w:insideV w:val="single" w:color="ffffff" w:sz="8" w:space="0" w:shadow="0" w:frame="0"/>
+        </w:tblBorders>
+        <w:shd w:val="clear" w:color="auto" w:fill="ced7e7"/>
+        <w:tblLayout w:type="fixed"/>
+      </w:tblPr>
+      <w:tblGrid>
+        <w:gridCol w:w="8792"/>
+      </w:tblGrid>
+      <w:tr>
+        <w:tblPrEx>
+          <w:shd w:val="clear" w:color="auto" w:fill="ced7e7"/>
+        </w:tblPrEx>
+        <w:trPr>
+          <w:trHeight w:val="294" w:hRule="atLeast"/>
+        </w:trPr>
+        <w:tc>
+          <w:tcPr>
+            <w:tcW w:type="dxa" w:w="8792"/>
+            <w:tcBorders>
+              <w:top w:val="single" w:color="000000" w:sz="8" w:space="0" w:shadow="0" w:frame="0"/>
+              <w:left w:val="single" w:color="000000" w:sz="8" w:space="0" w:shadow="0" w:frame="0"/>
+              <w:bottom w:val="single" w:color="000000" w:sz="8" w:space="0" w:shadow="0" w:frame="0"/>
+              <w:right w:val="single" w:color="000000" w:sz="8" w:space="0" w:shadow="0" w:frame="0"/>
+            </w:tcBorders>
+            <w:shd w:val="clear" w:color="auto" w:fill="c2d7f9"/>
+            <w:tcMar>
+              <w:top w:type="dxa" w:w="80"/>
+              <w:left w:type="dxa" w:w="80"/>
+              <w:bottom w:type="dxa" w:w="80"/>
+              <w:right w:type="dxa" w:w="80"/>
+            </w:tcMar>
+            <w:vAlign w:val="top"/>
+          </w:tcPr>
+          <w:p>
+            <w:pPr>
+              <w:pStyle w:val="Body A"/>
+              <w:spacing w:line="240" w:lineRule="auto"/>
+              <w:jc w:val="center"/>
+            </w:pPr>
+            <w:r>
+              <w:rPr>
+                <w:rFonts w:ascii="Helvetica Neue" w:hAnsi="Helvetica Neue"/>
+                <w:b w:val="1"/>
+                <w:bCs w:val="1"/>
+                <w:sz w:val="20"/>
+                <w:szCs w:val="20"/>
+                <w:shd w:val="nil" w:color="auto" w:fill="auto"/>
+                <w:rtl w:val="0"/>
+                <w:lang w:val="en-US"/>
+              </w:rPr>
+              <w:t>EDUCATION SAVINGS</w:t>
+            </w:r>
+          </w:p>
+        </w:tc>
+      </w:tr>
+      <w:tr>
+        <w:tblPrEx>
+          <w:shd w:val="clear" w:color="auto" w:fill="ced7e7"/>
+        </w:tblPrEx>
+        <w:trPr>
+          <w:trHeight w:val="4774" w:hRule="atLeast"/>
+        </w:trPr>
+        <w:tc>
+          <w:tcPr>
+            <w:tcW w:type="dxa" w:w="8792"/>
+            <w:tcBorders>
+              <w:top w:val="single" w:color="000000" w:sz="8" w:space="0" w:shadow="0" w:frame="0"/>
+              <w:left w:val="single" w:color="000000" w:sz="8" w:space="0" w:shadow="0" w:frame="0"/>
+              <w:bottom w:val="single" w:color="000000" w:sz="8" w:space="0" w:shadow="0" w:frame="0"/>
+              <w:right w:val="single" w:color="000000" w:sz="8" w:space="0" w:shadow="0" w:frame="0"/>
+            </w:tcBorders>
+            <w:shd w:val="clear" w:color="auto" w:fill="auto"/>
+            <w:tcMar>
+              <w:top w:type="dxa" w:w="80"/>
+              <w:left w:type="dxa" w:w="80"/>
+              <w:bottom w:type="dxa" w:w="80"/>
+              <w:right w:type="dxa" w:w="80"/>
+            </w:tcMar>
+            <w:vAlign w:val="top"/>
+          </w:tcPr>
+          <w:p>
+            <w:pPr>
+              <w:pStyle w:val="Body A"/>
+              <w:spacing w:after="200" w:line="240" w:lineRule="auto"/>
+              <w:jc w:val="both"/>
+              <w:rPr>
+                <w:rFonts w:ascii="Helvetica Neue" w:cs="Helvetica Neue" w:hAnsi="Helvetica Neue" w:eastAsia="Helvetica Neue"/>
+                <w:sz w:val="20"/>
+                <w:szCs w:val="20"/>
+                <w:shd w:val="nil" w:color="auto" w:fill="auto"/>
+              </w:rPr>
+            </w:pPr>
+            <w:r>
+              <w:rPr>
+                <w:rFonts w:ascii="Helvetica Neue" w:hAnsi="Helvetica Neue"/>
+                <w:sz w:val="20"/>
+                <w:szCs w:val="20"/>
+                <w:shd w:val="nil" w:color="auto" w:fill="auto"/>
+                <w:rtl w:val="0"/>
+                <w:lang w:val="en-US"/>
+              </w:rPr>
+              <w:t>To fully fund a 4-year public education, you need to save {25} per month or {24} per year.</w:t>
+            </w:r>
+          </w:p>
+          <w:p>
+            <w:pPr>
+              <w:pStyle w:val="Body A"/>
+              <w:bidi w:val="0"/>
+              <w:spacing w:after="200" w:line="240" w:lineRule="auto"/>
+              <w:ind w:left="0" w:right="0" w:firstLine="0"/>
+              <w:jc w:val="both"/>
+              <w:rPr>
+                <w:rFonts w:ascii="Helvetica Neue" w:cs="Helvetica Neue" w:hAnsi="Helvetica Neue" w:eastAsia="Helvetica Neue"/>
+                <w:sz w:val="20"/>
+                <w:szCs w:val="20"/>
+                <w:shd w:val="nil" w:color="auto" w:fill="auto"/>
+                <w:rtl w:val="0"/>
+              </w:rPr>
+            </w:pPr>
+            <w:r>
+              <w:rPr>
+                <w:rFonts w:ascii="Helvetica Neue" w:hAnsi="Helvetica Neue"/>
+                <w:sz w:val="20"/>
+                <w:szCs w:val="20"/>
+                <w:shd w:val="nil" w:color="auto" w:fill="auto"/>
+                <w:rtl w:val="0"/>
+                <w:lang w:val="en-US"/>
+              </w:rPr>
+              <w:t>To fully fund a 4-year private education, you need to save {27} per month or {26} per year.</w:t>
+            </w:r>
+          </w:p>
+          <w:p>
+            <w:pPr>
+              <w:pStyle w:val="Body A"/>
+              <w:bidi w:val="0"/>
+              <w:spacing w:after="200" w:line="240" w:lineRule="auto"/>
+              <w:ind w:left="0" w:right="0" w:firstLine="0"/>
+              <w:jc w:val="both"/>
+              <w:rPr>
+                <w:rFonts w:ascii="Helvetica Neue" w:cs="Helvetica Neue" w:hAnsi="Helvetica Neue" w:eastAsia="Helvetica Neue"/>
+                <w:sz w:val="20"/>
+                <w:szCs w:val="20"/>
+                <w:shd w:val="nil" w:color="auto" w:fill="auto"/>
+                <w:rtl w:val="0"/>
+              </w:rPr>
+            </w:pPr>
+            <w:r>
+              <w:rPr>
+                <w:rFonts w:ascii="Helvetica Neue" w:hAnsi="Helvetica Neue"/>
+                <w:sz w:val="20"/>
+                <w:szCs w:val="20"/>
+                <w:shd w:val="nil" w:color="auto" w:fill="auto"/>
+                <w:rtl w:val="0"/>
+                <w:lang w:val="en-US"/>
+              </w:rPr>
+              <w:t>Focus all savings for education into a 529 Plan until middle school. Invest in a static/passive Aggressive Growth Portfolio and not age-based to take greatest advantage of the power of compounding.</w:t>
+            </w:r>
+          </w:p>
+          <w:p>
+            <w:pPr>
+              <w:pStyle w:val="Body A"/>
+              <w:bidi w:val="0"/>
+              <w:spacing w:after="200" w:line="240" w:lineRule="auto"/>
+              <w:ind w:left="0" w:right="0" w:firstLine="0"/>
+              <w:jc w:val="both"/>
+              <w:rPr>
+                <w:rFonts w:ascii="Helvetica Neue" w:cs="Helvetica Neue" w:hAnsi="Helvetica Neue" w:eastAsia="Helvetica Neue"/>
+                <w:b w:val="1"/>
+                <w:bCs w:val="1"/>
+                <w:sz w:val="20"/>
+                <w:szCs w:val="20"/>
+                <w:shd w:val="nil" w:color="auto" w:fill="auto"/>
+                <w:rtl w:val="0"/>
+              </w:rPr>
+            </w:pPr>
+            <w:r>
+              <w:rPr>
+                <w:rFonts w:ascii="Helvetica Neue" w:hAnsi="Helvetica Neue"/>
+                <w:b w:val="1"/>
+                <w:bCs w:val="1"/>
+                <w:sz w:val="20"/>
+                <w:szCs w:val="20"/>
+                <w:shd w:val="nil" w:color="auto" w:fill="auto"/>
+                <w:rtl w:val="0"/>
+                <w:lang w:val="en-US"/>
+              </w:rPr>
+              <w:t xml:space="preserve">ACTION ITEMS: </w:t>
+            </w:r>
+          </w:p>
+          <w:p>
+            <w:pPr>
+              <w:pStyle w:val="Body A"/>
+              <w:numPr>
+                <w:ilvl w:val="0"/>
+                <w:numId w:val="5"/>
+              </w:numPr>
+              <w:bidi w:val="0"/>
+              <w:spacing w:after="200" w:line="240" w:lineRule="auto"/>
+              <w:ind w:right="0"/>
+              <w:jc w:val="both"/>
+              <w:rPr>
+                <w:rFonts w:ascii="Helvetica Neue" w:hAnsi="Helvetica Neue"/>
+                <w:sz w:val="20"/>
+                <w:szCs w:val="20"/>
+                <w:rtl w:val="0"/>
+                <w:lang w:val="en-US"/>
+              </w:rPr>
+            </w:pPr>
+            <w:r>
+              <w:rPr>
+                <w:rFonts w:ascii="Helvetica Neue" w:hAnsi="Helvetica Neue"/>
+                <w:sz w:val="20"/>
+                <w:szCs w:val="20"/>
+                <w:shd w:val="nil" w:color="auto" w:fill="auto"/>
+                <w:rtl w:val="0"/>
+                <w:lang w:val="en-US"/>
+              </w:rPr>
+              <w:t xml:space="preserve">Open a 529 plan </w:t>
+            </w:r>
+          </w:p>
+          <w:p>
+            <w:pPr>
+              <w:pStyle w:val="Body A"/>
+              <w:numPr>
+                <w:ilvl w:val="0"/>
+                <w:numId w:val="5"/>
+              </w:numPr>
+              <w:bidi w:val="0"/>
+              <w:spacing w:after="200" w:line="240" w:lineRule="auto"/>
+              <w:ind w:right="0"/>
+              <w:jc w:val="both"/>
+              <w:rPr>
+                <w:rFonts w:ascii="Helvetica Neue" w:hAnsi="Helvetica Neue"/>
+                <w:sz w:val="20"/>
+                <w:szCs w:val="20"/>
+                <w:rtl w:val="0"/>
+                <w:lang w:val="en-US"/>
+              </w:rPr>
+            </w:pPr>
+            <w:r>
+              <w:rPr>
+                <w:rFonts w:ascii="Helvetica Neue" w:hAnsi="Helvetica Neue"/>
+                <w:sz w:val="20"/>
+                <w:szCs w:val="20"/>
+                <w:shd w:val="nil" w:color="auto" w:fill="auto"/>
+                <w:rtl w:val="0"/>
+                <w:lang w:val="en-US"/>
+              </w:rPr>
+              <w:t xml:space="preserve">Set up recurring contributions or make lump sum gift of $X,XXX per year. </w:t>
+            </w:r>
+          </w:p>
+          <w:p>
+            <w:pPr>
+              <w:pStyle w:val="Body A"/>
+              <w:numPr>
+                <w:ilvl w:val="1"/>
+                <w:numId w:val="5"/>
+              </w:numPr>
+              <w:bidi w:val="0"/>
+              <w:spacing w:after="200" w:line="240" w:lineRule="auto"/>
+              <w:ind w:right="0"/>
+              <w:jc w:val="both"/>
+              <w:rPr>
+                <w:rFonts w:ascii="Helvetica Neue" w:hAnsi="Helvetica Neue"/>
+                <w:sz w:val="20"/>
+                <w:szCs w:val="20"/>
+                <w:rtl w:val="0"/>
+                <w:lang w:val="en-US"/>
+              </w:rPr>
+            </w:pPr>
+            <w:r>
+              <w:rPr>
+                <w:rFonts w:ascii="Helvetica Neue" w:hAnsi="Helvetica Neue"/>
+                <w:sz w:val="20"/>
+                <w:szCs w:val="20"/>
+                <w:shd w:val="nil" w:color="auto" w:fill="auto"/>
+                <w:rtl w:val="0"/>
+                <w:lang w:val="en-US"/>
+              </w:rPr>
+              <w:t>The IRS lets you frontload five year</w:t>
+            </w:r>
+            <w:r>
+              <w:rPr>
+                <w:rFonts w:ascii="Helvetica Neue" w:hAnsi="Helvetica Neue" w:hint="default"/>
+                <w:sz w:val="20"/>
+                <w:szCs w:val="20"/>
+                <w:shd w:val="nil" w:color="auto" w:fill="auto"/>
+                <w:rtl w:val="0"/>
+                <w:lang w:val="en-US"/>
+              </w:rPr>
+              <w:t>’</w:t>
+            </w:r>
+            <w:r>
+              <w:rPr>
+                <w:rFonts w:ascii="Helvetica Neue" w:hAnsi="Helvetica Neue"/>
+                <w:sz w:val="20"/>
+                <w:szCs w:val="20"/>
+                <w:shd w:val="nil" w:color="auto" w:fill="auto"/>
+                <w:rtl w:val="0"/>
+                <w:lang w:val="en-US"/>
+              </w:rPr>
+              <w:t xml:space="preserve">s worth of giving to 529 plans ($19,000 x 5 = $95,000) per person. </w:t>
+            </w:r>
+          </w:p>
+          <w:p>
+            <w:pPr>
+              <w:pStyle w:val="Body A"/>
+              <w:numPr>
+                <w:ilvl w:val="1"/>
+                <w:numId w:val="5"/>
+              </w:numPr>
+              <w:bidi w:val="0"/>
+              <w:spacing w:after="200" w:line="240" w:lineRule="auto"/>
+              <w:ind w:right="0"/>
+              <w:jc w:val="both"/>
+              <w:rPr>
+                <w:rFonts w:ascii="Helvetica Neue" w:hAnsi="Helvetica Neue"/>
+                <w:sz w:val="20"/>
+                <w:szCs w:val="20"/>
+                <w:rtl w:val="0"/>
+                <w:lang w:val="en-US"/>
+              </w:rPr>
+            </w:pPr>
+            <w:r>
+              <w:rPr>
+                <w:rFonts w:ascii="Helvetica Neue" w:hAnsi="Helvetica Neue"/>
+                <w:sz w:val="20"/>
+                <w:szCs w:val="20"/>
+                <w:shd w:val="nil" w:color="auto" w:fill="auto"/>
+                <w:rtl w:val="0"/>
+                <w:lang w:val="en-US"/>
+              </w:rPr>
+              <w:t xml:space="preserve">Attach form 709 to your tax return. The amount of the gift will decrease by $19,000/year until reaching $0. Then, you no longer need to include form 709. </w:t>
+            </w:r>
+          </w:p>
+          <w:p>
+            <w:pPr>
+              <w:pStyle w:val="Body A"/>
+              <w:numPr>
+                <w:ilvl w:val="0"/>
+                <w:numId w:val="5"/>
+              </w:numPr>
+              <w:bidi w:val="0"/>
+              <w:spacing w:after="200" w:line="240" w:lineRule="auto"/>
+              <w:ind w:right="0"/>
+              <w:jc w:val="both"/>
+              <w:rPr>
+                <w:rFonts w:ascii="Helvetica Neue" w:hAnsi="Helvetica Neue"/>
+                <w:sz w:val="20"/>
+                <w:szCs w:val="20"/>
+                <w:rtl w:val="0"/>
+                <w:lang w:val="en-US"/>
+              </w:rPr>
+            </w:pPr>
+            <w:r>
+              <w:rPr>
+                <w:rFonts w:ascii="Helvetica Neue" w:hAnsi="Helvetica Neue"/>
+                <w:sz w:val="20"/>
+                <w:szCs w:val="20"/>
+                <w:shd w:val="nil" w:color="auto" w:fill="auto"/>
+                <w:rtl w:val="0"/>
+                <w:lang w:val="en-US"/>
+              </w:rPr>
+              <w:t>Set the investment allocation to X.</w:t>
+            </w:r>
+          </w:p>
+        </w:tc>
+      </w:tr>
+    </w:tbl>
+    <w:p>
+      <w:pPr>
+        <w:pStyle w:val="Body A"/>
+        <w:widowControl w:val="0"/>
+        <w:spacing w:line="240" w:lineRule="auto"/>
+        <w:ind w:left="216" w:hanging="216"/>
+        <w:jc w:val="center"/>
+        <w:rPr>
+          <w:rFonts w:ascii="Helvetica Neue" w:cs="Helvetica Neue" w:hAnsi="Helvetica Neue" w:eastAsia="Helvetica Neue"/>
+          <w:b w:val="1"/>
+          <w:bCs w:val="1"/>
+          <w:sz w:val="20"/>
+          <w:szCs w:val="20"/>
+        </w:rPr>
+      </w:pPr>
+    </w:p>
+    <w:p>
+      <w:pPr>
+        <w:pStyle w:val="Body A"/>
+        <w:widowControl w:val="0"/>
+        <w:spacing w:line="240" w:lineRule="auto"/>
+        <w:ind w:left="108" w:hanging="108"/>
+        <w:jc w:val="center"/>
+        <w:rPr>
+          <w:rFonts w:ascii="Helvetica Neue" w:cs="Helvetica Neue" w:hAnsi="Helvetica Neue" w:eastAsia="Helvetica Neue"/>
+          <w:b w:val="1"/>
+          <w:bCs w:val="1"/>
+          <w:sz w:val="20"/>
+          <w:szCs w:val="20"/>
+        </w:rPr>
+      </w:pPr>
+    </w:p>
+    <w:p>
+      <w:pPr>
+        <w:pStyle w:val="Body A"/>
+        <w:widowControl w:val="0"/>
+        <w:spacing w:line="240" w:lineRule="auto"/>
+        <w:jc w:val="center"/>
+        <w:rPr>
+          <w:rFonts w:ascii="Helvetica Neue" w:cs="Helvetica Neue" w:hAnsi="Helvetica Neue" w:eastAsia="Helvetica Neue"/>
+          <w:b w:val="1"/>
+          <w:bCs w:val="1"/>
+          <w:sz w:val="20"/>
+          <w:szCs w:val="20"/>
+        </w:rPr>
+      </w:pPr>
+    </w:p>
+    <w:p>
+      <w:pPr>
+        <w:pStyle w:val="Body A"/>
+        <w:spacing w:line="240" w:lineRule="auto"/>
+        <w:rPr>
+          <w:rFonts w:ascii="Helvetica Neue" w:cs="Helvetica Neue" w:hAnsi="Helvetica Neue" w:eastAsia="Helvetica Neue"/>
+          <w:b w:val="1"/>
+          <w:bCs w:val="1"/>
+          <w:sz w:val="20"/>
+          <w:szCs w:val="20"/>
+        </w:rPr>
+      </w:pPr>
+    </w:p>
+    <w:p>
+      <w:pPr>
+        <w:pStyle w:val="Body A"/>
+        <w:spacing w:line="240" w:lineRule="auto"/>
+        <w:rPr>
+          <w:rFonts w:ascii="Helvetica Neue" w:cs="Helvetica Neue" w:hAnsi="Helvetica Neue" w:eastAsia="Helvetica Neue"/>
+          <w:b w:val="1"/>
+          <w:bCs w:val="1"/>
+          <w:sz w:val="20"/>
+          <w:szCs w:val="20"/>
+        </w:rPr>
+      </w:pPr>
+    </w:p>
+    <w:tbl>
+      <w:tblPr>
+        <w:tblW w:w="8792" w:type="dxa"/>
+        <w:jc w:val="center"/>
+        <w:tblInd w:w="324" w:type="dxa"/>
+        <w:tblBorders>
+          <w:top w:val="single" w:color="ffffff" w:sz="8" w:space="0" w:shadow="0" w:frame="0"/>
+          <w:left w:val="single" w:color="ffffff" w:sz="8" w:space="0" w:shadow="0" w:frame="0"/>
+          <w:bottom w:val="single" w:color="ffffff" w:sz="8" w:space="0" w:shadow="0" w:frame="0"/>
+          <w:right w:val="single" w:color="ffffff" w:sz="8" w:space="0" w:shadow="0" w:frame="0"/>
+          <w:insideH w:val="single" w:color="ffffff" w:sz="8" w:space="0" w:shadow="0" w:frame="0"/>
+          <w:insideV w:val="single" w:color="ffffff" w:sz="8" w:space="0" w:shadow="0" w:frame="0"/>
+        </w:tblBorders>
+        <w:shd w:val="clear" w:color="auto" w:fill="ced7e7"/>
+        <w:tblLayout w:type="fixed"/>
+      </w:tblPr>
+      <w:tblGrid>
+        <w:gridCol w:w="8792"/>
+      </w:tblGrid>
+      <w:tr>
+        <w:tblPrEx>
+          <w:shd w:val="clear" w:color="auto" w:fill="ced7e7"/>
+        </w:tblPrEx>
+        <w:trPr>
+          <w:trHeight w:val="294" w:hRule="atLeast"/>
+        </w:trPr>
+        <w:tc>
+          <w:tcPr>
+            <w:tcW w:type="dxa" w:w="8792"/>
+            <w:tcBorders>
+              <w:top w:val="single" w:color="000000" w:sz="8" w:space="0" w:shadow="0" w:frame="0"/>
+              <w:left w:val="single" w:color="000000" w:sz="8" w:space="0" w:shadow="0" w:frame="0"/>
+              <w:bottom w:val="single" w:color="000000" w:sz="8" w:space="0" w:shadow="0" w:frame="0"/>
+              <w:right w:val="single" w:color="000000" w:sz="8" w:space="0" w:shadow="0" w:frame="0"/>
+            </w:tcBorders>
+            <w:shd w:val="clear" w:color="auto" w:fill="c2d7f9"/>
+            <w:tcMar>
+              <w:top w:type="dxa" w:w="80"/>
+              <w:left w:type="dxa" w:w="80"/>
+              <w:bottom w:type="dxa" w:w="80"/>
+              <w:right w:type="dxa" w:w="80"/>
+            </w:tcMar>
+            <w:vAlign w:val="top"/>
+          </w:tcPr>
+          <w:p>
+            <w:pPr>
+              <w:pStyle w:val="Body A"/>
+              <w:widowControl w:val="0"/>
+              <w:spacing w:line="240" w:lineRule="auto"/>
+              <w:jc w:val="center"/>
+            </w:pPr>
+            <w:r>
+              <w:rPr>
+                <w:rFonts w:ascii="Helvetica Neue" w:hAnsi="Helvetica Neue"/>
+                <w:b w:val="1"/>
+                <w:bCs w:val="1"/>
+                <w:sz w:val="20"/>
+                <w:szCs w:val="20"/>
+                <w:shd w:val="nil" w:color="auto" w:fill="auto"/>
+                <w:rtl w:val="0"/>
+                <w:lang w:val="en-US"/>
+              </w:rPr>
+              <w:t xml:space="preserve">HOME AFFORDABILITY </w:t>
             </w:r>
           </w:p>
         </w:tc>
@@ -2166,7 +3027,7 @@
                 <w:rtl w:val="0"/>
                 <w:lang w:val="en-US"/>
               </w:rPr>
-              <w:t xml:space="preserve">You currently have {23} of debt excluding your mortgage. Once you have adjusted your spending, you will have an estimated monthly {6}  of ~{7} per month or ~{8} per year. </w:t>
+              <w:t xml:space="preserve">On your base income, keep principal, interest, taxes, and insurance (PITI) monthly payments {28}. </w:t>
             </w:r>
           </w:p>
           <w:p>
@@ -2193,7 +3054,7 @@
                 <w:rtl w:val="0"/>
                 <w:lang w:val="en-US"/>
               </w:rPr>
-              <w:t xml:space="preserve">Prioritize paying down your debt with the highest interest rate.  </w:t>
+              <w:t>A lender will lend you anywhere from {29} - {30} per month in PITI.</w:t>
             </w:r>
           </w:p>
           <w:p>
@@ -2205,6 +3066,82 @@
               <w:jc w:val="both"/>
               <w:rPr>
                 <w:rFonts w:ascii="Helvetica Neue" w:cs="Helvetica Neue" w:hAnsi="Helvetica Neue" w:eastAsia="Helvetica Neue"/>
+                <w:sz w:val="20"/>
+                <w:szCs w:val="20"/>
+                <w:shd w:val="nil" w:color="auto" w:fill="auto"/>
+                <w:rtl w:val="0"/>
+              </w:rPr>
+            </w:pPr>
+            <w:r>
+              <w:rPr>
+                <w:rFonts w:ascii="Helvetica Neue" w:hAnsi="Helvetica Neue"/>
+                <w:sz w:val="20"/>
+                <w:szCs w:val="20"/>
+                <w:shd w:val="nil" w:color="auto" w:fill="auto"/>
+                <w:rtl w:val="0"/>
+                <w:lang w:val="en-US"/>
+              </w:rPr>
+              <w:t xml:space="preserve">You should target a mortgage of {31} which is equivalent to a {32} home. Your max home price should be {33} unless you want to put down more money. </w:t>
+            </w:r>
+          </w:p>
+          <w:p>
+            <w:pPr>
+              <w:pStyle w:val="Body A"/>
+              <w:bidi w:val="0"/>
+              <w:spacing w:after="200" w:line="240" w:lineRule="auto"/>
+              <w:ind w:left="0" w:right="0" w:firstLine="0"/>
+              <w:jc w:val="both"/>
+              <w:rPr>
+                <w:rFonts w:ascii="Helvetica Neue" w:cs="Helvetica Neue" w:hAnsi="Helvetica Neue" w:eastAsia="Helvetica Neue"/>
+                <w:sz w:val="20"/>
+                <w:szCs w:val="20"/>
+                <w:shd w:val="nil" w:color="auto" w:fill="auto"/>
+                <w:rtl w:val="0"/>
+              </w:rPr>
+            </w:pPr>
+            <w:r>
+              <w:rPr>
+                <w:rFonts w:ascii="Helvetica Neue" w:hAnsi="Helvetica Neue"/>
+                <w:sz w:val="20"/>
+                <w:szCs w:val="20"/>
+                <w:shd w:val="nil" w:color="auto" w:fill="auto"/>
+                <w:rtl w:val="0"/>
+                <w:lang w:val="en-US"/>
+              </w:rPr>
+              <w:t xml:space="preserve">You have {34} liquid for a house down payment. It will take you </w:t>
+            </w:r>
+            <w:r>
+              <w:rPr>
+                <w:rFonts w:ascii="Helvetica Neue" w:hAnsi="Helvetica Neue"/>
+                <w:sz w:val="20"/>
+                <w:szCs w:val="20"/>
+                <w:shd w:val="clear" w:color="auto" w:fill="00ff00"/>
+                <w:rtl w:val="0"/>
+                <w:lang w:val="en-US"/>
+              </w:rPr>
+              <w:t>X</w:t>
+            </w:r>
+            <w:r>
+              <w:rPr>
+                <w:rFonts w:ascii="Helvetica Neue" w:hAnsi="Helvetica Neue"/>
+                <w:sz w:val="20"/>
+                <w:szCs w:val="20"/>
+                <w:shd w:val="nil" w:color="auto" w:fill="auto"/>
+                <w:rtl w:val="0"/>
+                <w:lang w:val="en-US"/>
+              </w:rPr>
+              <w:t xml:space="preserve"> years to reach your goal.</w:t>
+            </w:r>
+          </w:p>
+          <w:p>
+            <w:pPr>
+              <w:pStyle w:val="Body A"/>
+              <w:bidi w:val="0"/>
+              <w:spacing w:after="200" w:line="240" w:lineRule="auto"/>
+              <w:ind w:left="0" w:right="0" w:firstLine="0"/>
+              <w:jc w:val="both"/>
+              <w:rPr>
+                <w:rFonts w:ascii="Helvetica Neue" w:cs="Helvetica Neue" w:hAnsi="Helvetica Neue" w:eastAsia="Helvetica Neue"/>
                 <w:b w:val="1"/>
                 <w:bCs w:val="1"/>
                 <w:sz w:val="20"/>
@@ -2232,7 +3169,7 @@
               <w:pStyle w:val="Body A"/>
               <w:numPr>
                 <w:ilvl w:val="0"/>
-                <w:numId w:val="4"/>
+                <w:numId w:val="6"/>
               </w:numPr>
               <w:bidi w:val="0"/>
               <w:spacing w:after="200" w:line="240" w:lineRule="auto"/>
@@ -2255,43 +3192,44 @@
                 <w:rtl w:val="0"/>
                 <w:lang w:val="en-US"/>
               </w:rPr>
-              <w:t xml:space="preserve">Get 0% APY card and transfer the balances from your interest bearing debt. There will be a 3-4% transfer fee. This is less than you are currently paying in finance charges and interest. </w:t>
-            </w:r>
-          </w:p>
-          <w:p>
-            <w:pPr>
-              <w:pStyle w:val="Body A"/>
-              <w:numPr>
-                <w:ilvl w:val="0"/>
-                <w:numId w:val="4"/>
-              </w:numPr>
-              <w:bidi w:val="0"/>
-              <w:spacing w:after="200" w:line="240" w:lineRule="auto"/>
-              <w:ind w:right="0"/>
-              <w:jc w:val="both"/>
-              <w:rPr>
-                <w:rFonts w:ascii="Helvetica Neue" w:hAnsi="Helvetica Neue"/>
-                <w:sz w:val="20"/>
-                <w:szCs w:val="20"/>
-                <w:rtl w:val="0"/>
-                <w:lang w:val="en-US"/>
-              </w:rPr>
-            </w:pPr>
-            <w:r>
-              <w:rPr>
-                <w:rFonts w:ascii="Helvetica Neue" w:hAnsi="Helvetica Neue"/>
-                <w:sz w:val="20"/>
-                <w:szCs w:val="20"/>
-                <w:shd w:val="nil" w:color="auto" w:fill="auto"/>
-                <w:rtl w:val="0"/>
-                <w:lang w:val="en-US"/>
-              </w:rPr>
-              <w:t xml:space="preserve">Put all extra cash towards this balance until it is paid off. Be sure to pay it off before the promotional APY period ends. </w:t>
+              <w:t>Placeholder</w:t>
             </w:r>
           </w:p>
         </w:tc>
       </w:tr>
     </w:tbl>
+    <w:p>
+      <w:pPr>
+        <w:pStyle w:val="Body A"/>
+        <w:widowControl w:val="0"/>
+        <w:spacing w:line="240" w:lineRule="auto"/>
+        <w:ind w:left="216" w:hanging="216"/>
+        <w:jc w:val="center"/>
+        <w:rPr>
+          <w:rFonts w:ascii="Helvetica Neue" w:cs="Helvetica Neue" w:hAnsi="Helvetica Neue" w:eastAsia="Helvetica Neue"/>
+          <w:b w:val="1"/>
+          <w:bCs w:val="1"/>
+          <w:sz w:val="20"/>
+          <w:szCs w:val="20"/>
+        </w:rPr>
+      </w:pPr>
+    </w:p>
+    <w:p>
+      <w:pPr>
+        <w:pStyle w:val="Body A"/>
+        <w:widowControl w:val="0"/>
+        <w:spacing w:line="240" w:lineRule="auto"/>
+        <w:ind w:left="108" w:hanging="108"/>
+        <w:jc w:val="center"/>
+        <w:rPr>
+          <w:rFonts w:ascii="Helvetica Neue" w:cs="Helvetica Neue" w:hAnsi="Helvetica Neue" w:eastAsia="Helvetica Neue"/>
+          <w:b w:val="1"/>
+          <w:bCs w:val="1"/>
+          <w:sz w:val="20"/>
+          <w:szCs w:val="20"/>
+        </w:rPr>
+      </w:pPr>
+    </w:p>
     <w:p>
       <w:pPr>
         <w:pStyle w:val="Body A"/>
@@ -2337,7 +3275,7 @@
       <w:tblPr>
         <w:tblW w:w="8792" w:type="dxa"/>
         <w:jc w:val="center"/>
-        <w:tblInd w:w="108" w:type="dxa"/>
+        <w:tblInd w:w="324" w:type="dxa"/>
         <w:tblBorders>
           <w:top w:val="single" w:color="ffffff" w:sz="8" w:space="0" w:shadow="0" w:frame="0"/>
           <w:left w:val="single" w:color="ffffff" w:sz="8" w:space="0" w:shadow="0" w:frame="0"/>
@@ -2357,7 +3295,7 @@
           <w:shd w:val="clear" w:color="auto" w:fill="ced7e7"/>
         </w:tblPrEx>
         <w:trPr>
-          <w:trHeight w:val="254" w:hRule="atLeast"/>
+          <w:trHeight w:val="294" w:hRule="atLeast"/>
         </w:trPr>
         <w:tc>
           <w:tcPr>
@@ -2380,6 +3318,7 @@
           <w:p>
             <w:pPr>
               <w:pStyle w:val="Body A"/>
+              <w:widowControl w:val="0"/>
               <w:spacing w:line="240" w:lineRule="auto"/>
               <w:jc w:val="center"/>
             </w:pPr>
@@ -2394,7 +3333,7 @@
                 <w:rtl w:val="0"/>
                 <w:lang w:val="en-US"/>
               </w:rPr>
-              <w:t>EDUCATION SAVINGS</w:t>
+              <w:t>RETIREMENT PLANNING</w:t>
             </w:r>
           </w:p>
         </w:tc>
@@ -2404,7 +3343,7 @@
           <w:shd w:val="clear" w:color="auto" w:fill="ced7e7"/>
         </w:tblPrEx>
         <w:trPr>
-          <w:trHeight w:val="4734" w:hRule="atLeast"/>
+          <w:trHeight w:val="4686" w:hRule="atLeast"/>
         </w:trPr>
         <w:tc>
           <w:tcPr>
@@ -2427,7 +3366,7 @@
           <w:p>
             <w:pPr>
               <w:pStyle w:val="Body A"/>
-              <w:spacing w:after="200" w:line="240" w:lineRule="auto"/>
+              <w:spacing w:after="200"/>
               <w:jc w:val="both"/>
               <w:rPr>
                 <w:rFonts w:ascii="Helvetica Neue" w:cs="Helvetica Neue" w:hAnsi="Helvetica Neue" w:eastAsia="Helvetica Neue"/>
@@ -2445,7 +3384,110 @@
                 <w:rtl w:val="0"/>
                 <w:lang w:val="en-US"/>
               </w:rPr>
-              <w:t>To fully fund a 4-year public education, you need to save {25} per month or {24} per year.</w:t>
+              <w:t xml:space="preserve">To fully fund retirement at {35}, you {36} today. You currently have {40} of qualified retirement accounts, and {41} of brokerage assets that could be earmarked for retirement. </w:t>
+            </w:r>
+          </w:p>
+          <w:p>
+            <w:pPr>
+              <w:pStyle w:val="Body A"/>
+              <w:bidi w:val="0"/>
+              <w:spacing w:after="200"/>
+              <w:ind w:left="0" w:right="0" w:firstLine="0"/>
+              <w:jc w:val="both"/>
+              <w:rPr>
+                <w:rFonts w:ascii="Helvetica Neue" w:cs="Helvetica Neue" w:hAnsi="Helvetica Neue" w:eastAsia="Helvetica Neue"/>
+                <w:sz w:val="20"/>
+                <w:szCs w:val="20"/>
+                <w:shd w:val="nil" w:color="auto" w:fill="auto"/>
+                <w:rtl w:val="0"/>
+              </w:rPr>
+            </w:pPr>
+            <w:r>
+              <w:rPr>
+                <w:rFonts w:ascii="Helvetica Neue" w:hAnsi="Helvetica Neue"/>
+                <w:sz w:val="20"/>
+                <w:szCs w:val="20"/>
+                <w:shd w:val="nil" w:color="auto" w:fill="auto"/>
+                <w:rtl w:val="0"/>
+                <w:lang w:val="en-US"/>
+              </w:rPr>
+              <w:t xml:space="preserve">To be on track for retirement at assuming some social security, you need to save {37} per year. </w:t>
+            </w:r>
+          </w:p>
+          <w:p>
+            <w:pPr>
+              <w:pStyle w:val="Body A"/>
+              <w:bidi w:val="0"/>
+              <w:spacing w:after="200"/>
+              <w:ind w:left="0" w:right="0" w:firstLine="0"/>
+              <w:jc w:val="both"/>
+              <w:rPr>
+                <w:rFonts w:ascii="Helvetica Neue" w:cs="Helvetica Neue" w:hAnsi="Helvetica Neue" w:eastAsia="Helvetica Neue"/>
+                <w:sz w:val="20"/>
+                <w:szCs w:val="20"/>
+                <w:shd w:val="nil" w:color="auto" w:fill="auto"/>
+                <w:rtl w:val="0"/>
+              </w:rPr>
+            </w:pPr>
+            <w:r>
+              <w:rPr>
+                <w:rFonts w:ascii="Helvetica Neue" w:hAnsi="Helvetica Neue"/>
+                <w:sz w:val="20"/>
+                <w:szCs w:val="20"/>
+                <w:shd w:val="nil" w:color="auto" w:fill="auto"/>
+                <w:rtl w:val="0"/>
+                <w:lang w:val="en-US"/>
+              </w:rPr>
+              <w:t>You</w:t>
+            </w:r>
+            <w:r>
+              <w:rPr>
+                <w:rFonts w:ascii="Helvetica Neue" w:hAnsi="Helvetica Neue" w:hint="default"/>
+                <w:sz w:val="20"/>
+                <w:szCs w:val="20"/>
+                <w:shd w:val="nil" w:color="auto" w:fill="auto"/>
+                <w:rtl w:val="0"/>
+                <w:lang w:val="en-US"/>
+              </w:rPr>
+              <w:t>’</w:t>
+            </w:r>
+            <w:r>
+              <w:rPr>
+                <w:rFonts w:ascii="Helvetica Neue" w:hAnsi="Helvetica Neue"/>
+                <w:sz w:val="20"/>
+                <w:szCs w:val="20"/>
+                <w:shd w:val="nil" w:color="auto" w:fill="auto"/>
+                <w:rtl w:val="0"/>
+                <w:lang w:val="en-US"/>
+              </w:rPr>
+              <w:t xml:space="preserve">re currently saving {38} which includes your 401(k) contributions, employer match, and Roth IRA. </w:t>
+            </w:r>
+          </w:p>
+          <w:p>
+            <w:pPr>
+              <w:pStyle w:val="Body A"/>
+              <w:bidi w:val="0"/>
+              <w:spacing w:after="200"/>
+              <w:ind w:left="0" w:right="0" w:firstLine="0"/>
+              <w:jc w:val="both"/>
+              <w:rPr>
+                <w:rFonts w:ascii="Helvetica Neue" w:cs="Helvetica Neue" w:hAnsi="Helvetica Neue" w:eastAsia="Helvetica Neue"/>
+                <w:sz w:val="20"/>
+                <w:szCs w:val="20"/>
+                <w:shd w:val="nil" w:color="auto" w:fill="auto"/>
+                <w:rtl w:val="0"/>
+              </w:rPr>
+            </w:pPr>
+            <w:r>
+              <w:rPr>
+                <w:rFonts w:ascii="Helvetica Neue" w:hAnsi="Helvetica Neue"/>
+                <w:sz w:val="20"/>
+                <w:szCs w:val="20"/>
+                <w:shd w:val="nil" w:color="auto" w:fill="auto"/>
+                <w:rtl w:val="0"/>
+                <w:lang w:val="en-US"/>
+              </w:rPr>
+              <w:t xml:space="preserve">You need to save an extra {39} per year. </w:t>
             </w:r>
           </w:p>
           <w:p>
@@ -2457,60 +3499,6 @@
               <w:jc w:val="both"/>
               <w:rPr>
                 <w:rFonts w:ascii="Helvetica Neue" w:cs="Helvetica Neue" w:hAnsi="Helvetica Neue" w:eastAsia="Helvetica Neue"/>
-                <w:sz w:val="20"/>
-                <w:szCs w:val="20"/>
-                <w:shd w:val="nil" w:color="auto" w:fill="auto"/>
-                <w:rtl w:val="0"/>
-              </w:rPr>
-            </w:pPr>
-            <w:r>
-              <w:rPr>
-                <w:rFonts w:ascii="Helvetica Neue" w:hAnsi="Helvetica Neue"/>
-                <w:sz w:val="20"/>
-                <w:szCs w:val="20"/>
-                <w:shd w:val="nil" w:color="auto" w:fill="auto"/>
-                <w:rtl w:val="0"/>
-                <w:lang w:val="en-US"/>
-              </w:rPr>
-              <w:t>To fully fund a 4-year private education, you need to save {27} per month or {26} per year.</w:t>
-            </w:r>
-          </w:p>
-          <w:p>
-            <w:pPr>
-              <w:pStyle w:val="Body A"/>
-              <w:bidi w:val="0"/>
-              <w:spacing w:after="200" w:line="240" w:lineRule="auto"/>
-              <w:ind w:left="0" w:right="0" w:firstLine="0"/>
-              <w:jc w:val="both"/>
-              <w:rPr>
-                <w:rFonts w:ascii="Helvetica Neue" w:cs="Helvetica Neue" w:hAnsi="Helvetica Neue" w:eastAsia="Helvetica Neue"/>
-                <w:sz w:val="20"/>
-                <w:szCs w:val="20"/>
-                <w:shd w:val="nil" w:color="auto" w:fill="auto"/>
-                <w:rtl w:val="0"/>
-              </w:rPr>
-            </w:pPr>
-            <w:r>
-              <w:rPr>
-                <w:rFonts w:ascii="Helvetica Neue" w:hAnsi="Helvetica Neue"/>
-                <w:sz w:val="20"/>
-                <w:szCs w:val="20"/>
-                <w:shd w:val="nil" w:color="auto" w:fill="auto"/>
-                <w:rtl w:val="0"/>
-                <w:lang w:val="en-US"/>
-              </w:rPr>
-              <w:t>Focus all savings for education into a 529 Plan until middle school. Invest in a static/passive Aggressive Growth Portfolio and not age-based to take greatest advantage of the power of compounding.</w:t>
-            </w:r>
-          </w:p>
-          <w:p>
-            <w:pPr>
-              <w:pStyle w:val="Body A"/>
-              <w:bidi w:val="0"/>
-              <w:spacing w:after="200" w:line="240" w:lineRule="auto"/>
-              <w:ind w:left="0" w:right="0" w:firstLine="0"/>
-              <w:jc w:val="both"/>
-              <w:rPr>
-                <w:rFonts w:ascii="Helvetica Neue" w:cs="Helvetica Neue" w:hAnsi="Helvetica Neue" w:eastAsia="Helvetica Neue"/>
                 <w:b w:val="1"/>
                 <w:bCs w:val="1"/>
                 <w:sz w:val="20"/>
@@ -2538,10 +3526,10 @@
               <w:pStyle w:val="Body A"/>
               <w:numPr>
                 <w:ilvl w:val="0"/>
-                <w:numId w:val="5"/>
+                <w:numId w:val="7"/>
               </w:numPr>
               <w:bidi w:val="0"/>
-              <w:spacing w:after="200" w:line="240" w:lineRule="auto"/>
+              <w:spacing w:after="200"/>
               <w:ind w:right="0"/>
               <w:jc w:val="both"/>
               <w:rPr>
@@ -2561,7 +3549,46 @@
                 <w:rtl w:val="0"/>
                 <w:lang w:val="en-US"/>
               </w:rPr>
-              <w:t xml:space="preserve">Open a 529 plan </w:t>
+              <w:t xml:space="preserve">Maximize pre-tax contributions at $23,500 each for 2025. </w:t>
+            </w:r>
+            <w:r>
+              <w:rPr>
+                <w:rFonts w:ascii="Helvetica Neue" w:hAnsi="Helvetica Neue"/>
+                <w:i w:val="1"/>
+                <w:iCs w:val="1"/>
+                <w:sz w:val="20"/>
+                <w:szCs w:val="20"/>
+                <w:shd w:val="nil" w:color="auto" w:fill="auto"/>
+                <w:rtl w:val="0"/>
+                <w:lang w:val="en-US"/>
+              </w:rPr>
+              <w:t xml:space="preserve">If over 50 </w:t>
+            </w:r>
+            <w:r>
+              <w:rPr>
+                <w:rFonts w:ascii="Helvetica Neue" w:hAnsi="Helvetica Neue" w:hint="default"/>
+                <w:i w:val="1"/>
+                <w:iCs w:val="1"/>
+                <w:sz w:val="20"/>
+                <w:szCs w:val="20"/>
+                <w:shd w:val="nil" w:color="auto" w:fill="auto"/>
+                <w:rtl w:val="0"/>
+                <w:lang w:val="en-US"/>
+              </w:rPr>
+              <w:t>½</w:t>
+            </w:r>
+            <w:r>
+              <w:rPr>
+                <w:rFonts w:ascii="Helvetica Neue" w:hAnsi="Helvetica Neue"/>
+                <w:i w:val="1"/>
+                <w:iCs w:val="1"/>
+                <w:sz w:val="20"/>
+                <w:szCs w:val="20"/>
+                <w:shd w:val="nil" w:color="auto" w:fill="auto"/>
+                <w:rtl w:val="0"/>
+                <w:lang w:val="en-US"/>
+              </w:rPr>
+              <w:t xml:space="preserve">, you can do a catch up contribution of $7,500/year. If you are 60-63, you can catch up to $11,250/year. </w:t>
             </w:r>
           </w:p>
           <w:p>
@@ -2569,10 +3596,10 @@
               <w:pStyle w:val="Body A"/>
               <w:numPr>
                 <w:ilvl w:val="0"/>
-                <w:numId w:val="5"/>
+                <w:numId w:val="7"/>
               </w:numPr>
               <w:bidi w:val="0"/>
-              <w:spacing w:after="200" w:line="240" w:lineRule="auto"/>
+              <w:spacing w:after="200"/>
               <w:ind w:right="0"/>
               <w:jc w:val="both"/>
               <w:rPr>
@@ -2592,18 +3619,62 @@
                 <w:rtl w:val="0"/>
                 <w:lang w:val="en-US"/>
               </w:rPr>
-              <w:t xml:space="preserve">Set up recurring contributions or make lump sum gift of $X,XXX per year. </w:t>
+              <w:t xml:space="preserve">Continue maxing out your backdoor Roth IRAs. The maximum is $7,000/year under 50 </w:t>
+            </w:r>
+            <w:r>
+              <w:rPr>
+                <w:rFonts w:ascii="Helvetica Neue" w:hAnsi="Helvetica Neue" w:hint="default"/>
+                <w:sz w:val="20"/>
+                <w:szCs w:val="20"/>
+                <w:shd w:val="nil" w:color="auto" w:fill="auto"/>
+                <w:rtl w:val="0"/>
+                <w:lang w:val="en-US"/>
+              </w:rPr>
+              <w:t xml:space="preserve">½ </w:t>
+            </w:r>
+            <w:r>
+              <w:rPr>
+                <w:rFonts w:ascii="Helvetica Neue" w:hAnsi="Helvetica Neue"/>
+                <w:sz w:val="20"/>
+                <w:szCs w:val="20"/>
+                <w:shd w:val="nil" w:color="auto" w:fill="auto"/>
+                <w:rtl w:val="0"/>
+                <w:lang w:val="en-US"/>
+              </w:rPr>
+              <w:t xml:space="preserve">or $8,000/year over 50 </w:t>
+            </w:r>
+            <w:r>
+              <w:rPr>
+                <w:rFonts w:ascii="Helvetica Neue" w:hAnsi="Helvetica Neue" w:hint="default"/>
+                <w:sz w:val="20"/>
+                <w:szCs w:val="20"/>
+                <w:shd w:val="nil" w:color="auto" w:fill="auto"/>
+                <w:rtl w:val="0"/>
+                <w:lang w:val="en-US"/>
+              </w:rPr>
+              <w:t>½</w:t>
+            </w:r>
+            <w:r>
+              <w:rPr>
+                <w:rFonts w:ascii="Helvetica Neue" w:hAnsi="Helvetica Neue"/>
+                <w:sz w:val="20"/>
+                <w:szCs w:val="20"/>
+                <w:shd w:val="nil" w:color="auto" w:fill="auto"/>
+                <w:rtl w:val="0"/>
+                <w:lang w:val="en-US"/>
+              </w:rPr>
+              <w:t xml:space="preserve">. </w:t>
             </w:r>
           </w:p>
           <w:p>
             <w:pPr>
               <w:pStyle w:val="Body A"/>
               <w:numPr>
-                <w:ilvl w:val="1"/>
-                <w:numId w:val="5"/>
+                <w:ilvl w:val="0"/>
+                <w:numId w:val="7"/>
               </w:numPr>
               <w:bidi w:val="0"/>
-              <w:spacing w:after="200" w:line="240" w:lineRule="auto"/>
+              <w:spacing w:after="200"/>
               <w:ind w:right="0"/>
               <w:jc w:val="both"/>
               <w:rPr>
@@ -2623,96 +3694,44 @@
                 <w:rtl w:val="0"/>
                 <w:lang w:val="en-US"/>
               </w:rPr>
-              <w:t>The IRS lets you frontload five year</w:t>
-            </w:r>
-            <w:r>
-              <w:rPr>
-                <w:rFonts w:ascii="Helvetica Neue" w:hAnsi="Helvetica Neue" w:hint="default"/>
-                <w:sz w:val="20"/>
-                <w:szCs w:val="20"/>
-                <w:shd w:val="nil" w:color="auto" w:fill="auto"/>
-                <w:rtl w:val="0"/>
-                <w:lang w:val="en-US"/>
-              </w:rPr>
-              <w:t>’</w:t>
-            </w:r>
-            <w:r>
-              <w:rPr>
-                <w:rFonts w:ascii="Helvetica Neue" w:hAnsi="Helvetica Neue"/>
-                <w:sz w:val="20"/>
-                <w:szCs w:val="20"/>
-                <w:shd w:val="nil" w:color="auto" w:fill="auto"/>
-                <w:rtl w:val="0"/>
-                <w:lang w:val="en-US"/>
-              </w:rPr>
-              <w:t xml:space="preserve">s worth of giving to 529 plans ($19,000 x 5 = $95,000) per person. </w:t>
-            </w:r>
-          </w:p>
-          <w:p>
-            <w:pPr>
-              <w:pStyle w:val="Body A"/>
-              <w:numPr>
-                <w:ilvl w:val="1"/>
-                <w:numId w:val="5"/>
-              </w:numPr>
-              <w:bidi w:val="0"/>
-              <w:spacing w:after="200" w:line="240" w:lineRule="auto"/>
-              <w:ind w:right="0"/>
-              <w:jc w:val="both"/>
-              <w:rPr>
-                <w:rFonts w:ascii="Helvetica Neue" w:hAnsi="Helvetica Neue"/>
-                <w:sz w:val="20"/>
-                <w:szCs w:val="20"/>
-                <w:rtl w:val="0"/>
-                <w:lang w:val="en-US"/>
-              </w:rPr>
-            </w:pPr>
-            <w:r>
-              <w:rPr>
-                <w:rFonts w:ascii="Helvetica Neue" w:hAnsi="Helvetica Neue"/>
-                <w:sz w:val="20"/>
-                <w:szCs w:val="20"/>
-                <w:shd w:val="nil" w:color="auto" w:fill="auto"/>
-                <w:rtl w:val="0"/>
-                <w:lang w:val="en-US"/>
-              </w:rPr>
-              <w:t xml:space="preserve">Attach form 709 to your tax return. The amount of the gift will decrease by $19,000/year until reaching $0. Then, you no longer need to include form 709. </w:t>
-            </w:r>
-          </w:p>
-          <w:p>
-            <w:pPr>
-              <w:pStyle w:val="Body A"/>
-              <w:numPr>
-                <w:ilvl w:val="0"/>
-                <w:numId w:val="5"/>
-              </w:numPr>
-              <w:bidi w:val="0"/>
-              <w:spacing w:after="200" w:line="240" w:lineRule="auto"/>
-              <w:ind w:right="0"/>
-              <w:jc w:val="both"/>
-              <w:rPr>
-                <w:rFonts w:ascii="Helvetica Neue" w:hAnsi="Helvetica Neue"/>
-                <w:sz w:val="20"/>
-                <w:szCs w:val="20"/>
-                <w:rtl w:val="0"/>
-                <w:lang w:val="en-US"/>
-              </w:rPr>
-            </w:pPr>
-            <w:r>
-              <w:rPr>
-                <w:rFonts w:ascii="Helvetica Neue" w:hAnsi="Helvetica Neue"/>
-                <w:sz w:val="20"/>
-                <w:szCs w:val="20"/>
-                <w:shd w:val="nil" w:color="auto" w:fill="auto"/>
-                <w:rtl w:val="0"/>
-                <w:lang w:val="en-US"/>
-              </w:rPr>
-              <w:t>Set the investment allocation to X.</w:t>
+              <w:t>Take advantage of Mega Backdoor Roth after-tax contributions up to $XX,XXX/year.</w:t>
             </w:r>
           </w:p>
         </w:tc>
       </w:tr>
     </w:tbl>
+    <w:p>
+      <w:pPr>
+        <w:pStyle w:val="Body A"/>
+        <w:widowControl w:val="0"/>
+        <w:spacing w:line="240" w:lineRule="auto"/>
+        <w:ind w:left="216" w:hanging="216"/>
+        <w:jc w:val="center"/>
+        <w:rPr>
+          <w:rFonts w:ascii="Helvetica Neue" w:cs="Helvetica Neue" w:hAnsi="Helvetica Neue" w:eastAsia="Helvetica Neue"/>
+          <w:b w:val="1"/>
+          <w:bCs w:val="1"/>
+          <w:sz w:val="20"/>
+          <w:szCs w:val="20"/>
+        </w:rPr>
+      </w:pPr>
+    </w:p>
+    <w:p>
+      <w:pPr>
+        <w:pStyle w:val="Body A"/>
+        <w:widowControl w:val="0"/>
+        <w:spacing w:line="240" w:lineRule="auto"/>
+        <w:ind w:left="108" w:hanging="108"/>
+        <w:jc w:val="center"/>
+        <w:rPr>
+          <w:rFonts w:ascii="Helvetica Neue" w:cs="Helvetica Neue" w:hAnsi="Helvetica Neue" w:eastAsia="Helvetica Neue"/>
+          <w:b w:val="1"/>
+          <w:bCs w:val="1"/>
+          <w:sz w:val="20"/>
+          <w:szCs w:val="20"/>
+        </w:rPr>
+      </w:pPr>
+    </w:p>
     <w:p>
       <w:pPr>
         <w:pStyle w:val="Body A"/>
@@ -2758,7 +3777,7 @@
       <w:tblPr>
         <w:tblW w:w="8792" w:type="dxa"/>
         <w:jc w:val="center"/>
-        <w:tblInd w:w="108" w:type="dxa"/>
+        <w:tblInd w:w="324" w:type="dxa"/>
         <w:tblBorders>
           <w:top w:val="single" w:color="ffffff" w:sz="8" w:space="0" w:shadow="0" w:frame="0"/>
           <w:left w:val="single" w:color="ffffff" w:sz="8" w:space="0" w:shadow="0" w:frame="0"/>
@@ -2778,7 +3797,7 @@
           <w:shd w:val="clear" w:color="auto" w:fill="ced7e7"/>
         </w:tblPrEx>
         <w:trPr>
-          <w:trHeight w:val="254" w:hRule="atLeast"/>
+          <w:trHeight w:val="294" w:hRule="atLeast"/>
         </w:trPr>
         <w:tc>
           <w:tcPr>
@@ -2801,7 +3820,6 @@
           <w:p>
             <w:pPr>
               <w:pStyle w:val="Body A"/>
-              <w:widowControl w:val="0"/>
               <w:spacing w:line="240" w:lineRule="auto"/>
               <w:jc w:val="center"/>
             </w:pPr>
@@ -2816,7 +3834,7 @@
                 <w:rtl w:val="0"/>
                 <w:lang w:val="en-US"/>
               </w:rPr>
-              <w:t xml:space="preserve">HOME AFFORDABILITY </w:t>
+              <w:t xml:space="preserve">RETIREMENT INVESTMENT RECOMMENDATIONS </w:t>
             </w:r>
           </w:p>
         </w:tc>
@@ -2826,7 +3844,7 @@
           <w:shd w:val="clear" w:color="auto" w:fill="ced7e7"/>
         </w:tblPrEx>
         <w:trPr>
-          <w:trHeight w:val="2934" w:hRule="atLeast"/>
+          <w:trHeight w:val="3775" w:hRule="atLeast"/>
         </w:trPr>
         <w:tc>
           <w:tcPr>
@@ -2867,7 +3885,7 @@
                 <w:rtl w:val="0"/>
                 <w:lang w:val="en-US"/>
               </w:rPr>
-              <w:t xml:space="preserve">On your base income, keep principal, interest, taxes, and insurance (PITI) monthly payments {28}. </w:t>
+              <w:t xml:space="preserve">You have X # of qualified retirement accounts. </w:t>
             </w:r>
           </w:p>
           <w:p>
@@ -2879,22 +3897,52 @@
               <w:jc w:val="both"/>
               <w:rPr>
                 <w:rFonts w:ascii="Helvetica Neue" w:cs="Helvetica Neue" w:hAnsi="Helvetica Neue" w:eastAsia="Helvetica Neue"/>
-                <w:sz w:val="20"/>
-                <w:szCs w:val="20"/>
-                <w:shd w:val="nil" w:color="auto" w:fill="auto"/>
-                <w:rtl w:val="0"/>
-              </w:rPr>
-            </w:pPr>
-            <w:r>
-              <w:rPr>
-                <w:rFonts w:ascii="Helvetica Neue" w:hAnsi="Helvetica Neue"/>
-                <w:sz w:val="20"/>
-                <w:szCs w:val="20"/>
-                <w:shd w:val="nil" w:color="auto" w:fill="auto"/>
-                <w:rtl w:val="0"/>
-                <w:lang w:val="en-US"/>
-              </w:rPr>
-              <w:t>A lender will lend you anywhere from {29} - {30} per month in PITI.</w:t>
+                <w:b w:val="1"/>
+                <w:bCs w:val="1"/>
+                <w:sz w:val="20"/>
+                <w:szCs w:val="20"/>
+                <w:shd w:val="nil" w:color="auto" w:fill="auto"/>
+                <w:rtl w:val="0"/>
+              </w:rPr>
+            </w:pPr>
+            <w:r>
+              <w:rPr>
+                <w:rFonts w:ascii="Helvetica Neue" w:hAnsi="Helvetica Neue"/>
+                <w:b w:val="1"/>
+                <w:bCs w:val="1"/>
+                <w:sz w:val="20"/>
+                <w:szCs w:val="20"/>
+                <w:shd w:val="nil" w:color="auto" w:fill="auto"/>
+                <w:rtl w:val="0"/>
+                <w:lang w:val="en-US"/>
+              </w:rPr>
+              <w:t>X% of your retirement assets are pre-tax and X</w:t>
+            </w:r>
+            <w:r>
+              <w:rPr>
+                <w:rFonts w:ascii="Helvetica Neue" w:hAnsi="Helvetica Neue"/>
+                <w:b w:val="1"/>
+                <w:bCs w:val="1"/>
+                <w:sz w:val="20"/>
+                <w:szCs w:val="20"/>
+                <w:shd w:val="nil" w:color="auto" w:fill="auto"/>
+                <w:rtl w:val="0"/>
+                <w:lang w:val="en-US"/>
+              </w:rPr>
+              <w:t>%</w:t>
+            </w:r>
+            <w:r>
+              <w:rPr>
+                <w:rFonts w:ascii="Helvetica Neue" w:hAnsi="Helvetica Neue"/>
+                <w:b w:val="1"/>
+                <w:bCs w:val="1"/>
+                <w:sz w:val="20"/>
+                <w:szCs w:val="20"/>
+                <w:shd w:val="nil" w:color="auto" w:fill="auto"/>
+                <w:rtl w:val="0"/>
+                <w:lang w:val="en-US"/>
+              </w:rPr>
+              <w:t xml:space="preserve"> are Roth. The aggregate portfolio is {42} stocks, {43} bonds, and {44} cash. Of the stocks, {45} are US stocks and {46} are international stocks. </w:t>
             </w:r>
           </w:p>
           <w:p>
@@ -2906,82 +3954,6 @@
               <w:jc w:val="both"/>
               <w:rPr>
                 <w:rFonts w:ascii="Helvetica Neue" w:cs="Helvetica Neue" w:hAnsi="Helvetica Neue" w:eastAsia="Helvetica Neue"/>
-                <w:sz w:val="20"/>
-                <w:szCs w:val="20"/>
-                <w:shd w:val="nil" w:color="auto" w:fill="auto"/>
-                <w:rtl w:val="0"/>
-              </w:rPr>
-            </w:pPr>
-            <w:r>
-              <w:rPr>
-                <w:rFonts w:ascii="Helvetica Neue" w:hAnsi="Helvetica Neue"/>
-                <w:sz w:val="20"/>
-                <w:szCs w:val="20"/>
-                <w:shd w:val="nil" w:color="auto" w:fill="auto"/>
-                <w:rtl w:val="0"/>
-                <w:lang w:val="en-US"/>
-              </w:rPr>
-              <w:t xml:space="preserve">You should target a mortgage of {31} which is equivalent to a {32} home. Your max home price should be {33} unless you want to put down more money. </w:t>
-            </w:r>
-          </w:p>
-          <w:p>
-            <w:pPr>
-              <w:pStyle w:val="Body A"/>
-              <w:bidi w:val="0"/>
-              <w:spacing w:after="200" w:line="240" w:lineRule="auto"/>
-              <w:ind w:left="0" w:right="0" w:firstLine="0"/>
-              <w:jc w:val="both"/>
-              <w:rPr>
-                <w:rFonts w:ascii="Helvetica Neue" w:cs="Helvetica Neue" w:hAnsi="Helvetica Neue" w:eastAsia="Helvetica Neue"/>
-                <w:sz w:val="20"/>
-                <w:szCs w:val="20"/>
-                <w:shd w:val="nil" w:color="auto" w:fill="auto"/>
-                <w:rtl w:val="0"/>
-              </w:rPr>
-            </w:pPr>
-            <w:r>
-              <w:rPr>
-                <w:rFonts w:ascii="Helvetica Neue" w:hAnsi="Helvetica Neue"/>
-                <w:sz w:val="20"/>
-                <w:szCs w:val="20"/>
-                <w:shd w:val="nil" w:color="auto" w:fill="auto"/>
-                <w:rtl w:val="0"/>
-                <w:lang w:val="en-US"/>
-              </w:rPr>
-              <w:t xml:space="preserve">You have {34} liquid for a house down payment. It will take you </w:t>
-            </w:r>
-            <w:r>
-              <w:rPr>
-                <w:rFonts w:ascii="Helvetica Neue" w:hAnsi="Helvetica Neue"/>
-                <w:sz w:val="20"/>
-                <w:szCs w:val="20"/>
-                <w:shd w:val="clear" w:color="auto" w:fill="00ff00"/>
-                <w:rtl w:val="0"/>
-                <w:lang w:val="en-US"/>
-              </w:rPr>
-              <w:t>X</w:t>
-            </w:r>
-            <w:r>
-              <w:rPr>
-                <w:rFonts w:ascii="Helvetica Neue" w:hAnsi="Helvetica Neue"/>
-                <w:sz w:val="20"/>
-                <w:szCs w:val="20"/>
-                <w:shd w:val="nil" w:color="auto" w:fill="auto"/>
-                <w:rtl w:val="0"/>
-                <w:lang w:val="en-US"/>
-              </w:rPr>
-              <w:t xml:space="preserve"> years to reach your goal.</w:t>
-            </w:r>
-          </w:p>
-          <w:p>
-            <w:pPr>
-              <w:pStyle w:val="Body A"/>
-              <w:bidi w:val="0"/>
-              <w:spacing w:after="200" w:line="240" w:lineRule="auto"/>
-              <w:ind w:left="0" w:right="0" w:firstLine="0"/>
-              <w:jc w:val="both"/>
-              <w:rPr>
-                <w:rFonts w:ascii="Helvetica Neue" w:cs="Helvetica Neue" w:hAnsi="Helvetica Neue" w:eastAsia="Helvetica Neue"/>
                 <w:b w:val="1"/>
                 <w:bCs w:val="1"/>
                 <w:sz w:val="20"/>
@@ -3009,10 +3981,10 @@
               <w:pStyle w:val="Body A"/>
               <w:numPr>
                 <w:ilvl w:val="0"/>
-                <w:numId w:val="6"/>
+                <w:numId w:val="8"/>
               </w:numPr>
               <w:bidi w:val="0"/>
-              <w:spacing w:after="200" w:line="240" w:lineRule="auto"/>
+              <w:spacing w:line="240" w:lineRule="auto"/>
               <w:ind w:right="0"/>
               <w:jc w:val="both"/>
               <w:rPr>
@@ -3026,18 +3998,269 @@
             <w:r>
               <w:rPr>
                 <w:rFonts w:ascii="Helvetica Neue" w:hAnsi="Helvetica Neue"/>
-                <w:sz w:val="20"/>
-                <w:szCs w:val="20"/>
-                <w:shd w:val="nil" w:color="auto" w:fill="auto"/>
-                <w:rtl w:val="0"/>
-                <w:lang w:val="en-US"/>
-              </w:rPr>
-              <w:t>Placeholder</w:t>
+                <w:b w:val="1"/>
+                <w:bCs w:val="1"/>
+                <w:sz w:val="20"/>
+                <w:szCs w:val="20"/>
+                <w:shd w:val="nil" w:color="auto" w:fill="auto"/>
+                <w:rtl w:val="0"/>
+                <w:lang w:val="en-US"/>
+              </w:rPr>
+              <w:t>In your 401(k) update the current holdings and future contribution as follows:</w:t>
+            </w:r>
+          </w:p>
+          <w:p>
+            <w:pPr>
+              <w:pStyle w:val="Body A"/>
+              <w:numPr>
+                <w:ilvl w:val="1"/>
+                <w:numId w:val="8"/>
+              </w:numPr>
+              <w:bidi w:val="0"/>
+              <w:spacing w:line="240" w:lineRule="auto"/>
+              <w:ind w:right="0"/>
+              <w:jc w:val="both"/>
+              <w:rPr>
+                <w:rFonts w:ascii="Helvetica Neue" w:hAnsi="Helvetica Neue"/>
+                <w:sz w:val="20"/>
+                <w:szCs w:val="20"/>
+                <w:rtl w:val="0"/>
+                <w:lang w:val="en-US"/>
+              </w:rPr>
+            </w:pPr>
+            <w:r>
+              <w:rPr>
+                <w:rFonts w:ascii="Helvetica Neue" w:hAnsi="Helvetica Neue"/>
+                <w:sz w:val="20"/>
+                <w:szCs w:val="20"/>
+                <w:shd w:val="nil" w:color="auto" w:fill="auto"/>
+                <w:rtl w:val="0"/>
+                <w:lang w:val="en-US"/>
+              </w:rPr>
+              <w:t xml:space="preserve">65% LC/MC/SC </w:t>
+            </w:r>
+          </w:p>
+          <w:p>
+            <w:pPr>
+              <w:pStyle w:val="Body A"/>
+              <w:numPr>
+                <w:ilvl w:val="1"/>
+                <w:numId w:val="8"/>
+              </w:numPr>
+              <w:bidi w:val="0"/>
+              <w:spacing w:line="240" w:lineRule="auto"/>
+              <w:ind w:right="0"/>
+              <w:jc w:val="both"/>
+              <w:rPr>
+                <w:rFonts w:ascii="Helvetica Neue" w:hAnsi="Helvetica Neue"/>
+                <w:sz w:val="20"/>
+                <w:szCs w:val="20"/>
+                <w:rtl w:val="0"/>
+                <w:lang w:val="en-US"/>
+              </w:rPr>
+            </w:pPr>
+            <w:r>
+              <w:rPr>
+                <w:rFonts w:ascii="Helvetica Neue" w:hAnsi="Helvetica Neue"/>
+                <w:sz w:val="20"/>
+                <w:szCs w:val="20"/>
+                <w:shd w:val="nil" w:color="auto" w:fill="auto"/>
+                <w:rtl w:val="0"/>
+                <w:lang w:val="en-US"/>
+              </w:rPr>
+              <w:t>25% International</w:t>
+            </w:r>
+          </w:p>
+          <w:p>
+            <w:pPr>
+              <w:pStyle w:val="Body A"/>
+              <w:numPr>
+                <w:ilvl w:val="1"/>
+                <w:numId w:val="8"/>
+              </w:numPr>
+              <w:bidi w:val="0"/>
+              <w:spacing w:line="240" w:lineRule="auto"/>
+              <w:ind w:right="0"/>
+              <w:jc w:val="both"/>
+              <w:rPr>
+                <w:rFonts w:ascii="Helvetica Neue" w:hAnsi="Helvetica Neue"/>
+                <w:sz w:val="20"/>
+                <w:szCs w:val="20"/>
+                <w:rtl w:val="0"/>
+                <w:lang w:val="en-US"/>
+              </w:rPr>
+            </w:pPr>
+            <w:r>
+              <w:rPr>
+                <w:rFonts w:ascii="Helvetica Neue" w:hAnsi="Helvetica Neue"/>
+                <w:sz w:val="20"/>
+                <w:szCs w:val="20"/>
+                <w:shd w:val="nil" w:color="auto" w:fill="auto"/>
+                <w:rtl w:val="0"/>
+                <w:lang w:val="en-US"/>
+              </w:rPr>
+              <w:t>10% Bonds</w:t>
+            </w:r>
+          </w:p>
+          <w:p>
+            <w:pPr>
+              <w:pStyle w:val="Body A"/>
+              <w:spacing w:line="240" w:lineRule="auto"/>
+              <w:jc w:val="both"/>
+              <w:rPr>
+                <w:rFonts w:ascii="Helvetica Neue" w:cs="Helvetica Neue" w:hAnsi="Helvetica Neue" w:eastAsia="Helvetica Neue"/>
+                <w:sz w:val="20"/>
+                <w:szCs w:val="20"/>
+                <w:shd w:val="nil" w:color="auto" w:fill="auto"/>
+                <w:lang w:val="en-US"/>
+              </w:rPr>
+            </w:pPr>
+          </w:p>
+          <w:p>
+            <w:pPr>
+              <w:pStyle w:val="Body A"/>
+              <w:numPr>
+                <w:ilvl w:val="0"/>
+                <w:numId w:val="8"/>
+              </w:numPr>
+              <w:bidi w:val="0"/>
+              <w:spacing w:line="240" w:lineRule="auto"/>
+              <w:ind w:right="0"/>
+              <w:jc w:val="both"/>
+              <w:rPr>
+                <w:rFonts w:ascii="Helvetica Neue" w:hAnsi="Helvetica Neue"/>
+                <w:b w:val="1"/>
+                <w:bCs w:val="1"/>
+                <w:sz w:val="20"/>
+                <w:szCs w:val="20"/>
+                <w:rtl w:val="0"/>
+                <w:lang w:val="en-US"/>
+              </w:rPr>
+            </w:pPr>
+            <w:r>
+              <w:rPr>
+                <w:rFonts w:ascii="Helvetica Neue" w:hAnsi="Helvetica Neue"/>
+                <w:b w:val="1"/>
+                <w:bCs w:val="1"/>
+                <w:sz w:val="20"/>
+                <w:szCs w:val="20"/>
+                <w:shd w:val="nil" w:color="auto" w:fill="auto"/>
+                <w:rtl w:val="0"/>
+                <w:lang w:val="en-US"/>
+              </w:rPr>
+              <w:t xml:space="preserve">In your Roth IRA- </w:t>
+            </w:r>
+            <w:r>
+              <w:rPr>
+                <w:rFonts w:ascii="Helvetica Neue" w:hAnsi="Helvetica Neue"/>
+                <w:b w:val="0"/>
+                <w:bCs w:val="0"/>
+                <w:sz w:val="20"/>
+                <w:szCs w:val="20"/>
+                <w:shd w:val="nil" w:color="auto" w:fill="auto"/>
+                <w:rtl w:val="0"/>
+                <w:lang w:val="en-US"/>
+              </w:rPr>
+              <w:t xml:space="preserve">This account is all about growth! </w:t>
+            </w:r>
+          </w:p>
+          <w:p>
+            <w:pPr>
+              <w:pStyle w:val="Body A"/>
+              <w:numPr>
+                <w:ilvl w:val="1"/>
+                <w:numId w:val="8"/>
+              </w:numPr>
+              <w:bidi w:val="0"/>
+              <w:spacing w:line="240" w:lineRule="auto"/>
+              <w:ind w:right="0"/>
+              <w:jc w:val="both"/>
+              <w:rPr>
+                <w:rFonts w:ascii="Helvetica Neue" w:hAnsi="Helvetica Neue"/>
+                <w:sz w:val="20"/>
+                <w:szCs w:val="20"/>
+                <w:rtl w:val="0"/>
+                <w:lang w:val="en-US"/>
+              </w:rPr>
+            </w:pPr>
+            <w:r>
+              <w:rPr>
+                <w:rFonts w:ascii="Helvetica Neue" w:hAnsi="Helvetica Neue"/>
+                <w:sz w:val="20"/>
+                <w:szCs w:val="20"/>
+                <w:shd w:val="nil" w:color="auto" w:fill="auto"/>
+                <w:rtl w:val="0"/>
+                <w:lang w:val="en-US"/>
+              </w:rPr>
+              <w:t xml:space="preserve">Sell X </w:t>
+            </w:r>
+          </w:p>
+          <w:p>
+            <w:pPr>
+              <w:pStyle w:val="Body A"/>
+              <w:numPr>
+                <w:ilvl w:val="1"/>
+                <w:numId w:val="8"/>
+              </w:numPr>
+              <w:bidi w:val="0"/>
+              <w:spacing w:line="240" w:lineRule="auto"/>
+              <w:ind w:right="0"/>
+              <w:jc w:val="both"/>
+              <w:rPr>
+                <w:rFonts w:ascii="Helvetica Neue" w:hAnsi="Helvetica Neue"/>
+                <w:sz w:val="20"/>
+                <w:szCs w:val="20"/>
+                <w:rtl w:val="0"/>
+                <w:lang w:val="en-US"/>
+              </w:rPr>
+            </w:pPr>
+            <w:r>
+              <w:rPr>
+                <w:rFonts w:ascii="Helvetica Neue" w:hAnsi="Helvetica Neue"/>
+                <w:sz w:val="20"/>
+                <w:szCs w:val="20"/>
+                <w:shd w:val="nil" w:color="auto" w:fill="auto"/>
+                <w:rtl w:val="0"/>
+                <w:lang w:val="en-US"/>
+              </w:rPr>
+              <w:t>Buy Y</w:t>
             </w:r>
           </w:p>
         </w:tc>
       </w:tr>
     </w:tbl>
+    <w:p>
+      <w:pPr>
+        <w:pStyle w:val="Body A"/>
+        <w:widowControl w:val="0"/>
+        <w:spacing w:line="240" w:lineRule="auto"/>
+        <w:ind w:left="216" w:hanging="216"/>
+        <w:jc w:val="center"/>
+        <w:rPr>
+          <w:rFonts w:ascii="Helvetica Neue" w:cs="Helvetica Neue" w:hAnsi="Helvetica Neue" w:eastAsia="Helvetica Neue"/>
+          <w:b w:val="1"/>
+          <w:bCs w:val="1"/>
+          <w:sz w:val="20"/>
+          <w:szCs w:val="20"/>
+        </w:rPr>
+      </w:pPr>
+    </w:p>
+    <w:p>
+      <w:pPr>
+        <w:pStyle w:val="Body A"/>
+        <w:widowControl w:val="0"/>
+        <w:spacing w:line="240" w:lineRule="auto"/>
+        <w:ind w:left="108" w:hanging="108"/>
+        <w:jc w:val="center"/>
+        <w:rPr>
+          <w:rFonts w:ascii="Helvetica Neue" w:cs="Helvetica Neue" w:hAnsi="Helvetica Neue" w:eastAsia="Helvetica Neue"/>
+          <w:b w:val="1"/>
+          <w:bCs w:val="1"/>
+          <w:sz w:val="20"/>
+          <w:szCs w:val="20"/>
+        </w:rPr>
+      </w:pPr>
+    </w:p>
     <w:p>
       <w:pPr>
         <w:pStyle w:val="Body A"/>
@@ -3083,7 +4306,7 @@
       <w:tblPr>
         <w:tblW w:w="8792" w:type="dxa"/>
         <w:jc w:val="center"/>
-        <w:tblInd w:w="108" w:type="dxa"/>
+        <w:tblInd w:w="324" w:type="dxa"/>
         <w:tblBorders>
           <w:top w:val="single" w:color="ffffff" w:sz="8" w:space="0" w:shadow="0" w:frame="0"/>
           <w:left w:val="single" w:color="ffffff" w:sz="8" w:space="0" w:shadow="0" w:frame="0"/>
@@ -3103,7 +4326,7 @@
           <w:shd w:val="clear" w:color="auto" w:fill="ced7e7"/>
         </w:tblPrEx>
         <w:trPr>
-          <w:trHeight w:val="254" w:hRule="atLeast"/>
+          <w:trHeight w:val="294" w:hRule="atLeast"/>
         </w:trPr>
         <w:tc>
           <w:tcPr>
@@ -3126,7 +4349,6 @@
           <w:p>
             <w:pPr>
               <w:pStyle w:val="Body A"/>
-              <w:widowControl w:val="0"/>
               <w:spacing w:line="240" w:lineRule="auto"/>
               <w:jc w:val="center"/>
             </w:pPr>
@@ -3141,7 +4363,7 @@
                 <w:rtl w:val="0"/>
                 <w:lang w:val="en-US"/>
               </w:rPr>
-              <w:t>RETIREMENT PLANNING</w:t>
+              <w:t xml:space="preserve">TAXABLE INVESTMENT RECOMMENDATIONS </w:t>
             </w:r>
           </w:p>
         </w:tc>
@@ -3151,7 +4373,7 @@
           <w:shd w:val="clear" w:color="auto" w:fill="ced7e7"/>
         </w:tblPrEx>
         <w:trPr>
-          <w:trHeight w:val="4646" w:hRule="atLeast"/>
+          <w:trHeight w:val="7416" w:hRule="atLeast"/>
         </w:trPr>
         <w:tc>
           <w:tcPr>
@@ -3174,128 +4396,29 @@
           <w:p>
             <w:pPr>
               <w:pStyle w:val="Body A"/>
-              <w:spacing w:after="200"/>
+              <w:spacing w:after="200" w:line="240" w:lineRule="auto"/>
               <w:jc w:val="both"/>
               <w:rPr>
                 <w:rFonts w:ascii="Helvetica Neue" w:cs="Helvetica Neue" w:hAnsi="Helvetica Neue" w:eastAsia="Helvetica Neue"/>
-                <w:sz w:val="20"/>
-                <w:szCs w:val="20"/>
-                <w:shd w:val="nil" w:color="auto" w:fill="auto"/>
-              </w:rPr>
-            </w:pPr>
-            <w:r>
-              <w:rPr>
-                <w:rFonts w:ascii="Helvetica Neue" w:hAnsi="Helvetica Neue"/>
-                <w:sz w:val="20"/>
-                <w:szCs w:val="20"/>
-                <w:shd w:val="nil" w:color="auto" w:fill="auto"/>
-                <w:rtl w:val="0"/>
-                <w:lang w:val="en-US"/>
-              </w:rPr>
-              <w:t xml:space="preserve">To fully fund retirement at {35}, you {36} today. You currently have {40} of qualified retirement accounts, and {41} of brokerage assets that could be earmarked for retirement. </w:t>
-            </w:r>
-          </w:p>
-          <w:p>
-            <w:pPr>
-              <w:pStyle w:val="Body A"/>
-              <w:bidi w:val="0"/>
-              <w:spacing w:after="200"/>
-              <w:ind w:left="0" w:right="0" w:firstLine="0"/>
-              <w:jc w:val="both"/>
-              <w:rPr>
-                <w:rFonts w:ascii="Helvetica Neue" w:cs="Helvetica Neue" w:hAnsi="Helvetica Neue" w:eastAsia="Helvetica Neue"/>
-                <w:sz w:val="20"/>
-                <w:szCs w:val="20"/>
-                <w:shd w:val="nil" w:color="auto" w:fill="auto"/>
-                <w:rtl w:val="0"/>
-              </w:rPr>
-            </w:pPr>
-            <w:r>
-              <w:rPr>
-                <w:rFonts w:ascii="Helvetica Neue" w:hAnsi="Helvetica Neue"/>
-                <w:sz w:val="20"/>
-                <w:szCs w:val="20"/>
-                <w:shd w:val="nil" w:color="auto" w:fill="auto"/>
-                <w:rtl w:val="0"/>
-                <w:lang w:val="en-US"/>
-              </w:rPr>
-              <w:t xml:space="preserve">To be on track for retirement at assuming some social security, you need to save {37} per year. </w:t>
-            </w:r>
-          </w:p>
-          <w:p>
-            <w:pPr>
-              <w:pStyle w:val="Body A"/>
-              <w:bidi w:val="0"/>
-              <w:spacing w:after="200"/>
-              <w:ind w:left="0" w:right="0" w:firstLine="0"/>
-              <w:jc w:val="both"/>
-              <w:rPr>
-                <w:rFonts w:ascii="Helvetica Neue" w:cs="Helvetica Neue" w:hAnsi="Helvetica Neue" w:eastAsia="Helvetica Neue"/>
-                <w:sz w:val="20"/>
-                <w:szCs w:val="20"/>
-                <w:shd w:val="nil" w:color="auto" w:fill="auto"/>
-                <w:rtl w:val="0"/>
-              </w:rPr>
-            </w:pPr>
-            <w:r>
-              <w:rPr>
-                <w:rFonts w:ascii="Helvetica Neue" w:hAnsi="Helvetica Neue"/>
-                <w:sz w:val="20"/>
-                <w:szCs w:val="20"/>
-                <w:shd w:val="nil" w:color="auto" w:fill="auto"/>
-                <w:rtl w:val="0"/>
-                <w:lang w:val="en-US"/>
-              </w:rPr>
-              <w:t>You</w:t>
-            </w:r>
-            <w:r>
-              <w:rPr>
-                <w:rFonts w:ascii="Helvetica Neue" w:hAnsi="Helvetica Neue" w:hint="default"/>
-                <w:sz w:val="20"/>
-                <w:szCs w:val="20"/>
-                <w:shd w:val="nil" w:color="auto" w:fill="auto"/>
-                <w:rtl w:val="0"/>
-                <w:lang w:val="en-US"/>
-              </w:rPr>
-              <w:t>’</w:t>
-            </w:r>
-            <w:r>
-              <w:rPr>
-                <w:rFonts w:ascii="Helvetica Neue" w:hAnsi="Helvetica Neue"/>
-                <w:sz w:val="20"/>
-                <w:szCs w:val="20"/>
-                <w:shd w:val="nil" w:color="auto" w:fill="auto"/>
-                <w:rtl w:val="0"/>
-                <w:lang w:val="en-US"/>
-              </w:rPr>
-              <w:t xml:space="preserve">re currently saving {38} which includes your 401(k) contributions, employer match, and Roth IRA. </w:t>
-            </w:r>
-          </w:p>
-          <w:p>
-            <w:pPr>
-              <w:pStyle w:val="Body A"/>
-              <w:bidi w:val="0"/>
-              <w:spacing w:after="200"/>
-              <w:ind w:left="0" w:right="0" w:firstLine="0"/>
-              <w:jc w:val="both"/>
-              <w:rPr>
-                <w:rFonts w:ascii="Helvetica Neue" w:cs="Helvetica Neue" w:hAnsi="Helvetica Neue" w:eastAsia="Helvetica Neue"/>
-                <w:sz w:val="20"/>
-                <w:szCs w:val="20"/>
-                <w:shd w:val="nil" w:color="auto" w:fill="auto"/>
-                <w:rtl w:val="0"/>
-              </w:rPr>
-            </w:pPr>
-            <w:r>
-              <w:rPr>
-                <w:rFonts w:ascii="Helvetica Neue" w:hAnsi="Helvetica Neue"/>
-                <w:sz w:val="20"/>
-                <w:szCs w:val="20"/>
-                <w:shd w:val="nil" w:color="auto" w:fill="auto"/>
-                <w:rtl w:val="0"/>
-                <w:lang w:val="en-US"/>
-              </w:rPr>
-              <w:t xml:space="preserve">You need to save an extra {39} per year. </w:t>
+                <w:b w:val="1"/>
+                <w:bCs w:val="1"/>
+                <w:sz w:val="20"/>
+                <w:szCs w:val="20"/>
+                <w:shd w:val="nil" w:color="auto" w:fill="auto"/>
+              </w:rPr>
+            </w:pPr>
+            <w:r>
+              <w:rPr>
+                <w:rFonts w:ascii="Helvetica Neue" w:hAnsi="Helvetica Neue"/>
+                <w:b w:val="0"/>
+                <w:bCs w:val="0"/>
+                <w:sz w:val="20"/>
+                <w:szCs w:val="20"/>
+                <w:shd w:val="nil" w:color="auto" w:fill="auto"/>
+                <w:rtl w:val="0"/>
+                <w:lang w:val="en-US"/>
+              </w:rPr>
+              <w:t xml:space="preserve">You have 3 brokerage accounts: your RSUs at E*Trade, your self-managed account at Vanguard, and your managed account at Morgan Stanley. </w:t>
             </w:r>
           </w:p>
           <w:p>
@@ -3326,7 +4449,109 @@
                 <w:rtl w:val="0"/>
                 <w:lang w:val="en-US"/>
               </w:rPr>
-              <w:t xml:space="preserve">ACTION ITEMS: </w:t>
+              <w:t xml:space="preserve">The aggregate portfolio is {47} stocks, {48} bonds, and {49} cash. Of the stocks, {50} are US stocks and {51} are international stocks. </w:t>
+            </w:r>
+          </w:p>
+          <w:p>
+            <w:pPr>
+              <w:pStyle w:val="Body A"/>
+              <w:bidi w:val="0"/>
+              <w:spacing w:after="200" w:line="240" w:lineRule="auto"/>
+              <w:ind w:left="0" w:right="0" w:firstLine="0"/>
+              <w:jc w:val="both"/>
+              <w:rPr>
+                <w:rFonts w:ascii="Helvetica Neue" w:cs="Helvetica Neue" w:hAnsi="Helvetica Neue" w:eastAsia="Helvetica Neue"/>
+                <w:sz w:val="20"/>
+                <w:szCs w:val="20"/>
+                <w:shd w:val="nil" w:color="auto" w:fill="auto"/>
+                <w:rtl w:val="0"/>
+              </w:rPr>
+            </w:pPr>
+            <w:r>
+              <w:rPr>
+                <w:rFonts w:ascii="Helvetica Neue" w:hAnsi="Helvetica Neue"/>
+                <w:b w:val="1"/>
+                <w:bCs w:val="1"/>
+                <w:sz w:val="20"/>
+                <w:szCs w:val="20"/>
+                <w:shd w:val="nil" w:color="auto" w:fill="auto"/>
+                <w:rtl w:val="0"/>
+                <w:lang w:val="en-US"/>
+              </w:rPr>
+              <w:t>You are overweight X and underweight X</w:t>
+            </w:r>
+            <w:r>
+              <w:rPr>
+                <w:rFonts w:ascii="Helvetica Neue" w:hAnsi="Helvetica Neue"/>
+                <w:sz w:val="20"/>
+                <w:szCs w:val="20"/>
+                <w:shd w:val="nil" w:color="auto" w:fill="auto"/>
+                <w:rtl w:val="0"/>
+                <w:lang w:val="en-US"/>
+              </w:rPr>
+              <w:t xml:space="preserve">.  You need to be more aggressive to reach your goals. </w:t>
+            </w:r>
+          </w:p>
+          <w:p>
+            <w:pPr>
+              <w:pStyle w:val="Body A"/>
+              <w:bidi w:val="0"/>
+              <w:spacing w:after="200" w:line="240" w:lineRule="auto"/>
+              <w:ind w:left="0" w:right="0" w:firstLine="0"/>
+              <w:jc w:val="both"/>
+              <w:rPr>
+                <w:rFonts w:ascii="Helvetica Neue" w:cs="Helvetica Neue" w:hAnsi="Helvetica Neue" w:eastAsia="Helvetica Neue"/>
+                <w:b w:val="1"/>
+                <w:bCs w:val="1"/>
+                <w:sz w:val="20"/>
+                <w:szCs w:val="20"/>
+                <w:shd w:val="nil" w:color="auto" w:fill="auto"/>
+                <w:rtl w:val="0"/>
+              </w:rPr>
+            </w:pPr>
+            <w:r>
+              <w:rPr>
+                <w:rFonts w:ascii="Helvetica Neue" w:hAnsi="Helvetica Neue"/>
+                <w:b w:val="1"/>
+                <w:bCs w:val="1"/>
+                <w:sz w:val="20"/>
+                <w:szCs w:val="20"/>
+                <w:shd w:val="nil" w:color="auto" w:fill="auto"/>
+                <w:rtl w:val="0"/>
+                <w:lang w:val="en-US"/>
+              </w:rPr>
+              <w:t xml:space="preserve">The net expense ratio on your portfolio is X%, the dividend yield is X%, and the return over the last year is X%. </w:t>
+            </w:r>
+          </w:p>
+          <w:p>
+            <w:pPr>
+              <w:pStyle w:val="Body A"/>
+              <w:bidi w:val="0"/>
+              <w:spacing w:line="240" w:lineRule="auto"/>
+              <w:ind w:left="0" w:right="0" w:firstLine="0"/>
+              <w:jc w:val="both"/>
+              <w:rPr>
+                <w:rFonts w:ascii="Helvetica Neue" w:cs="Helvetica Neue" w:hAnsi="Helvetica Neue" w:eastAsia="Helvetica Neue"/>
+                <w:b w:val="1"/>
+                <w:bCs w:val="1"/>
+                <w:sz w:val="20"/>
+                <w:szCs w:val="20"/>
+                <w:shd w:val="nil" w:color="auto" w:fill="auto"/>
+                <w:rtl w:val="0"/>
+              </w:rPr>
+            </w:pPr>
+            <w:r>
+              <w:rPr>
+                <w:rFonts w:ascii="Helvetica Neue" w:hAnsi="Helvetica Neue"/>
+                <w:b w:val="1"/>
+                <w:bCs w:val="1"/>
+                <w:sz w:val="20"/>
+                <w:szCs w:val="20"/>
+                <w:shd w:val="nil" w:color="auto" w:fill="auto"/>
+                <w:rtl w:val="0"/>
+                <w:lang w:val="en-US"/>
+              </w:rPr>
+              <w:t xml:space="preserve">In your _____ account: </w:t>
             </w:r>
           </w:p>
           <w:p>
@@ -3334,10 +4559,10 @@
               <w:pStyle w:val="Body A"/>
               <w:numPr>
                 <w:ilvl w:val="0"/>
-                <w:numId w:val="7"/>
+                <w:numId w:val="9"/>
               </w:numPr>
               <w:bidi w:val="0"/>
-              <w:spacing w:after="200"/>
+              <w:spacing w:line="240" w:lineRule="auto"/>
               <w:ind w:right="0"/>
               <w:jc w:val="both"/>
               <w:rPr>
@@ -3357,46 +4582,7 @@
                 <w:rtl w:val="0"/>
                 <w:lang w:val="en-US"/>
               </w:rPr>
-              <w:t xml:space="preserve">Maximize pre-tax contributions at $23,500 each for 2025. </w:t>
-            </w:r>
-            <w:r>
-              <w:rPr>
-                <w:rFonts w:ascii="Helvetica Neue" w:hAnsi="Helvetica Neue"/>
-                <w:i w:val="1"/>
-                <w:iCs w:val="1"/>
-                <w:sz w:val="20"/>
-                <w:szCs w:val="20"/>
-                <w:shd w:val="nil" w:color="auto" w:fill="auto"/>
-                <w:rtl w:val="0"/>
-                <w:lang w:val="en-US"/>
-              </w:rPr>
-              <w:t xml:space="preserve">If over 50 </w:t>
-            </w:r>
-            <w:r>
-              <w:rPr>
-                <w:rFonts w:ascii="Helvetica Neue" w:hAnsi="Helvetica Neue" w:hint="default"/>
-                <w:i w:val="1"/>
-                <w:iCs w:val="1"/>
-                <w:sz w:val="20"/>
-                <w:szCs w:val="20"/>
-                <w:shd w:val="nil" w:color="auto" w:fill="auto"/>
-                <w:rtl w:val="0"/>
-                <w:lang w:val="en-US"/>
-              </w:rPr>
-              <w:t>½</w:t>
-            </w:r>
-            <w:r>
-              <w:rPr>
-                <w:rFonts w:ascii="Helvetica Neue" w:hAnsi="Helvetica Neue"/>
-                <w:i w:val="1"/>
-                <w:iCs w:val="1"/>
-                <w:sz w:val="20"/>
-                <w:szCs w:val="20"/>
-                <w:shd w:val="nil" w:color="auto" w:fill="auto"/>
-                <w:rtl w:val="0"/>
-                <w:lang w:val="en-US"/>
-              </w:rPr>
-              <w:t xml:space="preserve">, you can do a catch up contribution of $7,500/year. If you are 60-63, you can catch up to $11,250/year. </w:t>
+              <w:t xml:space="preserve">X% is stocks, X% is bonds, X% is cash. </w:t>
             </w:r>
           </w:p>
           <w:p>
@@ -3404,10 +4590,10 @@
               <w:pStyle w:val="Body A"/>
               <w:numPr>
                 <w:ilvl w:val="0"/>
-                <w:numId w:val="7"/>
+                <w:numId w:val="9"/>
               </w:numPr>
               <w:bidi w:val="0"/>
-              <w:spacing w:after="200"/>
+              <w:spacing w:line="240" w:lineRule="auto"/>
               <w:ind w:right="0"/>
               <w:jc w:val="both"/>
               <w:rPr>
@@ -3427,51 +4613,7 @@
                 <w:rtl w:val="0"/>
                 <w:lang w:val="en-US"/>
               </w:rPr>
-              <w:t xml:space="preserve">Continue maxing out your backdoor Roth IRAs. The maximum is $7,000/year under 50 </w:t>
-            </w:r>
-            <w:r>
-              <w:rPr>
-                <w:rFonts w:ascii="Helvetica Neue" w:hAnsi="Helvetica Neue" w:hint="default"/>
-                <w:sz w:val="20"/>
-                <w:szCs w:val="20"/>
-                <w:shd w:val="nil" w:color="auto" w:fill="auto"/>
-                <w:rtl w:val="0"/>
-                <w:lang w:val="en-US"/>
-              </w:rPr>
-              <w:t xml:space="preserve">½ </w:t>
-            </w:r>
-            <w:r>
-              <w:rPr>
-                <w:rFonts w:ascii="Helvetica Neue" w:hAnsi="Helvetica Neue"/>
-                <w:sz w:val="20"/>
-                <w:szCs w:val="20"/>
-                <w:shd w:val="nil" w:color="auto" w:fill="auto"/>
-                <w:rtl w:val="0"/>
-                <w:lang w:val="en-US"/>
-              </w:rPr>
-              <w:t xml:space="preserve">or $8,000/year over 50 </w:t>
-            </w:r>
-            <w:r>
-              <w:rPr>
-                <w:rFonts w:ascii="Helvetica Neue" w:hAnsi="Helvetica Neue" w:hint="default"/>
-                <w:sz w:val="20"/>
-                <w:szCs w:val="20"/>
-                <w:shd w:val="nil" w:color="auto" w:fill="auto"/>
-                <w:rtl w:val="0"/>
-                <w:lang w:val="en-US"/>
-              </w:rPr>
-              <w:t>½</w:t>
-            </w:r>
-            <w:r>
-              <w:rPr>
-                <w:rFonts w:ascii="Helvetica Neue" w:hAnsi="Helvetica Neue"/>
-                <w:sz w:val="20"/>
-                <w:szCs w:val="20"/>
-                <w:shd w:val="nil" w:color="auto" w:fill="auto"/>
-                <w:rtl w:val="0"/>
-                <w:lang w:val="en-US"/>
-              </w:rPr>
-              <w:t xml:space="preserve">. </w:t>
+              <w:t xml:space="preserve">X% of your stocks are US based and X% are international. </w:t>
             </w:r>
           </w:p>
           <w:p>
@@ -3479,10 +4621,10 @@
               <w:pStyle w:val="Body A"/>
               <w:numPr>
                 <w:ilvl w:val="0"/>
-                <w:numId w:val="7"/>
+                <w:numId w:val="9"/>
               </w:numPr>
               <w:bidi w:val="0"/>
-              <w:spacing w:after="200"/>
+              <w:spacing w:line="240" w:lineRule="auto"/>
               <w:ind w:right="0"/>
               <w:jc w:val="both"/>
               <w:rPr>
@@ -3502,12 +4644,371 @@
                 <w:rtl w:val="0"/>
                 <w:lang w:val="en-US"/>
               </w:rPr>
-              <w:t>Take advantage of Mega Backdoor Roth after-tax contributions up to $XX,XXX/year.</w:t>
+              <w:t xml:space="preserve">X% of your stocks are large cap, X% are mid cap, and X% are small cap. </w:t>
+            </w:r>
+          </w:p>
+          <w:p>
+            <w:pPr>
+              <w:pStyle w:val="Body A"/>
+              <w:numPr>
+                <w:ilvl w:val="0"/>
+                <w:numId w:val="9"/>
+              </w:numPr>
+              <w:bidi w:val="0"/>
+              <w:spacing w:line="240" w:lineRule="auto"/>
+              <w:ind w:right="0"/>
+              <w:jc w:val="both"/>
+              <w:rPr>
+                <w:rFonts w:ascii="Helvetica Neue" w:hAnsi="Helvetica Neue"/>
+                <w:sz w:val="20"/>
+                <w:szCs w:val="20"/>
+                <w:rtl w:val="0"/>
+                <w:lang w:val="en-US"/>
+              </w:rPr>
+            </w:pPr>
+            <w:r>
+              <w:rPr>
+                <w:rFonts w:ascii="Helvetica Neue" w:hAnsi="Helvetica Neue"/>
+                <w:sz w:val="20"/>
+                <w:szCs w:val="20"/>
+                <w:shd w:val="nil" w:color="auto" w:fill="auto"/>
+                <w:rtl w:val="0"/>
+                <w:lang w:val="en-US"/>
+              </w:rPr>
+              <w:t>The expense ratio is X%.</w:t>
+            </w:r>
+          </w:p>
+          <w:p>
+            <w:pPr>
+              <w:pStyle w:val="Body A"/>
+              <w:numPr>
+                <w:ilvl w:val="0"/>
+                <w:numId w:val="9"/>
+              </w:numPr>
+              <w:bidi w:val="0"/>
+              <w:spacing w:line="240" w:lineRule="auto"/>
+              <w:ind w:right="0"/>
+              <w:jc w:val="both"/>
+              <w:rPr>
+                <w:rFonts w:ascii="Helvetica Neue" w:hAnsi="Helvetica Neue"/>
+                <w:sz w:val="20"/>
+                <w:szCs w:val="20"/>
+                <w:rtl w:val="0"/>
+                <w:lang w:val="en-US"/>
+              </w:rPr>
+            </w:pPr>
+            <w:r>
+              <w:rPr>
+                <w:rFonts w:ascii="Helvetica Neue" w:hAnsi="Helvetica Neue"/>
+                <w:sz w:val="20"/>
+                <w:szCs w:val="20"/>
+                <w:shd w:val="nil" w:color="auto" w:fill="auto"/>
+                <w:rtl w:val="0"/>
+                <w:lang w:val="en-US"/>
+              </w:rPr>
+              <w:t xml:space="preserve">The return over the last year is X% and the annualized return over the last 5 years is X%. and taxable, </w:t>
+            </w:r>
+          </w:p>
+          <w:p>
+            <w:pPr>
+              <w:pStyle w:val="Body A"/>
+              <w:numPr>
+                <w:ilvl w:val="0"/>
+                <w:numId w:val="9"/>
+              </w:numPr>
+              <w:bidi w:val="0"/>
+              <w:spacing w:after="200" w:line="240" w:lineRule="auto"/>
+              <w:ind w:right="0"/>
+              <w:jc w:val="both"/>
+              <w:rPr>
+                <w:rFonts w:ascii="Helvetica Neue" w:hAnsi="Helvetica Neue"/>
+                <w:sz w:val="20"/>
+                <w:szCs w:val="20"/>
+                <w:rtl w:val="0"/>
+                <w:lang w:val="en-US"/>
+              </w:rPr>
+            </w:pPr>
+            <w:r>
+              <w:rPr>
+                <w:rFonts w:ascii="Helvetica Neue" w:hAnsi="Helvetica Neue"/>
+                <w:sz w:val="20"/>
+                <w:szCs w:val="20"/>
+                <w:shd w:val="nil" w:color="auto" w:fill="auto"/>
+                <w:rtl w:val="0"/>
+                <w:lang w:val="en-US"/>
+              </w:rPr>
+              <w:t xml:space="preserve">The dividend yield is X%. </w:t>
+            </w:r>
+          </w:p>
+          <w:p>
+            <w:pPr>
+              <w:pStyle w:val="Body A"/>
+              <w:bidi w:val="0"/>
+              <w:spacing w:after="200" w:line="240" w:lineRule="auto"/>
+              <w:ind w:left="0" w:right="0" w:firstLine="0"/>
+              <w:jc w:val="both"/>
+              <w:rPr>
+                <w:rFonts w:ascii="Helvetica Neue" w:cs="Helvetica Neue" w:hAnsi="Helvetica Neue" w:eastAsia="Helvetica Neue"/>
+                <w:b w:val="1"/>
+                <w:bCs w:val="1"/>
+                <w:sz w:val="20"/>
+                <w:szCs w:val="20"/>
+                <w:shd w:val="nil" w:color="auto" w:fill="auto"/>
+                <w:rtl w:val="0"/>
+              </w:rPr>
+            </w:pPr>
+            <w:r>
+              <w:rPr>
+                <w:rFonts w:ascii="Helvetica Neue" w:hAnsi="Helvetica Neue"/>
+                <w:b w:val="1"/>
+                <w:bCs w:val="1"/>
+                <w:sz w:val="20"/>
+                <w:szCs w:val="20"/>
+                <w:shd w:val="nil" w:color="auto" w:fill="auto"/>
+                <w:rtl w:val="0"/>
+                <w:lang w:val="en-US"/>
+              </w:rPr>
+              <w:t>The following recommendations will result in ~ $X of (long term/short term capital gains/losses).</w:t>
+            </w:r>
+          </w:p>
+          <w:p>
+            <w:pPr>
+              <w:pStyle w:val="Body A"/>
+              <w:bidi w:val="0"/>
+              <w:spacing w:after="200" w:line="240" w:lineRule="auto"/>
+              <w:ind w:left="0" w:right="0" w:firstLine="0"/>
+              <w:jc w:val="both"/>
+              <w:rPr>
+                <w:rFonts w:ascii="Helvetica Neue" w:cs="Helvetica Neue" w:hAnsi="Helvetica Neue" w:eastAsia="Helvetica Neue"/>
+                <w:b w:val="1"/>
+                <w:bCs w:val="1"/>
+                <w:sz w:val="20"/>
+                <w:szCs w:val="20"/>
+                <w:shd w:val="nil" w:color="auto" w:fill="auto"/>
+                <w:rtl w:val="0"/>
+              </w:rPr>
+            </w:pPr>
+            <w:r>
+              <w:rPr>
+                <w:rFonts w:ascii="Helvetica Neue" w:hAnsi="Helvetica Neue"/>
+                <w:b w:val="1"/>
+                <w:bCs w:val="1"/>
+                <w:sz w:val="20"/>
+                <w:szCs w:val="20"/>
+                <w:shd w:val="nil" w:color="auto" w:fill="auto"/>
+                <w:rtl w:val="0"/>
+                <w:lang w:val="en-US"/>
+              </w:rPr>
+              <w:t xml:space="preserve">ACTION ITEMS: </w:t>
+            </w:r>
+          </w:p>
+          <w:p>
+            <w:pPr>
+              <w:pStyle w:val="Body A"/>
+              <w:numPr>
+                <w:ilvl w:val="0"/>
+                <w:numId w:val="10"/>
+              </w:numPr>
+              <w:bidi w:val="0"/>
+              <w:spacing w:line="240" w:lineRule="auto"/>
+              <w:ind w:right="0"/>
+              <w:jc w:val="both"/>
+              <w:rPr>
+                <w:rFonts w:ascii="Helvetica Neue" w:hAnsi="Helvetica Neue"/>
+                <w:sz w:val="20"/>
+                <w:szCs w:val="20"/>
+                <w:rtl w:val="0"/>
+                <w:lang w:val="en-US"/>
+              </w:rPr>
+            </w:pPr>
+            <w:r>
+              <w:rPr>
+                <w:rFonts w:ascii="Helvetica Neue" w:hAnsi="Helvetica Neue"/>
+                <w:b w:val="1"/>
+                <w:bCs w:val="1"/>
+                <w:sz w:val="20"/>
+                <w:szCs w:val="20"/>
+                <w:shd w:val="nil" w:color="auto" w:fill="auto"/>
+                <w:rtl w:val="0"/>
+                <w:lang w:val="en-US"/>
+              </w:rPr>
+              <w:t>Sell</w:t>
+            </w:r>
+            <w:r>
+              <w:rPr>
+                <w:rFonts w:ascii="Helvetica Neue" w:hAnsi="Helvetica Neue"/>
+                <w:sz w:val="20"/>
+                <w:szCs w:val="20"/>
+                <w:shd w:val="nil" w:color="auto" w:fill="auto"/>
+                <w:rtl w:val="0"/>
+                <w:lang w:val="en-US"/>
+              </w:rPr>
+              <w:t xml:space="preserve">: </w:t>
+            </w:r>
+          </w:p>
+          <w:p>
+            <w:pPr>
+              <w:pStyle w:val="Body A"/>
+              <w:numPr>
+                <w:ilvl w:val="1"/>
+                <w:numId w:val="10"/>
+              </w:numPr>
+              <w:bidi w:val="0"/>
+              <w:spacing w:line="240" w:lineRule="auto"/>
+              <w:ind w:right="0"/>
+              <w:jc w:val="both"/>
+              <w:rPr>
+                <w:rFonts w:ascii="Helvetica Neue" w:hAnsi="Helvetica Neue"/>
+                <w:sz w:val="20"/>
+                <w:szCs w:val="20"/>
+                <w:rtl w:val="0"/>
+                <w:lang w:val="en-US"/>
+              </w:rPr>
+            </w:pPr>
+            <w:r>
+              <w:rPr>
+                <w:rFonts w:ascii="Helvetica Neue" w:hAnsi="Helvetica Neue"/>
+                <w:sz w:val="20"/>
+                <w:szCs w:val="20"/>
+                <w:shd w:val="nil" w:color="auto" w:fill="auto"/>
+                <w:rtl w:val="0"/>
+                <w:lang w:val="en-US"/>
+              </w:rPr>
+              <w:t>$241k Roche US Large Cap Equity Fund</w:t>
+            </w:r>
+          </w:p>
+          <w:p>
+            <w:pPr>
+              <w:pStyle w:val="Body A"/>
+              <w:numPr>
+                <w:ilvl w:val="1"/>
+                <w:numId w:val="10"/>
+              </w:numPr>
+              <w:bidi w:val="0"/>
+              <w:spacing w:after="200" w:line="240" w:lineRule="auto"/>
+              <w:ind w:right="0"/>
+              <w:jc w:val="both"/>
+              <w:rPr>
+                <w:rFonts w:ascii="Helvetica Neue" w:hAnsi="Helvetica Neue"/>
+                <w:sz w:val="20"/>
+                <w:szCs w:val="20"/>
+                <w:rtl w:val="0"/>
+                <w:lang w:val="en-US"/>
+              </w:rPr>
+            </w:pPr>
+            <w:r>
+              <w:rPr>
+                <w:rFonts w:ascii="Helvetica Neue" w:hAnsi="Helvetica Neue"/>
+                <w:sz w:val="20"/>
+                <w:szCs w:val="20"/>
+                <w:shd w:val="nil" w:color="auto" w:fill="auto"/>
+                <w:rtl w:val="0"/>
+                <w:lang w:val="en-US"/>
+              </w:rPr>
+              <w:t>$139k Roche US Small and Mid-Cap Equity Fund</w:t>
+            </w:r>
+          </w:p>
+          <w:p>
+            <w:pPr>
+              <w:pStyle w:val="Body A"/>
+              <w:numPr>
+                <w:ilvl w:val="0"/>
+                <w:numId w:val="10"/>
+              </w:numPr>
+              <w:bidi w:val="0"/>
+              <w:spacing w:line="240" w:lineRule="auto"/>
+              <w:ind w:right="0"/>
+              <w:jc w:val="both"/>
+              <w:rPr>
+                <w:rFonts w:ascii="Helvetica Neue" w:hAnsi="Helvetica Neue"/>
+                <w:b w:val="1"/>
+                <w:bCs w:val="1"/>
+                <w:sz w:val="20"/>
+                <w:szCs w:val="20"/>
+                <w:rtl w:val="0"/>
+                <w:lang w:val="en-US"/>
+              </w:rPr>
+            </w:pPr>
+            <w:r>
+              <w:rPr>
+                <w:rFonts w:ascii="Helvetica Neue" w:hAnsi="Helvetica Neue"/>
+                <w:b w:val="1"/>
+                <w:bCs w:val="1"/>
+                <w:sz w:val="20"/>
+                <w:szCs w:val="20"/>
+                <w:shd w:val="nil" w:color="auto" w:fill="auto"/>
+                <w:rtl w:val="0"/>
+                <w:lang w:val="en-US"/>
+              </w:rPr>
+              <w:t>Buy:</w:t>
+            </w:r>
+          </w:p>
+          <w:p>
+            <w:pPr>
+              <w:pStyle w:val="Body A"/>
+              <w:numPr>
+                <w:ilvl w:val="1"/>
+                <w:numId w:val="10"/>
+              </w:numPr>
+              <w:bidi w:val="0"/>
+              <w:spacing w:after="200" w:line="240" w:lineRule="auto"/>
+              <w:ind w:right="0"/>
+              <w:jc w:val="both"/>
+              <w:rPr>
+                <w:rFonts w:ascii="Helvetica Neue" w:hAnsi="Helvetica Neue"/>
+                <w:sz w:val="20"/>
+                <w:szCs w:val="20"/>
+                <w:rtl w:val="0"/>
+                <w:lang w:val="en-US"/>
+              </w:rPr>
+            </w:pPr>
+            <w:r>
+              <w:rPr>
+                <w:rFonts w:ascii="Helvetica Neue" w:hAnsi="Helvetica Neue"/>
+                <w:sz w:val="20"/>
+                <w:szCs w:val="20"/>
+                <w:shd w:val="nil" w:color="auto" w:fill="auto"/>
+                <w:rtl w:val="0"/>
+                <w:lang w:val="en-US"/>
+              </w:rPr>
+              <w:t>$380k FIDELITY HIGH YIELD FACTOR ETF (FDHY)</w:t>
             </w:r>
           </w:p>
         </w:tc>
       </w:tr>
     </w:tbl>
+    <w:p>
+      <w:pPr>
+        <w:pStyle w:val="Body A"/>
+        <w:widowControl w:val="0"/>
+        <w:spacing w:line="240" w:lineRule="auto"/>
+        <w:ind w:left="216" w:hanging="216"/>
+        <w:jc w:val="center"/>
+        <w:rPr>
+          <w:rFonts w:ascii="Helvetica Neue" w:cs="Helvetica Neue" w:hAnsi="Helvetica Neue" w:eastAsia="Helvetica Neue"/>
+          <w:b w:val="1"/>
+          <w:bCs w:val="1"/>
+          <w:sz w:val="20"/>
+          <w:szCs w:val="20"/>
+        </w:rPr>
+      </w:pPr>
+    </w:p>
+    <w:p>
+      <w:pPr>
+        <w:pStyle w:val="Body A"/>
+        <w:widowControl w:val="0"/>
+        <w:spacing w:line="240" w:lineRule="auto"/>
+        <w:ind w:left="108" w:hanging="108"/>
+        <w:jc w:val="center"/>
+        <w:rPr>
+          <w:rFonts w:ascii="Helvetica Neue" w:cs="Helvetica Neue" w:hAnsi="Helvetica Neue" w:eastAsia="Helvetica Neue"/>
+          <w:b w:val="1"/>
+          <w:bCs w:val="1"/>
+          <w:sz w:val="20"/>
+          <w:szCs w:val="20"/>
+        </w:rPr>
+      </w:pPr>
+    </w:p>
     <w:p>
       <w:pPr>
         <w:pStyle w:val="Body A"/>
@@ -3553,7 +5054,7 @@
       <w:tblPr>
         <w:tblW w:w="8792" w:type="dxa"/>
         <w:jc w:val="center"/>
-        <w:tblInd w:w="108" w:type="dxa"/>
+        <w:tblInd w:w="324" w:type="dxa"/>
         <w:tblBorders>
           <w:top w:val="single" w:color="ffffff" w:sz="8" w:space="0" w:shadow="0" w:frame="0"/>
           <w:left w:val="single" w:color="ffffff" w:sz="8" w:space="0" w:shadow="0" w:frame="0"/>
@@ -3573,7 +5074,7 @@
           <w:shd w:val="clear" w:color="auto" w:fill="ced7e7"/>
         </w:tblPrEx>
         <w:trPr>
-          <w:trHeight w:val="254" w:hRule="atLeast"/>
+          <w:trHeight w:val="294" w:hRule="atLeast"/>
         </w:trPr>
         <w:tc>
           <w:tcPr>
@@ -3596,6 +5097,7 @@
           <w:p>
             <w:pPr>
               <w:pStyle w:val="Body A"/>
+              <w:widowControl w:val="0"/>
               <w:spacing w:line="240" w:lineRule="auto"/>
               <w:jc w:val="center"/>
             </w:pPr>
@@ -3610,7 +5112,7 @@
                 <w:rtl w:val="0"/>
                 <w:lang w:val="en-US"/>
               </w:rPr>
-              <w:t xml:space="preserve">RETIREMENT INVESTMENT RECOMMENDATIONS </w:t>
+              <w:t>FAMILY PLANNING</w:t>
             </w:r>
           </w:p>
         </w:tc>
@@ -3620,7 +5122,7 @@
           <w:shd w:val="clear" w:color="auto" w:fill="ced7e7"/>
         </w:tblPrEx>
         <w:trPr>
-          <w:trHeight w:val="3735" w:hRule="atLeast"/>
+          <w:trHeight w:val="4381" w:hRule="atLeast"/>
         </w:trPr>
         <w:tc>
           <w:tcPr>
@@ -3643,7 +5145,7 @@
           <w:p>
             <w:pPr>
               <w:pStyle w:val="Body A"/>
-              <w:spacing w:after="200" w:line="240" w:lineRule="auto"/>
+              <w:spacing w:after="200"/>
               <w:jc w:val="both"/>
               <w:rPr>
                 <w:rFonts w:ascii="Helvetica Neue" w:cs="Helvetica Neue" w:hAnsi="Helvetica Neue" w:eastAsia="Helvetica Neue"/>
@@ -3661,7 +5163,158 @@
                 <w:rtl w:val="0"/>
                 <w:lang w:val="en-US"/>
               </w:rPr>
-              <w:t xml:space="preserve">You have X # of qualified retirement accounts. </w:t>
+              <w:t>As parents and homeowners, you need term life insurance to replace your income and an estate plan to protect your family. The basic estate planning documents you need are as follows:</w:t>
+            </w:r>
+          </w:p>
+          <w:p>
+            <w:pPr>
+              <w:pStyle w:val="Body A"/>
+              <w:numPr>
+                <w:ilvl w:val="0"/>
+                <w:numId w:val="11"/>
+              </w:numPr>
+              <w:bidi w:val="0"/>
+              <w:ind w:right="0"/>
+              <w:jc w:val="both"/>
+              <w:rPr>
+                <w:rFonts w:ascii="Helvetica Neue" w:hAnsi="Helvetica Neue"/>
+                <w:sz w:val="20"/>
+                <w:szCs w:val="20"/>
+                <w:rtl w:val="0"/>
+                <w:lang w:val="en-US"/>
+              </w:rPr>
+            </w:pPr>
+            <w:r>
+              <w:rPr>
+                <w:rFonts w:ascii="Helvetica Neue" w:hAnsi="Helvetica Neue"/>
+                <w:sz w:val="20"/>
+                <w:szCs w:val="20"/>
+                <w:shd w:val="nil" w:color="auto" w:fill="auto"/>
+                <w:rtl w:val="0"/>
+                <w:lang w:val="en-US"/>
+              </w:rPr>
+              <w:t>Durable power of attorney</w:t>
+            </w:r>
+          </w:p>
+          <w:p>
+            <w:pPr>
+              <w:pStyle w:val="Body A"/>
+              <w:numPr>
+                <w:ilvl w:val="0"/>
+                <w:numId w:val="11"/>
+              </w:numPr>
+              <w:bidi w:val="0"/>
+              <w:ind w:right="0"/>
+              <w:jc w:val="both"/>
+              <w:rPr>
+                <w:rFonts w:ascii="Helvetica Neue" w:hAnsi="Helvetica Neue"/>
+                <w:sz w:val="20"/>
+                <w:szCs w:val="20"/>
+                <w:rtl w:val="0"/>
+                <w:lang w:val="en-US"/>
+              </w:rPr>
+            </w:pPr>
+            <w:r>
+              <w:rPr>
+                <w:rFonts w:ascii="Helvetica Neue" w:hAnsi="Helvetica Neue"/>
+                <w:sz w:val="20"/>
+                <w:szCs w:val="20"/>
+                <w:shd w:val="nil" w:color="auto" w:fill="auto"/>
+                <w:rtl w:val="0"/>
+                <w:lang w:val="en-US"/>
+              </w:rPr>
+              <w:t>Healthcare power of attorney</w:t>
+            </w:r>
+          </w:p>
+          <w:p>
+            <w:pPr>
+              <w:pStyle w:val="Body A"/>
+              <w:numPr>
+                <w:ilvl w:val="0"/>
+                <w:numId w:val="11"/>
+              </w:numPr>
+              <w:bidi w:val="0"/>
+              <w:ind w:right="0"/>
+              <w:jc w:val="both"/>
+              <w:rPr>
+                <w:rFonts w:ascii="Helvetica Neue" w:hAnsi="Helvetica Neue"/>
+                <w:sz w:val="20"/>
+                <w:szCs w:val="20"/>
+                <w:rtl w:val="0"/>
+                <w:lang w:val="en-US"/>
+              </w:rPr>
+            </w:pPr>
+            <w:r>
+              <w:rPr>
+                <w:rFonts w:ascii="Helvetica Neue" w:hAnsi="Helvetica Neue"/>
+                <w:sz w:val="20"/>
+                <w:szCs w:val="20"/>
+                <w:shd w:val="nil" w:color="auto" w:fill="auto"/>
+                <w:rtl w:val="0"/>
+                <w:lang w:val="en-US"/>
+              </w:rPr>
+              <w:t>Living will</w:t>
+            </w:r>
+          </w:p>
+          <w:p>
+            <w:pPr>
+              <w:pStyle w:val="Body A"/>
+              <w:numPr>
+                <w:ilvl w:val="0"/>
+                <w:numId w:val="11"/>
+              </w:numPr>
+              <w:bidi w:val="0"/>
+              <w:ind w:right="0"/>
+              <w:jc w:val="both"/>
+              <w:rPr>
+                <w:rFonts w:ascii="Helvetica Neue" w:hAnsi="Helvetica Neue"/>
+                <w:sz w:val="20"/>
+                <w:szCs w:val="20"/>
+                <w:rtl w:val="0"/>
+                <w:lang w:val="en-US"/>
+              </w:rPr>
+            </w:pPr>
+            <w:r>
+              <w:rPr>
+                <w:rFonts w:ascii="Helvetica Neue" w:hAnsi="Helvetica Neue"/>
+                <w:sz w:val="20"/>
+                <w:szCs w:val="20"/>
+                <w:shd w:val="nil" w:color="auto" w:fill="auto"/>
+                <w:rtl w:val="0"/>
+                <w:lang w:val="en-US"/>
+              </w:rPr>
+              <w:t>Last will and testament</w:t>
+            </w:r>
+          </w:p>
+          <w:p>
+            <w:pPr>
+              <w:pStyle w:val="Body A"/>
+              <w:numPr>
+                <w:ilvl w:val="0"/>
+                <w:numId w:val="11"/>
+              </w:numPr>
+              <w:bidi w:val="0"/>
+              <w:spacing w:after="200"/>
+              <w:ind w:right="0"/>
+              <w:jc w:val="both"/>
+              <w:rPr>
+                <w:rFonts w:ascii="Helvetica Neue" w:hAnsi="Helvetica Neue"/>
+                <w:sz w:val="20"/>
+                <w:szCs w:val="20"/>
+                <w:rtl w:val="0"/>
+                <w:lang w:val="en-US"/>
+              </w:rPr>
+            </w:pPr>
+            <w:r>
+              <w:rPr>
+                <w:rFonts w:ascii="Helvetica Neue" w:hAnsi="Helvetica Neue"/>
+                <w:sz w:val="20"/>
+                <w:szCs w:val="20"/>
+                <w:shd w:val="nil" w:color="auto" w:fill="auto"/>
+                <w:rtl w:val="0"/>
+                <w:lang w:val="en-US"/>
+              </w:rPr>
+              <w:t xml:space="preserve">Living trust </w:t>
             </w:r>
           </w:p>
           <w:p>
@@ -3692,38 +5345,38 @@
                 <w:rtl w:val="0"/>
                 <w:lang w:val="en-US"/>
               </w:rPr>
-              <w:t xml:space="preserve">X% of your retirement assets are pre-tax and X% are Roth. The aggregate portfolio is X% stocks, X% bonds, and X% cash. Of the stocks, X% are US stocks and X% are international stocks. </w:t>
-            </w:r>
-          </w:p>
-          <w:p>
-            <w:pPr>
-              <w:pStyle w:val="Body A"/>
+              <w:t xml:space="preserve">ACTION ITEMS: </w:t>
+            </w:r>
+          </w:p>
+          <w:p>
+            <w:pPr>
+              <w:pStyle w:val="Body A"/>
+              <w:numPr>
+                <w:ilvl w:val="0"/>
+                <w:numId w:val="12"/>
+              </w:numPr>
               <w:bidi w:val="0"/>
               <w:spacing w:after="200" w:line="240" w:lineRule="auto"/>
-              <w:ind w:left="0" w:right="0" w:firstLine="0"/>
+              <w:ind w:right="0"/>
               <w:jc w:val="both"/>
               <w:rPr>
-                <w:rFonts w:ascii="Helvetica Neue" w:cs="Helvetica Neue" w:hAnsi="Helvetica Neue" w:eastAsia="Helvetica Neue"/>
-                <w:b w:val="1"/>
-                <w:bCs w:val="1"/>
-                <w:sz w:val="20"/>
-                <w:szCs w:val="20"/>
-                <w:shd w:val="nil" w:color="auto" w:fill="auto"/>
-                <w:rtl w:val="0"/>
-              </w:rPr>
-            </w:pPr>
-            <w:r>
-              <w:rPr>
-                <w:rFonts w:ascii="Helvetica Neue" w:hAnsi="Helvetica Neue"/>
-                <w:b w:val="1"/>
-                <w:bCs w:val="1"/>
-                <w:sz w:val="20"/>
-                <w:szCs w:val="20"/>
-                <w:shd w:val="nil" w:color="auto" w:fill="auto"/>
-                <w:rtl w:val="0"/>
-                <w:lang w:val="en-US"/>
-              </w:rPr>
-              <w:t xml:space="preserve">ACTION ITEMS: </w:t>
+                <w:rFonts w:ascii="Helvetica Neue" w:hAnsi="Helvetica Neue"/>
+                <w:sz w:val="20"/>
+                <w:szCs w:val="20"/>
+                <w:rtl w:val="0"/>
+                <w:lang w:val="en-US"/>
+              </w:rPr>
+            </w:pPr>
+            <w:r>
+              <w:rPr>
+                <w:rFonts w:ascii="Helvetica Neue" w:hAnsi="Helvetica Neue"/>
+                <w:sz w:val="20"/>
+                <w:szCs w:val="20"/>
+                <w:shd w:val="nil" w:color="auto" w:fill="auto"/>
+                <w:rtl w:val="0"/>
+                <w:lang w:val="en-US"/>
+              </w:rPr>
+              <w:t>You need {43} more in term life.</w:t>
             </w:r>
           </w:p>
           <w:p>
@@ -3731,10 +5384,10 @@
               <w:pStyle w:val="Body A"/>
               <w:numPr>
                 <w:ilvl w:val="0"/>
-                <w:numId w:val="8"/>
+                <w:numId w:val="12"/>
               </w:numPr>
               <w:bidi w:val="0"/>
-              <w:spacing w:line="240" w:lineRule="auto"/>
+              <w:spacing w:after="200" w:line="240" w:lineRule="auto"/>
               <w:ind w:right="0"/>
               <w:jc w:val="both"/>
               <w:rPr>
@@ -3748,26 +5401,24 @@
             <w:r>
               <w:rPr>
                 <w:rFonts w:ascii="Helvetica Neue" w:hAnsi="Helvetica Neue"/>
-                <w:b w:val="1"/>
-                <w:bCs w:val="1"/>
-                <w:sz w:val="20"/>
-                <w:szCs w:val="20"/>
-                <w:shd w:val="nil" w:color="auto" w:fill="auto"/>
-                <w:rtl w:val="0"/>
-                <w:lang w:val="en-US"/>
-              </w:rPr>
-              <w:t>In your 401(k) update the current holdings and future contribution as follows:</w:t>
+                <w:sz w:val="20"/>
+                <w:szCs w:val="20"/>
+                <w:shd w:val="nil" w:color="auto" w:fill="auto"/>
+                <w:rtl w:val="0"/>
+                <w:lang w:val="en-US"/>
+              </w:rPr>
+              <w:t>You need {44} more in term life.</w:t>
             </w:r>
           </w:p>
           <w:p>
             <w:pPr>
               <w:pStyle w:val="Body A"/>
               <w:numPr>
-                <w:ilvl w:val="1"/>
-                <w:numId w:val="8"/>
+                <w:ilvl w:val="0"/>
+                <w:numId w:val="12"/>
               </w:numPr>
               <w:bidi w:val="0"/>
-              <w:spacing w:line="240" w:lineRule="auto"/>
+              <w:spacing w:after="200" w:line="240" w:lineRule="auto"/>
               <w:ind w:right="0"/>
               <w:jc w:val="both"/>
               <w:rPr>
@@ -3787,18 +5438,115 @@
                 <w:rtl w:val="0"/>
                 <w:lang w:val="en-US"/>
               </w:rPr>
-              <w:t xml:space="preserve">65% LC/MC/SC </w:t>
+              <w:t xml:space="preserve">Create your estate plan through </w:t>
+            </w:r>
+            <w:r>
+              <w:rPr>
+                <w:rStyle w:val="Hyperlink.0"/>
+                <w:rFonts w:ascii="Helvetica Neue" w:cs="Helvetica Neue" w:hAnsi="Helvetica Neue" w:eastAsia="Helvetica Neue"/>
+                <w:outline w:val="0"/>
+                <w:color w:val="1155cc"/>
+                <w:sz w:val="20"/>
+                <w:szCs w:val="20"/>
+                <w:u w:val="single" w:color="1155cc"/>
+                <w:shd w:val="nil" w:color="auto" w:fill="auto"/>
+                <w:lang w:val="en-US"/>
+                <w14:textFill>
+                  <w14:solidFill>
+                    <w14:srgbClr w14:val="1155CC"/>
+                  </w14:solidFill>
+                </w14:textFill>
+              </w:rPr>
+              <w:fldChar w:fldCharType="begin" w:fldLock="0"/>
+            </w:r>
+            <w:r>
+              <w:rPr>
+                <w:rStyle w:val="Hyperlink.0"/>
+                <w:rFonts w:ascii="Helvetica Neue" w:cs="Helvetica Neue" w:hAnsi="Helvetica Neue" w:eastAsia="Helvetica Neue"/>
+                <w:outline w:val="0"/>
+                <w:color w:val="1155cc"/>
+                <w:sz w:val="20"/>
+                <w:szCs w:val="20"/>
+                <w:u w:val="single" w:color="1155cc"/>
+                <w:shd w:val="nil" w:color="auto" w:fill="auto"/>
+                <w:lang w:val="en-US"/>
+                <w14:textFill>
+                  <w14:solidFill>
+                    <w14:srgbClr w14:val="1155CC"/>
+                  </w14:solidFill>
+                </w14:textFill>
+              </w:rPr>
+              <w:instrText xml:space="preserve"> HYPERLINK "http://wealth.com"</w:instrText>
+            </w:r>
+            <w:r>
+              <w:rPr>
+                <w:rStyle w:val="Hyperlink.0"/>
+                <w:rFonts w:ascii="Helvetica Neue" w:cs="Helvetica Neue" w:hAnsi="Helvetica Neue" w:eastAsia="Helvetica Neue"/>
+                <w:outline w:val="0"/>
+                <w:color w:val="1155cc"/>
+                <w:sz w:val="20"/>
+                <w:szCs w:val="20"/>
+                <w:u w:val="single" w:color="1155cc"/>
+                <w:shd w:val="nil" w:color="auto" w:fill="auto"/>
+                <w:lang w:val="en-US"/>
+                <w14:textFill>
+                  <w14:solidFill>
+                    <w14:srgbClr w14:val="1155CC"/>
+                  </w14:solidFill>
+                </w14:textFill>
+              </w:rPr>
+              <w:fldChar w:fldCharType="separate" w:fldLock="0"/>
+            </w:r>
+            <w:r>
+              <w:rPr>
+                <w:rStyle w:val="Hyperlink.0"/>
+                <w:rFonts w:ascii="Helvetica Neue" w:hAnsi="Helvetica Neue"/>
+                <w:outline w:val="0"/>
+                <w:color w:val="1155cc"/>
+                <w:sz w:val="20"/>
+                <w:szCs w:val="20"/>
+                <w:u w:val="single" w:color="1155cc"/>
+                <w:shd w:val="nil" w:color="auto" w:fill="auto"/>
+                <w:rtl w:val="0"/>
+                <w:lang w:val="en-US"/>
+                <w14:textFill>
+                  <w14:solidFill>
+                    <w14:srgbClr w14:val="1155CC"/>
+                  </w14:solidFill>
+                </w14:textFill>
+              </w:rPr>
+              <w:t>Wealth.com</w:t>
+            </w:r>
+            <w:r>
+              <w:rPr>
+                <w:rFonts w:ascii="Helvetica Neue" w:cs="Helvetica Neue" w:hAnsi="Helvetica Neue" w:eastAsia="Helvetica Neue"/>
+                <w:sz w:val="20"/>
+                <w:szCs w:val="20"/>
+              </w:rPr>
+              <w:fldChar w:fldCharType="end" w:fldLock="0"/>
+            </w:r>
+            <w:r>
+              <w:rPr>
+                <w:rStyle w:val="None"/>
+                <w:rFonts w:ascii="Helvetica Neue" w:hAnsi="Helvetica Neue"/>
+                <w:sz w:val="20"/>
+                <w:szCs w:val="20"/>
+                <w:shd w:val="nil" w:color="auto" w:fill="auto"/>
+                <w:rtl w:val="0"/>
+                <w:lang w:val="en-US"/>
+              </w:rPr>
+              <w:t xml:space="preserve">. </w:t>
             </w:r>
           </w:p>
           <w:p>
             <w:pPr>
               <w:pStyle w:val="Body A"/>
               <w:numPr>
-                <w:ilvl w:val="1"/>
-                <w:numId w:val="8"/>
+                <w:ilvl w:val="0"/>
+                <w:numId w:val="12"/>
               </w:numPr>
               <w:bidi w:val="0"/>
-              <w:spacing w:line="240" w:lineRule="auto"/>
+              <w:spacing w:after="200" w:line="240" w:lineRule="auto"/>
               <w:ind w:right="0"/>
               <w:jc w:val="both"/>
               <w:rPr>
@@ -3811,169 +5559,15 @@
             </w:pPr>
             <w:r>
               <w:rPr>
-                <w:rFonts w:ascii="Helvetica Neue" w:hAnsi="Helvetica Neue"/>
-                <w:sz w:val="20"/>
-                <w:szCs w:val="20"/>
-                <w:shd w:val="nil" w:color="auto" w:fill="auto"/>
-                <w:rtl w:val="0"/>
-                <w:lang w:val="en-US"/>
-              </w:rPr>
-              <w:t>25% International</w:t>
-            </w:r>
-          </w:p>
-          <w:p>
-            <w:pPr>
-              <w:pStyle w:val="Body A"/>
-              <w:numPr>
-                <w:ilvl w:val="1"/>
-                <w:numId w:val="8"/>
-              </w:numPr>
-              <w:bidi w:val="0"/>
-              <w:spacing w:line="240" w:lineRule="auto"/>
-              <w:ind w:right="0"/>
-              <w:jc w:val="both"/>
-              <w:rPr>
-                <w:rFonts w:ascii="Helvetica Neue" w:hAnsi="Helvetica Neue"/>
-                <w:sz w:val="20"/>
-                <w:szCs w:val="20"/>
-                <w:rtl w:val="0"/>
-                <w:lang w:val="en-US"/>
-              </w:rPr>
-            </w:pPr>
-            <w:r>
-              <w:rPr>
-                <w:rFonts w:ascii="Helvetica Neue" w:hAnsi="Helvetica Neue"/>
-                <w:sz w:val="20"/>
-                <w:szCs w:val="20"/>
-                <w:shd w:val="nil" w:color="auto" w:fill="auto"/>
-                <w:rtl w:val="0"/>
-                <w:lang w:val="en-US"/>
-              </w:rPr>
-              <w:t>10% Bonds</w:t>
-            </w:r>
-          </w:p>
-          <w:p>
-            <w:pPr>
-              <w:pStyle w:val="Body A"/>
-              <w:spacing w:line="240" w:lineRule="auto"/>
-              <w:jc w:val="both"/>
-              <w:rPr>
-                <w:rFonts w:ascii="Helvetica Neue" w:cs="Helvetica Neue" w:hAnsi="Helvetica Neue" w:eastAsia="Helvetica Neue"/>
-                <w:sz w:val="20"/>
-                <w:szCs w:val="20"/>
-                <w:shd w:val="nil" w:color="auto" w:fill="auto"/>
-                <w:lang w:val="en-US"/>
-              </w:rPr>
-            </w:pPr>
-          </w:p>
-          <w:p>
-            <w:pPr>
-              <w:pStyle w:val="Body A"/>
-              <w:numPr>
-                <w:ilvl w:val="0"/>
-                <w:numId w:val="8"/>
-              </w:numPr>
-              <w:bidi w:val="0"/>
-              <w:spacing w:line="240" w:lineRule="auto"/>
-              <w:ind w:right="0"/>
-              <w:jc w:val="both"/>
-              <w:rPr>
-                <w:rFonts w:ascii="Helvetica Neue" w:hAnsi="Helvetica Neue"/>
-                <w:b w:val="1"/>
-                <w:bCs w:val="1"/>
-                <w:sz w:val="20"/>
-                <w:szCs w:val="20"/>
-                <w:rtl w:val="0"/>
-                <w:lang w:val="en-US"/>
-              </w:rPr>
-            </w:pPr>
-            <w:r>
-              <w:rPr>
-                <w:rFonts w:ascii="Helvetica Neue" w:hAnsi="Helvetica Neue"/>
-                <w:b w:val="1"/>
-                <w:bCs w:val="1"/>
-                <w:sz w:val="20"/>
-                <w:szCs w:val="20"/>
-                <w:shd w:val="nil" w:color="auto" w:fill="auto"/>
-                <w:rtl w:val="0"/>
-                <w:lang w:val="en-US"/>
-              </w:rPr>
-              <w:t xml:space="preserve">In your Roth IRA- </w:t>
-            </w:r>
-            <w:r>
-              <w:rPr>
-                <w:rFonts w:ascii="Helvetica Neue" w:hAnsi="Helvetica Neue"/>
-                <w:b w:val="0"/>
-                <w:bCs w:val="0"/>
-                <w:sz w:val="20"/>
-                <w:szCs w:val="20"/>
-                <w:shd w:val="nil" w:color="auto" w:fill="auto"/>
-                <w:rtl w:val="0"/>
-                <w:lang w:val="en-US"/>
-              </w:rPr>
-              <w:t xml:space="preserve">This account is all about growth! </w:t>
-            </w:r>
-          </w:p>
-          <w:p>
-            <w:pPr>
-              <w:pStyle w:val="Body A"/>
-              <w:numPr>
-                <w:ilvl w:val="1"/>
-                <w:numId w:val="8"/>
-              </w:numPr>
-              <w:bidi w:val="0"/>
-              <w:spacing w:line="240" w:lineRule="auto"/>
-              <w:ind w:right="0"/>
-              <w:jc w:val="both"/>
-              <w:rPr>
-                <w:rFonts w:ascii="Helvetica Neue" w:hAnsi="Helvetica Neue"/>
-                <w:sz w:val="20"/>
-                <w:szCs w:val="20"/>
-                <w:rtl w:val="0"/>
-                <w:lang w:val="en-US"/>
-              </w:rPr>
-            </w:pPr>
-            <w:r>
-              <w:rPr>
-                <w:rFonts w:ascii="Helvetica Neue" w:hAnsi="Helvetica Neue"/>
-                <w:sz w:val="20"/>
-                <w:szCs w:val="20"/>
-                <w:shd w:val="nil" w:color="auto" w:fill="auto"/>
-                <w:rtl w:val="0"/>
-                <w:lang w:val="en-US"/>
-              </w:rPr>
-              <w:t xml:space="preserve">Sell X </w:t>
-            </w:r>
-          </w:p>
-          <w:p>
-            <w:pPr>
-              <w:pStyle w:val="Body A"/>
-              <w:numPr>
-                <w:ilvl w:val="1"/>
-                <w:numId w:val="8"/>
-              </w:numPr>
-              <w:bidi w:val="0"/>
-              <w:spacing w:line="240" w:lineRule="auto"/>
-              <w:ind w:right="0"/>
-              <w:jc w:val="both"/>
-              <w:rPr>
-                <w:rFonts w:ascii="Helvetica Neue" w:hAnsi="Helvetica Neue"/>
-                <w:sz w:val="20"/>
-                <w:szCs w:val="20"/>
-                <w:rtl w:val="0"/>
-                <w:lang w:val="en-US"/>
-              </w:rPr>
-            </w:pPr>
-            <w:r>
-              <w:rPr>
-                <w:rFonts w:ascii="Helvetica Neue" w:hAnsi="Helvetica Neue"/>
-                <w:sz w:val="20"/>
-                <w:szCs w:val="20"/>
-                <w:shd w:val="nil" w:color="auto" w:fill="auto"/>
-                <w:rtl w:val="0"/>
-                <w:lang w:val="en-US"/>
-              </w:rPr>
-              <w:t>Buy Y</w:t>
+                <w:rStyle w:val="None"/>
+                <w:rFonts w:ascii="Helvetica Neue" w:hAnsi="Helvetica Neue"/>
+                <w:sz w:val="20"/>
+                <w:szCs w:val="20"/>
+                <w:shd w:val="nil" w:color="auto" w:fill="auto"/>
+                <w:rtl w:val="0"/>
+                <w:lang w:val="en-US"/>
+              </w:rPr>
+              <w:t xml:space="preserve">Fund your Living Trust and update your beneficiary designations. </w:t>
             </w:r>
           </w:p>
         </w:tc>
@@ -3984,8 +5578,10 @@
         <w:pStyle w:val="Body A"/>
         <w:widowControl w:val="0"/>
         <w:spacing w:line="240" w:lineRule="auto"/>
+        <w:ind w:left="216" w:hanging="216"/>
         <w:jc w:val="center"/>
         <w:rPr>
+          <w:rStyle w:val="None"/>
           <w:rFonts w:ascii="Helvetica Neue" w:cs="Helvetica Neue" w:hAnsi="Helvetica Neue" w:eastAsia="Helvetica Neue"/>
           <w:b w:val="1"/>
           <w:bCs w:val="1"/>
@@ -3997,8 +5593,12 @@
     <w:p>
       <w:pPr>
         <w:pStyle w:val="Body A"/>
+        <w:widowControl w:val="0"/>
         <w:spacing w:line="240" w:lineRule="auto"/>
+        <w:ind w:left="108" w:hanging="108"/>
+        <w:jc w:val="center"/>
         <w:rPr>
+          <w:rStyle w:val="None"/>
           <w:rFonts w:ascii="Helvetica Neue" w:cs="Helvetica Neue" w:hAnsi="Helvetica Neue" w:eastAsia="Helvetica Neue"/>
           <w:b w:val="1"/>
           <w:bCs w:val="1"/>
@@ -4010,8 +5610,11 @@
     <w:p>
       <w:pPr>
         <w:pStyle w:val="Body A"/>
+        <w:widowControl w:val="0"/>
         <w:spacing w:line="240" w:lineRule="auto"/>
+        <w:jc w:val="center"/>
         <w:rPr>
+          <w:rStyle w:val="None"/>
           <w:rFonts w:ascii="Helvetica Neue" w:cs="Helvetica Neue" w:hAnsi="Helvetica Neue" w:eastAsia="Helvetica Neue"/>
           <w:b w:val="1"/>
           <w:bCs w:val="1"/>
@@ -4020,11 +5623,39 @@
         </w:rPr>
       </w:pPr>
     </w:p>
+    <w:p>
+      <w:pPr>
+        <w:pStyle w:val="Body A"/>
+        <w:spacing w:line="240" w:lineRule="auto"/>
+        <w:rPr>
+          <w:rStyle w:val="None"/>
+          <w:rFonts w:ascii="Helvetica Neue" w:cs="Helvetica Neue" w:hAnsi="Helvetica Neue" w:eastAsia="Helvetica Neue"/>
+          <w:b w:val="1"/>
+          <w:bCs w:val="1"/>
+          <w:sz w:val="20"/>
+          <w:szCs w:val="20"/>
+        </w:rPr>
+      </w:pPr>
+    </w:p>
+    <w:p>
+      <w:pPr>
+        <w:pStyle w:val="Body A"/>
+        <w:spacing w:line="240" w:lineRule="auto"/>
+        <w:rPr>
+          <w:rStyle w:val="None"/>
+          <w:rFonts w:ascii="Helvetica Neue" w:cs="Helvetica Neue" w:hAnsi="Helvetica Neue" w:eastAsia="Helvetica Neue"/>
+          <w:b w:val="1"/>
+          <w:bCs w:val="1"/>
+          <w:sz w:val="20"/>
+          <w:szCs w:val="20"/>
+        </w:rPr>
+      </w:pPr>
+    </w:p>
     <w:tbl>
       <w:tblPr>
         <w:tblW w:w="8792" w:type="dxa"/>
         <w:jc w:val="center"/>
-        <w:tblInd w:w="108" w:type="dxa"/>
+        <w:tblInd w:w="324" w:type="dxa"/>
         <w:tblBorders>
           <w:top w:val="single" w:color="ffffff" w:sz="8" w:space="0" w:shadow="0" w:frame="0"/>
           <w:left w:val="single" w:color="ffffff" w:sz="8" w:space="0" w:shadow="0" w:frame="0"/>
@@ -4044,7 +5675,7 @@
           <w:shd w:val="clear" w:color="auto" w:fill="ced7e7"/>
         </w:tblPrEx>
         <w:trPr>
-          <w:trHeight w:val="254" w:hRule="atLeast"/>
+          <w:trHeight w:val="294" w:hRule="atLeast"/>
         </w:trPr>
         <w:tc>
           <w:tcPr>
@@ -4067,11 +5698,13 @@
           <w:p>
             <w:pPr>
               <w:pStyle w:val="Body A"/>
+              <w:widowControl w:val="0"/>
               <w:spacing w:line="240" w:lineRule="auto"/>
               <w:jc w:val="center"/>
             </w:pPr>
             <w:r>
               <w:rPr>
+                <w:rStyle w:val="None"/>
                 <w:rFonts w:ascii="Helvetica Neue" w:hAnsi="Helvetica Neue"/>
                 <w:b w:val="1"/>
                 <w:bCs w:val="1"/>
@@ -4081,7 +5714,7 @@
                 <w:rtl w:val="0"/>
                 <w:lang w:val="en-US"/>
               </w:rPr>
-              <w:t xml:space="preserve">TAXABLE INVESTMENT RECOMMENDATIONS </w:t>
+              <w:t>TAX PLANNING</w:t>
             </w:r>
           </w:p>
         </w:tc>
@@ -4091,7 +5724,7 @@
           <w:shd w:val="clear" w:color="auto" w:fill="ced7e7"/>
         </w:tblPrEx>
         <w:trPr>
-          <w:trHeight w:val="7376" w:hRule="atLeast"/>
+          <w:trHeight w:val="1960" w:hRule="atLeast"/>
         </w:trPr>
         <w:tc>
           <w:tcPr>
@@ -4114,29 +5747,60 @@
           <w:p>
             <w:pPr>
               <w:pStyle w:val="Body A"/>
-              <w:spacing w:after="200" w:line="240" w:lineRule="auto"/>
+              <w:spacing w:after="200"/>
               <w:jc w:val="both"/>
               <w:rPr>
+                <w:rStyle w:val="None"/>
                 <w:rFonts w:ascii="Helvetica Neue" w:cs="Helvetica Neue" w:hAnsi="Helvetica Neue" w:eastAsia="Helvetica Neue"/>
-                <w:b w:val="1"/>
-                <w:bCs w:val="1"/>
-                <w:sz w:val="20"/>
-                <w:szCs w:val="20"/>
-                <w:shd w:val="nil" w:color="auto" w:fill="auto"/>
-              </w:rPr>
-            </w:pPr>
-            <w:r>
-              <w:rPr>
-                <w:rFonts w:ascii="Helvetica Neue" w:hAnsi="Helvetica Neue"/>
-                <w:b w:val="0"/>
-                <w:bCs w:val="0"/>
-                <w:sz w:val="20"/>
-                <w:szCs w:val="20"/>
-                <w:shd w:val="nil" w:color="auto" w:fill="auto"/>
-                <w:rtl w:val="0"/>
-                <w:lang w:val="en-US"/>
-              </w:rPr>
-              <w:t xml:space="preserve">You have 3 brokerage accounts: your RSUs at E*Trade, your self-managed account at Vanguard, and your managed account at Morgan Stanley. </w:t>
+                <w:sz w:val="20"/>
+                <w:szCs w:val="20"/>
+                <w:shd w:val="nil" w:color="auto" w:fill="auto"/>
+              </w:rPr>
+            </w:pPr>
+            <w:r>
+              <w:rPr>
+                <w:rStyle w:val="None"/>
+                <w:rFonts w:ascii="Helvetica Neue" w:hAnsi="Helvetica Neue"/>
+                <w:sz w:val="20"/>
+                <w:szCs w:val="20"/>
+                <w:shd w:val="nil" w:color="auto" w:fill="auto"/>
+                <w:rtl w:val="0"/>
+                <w:lang w:val="en-US"/>
+              </w:rPr>
+              <w:t>Placeholder</w:t>
+            </w:r>
+          </w:p>
+          <w:p>
+            <w:pPr>
+              <w:pStyle w:val="Body A"/>
+              <w:bidi w:val="0"/>
+              <w:spacing w:after="200"/>
+              <w:ind w:left="0" w:right="0" w:firstLine="0"/>
+              <w:jc w:val="both"/>
+              <w:rPr>
+                <w:rStyle w:val="None"/>
+                <w:rFonts w:ascii="Helvetica Neue" w:cs="Helvetica Neue" w:hAnsi="Helvetica Neue" w:eastAsia="Helvetica Neue"/>
+                <w:i w:val="1"/>
+                <w:iCs w:val="1"/>
+                <w:sz w:val="20"/>
+                <w:szCs w:val="20"/>
+                <w:shd w:val="nil" w:color="auto" w:fill="auto"/>
+                <w:rtl w:val="0"/>
+              </w:rPr>
+            </w:pPr>
+            <w:r>
+              <w:rPr>
+                <w:rStyle w:val="None"/>
+                <w:rFonts w:ascii="Helvetica Neue" w:hAnsi="Helvetica Neue"/>
+                <w:i w:val="1"/>
+                <w:iCs w:val="1"/>
+                <w:sz w:val="20"/>
+                <w:szCs w:val="20"/>
+                <w:shd w:val="nil" w:color="auto" w:fill="auto"/>
+                <w:rtl w:val="0"/>
+                <w:lang w:val="en-US"/>
+              </w:rPr>
+              <w:t xml:space="preserve">Before making any changes - consult a tax professional, CPA, or tax attorney as I am not a tax or legal advisor. </w:t>
             </w:r>
           </w:p>
           <w:p>
@@ -4147,6 +5811,7 @@
               <w:ind w:left="0" w:right="0" w:firstLine="0"/>
               <w:jc w:val="both"/>
               <w:rPr>
+                <w:rStyle w:val="None"/>
                 <w:rFonts w:ascii="Helvetica Neue" w:cs="Helvetica Neue" w:hAnsi="Helvetica Neue" w:eastAsia="Helvetica Neue"/>
                 <w:b w:val="1"/>
                 <w:bCs w:val="1"/>
@@ -4158,6 +5823,7 @@
             </w:pPr>
             <w:r>
               <w:rPr>
+                <w:rStyle w:val="None"/>
                 <w:rFonts w:ascii="Helvetica Neue" w:hAnsi="Helvetica Neue"/>
                 <w:b w:val="1"/>
                 <w:bCs w:val="1"/>
@@ -4167,109 +5833,7 @@
                 <w:rtl w:val="0"/>
                 <w:lang w:val="en-US"/>
               </w:rPr>
-              <w:t xml:space="preserve">The aggregate portfolio is X% stocks and X% bonds. Of the stocks, X% are US stocks and X% are international stocks. </w:t>
-            </w:r>
-          </w:p>
-          <w:p>
-            <w:pPr>
-              <w:pStyle w:val="Body A"/>
-              <w:bidi w:val="0"/>
-              <w:spacing w:after="200" w:line="240" w:lineRule="auto"/>
-              <w:ind w:left="0" w:right="0" w:firstLine="0"/>
-              <w:jc w:val="both"/>
-              <w:rPr>
-                <w:rFonts w:ascii="Helvetica Neue" w:cs="Helvetica Neue" w:hAnsi="Helvetica Neue" w:eastAsia="Helvetica Neue"/>
-                <w:sz w:val="20"/>
-                <w:szCs w:val="20"/>
-                <w:shd w:val="nil" w:color="auto" w:fill="auto"/>
-                <w:rtl w:val="0"/>
-              </w:rPr>
-            </w:pPr>
-            <w:r>
-              <w:rPr>
-                <w:rFonts w:ascii="Helvetica Neue" w:hAnsi="Helvetica Neue"/>
-                <w:b w:val="1"/>
-                <w:bCs w:val="1"/>
-                <w:sz w:val="20"/>
-                <w:szCs w:val="20"/>
-                <w:shd w:val="nil" w:color="auto" w:fill="auto"/>
-                <w:rtl w:val="0"/>
-                <w:lang w:val="en-US"/>
-              </w:rPr>
-              <w:t>You are overweight X and underweight X</w:t>
-            </w:r>
-            <w:r>
-              <w:rPr>
-                <w:rFonts w:ascii="Helvetica Neue" w:hAnsi="Helvetica Neue"/>
-                <w:sz w:val="20"/>
-                <w:szCs w:val="20"/>
-                <w:shd w:val="nil" w:color="auto" w:fill="auto"/>
-                <w:rtl w:val="0"/>
-                <w:lang w:val="en-US"/>
-              </w:rPr>
-              <w:t xml:space="preserve">.  You need to be more aggressive to reach your goals. </w:t>
-            </w:r>
-          </w:p>
-          <w:p>
-            <w:pPr>
-              <w:pStyle w:val="Body A"/>
-              <w:bidi w:val="0"/>
-              <w:spacing w:after="200" w:line="240" w:lineRule="auto"/>
-              <w:ind w:left="0" w:right="0" w:firstLine="0"/>
-              <w:jc w:val="both"/>
-              <w:rPr>
-                <w:rFonts w:ascii="Helvetica Neue" w:cs="Helvetica Neue" w:hAnsi="Helvetica Neue" w:eastAsia="Helvetica Neue"/>
-                <w:b w:val="1"/>
-                <w:bCs w:val="1"/>
-                <w:sz w:val="20"/>
-                <w:szCs w:val="20"/>
-                <w:shd w:val="nil" w:color="auto" w:fill="auto"/>
-                <w:rtl w:val="0"/>
-              </w:rPr>
-            </w:pPr>
-            <w:r>
-              <w:rPr>
-                <w:rFonts w:ascii="Helvetica Neue" w:hAnsi="Helvetica Neue"/>
-                <w:b w:val="1"/>
-                <w:bCs w:val="1"/>
-                <w:sz w:val="20"/>
-                <w:szCs w:val="20"/>
-                <w:shd w:val="nil" w:color="auto" w:fill="auto"/>
-                <w:rtl w:val="0"/>
-                <w:lang w:val="en-US"/>
-              </w:rPr>
-              <w:t xml:space="preserve">The net expense ratio on your portfolio is X%, the dividend yield is X%, and the return over the last year is X%. </w:t>
-            </w:r>
-          </w:p>
-          <w:p>
-            <w:pPr>
-              <w:pStyle w:val="Body A"/>
-              <w:bidi w:val="0"/>
-              <w:spacing w:line="240" w:lineRule="auto"/>
-              <w:ind w:left="0" w:right="0" w:firstLine="0"/>
-              <w:jc w:val="both"/>
-              <w:rPr>
-                <w:rFonts w:ascii="Helvetica Neue" w:cs="Helvetica Neue" w:hAnsi="Helvetica Neue" w:eastAsia="Helvetica Neue"/>
-                <w:b w:val="1"/>
-                <w:bCs w:val="1"/>
-                <w:sz w:val="20"/>
-                <w:szCs w:val="20"/>
-                <w:shd w:val="nil" w:color="auto" w:fill="auto"/>
-                <w:rtl w:val="0"/>
-              </w:rPr>
-            </w:pPr>
-            <w:r>
-              <w:rPr>
-                <w:rFonts w:ascii="Helvetica Neue" w:hAnsi="Helvetica Neue"/>
-                <w:b w:val="1"/>
-                <w:bCs w:val="1"/>
-                <w:sz w:val="20"/>
-                <w:szCs w:val="20"/>
-                <w:shd w:val="nil" w:color="auto" w:fill="auto"/>
-                <w:rtl w:val="0"/>
-                <w:lang w:val="en-US"/>
-              </w:rPr>
-              <w:t xml:space="preserve">In your _____ account: </w:t>
+              <w:t xml:space="preserve">ACTION ITEMS: </w:t>
             </w:r>
           </w:p>
           <w:p>
@@ -4277,707 +5841,7 @@
               <w:pStyle w:val="Body A"/>
               <w:numPr>
                 <w:ilvl w:val="0"/>
-                <w:numId w:val="9"/>
-              </w:numPr>
-              <w:bidi w:val="0"/>
-              <w:spacing w:line="240" w:lineRule="auto"/>
-              <w:ind w:right="0"/>
-              <w:jc w:val="both"/>
-              <w:rPr>
-                <w:rFonts w:ascii="Helvetica Neue" w:hAnsi="Helvetica Neue"/>
-                <w:sz w:val="20"/>
-                <w:szCs w:val="20"/>
-                <w:rtl w:val="0"/>
-                <w:lang w:val="en-US"/>
-              </w:rPr>
-            </w:pPr>
-            <w:r>
-              <w:rPr>
-                <w:rFonts w:ascii="Helvetica Neue" w:hAnsi="Helvetica Neue"/>
-                <w:sz w:val="20"/>
-                <w:szCs w:val="20"/>
-                <w:shd w:val="nil" w:color="auto" w:fill="auto"/>
-                <w:rtl w:val="0"/>
-                <w:lang w:val="en-US"/>
-              </w:rPr>
-              <w:t xml:space="preserve">X% is stocks, X% is bonds, X% is cash. </w:t>
-            </w:r>
-          </w:p>
-          <w:p>
-            <w:pPr>
-              <w:pStyle w:val="Body A"/>
-              <w:numPr>
-                <w:ilvl w:val="0"/>
-                <w:numId w:val="9"/>
-              </w:numPr>
-              <w:bidi w:val="0"/>
-              <w:spacing w:line="240" w:lineRule="auto"/>
-              <w:ind w:right="0"/>
-              <w:jc w:val="both"/>
-              <w:rPr>
-                <w:rFonts w:ascii="Helvetica Neue" w:hAnsi="Helvetica Neue"/>
-                <w:sz w:val="20"/>
-                <w:szCs w:val="20"/>
-                <w:rtl w:val="0"/>
-                <w:lang w:val="en-US"/>
-              </w:rPr>
-            </w:pPr>
-            <w:r>
-              <w:rPr>
-                <w:rFonts w:ascii="Helvetica Neue" w:hAnsi="Helvetica Neue"/>
-                <w:sz w:val="20"/>
-                <w:szCs w:val="20"/>
-                <w:shd w:val="nil" w:color="auto" w:fill="auto"/>
-                <w:rtl w:val="0"/>
-                <w:lang w:val="en-US"/>
-              </w:rPr>
-              <w:t xml:space="preserve">X% of your stocks are US based and X% are international. </w:t>
-            </w:r>
-          </w:p>
-          <w:p>
-            <w:pPr>
-              <w:pStyle w:val="Body A"/>
-              <w:numPr>
-                <w:ilvl w:val="0"/>
-                <w:numId w:val="9"/>
-              </w:numPr>
-              <w:bidi w:val="0"/>
-              <w:spacing w:line="240" w:lineRule="auto"/>
-              <w:ind w:right="0"/>
-              <w:jc w:val="both"/>
-              <w:rPr>
-                <w:rFonts w:ascii="Helvetica Neue" w:hAnsi="Helvetica Neue"/>
-                <w:sz w:val="20"/>
-                <w:szCs w:val="20"/>
-                <w:rtl w:val="0"/>
-                <w:lang w:val="en-US"/>
-              </w:rPr>
-            </w:pPr>
-            <w:r>
-              <w:rPr>
-                <w:rFonts w:ascii="Helvetica Neue" w:hAnsi="Helvetica Neue"/>
-                <w:sz w:val="20"/>
-                <w:szCs w:val="20"/>
-                <w:shd w:val="nil" w:color="auto" w:fill="auto"/>
-                <w:rtl w:val="0"/>
-                <w:lang w:val="en-US"/>
-              </w:rPr>
-              <w:t xml:space="preserve">X% of your stocks are large cap, X% are mid cap, and X% are small cap. </w:t>
-            </w:r>
-          </w:p>
-          <w:p>
-            <w:pPr>
-              <w:pStyle w:val="Body A"/>
-              <w:numPr>
-                <w:ilvl w:val="0"/>
-                <w:numId w:val="9"/>
-              </w:numPr>
-              <w:bidi w:val="0"/>
-              <w:spacing w:line="240" w:lineRule="auto"/>
-              <w:ind w:right="0"/>
-              <w:jc w:val="both"/>
-              <w:rPr>
-                <w:rFonts w:ascii="Helvetica Neue" w:hAnsi="Helvetica Neue"/>
-                <w:sz w:val="20"/>
-                <w:szCs w:val="20"/>
-                <w:rtl w:val="0"/>
-                <w:lang w:val="en-US"/>
-              </w:rPr>
-            </w:pPr>
-            <w:r>
-              <w:rPr>
-                <w:rFonts w:ascii="Helvetica Neue" w:hAnsi="Helvetica Neue"/>
-                <w:sz w:val="20"/>
-                <w:szCs w:val="20"/>
-                <w:shd w:val="nil" w:color="auto" w:fill="auto"/>
-                <w:rtl w:val="0"/>
-                <w:lang w:val="en-US"/>
-              </w:rPr>
-              <w:t>The expense ratio is X%.</w:t>
-            </w:r>
-          </w:p>
-          <w:p>
-            <w:pPr>
-              <w:pStyle w:val="Body A"/>
-              <w:numPr>
-                <w:ilvl w:val="0"/>
-                <w:numId w:val="9"/>
-              </w:numPr>
-              <w:bidi w:val="0"/>
-              <w:spacing w:line="240" w:lineRule="auto"/>
-              <w:ind w:right="0"/>
-              <w:jc w:val="both"/>
-              <w:rPr>
-                <w:rFonts w:ascii="Helvetica Neue" w:hAnsi="Helvetica Neue"/>
-                <w:sz w:val="20"/>
-                <w:szCs w:val="20"/>
-                <w:rtl w:val="0"/>
-                <w:lang w:val="en-US"/>
-              </w:rPr>
-            </w:pPr>
-            <w:r>
-              <w:rPr>
-                <w:rFonts w:ascii="Helvetica Neue" w:hAnsi="Helvetica Neue"/>
-                <w:sz w:val="20"/>
-                <w:szCs w:val="20"/>
-                <w:shd w:val="nil" w:color="auto" w:fill="auto"/>
-                <w:rtl w:val="0"/>
-                <w:lang w:val="en-US"/>
-              </w:rPr>
-              <w:t xml:space="preserve">The return over the last year is X% and the annualized return over the last 5 years is X%. and taxable, </w:t>
-            </w:r>
-          </w:p>
-          <w:p>
-            <w:pPr>
-              <w:pStyle w:val="Body A"/>
-              <w:numPr>
-                <w:ilvl w:val="0"/>
-                <w:numId w:val="9"/>
-              </w:numPr>
-              <w:bidi w:val="0"/>
-              <w:spacing w:after="200" w:line="240" w:lineRule="auto"/>
-              <w:ind w:right="0"/>
-              <w:jc w:val="both"/>
-              <w:rPr>
-                <w:rFonts w:ascii="Helvetica Neue" w:hAnsi="Helvetica Neue"/>
-                <w:sz w:val="20"/>
-                <w:szCs w:val="20"/>
-                <w:rtl w:val="0"/>
-                <w:lang w:val="en-US"/>
-              </w:rPr>
-            </w:pPr>
-            <w:r>
-              <w:rPr>
-                <w:rFonts w:ascii="Helvetica Neue" w:hAnsi="Helvetica Neue"/>
-                <w:sz w:val="20"/>
-                <w:szCs w:val="20"/>
-                <w:shd w:val="nil" w:color="auto" w:fill="auto"/>
-                <w:rtl w:val="0"/>
-                <w:lang w:val="en-US"/>
-              </w:rPr>
-              <w:t xml:space="preserve">The dividend yield is X%. </w:t>
-            </w:r>
-          </w:p>
-          <w:p>
-            <w:pPr>
-              <w:pStyle w:val="Body A"/>
-              <w:bidi w:val="0"/>
-              <w:spacing w:after="200" w:line="240" w:lineRule="auto"/>
-              <w:ind w:left="0" w:right="0" w:firstLine="0"/>
-              <w:jc w:val="both"/>
-              <w:rPr>
-                <w:rFonts w:ascii="Helvetica Neue" w:cs="Helvetica Neue" w:hAnsi="Helvetica Neue" w:eastAsia="Helvetica Neue"/>
-                <w:b w:val="1"/>
-                <w:bCs w:val="1"/>
-                <w:sz w:val="20"/>
-                <w:szCs w:val="20"/>
-                <w:shd w:val="nil" w:color="auto" w:fill="auto"/>
-                <w:rtl w:val="0"/>
-              </w:rPr>
-            </w:pPr>
-            <w:r>
-              <w:rPr>
-                <w:rFonts w:ascii="Helvetica Neue" w:hAnsi="Helvetica Neue"/>
-                <w:b w:val="1"/>
-                <w:bCs w:val="1"/>
-                <w:sz w:val="20"/>
-                <w:szCs w:val="20"/>
-                <w:shd w:val="nil" w:color="auto" w:fill="auto"/>
-                <w:rtl w:val="0"/>
-                <w:lang w:val="en-US"/>
-              </w:rPr>
-              <w:t>The following recommendations will result in ~ $X of (long term/short term capital gains/losses).</w:t>
-            </w:r>
-          </w:p>
-          <w:p>
-            <w:pPr>
-              <w:pStyle w:val="Body A"/>
-              <w:bidi w:val="0"/>
-              <w:spacing w:after="200" w:line="240" w:lineRule="auto"/>
-              <w:ind w:left="0" w:right="0" w:firstLine="0"/>
-              <w:jc w:val="both"/>
-              <w:rPr>
-                <w:rFonts w:ascii="Helvetica Neue" w:cs="Helvetica Neue" w:hAnsi="Helvetica Neue" w:eastAsia="Helvetica Neue"/>
-                <w:b w:val="1"/>
-                <w:bCs w:val="1"/>
-                <w:sz w:val="20"/>
-                <w:szCs w:val="20"/>
-                <w:shd w:val="nil" w:color="auto" w:fill="auto"/>
-                <w:rtl w:val="0"/>
-              </w:rPr>
-            </w:pPr>
-            <w:r>
-              <w:rPr>
-                <w:rFonts w:ascii="Helvetica Neue" w:hAnsi="Helvetica Neue"/>
-                <w:b w:val="1"/>
-                <w:bCs w:val="1"/>
-                <w:sz w:val="20"/>
-                <w:szCs w:val="20"/>
-                <w:shd w:val="nil" w:color="auto" w:fill="auto"/>
-                <w:rtl w:val="0"/>
-                <w:lang w:val="en-US"/>
-              </w:rPr>
-              <w:t xml:space="preserve">ACTION ITEMS: </w:t>
-            </w:r>
-          </w:p>
-          <w:p>
-            <w:pPr>
-              <w:pStyle w:val="Body A"/>
-              <w:numPr>
-                <w:ilvl w:val="0"/>
-                <w:numId w:val="10"/>
-              </w:numPr>
-              <w:bidi w:val="0"/>
-              <w:spacing w:line="240" w:lineRule="auto"/>
-              <w:ind w:right="0"/>
-              <w:jc w:val="both"/>
-              <w:rPr>
-                <w:rFonts w:ascii="Helvetica Neue" w:hAnsi="Helvetica Neue"/>
-                <w:sz w:val="20"/>
-                <w:szCs w:val="20"/>
-                <w:rtl w:val="0"/>
-                <w:lang w:val="en-US"/>
-              </w:rPr>
-            </w:pPr>
-            <w:r>
-              <w:rPr>
-                <w:rFonts w:ascii="Helvetica Neue" w:hAnsi="Helvetica Neue"/>
-                <w:b w:val="1"/>
-                <w:bCs w:val="1"/>
-                <w:sz w:val="20"/>
-                <w:szCs w:val="20"/>
-                <w:shd w:val="nil" w:color="auto" w:fill="auto"/>
-                <w:rtl w:val="0"/>
-                <w:lang w:val="en-US"/>
-              </w:rPr>
-              <w:t>Sell</w:t>
-            </w:r>
-            <w:r>
-              <w:rPr>
-                <w:rFonts w:ascii="Helvetica Neue" w:hAnsi="Helvetica Neue"/>
-                <w:sz w:val="20"/>
-                <w:szCs w:val="20"/>
-                <w:shd w:val="nil" w:color="auto" w:fill="auto"/>
-                <w:rtl w:val="0"/>
-                <w:lang w:val="en-US"/>
-              </w:rPr>
-              <w:t xml:space="preserve">: </w:t>
-            </w:r>
-          </w:p>
-          <w:p>
-            <w:pPr>
-              <w:pStyle w:val="Body A"/>
-              <w:numPr>
-                <w:ilvl w:val="1"/>
-                <w:numId w:val="10"/>
-              </w:numPr>
-              <w:bidi w:val="0"/>
-              <w:spacing w:line="240" w:lineRule="auto"/>
-              <w:ind w:right="0"/>
-              <w:jc w:val="both"/>
-              <w:rPr>
-                <w:rFonts w:ascii="Helvetica Neue" w:hAnsi="Helvetica Neue"/>
-                <w:sz w:val="20"/>
-                <w:szCs w:val="20"/>
-                <w:rtl w:val="0"/>
-                <w:lang w:val="en-US"/>
-              </w:rPr>
-            </w:pPr>
-            <w:r>
-              <w:rPr>
-                <w:rFonts w:ascii="Helvetica Neue" w:hAnsi="Helvetica Neue"/>
-                <w:sz w:val="20"/>
-                <w:szCs w:val="20"/>
-                <w:shd w:val="nil" w:color="auto" w:fill="auto"/>
-                <w:rtl w:val="0"/>
-                <w:lang w:val="en-US"/>
-              </w:rPr>
-              <w:t>$241k Roche US Large Cap Equity Fund</w:t>
-            </w:r>
-          </w:p>
-          <w:p>
-            <w:pPr>
-              <w:pStyle w:val="Body A"/>
-              <w:numPr>
-                <w:ilvl w:val="1"/>
-                <w:numId w:val="10"/>
-              </w:numPr>
-              <w:bidi w:val="0"/>
-              <w:spacing w:after="200" w:line="240" w:lineRule="auto"/>
-              <w:ind w:right="0"/>
-              <w:jc w:val="both"/>
-              <w:rPr>
-                <w:rFonts w:ascii="Helvetica Neue" w:hAnsi="Helvetica Neue"/>
-                <w:sz w:val="20"/>
-                <w:szCs w:val="20"/>
-                <w:rtl w:val="0"/>
-                <w:lang w:val="en-US"/>
-              </w:rPr>
-            </w:pPr>
-            <w:r>
-              <w:rPr>
-                <w:rFonts w:ascii="Helvetica Neue" w:hAnsi="Helvetica Neue"/>
-                <w:sz w:val="20"/>
-                <w:szCs w:val="20"/>
-                <w:shd w:val="nil" w:color="auto" w:fill="auto"/>
-                <w:rtl w:val="0"/>
-                <w:lang w:val="en-US"/>
-              </w:rPr>
-              <w:t>$139k Roche US Small and Mid-Cap Equity Fund</w:t>
-            </w:r>
-          </w:p>
-          <w:p>
-            <w:pPr>
-              <w:pStyle w:val="Body A"/>
-              <w:numPr>
-                <w:ilvl w:val="0"/>
-                <w:numId w:val="10"/>
-              </w:numPr>
-              <w:bidi w:val="0"/>
-              <w:spacing w:line="240" w:lineRule="auto"/>
-              <w:ind w:right="0"/>
-              <w:jc w:val="both"/>
-              <w:rPr>
-                <w:rFonts w:ascii="Helvetica Neue" w:hAnsi="Helvetica Neue"/>
-                <w:b w:val="1"/>
-                <w:bCs w:val="1"/>
-                <w:sz w:val="20"/>
-                <w:szCs w:val="20"/>
-                <w:rtl w:val="0"/>
-                <w:lang w:val="en-US"/>
-              </w:rPr>
-            </w:pPr>
-            <w:r>
-              <w:rPr>
-                <w:rFonts w:ascii="Helvetica Neue" w:hAnsi="Helvetica Neue"/>
-                <w:b w:val="1"/>
-                <w:bCs w:val="1"/>
-                <w:sz w:val="20"/>
-                <w:szCs w:val="20"/>
-                <w:shd w:val="nil" w:color="auto" w:fill="auto"/>
-                <w:rtl w:val="0"/>
-                <w:lang w:val="en-US"/>
-              </w:rPr>
-              <w:t>Buy:</w:t>
-            </w:r>
-          </w:p>
-          <w:p>
-            <w:pPr>
-              <w:pStyle w:val="Body A"/>
-              <w:numPr>
-                <w:ilvl w:val="1"/>
-                <w:numId w:val="10"/>
-              </w:numPr>
-              <w:bidi w:val="0"/>
-              <w:spacing w:after="200" w:line="240" w:lineRule="auto"/>
-              <w:ind w:right="0"/>
-              <w:jc w:val="both"/>
-              <w:rPr>
-                <w:rFonts w:ascii="Helvetica Neue" w:hAnsi="Helvetica Neue"/>
-                <w:sz w:val="20"/>
-                <w:szCs w:val="20"/>
-                <w:rtl w:val="0"/>
-                <w:lang w:val="en-US"/>
-              </w:rPr>
-            </w:pPr>
-            <w:r>
-              <w:rPr>
-                <w:rFonts w:ascii="Helvetica Neue" w:hAnsi="Helvetica Neue"/>
-                <w:sz w:val="20"/>
-                <w:szCs w:val="20"/>
-                <w:shd w:val="nil" w:color="auto" w:fill="auto"/>
-                <w:rtl w:val="0"/>
-                <w:lang w:val="en-US"/>
-              </w:rPr>
-              <w:t>$380k FIDELITY HIGH YIELD FACTOR ETF (FDHY)</w:t>
-            </w:r>
-          </w:p>
-        </w:tc>
-      </w:tr>
-    </w:tbl>
-    <w:p>
-      <w:pPr>
-        <w:pStyle w:val="Body A"/>
-        <w:widowControl w:val="0"/>
-        <w:spacing w:line="240" w:lineRule="auto"/>
-        <w:jc w:val="center"/>
-        <w:rPr>
-          <w:rFonts w:ascii="Helvetica Neue" w:cs="Helvetica Neue" w:hAnsi="Helvetica Neue" w:eastAsia="Helvetica Neue"/>
-          <w:b w:val="1"/>
-          <w:bCs w:val="1"/>
-          <w:sz w:val="20"/>
-          <w:szCs w:val="20"/>
-        </w:rPr>
-      </w:pPr>
-    </w:p>
-    <w:p>
-      <w:pPr>
-        <w:pStyle w:val="Body A"/>
-        <w:spacing w:line="240" w:lineRule="auto"/>
-        <w:rPr>
-          <w:rFonts w:ascii="Helvetica Neue" w:cs="Helvetica Neue" w:hAnsi="Helvetica Neue" w:eastAsia="Helvetica Neue"/>
-          <w:b w:val="1"/>
-          <w:bCs w:val="1"/>
-          <w:sz w:val="20"/>
-          <w:szCs w:val="20"/>
-        </w:rPr>
-      </w:pPr>
-    </w:p>
-    <w:p>
-      <w:pPr>
-        <w:pStyle w:val="Body A"/>
-        <w:spacing w:line="240" w:lineRule="auto"/>
-        <w:rPr>
-          <w:rFonts w:ascii="Helvetica Neue" w:cs="Helvetica Neue" w:hAnsi="Helvetica Neue" w:eastAsia="Helvetica Neue"/>
-          <w:b w:val="1"/>
-          <w:bCs w:val="1"/>
-          <w:sz w:val="20"/>
-          <w:szCs w:val="20"/>
-        </w:rPr>
-      </w:pPr>
-    </w:p>
-    <w:tbl>
-      <w:tblPr>
-        <w:tblW w:w="8792" w:type="dxa"/>
-        <w:jc w:val="center"/>
-        <w:tblInd w:w="108" w:type="dxa"/>
-        <w:tblBorders>
-          <w:top w:val="single" w:color="ffffff" w:sz="8" w:space="0" w:shadow="0" w:frame="0"/>
-          <w:left w:val="single" w:color="ffffff" w:sz="8" w:space="0" w:shadow="0" w:frame="0"/>
-          <w:bottom w:val="single" w:color="ffffff" w:sz="8" w:space="0" w:shadow="0" w:frame="0"/>
-          <w:right w:val="single" w:color="ffffff" w:sz="8" w:space="0" w:shadow="0" w:frame="0"/>
-          <w:insideH w:val="single" w:color="ffffff" w:sz="8" w:space="0" w:shadow="0" w:frame="0"/>
-          <w:insideV w:val="single" w:color="ffffff" w:sz="8" w:space="0" w:shadow="0" w:frame="0"/>
-        </w:tblBorders>
-        <w:shd w:val="clear" w:color="auto" w:fill="ced7e7"/>
-        <w:tblLayout w:type="fixed"/>
-      </w:tblPr>
-      <w:tblGrid>
-        <w:gridCol w:w="8792"/>
-      </w:tblGrid>
-      <w:tr>
-        <w:tblPrEx>
-          <w:shd w:val="clear" w:color="auto" w:fill="ced7e7"/>
-        </w:tblPrEx>
-        <w:trPr>
-          <w:trHeight w:val="254" w:hRule="atLeast"/>
-        </w:trPr>
-        <w:tc>
-          <w:tcPr>
-            <w:tcW w:type="dxa" w:w="8792"/>
-            <w:tcBorders>
-              <w:top w:val="single" w:color="000000" w:sz="8" w:space="0" w:shadow="0" w:frame="0"/>
-              <w:left w:val="single" w:color="000000" w:sz="8" w:space="0" w:shadow="0" w:frame="0"/>
-              <w:bottom w:val="single" w:color="000000" w:sz="8" w:space="0" w:shadow="0" w:frame="0"/>
-              <w:right w:val="single" w:color="000000" w:sz="8" w:space="0" w:shadow="0" w:frame="0"/>
-            </w:tcBorders>
-            <w:shd w:val="clear" w:color="auto" w:fill="c2d7f9"/>
-            <w:tcMar>
-              <w:top w:type="dxa" w:w="80"/>
-              <w:left w:type="dxa" w:w="80"/>
-              <w:bottom w:type="dxa" w:w="80"/>
-              <w:right w:type="dxa" w:w="80"/>
-            </w:tcMar>
-            <w:vAlign w:val="top"/>
-          </w:tcPr>
-          <w:p>
-            <w:pPr>
-              <w:pStyle w:val="Body A"/>
-              <w:widowControl w:val="0"/>
-              <w:spacing w:line="240" w:lineRule="auto"/>
-              <w:jc w:val="center"/>
-            </w:pPr>
-            <w:r>
-              <w:rPr>
-                <w:rFonts w:ascii="Helvetica Neue" w:hAnsi="Helvetica Neue"/>
-                <w:b w:val="1"/>
-                <w:bCs w:val="1"/>
-                <w:sz w:val="20"/>
-                <w:szCs w:val="20"/>
-                <w:shd w:val="nil" w:color="auto" w:fill="auto"/>
-                <w:rtl w:val="0"/>
-                <w:lang w:val="en-US"/>
-              </w:rPr>
-              <w:t>FAMILY PLANNING</w:t>
-            </w:r>
-          </w:p>
-        </w:tc>
-      </w:tr>
-      <w:tr>
-        <w:tblPrEx>
-          <w:shd w:val="clear" w:color="auto" w:fill="ced7e7"/>
-        </w:tblPrEx>
-        <w:trPr>
-          <w:trHeight w:val="4341" w:hRule="atLeast"/>
-        </w:trPr>
-        <w:tc>
-          <w:tcPr>
-            <w:tcW w:type="dxa" w:w="8792"/>
-            <w:tcBorders>
-              <w:top w:val="single" w:color="000000" w:sz="8" w:space="0" w:shadow="0" w:frame="0"/>
-              <w:left w:val="single" w:color="000000" w:sz="8" w:space="0" w:shadow="0" w:frame="0"/>
-              <w:bottom w:val="single" w:color="000000" w:sz="8" w:space="0" w:shadow="0" w:frame="0"/>
-              <w:right w:val="single" w:color="000000" w:sz="8" w:space="0" w:shadow="0" w:frame="0"/>
-            </w:tcBorders>
-            <w:shd w:val="clear" w:color="auto" w:fill="auto"/>
-            <w:tcMar>
-              <w:top w:type="dxa" w:w="80"/>
-              <w:left w:type="dxa" w:w="80"/>
-              <w:bottom w:type="dxa" w:w="80"/>
-              <w:right w:type="dxa" w:w="80"/>
-            </w:tcMar>
-            <w:vAlign w:val="top"/>
-          </w:tcPr>
-          <w:p>
-            <w:pPr>
-              <w:pStyle w:val="Body A"/>
-              <w:spacing w:after="200"/>
-              <w:jc w:val="both"/>
-              <w:rPr>
-                <w:rFonts w:ascii="Helvetica Neue" w:cs="Helvetica Neue" w:hAnsi="Helvetica Neue" w:eastAsia="Helvetica Neue"/>
-                <w:sz w:val="20"/>
-                <w:szCs w:val="20"/>
-                <w:shd w:val="nil" w:color="auto" w:fill="auto"/>
-              </w:rPr>
-            </w:pPr>
-            <w:r>
-              <w:rPr>
-                <w:rFonts w:ascii="Helvetica Neue" w:hAnsi="Helvetica Neue"/>
-                <w:sz w:val="20"/>
-                <w:szCs w:val="20"/>
-                <w:shd w:val="nil" w:color="auto" w:fill="auto"/>
-                <w:rtl w:val="0"/>
-                <w:lang w:val="en-US"/>
-              </w:rPr>
-              <w:t>As parents and homeowners, you need term life insurance to replace your income and an estate plan to protect your family. The basic estate planning documents you need are as follows:</w:t>
-            </w:r>
-          </w:p>
-          <w:p>
-            <w:pPr>
-              <w:pStyle w:val="Body A"/>
-              <w:numPr>
-                <w:ilvl w:val="0"/>
-                <w:numId w:val="11"/>
-              </w:numPr>
-              <w:bidi w:val="0"/>
-              <w:ind w:right="0"/>
-              <w:jc w:val="both"/>
-              <w:rPr>
-                <w:rFonts w:ascii="Helvetica Neue" w:hAnsi="Helvetica Neue"/>
-                <w:sz w:val="20"/>
-                <w:szCs w:val="20"/>
-                <w:rtl w:val="0"/>
-                <w:lang w:val="en-US"/>
-              </w:rPr>
-            </w:pPr>
-            <w:r>
-              <w:rPr>
-                <w:rFonts w:ascii="Helvetica Neue" w:hAnsi="Helvetica Neue"/>
-                <w:sz w:val="20"/>
-                <w:szCs w:val="20"/>
-                <w:shd w:val="nil" w:color="auto" w:fill="auto"/>
-                <w:rtl w:val="0"/>
-                <w:lang w:val="en-US"/>
-              </w:rPr>
-              <w:t>Durable power of attorney</w:t>
-            </w:r>
-          </w:p>
-          <w:p>
-            <w:pPr>
-              <w:pStyle w:val="Body A"/>
-              <w:numPr>
-                <w:ilvl w:val="0"/>
-                <w:numId w:val="11"/>
-              </w:numPr>
-              <w:bidi w:val="0"/>
-              <w:ind w:right="0"/>
-              <w:jc w:val="both"/>
-              <w:rPr>
-                <w:rFonts w:ascii="Helvetica Neue" w:hAnsi="Helvetica Neue"/>
-                <w:sz w:val="20"/>
-                <w:szCs w:val="20"/>
-                <w:rtl w:val="0"/>
-                <w:lang w:val="en-US"/>
-              </w:rPr>
-            </w:pPr>
-            <w:r>
-              <w:rPr>
-                <w:rFonts w:ascii="Helvetica Neue" w:hAnsi="Helvetica Neue"/>
-                <w:sz w:val="20"/>
-                <w:szCs w:val="20"/>
-                <w:shd w:val="nil" w:color="auto" w:fill="auto"/>
-                <w:rtl w:val="0"/>
-                <w:lang w:val="en-US"/>
-              </w:rPr>
-              <w:t>Healthcare power of attorney</w:t>
-            </w:r>
-          </w:p>
-          <w:p>
-            <w:pPr>
-              <w:pStyle w:val="Body A"/>
-              <w:numPr>
-                <w:ilvl w:val="0"/>
-                <w:numId w:val="11"/>
-              </w:numPr>
-              <w:bidi w:val="0"/>
-              <w:ind w:right="0"/>
-              <w:jc w:val="both"/>
-              <w:rPr>
-                <w:rFonts w:ascii="Helvetica Neue" w:hAnsi="Helvetica Neue"/>
-                <w:sz w:val="20"/>
-                <w:szCs w:val="20"/>
-                <w:rtl w:val="0"/>
-                <w:lang w:val="en-US"/>
-              </w:rPr>
-            </w:pPr>
-            <w:r>
-              <w:rPr>
-                <w:rFonts w:ascii="Helvetica Neue" w:hAnsi="Helvetica Neue"/>
-                <w:sz w:val="20"/>
-                <w:szCs w:val="20"/>
-                <w:shd w:val="nil" w:color="auto" w:fill="auto"/>
-                <w:rtl w:val="0"/>
-                <w:lang w:val="en-US"/>
-              </w:rPr>
-              <w:t>Living will</w:t>
-            </w:r>
-          </w:p>
-          <w:p>
-            <w:pPr>
-              <w:pStyle w:val="Body A"/>
-              <w:numPr>
-                <w:ilvl w:val="0"/>
-                <w:numId w:val="11"/>
-              </w:numPr>
-              <w:bidi w:val="0"/>
-              <w:ind w:right="0"/>
-              <w:jc w:val="both"/>
-              <w:rPr>
-                <w:rFonts w:ascii="Helvetica Neue" w:hAnsi="Helvetica Neue"/>
-                <w:sz w:val="20"/>
-                <w:szCs w:val="20"/>
-                <w:rtl w:val="0"/>
-                <w:lang w:val="en-US"/>
-              </w:rPr>
-            </w:pPr>
-            <w:r>
-              <w:rPr>
-                <w:rFonts w:ascii="Helvetica Neue" w:hAnsi="Helvetica Neue"/>
-                <w:sz w:val="20"/>
-                <w:szCs w:val="20"/>
-                <w:shd w:val="nil" w:color="auto" w:fill="auto"/>
-                <w:rtl w:val="0"/>
-                <w:lang w:val="en-US"/>
-              </w:rPr>
-              <w:t>Last will and testament</w:t>
-            </w:r>
-          </w:p>
-          <w:p>
-            <w:pPr>
-              <w:pStyle w:val="Body A"/>
-              <w:numPr>
-                <w:ilvl w:val="0"/>
-                <w:numId w:val="11"/>
+                <w:numId w:val="13"/>
               </w:numPr>
               <w:bidi w:val="0"/>
               <w:spacing w:after="200"/>
@@ -4993,267 +5857,17 @@
             </w:pPr>
             <w:r>
               <w:rPr>
-                <w:rFonts w:ascii="Helvetica Neue" w:hAnsi="Helvetica Neue"/>
-                <w:sz w:val="20"/>
-                <w:szCs w:val="20"/>
-                <w:shd w:val="nil" w:color="auto" w:fill="auto"/>
-                <w:rtl w:val="0"/>
-                <w:lang w:val="en-US"/>
-              </w:rPr>
-              <w:t xml:space="preserve">Living trust </w:t>
-            </w:r>
-          </w:p>
-          <w:p>
-            <w:pPr>
-              <w:pStyle w:val="Body A"/>
-              <w:bidi w:val="0"/>
-              <w:spacing w:after="200" w:line="240" w:lineRule="auto"/>
-              <w:ind w:left="0" w:right="0" w:firstLine="0"/>
-              <w:jc w:val="both"/>
-              <w:rPr>
-                <w:rFonts w:ascii="Helvetica Neue" w:cs="Helvetica Neue" w:hAnsi="Helvetica Neue" w:eastAsia="Helvetica Neue"/>
+                <w:rStyle w:val="None"/>
+                <w:rFonts w:ascii="Helvetica Neue" w:hAnsi="Helvetica Neue"/>
                 <w:b w:val="1"/>
                 <w:bCs w:val="1"/>
                 <w:sz w:val="20"/>
                 <w:szCs w:val="20"/>
                 <w:shd w:val="nil" w:color="auto" w:fill="auto"/>
                 <w:rtl w:val="0"/>
-              </w:rPr>
-            </w:pPr>
-            <w:r>
-              <w:rPr>
-                <w:rFonts w:ascii="Helvetica Neue" w:hAnsi="Helvetica Neue"/>
-                <w:b w:val="1"/>
-                <w:bCs w:val="1"/>
-                <w:sz w:val="20"/>
-                <w:szCs w:val="20"/>
-                <w:shd w:val="nil" w:color="auto" w:fill="auto"/>
-                <w:rtl w:val="0"/>
-                <w:lang w:val="en-US"/>
-              </w:rPr>
-              <w:t xml:space="preserve">ACTION ITEMS: </w:t>
-            </w:r>
-          </w:p>
-          <w:p>
-            <w:pPr>
-              <w:pStyle w:val="Body A"/>
-              <w:numPr>
-                <w:ilvl w:val="0"/>
-                <w:numId w:val="12"/>
-              </w:numPr>
-              <w:bidi w:val="0"/>
-              <w:spacing w:after="200" w:line="240" w:lineRule="auto"/>
-              <w:ind w:right="0"/>
-              <w:jc w:val="both"/>
-              <w:rPr>
-                <w:rFonts w:ascii="Helvetica Neue" w:hAnsi="Helvetica Neue"/>
-                <w:sz w:val="20"/>
-                <w:szCs w:val="20"/>
-                <w:rtl w:val="0"/>
-                <w:lang w:val="en-US"/>
-              </w:rPr>
-            </w:pPr>
-            <w:r>
-              <w:rPr>
-                <w:rFonts w:ascii="Helvetica Neue" w:hAnsi="Helvetica Neue"/>
-                <w:sz w:val="20"/>
-                <w:szCs w:val="20"/>
-                <w:shd w:val="nil" w:color="auto" w:fill="auto"/>
-                <w:rtl w:val="0"/>
-                <w:lang w:val="en-US"/>
-              </w:rPr>
-              <w:t>You need {43} more in term life.</w:t>
-            </w:r>
-          </w:p>
-          <w:p>
-            <w:pPr>
-              <w:pStyle w:val="Body A"/>
-              <w:numPr>
-                <w:ilvl w:val="0"/>
-                <w:numId w:val="12"/>
-              </w:numPr>
-              <w:bidi w:val="0"/>
-              <w:spacing w:after="200" w:line="240" w:lineRule="auto"/>
-              <w:ind w:right="0"/>
-              <w:jc w:val="both"/>
-              <w:rPr>
-                <w:rFonts w:ascii="Helvetica Neue" w:hAnsi="Helvetica Neue"/>
-                <w:sz w:val="20"/>
-                <w:szCs w:val="20"/>
-                <w:rtl w:val="0"/>
-                <w:lang w:val="en-US"/>
-              </w:rPr>
-            </w:pPr>
-            <w:r>
-              <w:rPr>
-                <w:rFonts w:ascii="Helvetica Neue" w:hAnsi="Helvetica Neue"/>
-                <w:sz w:val="20"/>
-                <w:szCs w:val="20"/>
-                <w:shd w:val="nil" w:color="auto" w:fill="auto"/>
-                <w:rtl w:val="0"/>
-                <w:lang w:val="en-US"/>
-              </w:rPr>
-              <w:t>You need {44} more in term life.</w:t>
-            </w:r>
-          </w:p>
-          <w:p>
-            <w:pPr>
-              <w:pStyle w:val="Body A"/>
-              <w:numPr>
-                <w:ilvl w:val="0"/>
-                <w:numId w:val="12"/>
-              </w:numPr>
-              <w:bidi w:val="0"/>
-              <w:spacing w:after="200" w:line="240" w:lineRule="auto"/>
-              <w:ind w:right="0"/>
-              <w:jc w:val="both"/>
-              <w:rPr>
-                <w:rFonts w:ascii="Helvetica Neue" w:hAnsi="Helvetica Neue"/>
-                <w:sz w:val="20"/>
-                <w:szCs w:val="20"/>
-                <w:rtl w:val="0"/>
-                <w:lang w:val="en-US"/>
-              </w:rPr>
-            </w:pPr>
-            <w:r>
-              <w:rPr>
-                <w:rFonts w:ascii="Helvetica Neue" w:hAnsi="Helvetica Neue"/>
-                <w:sz w:val="20"/>
-                <w:szCs w:val="20"/>
-                <w:shd w:val="nil" w:color="auto" w:fill="auto"/>
-                <w:rtl w:val="0"/>
-                <w:lang w:val="en-US"/>
-              </w:rPr>
-              <w:t xml:space="preserve">Create your estate plan through </w:t>
-            </w:r>
-            <w:r>
-              <w:rPr>
-                <w:rStyle w:val="Hyperlink.0"/>
-                <w:rFonts w:ascii="Helvetica Neue" w:cs="Helvetica Neue" w:hAnsi="Helvetica Neue" w:eastAsia="Helvetica Neue"/>
-                <w:outline w:val="0"/>
-                <w:color w:val="1155cc"/>
-                <w:sz w:val="20"/>
-                <w:szCs w:val="20"/>
-                <w:u w:val="single" w:color="1155cc"/>
-                <w:shd w:val="nil" w:color="auto" w:fill="auto"/>
-                <w:lang w:val="en-US"/>
-                <w14:textFill>
-                  <w14:solidFill>
-                    <w14:srgbClr w14:val="1155CC"/>
-                  </w14:solidFill>
-                </w14:textFill>
-              </w:rPr>
-              <w:fldChar w:fldCharType="begin" w:fldLock="0"/>
-            </w:r>
-            <w:r>
-              <w:rPr>
-                <w:rStyle w:val="Hyperlink.0"/>
-                <w:rFonts w:ascii="Helvetica Neue" w:cs="Helvetica Neue" w:hAnsi="Helvetica Neue" w:eastAsia="Helvetica Neue"/>
-                <w:outline w:val="0"/>
-                <w:color w:val="1155cc"/>
-                <w:sz w:val="20"/>
-                <w:szCs w:val="20"/>
-                <w:u w:val="single" w:color="1155cc"/>
-                <w:shd w:val="nil" w:color="auto" w:fill="auto"/>
-                <w:lang w:val="en-US"/>
-                <w14:textFill>
-                  <w14:solidFill>
-                    <w14:srgbClr w14:val="1155CC"/>
-                  </w14:solidFill>
-                </w14:textFill>
-              </w:rPr>
-              <w:instrText xml:space="preserve"> HYPERLINK "http://wealth.com"</w:instrText>
-            </w:r>
-            <w:r>
-              <w:rPr>
-                <w:rStyle w:val="Hyperlink.0"/>
-                <w:rFonts w:ascii="Helvetica Neue" w:cs="Helvetica Neue" w:hAnsi="Helvetica Neue" w:eastAsia="Helvetica Neue"/>
-                <w:outline w:val="0"/>
-                <w:color w:val="1155cc"/>
-                <w:sz w:val="20"/>
-                <w:szCs w:val="20"/>
-                <w:u w:val="single" w:color="1155cc"/>
-                <w:shd w:val="nil" w:color="auto" w:fill="auto"/>
-                <w:lang w:val="en-US"/>
-                <w14:textFill>
-                  <w14:solidFill>
-                    <w14:srgbClr w14:val="1155CC"/>
-                  </w14:solidFill>
-                </w14:textFill>
-              </w:rPr>
-              <w:fldChar w:fldCharType="separate" w:fldLock="0"/>
-            </w:r>
-            <w:r>
-              <w:rPr>
-                <w:rStyle w:val="Hyperlink.0"/>
-                <w:rFonts w:ascii="Helvetica Neue" w:hAnsi="Helvetica Neue"/>
-                <w:outline w:val="0"/>
-                <w:color w:val="1155cc"/>
-                <w:sz w:val="20"/>
-                <w:szCs w:val="20"/>
-                <w:u w:val="single" w:color="1155cc"/>
-                <w:shd w:val="nil" w:color="auto" w:fill="auto"/>
-                <w:rtl w:val="0"/>
-                <w:lang w:val="en-US"/>
-                <w14:textFill>
-                  <w14:solidFill>
-                    <w14:srgbClr w14:val="1155CC"/>
-                  </w14:solidFill>
-                </w14:textFill>
-              </w:rPr>
-              <w:t>Wealth.com</w:t>
-            </w:r>
-            <w:r>
-              <w:rPr>
-                <w:rFonts w:ascii="Helvetica Neue" w:cs="Helvetica Neue" w:hAnsi="Helvetica Neue" w:eastAsia="Helvetica Neue"/>
-                <w:sz w:val="20"/>
-                <w:szCs w:val="20"/>
-              </w:rPr>
-              <w:fldChar w:fldCharType="end" w:fldLock="0"/>
-            </w:r>
-            <w:r>
-              <w:rPr>
-                <w:rStyle w:val="None"/>
-                <w:rFonts w:ascii="Helvetica Neue" w:hAnsi="Helvetica Neue"/>
-                <w:sz w:val="20"/>
-                <w:szCs w:val="20"/>
-                <w:shd w:val="nil" w:color="auto" w:fill="auto"/>
-                <w:rtl w:val="0"/>
-                <w:lang w:val="en-US"/>
-              </w:rPr>
-              <w:t xml:space="preserve">. </w:t>
-            </w:r>
-          </w:p>
-          <w:p>
-            <w:pPr>
-              <w:pStyle w:val="Body A"/>
-              <w:numPr>
-                <w:ilvl w:val="0"/>
-                <w:numId w:val="12"/>
-              </w:numPr>
-              <w:bidi w:val="0"/>
-              <w:spacing w:after="200" w:line="240" w:lineRule="auto"/>
-              <w:ind w:right="0"/>
-              <w:jc w:val="both"/>
-              <w:rPr>
-                <w:rFonts w:ascii="Helvetica Neue" w:hAnsi="Helvetica Neue"/>
-                <w:sz w:val="20"/>
-                <w:szCs w:val="20"/>
-                <w:rtl w:val="0"/>
-                <w:lang w:val="en-US"/>
-              </w:rPr>
-            </w:pPr>
-            <w:r>
-              <w:rPr>
-                <w:rStyle w:val="None"/>
-                <w:rFonts w:ascii="Helvetica Neue" w:hAnsi="Helvetica Neue"/>
-                <w:sz w:val="20"/>
-                <w:szCs w:val="20"/>
-                <w:shd w:val="nil" w:color="auto" w:fill="auto"/>
-                <w:rtl w:val="0"/>
-                <w:lang w:val="en-US"/>
-              </w:rPr>
-              <w:t xml:space="preserve">Fund your Living Trust and update your beneficiary designations. </w:t>
+                <w:lang w:val="en-US"/>
+              </w:rPr>
+              <w:t>Placeholder</w:t>
             </w:r>
           </w:p>
         </w:tc>
@@ -5264,6 +5878,7 @@
         <w:pStyle w:val="Body A"/>
         <w:widowControl w:val="0"/>
         <w:spacing w:line="240" w:lineRule="auto"/>
+        <w:ind w:left="216" w:hanging="216"/>
         <w:jc w:val="center"/>
         <w:rPr>
           <w:rStyle w:val="None"/>
@@ -5278,7 +5893,10 @@
     <w:p>
       <w:pPr>
         <w:pStyle w:val="Body A"/>
+        <w:widowControl w:val="0"/>
         <w:spacing w:line="240" w:lineRule="auto"/>
+        <w:ind w:left="108" w:hanging="108"/>
+        <w:jc w:val="center"/>
         <w:rPr>
           <w:rStyle w:val="None"/>
           <w:rFonts w:ascii="Helvetica Neue" w:cs="Helvetica Neue" w:hAnsi="Helvetica Neue" w:eastAsia="Helvetica Neue"/>
@@ -5289,242 +5907,6 @@
         </w:rPr>
       </w:pPr>
     </w:p>
-    <w:p>
-      <w:pPr>
-        <w:pStyle w:val="Body A"/>
-        <w:spacing w:line="240" w:lineRule="auto"/>
-        <w:rPr>
-          <w:rStyle w:val="None"/>
-          <w:rFonts w:ascii="Helvetica Neue" w:cs="Helvetica Neue" w:hAnsi="Helvetica Neue" w:eastAsia="Helvetica Neue"/>
-          <w:b w:val="1"/>
-          <w:bCs w:val="1"/>
-          <w:sz w:val="20"/>
-          <w:szCs w:val="20"/>
-        </w:rPr>
-      </w:pPr>
-    </w:p>
-    <w:tbl>
-      <w:tblPr>
-        <w:tblW w:w="8792" w:type="dxa"/>
-        <w:jc w:val="center"/>
-        <w:tblInd w:w="108" w:type="dxa"/>
-        <w:tblBorders>
-          <w:top w:val="single" w:color="ffffff" w:sz="8" w:space="0" w:shadow="0" w:frame="0"/>
-          <w:left w:val="single" w:color="ffffff" w:sz="8" w:space="0" w:shadow="0" w:frame="0"/>
-          <w:bottom w:val="single" w:color="ffffff" w:sz="8" w:space="0" w:shadow="0" w:frame="0"/>
-          <w:right w:val="single" w:color="ffffff" w:sz="8" w:space="0" w:shadow="0" w:frame="0"/>
-          <w:insideH w:val="single" w:color="ffffff" w:sz="8" w:space="0" w:shadow="0" w:frame="0"/>
-          <w:insideV w:val="single" w:color="ffffff" w:sz="8" w:space="0" w:shadow="0" w:frame="0"/>
-        </w:tblBorders>
-        <w:shd w:val="clear" w:color="auto" w:fill="ced7e7"/>
-        <w:tblLayout w:type="fixed"/>
-      </w:tblPr>
-      <w:tblGrid>
-        <w:gridCol w:w="8792"/>
-      </w:tblGrid>
-      <w:tr>
-        <w:tblPrEx>
-          <w:shd w:val="clear" w:color="auto" w:fill="ced7e7"/>
-        </w:tblPrEx>
-        <w:trPr>
-          <w:trHeight w:val="254" w:hRule="atLeast"/>
-        </w:trPr>
-        <w:tc>
-          <w:tcPr>
-            <w:tcW w:type="dxa" w:w="8792"/>
-            <w:tcBorders>
-              <w:top w:val="single" w:color="000000" w:sz="8" w:space="0" w:shadow="0" w:frame="0"/>
-              <w:left w:val="single" w:color="000000" w:sz="8" w:space="0" w:shadow="0" w:frame="0"/>
-              <w:bottom w:val="single" w:color="000000" w:sz="8" w:space="0" w:shadow="0" w:frame="0"/>
-              <w:right w:val="single" w:color="000000" w:sz="8" w:space="0" w:shadow="0" w:frame="0"/>
-            </w:tcBorders>
-            <w:shd w:val="clear" w:color="auto" w:fill="c2d7f9"/>
-            <w:tcMar>
-              <w:top w:type="dxa" w:w="80"/>
-              <w:left w:type="dxa" w:w="80"/>
-              <w:bottom w:type="dxa" w:w="80"/>
-              <w:right w:type="dxa" w:w="80"/>
-            </w:tcMar>
-            <w:vAlign w:val="top"/>
-          </w:tcPr>
-          <w:p>
-            <w:pPr>
-              <w:pStyle w:val="Body A"/>
-              <w:widowControl w:val="0"/>
-              <w:spacing w:line="240" w:lineRule="auto"/>
-              <w:jc w:val="center"/>
-            </w:pPr>
-            <w:r>
-              <w:rPr>
-                <w:rStyle w:val="None"/>
-                <w:rFonts w:ascii="Helvetica Neue" w:hAnsi="Helvetica Neue"/>
-                <w:b w:val="1"/>
-                <w:bCs w:val="1"/>
-                <w:sz w:val="20"/>
-                <w:szCs w:val="20"/>
-                <w:shd w:val="nil" w:color="auto" w:fill="auto"/>
-                <w:rtl w:val="0"/>
-                <w:lang w:val="en-US"/>
-              </w:rPr>
-              <w:t>TAX PLANNING</w:t>
-            </w:r>
-          </w:p>
-        </w:tc>
-      </w:tr>
-      <w:tr>
-        <w:tblPrEx>
-          <w:shd w:val="clear" w:color="auto" w:fill="ced7e7"/>
-        </w:tblPrEx>
-        <w:trPr>
-          <w:trHeight w:val="1920" w:hRule="atLeast"/>
-        </w:trPr>
-        <w:tc>
-          <w:tcPr>
-            <w:tcW w:type="dxa" w:w="8792"/>
-            <w:tcBorders>
-              <w:top w:val="single" w:color="000000" w:sz="8" w:space="0" w:shadow="0" w:frame="0"/>
-              <w:left w:val="single" w:color="000000" w:sz="8" w:space="0" w:shadow="0" w:frame="0"/>
-              <w:bottom w:val="single" w:color="000000" w:sz="8" w:space="0" w:shadow="0" w:frame="0"/>
-              <w:right w:val="single" w:color="000000" w:sz="8" w:space="0" w:shadow="0" w:frame="0"/>
-            </w:tcBorders>
-            <w:shd w:val="clear" w:color="auto" w:fill="auto"/>
-            <w:tcMar>
-              <w:top w:type="dxa" w:w="80"/>
-              <w:left w:type="dxa" w:w="80"/>
-              <w:bottom w:type="dxa" w:w="80"/>
-              <w:right w:type="dxa" w:w="80"/>
-            </w:tcMar>
-            <w:vAlign w:val="top"/>
-          </w:tcPr>
-          <w:p>
-            <w:pPr>
-              <w:pStyle w:val="Body A"/>
-              <w:spacing w:after="200"/>
-              <w:jc w:val="both"/>
-              <w:rPr>
-                <w:rStyle w:val="None"/>
-                <w:rFonts w:ascii="Helvetica Neue" w:cs="Helvetica Neue" w:hAnsi="Helvetica Neue" w:eastAsia="Helvetica Neue"/>
-                <w:sz w:val="20"/>
-                <w:szCs w:val="20"/>
-                <w:shd w:val="nil" w:color="auto" w:fill="auto"/>
-              </w:rPr>
-            </w:pPr>
-            <w:r>
-              <w:rPr>
-                <w:rStyle w:val="None"/>
-                <w:rFonts w:ascii="Helvetica Neue" w:hAnsi="Helvetica Neue"/>
-                <w:sz w:val="20"/>
-                <w:szCs w:val="20"/>
-                <w:shd w:val="nil" w:color="auto" w:fill="auto"/>
-                <w:rtl w:val="0"/>
-                <w:lang w:val="en-US"/>
-              </w:rPr>
-              <w:t>Placeholder</w:t>
-            </w:r>
-          </w:p>
-          <w:p>
-            <w:pPr>
-              <w:pStyle w:val="Body A"/>
-              <w:bidi w:val="0"/>
-              <w:spacing w:after="200"/>
-              <w:ind w:left="0" w:right="0" w:firstLine="0"/>
-              <w:jc w:val="both"/>
-              <w:rPr>
-                <w:rStyle w:val="None"/>
-                <w:rFonts w:ascii="Helvetica Neue" w:cs="Helvetica Neue" w:hAnsi="Helvetica Neue" w:eastAsia="Helvetica Neue"/>
-                <w:i w:val="1"/>
-                <w:iCs w:val="1"/>
-                <w:sz w:val="20"/>
-                <w:szCs w:val="20"/>
-                <w:shd w:val="nil" w:color="auto" w:fill="auto"/>
-                <w:rtl w:val="0"/>
-              </w:rPr>
-            </w:pPr>
-            <w:r>
-              <w:rPr>
-                <w:rStyle w:val="None"/>
-                <w:rFonts w:ascii="Helvetica Neue" w:hAnsi="Helvetica Neue"/>
-                <w:i w:val="1"/>
-                <w:iCs w:val="1"/>
-                <w:sz w:val="20"/>
-                <w:szCs w:val="20"/>
-                <w:shd w:val="nil" w:color="auto" w:fill="auto"/>
-                <w:rtl w:val="0"/>
-                <w:lang w:val="en-US"/>
-              </w:rPr>
-              <w:t xml:space="preserve">Before making any changes - consult a tax professional, CPA, or tax attorney as I am not a tax or legal advisor. </w:t>
-            </w:r>
-          </w:p>
-          <w:p>
-            <w:pPr>
-              <w:pStyle w:val="Body A"/>
-              <w:bidi w:val="0"/>
-              <w:spacing w:after="200" w:line="240" w:lineRule="auto"/>
-              <w:ind w:left="0" w:right="0" w:firstLine="0"/>
-              <w:jc w:val="both"/>
-              <w:rPr>
-                <w:rStyle w:val="None"/>
-                <w:rFonts w:ascii="Helvetica Neue" w:cs="Helvetica Neue" w:hAnsi="Helvetica Neue" w:eastAsia="Helvetica Neue"/>
-                <w:b w:val="1"/>
-                <w:bCs w:val="1"/>
-                <w:sz w:val="20"/>
-                <w:szCs w:val="20"/>
-                <w:shd w:val="nil" w:color="auto" w:fill="auto"/>
-                <w:rtl w:val="0"/>
-              </w:rPr>
-            </w:pPr>
-            <w:r>
-              <w:rPr>
-                <w:rStyle w:val="None"/>
-                <w:rFonts w:ascii="Helvetica Neue" w:hAnsi="Helvetica Neue"/>
-                <w:b w:val="1"/>
-                <w:bCs w:val="1"/>
-                <w:sz w:val="20"/>
-                <w:szCs w:val="20"/>
-                <w:shd w:val="nil" w:color="auto" w:fill="auto"/>
-                <w:rtl w:val="0"/>
-                <w:lang w:val="en-US"/>
-              </w:rPr>
-              <w:t xml:space="preserve">ACTION ITEMS: </w:t>
-            </w:r>
-          </w:p>
-          <w:p>
-            <w:pPr>
-              <w:pStyle w:val="Body A"/>
-              <w:numPr>
-                <w:ilvl w:val="0"/>
-                <w:numId w:val="13"/>
-              </w:numPr>
-              <w:bidi w:val="0"/>
-              <w:spacing w:after="200"/>
-              <w:ind w:right="0"/>
-              <w:jc w:val="both"/>
-              <w:rPr>
-                <w:rFonts w:ascii="Helvetica Neue" w:hAnsi="Helvetica Neue"/>
-                <w:sz w:val="20"/>
-                <w:szCs w:val="20"/>
-                <w:rtl w:val="0"/>
-                <w:lang w:val="en-US"/>
-              </w:rPr>
-            </w:pPr>
-            <w:r>
-              <w:rPr>
-                <w:rStyle w:val="None"/>
-                <w:rFonts w:ascii="Helvetica Neue" w:hAnsi="Helvetica Neue"/>
-                <w:b w:val="1"/>
-                <w:bCs w:val="1"/>
-                <w:sz w:val="20"/>
-                <w:szCs w:val="20"/>
-                <w:shd w:val="nil" w:color="auto" w:fill="auto"/>
-                <w:rtl w:val="0"/>
-                <w:lang w:val="en-US"/>
-              </w:rPr>
-              <w:t>Placeholder</w:t>
-            </w:r>
-          </w:p>
-        </w:tc>
-      </w:tr>
-    </w:tbl>
     <w:p>
       <w:pPr>
         <w:pStyle w:val="Body A"/>
@@ -5978,7 +6360,7 @@
               <wp:positionV relativeFrom="page">
                 <wp:posOffset>231140</wp:posOffset>
               </wp:positionV>
-              <wp:extent cx="1700784" cy="1024128"/>
+              <wp:extent cx="1700785" cy="1024130"/>
               <wp:effectExtent l="0" t="0" r="0" b="0"/>
               <wp:wrapNone/>
               <wp:docPr id="1073741828" name="officeArt object" descr="Group 159"/>
@@ -5990,9 +6372,9 @@
                     <wpg:grpSpPr>
                       <a:xfrm>
                         <a:off x="0" y="0"/>
-                        <a:ext cx="1700784" cy="1024128"/>
+                        <a:ext cx="1700785" cy="1024130"/>
                         <a:chOff x="0" y="0"/>
-                        <a:chExt cx="1700783" cy="1024127"/>
+                        <a:chExt cx="1700785" cy="1024129"/>
                       </a:xfrm>
                     </wpg:grpSpPr>
                     <wps:wsp>
@@ -6001,7 +6383,7 @@
                       <wps:spPr>
                         <a:xfrm>
                           <a:off x="0" y="0"/>
-                          <a:ext cx="1700784" cy="1024128"/>
+                          <a:ext cx="1700785" cy="1024130"/>
                         </a:xfrm>
                         <a:prstGeom prst="rect">
                           <a:avLst/>
@@ -6025,7 +6407,7 @@
                       <wps:spPr>
                         <a:xfrm>
                           <a:off x="228599" y="0"/>
-                          <a:ext cx="1463041" cy="1014984"/>
+                          <a:ext cx="1463044" cy="1014986"/>
                         </a:xfrm>
                         <a:custGeom>
                           <a:avLst/>
@@ -6084,7 +6466,7 @@
                       <wps:spPr>
                         <a:xfrm>
                           <a:off x="228600" y="0"/>
-                          <a:ext cx="1472184" cy="1024128"/>
+                          <a:ext cx="1472186" cy="1024130"/>
                         </a:xfrm>
                         <a:prstGeom prst="rect">
                           <a:avLst/>
@@ -6112,17 +6494,17 @@
         </mc:Choice>
         <mc:Fallback>
           <w:pict>
-            <v:group id="_x0000_s1026" style="visibility:visible;position:absolute;margin-left:0.0pt;margin-top:18.2pt;width:133.9pt;height:80.6pt;z-index:-251658240;mso-position-horizontal:absolute;mso-position-horizontal-relative:page;mso-position-vertical:absolute;mso-position-vertical-relative:page;mso-wrap-distance-left:12.0pt;mso-wrap-distance-top:12.0pt;mso-wrap-distance-right:12.0pt;mso-wrap-distance-bottom:12.0pt;" coordorigin="0,0" coordsize="1700784,1024128">
+            <v:group id="_x0000_s1026" style="visibility:visible;position:absolute;margin-left:0.0pt;margin-top:18.2pt;width:133.9pt;height:80.6pt;z-index:-251658240;mso-position-horizontal:absolute;mso-position-horizontal-relative:page;mso-position-vertical:absolute;mso-position-vertical-relative:page;mso-wrap-distance-left:12.0pt;mso-wrap-distance-top:12.0pt;mso-wrap-distance-right:12.0pt;mso-wrap-distance-bottom:12.0pt;" coordorigin="0,0" coordsize="1700785,1024129">
               <w10:wrap type="none" side="bothSides" anchorx="page" anchory="page"/>
-              <v:rect id="_x0000_s1027" style="position:absolute;left:0;top:0;width:1700784;height:1024128;">
+              <v:rect id="_x0000_s1027" style="position:absolute;left:0;top:0;width:1700785;height:1024129;">
                 <v:fill color="#FFFFFF" opacity="0.0%" type="solid"/>
                 <v:stroke on="f" weight="1.0pt" dashstyle="solid" endcap="flat" miterlimit="400.0%" joinstyle="miter" linestyle="single" startarrow="none" startarrowwidth="medium" startarrowlength="medium" endarrow="none" endarrowwidth="medium" endarrowlength="medium"/>
               </v:rect>
-              <v:shape id="_x0000_s1028" style="position:absolute;left:228600;top:0;width:1463040;height:1014984;" coordorigin="0,0" coordsize="21600,21600" path="M 0,0 L 21600,0 L 13443,8012 L 0,21600 L 0,0 X E">
+              <v:shape id="_x0000_s1028" style="position:absolute;left:228599;top:0;width:1463043;height:1014986;" coordorigin="0,0" coordsize="21600,21600" path="M 0,0 L 21600,0 L 13443,8012 L 0,21600 L 0,0 X E">
                 <v:fill color="#4F81BD" opacity="100.0%" type="solid"/>
                 <v:stroke on="f" weight="1.0pt" dashstyle="solid" endcap="flat" miterlimit="400.0%" joinstyle="miter" linestyle="single" startarrow="none" startarrowwidth="medium" startarrowlength="medium" endarrow="none" endarrowwidth="medium" endarrowlength="medium"/>
               </v:shape>
-              <v:rect id="_x0000_s1029" style="position:absolute;left:228600;top:0;width:1472184;height:1024128;">
+              <v:rect id="_x0000_s1029" style="position:absolute;left:228600;top:0;width:1472185;height:1024129;">
                 <v:fill r:id="rId1" o:title="image1.png" rotate="t" type="frame"/>
                 <v:stroke on="f" weight="1.0pt" dashstyle="solid" endcap="flat" miterlimit="400.0%" joinstyle="miter" linestyle="single" startarrow="none" startarrowwidth="medium" startarrowlength="medium" endarrow="none" endarrowwidth="medium" endarrowlength="medium"/>
               </v:rect>
@@ -6133,7 +6515,9 @@
     </w:r>
     <w:r>
       <w:rPr>
+        <w:rStyle w:val="None A"/>
         <w:rtl w:val="0"/>
+        <w:lang w:val="en-US"/>
       </w:rPr>
       <w:t xml:space="preserve">              </w:t>
     </w:r>
@@ -6152,24 +6536,7 @@
           </w14:solidFill>
         </w14:textFill>
       </w:rPr>
-      <w:t xml:space="preserve">            </w:t>
-    </w:r>
-    <w:r>
-      <w:rPr>
-        <w:outline w:val="0"/>
-        <w:color w:val="000000"/>
-        <w:sz w:val="28"/>
-        <w:szCs w:val="28"/>
-        <w:u w:color="000000"/>
-        <w:rtl w:val="0"/>
-        <w:lang w:val="en-US"/>
-        <w14:textFill>
-          <w14:solidFill>
-            <w14:srgbClr w14:val="000000"/>
-          </w14:solidFill>
-        </w14:textFill>
-      </w:rPr>
-      <w:t xml:space="preserve">    </w:t>
+      <w:t xml:space="preserve">                </w:t>
     </w:r>
     <w:r>
       <w:rPr>
@@ -9989,6 +10356,12 @@
           <w14:srgbClr w14:val="000000"/>
         </w14:solidFill>
       </w14:textFill>
+    </w:rPr>
+  </w:style>
+  <w:style w:type="character" w:styleId="None A">
+    <w:name w:val="None A"/>
+    <w:rPr>
+      <w:lang w:val="en-US"/>
     </w:rPr>
   </w:style>
   <w:style w:type="paragraph" w:styleId="Header &amp; Footer">

--- a/templates/templateFile.docx
+++ b/templates/templateFile.docx
@@ -95,7 +95,7 @@
       <w:tblPr>
         <w:tblW w:w="8792" w:type="dxa"/>
         <w:jc w:val="center"/>
-        <w:tblInd w:w="432" w:type="dxa"/>
+        <w:tblInd w:w="540" w:type="dxa"/>
         <w:tblBorders>
           <w:top w:val="single" w:color="ffffff" w:sz="8" w:space="0" w:shadow="0" w:frame="0"/>
           <w:left w:val="single" w:color="ffffff" w:sz="8" w:space="0" w:shadow="0" w:frame="0"/>
@@ -115,7 +115,7 @@
           <w:shd w:val="clear" w:color="auto" w:fill="ced7e7"/>
         </w:tblPrEx>
         <w:trPr>
-          <w:trHeight w:val="314" w:hRule="atLeast"/>
+          <w:trHeight w:val="334" w:hRule="atLeast"/>
         </w:trPr>
         <w:tc>
           <w:tcPr>
@@ -163,7 +163,7 @@
           <w:shd w:val="clear" w:color="auto" w:fill="ced7e7"/>
         </w:tblPrEx>
         <w:trPr>
-          <w:trHeight w:val="3434" w:hRule="atLeast"/>
+          <w:trHeight w:val="3454" w:hRule="atLeast"/>
         </w:trPr>
         <w:tc>
           <w:tcPr>
@@ -194,7 +194,7 @@
                 <w:bCs w:val="1"/>
                 <w:sz w:val="20"/>
                 <w:szCs w:val="20"/>
-                <w:lang w:val="en-US"/>
+                <w:shd w:val="nil" w:color="auto" w:fill="auto"/>
               </w:rPr>
             </w:pPr>
             <w:r>
@@ -214,22 +214,21 @@
           <w:p>
             <w:pPr>
               <w:pStyle w:val="Body A"/>
+              <w:bidi w:val="0"/>
               <w:spacing w:line="240" w:lineRule="auto"/>
-              <w:jc w:val="both"/>
-              <w:rPr>
-                <w:rFonts w:ascii="Helvetica Neue" w:cs="Helvetica Neue" w:hAnsi="Helvetica Neue" w:eastAsia="Helvetica Neue"/>
-                <w:b w:val="0"/>
-                <w:bCs w:val="0"/>
-                <w:sz w:val="20"/>
-                <w:szCs w:val="20"/>
-                <w:lang w:val="en-US"/>
-              </w:rPr>
-            </w:pPr>
-            <w:r>
-              <w:rPr>
-                <w:rFonts w:ascii="Helvetica Neue" w:hAnsi="Helvetica Neue"/>
-                <w:b w:val="0"/>
-                <w:bCs w:val="0"/>
+              <w:ind w:left="0" w:right="0" w:firstLine="0"/>
+              <w:jc w:val="both"/>
+              <w:rPr>
+                <w:rFonts w:ascii="Helvetica Neue" w:cs="Helvetica Neue" w:hAnsi="Helvetica Neue" w:eastAsia="Helvetica Neue"/>
+                <w:sz w:val="20"/>
+                <w:szCs w:val="20"/>
+                <w:shd w:val="nil" w:color="auto" w:fill="auto"/>
+                <w:rtl w:val="0"/>
+              </w:rPr>
+            </w:pPr>
+            <w:r>
+              <w:rPr>
+                <w:rFonts w:ascii="Helvetica Neue" w:hAnsi="Helvetica Neue"/>
                 <w:sz w:val="20"/>
                 <w:szCs w:val="20"/>
                 <w:shd w:val="nil" w:color="auto" w:fill="auto"/>
@@ -242,20 +241,24 @@
           <w:p>
             <w:pPr>
               <w:pStyle w:val="Body A"/>
+              <w:bidi w:val="0"/>
               <w:spacing w:line="240" w:lineRule="auto"/>
-              <w:jc w:val="both"/>
-              <w:rPr>
-                <w:rFonts w:ascii="Helvetica Neue" w:cs="Helvetica Neue" w:hAnsi="Helvetica Neue" w:eastAsia="Helvetica Neue"/>
-                <w:sz w:val="20"/>
-                <w:szCs w:val="20"/>
-                <w:lang w:val="en-US"/>
-              </w:rPr>
-            </w:pPr>
-            <w:r>
-              <w:rPr>
-                <w:rFonts w:ascii="Helvetica Neue" w:hAnsi="Helvetica Neue"/>
-                <w:sz w:val="20"/>
-                <w:szCs w:val="20"/>
+              <w:ind w:left="0" w:right="0" w:firstLine="0"/>
+              <w:jc w:val="both"/>
+              <w:rPr>
+                <w:rFonts w:ascii="Helvetica Neue" w:cs="Helvetica Neue" w:hAnsi="Helvetica Neue" w:eastAsia="Helvetica Neue"/>
+                <w:sz w:val="20"/>
+                <w:szCs w:val="20"/>
+                <w:shd w:val="nil" w:color="auto" w:fill="auto"/>
+                <w:rtl w:val="0"/>
+              </w:rPr>
+            </w:pPr>
+            <w:r>
+              <w:rPr>
+                <w:rFonts w:ascii="Helvetica Neue" w:hAnsi="Helvetica Neue"/>
+                <w:sz w:val="20"/>
+                <w:szCs w:val="20"/>
+                <w:shd w:val="nil" w:color="auto" w:fill="auto"/>
                 <w:rtl w:val="0"/>
                 <w:lang w:val="en-US"/>
               </w:rPr>
@@ -265,20 +268,24 @@
           <w:p>
             <w:pPr>
               <w:pStyle w:val="Body A"/>
+              <w:bidi w:val="0"/>
               <w:spacing w:line="240" w:lineRule="auto"/>
-              <w:jc w:val="both"/>
-              <w:rPr>
-                <w:rFonts w:ascii="Helvetica Neue" w:cs="Helvetica Neue" w:hAnsi="Helvetica Neue" w:eastAsia="Helvetica Neue"/>
-                <w:sz w:val="20"/>
-                <w:szCs w:val="20"/>
-                <w:lang w:val="en-US"/>
-              </w:rPr>
-            </w:pPr>
-            <w:r>
-              <w:rPr>
-                <w:rFonts w:ascii="Helvetica Neue" w:hAnsi="Helvetica Neue"/>
-                <w:sz w:val="20"/>
-                <w:szCs w:val="20"/>
+              <w:ind w:left="0" w:right="0" w:firstLine="0"/>
+              <w:jc w:val="both"/>
+              <w:rPr>
+                <w:rFonts w:ascii="Helvetica Neue" w:cs="Helvetica Neue" w:hAnsi="Helvetica Neue" w:eastAsia="Helvetica Neue"/>
+                <w:sz w:val="20"/>
+                <w:szCs w:val="20"/>
+                <w:shd w:val="nil" w:color="auto" w:fill="auto"/>
+                <w:rtl w:val="0"/>
+              </w:rPr>
+            </w:pPr>
+            <w:r>
+              <w:rPr>
+                <w:rFonts w:ascii="Helvetica Neue" w:hAnsi="Helvetica Neue"/>
+                <w:sz w:val="20"/>
+                <w:szCs w:val="20"/>
+                <w:shd w:val="nil" w:color="auto" w:fill="auto"/>
                 <w:rtl w:val="0"/>
                 <w:lang w:val="en-US"/>
               </w:rPr>
@@ -288,20 +295,24 @@
           <w:p>
             <w:pPr>
               <w:pStyle w:val="Body A"/>
+              <w:bidi w:val="0"/>
               <w:spacing w:line="240" w:lineRule="auto"/>
-              <w:jc w:val="both"/>
-              <w:rPr>
-                <w:rFonts w:ascii="Helvetica Neue" w:cs="Helvetica Neue" w:hAnsi="Helvetica Neue" w:eastAsia="Helvetica Neue"/>
-                <w:sz w:val="20"/>
-                <w:szCs w:val="20"/>
-                <w:lang w:val="en-US"/>
-              </w:rPr>
-            </w:pPr>
-            <w:r>
-              <w:rPr>
-                <w:rFonts w:ascii="Helvetica Neue" w:hAnsi="Helvetica Neue"/>
-                <w:sz w:val="20"/>
-                <w:szCs w:val="20"/>
+              <w:ind w:left="0" w:right="0" w:firstLine="0"/>
+              <w:jc w:val="both"/>
+              <w:rPr>
+                <w:rFonts w:ascii="Helvetica Neue" w:cs="Helvetica Neue" w:hAnsi="Helvetica Neue" w:eastAsia="Helvetica Neue"/>
+                <w:sz w:val="20"/>
+                <w:szCs w:val="20"/>
+                <w:shd w:val="nil" w:color="auto" w:fill="auto"/>
+                <w:rtl w:val="0"/>
+              </w:rPr>
+            </w:pPr>
+            <w:r>
+              <w:rPr>
+                <w:rFonts w:ascii="Helvetica Neue" w:hAnsi="Helvetica Neue"/>
+                <w:sz w:val="20"/>
+                <w:szCs w:val="20"/>
+                <w:shd w:val="nil" w:color="auto" w:fill="auto"/>
                 <w:rtl w:val="0"/>
                 <w:lang w:val="en-US"/>
               </w:rPr>
@@ -311,20 +322,24 @@
           <w:p>
             <w:pPr>
               <w:pStyle w:val="Body A"/>
+              <w:bidi w:val="0"/>
               <w:spacing w:line="240" w:lineRule="auto"/>
-              <w:jc w:val="both"/>
-              <w:rPr>
-                <w:rFonts w:ascii="Helvetica Neue" w:cs="Helvetica Neue" w:hAnsi="Helvetica Neue" w:eastAsia="Helvetica Neue"/>
-                <w:sz w:val="20"/>
-                <w:szCs w:val="20"/>
-                <w:shd w:val="nil" w:color="auto" w:fill="auto"/>
-              </w:rPr>
-            </w:pPr>
-            <w:r>
-              <w:rPr>
-                <w:rFonts w:ascii="Helvetica Neue" w:hAnsi="Helvetica Neue"/>
-                <w:sz w:val="20"/>
-                <w:szCs w:val="20"/>
+              <w:ind w:left="0" w:right="0" w:firstLine="0"/>
+              <w:jc w:val="both"/>
+              <w:rPr>
+                <w:rFonts w:ascii="Helvetica Neue" w:cs="Helvetica Neue" w:hAnsi="Helvetica Neue" w:eastAsia="Helvetica Neue"/>
+                <w:sz w:val="20"/>
+                <w:szCs w:val="20"/>
+                <w:shd w:val="nil" w:color="auto" w:fill="auto"/>
+                <w:rtl w:val="0"/>
+              </w:rPr>
+            </w:pPr>
+            <w:r>
+              <w:rPr>
+                <w:rFonts w:ascii="Helvetica Neue" w:hAnsi="Helvetica Neue"/>
+                <w:sz w:val="20"/>
+                <w:szCs w:val="20"/>
+                <w:shd w:val="nil" w:color="auto" w:fill="auto"/>
                 <w:rtl w:val="0"/>
                 <w:lang w:val="en-US"/>
               </w:rPr>
@@ -359,8 +374,8 @@
                 <w:bCs w:val="1"/>
                 <w:sz w:val="20"/>
                 <w:szCs w:val="20"/>
-                <w:rtl w:val="0"/>
-                <w:lang w:val="en-US"/>
+                <w:shd w:val="nil" w:color="auto" w:fill="auto"/>
+                <w:rtl w:val="0"/>
               </w:rPr>
             </w:pPr>
             <w:r>
@@ -388,15 +403,16 @@
                 <w:rFonts w:ascii="Helvetica Neue" w:cs="Helvetica Neue" w:hAnsi="Helvetica Neue" w:eastAsia="Helvetica Neue"/>
                 <w:sz w:val="20"/>
                 <w:szCs w:val="20"/>
-                <w:rtl w:val="0"/>
-                <w:lang w:val="en-US"/>
-              </w:rPr>
-            </w:pPr>
-            <w:r>
-              <w:rPr>
-                <w:rFonts w:ascii="Helvetica Neue" w:hAnsi="Helvetica Neue"/>
-                <w:sz w:val="20"/>
-                <w:szCs w:val="20"/>
+                <w:shd w:val="nil" w:color="auto" w:fill="auto"/>
+                <w:rtl w:val="0"/>
+              </w:rPr>
+            </w:pPr>
+            <w:r>
+              <w:rPr>
+                <w:rFonts w:ascii="Helvetica Neue" w:hAnsi="Helvetica Neue"/>
+                <w:sz w:val="20"/>
+                <w:szCs w:val="20"/>
+                <w:shd w:val="nil" w:color="auto" w:fill="auto"/>
                 <w:rtl w:val="0"/>
                 <w:lang w:val="en-US"/>
               </w:rPr>
@@ -423,6 +439,7 @@
                 <w:rFonts w:ascii="Helvetica Neue" w:hAnsi="Helvetica Neue"/>
                 <w:sz w:val="20"/>
                 <w:szCs w:val="20"/>
+                <w:shd w:val="nil" w:color="auto" w:fill="auto"/>
                 <w:rtl w:val="0"/>
                 <w:lang w:val="en-US"/>
               </w:rPr>
@@ -456,8 +473,8 @@
                 <w:bCs w:val="1"/>
                 <w:sz w:val="20"/>
                 <w:szCs w:val="20"/>
-                <w:rtl w:val="0"/>
-                <w:lang w:val="en-US"/>
+                <w:shd w:val="nil" w:color="auto" w:fill="auto"/>
+                <w:rtl w:val="0"/>
               </w:rPr>
             </w:pPr>
             <w:r>
@@ -501,6 +518,7 @@
                 <w:rFonts w:ascii="Helvetica Neue" w:hAnsi="Helvetica Neue"/>
                 <w:sz w:val="20"/>
                 <w:szCs w:val="20"/>
+                <w:shd w:val="nil" w:color="auto" w:fill="auto"/>
                 <w:rtl w:val="0"/>
                 <w:lang w:val="en-US"/>
               </w:rPr>
@@ -510,6 +528,22 @@
         </w:tc>
       </w:tr>
     </w:tbl>
+    <w:p>
+      <w:pPr>
+        <w:pStyle w:val="Body A"/>
+        <w:widowControl w:val="0"/>
+        <w:spacing w:line="240" w:lineRule="auto"/>
+        <w:ind w:left="432" w:hanging="432"/>
+        <w:jc w:val="center"/>
+        <w:rPr>
+          <w:rFonts w:ascii="Helvetica Neue" w:cs="Helvetica Neue" w:hAnsi="Helvetica Neue" w:eastAsia="Helvetica Neue"/>
+          <w:b w:val="1"/>
+          <w:bCs w:val="1"/>
+          <w:sz w:val="20"/>
+          <w:szCs w:val="20"/>
+        </w:rPr>
+      </w:pPr>
+    </w:p>
     <w:p>
       <w:pPr>
         <w:pStyle w:val="Body A"/>
@@ -603,7 +637,7 @@
       <w:tblPr>
         <w:tblW w:w="8800" w:type="dxa"/>
         <w:jc w:val="center"/>
-        <w:tblInd w:w="432" w:type="dxa"/>
+        <w:tblInd w:w="540" w:type="dxa"/>
         <w:tblBorders>
           <w:top w:val="single" w:color="ffffff" w:sz="8" w:space="0" w:shadow="0" w:frame="0"/>
           <w:left w:val="single" w:color="ffffff" w:sz="8" w:space="0" w:shadow="0" w:frame="0"/>
@@ -623,7 +657,7 @@
           <w:shd w:val="clear" w:color="auto" w:fill="ced7e7"/>
         </w:tblPrEx>
         <w:trPr>
-          <w:trHeight w:val="314" w:hRule="atLeast"/>
+          <w:trHeight w:val="334" w:hRule="atLeast"/>
         </w:trPr>
         <w:tc>
           <w:tcPr>
@@ -671,7 +705,7 @@
           <w:shd w:val="clear" w:color="auto" w:fill="ced7e7"/>
         </w:tblPrEx>
         <w:trPr>
-          <w:trHeight w:val="10258" w:hRule="atLeast"/>
+          <w:trHeight w:val="10278" w:hRule="atLeast"/>
         </w:trPr>
         <w:tc>
           <w:tcPr>
@@ -863,8 +897,8 @@
                 <w:bCs w:val="1"/>
                 <w:sz w:val="20"/>
                 <w:szCs w:val="20"/>
-                <w:rtl w:val="0"/>
-                <w:lang w:val="en-US"/>
+                <w:shd w:val="nil" w:color="auto" w:fill="auto"/>
+                <w:rtl w:val="0"/>
               </w:rPr>
             </w:pPr>
             <w:r>
@@ -894,74 +928,22 @@
                 <w:bCs w:val="1"/>
                 <w:sz w:val="20"/>
                 <w:szCs w:val="20"/>
-                <w:rtl w:val="0"/>
-                <w:lang w:val="en-US"/>
-              </w:rPr>
-            </w:pPr>
-            <w:r>
-              <w:rPr>
-                <w:rFonts w:ascii="Helvetica Neue" w:hAnsi="Helvetica Neue"/>
-                <w:b w:val="1"/>
-                <w:bCs w:val="1"/>
-                <w:sz w:val="20"/>
-                <w:szCs w:val="20"/>
-                <w:shd w:val="nil" w:color="auto" w:fill="auto"/>
-                <w:rtl w:val="0"/>
-                <w:lang w:val="en-US"/>
-              </w:rPr>
-              <w:t>Continue to use Monarch Money via our sponsored account</w:t>
-            </w:r>
-            <w:r>
-              <w:rPr>
-                <w:rFonts w:ascii="Helvetica Neue" w:hAnsi="Helvetica Neue"/>
-                <w:b w:val="1"/>
-                <w:bCs w:val="1"/>
-                <w:sz w:val="20"/>
-                <w:szCs w:val="20"/>
-                <w:shd w:val="nil" w:color="auto" w:fill="auto"/>
-                <w:rtl w:val="0"/>
-                <w:lang w:val="en-US"/>
-              </w:rPr>
-              <w:t xml:space="preserve">. Load the app on your phone. </w:t>
-            </w:r>
-            <w:r>
-              <w:rPr>
-                <w:rFonts w:ascii="Helvetica Neue" w:hAnsi="Helvetica Neue"/>
-                <w:b w:val="1"/>
-                <w:bCs w:val="1"/>
-                <w:sz w:val="20"/>
-                <w:szCs w:val="20"/>
-                <w:shd w:val="nil" w:color="auto" w:fill="auto"/>
-                <w:rtl w:val="0"/>
-                <w:lang w:val="en-US"/>
-              </w:rPr>
-              <w:t xml:space="preserve">Target spending </w:t>
-            </w:r>
-            <w:r>
-              <w:rPr>
-                <w:rFonts w:ascii="Helvetica Neue" w:hAnsi="Helvetica Neue"/>
-                <w:b w:val="1"/>
-                <w:bCs w:val="1"/>
-                <w:sz w:val="20"/>
-                <w:szCs w:val="20"/>
-                <w:shd w:val="nil" w:color="auto" w:fill="auto"/>
-                <w:rtl w:val="0"/>
-                <w:lang w:val="en-US"/>
-              </w:rPr>
-              <w:t>{12}</w:t>
-            </w:r>
-            <w:r>
-              <w:rPr>
-                <w:rFonts w:ascii="Helvetica Neue" w:hAnsi="Helvetica Neue"/>
-                <w:b w:val="1"/>
-                <w:bCs w:val="1"/>
-                <w:sz w:val="20"/>
-                <w:szCs w:val="20"/>
-                <w:shd w:val="nil" w:color="auto" w:fill="auto"/>
-                <w:rtl w:val="0"/>
-                <w:lang w:val="en-US"/>
-              </w:rPr>
-              <w:t xml:space="preserve"> per month </w:t>
+                <w:shd w:val="nil" w:color="auto" w:fill="auto"/>
+                <w:rtl w:val="0"/>
+              </w:rPr>
+            </w:pPr>
+            <w:r>
+              <w:rPr>
+                <w:rFonts w:ascii="Helvetica Neue" w:hAnsi="Helvetica Neue"/>
+                <w:b w:val="1"/>
+                <w:bCs w:val="1"/>
+                <w:sz w:val="20"/>
+                <w:szCs w:val="20"/>
+                <w:shd w:val="nil" w:color="auto" w:fill="auto"/>
+                <w:rtl w:val="0"/>
+                <w:lang w:val="en-US"/>
+              </w:rPr>
+              <w:t xml:space="preserve">Continue to use Monarch Money via our sponsored account. Load the app on your phone. Target spending {12} per month </w:t>
             </w:r>
             <w:r>
               <w:rPr>
@@ -988,59 +970,7 @@
                 <w:rtl w:val="0"/>
                 <w:lang w:val="en-US"/>
               </w:rPr>
-              <w:t xml:space="preserve"> including property taxes and travel</w:t>
-            </w:r>
-            <w:r>
-              <w:rPr>
-                <w:rFonts w:ascii="Helvetica Neue" w:hAnsi="Helvetica Neue"/>
-                <w:b w:val="1"/>
-                <w:bCs w:val="1"/>
-                <w:sz w:val="20"/>
-                <w:szCs w:val="20"/>
-                <w:shd w:val="nil" w:color="auto" w:fill="auto"/>
-                <w:rtl w:val="0"/>
-                <w:lang w:val="en-US"/>
-              </w:rPr>
-              <w:t xml:space="preserve">. Total spending with property taxes and travel is {13} </w:t>
-            </w:r>
-            <w:r>
-              <w:rPr>
-                <w:rFonts w:ascii="Helvetica Neue" w:hAnsi="Helvetica Neue"/>
-                <w:b w:val="1"/>
-                <w:bCs w:val="1"/>
-                <w:sz w:val="20"/>
-                <w:szCs w:val="20"/>
-                <w:shd w:val="nil" w:color="auto" w:fill="auto"/>
-                <w:rtl w:val="0"/>
-                <w:lang w:val="en-US"/>
-              </w:rPr>
-              <w:t xml:space="preserve">per month or </w:t>
-            </w:r>
-            <w:r>
-              <w:rPr>
-                <w:rFonts w:ascii="Helvetica Neue" w:hAnsi="Helvetica Neue"/>
-                <w:b w:val="1"/>
-                <w:bCs w:val="1"/>
-                <w:sz w:val="20"/>
-                <w:szCs w:val="20"/>
-                <w:shd w:val="nil" w:color="auto" w:fill="auto"/>
-                <w:rtl w:val="0"/>
-                <w:lang w:val="en-US"/>
-              </w:rPr>
-              <w:t>{14}</w:t>
-            </w:r>
-            <w:r>
-              <w:rPr>
-                <w:rFonts w:ascii="Helvetica Neue" w:hAnsi="Helvetica Neue"/>
-                <w:b w:val="1"/>
-                <w:bCs w:val="1"/>
-                <w:sz w:val="20"/>
-                <w:szCs w:val="20"/>
-                <w:shd w:val="nil" w:color="auto" w:fill="auto"/>
-                <w:rtl w:val="0"/>
-                <w:lang w:val="en-US"/>
-              </w:rPr>
-              <w:t xml:space="preserve"> per year. </w:t>
+              <w:t xml:space="preserve"> including property taxes and travel. Total spending with property taxes and travel is {13} per month or {14} per year. </w:t>
             </w:r>
           </w:p>
           <w:p>
@@ -1056,8 +986,8 @@
                 <w:bCs w:val="1"/>
                 <w:sz w:val="20"/>
                 <w:szCs w:val="20"/>
-                <w:rtl w:val="0"/>
-                <w:lang w:val="en-US"/>
+                <w:shd w:val="nil" w:color="auto" w:fill="auto"/>
+                <w:rtl w:val="0"/>
               </w:rPr>
             </w:pPr>
             <w:r>
@@ -1123,20 +1053,7 @@
                 <w:rtl w:val="0"/>
                 <w:lang w:val="en-US"/>
               </w:rPr>
-              <w:t>tab</w:t>
-            </w:r>
-            <w:r>
-              <w:rPr>
-                <w:rFonts w:ascii="Helvetica Neue" w:hAnsi="Helvetica Neue"/>
-                <w:b w:val="1"/>
-                <w:bCs w:val="1"/>
-                <w:sz w:val="20"/>
-                <w:szCs w:val="20"/>
-                <w:shd w:val="nil" w:color="auto" w:fill="auto"/>
-                <w:rtl w:val="0"/>
-                <w:lang w:val="en-US"/>
-              </w:rPr>
-              <w:t xml:space="preserve"> &gt;&gt; click </w:t>
+              <w:t xml:space="preserve">tab &gt;&gt; click </w:t>
             </w:r>
             <w:r>
               <w:rPr>
@@ -1204,8 +1121,8 @@
                 <w:bCs w:val="1"/>
                 <w:sz w:val="20"/>
                 <w:szCs w:val="20"/>
-                <w:rtl w:val="0"/>
-                <w:lang w:val="en-US"/>
+                <w:shd w:val="nil" w:color="auto" w:fill="auto"/>
+                <w:rtl w:val="0"/>
               </w:rPr>
             </w:pPr>
             <w:r>
@@ -1235,8 +1152,8 @@
                 <w:bCs w:val="1"/>
                 <w:sz w:val="20"/>
                 <w:szCs w:val="20"/>
-                <w:rtl w:val="0"/>
-                <w:lang w:val="en-US"/>
+                <w:shd w:val="nil" w:color="auto" w:fill="auto"/>
+                <w:rtl w:val="0"/>
               </w:rPr>
             </w:pPr>
             <w:r>
@@ -1318,8 +1235,8 @@
                 <w:bCs w:val="1"/>
                 <w:sz w:val="20"/>
                 <w:szCs w:val="20"/>
-                <w:rtl w:val="0"/>
-                <w:lang w:val="en-US"/>
+                <w:shd w:val="nil" w:color="auto" w:fill="auto"/>
+                <w:rtl w:val="0"/>
               </w:rPr>
             </w:pPr>
             <w:r>
@@ -1349,8 +1266,8 @@
                 <w:bCs w:val="1"/>
                 <w:sz w:val="20"/>
                 <w:szCs w:val="20"/>
-                <w:rtl w:val="0"/>
-                <w:lang w:val="en-US"/>
+                <w:shd w:val="nil" w:color="auto" w:fill="auto"/>
+                <w:rtl w:val="0"/>
               </w:rPr>
             </w:pPr>
             <w:r>
@@ -1416,72 +1333,7 @@
                 <w:rtl w:val="0"/>
                 <w:lang w:val="en-US"/>
               </w:rPr>
-              <w:t xml:space="preserve">tab, </w:t>
-            </w:r>
-            <w:r>
-              <w:rPr>
-                <w:rFonts w:ascii="Helvetica Neue" w:hAnsi="Helvetica Neue"/>
-                <w:b w:val="1"/>
-                <w:bCs w:val="1"/>
-                <w:sz w:val="20"/>
-                <w:szCs w:val="20"/>
-                <w:shd w:val="nil" w:color="auto" w:fill="auto"/>
-                <w:rtl w:val="0"/>
-                <w:lang w:val="en-US"/>
-              </w:rPr>
-              <w:t xml:space="preserve">input the </w:t>
-            </w:r>
-            <w:r>
-              <w:rPr>
-                <w:rFonts w:ascii="Helvetica Neue" w:hAnsi="Helvetica Neue"/>
-                <w:b w:val="1"/>
-                <w:bCs w:val="1"/>
-                <w:sz w:val="20"/>
-                <w:szCs w:val="20"/>
-                <w:shd w:val="nil" w:color="auto" w:fill="auto"/>
-                <w:rtl w:val="0"/>
-                <w:lang w:val="en-US"/>
-              </w:rPr>
-              <w:t>blue line items</w:t>
-            </w:r>
-            <w:r>
-              <w:rPr>
-                <w:rFonts w:ascii="Helvetica Neue" w:hAnsi="Helvetica Neue"/>
-                <w:b w:val="1"/>
-                <w:bCs w:val="1"/>
-                <w:sz w:val="20"/>
-                <w:szCs w:val="20"/>
-                <w:shd w:val="nil" w:color="auto" w:fill="auto"/>
-                <w:rtl w:val="0"/>
-                <w:lang w:val="en-US"/>
-              </w:rPr>
-              <w:t xml:space="preserve"> from the </w:t>
-            </w:r>
-            <w:r>
-              <w:rPr>
-                <w:rFonts w:ascii="Helvetica Neue" w:hAnsi="Helvetica Neue"/>
-                <w:b w:val="1"/>
-                <w:bCs w:val="1"/>
-                <w:sz w:val="20"/>
-                <w:szCs w:val="20"/>
-                <w:shd w:val="nil" w:color="auto" w:fill="auto"/>
-                <w:rtl w:val="0"/>
-                <w:lang w:val="en-US"/>
-              </w:rPr>
-              <w:t xml:space="preserve">spending plan </w:t>
-            </w:r>
-            <w:r>
-              <w:rPr>
-                <w:rFonts w:ascii="Helvetica Neue" w:hAnsi="Helvetica Neue"/>
-                <w:b w:val="1"/>
-                <w:bCs w:val="1"/>
-                <w:sz w:val="20"/>
-                <w:szCs w:val="20"/>
-                <w:shd w:val="nil" w:color="auto" w:fill="auto"/>
-                <w:rtl w:val="0"/>
-                <w:lang w:val="en-US"/>
-              </w:rPr>
-              <w:t xml:space="preserve">as your budgets. </w:t>
+              <w:t xml:space="preserve">tab, input the blue line items from the spending plan as your budgets. </w:t>
             </w:r>
           </w:p>
           <w:p>
@@ -1497,61 +1349,22 @@
                 <w:bCs w:val="1"/>
                 <w:sz w:val="20"/>
                 <w:szCs w:val="20"/>
-                <w:rtl w:val="0"/>
-                <w:lang w:val="en-US"/>
-              </w:rPr>
-            </w:pPr>
-            <w:r>
-              <w:rPr>
-                <w:rFonts w:ascii="Helvetica Neue" w:hAnsi="Helvetica Neue"/>
-                <w:b w:val="1"/>
-                <w:bCs w:val="1"/>
-                <w:sz w:val="20"/>
-                <w:szCs w:val="20"/>
-                <w:shd w:val="nil" w:color="auto" w:fill="auto"/>
-                <w:rtl w:val="0"/>
-                <w:lang w:val="en-US"/>
-              </w:rPr>
-              <w:t xml:space="preserve">Target food spending </w:t>
-            </w:r>
-            <w:r>
-              <w:rPr>
-                <w:rFonts w:ascii="Helvetica Neue" w:hAnsi="Helvetica Neue"/>
-                <w:b w:val="1"/>
-                <w:bCs w:val="1"/>
-                <w:sz w:val="20"/>
-                <w:szCs w:val="20"/>
-                <w:shd w:val="nil" w:color="auto" w:fill="auto"/>
-                <w:rtl w:val="0"/>
-                <w:lang w:val="en-US"/>
-              </w:rPr>
-              <w:t>~</w:t>
-            </w:r>
-            <w:r>
-              <w:rPr>
-                <w:rFonts w:ascii="Helvetica Neue" w:hAnsi="Helvetica Neue"/>
-                <w:b w:val="1"/>
-                <w:bCs w:val="1"/>
-                <w:sz w:val="20"/>
-                <w:szCs w:val="20"/>
-                <w:shd w:val="nil" w:color="auto" w:fill="auto"/>
-                <w:rtl w:val="0"/>
-                <w:lang w:val="en-US"/>
-              </w:rPr>
-              <w:t>{15}</w:t>
-            </w:r>
-            <w:r>
-              <w:rPr>
-                <w:rFonts w:ascii="Helvetica Neue" w:hAnsi="Helvetica Neue"/>
-                <w:b w:val="1"/>
-                <w:bCs w:val="1"/>
-                <w:sz w:val="20"/>
-                <w:szCs w:val="20"/>
-                <w:shd w:val="nil" w:color="auto" w:fill="auto"/>
-                <w:rtl w:val="0"/>
-                <w:lang w:val="en-US"/>
-              </w:rPr>
-              <w:t>/month.</w:t>
+                <w:shd w:val="nil" w:color="auto" w:fill="auto"/>
+                <w:rtl w:val="0"/>
+              </w:rPr>
+            </w:pPr>
+            <w:r>
+              <w:rPr>
+                <w:rFonts w:ascii="Helvetica Neue" w:hAnsi="Helvetica Neue"/>
+                <w:b w:val="1"/>
+                <w:bCs w:val="1"/>
+                <w:sz w:val="20"/>
+                <w:szCs w:val="20"/>
+                <w:shd w:val="nil" w:color="auto" w:fill="auto"/>
+                <w:rtl w:val="0"/>
+                <w:lang w:val="en-US"/>
+              </w:rPr>
+              <w:t>Target food spending ~{15}/month.</w:t>
             </w:r>
           </w:p>
           <w:p>
@@ -1567,61 +1380,22 @@
                 <w:bCs w:val="1"/>
                 <w:sz w:val="20"/>
                 <w:szCs w:val="20"/>
-                <w:rtl w:val="0"/>
-                <w:lang w:val="en-US"/>
-              </w:rPr>
-            </w:pPr>
-            <w:r>
-              <w:rPr>
-                <w:rFonts w:ascii="Helvetica Neue" w:hAnsi="Helvetica Neue"/>
-                <w:b w:val="1"/>
-                <w:bCs w:val="1"/>
-                <w:sz w:val="20"/>
-                <w:szCs w:val="20"/>
-                <w:shd w:val="nil" w:color="auto" w:fill="auto"/>
-                <w:rtl w:val="0"/>
-                <w:lang w:val="en-US"/>
-              </w:rPr>
-              <w:t xml:space="preserve">Target shopping </w:t>
-            </w:r>
-            <w:r>
-              <w:rPr>
-                <w:rFonts w:ascii="Helvetica Neue" w:hAnsi="Helvetica Neue"/>
-                <w:b w:val="1"/>
-                <w:bCs w:val="1"/>
-                <w:sz w:val="20"/>
-                <w:szCs w:val="20"/>
-                <w:shd w:val="nil" w:color="auto" w:fill="auto"/>
-                <w:rtl w:val="0"/>
-                <w:lang w:val="en-US"/>
-              </w:rPr>
-              <w:t>~</w:t>
-            </w:r>
-            <w:r>
-              <w:rPr>
-                <w:rFonts w:ascii="Helvetica Neue" w:hAnsi="Helvetica Neue"/>
-                <w:b w:val="1"/>
-                <w:bCs w:val="1"/>
-                <w:sz w:val="20"/>
-                <w:szCs w:val="20"/>
-                <w:shd w:val="nil" w:color="auto" w:fill="auto"/>
-                <w:rtl w:val="0"/>
-                <w:lang w:val="en-US"/>
-              </w:rPr>
-              <w:t>{16}</w:t>
-            </w:r>
-            <w:r>
-              <w:rPr>
-                <w:rFonts w:ascii="Helvetica Neue" w:hAnsi="Helvetica Neue"/>
-                <w:b w:val="1"/>
-                <w:bCs w:val="1"/>
-                <w:sz w:val="20"/>
-                <w:szCs w:val="20"/>
-                <w:shd w:val="nil" w:color="auto" w:fill="auto"/>
-                <w:rtl w:val="0"/>
-                <w:lang w:val="en-US"/>
-              </w:rPr>
-              <w:t>/month.</w:t>
+                <w:shd w:val="nil" w:color="auto" w:fill="auto"/>
+                <w:rtl w:val="0"/>
+              </w:rPr>
+            </w:pPr>
+            <w:r>
+              <w:rPr>
+                <w:rFonts w:ascii="Helvetica Neue" w:hAnsi="Helvetica Neue"/>
+                <w:b w:val="1"/>
+                <w:bCs w:val="1"/>
+                <w:sz w:val="20"/>
+                <w:szCs w:val="20"/>
+                <w:shd w:val="nil" w:color="auto" w:fill="auto"/>
+                <w:rtl w:val="0"/>
+                <w:lang w:val="en-US"/>
+              </w:rPr>
+              <w:t>Target shopping ~{16}/month.</w:t>
             </w:r>
           </w:p>
           <w:p>
@@ -1637,35 +1411,48 @@
                 <w:bCs w:val="1"/>
                 <w:sz w:val="20"/>
                 <w:szCs w:val="20"/>
-                <w:rtl w:val="0"/>
-                <w:lang w:val="en-US"/>
-              </w:rPr>
-            </w:pPr>
-            <w:r>
-              <w:rPr>
-                <w:rFonts w:ascii="Helvetica Neue" w:hAnsi="Helvetica Neue"/>
-                <w:b w:val="1"/>
-                <w:bCs w:val="1"/>
-                <w:sz w:val="20"/>
-                <w:szCs w:val="20"/>
-                <w:shd w:val="nil" w:color="auto" w:fill="auto"/>
-                <w:rtl w:val="0"/>
-                <w:lang w:val="en-US"/>
-              </w:rPr>
-              <w:t>Target annual Travel ~{17}</w:t>
-            </w:r>
-            <w:r>
-              <w:rPr>
-                <w:rFonts w:ascii="Helvetica Neue" w:hAnsi="Helvetica Neue"/>
-                <w:b w:val="1"/>
-                <w:bCs w:val="1"/>
-                <w:sz w:val="20"/>
-                <w:szCs w:val="20"/>
-                <w:shd w:val="nil" w:color="auto" w:fill="auto"/>
-                <w:rtl w:val="0"/>
-                <w:lang w:val="en-US"/>
-              </w:rPr>
-              <w:t>/year.</w:t>
+                <w:shd w:val="nil" w:color="auto" w:fill="auto"/>
+                <w:rtl w:val="0"/>
+              </w:rPr>
+            </w:pPr>
+            <w:r>
+              <w:rPr>
+                <w:rFonts w:ascii="Helvetica Neue" w:hAnsi="Helvetica Neue"/>
+                <w:b w:val="1"/>
+                <w:bCs w:val="1"/>
+                <w:sz w:val="20"/>
+                <w:szCs w:val="20"/>
+                <w:shd w:val="nil" w:color="auto" w:fill="auto"/>
+                <w:rtl w:val="0"/>
+                <w:lang w:val="en-US"/>
+              </w:rPr>
+              <w:t xml:space="preserve">Target annual </w:t>
+            </w:r>
+            <w:r>
+              <w:rPr>
+                <w:rFonts w:ascii="Helvetica Neue" w:hAnsi="Helvetica Neue"/>
+                <w:b w:val="1"/>
+                <w:bCs w:val="1"/>
+                <w:sz w:val="20"/>
+                <w:szCs w:val="20"/>
+                <w:shd w:val="nil" w:color="auto" w:fill="auto"/>
+                <w:rtl w:val="0"/>
+                <w:lang w:val="en-US"/>
+              </w:rPr>
+              <w:t>t</w:t>
+            </w:r>
+            <w:r>
+              <w:rPr>
+                <w:rFonts w:ascii="Helvetica Neue" w:hAnsi="Helvetica Neue"/>
+                <w:b w:val="1"/>
+                <w:bCs w:val="1"/>
+                <w:sz w:val="20"/>
+                <w:szCs w:val="20"/>
+                <w:shd w:val="nil" w:color="auto" w:fill="auto"/>
+                <w:rtl w:val="0"/>
+                <w:lang w:val="en-US"/>
+              </w:rPr>
+              <w:t>ravel ~{17}/year.</w:t>
             </w:r>
           </w:p>
           <w:p>
@@ -1681,35 +1468,22 @@
                 <w:bCs w:val="1"/>
                 <w:sz w:val="20"/>
                 <w:szCs w:val="20"/>
-                <w:rtl w:val="0"/>
-                <w:lang w:val="en-US"/>
-              </w:rPr>
-            </w:pPr>
-            <w:r>
-              <w:rPr>
-                <w:rFonts w:ascii="Helvetica Neue" w:hAnsi="Helvetica Neue"/>
-                <w:b w:val="1"/>
-                <w:bCs w:val="1"/>
-                <w:sz w:val="20"/>
-                <w:szCs w:val="20"/>
-                <w:shd w:val="nil" w:color="auto" w:fill="auto"/>
-                <w:rtl w:val="0"/>
-                <w:lang w:val="en-US"/>
-              </w:rPr>
-              <w:t>Target entertainment ~{18}</w:t>
-            </w:r>
-            <w:r>
-              <w:rPr>
-                <w:rFonts w:ascii="Helvetica Neue" w:hAnsi="Helvetica Neue"/>
-                <w:b w:val="1"/>
-                <w:bCs w:val="1"/>
-                <w:sz w:val="20"/>
-                <w:szCs w:val="20"/>
-                <w:shd w:val="nil" w:color="auto" w:fill="auto"/>
-                <w:rtl w:val="0"/>
-                <w:lang w:val="en-US"/>
-              </w:rPr>
-              <w:t>/month.</w:t>
+                <w:shd w:val="nil" w:color="auto" w:fill="auto"/>
+                <w:rtl w:val="0"/>
+              </w:rPr>
+            </w:pPr>
+            <w:r>
+              <w:rPr>
+                <w:rFonts w:ascii="Helvetica Neue" w:hAnsi="Helvetica Neue"/>
+                <w:b w:val="1"/>
+                <w:bCs w:val="1"/>
+                <w:sz w:val="20"/>
+                <w:szCs w:val="20"/>
+                <w:shd w:val="nil" w:color="auto" w:fill="auto"/>
+                <w:rtl w:val="0"/>
+                <w:lang w:val="en-US"/>
+              </w:rPr>
+              <w:t>Target entertainment ~{18}/month.</w:t>
             </w:r>
           </w:p>
           <w:p>
@@ -1734,25 +1508,106 @@
                 <w:rtl w:val="0"/>
                 <w:lang w:val="en-US"/>
               </w:rPr>
-              <w:t>Target Health/Personal Care ~{19}</w:t>
-            </w:r>
-            <w:r>
-              <w:rPr>
-                <w:rFonts w:ascii="Helvetica Neue" w:hAnsi="Helvetica Neue"/>
-                <w:b w:val="1"/>
-                <w:bCs w:val="1"/>
-                <w:sz w:val="20"/>
-                <w:szCs w:val="20"/>
-                <w:shd w:val="nil" w:color="auto" w:fill="auto"/>
-                <w:rtl w:val="0"/>
-                <w:lang w:val="en-US"/>
-              </w:rPr>
-              <w:t>/month.</w:t>
+              <w:t xml:space="preserve">Target </w:t>
+            </w:r>
+            <w:r>
+              <w:rPr>
+                <w:rFonts w:ascii="Helvetica Neue" w:hAnsi="Helvetica Neue"/>
+                <w:b w:val="1"/>
+                <w:bCs w:val="1"/>
+                <w:sz w:val="20"/>
+                <w:szCs w:val="20"/>
+                <w:shd w:val="nil" w:color="auto" w:fill="auto"/>
+                <w:rtl w:val="0"/>
+                <w:lang w:val="en-US"/>
+              </w:rPr>
+              <w:t>h</w:t>
+            </w:r>
+            <w:r>
+              <w:rPr>
+                <w:rFonts w:ascii="Helvetica Neue" w:hAnsi="Helvetica Neue"/>
+                <w:b w:val="1"/>
+                <w:bCs w:val="1"/>
+                <w:sz w:val="20"/>
+                <w:szCs w:val="20"/>
+                <w:shd w:val="nil" w:color="auto" w:fill="auto"/>
+                <w:rtl w:val="0"/>
+                <w:lang w:val="en-US"/>
+              </w:rPr>
+              <w:t>ealth/</w:t>
+            </w:r>
+            <w:r>
+              <w:rPr>
+                <w:rFonts w:ascii="Helvetica Neue" w:hAnsi="Helvetica Neue"/>
+                <w:b w:val="1"/>
+                <w:bCs w:val="1"/>
+                <w:sz w:val="20"/>
+                <w:szCs w:val="20"/>
+                <w:shd w:val="nil" w:color="auto" w:fill="auto"/>
+                <w:rtl w:val="0"/>
+                <w:lang w:val="en-US"/>
+              </w:rPr>
+              <w:t>p</w:t>
+            </w:r>
+            <w:r>
+              <w:rPr>
+                <w:rFonts w:ascii="Helvetica Neue" w:hAnsi="Helvetica Neue"/>
+                <w:b w:val="1"/>
+                <w:bCs w:val="1"/>
+                <w:sz w:val="20"/>
+                <w:szCs w:val="20"/>
+                <w:shd w:val="nil" w:color="auto" w:fill="auto"/>
+                <w:rtl w:val="0"/>
+                <w:lang w:val="en-US"/>
+              </w:rPr>
+              <w:t xml:space="preserve">ersonal </w:t>
+            </w:r>
+            <w:r>
+              <w:rPr>
+                <w:rFonts w:ascii="Helvetica Neue" w:hAnsi="Helvetica Neue"/>
+                <w:b w:val="1"/>
+                <w:bCs w:val="1"/>
+                <w:sz w:val="20"/>
+                <w:szCs w:val="20"/>
+                <w:shd w:val="nil" w:color="auto" w:fill="auto"/>
+                <w:rtl w:val="0"/>
+                <w:lang w:val="en-US"/>
+              </w:rPr>
+              <w:t>c</w:t>
+            </w:r>
+            <w:r>
+              <w:rPr>
+                <w:rFonts w:ascii="Helvetica Neue" w:hAnsi="Helvetica Neue"/>
+                <w:b w:val="1"/>
+                <w:bCs w:val="1"/>
+                <w:sz w:val="20"/>
+                <w:szCs w:val="20"/>
+                <w:shd w:val="nil" w:color="auto" w:fill="auto"/>
+                <w:rtl w:val="0"/>
+                <w:lang w:val="en-US"/>
+              </w:rPr>
+              <w:t>are ~{19}/month.</w:t>
             </w:r>
           </w:p>
         </w:tc>
       </w:tr>
     </w:tbl>
+    <w:p>
+      <w:pPr>
+        <w:pStyle w:val="Body A"/>
+        <w:widowControl w:val="0"/>
+        <w:spacing w:line="240" w:lineRule="auto"/>
+        <w:ind w:left="432" w:hanging="432"/>
+        <w:jc w:val="center"/>
+        <w:rPr>
+          <w:rFonts w:ascii="Helvetica Neue" w:cs="Helvetica Neue" w:hAnsi="Helvetica Neue" w:eastAsia="Helvetica Neue"/>
+          <w:b w:val="1"/>
+          <w:bCs w:val="1"/>
+          <w:sz w:val="20"/>
+          <w:szCs w:val="20"/>
+        </w:rPr>
+      </w:pPr>
+    </w:p>
     <w:p>
       <w:pPr>
         <w:pStyle w:val="Body A"/>
@@ -1846,7 +1701,7 @@
       <w:tblPr>
         <w:tblW w:w="8792" w:type="dxa"/>
         <w:jc w:val="center"/>
-        <w:tblInd w:w="432" w:type="dxa"/>
+        <w:tblInd w:w="540" w:type="dxa"/>
         <w:tblBorders>
           <w:top w:val="single" w:color="ffffff" w:sz="8" w:space="0" w:shadow="0" w:frame="0"/>
           <w:left w:val="single" w:color="ffffff" w:sz="8" w:space="0" w:shadow="0" w:frame="0"/>
@@ -1866,7 +1721,7 @@
           <w:shd w:val="clear" w:color="auto" w:fill="ced7e7"/>
         </w:tblPrEx>
         <w:trPr>
-          <w:trHeight w:val="314" w:hRule="atLeast"/>
+          <w:trHeight w:val="334" w:hRule="atLeast"/>
         </w:trPr>
         <w:tc>
           <w:tcPr>
@@ -1913,7 +1768,7 @@
           <w:shd w:val="clear" w:color="auto" w:fill="ced7e7"/>
         </w:tblPrEx>
         <w:trPr>
-          <w:trHeight w:val="4594" w:hRule="atLeast"/>
+          <w:trHeight w:val="4614" w:hRule="atLeast"/>
         </w:trPr>
         <w:tc>
           <w:tcPr>
@@ -1981,29 +1836,7 @@
                 <w:rtl w:val="0"/>
                 <w:lang w:val="en-US"/>
               </w:rPr>
-              <w:t>Right now, your top priorities are</w:t>
-            </w:r>
-            <w:r>
-              <w:rPr>
-                <w:rFonts w:ascii="Helvetica Neue" w:hAnsi="Helvetica Neue"/>
-                <w:sz w:val="20"/>
-                <w:szCs w:val="20"/>
-                <w:shd w:val="nil" w:color="auto" w:fill="auto"/>
-                <w:rtl w:val="0"/>
-                <w:lang w:val="en-US"/>
-              </w:rPr>
-              <w:t xml:space="preserve"> fully funding your</w:t>
-            </w:r>
-            <w:r>
-              <w:rPr>
-                <w:rFonts w:ascii="Helvetica Neue" w:hAnsi="Helvetica Neue"/>
-                <w:sz w:val="20"/>
-                <w:szCs w:val="20"/>
-                <w:shd w:val="nil" w:color="auto" w:fill="auto"/>
-                <w:rtl w:val="0"/>
-                <w:lang w:val="en-US"/>
-              </w:rPr>
-              <w:t xml:space="preserve"> {list_main}</w:t>
+              <w:t>Right now, your top priorities are fully funding your {list_main}</w:t>
             </w:r>
           </w:p>
           <w:p>
@@ -2019,8 +1852,8 @@
                 <w:bCs w:val="1"/>
                 <w:sz w:val="20"/>
                 <w:szCs w:val="20"/>
-                <w:rtl w:val="0"/>
-                <w:lang w:val="en-US"/>
+                <w:shd w:val="nil" w:color="auto" w:fill="auto"/>
+                <w:rtl w:val="0"/>
               </w:rPr>
             </w:pPr>
             <w:r>
@@ -2050,8 +1883,8 @@
                 <w:bCs w:val="1"/>
                 <w:sz w:val="20"/>
                 <w:szCs w:val="20"/>
-                <w:rtl w:val="0"/>
-                <w:lang w:val="en-US"/>
+                <w:shd w:val="nil" w:color="auto" w:fill="auto"/>
+                <w:rtl w:val="0"/>
               </w:rPr>
             </w:pPr>
             <w:r>
@@ -2081,8 +1914,8 @@
                 <w:bCs w:val="1"/>
                 <w:sz w:val="20"/>
                 <w:szCs w:val="20"/>
-                <w:rtl w:val="0"/>
-                <w:lang w:val="en-US"/>
+                <w:shd w:val="nil" w:color="auto" w:fill="auto"/>
+                <w:rtl w:val="0"/>
               </w:rPr>
             </w:pPr>
             <w:r>
@@ -2112,8 +1945,8 @@
                 <w:bCs w:val="1"/>
                 <w:sz w:val="20"/>
                 <w:szCs w:val="20"/>
-                <w:rtl w:val="0"/>
-                <w:lang w:val="en-US"/>
+                <w:shd w:val="nil" w:color="auto" w:fill="auto"/>
+                <w:rtl w:val="0"/>
               </w:rPr>
             </w:pPr>
             <w:r>
@@ -2143,8 +1976,8 @@
                 <w:bCs w:val="1"/>
                 <w:sz w:val="20"/>
                 <w:szCs w:val="20"/>
-                <w:rtl w:val="0"/>
-                <w:lang w:val="en-US"/>
+                <w:shd w:val="nil" w:color="auto" w:fill="auto"/>
+                <w:rtl w:val="0"/>
               </w:rPr>
             </w:pPr>
             <w:r>
@@ -2215,6 +2048,22 @@
         </w:tc>
       </w:tr>
     </w:tbl>
+    <w:p>
+      <w:pPr>
+        <w:pStyle w:val="Body A"/>
+        <w:widowControl w:val="0"/>
+        <w:spacing w:line="240" w:lineRule="auto"/>
+        <w:ind w:left="432" w:hanging="432"/>
+        <w:jc w:val="center"/>
+        <w:rPr>
+          <w:rFonts w:ascii="Helvetica Neue" w:cs="Helvetica Neue" w:hAnsi="Helvetica Neue" w:eastAsia="Helvetica Neue"/>
+          <w:b w:val="1"/>
+          <w:bCs w:val="1"/>
+          <w:sz w:val="20"/>
+          <w:szCs w:val="20"/>
+        </w:rPr>
+      </w:pPr>
+    </w:p>
     <w:p>
       <w:pPr>
         <w:pStyle w:val="Body A"/>
@@ -2310,7 +2159,7 @@
       <w:tblPr>
         <w:tblW w:w="8792" w:type="dxa"/>
         <w:jc w:val="center"/>
-        <w:tblInd w:w="432" w:type="dxa"/>
+        <w:tblInd w:w="540" w:type="dxa"/>
         <w:tblBorders>
           <w:top w:val="single" w:color="ffffff" w:sz="8" w:space="0" w:shadow="0" w:frame="0"/>
           <w:left w:val="single" w:color="ffffff" w:sz="8" w:space="0" w:shadow="0" w:frame="0"/>
@@ -2330,7 +2179,7 @@
           <w:shd w:val="clear" w:color="auto" w:fill="ced7e7"/>
         </w:tblPrEx>
         <w:trPr>
-          <w:trHeight w:val="314" w:hRule="atLeast"/>
+          <w:trHeight w:val="334" w:hRule="atLeast"/>
         </w:trPr>
         <w:tc>
           <w:tcPr>
@@ -2377,7 +2226,7 @@
           <w:shd w:val="clear" w:color="auto" w:fill="ced7e7"/>
         </w:tblPrEx>
         <w:trPr>
-          <w:trHeight w:val="3034" w:hRule="atLeast"/>
+          <w:trHeight w:val="3054" w:hRule="atLeast"/>
         </w:trPr>
         <w:tc>
           <w:tcPr>
@@ -2461,8 +2310,8 @@
                 <w:bCs w:val="1"/>
                 <w:sz w:val="20"/>
                 <w:szCs w:val="20"/>
-                <w:rtl w:val="0"/>
-                <w:lang w:val="en-US"/>
+                <w:shd w:val="nil" w:color="auto" w:fill="auto"/>
+                <w:rtl w:val="0"/>
               </w:rPr>
             </w:pPr>
             <w:r>
@@ -2492,8 +2341,8 @@
                 <w:bCs w:val="1"/>
                 <w:sz w:val="20"/>
                 <w:szCs w:val="20"/>
-                <w:rtl w:val="0"/>
-                <w:lang w:val="en-US"/>
+                <w:shd w:val="nil" w:color="auto" w:fill="auto"/>
+                <w:rtl w:val="0"/>
               </w:rPr>
             </w:pPr>
             <w:r>
@@ -2538,6 +2387,22 @@
         </w:tc>
       </w:tr>
     </w:tbl>
+    <w:p>
+      <w:pPr>
+        <w:pStyle w:val="Body A"/>
+        <w:widowControl w:val="0"/>
+        <w:spacing w:line="240" w:lineRule="auto"/>
+        <w:ind w:left="432" w:hanging="432"/>
+        <w:jc w:val="center"/>
+        <w:rPr>
+          <w:rFonts w:ascii="Helvetica Neue" w:cs="Helvetica Neue" w:hAnsi="Helvetica Neue" w:eastAsia="Helvetica Neue"/>
+          <w:b w:val="1"/>
+          <w:bCs w:val="1"/>
+          <w:sz w:val="20"/>
+          <w:szCs w:val="20"/>
+        </w:rPr>
+      </w:pPr>
+    </w:p>
     <w:p>
       <w:pPr>
         <w:pStyle w:val="Body A"/>
@@ -2631,7 +2496,7 @@
       <w:tblPr>
         <w:tblW w:w="8792" w:type="dxa"/>
         <w:jc w:val="center"/>
-        <w:tblInd w:w="432" w:type="dxa"/>
+        <w:tblInd w:w="540" w:type="dxa"/>
         <w:tblBorders>
           <w:top w:val="single" w:color="ffffff" w:sz="8" w:space="0" w:shadow="0" w:frame="0"/>
           <w:left w:val="single" w:color="ffffff" w:sz="8" w:space="0" w:shadow="0" w:frame="0"/>
@@ -2651,7 +2516,7 @@
           <w:shd w:val="clear" w:color="auto" w:fill="ced7e7"/>
         </w:tblPrEx>
         <w:trPr>
-          <w:trHeight w:val="314" w:hRule="atLeast"/>
+          <w:trHeight w:val="334" w:hRule="atLeast"/>
         </w:trPr>
         <w:tc>
           <w:tcPr>
@@ -2698,7 +2563,7 @@
           <w:shd w:val="clear" w:color="auto" w:fill="ced7e7"/>
         </w:tblPrEx>
         <w:trPr>
-          <w:trHeight w:val="4794" w:hRule="atLeast"/>
+          <w:trHeight w:val="4814" w:hRule="atLeast"/>
         </w:trPr>
         <w:tc>
           <w:tcPr>
@@ -2809,8 +2674,8 @@
                 <w:bCs w:val="1"/>
                 <w:sz w:val="20"/>
                 <w:szCs w:val="20"/>
-                <w:rtl w:val="0"/>
-                <w:lang w:val="en-US"/>
+                <w:shd w:val="nil" w:color="auto" w:fill="auto"/>
+                <w:rtl w:val="0"/>
               </w:rPr>
             </w:pPr>
             <w:r>
@@ -2840,8 +2705,8 @@
                 <w:bCs w:val="1"/>
                 <w:sz w:val="20"/>
                 <w:szCs w:val="20"/>
-                <w:rtl w:val="0"/>
-                <w:lang w:val="en-US"/>
+                <w:shd w:val="nil" w:color="auto" w:fill="auto"/>
+                <w:rtl w:val="0"/>
               </w:rPr>
             </w:pPr>
             <w:r>
@@ -2871,8 +2736,8 @@
                 <w:bCs w:val="1"/>
                 <w:sz w:val="20"/>
                 <w:szCs w:val="20"/>
-                <w:rtl w:val="0"/>
-                <w:lang w:val="en-US"/>
+                <w:shd w:val="nil" w:color="auto" w:fill="auto"/>
+                <w:rtl w:val="0"/>
               </w:rPr>
             </w:pPr>
             <w:r>
@@ -2902,8 +2767,8 @@
                 <w:bCs w:val="1"/>
                 <w:sz w:val="20"/>
                 <w:szCs w:val="20"/>
-                <w:rtl w:val="0"/>
-                <w:lang w:val="en-US"/>
+                <w:shd w:val="nil" w:color="auto" w:fill="auto"/>
+                <w:rtl w:val="0"/>
               </w:rPr>
             </w:pPr>
             <w:r>
@@ -2959,8 +2824,8 @@
                 <w:bCs w:val="1"/>
                 <w:sz w:val="20"/>
                 <w:szCs w:val="20"/>
-                <w:rtl w:val="0"/>
-                <w:lang w:val="en-US"/>
+                <w:shd w:val="nil" w:color="auto" w:fill="auto"/>
+                <w:rtl w:val="0"/>
               </w:rPr>
             </w:pPr>
             <w:r>
@@ -3005,6 +2870,22 @@
         </w:tc>
       </w:tr>
     </w:tbl>
+    <w:p>
+      <w:pPr>
+        <w:pStyle w:val="Body A"/>
+        <w:widowControl w:val="0"/>
+        <w:spacing w:line="240" w:lineRule="auto"/>
+        <w:ind w:left="432" w:hanging="432"/>
+        <w:jc w:val="center"/>
+        <w:rPr>
+          <w:rFonts w:ascii="Helvetica Neue" w:cs="Helvetica Neue" w:hAnsi="Helvetica Neue" w:eastAsia="Helvetica Neue"/>
+          <w:b w:val="1"/>
+          <w:bCs w:val="1"/>
+          <w:sz w:val="20"/>
+          <w:szCs w:val="20"/>
+        </w:rPr>
+      </w:pPr>
+    </w:p>
     <w:p>
       <w:pPr>
         <w:pStyle w:val="Body A"/>
@@ -3098,7 +2979,7 @@
       <w:tblPr>
         <w:tblW w:w="8792" w:type="dxa"/>
         <w:jc w:val="center"/>
-        <w:tblInd w:w="432" w:type="dxa"/>
+        <w:tblInd w:w="540" w:type="dxa"/>
         <w:tblBorders>
           <w:top w:val="single" w:color="ffffff" w:sz="8" w:space="0" w:shadow="0" w:frame="0"/>
           <w:left w:val="single" w:color="ffffff" w:sz="8" w:space="0" w:shadow="0" w:frame="0"/>
@@ -3118,7 +2999,7 @@
           <w:shd w:val="clear" w:color="auto" w:fill="ced7e7"/>
         </w:tblPrEx>
         <w:trPr>
-          <w:trHeight w:val="314" w:hRule="atLeast"/>
+          <w:trHeight w:val="334" w:hRule="atLeast"/>
         </w:trPr>
         <w:tc>
           <w:tcPr>
@@ -3166,7 +3047,7 @@
           <w:shd w:val="clear" w:color="auto" w:fill="ced7e7"/>
         </w:tblPrEx>
         <w:trPr>
-          <w:trHeight w:val="2994" w:hRule="atLeast"/>
+          <w:trHeight w:val="3014" w:hRule="atLeast"/>
         </w:trPr>
         <w:tc>
           <w:tcPr>
@@ -3326,8 +3207,8 @@
                 <w:bCs w:val="1"/>
                 <w:sz w:val="20"/>
                 <w:szCs w:val="20"/>
-                <w:rtl w:val="0"/>
-                <w:lang w:val="en-US"/>
+                <w:shd w:val="nil" w:color="auto" w:fill="auto"/>
+                <w:rtl w:val="0"/>
               </w:rPr>
             </w:pPr>
             <w:r>
@@ -3372,6 +3253,22 @@
         </w:tc>
       </w:tr>
     </w:tbl>
+    <w:p>
+      <w:pPr>
+        <w:pStyle w:val="Body A"/>
+        <w:widowControl w:val="0"/>
+        <w:spacing w:line="240" w:lineRule="auto"/>
+        <w:ind w:left="432" w:hanging="432"/>
+        <w:jc w:val="center"/>
+        <w:rPr>
+          <w:rFonts w:ascii="Helvetica Neue" w:cs="Helvetica Neue" w:hAnsi="Helvetica Neue" w:eastAsia="Helvetica Neue"/>
+          <w:b w:val="1"/>
+          <w:bCs w:val="1"/>
+          <w:sz w:val="20"/>
+          <w:szCs w:val="20"/>
+        </w:rPr>
+      </w:pPr>
+    </w:p>
     <w:p>
       <w:pPr>
         <w:pStyle w:val="Body A"/>
@@ -3465,7 +3362,7 @@
       <w:tblPr>
         <w:tblW w:w="8792" w:type="dxa"/>
         <w:jc w:val="center"/>
-        <w:tblInd w:w="432" w:type="dxa"/>
+        <w:tblInd w:w="540" w:type="dxa"/>
         <w:tblBorders>
           <w:top w:val="single" w:color="ffffff" w:sz="8" w:space="0" w:shadow="0" w:frame="0"/>
           <w:left w:val="single" w:color="ffffff" w:sz="8" w:space="0" w:shadow="0" w:frame="0"/>
@@ -3485,7 +3382,7 @@
           <w:shd w:val="clear" w:color="auto" w:fill="ced7e7"/>
         </w:tblPrEx>
         <w:trPr>
-          <w:trHeight w:val="314" w:hRule="atLeast"/>
+          <w:trHeight w:val="334" w:hRule="atLeast"/>
         </w:trPr>
         <w:tc>
           <w:tcPr>
@@ -3533,7 +3430,7 @@
           <w:shd w:val="clear" w:color="auto" w:fill="ced7e7"/>
         </w:tblPrEx>
         <w:trPr>
-          <w:trHeight w:val="4706" w:hRule="atLeast"/>
+          <w:trHeight w:val="4780" w:hRule="atLeast"/>
         </w:trPr>
         <w:tc>
           <w:tcPr>
@@ -3574,51 +3471,7 @@
                 <w:rtl w:val="0"/>
                 <w:lang w:val="en-US"/>
               </w:rPr>
-              <w:t xml:space="preserve">To fully fund retirement at {35}, you {36} today. You currently have </w:t>
-            </w:r>
-            <w:r>
-              <w:rPr>
-                <w:rFonts w:ascii="Helvetica Neue" w:hAnsi="Helvetica Neue"/>
-                <w:sz w:val="20"/>
-                <w:szCs w:val="20"/>
-                <w:shd w:val="nil" w:color="auto" w:fill="auto"/>
-                <w:rtl w:val="0"/>
-                <w:lang w:val="en-US"/>
-              </w:rPr>
-              <w:t>~</w:t>
-            </w:r>
-            <w:r>
-              <w:rPr>
-                <w:rFonts w:ascii="Helvetica Neue" w:hAnsi="Helvetica Neue"/>
-                <w:sz w:val="20"/>
-                <w:szCs w:val="20"/>
-                <w:shd w:val="nil" w:color="auto" w:fill="auto"/>
-                <w:rtl w:val="0"/>
-                <w:lang w:val="en-US"/>
-              </w:rPr>
-              <w:t xml:space="preserve">{40} of qualified retirement accounts, and </w:t>
-            </w:r>
-            <w:r>
-              <w:rPr>
-                <w:rFonts w:ascii="Helvetica Neue" w:hAnsi="Helvetica Neue"/>
-                <w:sz w:val="20"/>
-                <w:szCs w:val="20"/>
-                <w:shd w:val="nil" w:color="auto" w:fill="auto"/>
-                <w:rtl w:val="0"/>
-                <w:lang w:val="en-US"/>
-              </w:rPr>
-              <w:t>~</w:t>
-            </w:r>
-            <w:r>
-              <w:rPr>
-                <w:rFonts w:ascii="Helvetica Neue" w:hAnsi="Helvetica Neue"/>
-                <w:sz w:val="20"/>
-                <w:szCs w:val="20"/>
-                <w:shd w:val="nil" w:color="auto" w:fill="auto"/>
-                <w:rtl w:val="0"/>
-                <w:lang w:val="en-US"/>
-              </w:rPr>
-              <w:t xml:space="preserve">{41} of brokerage assets that could be earmarked for retirement. </w:t>
+              <w:t xml:space="preserve">To fully fund retirement at {35}, you {36} today. You currently have ~{40} of qualified retirement accounts, and ~{41} of brokerage assets that could be earmarked for retirement. </w:t>
             </w:r>
           </w:p>
           <w:p>
@@ -3645,7 +3498,29 @@
                 <w:rtl w:val="0"/>
                 <w:lang w:val="en-US"/>
               </w:rPr>
-              <w:t xml:space="preserve">To be on track for retirement at assuming some social security, you need to save {37} per year. </w:t>
+              <w:t>To be on track for retirement assuming</w:t>
+            </w:r>
+            <w:r>
+              <w:rPr>
+                <w:rFonts w:ascii="Helvetica Neue" w:hAnsi="Helvetica Neue"/>
+                <w:sz w:val="20"/>
+                <w:szCs w:val="20"/>
+                <w:shd w:val="nil" w:color="auto" w:fill="auto"/>
+                <w:rtl w:val="0"/>
+                <w:lang w:val="en-US"/>
+              </w:rPr>
+              <w:t xml:space="preserve"> you receive</w:t>
+            </w:r>
+            <w:r>
+              <w:rPr>
+                <w:rFonts w:ascii="Helvetica Neue" w:hAnsi="Helvetica Neue"/>
+                <w:sz w:val="20"/>
+                <w:szCs w:val="20"/>
+                <w:shd w:val="nil" w:color="auto" w:fill="auto"/>
+                <w:rtl w:val="0"/>
+                <w:lang w:val="en-US"/>
+              </w:rPr>
+              <w:t xml:space="preserve"> some social security, you need to save {37} per year. </w:t>
             </w:r>
           </w:p>
           <w:p>
@@ -3694,29 +3569,7 @@
                 <w:rtl w:val="0"/>
                 <w:lang w:val="en-US"/>
               </w:rPr>
-              <w:t xml:space="preserve">re currently saving </w:t>
-            </w:r>
-            <w:r>
-              <w:rPr>
-                <w:rFonts w:ascii="Helvetica Neue" w:hAnsi="Helvetica Neue"/>
-                <w:sz w:val="20"/>
-                <w:szCs w:val="20"/>
-                <w:shd w:val="nil" w:color="auto" w:fill="auto"/>
-                <w:rtl w:val="0"/>
-                <w:lang w:val="en-US"/>
-              </w:rPr>
-              <w:t>~</w:t>
-            </w:r>
-            <w:r>
-              <w:rPr>
-                <w:rFonts w:ascii="Helvetica Neue" w:hAnsi="Helvetica Neue"/>
-                <w:sz w:val="20"/>
-                <w:szCs w:val="20"/>
-                <w:shd w:val="nil" w:color="auto" w:fill="auto"/>
-                <w:rtl w:val="0"/>
-                <w:lang w:val="en-US"/>
-              </w:rPr>
-              <w:t xml:space="preserve">{38} which includes your 401(k) contributions, employer match, and Roth IRA. </w:t>
+              <w:t xml:space="preserve">re currently saving ~{38} which includes your 401(k) contributions, employer match, and Roth IRA. </w:t>
             </w:r>
           </w:p>
           <w:p>
@@ -3743,29 +3596,7 @@
                 <w:rtl w:val="0"/>
                 <w:lang w:val="en-US"/>
               </w:rPr>
-              <w:t xml:space="preserve">You need to save an extra </w:t>
-            </w:r>
-            <w:r>
-              <w:rPr>
-                <w:rFonts w:ascii="Helvetica Neue" w:hAnsi="Helvetica Neue"/>
-                <w:sz w:val="20"/>
-                <w:szCs w:val="20"/>
-                <w:shd w:val="nil" w:color="auto" w:fill="auto"/>
-                <w:rtl w:val="0"/>
-                <w:lang w:val="en-US"/>
-              </w:rPr>
-              <w:t>~</w:t>
-            </w:r>
-            <w:r>
-              <w:rPr>
-                <w:rFonts w:ascii="Helvetica Neue" w:hAnsi="Helvetica Neue"/>
-                <w:sz w:val="20"/>
-                <w:szCs w:val="20"/>
-                <w:shd w:val="nil" w:color="auto" w:fill="auto"/>
-                <w:rtl w:val="0"/>
-                <w:lang w:val="en-US"/>
-              </w:rPr>
-              <w:t xml:space="preserve">{39} per year. </w:t>
+              <w:t xml:space="preserve">You need to save an extra ~{39} per year. </w:t>
             </w:r>
           </w:p>
           <w:p>
@@ -3781,8 +3612,8 @@
                 <w:bCs w:val="1"/>
                 <w:sz w:val="20"/>
                 <w:szCs w:val="20"/>
-                <w:rtl w:val="0"/>
-                <w:lang w:val="en-US"/>
+                <w:shd w:val="nil" w:color="auto" w:fill="auto"/>
+                <w:rtl w:val="0"/>
               </w:rPr>
             </w:pPr>
             <w:r>
@@ -3814,15 +3645,17 @@
                 <w:iCs w:val="1"/>
                 <w:sz w:val="20"/>
                 <w:szCs w:val="20"/>
-                <w:rtl w:val="0"/>
-                <w:lang w:val="en-US"/>
-              </w:rPr>
-            </w:pPr>
-            <w:r>
-              <w:rPr>
-                <w:rFonts w:ascii="Helvetica Neue" w:hAnsi="Helvetica Neue"/>
-                <w:b w:val="1"/>
-                <w:bCs w:val="1"/>
+                <w:shd w:val="nil" w:color="auto" w:fill="auto"/>
+                <w:rtl w:val="0"/>
+              </w:rPr>
+            </w:pPr>
+            <w:r>
+              <w:rPr>
+                <w:rFonts w:ascii="Helvetica Neue" w:hAnsi="Helvetica Neue"/>
+                <w:b w:val="1"/>
+                <w:bCs w:val="1"/>
+                <w:i w:val="0"/>
+                <w:iCs w:val="0"/>
                 <w:sz w:val="20"/>
                 <w:szCs w:val="20"/>
                 <w:shd w:val="nil" w:color="auto" w:fill="auto"/>
@@ -3890,8 +3723,8 @@
                 <w:bCs w:val="1"/>
                 <w:sz w:val="20"/>
                 <w:szCs w:val="20"/>
-                <w:rtl w:val="0"/>
-                <w:lang w:val="en-US"/>
+                <w:shd w:val="nil" w:color="auto" w:fill="auto"/>
+                <w:rtl w:val="0"/>
               </w:rPr>
             </w:pPr>
             <w:r>
@@ -3988,6 +3821,22 @@
         </w:tc>
       </w:tr>
     </w:tbl>
+    <w:p>
+      <w:pPr>
+        <w:pStyle w:val="Body A"/>
+        <w:widowControl w:val="0"/>
+        <w:spacing w:line="240" w:lineRule="auto"/>
+        <w:ind w:left="432" w:hanging="432"/>
+        <w:jc w:val="center"/>
+        <w:rPr>
+          <w:rFonts w:ascii="Helvetica Neue" w:cs="Helvetica Neue" w:hAnsi="Helvetica Neue" w:eastAsia="Helvetica Neue"/>
+          <w:b w:val="1"/>
+          <w:bCs w:val="1"/>
+          <w:sz w:val="20"/>
+          <w:szCs w:val="20"/>
+        </w:rPr>
+      </w:pPr>
+    </w:p>
     <w:p>
       <w:pPr>
         <w:pStyle w:val="Body A"/>
@@ -4081,7 +3930,7 @@
       <w:tblPr>
         <w:tblW w:w="8792" w:type="dxa"/>
         <w:jc w:val="center"/>
-        <w:tblInd w:w="432" w:type="dxa"/>
+        <w:tblInd w:w="540" w:type="dxa"/>
         <w:tblBorders>
           <w:top w:val="single" w:color="ffffff" w:sz="8" w:space="0" w:shadow="0" w:frame="0"/>
           <w:left w:val="single" w:color="ffffff" w:sz="8" w:space="0" w:shadow="0" w:frame="0"/>
@@ -4101,7 +3950,7 @@
           <w:shd w:val="clear" w:color="auto" w:fill="ced7e7"/>
         </w:tblPrEx>
         <w:trPr>
-          <w:trHeight w:val="314" w:hRule="atLeast"/>
+          <w:trHeight w:val="334" w:hRule="atLeast"/>
         </w:trPr>
         <w:tc>
           <w:tcPr>
@@ -4148,7 +3997,7 @@
           <w:shd w:val="clear" w:color="auto" w:fill="ced7e7"/>
         </w:tblPrEx>
         <w:trPr>
-          <w:trHeight w:val="3795" w:hRule="atLeast"/>
+          <w:trHeight w:val="3815" w:hRule="atLeast"/>
         </w:trPr>
         <w:tc>
           <w:tcPr>
@@ -4205,8 +4054,8 @@
                 <w:bCs w:val="1"/>
                 <w:sz w:val="20"/>
                 <w:szCs w:val="20"/>
-                <w:rtl w:val="0"/>
-                <w:lang w:val="en-US"/>
+                <w:shd w:val="nil" w:color="auto" w:fill="auto"/>
+                <w:rtl w:val="0"/>
               </w:rPr>
             </w:pPr>
             <w:r>
@@ -4221,6 +4070,38 @@
                 <w:lang w:val="en-US"/>
               </w:rPr>
               <w:t xml:space="preserve">ACTION ITEMS: </w:t>
+            </w:r>
+          </w:p>
+          <w:p>
+            <w:pPr>
+              <w:pStyle w:val="Body A"/>
+              <w:bidi w:val="0"/>
+              <w:spacing w:after="200" w:line="240" w:lineRule="auto"/>
+              <w:ind w:left="0" w:right="0" w:firstLine="0"/>
+              <w:jc w:val="both"/>
+              <w:rPr>
+                <w:rFonts w:ascii="Helvetica Neue" w:cs="Helvetica Neue" w:hAnsi="Helvetica Neue" w:eastAsia="Helvetica Neue"/>
+                <w:b w:val="1"/>
+                <w:bCs w:val="1"/>
+                <w:sz w:val="20"/>
+                <w:szCs w:val="20"/>
+                <w:shd w:val="nil" w:color="auto" w:fill="auto"/>
+                <w:rtl w:val="0"/>
+                <w:lang w:val="en-US"/>
+              </w:rPr>
+            </w:pPr>
+            <w:r>
+              <w:rPr>
+                <w:rFonts w:ascii="Helvetica Neue" w:hAnsi="Helvetica Neue"/>
+                <w:b w:val="1"/>
+                <w:bCs w:val="1"/>
+                <w:sz w:val="20"/>
+                <w:szCs w:val="20"/>
+                <w:shd w:val="nil" w:color="auto" w:fill="auto"/>
+                <w:rtl w:val="0"/>
+                <w:lang w:val="en-US"/>
+              </w:rPr>
+              <w:t>Placeholder</w:t>
             </w:r>
           </w:p>
           <w:p>
@@ -4251,6 +4132,22 @@
         </w:tc>
       </w:tr>
     </w:tbl>
+    <w:p>
+      <w:pPr>
+        <w:pStyle w:val="Body A"/>
+        <w:widowControl w:val="0"/>
+        <w:spacing w:line="240" w:lineRule="auto"/>
+        <w:ind w:left="432" w:hanging="432"/>
+        <w:jc w:val="center"/>
+        <w:rPr>
+          <w:rFonts w:ascii="Helvetica Neue" w:cs="Helvetica Neue" w:hAnsi="Helvetica Neue" w:eastAsia="Helvetica Neue"/>
+          <w:b w:val="1"/>
+          <w:bCs w:val="1"/>
+          <w:sz w:val="20"/>
+          <w:szCs w:val="20"/>
+        </w:rPr>
+      </w:pPr>
+    </w:p>
     <w:p>
       <w:pPr>
         <w:pStyle w:val="Body A"/>
@@ -4344,7 +4241,7 @@
       <w:tblPr>
         <w:tblW w:w="8792" w:type="dxa"/>
         <w:jc w:val="center"/>
-        <w:tblInd w:w="432" w:type="dxa"/>
+        <w:tblInd w:w="540" w:type="dxa"/>
         <w:tblBorders>
           <w:top w:val="single" w:color="ffffff" w:sz="8" w:space="0" w:shadow="0" w:frame="0"/>
           <w:left w:val="single" w:color="ffffff" w:sz="8" w:space="0" w:shadow="0" w:frame="0"/>
@@ -4364,7 +4261,7 @@
           <w:shd w:val="clear" w:color="auto" w:fill="ced7e7"/>
         </w:tblPrEx>
         <w:trPr>
-          <w:trHeight w:val="314" w:hRule="atLeast"/>
+          <w:trHeight w:val="334" w:hRule="atLeast"/>
         </w:trPr>
         <w:tc>
           <w:tcPr>
@@ -4411,7 +4308,7 @@
           <w:shd w:val="clear" w:color="auto" w:fill="ced7e7"/>
         </w:tblPrEx>
         <w:trPr>
-          <w:trHeight w:val="7436" w:hRule="atLeast"/>
+          <w:trHeight w:val="7456" w:hRule="atLeast"/>
         </w:trPr>
         <w:tc>
           <w:tcPr>
@@ -4456,69 +4353,7 @@
                 <w:rtl w:val="0"/>
                 <w:lang w:val="en-US"/>
               </w:rPr>
-              <w:t xml:space="preserve">You have </w:t>
-            </w:r>
-            <w:r>
-              <w:rPr>
-                <w:rFonts w:ascii="Helvetica Neue" w:hAnsi="Helvetica Neue"/>
-                <w:b w:val="0"/>
-                <w:bCs w:val="0"/>
-                <w:sz w:val="20"/>
-                <w:szCs w:val="20"/>
-                <w:shd w:val="nil" w:color="auto" w:fill="auto"/>
-                <w:rtl w:val="0"/>
-                <w:lang w:val="en-US"/>
-              </w:rPr>
-              <w:t>X</w:t>
-            </w:r>
-            <w:r>
-              <w:rPr>
-                <w:rFonts w:ascii="Helvetica Neue" w:hAnsi="Helvetica Neue"/>
-                <w:b w:val="0"/>
-                <w:bCs w:val="0"/>
-                <w:sz w:val="20"/>
-                <w:szCs w:val="20"/>
-                <w:shd w:val="nil" w:color="auto" w:fill="auto"/>
-                <w:rtl w:val="0"/>
-                <w:lang w:val="en-US"/>
-              </w:rPr>
-              <w:t xml:space="preserve"> brokerage accoun</w:t>
-            </w:r>
-            <w:r>
-              <w:rPr>
-                <w:rFonts w:ascii="Helvetica Neue" w:hAnsi="Helvetica Neue"/>
-                <w:b w:val="0"/>
-                <w:bCs w:val="0"/>
-                <w:sz w:val="20"/>
-                <w:szCs w:val="20"/>
-                <w:rtl w:val="0"/>
-                <w:lang w:val="en-US"/>
-              </w:rPr>
-              <w:t>ts</w:t>
-            </w:r>
-            <w:r>
-              <w:rPr>
-                <w:rFonts w:ascii="Helvetica Neue" w:hAnsi="Helvetica Neue"/>
-                <w:b w:val="0"/>
-                <w:bCs w:val="0"/>
-                <w:sz w:val="20"/>
-                <w:szCs w:val="20"/>
-                <w:rtl w:val="0"/>
-                <w:lang w:val="en-US"/>
-              </w:rPr>
-              <w:t xml:space="preserve">. </w:t>
-            </w:r>
-            <w:r>
-              <w:rPr>
-                <w:rFonts w:ascii="Helvetica Neue" w:hAnsi="Helvetica Neue"/>
-                <w:b w:val="0"/>
-                <w:bCs w:val="0"/>
-                <w:sz w:val="20"/>
-                <w:szCs w:val="20"/>
-                <w:rtl w:val="0"/>
-                <w:lang w:val="en-US"/>
-              </w:rPr>
-              <w:t xml:space="preserve">The aggregate portfolio is {47} stocks, {48} bonds, and {49} cash. Of the stocks, {50} are US stocks and {51} are international stocks. </w:t>
+              <w:t xml:space="preserve">You have X brokerage accounts. The aggregate portfolio is {47} stocks, {48} bonds, and {49} cash. Of the stocks, {50} are US stocks and {51} are international stocks. </w:t>
             </w:r>
           </w:p>
           <w:p>
@@ -4534,8 +4369,8 @@
                 <w:bCs w:val="1"/>
                 <w:sz w:val="20"/>
                 <w:szCs w:val="20"/>
-                <w:rtl w:val="0"/>
-                <w:lang w:val="en-US"/>
+                <w:shd w:val="nil" w:color="auto" w:fill="auto"/>
+                <w:rtl w:val="0"/>
               </w:rPr>
             </w:pPr>
             <w:r>
@@ -4550,6 +4385,38 @@
                 <w:lang w:val="en-US"/>
               </w:rPr>
               <w:t xml:space="preserve">ACTION ITEMS: </w:t>
+            </w:r>
+          </w:p>
+          <w:p>
+            <w:pPr>
+              <w:pStyle w:val="Body A"/>
+              <w:bidi w:val="0"/>
+              <w:spacing w:after="200" w:line="240" w:lineRule="auto"/>
+              <w:ind w:left="0" w:right="0" w:firstLine="0"/>
+              <w:jc w:val="both"/>
+              <w:rPr>
+                <w:rFonts w:ascii="Helvetica Neue" w:cs="Helvetica Neue" w:hAnsi="Helvetica Neue" w:eastAsia="Helvetica Neue"/>
+                <w:b w:val="1"/>
+                <w:bCs w:val="1"/>
+                <w:sz w:val="20"/>
+                <w:szCs w:val="20"/>
+                <w:shd w:val="nil" w:color="auto" w:fill="auto"/>
+                <w:rtl w:val="0"/>
+                <w:lang w:val="en-US"/>
+              </w:rPr>
+            </w:pPr>
+            <w:r>
+              <w:rPr>
+                <w:rFonts w:ascii="Helvetica Neue" w:hAnsi="Helvetica Neue"/>
+                <w:b w:val="1"/>
+                <w:bCs w:val="1"/>
+                <w:sz w:val="20"/>
+                <w:szCs w:val="20"/>
+                <w:shd w:val="nil" w:color="auto" w:fill="auto"/>
+                <w:rtl w:val="0"/>
+                <w:lang w:val="en-US"/>
+              </w:rPr>
+              <w:t>Placeholder</w:t>
             </w:r>
           </w:p>
           <w:p>
@@ -4580,6 +4447,22 @@
         </w:tc>
       </w:tr>
     </w:tbl>
+    <w:p>
+      <w:pPr>
+        <w:pStyle w:val="Body A"/>
+        <w:widowControl w:val="0"/>
+        <w:spacing w:line="240" w:lineRule="auto"/>
+        <w:ind w:left="432" w:hanging="432"/>
+        <w:jc w:val="center"/>
+        <w:rPr>
+          <w:rFonts w:ascii="Helvetica Neue" w:cs="Helvetica Neue" w:hAnsi="Helvetica Neue" w:eastAsia="Helvetica Neue"/>
+          <w:b w:val="1"/>
+          <w:bCs w:val="1"/>
+          <w:sz w:val="20"/>
+          <w:szCs w:val="20"/>
+        </w:rPr>
+      </w:pPr>
+    </w:p>
     <w:p>
       <w:pPr>
         <w:pStyle w:val="Body A"/>
@@ -4673,7 +4556,7 @@
       <w:tblPr>
         <w:tblW w:w="8792" w:type="dxa"/>
         <w:jc w:val="center"/>
-        <w:tblInd w:w="432" w:type="dxa"/>
+        <w:tblInd w:w="540" w:type="dxa"/>
         <w:tblBorders>
           <w:top w:val="single" w:color="ffffff" w:sz="8" w:space="0" w:shadow="0" w:frame="0"/>
           <w:left w:val="single" w:color="ffffff" w:sz="8" w:space="0" w:shadow="0" w:frame="0"/>
@@ -4693,7 +4576,7 @@
           <w:shd w:val="clear" w:color="auto" w:fill="ced7e7"/>
         </w:tblPrEx>
         <w:trPr>
-          <w:trHeight w:val="314" w:hRule="atLeast"/>
+          <w:trHeight w:val="334" w:hRule="atLeast"/>
         </w:trPr>
         <w:tc>
           <w:tcPr>
@@ -4741,7 +4624,7 @@
           <w:shd w:val="clear" w:color="auto" w:fill="ced7e7"/>
         </w:tblPrEx>
         <w:trPr>
-          <w:trHeight w:val="5140" w:hRule="atLeast"/>
+          <w:trHeight w:val="5160" w:hRule="atLeast"/>
         </w:trPr>
         <w:tc>
           <w:tcPr>
@@ -4770,7 +4653,7 @@
                 <w:rFonts w:ascii="Helvetica Neue" w:cs="Helvetica Neue" w:hAnsi="Helvetica Neue" w:eastAsia="Helvetica Neue"/>
                 <w:sz w:val="20"/>
                 <w:szCs w:val="20"/>
-                <w:lang w:val="en-US"/>
+                <w:shd w:val="nil" w:color="auto" w:fill="auto"/>
               </w:rPr>
             </w:pPr>
             <w:r>
@@ -4788,13 +4671,16 @@
           <w:p>
             <w:pPr>
               <w:pStyle w:val="Body A"/>
+              <w:bidi w:val="0"/>
               <w:spacing w:after="200"/>
-              <w:jc w:val="both"/>
-              <w:rPr>
-                <w:rFonts w:ascii="Helvetica Neue" w:cs="Helvetica Neue" w:hAnsi="Helvetica Neue" w:eastAsia="Helvetica Neue"/>
-                <w:sz w:val="20"/>
-                <w:szCs w:val="20"/>
-                <w:lang w:val="en-US"/>
+              <w:ind w:left="0" w:right="0" w:firstLine="0"/>
+              <w:jc w:val="both"/>
+              <w:rPr>
+                <w:rFonts w:ascii="Helvetica Neue" w:cs="Helvetica Neue" w:hAnsi="Helvetica Neue" w:eastAsia="Helvetica Neue"/>
+                <w:sz w:val="20"/>
+                <w:szCs w:val="20"/>
+                <w:shd w:val="nil" w:color="auto" w:fill="auto"/>
+                <w:rtl w:val="0"/>
               </w:rPr>
             </w:pPr>
             <w:r>
@@ -4812,13 +4698,16 @@
           <w:p>
             <w:pPr>
               <w:pStyle w:val="Body A"/>
+              <w:bidi w:val="0"/>
               <w:spacing w:after="200"/>
-              <w:jc w:val="both"/>
-              <w:rPr>
-                <w:rFonts w:ascii="Helvetica Neue" w:cs="Helvetica Neue" w:hAnsi="Helvetica Neue" w:eastAsia="Helvetica Neue"/>
-                <w:sz w:val="20"/>
-                <w:szCs w:val="20"/>
-                <w:lang w:val="en-US"/>
+              <w:ind w:left="0" w:right="0" w:firstLine="0"/>
+              <w:jc w:val="both"/>
+              <w:rPr>
+                <w:rFonts w:ascii="Helvetica Neue" w:cs="Helvetica Neue" w:hAnsi="Helvetica Neue" w:eastAsia="Helvetica Neue"/>
+                <w:sz w:val="20"/>
+                <w:szCs w:val="20"/>
+                <w:shd w:val="nil" w:color="auto" w:fill="auto"/>
+                <w:rtl w:val="0"/>
               </w:rPr>
             </w:pPr>
             <w:r>
@@ -4836,13 +4725,16 @@
           <w:p>
             <w:pPr>
               <w:pStyle w:val="Body A"/>
+              <w:bidi w:val="0"/>
               <w:spacing w:after="200"/>
-              <w:jc w:val="both"/>
-              <w:rPr>
-                <w:rFonts w:ascii="Helvetica Neue" w:cs="Helvetica Neue" w:hAnsi="Helvetica Neue" w:eastAsia="Helvetica Neue"/>
-                <w:sz w:val="20"/>
-                <w:szCs w:val="20"/>
-                <w:lang w:val="en-US"/>
+              <w:ind w:left="0" w:right="0" w:firstLine="0"/>
+              <w:jc w:val="both"/>
+              <w:rPr>
+                <w:rFonts w:ascii="Helvetica Neue" w:cs="Helvetica Neue" w:hAnsi="Helvetica Neue" w:eastAsia="Helvetica Neue"/>
+                <w:sz w:val="20"/>
+                <w:szCs w:val="20"/>
+                <w:shd w:val="nil" w:color="auto" w:fill="auto"/>
+                <w:rtl w:val="0"/>
               </w:rPr>
             </w:pPr>
             <w:r>
@@ -4860,13 +4752,16 @@
           <w:p>
             <w:pPr>
               <w:pStyle w:val="Body A"/>
+              <w:bidi w:val="0"/>
               <w:spacing w:after="200"/>
-              <w:jc w:val="both"/>
-              <w:rPr>
-                <w:rFonts w:ascii="Helvetica Neue" w:cs="Helvetica Neue" w:hAnsi="Helvetica Neue" w:eastAsia="Helvetica Neue"/>
-                <w:sz w:val="20"/>
-                <w:szCs w:val="20"/>
-                <w:lang w:val="en-US"/>
+              <w:ind w:left="0" w:right="0" w:firstLine="0"/>
+              <w:jc w:val="both"/>
+              <w:rPr>
+                <w:rFonts w:ascii="Helvetica Neue" w:cs="Helvetica Neue" w:hAnsi="Helvetica Neue" w:eastAsia="Helvetica Neue"/>
+                <w:sz w:val="20"/>
+                <w:szCs w:val="20"/>
+                <w:shd w:val="nil" w:color="auto" w:fill="auto"/>
+                <w:rtl w:val="0"/>
               </w:rPr>
             </w:pPr>
             <w:r>
@@ -4884,13 +4779,16 @@
           <w:p>
             <w:pPr>
               <w:pStyle w:val="Body A"/>
+              <w:bidi w:val="0"/>
               <w:spacing w:after="200"/>
-              <w:jc w:val="both"/>
-              <w:rPr>
-                <w:rFonts w:ascii="Helvetica Neue" w:cs="Helvetica Neue" w:hAnsi="Helvetica Neue" w:eastAsia="Helvetica Neue"/>
-                <w:sz w:val="20"/>
-                <w:szCs w:val="20"/>
-                <w:shd w:val="nil" w:color="auto" w:fill="auto"/>
+              <w:ind w:left="0" w:right="0" w:firstLine="0"/>
+              <w:jc w:val="both"/>
+              <w:rPr>
+                <w:rFonts w:ascii="Helvetica Neue" w:cs="Helvetica Neue" w:hAnsi="Helvetica Neue" w:eastAsia="Helvetica Neue"/>
+                <w:sz w:val="20"/>
+                <w:szCs w:val="20"/>
+                <w:shd w:val="nil" w:color="auto" w:fill="auto"/>
+                <w:rtl w:val="0"/>
               </w:rPr>
             </w:pPr>
             <w:r>
@@ -4918,8 +4816,8 @@
                 <w:bCs w:val="1"/>
                 <w:sz w:val="20"/>
                 <w:szCs w:val="20"/>
-                <w:rtl w:val="0"/>
-                <w:lang w:val="en-US"/>
+                <w:shd w:val="nil" w:color="auto" w:fill="auto"/>
+                <w:rtl w:val="0"/>
               </w:rPr>
             </w:pPr>
             <w:r>
@@ -4949,8 +4847,8 @@
                 <w:bCs w:val="1"/>
                 <w:sz w:val="20"/>
                 <w:szCs w:val="20"/>
-                <w:rtl w:val="0"/>
-                <w:lang w:val="en-US"/>
+                <w:shd w:val="nil" w:color="auto" w:fill="auto"/>
+                <w:rtl w:val="0"/>
               </w:rPr>
             </w:pPr>
             <w:r>
@@ -4980,8 +4878,8 @@
                 <w:bCs w:val="1"/>
                 <w:sz w:val="20"/>
                 <w:szCs w:val="20"/>
-                <w:rtl w:val="0"/>
-                <w:lang w:val="en-US"/>
+                <w:shd w:val="nil" w:color="auto" w:fill="auto"/>
+                <w:rtl w:val="0"/>
               </w:rPr>
             </w:pPr>
             <w:r>
@@ -5012,8 +4910,8 @@
                 <w:bCs w:val="1"/>
                 <w:sz w:val="20"/>
                 <w:szCs w:val="20"/>
-                <w:rtl w:val="0"/>
-                <w:lang w:val="en-US"/>
+                <w:shd w:val="nil" w:color="auto" w:fill="auto"/>
+                <w:rtl w:val="0"/>
               </w:rPr>
             </w:pPr>
             <w:r>
@@ -5173,6 +5071,23 @@
         <w:pStyle w:val="Body A"/>
         <w:widowControl w:val="0"/>
         <w:spacing w:line="240" w:lineRule="auto"/>
+        <w:ind w:left="432" w:hanging="432"/>
+        <w:jc w:val="center"/>
+        <w:rPr>
+          <w:rStyle w:val="None"/>
+          <w:rFonts w:ascii="Helvetica Neue" w:cs="Helvetica Neue" w:hAnsi="Helvetica Neue" w:eastAsia="Helvetica Neue"/>
+          <w:b w:val="1"/>
+          <w:bCs w:val="1"/>
+          <w:sz w:val="20"/>
+          <w:szCs w:val="20"/>
+        </w:rPr>
+      </w:pPr>
+    </w:p>
+    <w:p>
+      <w:pPr>
+        <w:pStyle w:val="Body A"/>
+        <w:widowControl w:val="0"/>
+        <w:spacing w:line="240" w:lineRule="auto"/>
         <w:ind w:left="324" w:hanging="324"/>
         <w:jc w:val="center"/>
         <w:rPr>
@@ -5267,7 +5182,7 @@
       <w:tblPr>
         <w:tblW w:w="8792" w:type="dxa"/>
         <w:jc w:val="center"/>
-        <w:tblInd w:w="432" w:type="dxa"/>
+        <w:tblInd w:w="540" w:type="dxa"/>
         <w:tblBorders>
           <w:top w:val="single" w:color="ffffff" w:sz="8" w:space="0" w:shadow="0" w:frame="0"/>
           <w:left w:val="single" w:color="ffffff" w:sz="8" w:space="0" w:shadow="0" w:frame="0"/>
@@ -5287,7 +5202,7 @@
           <w:shd w:val="clear" w:color="auto" w:fill="ced7e7"/>
         </w:tblPrEx>
         <w:trPr>
-          <w:trHeight w:val="314" w:hRule="atLeast"/>
+          <w:trHeight w:val="334" w:hRule="atLeast"/>
         </w:trPr>
         <w:tc>
           <w:tcPr>
@@ -5336,7 +5251,7 @@
           <w:shd w:val="clear" w:color="auto" w:fill="ced7e7"/>
         </w:tblPrEx>
         <w:trPr>
-          <w:trHeight w:val="1980" w:hRule="atLeast"/>
+          <w:trHeight w:val="2000" w:hRule="atLeast"/>
         </w:trPr>
         <w:tc>
           <w:tcPr>
@@ -5429,8 +5344,8 @@
                 <w:bCs w:val="1"/>
                 <w:sz w:val="20"/>
                 <w:szCs w:val="20"/>
-                <w:rtl w:val="0"/>
-                <w:lang w:val="en-US"/>
+                <w:shd w:val="nil" w:color="auto" w:fill="auto"/>
+                <w:rtl w:val="0"/>
               </w:rPr>
             </w:pPr>
             <w:r>
@@ -5477,6 +5392,23 @@
         </w:tc>
       </w:tr>
     </w:tbl>
+    <w:p>
+      <w:pPr>
+        <w:pStyle w:val="Body A"/>
+        <w:widowControl w:val="0"/>
+        <w:spacing w:line="240" w:lineRule="auto"/>
+        <w:ind w:left="432" w:hanging="432"/>
+        <w:jc w:val="center"/>
+        <w:rPr>
+          <w:rStyle w:val="None"/>
+          <w:rFonts w:ascii="Helvetica Neue" w:cs="Helvetica Neue" w:hAnsi="Helvetica Neue" w:eastAsia="Helvetica Neue"/>
+          <w:b w:val="1"/>
+          <w:bCs w:val="1"/>
+          <w:sz w:val="20"/>
+          <w:szCs w:val="20"/>
+        </w:rPr>
+      </w:pPr>
+    </w:p>
     <w:p>
       <w:pPr>
         <w:pStyle w:val="Body A"/>
@@ -5981,7 +5913,7 @@
               <wp:positionV relativeFrom="page">
                 <wp:posOffset>231140</wp:posOffset>
               </wp:positionV>
-              <wp:extent cx="1700785" cy="1024131"/>
+              <wp:extent cx="1700787" cy="1024133"/>
               <wp:effectExtent l="0" t="0" r="0" b="0"/>
               <wp:wrapNone/>
               <wp:docPr id="1073741828" name="officeArt object" descr="Group 159"/>
@@ -5993,9 +5925,9 @@
                     <wpg:grpSpPr>
                       <a:xfrm>
                         <a:off x="0" y="0"/>
-                        <a:ext cx="1700785" cy="1024131"/>
-                        <a:chOff x="0" y="0"/>
-                        <a:chExt cx="1700784" cy="1024130"/>
+                        <a:ext cx="1700787" cy="1024133"/>
+                        <a:chOff x="0" y="-1"/>
+                        <a:chExt cx="1700786" cy="1024132"/>
                       </a:xfrm>
                     </wpg:grpSpPr>
                     <wps:wsp>
@@ -6004,7 +5936,7 @@
                       <wps:spPr>
                         <a:xfrm>
                           <a:off x="0" y="-1"/>
-                          <a:ext cx="1700785" cy="1024132"/>
+                          <a:ext cx="1700785" cy="1024133"/>
                         </a:xfrm>
                         <a:prstGeom prst="rect">
                           <a:avLst/>
@@ -6027,8 +5959,8 @@
                       <wps:cNvSpPr/>
                       <wps:spPr>
                         <a:xfrm>
-                          <a:off x="228598" y="-1"/>
-                          <a:ext cx="1463045" cy="1014989"/>
+                          <a:off x="228598" y="-2"/>
+                          <a:ext cx="1463046" cy="1014991"/>
                         </a:xfrm>
                         <a:custGeom>
                           <a:avLst/>
@@ -6087,7 +6019,7 @@
                       <wps:spPr>
                         <a:xfrm>
                           <a:off x="228599" y="-1"/>
-                          <a:ext cx="1472187" cy="1024132"/>
+                          <a:ext cx="1472188" cy="1024133"/>
                         </a:xfrm>
                         <a:prstGeom prst="rect">
                           <a:avLst/>
@@ -6115,17 +6047,17 @@
         </mc:Choice>
         <mc:Fallback>
           <w:pict>
-            <v:group id="_x0000_s1026" style="visibility:visible;position:absolute;margin-left:0.0pt;margin-top:18.2pt;width:133.9pt;height:80.6pt;z-index:-251658240;mso-position-horizontal:absolute;mso-position-horizontal-relative:page;mso-position-vertical:absolute;mso-position-vertical-relative:page;mso-wrap-distance-left:12.0pt;mso-wrap-distance-top:12.0pt;mso-wrap-distance-right:12.0pt;mso-wrap-distance-bottom:12.0pt;" coordorigin="0,0" coordsize="1700785,1024131">
+            <v:group id="_x0000_s1026" style="visibility:visible;position:absolute;margin-left:0.0pt;margin-top:18.2pt;width:133.9pt;height:80.6pt;z-index:-251658240;mso-position-horizontal:absolute;mso-position-horizontal-relative:page;mso-position-vertical:absolute;mso-position-vertical-relative:page;mso-wrap-distance-left:12.0pt;mso-wrap-distance-top:12.0pt;mso-wrap-distance-right:12.0pt;mso-wrap-distance-bottom:12.0pt;" coordorigin="0,-1" coordsize="1700786,1024132">
               <w10:wrap type="none" side="bothSides" anchorx="page" anchory="page"/>
-              <v:rect id="_x0000_s1027" style="position:absolute;left:0;top:0;width:1700785;height:1024131;">
+              <v:rect id="_x0000_s1027" style="position:absolute;left:0;top:-1;width:1700785;height:1024132;">
                 <v:fill color="#FFFFFF" opacity="0.0%" type="solid"/>
                 <v:stroke on="f" weight="1.0pt" dashstyle="solid" endcap="flat" miterlimit="400.0%" joinstyle="miter" linestyle="single" startarrow="none" startarrowwidth="medium" startarrowlength="medium" endarrow="none" endarrowwidth="medium" endarrowlength="medium"/>
               </v:rect>
-              <v:shape id="_x0000_s1028" style="position:absolute;left:228599;top:0;width:1463044;height:1014987;" coordorigin="0,0" coordsize="21600,21600" path="M 0,0 L 21600,0 L 13443,8012 L 0,21600 L 0,0 X E">
+              <v:shape id="_x0000_s1028" style="position:absolute;left:228598;top:-1;width:1463046;height:1014990;" coordorigin="0,0" coordsize="21600,21600" path="M 0,0 L 21600,0 L 13443,8012 L 0,21600 L 0,0 X E">
                 <v:fill color="#4F81BD" opacity="100.0%" type="solid"/>
                 <v:stroke on="f" weight="1.0pt" dashstyle="solid" endcap="flat" miterlimit="400.0%" joinstyle="miter" linestyle="single" startarrow="none" startarrowwidth="medium" startarrowlength="medium" endarrow="none" endarrowwidth="medium" endarrowlength="medium"/>
               </v:shape>
-              <v:rect id="_x0000_s1029" style="position:absolute;left:228600;top:0;width:1472185;height:1024131;">
+              <v:rect id="_x0000_s1029" style="position:absolute;left:228599;top:-1;width:1472187;height:1024132;">
                 <v:fill r:id="rId1" o:title="image1.png" rotate="t" type="frame"/>
                 <v:stroke on="f" weight="1.0pt" dashstyle="solid" endcap="flat" miterlimit="400.0%" joinstyle="miter" linestyle="single" startarrow="none" startarrowwidth="medium" startarrowlength="medium" endarrow="none" endarrowwidth="medium" endarrowlength="medium"/>
               </v:rect>

--- a/templates/templateFile.docx
+++ b/templates/templateFile.docx
@@ -95,7 +95,7 @@
       <w:tblPr>
         <w:tblW w:w="8792" w:type="dxa"/>
         <w:jc w:val="center"/>
-        <w:tblInd w:w="540" w:type="dxa"/>
+        <w:tblInd w:w="648" w:type="dxa"/>
         <w:tblBorders>
           <w:top w:val="single" w:color="ffffff" w:sz="8" w:space="0" w:shadow="0" w:frame="0"/>
           <w:left w:val="single" w:color="ffffff" w:sz="8" w:space="0" w:shadow="0" w:frame="0"/>
@@ -115,7 +115,7 @@
           <w:shd w:val="clear" w:color="auto" w:fill="ced7e7"/>
         </w:tblPrEx>
         <w:trPr>
-          <w:trHeight w:val="334" w:hRule="atLeast"/>
+          <w:trHeight w:val="354" w:hRule="atLeast"/>
         </w:trPr>
         <w:tc>
           <w:tcPr>
@@ -163,7 +163,7 @@
           <w:shd w:val="clear" w:color="auto" w:fill="ced7e7"/>
         </w:tblPrEx>
         <w:trPr>
-          <w:trHeight w:val="3454" w:hRule="atLeast"/>
+          <w:trHeight w:val="3474" w:hRule="atLeast"/>
         </w:trPr>
         <w:tc>
           <w:tcPr>
@@ -533,6 +533,22 @@
         <w:pStyle w:val="Body A"/>
         <w:widowControl w:val="0"/>
         <w:spacing w:line="240" w:lineRule="auto"/>
+        <w:ind w:left="540" w:hanging="540"/>
+        <w:jc w:val="center"/>
+        <w:rPr>
+          <w:rFonts w:ascii="Helvetica Neue" w:cs="Helvetica Neue" w:hAnsi="Helvetica Neue" w:eastAsia="Helvetica Neue"/>
+          <w:b w:val="1"/>
+          <w:bCs w:val="1"/>
+          <w:sz w:val="20"/>
+          <w:szCs w:val="20"/>
+        </w:rPr>
+      </w:pPr>
+    </w:p>
+    <w:p>
+      <w:pPr>
+        <w:pStyle w:val="Body A"/>
+        <w:widowControl w:val="0"/>
+        <w:spacing w:line="240" w:lineRule="auto"/>
         <w:ind w:left="432" w:hanging="432"/>
         <w:jc w:val="center"/>
         <w:rPr>
@@ -637,7 +653,7 @@
       <w:tblPr>
         <w:tblW w:w="8800" w:type="dxa"/>
         <w:jc w:val="center"/>
-        <w:tblInd w:w="540" w:type="dxa"/>
+        <w:tblInd w:w="648" w:type="dxa"/>
         <w:tblBorders>
           <w:top w:val="single" w:color="ffffff" w:sz="8" w:space="0" w:shadow="0" w:frame="0"/>
           <w:left w:val="single" w:color="ffffff" w:sz="8" w:space="0" w:shadow="0" w:frame="0"/>
@@ -657,7 +673,7 @@
           <w:shd w:val="clear" w:color="auto" w:fill="ced7e7"/>
         </w:tblPrEx>
         <w:trPr>
-          <w:trHeight w:val="334" w:hRule="atLeast"/>
+          <w:trHeight w:val="354" w:hRule="atLeast"/>
         </w:trPr>
         <w:tc>
           <w:tcPr>
@@ -705,7 +721,7 @@
           <w:shd w:val="clear" w:color="auto" w:fill="ced7e7"/>
         </w:tblPrEx>
         <w:trPr>
-          <w:trHeight w:val="10278" w:hRule="atLeast"/>
+          <w:trHeight w:val="10298" w:hRule="atLeast"/>
         </w:trPr>
         <w:tc>
           <w:tcPr>
@@ -1426,33 +1442,7 @@
                 <w:rtl w:val="0"/>
                 <w:lang w:val="en-US"/>
               </w:rPr>
-              <w:t xml:space="preserve">Target annual </w:t>
-            </w:r>
-            <w:r>
-              <w:rPr>
-                <w:rFonts w:ascii="Helvetica Neue" w:hAnsi="Helvetica Neue"/>
-                <w:b w:val="1"/>
-                <w:bCs w:val="1"/>
-                <w:sz w:val="20"/>
-                <w:szCs w:val="20"/>
-                <w:shd w:val="nil" w:color="auto" w:fill="auto"/>
-                <w:rtl w:val="0"/>
-                <w:lang w:val="en-US"/>
-              </w:rPr>
-              <w:t>t</w:t>
-            </w:r>
-            <w:r>
-              <w:rPr>
-                <w:rFonts w:ascii="Helvetica Neue" w:hAnsi="Helvetica Neue"/>
-                <w:b w:val="1"/>
-                <w:bCs w:val="1"/>
-                <w:sz w:val="20"/>
-                <w:szCs w:val="20"/>
-                <w:shd w:val="nil" w:color="auto" w:fill="auto"/>
-                <w:rtl w:val="0"/>
-                <w:lang w:val="en-US"/>
-              </w:rPr>
-              <w:t>ravel ~{17}/year.</w:t>
+              <w:t>Target annual travel ~{17}/year.</w:t>
             </w:r>
           </w:p>
           <w:p>
@@ -1508,85 +1498,7 @@
                 <w:rtl w:val="0"/>
                 <w:lang w:val="en-US"/>
               </w:rPr>
-              <w:t xml:space="preserve">Target </w:t>
-            </w:r>
-            <w:r>
-              <w:rPr>
-                <w:rFonts w:ascii="Helvetica Neue" w:hAnsi="Helvetica Neue"/>
-                <w:b w:val="1"/>
-                <w:bCs w:val="1"/>
-                <w:sz w:val="20"/>
-                <w:szCs w:val="20"/>
-                <w:shd w:val="nil" w:color="auto" w:fill="auto"/>
-                <w:rtl w:val="0"/>
-                <w:lang w:val="en-US"/>
-              </w:rPr>
-              <w:t>h</w:t>
-            </w:r>
-            <w:r>
-              <w:rPr>
-                <w:rFonts w:ascii="Helvetica Neue" w:hAnsi="Helvetica Neue"/>
-                <w:b w:val="1"/>
-                <w:bCs w:val="1"/>
-                <w:sz w:val="20"/>
-                <w:szCs w:val="20"/>
-                <w:shd w:val="nil" w:color="auto" w:fill="auto"/>
-                <w:rtl w:val="0"/>
-                <w:lang w:val="en-US"/>
-              </w:rPr>
-              <w:t>ealth/</w:t>
-            </w:r>
-            <w:r>
-              <w:rPr>
-                <w:rFonts w:ascii="Helvetica Neue" w:hAnsi="Helvetica Neue"/>
-                <w:b w:val="1"/>
-                <w:bCs w:val="1"/>
-                <w:sz w:val="20"/>
-                <w:szCs w:val="20"/>
-                <w:shd w:val="nil" w:color="auto" w:fill="auto"/>
-                <w:rtl w:val="0"/>
-                <w:lang w:val="en-US"/>
-              </w:rPr>
-              <w:t>p</w:t>
-            </w:r>
-            <w:r>
-              <w:rPr>
-                <w:rFonts w:ascii="Helvetica Neue" w:hAnsi="Helvetica Neue"/>
-                <w:b w:val="1"/>
-                <w:bCs w:val="1"/>
-                <w:sz w:val="20"/>
-                <w:szCs w:val="20"/>
-                <w:shd w:val="nil" w:color="auto" w:fill="auto"/>
-                <w:rtl w:val="0"/>
-                <w:lang w:val="en-US"/>
-              </w:rPr>
-              <w:t xml:space="preserve">ersonal </w:t>
-            </w:r>
-            <w:r>
-              <w:rPr>
-                <w:rFonts w:ascii="Helvetica Neue" w:hAnsi="Helvetica Neue"/>
-                <w:b w:val="1"/>
-                <w:bCs w:val="1"/>
-                <w:sz w:val="20"/>
-                <w:szCs w:val="20"/>
-                <w:shd w:val="nil" w:color="auto" w:fill="auto"/>
-                <w:rtl w:val="0"/>
-                <w:lang w:val="en-US"/>
-              </w:rPr>
-              <w:t>c</w:t>
-            </w:r>
-            <w:r>
-              <w:rPr>
-                <w:rFonts w:ascii="Helvetica Neue" w:hAnsi="Helvetica Neue"/>
-                <w:b w:val="1"/>
-                <w:bCs w:val="1"/>
-                <w:sz w:val="20"/>
-                <w:szCs w:val="20"/>
-                <w:shd w:val="nil" w:color="auto" w:fill="auto"/>
-                <w:rtl w:val="0"/>
-                <w:lang w:val="en-US"/>
-              </w:rPr>
-              <w:t>are ~{19}/month.</w:t>
+              <w:t>Target health/personal care ~{19}/month.</w:t>
             </w:r>
           </w:p>
         </w:tc>
@@ -1597,6 +1509,22 @@
         <w:pStyle w:val="Body A"/>
         <w:widowControl w:val="0"/>
         <w:spacing w:line="240" w:lineRule="auto"/>
+        <w:ind w:left="540" w:hanging="540"/>
+        <w:jc w:val="center"/>
+        <w:rPr>
+          <w:rFonts w:ascii="Helvetica Neue" w:cs="Helvetica Neue" w:hAnsi="Helvetica Neue" w:eastAsia="Helvetica Neue"/>
+          <w:b w:val="1"/>
+          <w:bCs w:val="1"/>
+          <w:sz w:val="20"/>
+          <w:szCs w:val="20"/>
+        </w:rPr>
+      </w:pPr>
+    </w:p>
+    <w:p>
+      <w:pPr>
+        <w:pStyle w:val="Body A"/>
+        <w:widowControl w:val="0"/>
+        <w:spacing w:line="240" w:lineRule="auto"/>
         <w:ind w:left="432" w:hanging="432"/>
         <w:jc w:val="center"/>
         <w:rPr>
@@ -1701,7 +1629,7 @@
       <w:tblPr>
         <w:tblW w:w="8792" w:type="dxa"/>
         <w:jc w:val="center"/>
-        <w:tblInd w:w="540" w:type="dxa"/>
+        <w:tblInd w:w="648" w:type="dxa"/>
         <w:tblBorders>
           <w:top w:val="single" w:color="ffffff" w:sz="8" w:space="0" w:shadow="0" w:frame="0"/>
           <w:left w:val="single" w:color="ffffff" w:sz="8" w:space="0" w:shadow="0" w:frame="0"/>
@@ -1721,7 +1649,7 @@
           <w:shd w:val="clear" w:color="auto" w:fill="ced7e7"/>
         </w:tblPrEx>
         <w:trPr>
-          <w:trHeight w:val="334" w:hRule="atLeast"/>
+          <w:trHeight w:val="354" w:hRule="atLeast"/>
         </w:trPr>
         <w:tc>
           <w:tcPr>
@@ -1768,7 +1696,7 @@
           <w:shd w:val="clear" w:color="auto" w:fill="ced7e7"/>
         </w:tblPrEx>
         <w:trPr>
-          <w:trHeight w:val="4614" w:hRule="atLeast"/>
+          <w:trHeight w:val="4634" w:hRule="atLeast"/>
         </w:trPr>
         <w:tc>
           <w:tcPr>
@@ -2053,6 +1981,22 @@
         <w:pStyle w:val="Body A"/>
         <w:widowControl w:val="0"/>
         <w:spacing w:line="240" w:lineRule="auto"/>
+        <w:ind w:left="540" w:hanging="540"/>
+        <w:jc w:val="center"/>
+        <w:rPr>
+          <w:rFonts w:ascii="Helvetica Neue" w:cs="Helvetica Neue" w:hAnsi="Helvetica Neue" w:eastAsia="Helvetica Neue"/>
+          <w:b w:val="1"/>
+          <w:bCs w:val="1"/>
+          <w:sz w:val="20"/>
+          <w:szCs w:val="20"/>
+        </w:rPr>
+      </w:pPr>
+    </w:p>
+    <w:p>
+      <w:pPr>
+        <w:pStyle w:val="Body A"/>
+        <w:widowControl w:val="0"/>
+        <w:spacing w:line="240" w:lineRule="auto"/>
         <w:ind w:left="432" w:hanging="432"/>
         <w:jc w:val="center"/>
         <w:rPr>
@@ -2159,7 +2103,7 @@
       <w:tblPr>
         <w:tblW w:w="8792" w:type="dxa"/>
         <w:jc w:val="center"/>
-        <w:tblInd w:w="540" w:type="dxa"/>
+        <w:tblInd w:w="648" w:type="dxa"/>
         <w:tblBorders>
           <w:top w:val="single" w:color="ffffff" w:sz="8" w:space="0" w:shadow="0" w:frame="0"/>
           <w:left w:val="single" w:color="ffffff" w:sz="8" w:space="0" w:shadow="0" w:frame="0"/>
@@ -2179,7 +2123,7 @@
           <w:shd w:val="clear" w:color="auto" w:fill="ced7e7"/>
         </w:tblPrEx>
         <w:trPr>
-          <w:trHeight w:val="334" w:hRule="atLeast"/>
+          <w:trHeight w:val="354" w:hRule="atLeast"/>
         </w:trPr>
         <w:tc>
           <w:tcPr>
@@ -2226,7 +2170,7 @@
           <w:shd w:val="clear" w:color="auto" w:fill="ced7e7"/>
         </w:tblPrEx>
         <w:trPr>
-          <w:trHeight w:val="3054" w:hRule="atLeast"/>
+          <w:trHeight w:val="3074" w:hRule="atLeast"/>
         </w:trPr>
         <w:tc>
           <w:tcPr>
@@ -2392,6 +2336,22 @@
         <w:pStyle w:val="Body A"/>
         <w:widowControl w:val="0"/>
         <w:spacing w:line="240" w:lineRule="auto"/>
+        <w:ind w:left="540" w:hanging="540"/>
+        <w:jc w:val="center"/>
+        <w:rPr>
+          <w:rFonts w:ascii="Helvetica Neue" w:cs="Helvetica Neue" w:hAnsi="Helvetica Neue" w:eastAsia="Helvetica Neue"/>
+          <w:b w:val="1"/>
+          <w:bCs w:val="1"/>
+          <w:sz w:val="20"/>
+          <w:szCs w:val="20"/>
+        </w:rPr>
+      </w:pPr>
+    </w:p>
+    <w:p>
+      <w:pPr>
+        <w:pStyle w:val="Body A"/>
+        <w:widowControl w:val="0"/>
+        <w:spacing w:line="240" w:lineRule="auto"/>
         <w:ind w:left="432" w:hanging="432"/>
         <w:jc w:val="center"/>
         <w:rPr>
@@ -2496,7 +2456,7 @@
       <w:tblPr>
         <w:tblW w:w="8792" w:type="dxa"/>
         <w:jc w:val="center"/>
-        <w:tblInd w:w="540" w:type="dxa"/>
+        <w:tblInd w:w="648" w:type="dxa"/>
         <w:tblBorders>
           <w:top w:val="single" w:color="ffffff" w:sz="8" w:space="0" w:shadow="0" w:frame="0"/>
           <w:left w:val="single" w:color="ffffff" w:sz="8" w:space="0" w:shadow="0" w:frame="0"/>
@@ -2516,7 +2476,7 @@
           <w:shd w:val="clear" w:color="auto" w:fill="ced7e7"/>
         </w:tblPrEx>
         <w:trPr>
-          <w:trHeight w:val="334" w:hRule="atLeast"/>
+          <w:trHeight w:val="354" w:hRule="atLeast"/>
         </w:trPr>
         <w:tc>
           <w:tcPr>
@@ -2563,7 +2523,7 @@
           <w:shd w:val="clear" w:color="auto" w:fill="ced7e7"/>
         </w:tblPrEx>
         <w:trPr>
-          <w:trHeight w:val="4814" w:hRule="atLeast"/>
+          <w:trHeight w:val="4834" w:hRule="atLeast"/>
         </w:trPr>
         <w:tc>
           <w:tcPr>
@@ -2875,6 +2835,22 @@
         <w:pStyle w:val="Body A"/>
         <w:widowControl w:val="0"/>
         <w:spacing w:line="240" w:lineRule="auto"/>
+        <w:ind w:left="540" w:hanging="540"/>
+        <w:jc w:val="center"/>
+        <w:rPr>
+          <w:rFonts w:ascii="Helvetica Neue" w:cs="Helvetica Neue" w:hAnsi="Helvetica Neue" w:eastAsia="Helvetica Neue"/>
+          <w:b w:val="1"/>
+          <w:bCs w:val="1"/>
+          <w:sz w:val="20"/>
+          <w:szCs w:val="20"/>
+        </w:rPr>
+      </w:pPr>
+    </w:p>
+    <w:p>
+      <w:pPr>
+        <w:pStyle w:val="Body A"/>
+        <w:widowControl w:val="0"/>
+        <w:spacing w:line="240" w:lineRule="auto"/>
         <w:ind w:left="432" w:hanging="432"/>
         <w:jc w:val="center"/>
         <w:rPr>
@@ -2979,7 +2955,7 @@
       <w:tblPr>
         <w:tblW w:w="8792" w:type="dxa"/>
         <w:jc w:val="center"/>
-        <w:tblInd w:w="540" w:type="dxa"/>
+        <w:tblInd w:w="648" w:type="dxa"/>
         <w:tblBorders>
           <w:top w:val="single" w:color="ffffff" w:sz="8" w:space="0" w:shadow="0" w:frame="0"/>
           <w:left w:val="single" w:color="ffffff" w:sz="8" w:space="0" w:shadow="0" w:frame="0"/>
@@ -2999,7 +2975,7 @@
           <w:shd w:val="clear" w:color="auto" w:fill="ced7e7"/>
         </w:tblPrEx>
         <w:trPr>
-          <w:trHeight w:val="334" w:hRule="atLeast"/>
+          <w:trHeight w:val="354" w:hRule="atLeast"/>
         </w:trPr>
         <w:tc>
           <w:tcPr>
@@ -3047,7 +3023,7 @@
           <w:shd w:val="clear" w:color="auto" w:fill="ced7e7"/>
         </w:tblPrEx>
         <w:trPr>
-          <w:trHeight w:val="3014" w:hRule="atLeast"/>
+          <w:trHeight w:val="3034" w:hRule="atLeast"/>
         </w:trPr>
         <w:tc>
           <w:tcPr>
@@ -3258,6 +3234,22 @@
         <w:pStyle w:val="Body A"/>
         <w:widowControl w:val="0"/>
         <w:spacing w:line="240" w:lineRule="auto"/>
+        <w:ind w:left="540" w:hanging="540"/>
+        <w:jc w:val="center"/>
+        <w:rPr>
+          <w:rFonts w:ascii="Helvetica Neue" w:cs="Helvetica Neue" w:hAnsi="Helvetica Neue" w:eastAsia="Helvetica Neue"/>
+          <w:b w:val="1"/>
+          <w:bCs w:val="1"/>
+          <w:sz w:val="20"/>
+          <w:szCs w:val="20"/>
+        </w:rPr>
+      </w:pPr>
+    </w:p>
+    <w:p>
+      <w:pPr>
+        <w:pStyle w:val="Body A"/>
+        <w:widowControl w:val="0"/>
+        <w:spacing w:line="240" w:lineRule="auto"/>
         <w:ind w:left="432" w:hanging="432"/>
         <w:jc w:val="center"/>
         <w:rPr>
@@ -3362,7 +3354,7 @@
       <w:tblPr>
         <w:tblW w:w="8792" w:type="dxa"/>
         <w:jc w:val="center"/>
-        <w:tblInd w:w="540" w:type="dxa"/>
+        <w:tblInd w:w="648" w:type="dxa"/>
         <w:tblBorders>
           <w:top w:val="single" w:color="ffffff" w:sz="8" w:space="0" w:shadow="0" w:frame="0"/>
           <w:left w:val="single" w:color="ffffff" w:sz="8" w:space="0" w:shadow="0" w:frame="0"/>
@@ -3382,7 +3374,7 @@
           <w:shd w:val="clear" w:color="auto" w:fill="ced7e7"/>
         </w:tblPrEx>
         <w:trPr>
-          <w:trHeight w:val="334" w:hRule="atLeast"/>
+          <w:trHeight w:val="354" w:hRule="atLeast"/>
         </w:trPr>
         <w:tc>
           <w:tcPr>
@@ -3430,7 +3422,7 @@
           <w:shd w:val="clear" w:color="auto" w:fill="ced7e7"/>
         </w:tblPrEx>
         <w:trPr>
-          <w:trHeight w:val="4780" w:hRule="atLeast"/>
+          <w:trHeight w:val="4800" w:hRule="atLeast"/>
         </w:trPr>
         <w:tc>
           <w:tcPr>
@@ -3498,29 +3490,29 @@
                 <w:rtl w:val="0"/>
                 <w:lang w:val="en-US"/>
               </w:rPr>
-              <w:t>To be on track for retirement assuming</w:t>
-            </w:r>
-            <w:r>
-              <w:rPr>
-                <w:rFonts w:ascii="Helvetica Neue" w:hAnsi="Helvetica Neue"/>
-                <w:sz w:val="20"/>
-                <w:szCs w:val="20"/>
-                <w:shd w:val="nil" w:color="auto" w:fill="auto"/>
-                <w:rtl w:val="0"/>
-                <w:lang w:val="en-US"/>
-              </w:rPr>
-              <w:t xml:space="preserve"> you receive</w:t>
-            </w:r>
-            <w:r>
-              <w:rPr>
-                <w:rFonts w:ascii="Helvetica Neue" w:hAnsi="Helvetica Neue"/>
-                <w:sz w:val="20"/>
-                <w:szCs w:val="20"/>
-                <w:shd w:val="nil" w:color="auto" w:fill="auto"/>
-                <w:rtl w:val="0"/>
-                <w:lang w:val="en-US"/>
-              </w:rPr>
-              <w:t xml:space="preserve"> some social security, you need to save {37} per year. </w:t>
+              <w:t>To be on track for retirement</w:t>
+            </w:r>
+            <w:r>
+              <w:rPr>
+                <w:rFonts w:ascii="Helvetica Neue" w:hAnsi="Helvetica Neue"/>
+                <w:sz w:val="20"/>
+                <w:szCs w:val="20"/>
+                <w:shd w:val="nil" w:color="auto" w:fill="auto"/>
+                <w:rtl w:val="0"/>
+                <w:lang w:val="en-US"/>
+              </w:rPr>
+              <w:t>,</w:t>
+            </w:r>
+            <w:r>
+              <w:rPr>
+                <w:rFonts w:ascii="Helvetica Neue" w:hAnsi="Helvetica Neue"/>
+                <w:sz w:val="20"/>
+                <w:szCs w:val="20"/>
+                <w:shd w:val="nil" w:color="auto" w:fill="auto"/>
+                <w:rtl w:val="0"/>
+                <w:lang w:val="en-US"/>
+              </w:rPr>
+              <w:t xml:space="preserve"> assuming you receive some social security, you need to save {37} per year. </w:t>
             </w:r>
           </w:p>
           <w:p>
@@ -3826,6 +3818,22 @@
         <w:pStyle w:val="Body A"/>
         <w:widowControl w:val="0"/>
         <w:spacing w:line="240" w:lineRule="auto"/>
+        <w:ind w:left="540" w:hanging="540"/>
+        <w:jc w:val="center"/>
+        <w:rPr>
+          <w:rFonts w:ascii="Helvetica Neue" w:cs="Helvetica Neue" w:hAnsi="Helvetica Neue" w:eastAsia="Helvetica Neue"/>
+          <w:b w:val="1"/>
+          <w:bCs w:val="1"/>
+          <w:sz w:val="20"/>
+          <w:szCs w:val="20"/>
+        </w:rPr>
+      </w:pPr>
+    </w:p>
+    <w:p>
+      <w:pPr>
+        <w:pStyle w:val="Body A"/>
+        <w:widowControl w:val="0"/>
+        <w:spacing w:line="240" w:lineRule="auto"/>
         <w:ind w:left="432" w:hanging="432"/>
         <w:jc w:val="center"/>
         <w:rPr>
@@ -3930,7 +3938,7 @@
       <w:tblPr>
         <w:tblW w:w="8792" w:type="dxa"/>
         <w:jc w:val="center"/>
-        <w:tblInd w:w="540" w:type="dxa"/>
+        <w:tblInd w:w="648" w:type="dxa"/>
         <w:tblBorders>
           <w:top w:val="single" w:color="ffffff" w:sz="8" w:space="0" w:shadow="0" w:frame="0"/>
           <w:left w:val="single" w:color="ffffff" w:sz="8" w:space="0" w:shadow="0" w:frame="0"/>
@@ -3950,7 +3958,7 @@
           <w:shd w:val="clear" w:color="auto" w:fill="ced7e7"/>
         </w:tblPrEx>
         <w:trPr>
-          <w:trHeight w:val="334" w:hRule="atLeast"/>
+          <w:trHeight w:val="354" w:hRule="atLeast"/>
         </w:trPr>
         <w:tc>
           <w:tcPr>
@@ -3997,7 +4005,7 @@
           <w:shd w:val="clear" w:color="auto" w:fill="ced7e7"/>
         </w:tblPrEx>
         <w:trPr>
-          <w:trHeight w:val="3815" w:hRule="atLeast"/>
+          <w:trHeight w:val="3835" w:hRule="atLeast"/>
         </w:trPr>
         <w:tc>
           <w:tcPr>
@@ -4087,7 +4095,6 @@
                 <w:szCs w:val="20"/>
                 <w:shd w:val="nil" w:color="auto" w:fill="auto"/>
                 <w:rtl w:val="0"/>
-                <w:lang w:val="en-US"/>
               </w:rPr>
             </w:pPr>
             <w:r>
@@ -4137,6 +4144,22 @@
         <w:pStyle w:val="Body A"/>
         <w:widowControl w:val="0"/>
         <w:spacing w:line="240" w:lineRule="auto"/>
+        <w:ind w:left="540" w:hanging="540"/>
+        <w:jc w:val="center"/>
+        <w:rPr>
+          <w:rFonts w:ascii="Helvetica Neue" w:cs="Helvetica Neue" w:hAnsi="Helvetica Neue" w:eastAsia="Helvetica Neue"/>
+          <w:b w:val="1"/>
+          <w:bCs w:val="1"/>
+          <w:sz w:val="20"/>
+          <w:szCs w:val="20"/>
+        </w:rPr>
+      </w:pPr>
+    </w:p>
+    <w:p>
+      <w:pPr>
+        <w:pStyle w:val="Body A"/>
+        <w:widowControl w:val="0"/>
+        <w:spacing w:line="240" w:lineRule="auto"/>
         <w:ind w:left="432" w:hanging="432"/>
         <w:jc w:val="center"/>
         <w:rPr>
@@ -4241,7 +4264,7 @@
       <w:tblPr>
         <w:tblW w:w="8792" w:type="dxa"/>
         <w:jc w:val="center"/>
-        <w:tblInd w:w="540" w:type="dxa"/>
+        <w:tblInd w:w="648" w:type="dxa"/>
         <w:tblBorders>
           <w:top w:val="single" w:color="ffffff" w:sz="8" w:space="0" w:shadow="0" w:frame="0"/>
           <w:left w:val="single" w:color="ffffff" w:sz="8" w:space="0" w:shadow="0" w:frame="0"/>
@@ -4261,7 +4284,7 @@
           <w:shd w:val="clear" w:color="auto" w:fill="ced7e7"/>
         </w:tblPrEx>
         <w:trPr>
-          <w:trHeight w:val="334" w:hRule="atLeast"/>
+          <w:trHeight w:val="354" w:hRule="atLeast"/>
         </w:trPr>
         <w:tc>
           <w:tcPr>
@@ -4308,7 +4331,7 @@
           <w:shd w:val="clear" w:color="auto" w:fill="ced7e7"/>
         </w:tblPrEx>
         <w:trPr>
-          <w:trHeight w:val="7456" w:hRule="atLeast"/>
+          <w:trHeight w:val="7476" w:hRule="atLeast"/>
         </w:trPr>
         <w:tc>
           <w:tcPr>
@@ -4402,7 +4425,6 @@
                 <w:szCs w:val="20"/>
                 <w:shd w:val="nil" w:color="auto" w:fill="auto"/>
                 <w:rtl w:val="0"/>
-                <w:lang w:val="en-US"/>
               </w:rPr>
             </w:pPr>
             <w:r>
@@ -4452,6 +4474,22 @@
         <w:pStyle w:val="Body A"/>
         <w:widowControl w:val="0"/>
         <w:spacing w:line="240" w:lineRule="auto"/>
+        <w:ind w:left="540" w:hanging="540"/>
+        <w:jc w:val="center"/>
+        <w:rPr>
+          <w:rFonts w:ascii="Helvetica Neue" w:cs="Helvetica Neue" w:hAnsi="Helvetica Neue" w:eastAsia="Helvetica Neue"/>
+          <w:b w:val="1"/>
+          <w:bCs w:val="1"/>
+          <w:sz w:val="20"/>
+          <w:szCs w:val="20"/>
+        </w:rPr>
+      </w:pPr>
+    </w:p>
+    <w:p>
+      <w:pPr>
+        <w:pStyle w:val="Body A"/>
+        <w:widowControl w:val="0"/>
+        <w:spacing w:line="240" w:lineRule="auto"/>
         <w:ind w:left="432" w:hanging="432"/>
         <w:jc w:val="center"/>
         <w:rPr>
@@ -4556,7 +4594,7 @@
       <w:tblPr>
         <w:tblW w:w="8792" w:type="dxa"/>
         <w:jc w:val="center"/>
-        <w:tblInd w:w="540" w:type="dxa"/>
+        <w:tblInd w:w="648" w:type="dxa"/>
         <w:tblBorders>
           <w:top w:val="single" w:color="ffffff" w:sz="8" w:space="0" w:shadow="0" w:frame="0"/>
           <w:left w:val="single" w:color="ffffff" w:sz="8" w:space="0" w:shadow="0" w:frame="0"/>
@@ -4576,7 +4614,7 @@
           <w:shd w:val="clear" w:color="auto" w:fill="ced7e7"/>
         </w:tblPrEx>
         <w:trPr>
-          <w:trHeight w:val="334" w:hRule="atLeast"/>
+          <w:trHeight w:val="354" w:hRule="atLeast"/>
         </w:trPr>
         <w:tc>
           <w:tcPr>
@@ -4624,7 +4662,7 @@
           <w:shd w:val="clear" w:color="auto" w:fill="ced7e7"/>
         </w:tblPrEx>
         <w:trPr>
-          <w:trHeight w:val="5160" w:hRule="atLeast"/>
+          <w:trHeight w:val="5180" w:hRule="atLeast"/>
         </w:trPr>
         <w:tc>
           <w:tcPr>
@@ -5071,6 +5109,23 @@
         <w:pStyle w:val="Body A"/>
         <w:widowControl w:val="0"/>
         <w:spacing w:line="240" w:lineRule="auto"/>
+        <w:ind w:left="540" w:hanging="540"/>
+        <w:jc w:val="center"/>
+        <w:rPr>
+          <w:rStyle w:val="None"/>
+          <w:rFonts w:ascii="Helvetica Neue" w:cs="Helvetica Neue" w:hAnsi="Helvetica Neue" w:eastAsia="Helvetica Neue"/>
+          <w:b w:val="1"/>
+          <w:bCs w:val="1"/>
+          <w:sz w:val="20"/>
+          <w:szCs w:val="20"/>
+        </w:rPr>
+      </w:pPr>
+    </w:p>
+    <w:p>
+      <w:pPr>
+        <w:pStyle w:val="Body A"/>
+        <w:widowControl w:val="0"/>
+        <w:spacing w:line="240" w:lineRule="auto"/>
         <w:ind w:left="432" w:hanging="432"/>
         <w:jc w:val="center"/>
         <w:rPr>
@@ -5182,7 +5237,7 @@
       <w:tblPr>
         <w:tblW w:w="8792" w:type="dxa"/>
         <w:jc w:val="center"/>
-        <w:tblInd w:w="540" w:type="dxa"/>
+        <w:tblInd w:w="648" w:type="dxa"/>
         <w:tblBorders>
           <w:top w:val="single" w:color="ffffff" w:sz="8" w:space="0" w:shadow="0" w:frame="0"/>
           <w:left w:val="single" w:color="ffffff" w:sz="8" w:space="0" w:shadow="0" w:frame="0"/>
@@ -5202,7 +5257,7 @@
           <w:shd w:val="clear" w:color="auto" w:fill="ced7e7"/>
         </w:tblPrEx>
         <w:trPr>
-          <w:trHeight w:val="334" w:hRule="atLeast"/>
+          <w:trHeight w:val="354" w:hRule="atLeast"/>
         </w:trPr>
         <w:tc>
           <w:tcPr>
@@ -5251,7 +5306,7 @@
           <w:shd w:val="clear" w:color="auto" w:fill="ced7e7"/>
         </w:tblPrEx>
         <w:trPr>
-          <w:trHeight w:val="2000" w:hRule="atLeast"/>
+          <w:trHeight w:val="2020" w:hRule="atLeast"/>
         </w:trPr>
         <w:tc>
           <w:tcPr>
@@ -5392,6 +5447,23 @@
         </w:tc>
       </w:tr>
     </w:tbl>
+    <w:p>
+      <w:pPr>
+        <w:pStyle w:val="Body A"/>
+        <w:widowControl w:val="0"/>
+        <w:spacing w:line="240" w:lineRule="auto"/>
+        <w:ind w:left="540" w:hanging="540"/>
+        <w:jc w:val="center"/>
+        <w:rPr>
+          <w:rStyle w:val="None"/>
+          <w:rFonts w:ascii="Helvetica Neue" w:cs="Helvetica Neue" w:hAnsi="Helvetica Neue" w:eastAsia="Helvetica Neue"/>
+          <w:b w:val="1"/>
+          <w:bCs w:val="1"/>
+          <w:sz w:val="20"/>
+          <w:szCs w:val="20"/>
+        </w:rPr>
+      </w:pPr>
+    </w:p>
     <w:p>
       <w:pPr>
         <w:pStyle w:val="Body A"/>
@@ -5913,7 +5985,7 @@
               <wp:positionV relativeFrom="page">
                 <wp:posOffset>231140</wp:posOffset>
               </wp:positionV>
-              <wp:extent cx="1700787" cy="1024133"/>
+              <wp:extent cx="1700788" cy="1024135"/>
               <wp:effectExtent l="0" t="0" r="0" b="0"/>
               <wp:wrapNone/>
               <wp:docPr id="1073741828" name="officeArt object" descr="Group 159"/>
@@ -5925,9 +5997,9 @@
                     <wpg:grpSpPr>
                       <a:xfrm>
                         <a:off x="0" y="0"/>
-                        <a:ext cx="1700787" cy="1024133"/>
-                        <a:chOff x="0" y="-1"/>
-                        <a:chExt cx="1700786" cy="1024132"/>
+                        <a:ext cx="1700788" cy="1024135"/>
+                        <a:chOff x="0" y="0"/>
+                        <a:chExt cx="1700787" cy="1024134"/>
                       </a:xfrm>
                     </wpg:grpSpPr>
                     <wps:wsp>
@@ -5936,7 +6008,7 @@
                       <wps:spPr>
                         <a:xfrm>
                           <a:off x="0" y="-1"/>
-                          <a:ext cx="1700785" cy="1024133"/>
+                          <a:ext cx="1700786" cy="1024135"/>
                         </a:xfrm>
                         <a:prstGeom prst="rect">
                           <a:avLst/>
@@ -5959,8 +6031,8 @@
                       <wps:cNvSpPr/>
                       <wps:spPr>
                         <a:xfrm>
-                          <a:off x="228598" y="-2"/>
-                          <a:ext cx="1463046" cy="1014991"/>
+                          <a:off x="228598" y="-1"/>
+                          <a:ext cx="1463047" cy="1014992"/>
                         </a:xfrm>
                         <a:custGeom>
                           <a:avLst/>
@@ -6019,7 +6091,7 @@
                       <wps:spPr>
                         <a:xfrm>
                           <a:off x="228599" y="-1"/>
-                          <a:ext cx="1472188" cy="1024133"/>
+                          <a:ext cx="1472189" cy="1024135"/>
                         </a:xfrm>
                         <a:prstGeom prst="rect">
                           <a:avLst/>
@@ -6047,17 +6119,17 @@
         </mc:Choice>
         <mc:Fallback>
           <w:pict>
-            <v:group id="_x0000_s1026" style="visibility:visible;position:absolute;margin-left:0.0pt;margin-top:18.2pt;width:133.9pt;height:80.6pt;z-index:-251658240;mso-position-horizontal:absolute;mso-position-horizontal-relative:page;mso-position-vertical:absolute;mso-position-vertical-relative:page;mso-wrap-distance-left:12.0pt;mso-wrap-distance-top:12.0pt;mso-wrap-distance-right:12.0pt;mso-wrap-distance-bottom:12.0pt;" coordorigin="0,-1" coordsize="1700786,1024132">
+            <v:group id="_x0000_s1026" style="visibility:visible;position:absolute;margin-left:0.0pt;margin-top:18.2pt;width:133.9pt;height:80.6pt;z-index:-251658240;mso-position-horizontal:absolute;mso-position-horizontal-relative:page;mso-position-vertical:absolute;mso-position-vertical-relative:page;mso-wrap-distance-left:12.0pt;mso-wrap-distance-top:12.0pt;mso-wrap-distance-right:12.0pt;mso-wrap-distance-bottom:12.0pt;" coordorigin="0,-1" coordsize="1700787,1024135">
               <w10:wrap type="none" side="bothSides" anchorx="page" anchory="page"/>
-              <v:rect id="_x0000_s1027" style="position:absolute;left:0;top:-1;width:1700785;height:1024132;">
+              <v:rect id="_x0000_s1027" style="position:absolute;left:0;top:0;width:1700785;height:1024134;">
                 <v:fill color="#FFFFFF" opacity="0.0%" type="solid"/>
                 <v:stroke on="f" weight="1.0pt" dashstyle="solid" endcap="flat" miterlimit="400.0%" joinstyle="miter" linestyle="single" startarrow="none" startarrowwidth="medium" startarrowlength="medium" endarrow="none" endarrowwidth="medium" endarrowlength="medium"/>
               </v:rect>
-              <v:shape id="_x0000_s1028" style="position:absolute;left:228598;top:-1;width:1463046;height:1014990;" coordorigin="0,0" coordsize="21600,21600" path="M 0,0 L 21600,0 L 13443,8012 L 0,21600 L 0,0 X E">
+              <v:shape id="_x0000_s1028" style="position:absolute;left:228598;top:-1;width:1463047;height:1014992;" coordorigin="0,0" coordsize="21600,21600" path="M 0,0 L 21600,0 L 13443,8012 L 0,21600 L 0,0 X E">
                 <v:fill color="#4F81BD" opacity="100.0%" type="solid"/>
                 <v:stroke on="f" weight="1.0pt" dashstyle="solid" endcap="flat" miterlimit="400.0%" joinstyle="miter" linestyle="single" startarrow="none" startarrowwidth="medium" startarrowlength="medium" endarrow="none" endarrowwidth="medium" endarrowlength="medium"/>
               </v:shape>
-              <v:rect id="_x0000_s1029" style="position:absolute;left:228599;top:-1;width:1472187;height:1024132;">
+              <v:rect id="_x0000_s1029" style="position:absolute;left:228599;top:0;width:1472188;height:1024134;">
                 <v:fill r:id="rId1" o:title="image1.png" rotate="t" type="frame"/>
                 <v:stroke on="f" weight="1.0pt" dashstyle="solid" endcap="flat" miterlimit="400.0%" joinstyle="miter" linestyle="single" startarrow="none" startarrowwidth="medium" startarrowlength="medium" endarrow="none" endarrowwidth="medium" endarrowlength="medium"/>
               </v:rect>
@@ -6068,6 +6140,7 @@
     </w:r>
     <w:r>
       <w:rPr>
+        <w:rStyle w:val="None A"/>
         <w:rtl w:val="0"/>
         <w:lang w:val="en-US"/>
       </w:rPr>
@@ -6315,6 +6388,12 @@
           <w14:srgbClr w14:val="000000"/>
         </w14:solidFill>
       </w14:textFill>
+    </w:rPr>
+  </w:style>
+  <w:style w:type="character" w:styleId="None A">
+    <w:name w:val="None A"/>
+    <w:rPr>
+      <w:lang w:val="en-US"/>
     </w:rPr>
   </w:style>
   <w:style w:type="paragraph" w:styleId="Header &amp; Footer">
